--- a/L5Y-Cue-Bible.docx
+++ b/L5Y-Cue-Bible.docx
@@ -7341,7 +7341,7 @@
           <w:sz w:val="19"/>
           <w:szCs w:val="19"/>
         </w:rPr>
-        <w:t xml:space="preserve">HER phone, still. He forwards her his own train receipt — that is how she finds out he is going back tomorrow night.</w:t>
+        <w:t xml:space="preserve">Still in Facebook when the banner drops over the likes: Fwd from Jamie. She leaves Facebook, opens Mail — his forward sits on top, unread.</w:t>
       </w:r>
     </w:p>
     <w:p>
@@ -7375,6 +7375,32 @@
           <w:sz w:val="18"/>
           <w:szCs w:val="18"/>
         </w:rPr>
+        <w:t xml:space="preserve">NOTIFICATION — Mail · Jamie (now): </w:t>
+      </w:r>
+      <w:r>
+        <w:rPr>
+          <w:rFonts w:ascii="Courier New" w:cs="Courier New" w:eastAsia="Courier New" w:hAnsi="Courier New"/>
+          <w:color w:val="1a1d26"/>
+          <w:sz w:val="18"/>
+          <w:szCs w:val="18"/>
+        </w:rPr>
+        <w:t xml:space="preserve">“Fwd: Your eTicket — TOMORROW 7:15 PM”</w:t>
+      </w:r>
+    </w:p>
+    <w:p>
+      <w:pPr>
+        <w:spacing w:after="14"/>
+        <w:ind w:left="280"/>
+      </w:pPr>
+      <w:r>
+        <w:rPr>
+          <w:rFonts w:ascii="Courier New" w:cs="Courier New" w:eastAsia="Courier New" w:hAnsi="Courier New"/>
+          <w:b/>
+          <w:bCs/>
+          <w:color w:val="1a1d26"/>
+          <w:sz w:val="18"/>
+          <w:szCs w:val="18"/>
+        </w:rPr>
         <w:t xml:space="preserve">INBOX — loads whole, the instant the app opens: </w:t>
       </w:r>
       <w:r>
@@ -7410,6 +7436,32 @@
           <w:sz w:val="18"/>
           <w:szCs w:val="18"/>
         </w:rPr>
+        <w:t xml:space="preserve">Jamie ● — Fwd: Your eTicket — TOMORROW 7:15 PM — Amtrak: CLE → NYP · 1 passenger · J. Wellerstein (now)</w:t>
+      </w:r>
+    </w:p>
+    <w:p>
+      <w:pPr>
+        <w:spacing w:after="14"/>
+        <w:ind w:left="280"/>
+      </w:pPr>
+      <w:r>
+        <w:rPr>
+          <w:rFonts w:ascii="Courier New" w:cs="Courier New" w:eastAsia="Courier New" w:hAnsi="Courier New"/>
+          <w:b/>
+          <w:bCs/>
+          <w:color w:val="1a1d26"/>
+          <w:sz w:val="18"/>
+          <w:szCs w:val="18"/>
+        </w:rPr>
+        <w:t xml:space="preserve">   · </w:t>
+      </w:r>
+      <w:r>
+        <w:rPr>
+          <w:rFonts w:ascii="Courier New" w:cs="Courier New" w:eastAsia="Courier New" w:hAnsi="Courier New"/>
+          <w:color w:val="1a1d26"/>
+          <w:sz w:val="18"/>
+          <w:szCs w:val="18"/>
+        </w:rPr>
         <w:t xml:space="preserve">Summer Season (Ohio) — Week 6 — rehearsal schedule — Company call 10 AM · fittings after… (Yesterday)</w:t>
       </w:r>
     </w:p>
@@ -7545,32 +7597,6 @@
     </w:p>
     <w:p>
       <w:pPr>
-        <w:spacing w:after="14"/>
-        <w:ind w:left="280"/>
-      </w:pPr>
-      <w:r>
-        <w:rPr>
-          <w:rFonts w:ascii="Courier New" w:cs="Courier New" w:eastAsia="Courier New" w:hAnsi="Courier New"/>
-          <w:b/>
-          <w:bCs/>
-          <w:color w:val="1a1d26"/>
-          <w:sz w:val="18"/>
-          <w:szCs w:val="18"/>
-        </w:rPr>
-        <w:t xml:space="preserve">NEW MAIL — arrives live at the TOP of the inbox: </w:t>
-      </w:r>
-      <w:r>
-        <w:rPr>
-          <w:rFonts w:ascii="Courier New" w:cs="Courier New" w:eastAsia="Courier New" w:hAnsi="Courier New"/>
-          <w:color w:val="1a1d26"/>
-          <w:sz w:val="18"/>
-          <w:szCs w:val="18"/>
-        </w:rPr>
-        <w:t xml:space="preserve">Jamie ● — Fwd: Your eTicket — TOMORROW 7:15 PM — Amtrak: CLE → NYP · 1 passenger · J. Wellerstein (now)</w:t>
-      </w:r>
-    </w:p>
-    <w:p>
-      <w:pPr>
         <w:keepNext/>
         <w:spacing w:after="20" w:before="30"/>
       </w:pPr>
@@ -7598,7 +7624,7 @@
           <w:sz w:val="18"/>
           <w:szCs w:val="18"/>
         </w:rPr>
-        <w:t xml:space="preserve">UNLOCK — the lock slides up and away → home screen · sound: unlock swish</w:t>
+        <w:t xml:space="preserve">sound: receive ding</w:t>
       </w:r>
     </w:p>
     <w:p>
@@ -7633,21 +7659,6 @@
     </w:p>
     <w:p>
       <w:pPr>
-        <w:spacing w:after="14"/>
-        <w:ind w:left="280"/>
-      </w:pPr>
-      <w:r>
-        <w:rPr>
-          <w:rFonts w:ascii="Georgia" w:cs="Georgia" w:eastAsia="Georgia" w:hAnsi="Georgia"/>
-          <w:color w:val="3a3f4d"/>
-          <w:sz w:val="18"/>
-          <w:szCs w:val="18"/>
-        </w:rPr>
-        <w:t xml:space="preserve">sound: receive ding — the new row fades in above everything already there</w:t>
-      </w:r>
-    </w:p>
-    <w:p>
-      <w:pPr>
         <w:keepNext/>
         <w:spacing w:after="20" w:before="26"/>
       </w:pPr>
@@ -7675,7 +7686,7 @@
           <w:sz w:val="18"/>
           <w:szCs w:val="18"/>
         </w:rPr>
-        <w:t xml:space="preserve">unlock swish</w:t>
+        <w:t xml:space="preserve">notification tri-tone (soft)</w:t>
       </w:r>
     </w:p>
     <w:p>
@@ -7728,7 +7739,7 @@
           <w:sz w:val="18"/>
           <w:szCs w:val="18"/>
         </w:rPr>
-        <w:t xml:space="preserve">She finds out the way anyone finds out: a forwarded receipt. Fire on the blocking, not the score.</w:t>
+        <w:t xml:space="preserve">She finds out the way anyone finds out: a forwarded receipt over something happy. Fire on the blocking, not the score.</w:t>
       </w:r>
     </w:p>
     <w:p>
@@ -7852,7 +7863,7 @@
           <w:sz w:val="18"/>
           <w:szCs w:val="18"/>
         </w:rPr>
-        <w:t xml:space="preserve">2:41 · Tuesday, September 14</w:t>
+        <w:t xml:space="preserve">2:41 · Tuesday, September 14, 2021</w:t>
       </w:r>
     </w:p>
     <w:p>
@@ -12580,7 +12591,7 @@
           <w:sz w:val="18"/>
           <w:szCs w:val="18"/>
         </w:rPr>
-        <w:t xml:space="preserve">cut to Messages (instant)</w:t>
+        <w:t xml:space="preserve">OPENS Messages — closes the current app if one is open, a beat on the home screen, the thumb travels to the icon, presses, the app opens · sound: tap</w:t>
       </w:r>
     </w:p>
     <w:p>
@@ -13038,7 +13049,7 @@
           <w:sz w:val="19"/>
           <w:szCs w:val="19"/>
         </w:rPr>
-        <w:t xml:space="preserve">He posts the news.</w:t>
+        <w:t xml:space="preserve">He leaves Messages and posts the news.</w:t>
       </w:r>
     </w:p>
     <w:p>
@@ -13165,7 +13176,7 @@
           <w:sz w:val="18"/>
           <w:szCs w:val="18"/>
         </w:rPr>
-        <w:t xml:space="preserve">cut to Facebook (instant)</w:t>
+        <w:t xml:space="preserve">OPENS Facebook — closes the current app if one is open, a beat on the home screen, the thumb travels to the icon, presses, the app opens · sound: tap</w:t>
       </w:r>
     </w:p>
     <w:p>
@@ -14548,21 +14559,6 @@
     </w:p>
     <w:p>
       <w:pPr>
-        <w:spacing w:after="14"/>
-        <w:ind w:left="280"/>
-      </w:pPr>
-      <w:r>
-        <w:rPr>
-          <w:rFonts w:ascii="Georgia" w:cs="Georgia" w:eastAsia="Georgia" w:hAnsi="Georgia"/>
-          <w:color w:val="3a3f4d"/>
-          <w:sz w:val="18"/>
-          <w:szCs w:val="18"/>
-        </w:rPr>
-        <w:t xml:space="preserve">cut to Messages (instant)</w:t>
-      </w:r>
-    </w:p>
-    <w:p>
-      <w:pPr>
         <w:spacing w:after="14" w:before="30"/>
       </w:pPr>
       <w:r>
@@ -15488,7 +15484,7 @@
           <w:sz w:val="19"/>
           <w:szCs w:val="19"/>
         </w:rPr>
-        <w:t xml:space="preserve">A reader has photographed the dedication page.</w:t>
+        <w:t xml:space="preserve">Back to Facebook — a reader has photographed the dedication page.</w:t>
       </w:r>
     </w:p>
     <w:p>
@@ -15615,7 +15611,7 @@
           <w:sz w:val="18"/>
           <w:szCs w:val="18"/>
         </w:rPr>
-        <w:t xml:space="preserve">cut to Facebook (instant)</w:t>
+        <w:t xml:space="preserve">OPENS Facebook — closes the current app if one is open, a beat on the home screen, the thumb travels to the icon, presses, the app opens · sound: tap</w:t>
       </w:r>
     </w:p>
     <w:p>
@@ -20008,7 +20004,7 @@
           <w:sz w:val="19"/>
           <w:szCs w:val="19"/>
         </w:rPr>
-        <w:t xml:space="preserve">Her bookstore selfie — their last uncomplicated public exchange.</w:t>
+        <w:t xml:space="preserve">She opens Facebook — the bookstore selfie, their last uncomplicated public exchange.</w:t>
       </w:r>
     </w:p>
     <w:p>
@@ -20135,7 +20131,7 @@
           <w:sz w:val="18"/>
           <w:szCs w:val="18"/>
         </w:rPr>
-        <w:t xml:space="preserve">cut to Facebook (instant)</w:t>
+        <w:t xml:space="preserve">OPENS Facebook — closes the current app if one is open, a beat on the home screen, the thumb travels to the icon, presses, the app opens · sound: tap</w:t>
       </w:r>
     </w:p>
     <w:p>
@@ -20481,7 +20477,7 @@
           <w:sz w:val="18"/>
           <w:szCs w:val="18"/>
         </w:rPr>
-        <w:t xml:space="preserve">cut to Mail (instant)</w:t>
+        <w:t xml:space="preserve">OPENS Mail — closes the current app if one is open, a beat on the home screen, the thumb travels to the icon, presses, the app opens · sound: tap</w:t>
       </w:r>
     </w:p>
     <w:p>
@@ -20677,7 +20673,7 @@
           <w:sz w:val="18"/>
           <w:szCs w:val="18"/>
         </w:rPr>
-        <w:t xml:space="preserve">cut to Messages (instant)</w:t>
+        <w:t xml:space="preserve">OPENS Messages — closes the current app if one is open, a beat on the home screen, the thumb travels to the icon, presses, the app opens · sound: tap</w:t>
       </w:r>
     </w:p>
     <w:p>
@@ -24514,7 +24510,7 @@
           <w:sz w:val="19"/>
           <w:szCs w:val="19"/>
         </w:rPr>
-        <w:t xml:space="preserve">THE 10 PM RULE FROM MOVING TOO FAST, PIERCED — the same real Focus screen, now with one allowed person: R.H. EDITS.</w:t>
+        <w:t xml:space="preserve">THE 10 PM RULE FROM MOVING TOO FAST, PIERCED — he opens Settings himself: the same real Focus screen, now with one allowed person: R.H. EDITS.</w:t>
       </w:r>
     </w:p>
     <w:p>
@@ -24641,7 +24637,7 @@
           <w:sz w:val="18"/>
           <w:szCs w:val="18"/>
         </w:rPr>
-        <w:t xml:space="preserve">cut to settings2 (instant)</w:t>
+        <w:t xml:space="preserve">OPENS Settings — closes the current app if one is open, a beat on the home screen, the thumb travels to the icon, presses, the app opens · sound: tap</w:t>
       </w:r>
     </w:p>
     <w:p>
@@ -26160,7 +26156,7 @@
           <w:sz w:val="18"/>
           <w:szCs w:val="18"/>
         </w:rPr>
-        <w:t xml:space="preserve">cut to Messages (instant)</w:t>
+        <w:t xml:space="preserve">OPENS Messages — closes the current app if one is open, a beat on the home screen, the thumb travels to the icon, presses, the app opens · sound: tap</w:t>
       </w:r>
     </w:p>
     <w:p>
@@ -28058,7 +28054,7 @@
           <w:sz w:val="19"/>
           <w:szCs w:val="19"/>
         </w:rPr>
-        <w:t xml:space="preserve">She is scrolling HIS press on her own phone. The review, going viral.</w:t>
+        <w:t xml:space="preserve">She closes Safari and scrolls HIS press instead. The review, going viral.</w:t>
       </w:r>
     </w:p>
     <w:p>
@@ -28159,7 +28155,7 @@
           <w:sz w:val="18"/>
           <w:szCs w:val="18"/>
         </w:rPr>
-        <w:t xml:space="preserve">cut to Facebook (instant)</w:t>
+        <w:t xml:space="preserve">OPENS Facebook — closes the current app if one is open, a beat on the home screen, the thumb travels to the icon, presses, the app opens · sound: tap</w:t>
       </w:r>
     </w:p>
     <w:p>
@@ -29077,7 +29073,7 @@
           <w:sz w:val="19"/>
           <w:szCs w:val="19"/>
         </w:rPr>
-        <w:t xml:space="preserve">Elise texts, mid-argument — over a thread that visibly has a past.</w:t>
+        <w:t xml:space="preserve">Elise texts, mid-argument — he opens the thread, and it visibly has a past.</w:t>
       </w:r>
     </w:p>
     <w:p>
@@ -29282,7 +29278,7 @@
           <w:sz w:val="18"/>
           <w:szCs w:val="18"/>
         </w:rPr>
-        <w:t xml:space="preserve">cut to Messages (instant)</w:t>
+        <w:t xml:space="preserve">OPENS Messages — closes the current app if one is open, a beat on the home screen, the thumb travels to the icon, presses, the app opens · sound: tap</w:t>
       </w:r>
     </w:p>
     <w:p>
@@ -31008,7 +31004,7 @@
           <w:sz w:val="19"/>
           <w:szCs w:val="19"/>
         </w:rPr>
-        <w:t xml:space="preserve">The collaborative playlist, on the real Music screen. He has already added three songs. The finale leaves it.</w:t>
+        <w:t xml:space="preserve">She switches to Music — the collaborative playlist, real screen. He has already added three songs. The finale leaves it.</w:t>
       </w:r>
     </w:p>
     <w:p>
@@ -31187,7 +31183,7 @@
           <w:sz w:val="18"/>
           <w:szCs w:val="18"/>
         </w:rPr>
-        <w:t xml:space="preserve">cut to music (instant)</w:t>
+        <w:t xml:space="preserve">OPENS Music — closes the current app if one is open, a beat on the home screen, the thumb travels to the icon, presses, the app opens · sound: tap</w:t>
       </w:r>
     </w:p>
     <w:p>
@@ -31267,7 +31263,7 @@
           <w:sz w:val="19"/>
           <w:szCs w:val="19"/>
         </w:rPr>
-        <w:t xml:space="preserve">Carolann’s settled life, scrolling past.</w:t>
+        <w:t xml:space="preserve">She opens Facebook — Carolann’s settled life, scrolling past.</w:t>
       </w:r>
     </w:p>
     <w:p>
@@ -31394,7 +31390,7 @@
           <w:sz w:val="18"/>
           <w:szCs w:val="18"/>
         </w:rPr>
-        <w:t xml:space="preserve">cut to Facebook (instant)</w:t>
+        <w:t xml:space="preserve">OPENS Facebook — closes the current app if one is open, a beat on the home screen, the thumb travels to the icon, presses, the app opens · sound: tap</w:t>
       </w:r>
     </w:p>
     <w:p>
@@ -31853,7 +31849,7 @@
           <w:sz w:val="19"/>
           <w:szCs w:val="19"/>
         </w:rPr>
-        <w:t xml:space="preserve">She kept the receipt — a screenshot in Photos, saved a year ago, caption and all.</w:t>
+        <w:t xml:space="preserve">She opens Photos — she kept the receipt: a screenshot saved a year ago, caption and all.</w:t>
       </w:r>
     </w:p>
     <w:p>
@@ -31980,7 +31976,7 @@
           <w:sz w:val="18"/>
           <w:szCs w:val="18"/>
         </w:rPr>
-        <w:t xml:space="preserve">cut to shot (instant)</w:t>
+        <w:t xml:space="preserve">OPENS Photos — closes the current app if one is open, a beat on the home screen, the thumb travels to the icon, presses, the app opens · sound: tap</w:t>
       </w:r>
     </w:p>
     <w:p>
@@ -32060,7 +32056,7 @@
           <w:sz w:val="19"/>
           <w:szCs w:val="19"/>
         </w:rPr>
-        <w:t xml:space="preserve">Two months of thread above — then three weeks of drafted courage. Draft one, October 12.</w:t>
+        <w:t xml:space="preserve">She opens his thread — two months deep — then three weeks of drafted courage begin. Draft one, October 12.</w:t>
       </w:r>
     </w:p>
     <w:p>
@@ -32369,7 +32365,7 @@
           <w:sz w:val="18"/>
           <w:szCs w:val="18"/>
         </w:rPr>
-        <w:t xml:space="preserve">cut to Messages (instant)</w:t>
+        <w:t xml:space="preserve">OPENS Messages — closes the current app if one is open, a beat on the home screen, the thumb travels to the icon, presses, the app opens · sound: tap</w:t>
       </w:r>
     </w:p>
     <w:p>
@@ -33200,7 +33196,7 @@
           <w:sz w:val="19"/>
           <w:szCs w:val="19"/>
         </w:rPr>
-        <w:t xml:space="preserve">Twelve minutes out. The nav says arriving; so does she.</w:t>
+        <w:t xml:space="preserve">Back to Maps. Twelve minutes out — the nav says arriving; so does she.</w:t>
       </w:r>
     </w:p>
     <w:p>
@@ -33301,7 +33297,7 @@
           <w:sz w:val="18"/>
           <w:szCs w:val="18"/>
         </w:rPr>
-        <w:t xml:space="preserve">cut to maps (instant)</w:t>
+        <w:t xml:space="preserve">OPENS Maps — closes the current app if one is open, a beat on the home screen, the thumb travels to the icon, presses, the app opens · sound: tap</w:t>
       </w:r>
     </w:p>
     <w:p>
@@ -34571,7 +34567,7 @@
           <w:sz w:val="19"/>
           <w:szCs w:val="19"/>
         </w:rPr>
-        <w:t xml:space="preserve">Find My. The confirmation asks if he is sure. He is. “Forever,” from Moving Too Fast, ends on a real button.</w:t>
+        <w:t xml:space="preserve">He opens Find My. The confirmation asks if he is sure. He is. “Forever,” from Moving Too Fast, ends on a real button.</w:t>
       </w:r>
     </w:p>
     <w:p>
@@ -34745,6 +34741,38 @@
           <w:szCs w:val="18"/>
         </w:rPr>
         <w:t xml:space="preserve">Cathy 💛: You stopped sharing your location</w:t>
+      </w:r>
+    </w:p>
+    <w:p>
+      <w:pPr>
+        <w:keepNext/>
+        <w:spacing w:after="20" w:before="30"/>
+      </w:pPr>
+      <w:r>
+        <w:rPr>
+          <w:rFonts w:ascii="Courier New" w:cs="Courier New" w:eastAsia="Courier New" w:hAnsi="Courier New"/>
+          <w:b/>
+          <w:bCs/>
+          <w:color w:val="6b7280"/>
+          <w:sz w:val="16"/>
+          <w:szCs w:val="16"/>
+        </w:rPr>
+        <w:t xml:space="preserve">PLAYS</w:t>
+      </w:r>
+    </w:p>
+    <w:p>
+      <w:pPr>
+        <w:spacing w:after="14"/>
+        <w:ind w:left="280"/>
+      </w:pPr>
+      <w:r>
+        <w:rPr>
+          <w:rFonts w:ascii="Georgia" w:cs="Georgia" w:eastAsia="Georgia" w:hAnsi="Georgia"/>
+          <w:color w:val="3a3f4d"/>
+          <w:sz w:val="18"/>
+          <w:szCs w:val="18"/>
+        </w:rPr>
+        <w:t xml:space="preserve">OPENS FindMy — closes the current app if one is open, a beat on the home screen, the thumb travels to the icon, presses, the app opens · sound: tap</w:t>
       </w:r>
     </w:p>
     <w:p>
@@ -34824,7 +34852,7 @@
           <w:sz w:val="19"/>
           <w:szCs w:val="19"/>
         </w:rPr>
-        <w:t xml:space="preserve">Her opening night on his real Calendar, three weeks out — ✓ Accepted, by him, in a life he is dismantling.</w:t>
+        <w:t xml:space="preserve">He opens Calendar — her opening night, three weeks out — ✓ Accepted, by him, in a life he is dismantling.</w:t>
       </w:r>
     </w:p>
     <w:p>
@@ -34925,7 +34953,7 @@
           <w:sz w:val="18"/>
           <w:szCs w:val="18"/>
         </w:rPr>
-        <w:t xml:space="preserve">cut to calevent (instant)</w:t>
+        <w:t xml:space="preserve">OPENS Calendar — closes the current app if one is open, a beat on the home screen, the thumb travels to the icon, presses, the app opens · sound: tap</w:t>
       </w:r>
     </w:p>
     <w:p>
@@ -35374,7 +35402,7 @@
           <w:sz w:val="19"/>
           <w:szCs w:val="19"/>
         </w:rPr>
-        <w:t xml:space="preserve">Settings → Battery. 9%, Low Power Mode, and the usage table that says where the night went.</w:t>
+        <w:t xml:space="preserve">He opens Settings → Battery. 9%, Low Power Mode, and the usage table that says where the night went.</w:t>
       </w:r>
     </w:p>
     <w:p>
@@ -35553,7 +35581,54 @@
           <w:sz w:val="18"/>
           <w:szCs w:val="18"/>
         </w:rPr>
-        <w:t xml:space="preserve">cut to settings2 (instant)</w:t>
+        <w:t xml:space="preserve">UNLOCK — the lock slides up and away → home screen · sound: unlock swish</w:t>
+      </w:r>
+    </w:p>
+    <w:p>
+      <w:pPr>
+        <w:spacing w:after="14"/>
+        <w:ind w:left="280"/>
+      </w:pPr>
+      <w:r>
+        <w:rPr>
+          <w:rFonts w:ascii="Georgia" w:cs="Georgia" w:eastAsia="Georgia" w:hAnsi="Georgia"/>
+          <w:color w:val="3a3f4d"/>
+          <w:sz w:val="18"/>
+          <w:szCs w:val="18"/>
+        </w:rPr>
+        <w:t xml:space="preserve">OPENS Settings — closes the current app if one is open, a beat on the home screen, the thumb travels to the icon, presses, the app opens · sound: tap</w:t>
+      </w:r>
+    </w:p>
+    <w:p>
+      <w:pPr>
+        <w:keepNext/>
+        <w:spacing w:after="20" w:before="26"/>
+      </w:pPr>
+      <w:r>
+        <w:rPr>
+          <w:rFonts w:ascii="Courier New" w:cs="Courier New" w:eastAsia="Courier New" w:hAnsi="Courier New"/>
+          <w:b/>
+          <w:bCs/>
+          <w:color w:val="6b7280"/>
+          <w:sz w:val="16"/>
+          <w:szCs w:val="16"/>
+        </w:rPr>
+        <w:t xml:space="preserve">SOUND</w:t>
+      </w:r>
+    </w:p>
+    <w:p>
+      <w:pPr>
+        <w:spacing w:after="14"/>
+        <w:ind w:left="280"/>
+      </w:pPr>
+      <w:r>
+        <w:rPr>
+          <w:rFonts w:ascii="Georgia" w:cs="Georgia" w:eastAsia="Georgia" w:hAnsi="Georgia"/>
+          <w:color w:val="6a5a20"/>
+          <w:sz w:val="18"/>
+          <w:szCs w:val="18"/>
+        </w:rPr>
+        <w:t xml:space="preserve">unlock swish</w:t>
       </w:r>
     </w:p>
     <w:p>
@@ -35633,7 +35708,7 @@
           <w:sz w:val="19"/>
           <w:szCs w:val="19"/>
         </w:rPr>
-        <w:t xml:space="preserve">A new, empty conversation. To: |</w:t>
+        <w:t xml:space="preserve">Back to Messages — a new, empty conversation. To: |</w:t>
       </w:r>
     </w:p>
     <w:p>
@@ -35665,7 +35740,7 @@
           <w:sz w:val="18"/>
           <w:szCs w:val="18"/>
         </w:rPr>
-        <w:t xml:space="preserve">cut to Messages (instant)</w:t>
+        <w:t xml:space="preserve">OPENS Messages — closes the current app if one is open, a beat on the home screen, the thumb travels to the icon, presses, the app opens · sound: tap</w:t>
       </w:r>
     </w:p>
     <w:p>
@@ -36196,7 +36271,7 @@
           <w:sz w:val="18"/>
           <w:szCs w:val="18"/>
         </w:rPr>
-        <w:t xml:space="preserve">cut to note (instant)</w:t>
+        <w:t xml:space="preserve">OPENS Notes — closes the current app if one is open, a beat on the home screen, the thumb travels to the icon, presses, the app opens · sound: tap</w:t>
       </w:r>
     </w:p>
     <w:p>
@@ -37703,7 +37778,7 @@
           <w:sz w:val="19"/>
           <w:szCs w:val="19"/>
         </w:rPr>
-        <w:t xml:space="preserve">The playlist from 2021, on the real Music screen. Leave “US”? — this button he CAN press.</w:t>
+        <w:t xml:space="preserve">He opens Music — the playlist from 2021. Leave “US”? — this button he CAN press.</w:t>
       </w:r>
     </w:p>
     <w:p>
@@ -37986,7 +38061,7 @@
           <w:sz w:val="18"/>
           <w:szCs w:val="18"/>
         </w:rPr>
-        <w:t xml:space="preserve">cut to music (instant)</w:t>
+        <w:t xml:space="preserve">OPENS Music — closes the current app if one is open, a beat on the home screen, the thumb travels to the icon, presses, the app opens · sound: tap</w:t>
       </w:r>
     </w:p>
     <w:p>
@@ -38193,7 +38268,7 @@
           <w:sz w:val="18"/>
           <w:szCs w:val="18"/>
         </w:rPr>
-        <w:t xml:space="preserve">cut to vm (instant)</w:t>
+        <w:t xml:space="preserve">OPENS Phone — closes the current app if one is open, a beat on the home screen, the thumb travels to the icon, presses, the app opens · sound: tap</w:t>
       </w:r>
     </w:p>
     <w:p>
@@ -38619,7 +38694,7 @@
           <w:sz w:val="19"/>
           <w:szCs w:val="19"/>
         </w:rPr>
-        <w:t xml:space="preserve">Her messages, from his side — the same thread the house read at 9:41 this morning, mirrored. All read. Never answered.</w:t>
+        <w:t xml:space="preserve">He opens her thread — the same messages the house read at 9:41 this morning, mirrored from his side. All read. Never answered.</w:t>
       </w:r>
     </w:p>
     <w:p>
@@ -38928,7 +39003,7 @@
           <w:sz w:val="18"/>
           <w:szCs w:val="18"/>
         </w:rPr>
-        <w:t xml:space="preserve">cut to Messages (instant)</w:t>
+        <w:t xml:space="preserve">OPENS Messages — closes the current app if one is open, a beat on the home screen, the thumb travels to the icon, presses, the app opens · sound: tap</w:t>
       </w:r>
     </w:p>
     <w:p>
@@ -39418,7 +39493,22 @@
           <w:sz w:val="18"/>
           <w:szCs w:val="18"/>
         </w:rPr>
-        <w:t xml:space="preserve">cut to Messages (instant)</w:t>
+        <w:t xml:space="preserve">UNLOCK — the lock slides up and away → home screen · sound: unlock swish</w:t>
+      </w:r>
+    </w:p>
+    <w:p>
+      <w:pPr>
+        <w:spacing w:after="14"/>
+        <w:ind w:left="280"/>
+      </w:pPr>
+      <w:r>
+        <w:rPr>
+          <w:rFonts w:ascii="Georgia" w:cs="Georgia" w:eastAsia="Georgia" w:hAnsi="Georgia"/>
+          <w:color w:val="3a3f4d"/>
+          <w:sz w:val="18"/>
+          <w:szCs w:val="18"/>
+        </w:rPr>
+        <w:t xml:space="preserve">OPENS Messages — closes the current app if one is open, a beat on the home screen, the thumb travels to the icon, presses, the app opens · sound: tap</w:t>
       </w:r>
     </w:p>
     <w:p>
@@ -39451,6 +39541,21 @@
           <w:szCs w:val="16"/>
         </w:rPr>
         <w:t xml:space="preserve">SOUND</w:t>
+      </w:r>
+    </w:p>
+    <w:p>
+      <w:pPr>
+        <w:spacing w:after="14"/>
+        <w:ind w:left="280"/>
+      </w:pPr>
+      <w:r>
+        <w:rPr>
+          <w:rFonts w:ascii="Georgia" w:cs="Georgia" w:eastAsia="Georgia" w:hAnsi="Georgia"/>
+          <w:color w:val="6a5a20"/>
+          <w:sz w:val="18"/>
+          <w:szCs w:val="18"/>
+        </w:rPr>
+        <w:t xml:space="preserve">unlock swish</w:t>
       </w:r>
     </w:p>
     <w:p>

--- a/L5Y-Cue-Bible.docx
+++ b/L5Y-Cue-Bible.docx
@@ -298,7 +298,7 @@
           <w:szCs w:val="18"/>
           <w:rFonts w:ascii="Courier New" w:cs="Courier New" w:eastAsia="Courier New" w:hAnsi="Courier New"/>
         </w:rPr>
-        <w:t xml:space="preserve">cast photo of JAMIE — she never changed it</w:t>
+        <w:t xml:space="preserve">M24 — cast photo of JAMIE — she never changed it</w:t>
       </w:r>
     </w:p>
     <w:p>
@@ -13292,7 +13292,7 @@
           <w:szCs w:val="18"/>
           <w:rFonts w:ascii="Courier New" w:cs="Courier New" w:eastAsia="Courier New" w:hAnsi="Courier New"/>
         </w:rPr>
-        <w:t xml:space="preserve">Christmas — tree lights (photo TBD · M23)</w:t>
+        <w:t xml:space="preserve">M23 — Christmas tree lights</w:t>
       </w:r>
     </w:p>
     <w:p>

--- a/L5Y-Cue-Bible.docx
+++ b/L5Y-Cue-Bible.docx
@@ -65,7 +65,7 @@
           <w:szCs w:val="19"/>
           <w:rFonts w:ascii="Georgia" w:cs="Georgia" w:eastAsia="Georgia" w:hAnsi="Georgia"/>
         </w:rPr>
-        <w:t xml:space="preserve">141 cues · 14 songs · generated from the live show build, so this document cannot drift from what the phones actually do</w:t>
+        <w:t xml:space="preserve">143 cues · 14 songs · generated from the live show build, so this document cannot drift from what the phones actually do</w:t>
       </w:r>
     </w:p>
     <w:p>
@@ -7646,7 +7646,7 @@
           <w:szCs w:val="19"/>
           <w:rFonts w:ascii="Georgia" w:cs="Georgia" w:eastAsia="Georgia" w:hAnsi="Georgia"/>
         </w:rPr>
-        <w:t xml:space="preserve">Black. Time returns to her.</w:t>
+        <w:t xml:space="preserve">The phone goes; the timeline takes the stage and ROLLS HOME — 2021 spins forward to her July 2025, big and center.</w:t>
       </w:r>
     </w:p>
     <w:p>
@@ -7690,6 +7690,58 @@
           <w:rFonts w:ascii="Courier New" w:cs="Courier New" w:eastAsia="Courier New" w:hAnsi="Courier New"/>
         </w:rPr>
         <w:t xml:space="preserve">the phone vanishes into it</w:t>
+      </w:r>
+    </w:p>
+    <w:p>
+      <w:pPr>
+        <w:spacing w:after="14"/>
+        <w:ind w:left="280"/>
+      </w:pPr>
+      <w:r>
+        <w:rPr>
+          <w:b/>
+          <w:bCs/>
+          <w:color w:val="1a1d26"/>
+          <w:sz w:val="18"/>
+          <w:szCs w:val="18"/>
+          <w:rFonts w:ascii="Courier New" w:cs="Courier New" w:eastAsia="Courier New" w:hAnsi="Courier New"/>
+        </w:rPr>
+        <w:t xml:space="preserve">LOCK CLOCK — </w:t>
+      </w:r>
+      <w:r>
+        <w:rPr>
+          <w:color w:val="1a1d26"/>
+          <w:sz w:val="18"/>
+          <w:szCs w:val="18"/>
+          <w:rFonts w:ascii="Courier New" w:cs="Courier New" w:eastAsia="Courier New" w:hAnsi="Courier New"/>
+        </w:rPr>
+        <w:t xml:space="preserve">6:31 · Saturday, July 19, 2025</w:t>
+      </w:r>
+    </w:p>
+    <w:p>
+      <w:pPr>
+        <w:spacing w:after="14"/>
+        <w:ind w:left="280"/>
+      </w:pPr>
+      <w:r>
+        <w:rPr>
+          <w:b/>
+          <w:bCs/>
+          <w:color w:val="1a1d26"/>
+          <w:sz w:val="18"/>
+          <w:szCs w:val="18"/>
+          <w:rFonts w:ascii="Courier New" w:cs="Courier New" w:eastAsia="Courier New" w:hAnsi="Courier New"/>
+        </w:rPr>
+        <w:t xml:space="preserve">STAMP → </w:t>
+      </w:r>
+      <w:r>
+        <w:rPr>
+          <w:color w:val="1a1d26"/>
+          <w:sz w:val="18"/>
+          <w:szCs w:val="18"/>
+          <w:rFonts w:ascii="Courier New" w:cs="Courier New" w:eastAsia="Courier New" w:hAnsi="Courier New"/>
+        </w:rPr>
+        <w:t xml:space="preserve">“JULY 2025 · OHIO”</w:t>
       </w:r>
     </w:p>
     <w:p>
@@ -7972,6 +8024,31 @@
     </w:p>
     <w:p>
       <w:pPr>
+        <w:spacing w:before="30" w:after="14"/>
+      </w:pPr>
+      <w:r>
+        <w:rPr>
+          <w:b/>
+          <w:bCs/>
+          <w:color w:val="6b7280"/>
+          <w:sz w:val="16"/>
+          <w:szCs w:val="16"/>
+          <w:rFonts w:ascii="Courier New" w:cs="Courier New" w:eastAsia="Courier New" w:hAnsi="Courier New"/>
+        </w:rPr>
+        <w:t xml:space="preserve">PHONES  </w:t>
+      </w:r>
+      <w:r>
+        <w:rPr>
+          <w:color w:val="6b7280"/>
+          <w:sz w:val="17"/>
+          <w:szCs w:val="17"/>
+          <w:rFonts w:ascii="Courier New" w:cs="Courier New" w:eastAsia="Courier New" w:hAnsi="Courier New"/>
+        </w:rPr>
+        <w:t xml:space="preserve">BOTH = Phone  ·  stamp “SEPTEMBER 2021”  ·  clock 4:18</w:t>
+      </w:r>
+    </w:p>
+    <w:p>
+      <w:pPr>
         <w:keepNext/>
         <w:pBdr>
           <w:top w:val="single" w:color="d8d2c2" w:sz="4"/>
@@ -8120,7 +8197,7 @@
           <w:szCs w:val="19"/>
           <w:rFonts w:ascii="Georgia" w:cs="Georgia" w:eastAsia="Georgia" w:hAnsi="Georgia"/>
         </w:rPr>
-        <w:t xml:space="preserve">Black again.</w:t>
+        <w:t xml:space="preserve">Again: the call goes, the centered timeline rolls forward to her evening.</w:t>
       </w:r>
     </w:p>
     <w:p>
@@ -8164,6 +8241,58 @@
           <w:rFonts w:ascii="Courier New" w:cs="Courier New" w:eastAsia="Courier New" w:hAnsi="Courier New"/>
         </w:rPr>
         <w:t xml:space="preserve">the phone vanishes into it</w:t>
+      </w:r>
+    </w:p>
+    <w:p>
+      <w:pPr>
+        <w:spacing w:after="14"/>
+        <w:ind w:left="280"/>
+      </w:pPr>
+      <w:r>
+        <w:rPr>
+          <w:b/>
+          <w:bCs/>
+          <w:color w:val="1a1d26"/>
+          <w:sz w:val="18"/>
+          <w:szCs w:val="18"/>
+          <w:rFonts w:ascii="Courier New" w:cs="Courier New" w:eastAsia="Courier New" w:hAnsi="Courier New"/>
+        </w:rPr>
+        <w:t xml:space="preserve">LOCK CLOCK — </w:t>
+      </w:r>
+      <w:r>
+        <w:rPr>
+          <w:color w:val="1a1d26"/>
+          <w:sz w:val="18"/>
+          <w:szCs w:val="18"/>
+          <w:rFonts w:ascii="Courier New" w:cs="Courier New" w:eastAsia="Courier New" w:hAnsi="Courier New"/>
+        </w:rPr>
+        <w:t xml:space="preserve">6:47 · Saturday, July 19, 2025</w:t>
+      </w:r>
+    </w:p>
+    <w:p>
+      <w:pPr>
+        <w:spacing w:after="14"/>
+        <w:ind w:left="280"/>
+      </w:pPr>
+      <w:r>
+        <w:rPr>
+          <w:b/>
+          <w:bCs/>
+          <w:color w:val="1a1d26"/>
+          <w:sz w:val="18"/>
+          <w:szCs w:val="18"/>
+          <w:rFonts w:ascii="Courier New" w:cs="Courier New" w:eastAsia="Courier New" w:hAnsi="Courier New"/>
+        </w:rPr>
+        <w:t xml:space="preserve">STAMP → </w:t>
+      </w:r>
+      <w:r>
+        <w:rPr>
+          <w:color w:val="1a1d26"/>
+          <w:sz w:val="18"/>
+          <w:szCs w:val="18"/>
+          <w:rFonts w:ascii="Courier New" w:cs="Courier New" w:eastAsia="Courier New" w:hAnsi="Courier New"/>
+        </w:rPr>
+        <w:t xml:space="preserve">“JULY 2025 · OHIO”</w:t>
       </w:r>
     </w:p>
     <w:p>
@@ -8446,6 +8575,31 @@
     </w:p>
     <w:p>
       <w:pPr>
+        <w:spacing w:before="30" w:after="14"/>
+      </w:pPr>
+      <w:r>
+        <w:rPr>
+          <w:b/>
+          <w:bCs/>
+          <w:color w:val="6b7280"/>
+          <w:sz w:val="16"/>
+          <w:szCs w:val="16"/>
+          <w:rFonts w:ascii="Courier New" w:cs="Courier New" w:eastAsia="Courier New" w:hAnsi="Courier New"/>
+        </w:rPr>
+        <w:t xml:space="preserve">PHONES  </w:t>
+      </w:r>
+      <w:r>
+        <w:rPr>
+          <w:color w:val="6b7280"/>
+          <w:sz w:val="17"/>
+          <w:szCs w:val="17"/>
+          <w:rFonts w:ascii="Courier New" w:cs="Courier New" w:eastAsia="Courier New" w:hAnsi="Courier New"/>
+        </w:rPr>
+        <w:t xml:space="preserve">BOTH = Phone  ·  stamp “SEPTEMBER 2021”  ·  clock 8:02</w:t>
+      </w:r>
+    </w:p>
+    <w:p>
+      <w:pPr>
         <w:keepNext/>
         <w:pBdr>
           <w:top w:val="single" w:color="d8d2c2" w:sz="4"/>
@@ -8594,7 +8748,7 @@
           <w:szCs w:val="19"/>
           <w:rFonts w:ascii="Georgia" w:cs="Georgia" w:eastAsia="Georgia" w:hAnsi="Georgia"/>
         </w:rPr>
-        <w:t xml:space="preserve">Black. Song 4 takes over.</w:t>
+        <w:t xml:space="preserve">The Rob call goes; time rolls home to her July 2025 one last time, centered — song 4 will spin it back.</w:t>
       </w:r>
     </w:p>
     <w:p>
@@ -8638,6 +8792,58 @@
           <w:rFonts w:ascii="Courier New" w:cs="Courier New" w:eastAsia="Courier New" w:hAnsi="Courier New"/>
         </w:rPr>
         <w:t xml:space="preserve">the phone vanishes into it</w:t>
+      </w:r>
+    </w:p>
+    <w:p>
+      <w:pPr>
+        <w:spacing w:after="14"/>
+        <w:ind w:left="280"/>
+      </w:pPr>
+      <w:r>
+        <w:rPr>
+          <w:b/>
+          <w:bCs/>
+          <w:color w:val="1a1d26"/>
+          <w:sz w:val="18"/>
+          <w:szCs w:val="18"/>
+          <w:rFonts w:ascii="Courier New" w:cs="Courier New" w:eastAsia="Courier New" w:hAnsi="Courier New"/>
+        </w:rPr>
+        <w:t xml:space="preserve">LOCK CLOCK — </w:t>
+      </w:r>
+      <w:r>
+        <w:rPr>
+          <w:color w:val="1a1d26"/>
+          <w:sz w:val="18"/>
+          <w:szCs w:val="18"/>
+          <w:rFonts w:ascii="Courier New" w:cs="Courier New" w:eastAsia="Courier New" w:hAnsi="Courier New"/>
+        </w:rPr>
+        <w:t xml:space="preserve">7:04 · Saturday, July 19, 2025</w:t>
+      </w:r>
+    </w:p>
+    <w:p>
+      <w:pPr>
+        <w:spacing w:after="14"/>
+        <w:ind w:left="280"/>
+      </w:pPr>
+      <w:r>
+        <w:rPr>
+          <w:b/>
+          <w:bCs/>
+          <w:color w:val="1a1d26"/>
+          <w:sz w:val="18"/>
+          <w:szCs w:val="18"/>
+          <w:rFonts w:ascii="Courier New" w:cs="Courier New" w:eastAsia="Courier New" w:hAnsi="Courier New"/>
+        </w:rPr>
+        <w:t xml:space="preserve">STAMP → </w:t>
+      </w:r>
+      <w:r>
+        <w:rPr>
+          <w:color w:val="1a1d26"/>
+          <w:sz w:val="18"/>
+          <w:szCs w:val="18"/>
+          <w:rFonts w:ascii="Courier New" w:cs="Courier New" w:eastAsia="Courier New" w:hAnsi="Courier New"/>
+        </w:rPr>
+        <w:t xml:space="preserve">“JULY 2025 · OHIO”</w:t>
       </w:r>
     </w:p>
     <w:p>
@@ -8979,7 +9185,7 @@
           <w:szCs w:val="19"/>
           <w:rFonts w:ascii="Georgia" w:cs="Georgia" w:eastAsia="Georgia" w:hAnsi="Georgia"/>
         </w:rPr>
-        <w:t xml:space="preserve">HER phone — the gig-hunting era (2024, per the show’s structure; script gives no date) — dialing Mike Stelmyer. Script fact: his agency is never named.</w:t>
+        <w:t xml:space="preserve">HER phone — MAY 2025, pinned by David (her backward line: between the pier and the party). Time ROLLS FORWARD from his October 2021 as she cuts in. Dialing Mike Stelmyer. Script fact: his agency is never named.</w:t>
       </w:r>
     </w:p>
     <w:p>
@@ -9013,6 +9219,32 @@
           <w:szCs w:val="18"/>
           <w:rFonts w:ascii="Courier New" w:cs="Courier New" w:eastAsia="Courier New" w:hAnsi="Courier New"/>
         </w:rPr>
+        <w:t xml:space="preserve">LOCK CLOCK — </w:t>
+      </w:r>
+      <w:r>
+        <w:rPr>
+          <w:color w:val="1a1d26"/>
+          <w:sz w:val="18"/>
+          <w:szCs w:val="18"/>
+          <w:rFonts w:ascii="Courier New" w:cs="Courier New" w:eastAsia="Courier New" w:hAnsi="Courier New"/>
+        </w:rPr>
+        <w:t xml:space="preserve">10:10 · Friday, May 9, 2025</w:t>
+      </w:r>
+    </w:p>
+    <w:p>
+      <w:pPr>
+        <w:spacing w:after="14"/>
+        <w:ind w:left="280"/>
+      </w:pPr>
+      <w:r>
+        <w:rPr>
+          <w:b/>
+          <w:bCs/>
+          <w:color w:val="1a1d26"/>
+          <w:sz w:val="18"/>
+          <w:szCs w:val="18"/>
+          <w:rFonts w:ascii="Courier New" w:cs="Courier New" w:eastAsia="Courier New" w:hAnsi="Courier New"/>
+        </w:rPr>
         <w:t xml:space="preserve">STAMP → </w:t>
       </w:r>
       <w:r>
@@ -9022,33 +9254,7 @@
           <w:szCs w:val="18"/>
           <w:rFonts w:ascii="Courier New" w:cs="Courier New" w:eastAsia="Courier New" w:hAnsi="Courier New"/>
         </w:rPr>
-        <w:t xml:space="preserve">“2024”</w:t>
-      </w:r>
-    </w:p>
-    <w:p>
-      <w:pPr>
-        <w:spacing w:after="14"/>
-        <w:ind w:left="280"/>
-      </w:pPr>
-      <w:r>
-        <w:rPr>
-          <w:b/>
-          <w:bCs/>
-          <w:color w:val="1a1d26"/>
-          <w:sz w:val="18"/>
-          <w:szCs w:val="18"/>
-          <w:rFonts w:ascii="Courier New" w:cs="Courier New" w:eastAsia="Courier New" w:hAnsi="Courier New"/>
-        </w:rPr>
-        <w:t xml:space="preserve">LOCK CLOCK — </w:t>
-      </w:r>
-      <w:r>
-        <w:rPr>
-          <w:color w:val="1a1d26"/>
-          <w:sz w:val="18"/>
-          <w:szCs w:val="18"/>
-          <w:rFonts w:ascii="Courier New" w:cs="Courier New" w:eastAsia="Courier New" w:hAnsi="Courier New"/>
-        </w:rPr>
-        <w:t xml:space="preserve">10:10</w:t>
+        <w:t xml:space="preserve">“MAY 2025”</w:t>
       </w:r>
     </w:p>
     <w:p>
@@ -9163,7 +9369,7 @@
           <w:szCs w:val="17"/>
           <w:rFonts w:ascii="Courier New" w:cs="Courier New" w:eastAsia="Courier New" w:hAnsi="Courier New"/>
         </w:rPr>
-        <w:t xml:space="preserve">BOTH = Phone  ·  stamp “2024”  ·  clock 10:10</w:t>
+        <w:t xml:space="preserve">BOTH = Phone  ·  stamp “MAY 2025”  ·  clock 10:10</w:t>
       </w:r>
     </w:p>
     <w:p>
@@ -9316,7 +9522,7 @@
           <w:szCs w:val="19"/>
           <w:rFonts w:ascii="Georgia" w:cs="Georgia" w:eastAsia="Georgia" w:hAnsi="Georgia"/>
         </w:rPr>
-        <w:t xml:space="preserve">Back to HIS phone, October 2021, locked — ready for the run of wins.</w:t>
+        <w:t xml:space="preserve">Back to HIS phone — time ROLLS BACK May 2025 → October 2021, locked, ready for the run of wins.</w:t>
       </w:r>
     </w:p>
     <w:p>
@@ -9350,6 +9556,32 @@
           <w:szCs w:val="18"/>
           <w:rFonts w:ascii="Courier New" w:cs="Courier New" w:eastAsia="Courier New" w:hAnsi="Courier New"/>
         </w:rPr>
+        <w:t xml:space="preserve">LOCK CLOCK — </w:t>
+      </w:r>
+      <w:r>
+        <w:rPr>
+          <w:color w:val="1a1d26"/>
+          <w:sz w:val="18"/>
+          <w:szCs w:val="18"/>
+          <w:rFonts w:ascii="Courier New" w:cs="Courier New" w:eastAsia="Courier New" w:hAnsi="Courier New"/>
+        </w:rPr>
+        <w:t xml:space="preserve">2:14 · Friday, October 8, 2021</w:t>
+      </w:r>
+    </w:p>
+    <w:p>
+      <w:pPr>
+        <w:spacing w:after="14"/>
+        <w:ind w:left="280"/>
+      </w:pPr>
+      <w:r>
+        <w:rPr>
+          <w:b/>
+          <w:bCs/>
+          <w:color w:val="1a1d26"/>
+          <w:sz w:val="18"/>
+          <w:szCs w:val="18"/>
+          <w:rFonts w:ascii="Courier New" w:cs="Courier New" w:eastAsia="Courier New" w:hAnsi="Courier New"/>
+        </w:rPr>
         <w:t xml:space="preserve">STAMP → </w:t>
       </w:r>
       <w:r>
@@ -9360,32 +9592,6 @@
           <w:rFonts w:ascii="Courier New" w:cs="Courier New" w:eastAsia="Courier New" w:hAnsi="Courier New"/>
         </w:rPr>
         <w:t xml:space="preserve">“OCTOBER 2021”</w:t>
-      </w:r>
-    </w:p>
-    <w:p>
-      <w:pPr>
-        <w:spacing w:after="14"/>
-        <w:ind w:left="280"/>
-      </w:pPr>
-      <w:r>
-        <w:rPr>
-          <w:b/>
-          <w:bCs/>
-          <w:color w:val="1a1d26"/>
-          <w:sz w:val="18"/>
-          <w:szCs w:val="18"/>
-          <w:rFonts w:ascii="Courier New" w:cs="Courier New" w:eastAsia="Courier New" w:hAnsi="Courier New"/>
-        </w:rPr>
-        <w:t xml:space="preserve">LOCK CLOCK — </w:t>
-      </w:r>
-      <w:r>
-        <w:rPr>
-          <w:color w:val="1a1d26"/>
-          <w:sz w:val="18"/>
-          <w:szCs w:val="18"/>
-          <w:rFonts w:ascii="Courier New" w:cs="Courier New" w:eastAsia="Courier New" w:hAnsi="Courier New"/>
-        </w:rPr>
-        <w:t xml:space="preserve">2:14 · Friday, October 8, 2021</w:t>
       </w:r>
     </w:p>
     <w:p>
@@ -13538,7 +13744,7 @@
           <w:szCs w:val="18"/>
           <w:rFonts w:ascii="Courier New" w:cs="Courier New" w:eastAsia="Courier New" w:hAnsi="Courier New"/>
         </w:rPr>
-        <w:t xml:space="preserve">   CATHY SINGS · 2 FIRES</w:t>
+        <w:t xml:space="preserve">   CATHY SINGS · 4 FIRES</w:t>
       </w:r>
     </w:p>
     <w:p>
@@ -13593,7 +13799,7 @@
           <w:szCs w:val="19"/>
           <w:rFonts w:ascii="Georgia" w:cs="Georgia" w:eastAsia="Georgia" w:hAnsi="Georgia"/>
         </w:rPr>
-        <w:t xml:space="preserve">   —  TOP OF THE SONG — one cue fires the whole number</w:t>
+        <w:t xml:space="preserve">   —  TOP OF THE SONG — intro vamp (anchor adjustable, Alonzo)</w:t>
       </w:r>
     </w:p>
     <w:p>
@@ -13608,7 +13814,7 @@
           <w:szCs w:val="19"/>
           <w:rFonts w:ascii="Georgia" w:cs="Georgia" w:eastAsia="Georgia" w:hAnsi="Georgia"/>
         </w:rPr>
-        <w:t xml:space="preserve">Cathy’s laptop, full screen: the prerecorded FaceTime plays with the FaceTime overlays on. We see ONLY Jamie — no self-view of Cathy — reacting to her words for the entire song. Video produced separately (V2).</w:t>
+        <w:t xml:space="preserve">Cathy’s laptop, June 2024, Ohio. She places the FaceTime call — the RINGING screen: his initial pulsing, “FaceTime…”, no video yet.</w:t>
       </w:r>
     </w:p>
     <w:p>
@@ -13642,6 +13848,32 @@
           <w:szCs w:val="18"/>
           <w:rFonts w:ascii="Courier New" w:cs="Courier New" w:eastAsia="Courier New" w:hAnsi="Courier New"/>
         </w:rPr>
+        <w:t xml:space="preserve">LOCK CLOCK — </w:t>
+      </w:r>
+      <w:r>
+        <w:rPr>
+          <w:color w:val="1a1d26"/>
+          <w:sz w:val="18"/>
+          <w:szCs w:val="18"/>
+          <w:rFonts w:ascii="Courier New" w:cs="Courier New" w:eastAsia="Courier New" w:hAnsi="Courier New"/>
+        </w:rPr>
+        <w:t xml:space="preserve">9:38 · Friday, June 21, 2024</w:t>
+      </w:r>
+    </w:p>
+    <w:p>
+      <w:pPr>
+        <w:spacing w:after="14"/>
+        <w:ind w:left="280"/>
+      </w:pPr>
+      <w:r>
+        <w:rPr>
+          <w:b/>
+          <w:bCs/>
+          <w:color w:val="1a1d26"/>
+          <w:sz w:val="18"/>
+          <w:szCs w:val="18"/>
+          <w:rFonts w:ascii="Courier New" w:cs="Courier New" w:eastAsia="Courier New" w:hAnsi="Courier New"/>
+        </w:rPr>
         <w:t xml:space="preserve">STAMP → </w:t>
       </w:r>
       <w:r>
@@ -13668,32 +13900,6 @@
           <w:szCs w:val="18"/>
           <w:rFonts w:ascii="Courier New" w:cs="Courier New" w:eastAsia="Courier New" w:hAnsi="Courier New"/>
         </w:rPr>
-        <w:t xml:space="preserve">LOCK CLOCK — </w:t>
-      </w:r>
-      <w:r>
-        <w:rPr>
-          <w:color w:val="1a1d26"/>
-          <w:sz w:val="18"/>
-          <w:szCs w:val="18"/>
-          <w:rFonts w:ascii="Courier New" w:cs="Courier New" w:eastAsia="Courier New" w:hAnsi="Courier New"/>
-        </w:rPr>
-        <w:t xml:space="preserve">9:38 · Friday, June 21, 2024</w:t>
-      </w:r>
-    </w:p>
-    <w:p>
-      <w:pPr>
-        <w:spacing w:after="14"/>
-        <w:ind w:left="280"/>
-      </w:pPr>
-      <w:r>
-        <w:rPr>
-          <w:b/>
-          <w:bCs/>
-          <w:color w:val="1a1d26"/>
-          <w:sz w:val="18"/>
-          <w:szCs w:val="18"/>
-          <w:rFonts w:ascii="Courier New" w:cs="Courier New" w:eastAsia="Courier New" w:hAnsi="Courier New"/>
-        </w:rPr>
         <w:t xml:space="preserve">FACETIME — </w:t>
       </w:r>
       <w:r>
@@ -13703,33 +13909,7 @@
           <w:szCs w:val="18"/>
           <w:rFonts w:ascii="Courier New" w:cs="Courier New" w:eastAsia="Courier New" w:hAnsi="Courier New"/>
         </w:rPr>
-        <w:t xml:space="preserve">Jamie · FaceTime Video</w:t>
-      </w:r>
-    </w:p>
-    <w:p>
-      <w:pPr>
-        <w:spacing w:after="14"/>
-        <w:ind w:left="280"/>
-      </w:pPr>
-      <w:r>
-        <w:rPr>
-          <w:b/>
-          <w:bCs/>
-          <w:color w:val="1a1d26"/>
-          <w:sz w:val="18"/>
-          <w:szCs w:val="18"/>
-          <w:rFonts w:ascii="Courier New" w:cs="Courier New" w:eastAsia="Courier New" w:hAnsi="Courier New"/>
-        </w:rPr>
-        <w:t xml:space="preserve">  main feed: </w:t>
-      </w:r>
-      <w:r>
-        <w:rPr>
-          <w:color w:val="1a1d26"/>
-          <w:sz w:val="18"/>
-          <w:szCs w:val="18"/>
-          <w:rFonts w:ascii="Courier New" w:cs="Courier New" w:eastAsia="Courier New" w:hAnsi="Courier New"/>
-        </w:rPr>
-        <w:t xml:space="preserve">V2 — JAMIE AT HIS DESK · the prerecorded FaceTime plays here</w:t>
+        <w:t xml:space="preserve">Jamie · FaceTime…</w:t>
       </w:r>
     </w:p>
     <w:p>
@@ -13819,34 +13999,6 @@
           <w:rFonts w:ascii="Courier New" w:cs="Courier New" w:eastAsia="Courier New" w:hAnsi="Courier New"/>
         </w:rPr>
         <w:t xml:space="preserve">SR = FaceTime  ·  stamp “JUNE 2024 · OHIO”  ·  clock 9:38</w:t>
-      </w:r>
-    </w:p>
-    <w:p>
-      <w:pPr>
-        <w:shd w:fill="faf3dc" w:val="clear"/>
-        <w:spacing w:before="30" w:after="14"/>
-      </w:pPr>
-      <w:r>
-        <w:rPr>
-          <w:b/>
-          <w:bCs/>
-          <w:color w:val="8a6d10"/>
-          <w:sz w:val="17"/>
-          <w:szCs w:val="17"/>
-          <w:rFonts w:ascii="Courier New" w:cs="Courier New" w:eastAsia="Courier New" w:hAnsi="Courier New"/>
-        </w:rPr>
-        <w:t xml:space="preserve">HOLD · </w:t>
-      </w:r>
-      <w:r>
-        <w:rPr>
-          <w:i/>
-          <w:iCs/>
-          <w:color w:val="8a6d10"/>
-          <w:sz w:val="18"/>
-          <w:szCs w:val="18"/>
-          <w:rFonts w:ascii="Georgia" w:cs="Georgia" w:eastAsia="Georgia" w:hAnsi="Georgia"/>
-        </w:rPr>
-        <w:t xml:space="preserve">Nothing else to fire until the cutoff. The video carries the number.</w:t>
       </w:r>
     </w:p>
     <w:p>
@@ -13875,7 +14027,7 @@
           <w:szCs w:val="17"/>
           <w:rFonts w:ascii="Courier New" w:cs="Courier New" w:eastAsia="Courier New" w:hAnsi="Courier New"/>
         </w:rPr>
-        <w:t xml:space="preserve">  SR · CATHY</w:t>
+        <w:t xml:space="preserve">  SR · CATHY · FaceTime</w:t>
       </w:r>
       <w:r>
         <w:rPr>
@@ -13886,7 +14038,7 @@
           <w:szCs w:val="19"/>
           <w:rFonts w:ascii="Georgia" w:cs="Georgia" w:eastAsia="Georgia" w:hAnsi="Georgia"/>
         </w:rPr>
-        <w:t xml:space="preserve">   —  End of the song</w:t>
+        <w:t xml:space="preserve">   —  A few bars in — where he should appear (anchor adjustable, Alonzo)</w:t>
       </w:r>
     </w:p>
     <w:p>
@@ -13901,7 +14053,231 @@
           <w:szCs w:val="19"/>
           <w:rFonts w:ascii="Georgia" w:cs="Georgia" w:eastAsia="Georgia" w:hAnsi="Georgia"/>
         </w:rPr>
-        <w:t xml:space="preserve">Black.</w:t>
+        <w:t xml:space="preserve">He answers. The prerecorded FaceTime (V2) plays for the entire number — only Jamie, no Cathy self-view — with the real FaceTime overlays and a ticking call duration. Video produced separately.</w:t>
+      </w:r>
+    </w:p>
+    <w:p>
+      <w:pPr>
+        <w:keepNext/>
+        <w:spacing w:after="20"/>
+      </w:pPr>
+      <w:r>
+        <w:rPr>
+          <w:b/>
+          <w:bCs/>
+          <w:color w:val="6b7280"/>
+          <w:sz w:val="16"/>
+          <w:szCs w:val="16"/>
+          <w:rFonts w:ascii="Courier New" w:cs="Courier New" w:eastAsia="Courier New" w:hAnsi="Courier New"/>
+        </w:rPr>
+        <w:t xml:space="preserve">ON SCREEN</w:t>
+      </w:r>
+    </w:p>
+    <w:p>
+      <w:pPr>
+        <w:spacing w:after="14"/>
+        <w:ind w:left="280"/>
+      </w:pPr>
+      <w:r>
+        <w:rPr>
+          <w:b/>
+          <w:bCs/>
+          <w:color w:val="1a1d26"/>
+          <w:sz w:val="18"/>
+          <w:szCs w:val="18"/>
+          <w:rFonts w:ascii="Courier New" w:cs="Courier New" w:eastAsia="Courier New" w:hAnsi="Courier New"/>
+        </w:rPr>
+        <w:t xml:space="preserve">FaceTime state → </w:t>
+      </w:r>
+      <w:r>
+        <w:rPr>
+          <w:color w:val="1a1d26"/>
+          <w:sz w:val="18"/>
+          <w:szCs w:val="18"/>
+          <w:rFonts w:ascii="Courier New" w:cs="Courier New" w:eastAsia="Courier New" w:hAnsi="Courier New"/>
+        </w:rPr>
+        <w:t xml:space="preserve">connected</w:t>
+      </w:r>
+    </w:p>
+    <w:p>
+      <w:pPr>
+        <w:shd w:fill="faf3dc" w:val="clear"/>
+        <w:spacing w:before="30" w:after="14"/>
+      </w:pPr>
+      <w:r>
+        <w:rPr>
+          <w:b/>
+          <w:bCs/>
+          <w:color w:val="8a6d10"/>
+          <w:sz w:val="17"/>
+          <w:szCs w:val="17"/>
+          <w:rFonts w:ascii="Courier New" w:cs="Courier New" w:eastAsia="Courier New" w:hAnsi="Courier New"/>
+        </w:rPr>
+        <w:t xml:space="preserve">HOLD · </w:t>
+      </w:r>
+      <w:r>
+        <w:rPr>
+          <w:i/>
+          <w:iCs/>
+          <w:color w:val="8a6d10"/>
+          <w:sz w:val="18"/>
+          <w:szCs w:val="18"/>
+          <w:rFonts w:ascii="Georgia" w:cs="Georgia" w:eastAsia="Georgia" w:hAnsi="Georgia"/>
+        </w:rPr>
+        <w:t xml:space="preserve">Nothing else to fire until the final button. The video carries the number.</w:t>
+      </w:r>
+    </w:p>
+    <w:p>
+      <w:pPr>
+        <w:keepNext/>
+        <w:pBdr>
+          <w:top w:val="single" w:color="d8d2c2" w:sz="4"/>
+        </w:pBdr>
+        <w:spacing w:before="200" w:after="40"/>
+      </w:pPr>
+      <w:r>
+        <w:rPr>
+          <w:b/>
+          <w:bCs/>
+          <w:color w:val="1a1d26"/>
+          <w:sz w:val="22"/>
+          <w:szCs w:val="22"/>
+          <w:rFonts w:ascii="Courier New" w:cs="Courier New" w:eastAsia="Courier New" w:hAnsi="Courier New"/>
+        </w:rPr>
+        <w:t xml:space="preserve">7.3</w:t>
+      </w:r>
+      <w:r>
+        <w:rPr>
+          <w:color w:val="2a5db0"/>
+          <w:sz w:val="17"/>
+          <w:szCs w:val="17"/>
+          <w:rFonts w:ascii="Courier New" w:cs="Courier New" w:eastAsia="Courier New" w:hAnsi="Courier New"/>
+        </w:rPr>
+        <w:t xml:space="preserve">  SR · CATHY · FaceTime</w:t>
+      </w:r>
+      <w:r>
+        <w:rPr>
+          <w:i/>
+          <w:iCs/>
+          <w:color w:val="1a1d26"/>
+          <w:sz w:val="19"/>
+          <w:szCs w:val="19"/>
+          <w:rFonts w:ascii="Georgia" w:cs="Georgia" w:eastAsia="Georgia" w:hAnsi="Georgia"/>
+        </w:rPr>
+        <w:t xml:space="preserve">   —  FINAL BUTTON of the song</w:t>
+      </w:r>
+    </w:p>
+    <w:p>
+      <w:pPr>
+        <w:keepNext/>
+        <w:spacing w:after="60"/>
+      </w:pPr>
+      <w:r>
+        <w:rPr>
+          <w:color w:val="3a3f4d"/>
+          <w:sz w:val="19"/>
+          <w:szCs w:val="19"/>
+          <w:rFonts w:ascii="Georgia" w:cs="Georgia" w:eastAsia="Georgia" w:hAnsi="Georgia"/>
+        </w:rPr>
+        <w:t xml:space="preserve">The call ends — Call Ended card, his initial dimmed. The whole song was one call.</w:t>
+      </w:r>
+    </w:p>
+    <w:p>
+      <w:pPr>
+        <w:keepNext/>
+        <w:spacing w:after="20"/>
+      </w:pPr>
+      <w:r>
+        <w:rPr>
+          <w:b/>
+          <w:bCs/>
+          <w:color w:val="6b7280"/>
+          <w:sz w:val="16"/>
+          <w:szCs w:val="16"/>
+          <w:rFonts w:ascii="Courier New" w:cs="Courier New" w:eastAsia="Courier New" w:hAnsi="Courier New"/>
+        </w:rPr>
+        <w:t xml:space="preserve">ON SCREEN</w:t>
+      </w:r>
+    </w:p>
+    <w:p>
+      <w:pPr>
+        <w:spacing w:after="14"/>
+        <w:ind w:left="280"/>
+      </w:pPr>
+      <w:r>
+        <w:rPr>
+          <w:b/>
+          <w:bCs/>
+          <w:color w:val="1a1d26"/>
+          <w:sz w:val="18"/>
+          <w:szCs w:val="18"/>
+          <w:rFonts w:ascii="Courier New" w:cs="Courier New" w:eastAsia="Courier New" w:hAnsi="Courier New"/>
+        </w:rPr>
+        <w:t xml:space="preserve">FaceTime state → </w:t>
+      </w:r>
+      <w:r>
+        <w:rPr>
+          <w:color w:val="1a1d26"/>
+          <w:sz w:val="18"/>
+          <w:szCs w:val="18"/>
+          <w:rFonts w:ascii="Courier New" w:cs="Courier New" w:eastAsia="Courier New" w:hAnsi="Courier New"/>
+        </w:rPr>
+        <w:t xml:space="preserve">Call Ended</w:t>
+      </w:r>
+    </w:p>
+    <w:p>
+      <w:pPr>
+        <w:keepNext/>
+        <w:pBdr>
+          <w:top w:val="single" w:color="d8d2c2" w:sz="4"/>
+        </w:pBdr>
+        <w:spacing w:before="200" w:after="40"/>
+      </w:pPr>
+      <w:r>
+        <w:rPr>
+          <w:b/>
+          <w:bCs/>
+          <w:color w:val="1a1d26"/>
+          <w:sz w:val="22"/>
+          <w:szCs w:val="22"/>
+          <w:rFonts w:ascii="Courier New" w:cs="Courier New" w:eastAsia="Courier New" w:hAnsi="Courier New"/>
+        </w:rPr>
+        <w:t xml:space="preserve">7.4</w:t>
+      </w:r>
+      <w:r>
+        <w:rPr>
+          <w:color w:val="2a5db0"/>
+          <w:sz w:val="17"/>
+          <w:szCs w:val="17"/>
+          <w:rFonts w:ascii="Courier New" w:cs="Courier New" w:eastAsia="Courier New" w:hAnsi="Courier New"/>
+        </w:rPr>
+        <w:t xml:space="preserve">  SR · CATHY</w:t>
+      </w:r>
+      <w:r>
+        <w:rPr>
+          <w:i/>
+          <w:iCs/>
+          <w:color w:val="1a1d26"/>
+          <w:sz w:val="19"/>
+          <w:szCs w:val="19"/>
+          <w:rFonts w:ascii="Georgia" w:cs="Georgia" w:eastAsia="Georgia" w:hAnsi="Georgia"/>
+        </w:rPr>
+        <w:t xml:space="preserve">   —  She closes the laptop</w:t>
+      </w:r>
+    </w:p>
+    <w:p>
+      <w:pPr>
+        <w:keepNext/>
+        <w:spacing w:after="60"/>
+      </w:pPr>
+      <w:r>
+        <w:rPr>
+          <w:color w:val="3a3f4d"/>
+          <w:sz w:val="19"/>
+          <w:szCs w:val="19"/>
+          <w:rFonts w:ascii="Georgia" w:cs="Georgia" w:eastAsia="Georgia" w:hAnsi="Georgia"/>
+        </w:rPr>
+        <w:t xml:space="preserve">The screen goes; the era holds center until the next song rolls it.</w:t>
       </w:r>
     </w:p>
     <w:p>

--- a/L5Y-Cue-Bible.docx
+++ b/L5Y-Cue-Bible.docx
@@ -65,7 +65,7 @@
           <w:szCs w:val="19"/>
           <w:rFonts w:ascii="Georgia" w:cs="Georgia" w:eastAsia="Georgia" w:hAnsi="Georgia"/>
         </w:rPr>
-        <w:t xml:space="preserve">143 cues · 14 songs · generated from the live show build, so this document cannot drift from what the phones actually do</w:t>
+        <w:t xml:space="preserve">142 cues · 14 songs · generated from the live show build, so this document cannot drift from what the phones actually do</w:t>
       </w:r>
     </w:p>
     <w:p>
@@ -133,7 +133,7 @@
           <w:szCs w:val="18"/>
           <w:rFonts w:ascii="Courier New" w:cs="Courier New" w:eastAsia="Courier New" w:hAnsi="Courier New"/>
         </w:rPr>
-        <w:t xml:space="preserve">   CATHY SINGS · 20 FIRES</w:t>
+        <w:t xml:space="preserve">   CATHY SINGS · 19 FIRES</w:t>
       </w:r>
     </w:p>
     <w:p>
@@ -716,7 +716,7 @@
           <w:szCs w:val="19"/>
           <w:rFonts w:ascii="Georgia" w:cs="Georgia" w:eastAsia="Georgia" w:hAnsi="Georgia"/>
         </w:rPr>
-        <w:t xml:space="preserve">2021 — five years ago today. The first summer.</w:t>
+        <w:t xml:space="preserve">2022 — four years ago today. Nine months in: the first apartment, the couch. The happiest card.</w:t>
       </w:r>
     </w:p>
     <w:p>
@@ -759,7 +759,7 @@
           <w:szCs w:val="18"/>
           <w:rFonts w:ascii="Courier New" w:cs="Courier New" w:eastAsia="Courier New" w:hAnsi="Courier New"/>
         </w:rPr>
-        <w:t xml:space="preserve">5 years ago · 2021 — Cathy Hiatt · June 12, 2021</w:t>
+        <w:t xml:space="preserve">4 years ago · 2022 — Cathy Hiatt · June 12, 2022</w:t>
       </w:r>
     </w:p>
     <w:p>
@@ -785,7 +785,7 @@
           <w:szCs w:val="18"/>
           <w:rFonts w:ascii="Courier New" w:cs="Courier New" w:eastAsia="Courier New" w:hAnsi="Courier New"/>
         </w:rPr>
-        <w:t xml:space="preserve">“is it insane to be this happy after nine months”</w:t>
+        <w:t xml:space="preserve">“nine months in and our apartment has a name. it is called The Couch.”</w:t>
       </w:r>
     </w:p>
     <w:p>
@@ -811,7 +811,7 @@
           <w:szCs w:val="18"/>
           <w:rFonts w:ascii="Courier New" w:cs="Courier New" w:eastAsia="Courier New" w:hAnsi="Courier New"/>
         </w:rPr>
-        <w:t xml:space="preserve">M18 — first-date night walk</w:t>
+        <w:t xml:space="preserve">M15 — the hideous couch</w:t>
       </w:r>
     </w:p>
     <w:p>
@@ -837,7 +837,7 @@
           <w:szCs w:val="18"/>
           <w:rFonts w:ascii="Courier New" w:cs="Courier New" w:eastAsia="Courier New" w:hAnsi="Courier New"/>
         </w:rPr>
-        <w:t xml:space="preserve">👍 64</w:t>
+        <w:t xml:space="preserve">👍 88</w:t>
       </w:r>
     </w:p>
     <w:p>
@@ -924,7 +924,7 @@
           <w:szCs w:val="19"/>
           <w:rFonts w:ascii="Georgia" w:cs="Georgia" w:eastAsia="Georgia" w:hAnsi="Georgia"/>
         </w:rPr>
-        <w:t xml:space="preserve">2022 — the year of the couch and the second Christmas.</w:t>
+        <w:t xml:space="preserve">2023 — the proposal (June 12, 2023: the rowboat, the day The Next Ten Minutes returns to). Her scroll stalls halfway with the card half-revealed — a beat of not being ready — then commits.</w:t>
       </w:r>
     </w:p>
     <w:p>
@@ -967,7 +967,7 @@
           <w:szCs w:val="18"/>
           <w:rFonts w:ascii="Courier New" w:cs="Courier New" w:eastAsia="Courier New" w:hAnsi="Courier New"/>
         </w:rPr>
-        <w:t xml:space="preserve">4 years ago · 2022 — Cathy Hiatt · June 12, 2022</w:t>
+        <w:t xml:space="preserve">3 years ago · 2023 — Cathy Hiatt · June 12, 2023</w:t>
       </w:r>
     </w:p>
     <w:p>
@@ -993,7 +993,7 @@
           <w:szCs w:val="18"/>
           <w:rFonts w:ascii="Courier New" w:cs="Courier New" w:eastAsia="Courier New" w:hAnsi="Courier New"/>
         </w:rPr>
-        <w:t xml:space="preserve">“our apartment has a name now. it is called The Couch.”</w:t>
+        <w:t xml:space="preserve">“he asked. I said yes before he finished 💍”</w:t>
       </w:r>
     </w:p>
     <w:p>
@@ -1019,7 +1019,7 @@
           <w:szCs w:val="18"/>
           <w:rFonts w:ascii="Courier New" w:cs="Courier New" w:eastAsia="Courier New" w:hAnsi="Courier New"/>
         </w:rPr>
-        <w:t xml:space="preserve">M15 — the hideous couch</w:t>
+        <w:t xml:space="preserve">M3a — the ring, the rowboat</w:t>
       </w:r>
     </w:p>
     <w:p>
@@ -1045,7 +1045,7 @@
           <w:szCs w:val="18"/>
           <w:rFonts w:ascii="Courier New" w:cs="Courier New" w:eastAsia="Courier New" w:hAnsi="Courier New"/>
         </w:rPr>
-        <w:t xml:space="preserve">👍 88</w:t>
+        <w:t xml:space="preserve">👍 341</w:t>
       </w:r>
     </w:p>
     <w:p>
@@ -1132,7 +1132,7 @@
           <w:szCs w:val="19"/>
           <w:rFonts w:ascii="Georgia" w:cs="Georgia" w:eastAsia="Georgia" w:hAnsi="Georgia"/>
         </w:rPr>
-        <w:t xml:space="preserve">2023 — the proposal. Her scroll stalls halfway with the card half-revealed — a beat of not being ready — then commits.</w:t>
+        <w:t xml:space="preserve">2024 — the wedding portrait, three weeks married and already apart (she is in Ohio). Dragged into view slowly, thumb never leaving the glass.</w:t>
       </w:r>
     </w:p>
     <w:p>
@@ -1175,7 +1175,7 @@
           <w:szCs w:val="18"/>
           <w:rFonts w:ascii="Courier New" w:cs="Courier New" w:eastAsia="Courier New" w:hAnsi="Courier New"/>
         </w:rPr>
-        <w:t xml:space="preserve">3 years ago · 2023 — Cathy Hiatt · June 12, 2023</w:t>
+        <w:t xml:space="preserve">2 years ago · 2024 — Cathy Wellerstein · June 12, 2024</w:t>
       </w:r>
     </w:p>
     <w:p>
@@ -1201,7 +1201,7 @@
           <w:szCs w:val="18"/>
           <w:rFonts w:ascii="Courier New" w:cs="Courier New" w:eastAsia="Courier New" w:hAnsi="Courier New"/>
         </w:rPr>
-        <w:t xml:space="preserve">“he asked. I said yes before he finished 💍”</w:t>
+        <w:t xml:space="preserve">“married three weeks and 600 miles apart. worth it.”</w:t>
       </w:r>
     </w:p>
     <w:p>
@@ -1227,7 +1227,7 @@
           <w:szCs w:val="18"/>
           <w:rFonts w:ascii="Courier New" w:cs="Courier New" w:eastAsia="Courier New" w:hAnsi="Courier New"/>
         </w:rPr>
-        <w:t xml:space="preserve">M3a — the ring, the rowboat</w:t>
+        <w:t xml:space="preserve">M4 — the wedding portrait</w:t>
       </w:r>
     </w:p>
     <w:p>
@@ -1253,7 +1253,7 @@
           <w:szCs w:val="18"/>
           <w:rFonts w:ascii="Courier New" w:cs="Courier New" w:eastAsia="Courier New" w:hAnsi="Courier New"/>
         </w:rPr>
-        <w:t xml:space="preserve">👍 341</w:t>
+        <w:t xml:space="preserve">👍 402</w:t>
       </w:r>
     </w:p>
     <w:p>
@@ -1340,7 +1340,7 @@
           <w:szCs w:val="19"/>
           <w:rFonts w:ascii="Georgia" w:cs="Georgia" w:eastAsia="Georgia" w:hAnsi="Georgia"/>
         </w:rPr>
-        <w:t xml:space="preserve">2024 — the wedding portrait. Dragged into view slowly, thumb never leaving the glass.</w:t>
+        <w:t xml:space="preserve">2025 — Ohio again, her second summer, day one — the card he is not in. Her first flick fails and the feed snaps back — she is not ready for this one — a long beat, then she drags it over herself.</w:t>
       </w:r>
     </w:p>
     <w:p>
@@ -1383,7 +1383,7 @@
           <w:szCs w:val="18"/>
           <w:rFonts w:ascii="Courier New" w:cs="Courier New" w:eastAsia="Courier New" w:hAnsi="Courier New"/>
         </w:rPr>
-        <w:t xml:space="preserve">2 years ago · 2024 — Cathy Wellerstein · June 12, 2024</w:t>
+        <w:t xml:space="preserve">1 year ago · 2025 — Cathy Wellerstein · June 12, 2025</w:t>
       </w:r>
     </w:p>
     <w:p>
@@ -1409,7 +1409,7 @@
           <w:szCs w:val="18"/>
           <w:rFonts w:ascii="Courier New" w:cs="Courier New" w:eastAsia="Courier New" w:hAnsi="Courier New"/>
         </w:rPr>
-        <w:t xml:space="preserve">“married three weeks and 800 miles apart. worth it.”</w:t>
+        <w:t xml:space="preserve">“Ohio, round two. day one 🎭”</w:t>
       </w:r>
     </w:p>
     <w:p>
@@ -1435,7 +1435,7 @@
           <w:szCs w:val="18"/>
           <w:rFonts w:ascii="Courier New" w:cs="Courier New" w:eastAsia="Courier New" w:hAnsi="Courier New"/>
         </w:rPr>
-        <w:t xml:space="preserve">M4 — the wedding portrait</w:t>
+        <w:t xml:space="preserve">M2 — Ohio cast photo, day one — no Jamie</w:t>
       </w:r>
     </w:p>
     <w:p>
@@ -1461,7 +1461,7 @@
           <w:szCs w:val="18"/>
           <w:rFonts w:ascii="Courier New" w:cs="Courier New" w:eastAsia="Courier New" w:hAnsi="Courier New"/>
         </w:rPr>
-        <w:t xml:space="preserve">👍 402</w:t>
+        <w:t xml:space="preserve">👍 31</w:t>
       </w:r>
     </w:p>
     <w:p>
@@ -1494,6 +1494,34 @@
           <w:rFonts w:ascii="Georgia" w:cs="Georgia" w:eastAsia="Georgia" w:hAnsi="Georgia"/>
         </w:rPr>
         <w:t xml:space="preserve">the feed advances one full-screen card · sound: soft pop</w:t>
+      </w:r>
+    </w:p>
+    <w:p>
+      <w:pPr>
+        <w:shd w:fill="faf3dc" w:val="clear"/>
+        <w:spacing w:before="30" w:after="14"/>
+      </w:pPr>
+      <w:r>
+        <w:rPr>
+          <w:b/>
+          <w:bCs/>
+          <w:color w:val="8a6d10"/>
+          <w:sz w:val="17"/>
+          <w:szCs w:val="17"/>
+          <w:rFonts w:ascii="Courier New" w:cs="Courier New" w:eastAsia="Courier New" w:hAnsi="Courier New"/>
+        </w:rPr>
+        <w:t xml:space="preserve">HOLD · </w:t>
+      </w:r>
+      <w:r>
+        <w:rPr>
+          <w:i/>
+          <w:iCs/>
+          <w:color w:val="8a6d10"/>
+          <w:sz w:val="18"/>
+          <w:szCs w:val="18"/>
+          <w:rFonts w:ascii="Georgia" w:cs="Georgia" w:eastAsia="Georgia" w:hAnsi="Georgia"/>
+        </w:rPr>
+        <w:t xml:space="preserve">Four years in four cards, all before she sings a word. Let this one sit.</w:t>
       </w:r>
     </w:p>
     <w:p>
@@ -1522,7 +1550,7 @@
           <w:szCs w:val="17"/>
           <w:rFonts w:ascii="Courier New" w:cs="Courier New" w:eastAsia="Courier New" w:hAnsi="Courier New"/>
         </w:rPr>
-        <w:t xml:space="preserve">  SR · CATHY · Facebook Memories</w:t>
+        <w:t xml:space="preserve">  SR · CATHY</w:t>
       </w:r>
       <w:r>
         <w:rPr>
@@ -1533,7 +1561,7 @@
           <w:szCs w:val="19"/>
           <w:rFonts w:ascii="Georgia" w:cs="Georgia" w:eastAsia="Georgia" w:hAnsi="Georgia"/>
         </w:rPr>
-        <w:t xml:space="preserve">   —  Intro — the last card</w:t>
+        <w:t xml:space="preserve">   —  FIRST BAR of Still Hurting</w:t>
       </w:r>
     </w:p>
     <w:p>
@@ -1548,7 +1576,7 @@
           <w:szCs w:val="19"/>
           <w:rFonts w:ascii="Georgia" w:cs="Georgia" w:eastAsia="Georgia" w:hAnsi="Georgia"/>
         </w:rPr>
-        <w:t xml:space="preserve">2025 — the pier. Her first flick fails and the feed snaps back — she is not ready for this one — a long beat, then she drags it over herself.</w:t>
+        <w:t xml:space="preserve">She puts the phone down. The song is hers — screen to black.</w:t>
       </w:r>
     </w:p>
     <w:p>
@@ -1582,94 +1610,16 @@
           <w:szCs w:val="18"/>
           <w:rFonts w:ascii="Courier New" w:cs="Courier New" w:eastAsia="Courier New" w:hAnsi="Courier New"/>
         </w:rPr>
-        <w:t xml:space="preserve">MEMORY CARD — </w:t>
-      </w:r>
-      <w:r>
-        <w:rPr>
-          <w:color w:val="1a1d26"/>
-          <w:sz w:val="18"/>
-          <w:szCs w:val="18"/>
-          <w:rFonts w:ascii="Courier New" w:cs="Courier New" w:eastAsia="Courier New" w:hAnsi="Courier New"/>
-        </w:rPr>
-        <w:t xml:space="preserve">1 year ago · 2025 — Cathy Wellerstein · June 12, 2025</w:t>
-      </w:r>
-    </w:p>
-    <w:p>
-      <w:pPr>
-        <w:spacing w:after="14"/>
-        <w:ind w:left="280"/>
-      </w:pPr>
-      <w:r>
-        <w:rPr>
-          <w:b/>
-          <w:bCs/>
-          <w:color w:val="1a1d26"/>
-          <w:sz w:val="18"/>
-          <w:szCs w:val="18"/>
-          <w:rFonts w:ascii="Courier New" w:cs="Courier New" w:eastAsia="Courier New" w:hAnsi="Courier New"/>
-        </w:rPr>
-        <w:t xml:space="preserve">  post: </w:t>
-      </w:r>
-      <w:r>
-        <w:rPr>
-          <w:color w:val="1a1d26"/>
-          <w:sz w:val="18"/>
-          <w:szCs w:val="18"/>
-          <w:rFonts w:ascii="Courier New" w:cs="Courier New" w:eastAsia="Courier New" w:hAnsi="Courier New"/>
-        </w:rPr>
-        <w:t xml:space="preserve">“look who made it to Ohio 🥰”</w:t>
-      </w:r>
-    </w:p>
-    <w:p>
-      <w:pPr>
-        <w:spacing w:after="14"/>
-        <w:ind w:left="280"/>
-      </w:pPr>
-      <w:r>
-        <w:rPr>
-          <w:b/>
-          <w:bCs/>
-          <w:color w:val="1a1d26"/>
-          <w:sz w:val="18"/>
-          <w:szCs w:val="18"/>
-          <w:rFonts w:ascii="Courier New" w:cs="Courier New" w:eastAsia="Courier New" w:hAnsi="Courier New"/>
-        </w:rPr>
-        <w:t xml:space="preserve">  media: </w:t>
-      </w:r>
-      <w:r>
-        <w:rPr>
-          <w:color w:val="1a1d26"/>
-          <w:sz w:val="18"/>
-          <w:szCs w:val="18"/>
-          <w:rFonts w:ascii="Courier New" w:cs="Courier New" w:eastAsia="Courier New" w:hAnsi="Courier New"/>
-        </w:rPr>
-        <w:t xml:space="preserve">M1 — the pier, golden hour</w:t>
-      </w:r>
-    </w:p>
-    <w:p>
-      <w:pPr>
-        <w:spacing w:after="14"/>
-        <w:ind w:left="280"/>
-      </w:pPr>
-      <w:r>
-        <w:rPr>
-          <w:b/>
-          <w:bCs/>
-          <w:color w:val="1a1d26"/>
-          <w:sz w:val="18"/>
-          <w:szCs w:val="18"/>
-          <w:rFonts w:ascii="Courier New" w:cs="Courier New" w:eastAsia="Courier New" w:hAnsi="Courier New"/>
-        </w:rPr>
-        <w:t xml:space="preserve">  reactions: </w:t>
-      </w:r>
-      <w:r>
-        <w:rPr>
-          <w:color w:val="1a1d26"/>
-          <w:sz w:val="18"/>
-          <w:szCs w:val="18"/>
-          <w:rFonts w:ascii="Courier New" w:cs="Courier New" w:eastAsia="Courier New" w:hAnsi="Courier New"/>
-        </w:rPr>
-        <w:t xml:space="preserve">👍 47</w:t>
+        <w:t xml:space="preserve">HOUSE BLACK — </w:t>
+      </w:r>
+      <w:r>
+        <w:rPr>
+          <w:color w:val="1a1d26"/>
+          <w:sz w:val="18"/>
+          <w:szCs w:val="18"/>
+          <w:rFonts w:ascii="Courier New" w:cs="Courier New" w:eastAsia="Courier New" w:hAnsi="Courier New"/>
+        </w:rPr>
+        <w:t xml:space="preserve">the phone vanishes into it</w:t>
       </w:r>
     </w:p>
     <w:p>
@@ -1701,35 +1651,39 @@
           <w:szCs w:val="18"/>
           <w:rFonts w:ascii="Georgia" w:cs="Georgia" w:eastAsia="Georgia" w:hAnsi="Georgia"/>
         </w:rPr>
-        <w:t xml:space="preserve">the feed advances one full-screen card · sound: soft pop</w:t>
-      </w:r>
-    </w:p>
-    <w:p>
-      <w:pPr>
-        <w:shd w:fill="faf3dc" w:val="clear"/>
-        <w:spacing w:before="30" w:after="14"/>
-      </w:pPr>
-      <w:r>
-        <w:rPr>
-          <w:b/>
-          <w:bCs/>
-          <w:color w:val="8a6d10"/>
-          <w:sz w:val="17"/>
-          <w:szCs w:val="17"/>
-          <w:rFonts w:ascii="Courier New" w:cs="Courier New" w:eastAsia="Courier New" w:hAnsi="Courier New"/>
-        </w:rPr>
-        <w:t xml:space="preserve">HOLD · </w:t>
-      </w:r>
-      <w:r>
-        <w:rPr>
-          <w:i/>
-          <w:iCs/>
-          <w:color w:val="8a6d10"/>
-          <w:sz w:val="18"/>
-          <w:szCs w:val="18"/>
-          <w:rFonts w:ascii="Georgia" w:cs="Georgia" w:eastAsia="Georgia" w:hAnsi="Georgia"/>
-        </w:rPr>
-        <w:t xml:space="preserve">Five years in five cards, all before she sings a word. Let this one sit.</w:t>
+        <w:t xml:space="preserve">hard black</w:t>
+      </w:r>
+    </w:p>
+    <w:p>
+      <w:pPr>
+        <w:keepNext/>
+        <w:spacing w:before="26" w:after="20"/>
+      </w:pPr>
+      <w:r>
+        <w:rPr>
+          <w:b/>
+          <w:bCs/>
+          <w:color w:val="6b7280"/>
+          <w:sz w:val="16"/>
+          <w:szCs w:val="16"/>
+          <w:rFonts w:ascii="Courier New" w:cs="Courier New" w:eastAsia="Courier New" w:hAnsi="Courier New"/>
+        </w:rPr>
+        <w:t xml:space="preserve">SOUND</w:t>
+      </w:r>
+    </w:p>
+    <w:p>
+      <w:pPr>
+        <w:spacing w:after="14"/>
+        <w:ind w:left="280"/>
+      </w:pPr>
+      <w:r>
+        <w:rPr>
+          <w:color w:val="6a5a20"/>
+          <w:sz w:val="18"/>
+          <w:szCs w:val="18"/>
+          <w:rFonts w:ascii="Georgia" w:cs="Georgia" w:eastAsia="Georgia" w:hAnsi="Georgia"/>
+        </w:rPr>
+        <w:t xml:space="preserve">room tone out</w:t>
       </w:r>
     </w:p>
     <w:p>
@@ -1758,7 +1712,7 @@
           <w:szCs w:val="17"/>
           <w:rFonts w:ascii="Courier New" w:cs="Courier New" w:eastAsia="Courier New" w:hAnsi="Courier New"/>
         </w:rPr>
-        <w:t xml:space="preserve">  SR · CATHY</w:t>
+        <w:t xml:space="preserve">  SR · CATHY · Messages</w:t>
       </w:r>
       <w:r>
         <w:rPr>
@@ -1769,7 +1723,7 @@
           <w:szCs w:val="19"/>
           <w:rFonts w:ascii="Georgia" w:cs="Georgia" w:eastAsia="Georgia" w:hAnsi="Georgia"/>
         </w:rPr>
-        <w:t xml:space="preserve">   —  FIRST BAR of Still Hurting</w:t>
+        <w:t xml:space="preserve">   —  INTERLUDE, m. 58 — after “Like it’s simple, like it’s right.” She picks the phone back up.</w:t>
       </w:r>
     </w:p>
     <w:p>
@@ -1784,7 +1738,7 @@
           <w:szCs w:val="19"/>
           <w:rFonts w:ascii="Georgia" w:cs="Georgia" w:eastAsia="Georgia" w:hAnsi="Georgia"/>
         </w:rPr>
-        <w:t xml:space="preserve">She puts the phone down. The song is hers — screen to black.</w:t>
+        <w:t xml:space="preserve">Unlock. Messages. Everyone already knows — the whole list is condolences.</w:t>
       </w:r>
     </w:p>
     <w:p>
@@ -1818,16 +1772,275 @@
           <w:szCs w:val="18"/>
           <w:rFonts w:ascii="Courier New" w:cs="Courier New" w:eastAsia="Courier New" w:hAnsi="Courier New"/>
         </w:rPr>
-        <w:t xml:space="preserve">HOUSE BLACK — </w:t>
-      </w:r>
-      <w:r>
-        <w:rPr>
-          <w:color w:val="1a1d26"/>
-          <w:sz w:val="18"/>
-          <w:szCs w:val="18"/>
-          <w:rFonts w:ascii="Courier New" w:cs="Courier New" w:eastAsia="Courier New" w:hAnsi="Courier New"/>
-        </w:rPr>
-        <w:t xml:space="preserve">the phone vanishes into it</w:t>
+        <w:t xml:space="preserve">MESSAGES LIST — loads whole, already full: </w:t>
+      </w:r>
+      <w:r>
+        <w:rPr>
+          <w:color w:val="1a1d26"/>
+          <w:sz w:val="18"/>
+          <w:szCs w:val="18"/>
+          <w:rFonts w:ascii="Courier New" w:cs="Courier New" w:eastAsia="Courier New" w:hAnsi="Courier New"/>
+        </w:rPr>
+      </w:r>
+    </w:p>
+    <w:p>
+      <w:pPr>
+        <w:spacing w:after="14"/>
+        <w:ind w:left="280"/>
+      </w:pPr>
+      <w:r>
+        <w:rPr>
+          <w:b/>
+          <w:bCs/>
+          <w:color w:val="1a1d26"/>
+          <w:sz w:val="18"/>
+          <w:szCs w:val="18"/>
+          <w:rFonts w:ascii="Courier New" w:cs="Courier New" w:eastAsia="Courier New" w:hAnsi="Courier New"/>
+        </w:rPr>
+        <w:t xml:space="preserve">   · </w:t>
+      </w:r>
+      <w:r>
+        <w:rPr>
+          <w:color w:val="1a1d26"/>
+          <w:sz w:val="18"/>
+          <w:szCs w:val="18"/>
+          <w:rFonts w:ascii="Courier New" w:cs="Courier New" w:eastAsia="Courier New" w:hAnsi="Courier New"/>
+        </w:rPr>
+        <w:t xml:space="preserve">Jamie — “You: please just call me” (Wednesday)</w:t>
+      </w:r>
+    </w:p>
+    <w:p>
+      <w:pPr>
+        <w:spacing w:after="14"/>
+        <w:ind w:left="280"/>
+      </w:pPr>
+      <w:r>
+        <w:rPr>
+          <w:b/>
+          <w:bCs/>
+          <w:color w:val="1a1d26"/>
+          <w:sz w:val="18"/>
+          <w:szCs w:val="18"/>
+          <w:rFonts w:ascii="Courier New" w:cs="Courier New" w:eastAsia="Courier New" w:hAnsi="Courier New"/>
+        </w:rPr>
+        <w:t xml:space="preserve">   · </w:t>
+      </w:r>
+      <w:r>
+        <w:rPr>
+          <w:color w:val="1a1d26"/>
+          <w:sz w:val="18"/>
+          <w:szCs w:val="18"/>
+          <w:rFonts w:ascii="Courier New" w:cs="Courier New" w:eastAsia="Courier New" w:hAnsi="Courier New"/>
+        </w:rPr>
+        <w:t xml:space="preserve">Mom ❤️ ● — “call me when you’re up. I love you.” (8:02 AM)</w:t>
+      </w:r>
+    </w:p>
+    <w:p>
+      <w:pPr>
+        <w:spacing w:after="14"/>
+        <w:ind w:left="280"/>
+      </w:pPr>
+      <w:r>
+        <w:rPr>
+          <w:b/>
+          <w:bCs/>
+          <w:color w:val="1a1d26"/>
+          <w:sz w:val="18"/>
+          <w:szCs w:val="18"/>
+          <w:rFonts w:ascii="Courier New" w:cs="Courier New" w:eastAsia="Courier New" w:hAnsi="Courier New"/>
+        </w:rPr>
+        <w:t xml:space="preserve">   · </w:t>
+      </w:r>
+      <w:r>
+        <w:rPr>
+          <w:color w:val="1a1d26"/>
+          <w:sz w:val="18"/>
+          <w:szCs w:val="18"/>
+          <w:rFonts w:ascii="Courier New" w:cs="Courier New" w:eastAsia="Courier New" w:hAnsi="Courier New"/>
+        </w:rPr>
+        <w:t xml:space="preserve">Dana + girls 🍸 ● — “Dana: we’re coming over at 7. non-negotiable.” (7:41 AM)</w:t>
+      </w:r>
+    </w:p>
+    <w:p>
+      <w:pPr>
+        <w:spacing w:after="14"/>
+        <w:ind w:left="280"/>
+      </w:pPr>
+      <w:r>
+        <w:rPr>
+          <w:b/>
+          <w:bCs/>
+          <w:color w:val="1a1d26"/>
+          <w:sz w:val="18"/>
+          <w:szCs w:val="18"/>
+          <w:rFonts w:ascii="Courier New" w:cs="Courier New" w:eastAsia="Courier New" w:hAnsi="Courier New"/>
+        </w:rPr>
+        <w:t xml:space="preserve">   · </w:t>
+      </w:r>
+      <w:r>
+        <w:rPr>
+          <w:color w:val="1a1d26"/>
+          <w:sz w:val="18"/>
+          <w:szCs w:val="18"/>
+          <w:rFonts w:ascii="Courier New" w:cs="Courier New" w:eastAsia="Courier New" w:hAnsi="Courier New"/>
+        </w:rPr>
+        <w:t xml:space="preserve">Grammy ● — “bubbeleh. are you eating?” (Yesterday)</w:t>
+      </w:r>
+    </w:p>
+    <w:p>
+      <w:pPr>
+        <w:spacing w:after="14"/>
+        <w:ind w:left="280"/>
+      </w:pPr>
+      <w:r>
+        <w:rPr>
+          <w:b/>
+          <w:bCs/>
+          <w:color w:val="1a1d26"/>
+          <w:sz w:val="18"/>
+          <w:szCs w:val="18"/>
+          <w:rFonts w:ascii="Courier New" w:cs="Courier New" w:eastAsia="Courier New" w:hAnsi="Courier New"/>
+        </w:rPr>
+        <w:t xml:space="preserve">   · </w:t>
+      </w:r>
+      <w:r>
+        <w:rPr>
+          <w:color w:val="1a1d26"/>
+          <w:sz w:val="18"/>
+          <w:szCs w:val="18"/>
+          <w:rFonts w:ascii="Courier New" w:cs="Courier New" w:eastAsia="Courier New" w:hAnsi="Courier New"/>
+        </w:rPr>
+        <w:t xml:space="preserve">Beth — “just heard. I’m so so sorry 💔” (Yesterday)</w:t>
+      </w:r>
+    </w:p>
+    <w:p>
+      <w:pPr>
+        <w:spacing w:after="14"/>
+        <w:ind w:left="280"/>
+      </w:pPr>
+      <w:r>
+        <w:rPr>
+          <w:b/>
+          <w:bCs/>
+          <w:color w:val="1a1d26"/>
+          <w:sz w:val="18"/>
+          <w:szCs w:val="18"/>
+          <w:rFonts w:ascii="Courier New" w:cs="Courier New" w:eastAsia="Courier New" w:hAnsi="Courier New"/>
+        </w:rPr>
+        <w:t xml:space="preserve">   · </w:t>
+      </w:r>
+      <w:r>
+        <w:rPr>
+          <w:color w:val="1a1d26"/>
+          <w:sz w:val="18"/>
+          <w:szCs w:val="18"/>
+          <w:rFonts w:ascii="Courier New" w:cs="Courier New" w:eastAsia="Courier New" w:hAnsi="Courier New"/>
+        </w:rPr>
+        <w:t xml:space="preserve">Aunt Patti — “your mother told me. calling tonight” (Wednesday)</w:t>
+      </w:r>
+    </w:p>
+    <w:p>
+      <w:pPr>
+        <w:spacing w:after="14"/>
+        <w:ind w:left="280"/>
+      </w:pPr>
+      <w:r>
+        <w:rPr>
+          <w:b/>
+          <w:bCs/>
+          <w:color w:val="1a1d26"/>
+          <w:sz w:val="18"/>
+          <w:szCs w:val="18"/>
+          <w:rFonts w:ascii="Courier New" w:cs="Courier New" w:eastAsia="Courier New" w:hAnsi="Courier New"/>
+        </w:rPr>
+        <w:t xml:space="preserve">   · </w:t>
+      </w:r>
+      <w:r>
+        <w:rPr>
+          <w:color w:val="1a1d26"/>
+          <w:sz w:val="18"/>
+          <w:szCs w:val="18"/>
+          <w:rFonts w:ascii="Courier New" w:cs="Courier New" w:eastAsia="Courier New" w:hAnsi="Courier New"/>
+        </w:rPr>
+        <w:t xml:space="preserve">Michael (voice) — “no lesson this week. take care of you.” (Tuesday)</w:t>
+      </w:r>
+    </w:p>
+    <w:p>
+      <w:pPr>
+        <w:spacing w:after="14"/>
+        <w:ind w:left="280"/>
+      </w:pPr>
+      <w:r>
+        <w:rPr>
+          <w:b/>
+          <w:bCs/>
+          <w:color w:val="1a1d26"/>
+          <w:sz w:val="18"/>
+          <w:szCs w:val="18"/>
+          <w:rFonts w:ascii="Courier New" w:cs="Courier New" w:eastAsia="Courier New" w:hAnsi="Courier New"/>
+        </w:rPr>
+        <w:t xml:space="preserve">   · </w:t>
+      </w:r>
+      <w:r>
+        <w:rPr>
+          <w:color w:val="1a1d26"/>
+          <w:sz w:val="18"/>
+          <w:szCs w:val="18"/>
+          <w:rFonts w:ascii="Courier New" w:cs="Courier New" w:eastAsia="Courier New" w:hAnsi="Courier New"/>
+        </w:rPr>
+        <w:t xml:space="preserve">Ohio Housing — “Re: summer sublet — deposit received” (Monday)</w:t>
+      </w:r>
+    </w:p>
+    <w:p>
+      <w:pPr>
+        <w:spacing w:after="14"/>
+        <w:ind w:left="280"/>
+      </w:pPr>
+      <w:r>
+        <w:rPr>
+          <w:b/>
+          <w:bCs/>
+          <w:color w:val="1a1d26"/>
+          <w:sz w:val="18"/>
+          <w:szCs w:val="18"/>
+          <w:rFonts w:ascii="Courier New" w:cs="Courier New" w:eastAsia="Courier New" w:hAnsi="Courier New"/>
+        </w:rPr>
+        <w:t xml:space="preserve">   · </w:t>
+      </w:r>
+      <w:r>
+        <w:rPr>
+          <w:color w:val="1a1d26"/>
+          <w:sz w:val="18"/>
+          <w:szCs w:val="18"/>
+          <w:rFonts w:ascii="Courier New" w:cs="Courier New" w:eastAsia="Courier New" w:hAnsi="Courier New"/>
+        </w:rPr>
+        <w:t xml:space="preserve">CVS Pharmacy — “Your prescription is ready for pickup” (Monday)</w:t>
+      </w:r>
+    </w:p>
+    <w:p>
+      <w:pPr>
+        <w:spacing w:after="14"/>
+        <w:ind w:left="280"/>
+      </w:pPr>
+      <w:r>
+        <w:rPr>
+          <w:b/>
+          <w:bCs/>
+          <w:color w:val="1a1d26"/>
+          <w:sz w:val="18"/>
+          <w:szCs w:val="18"/>
+          <w:rFonts w:ascii="Courier New" w:cs="Courier New" w:eastAsia="Courier New" w:hAnsi="Courier New"/>
+        </w:rPr>
+        <w:t xml:space="preserve">   · </w:t>
+      </w:r>
+      <w:r>
+        <w:rPr>
+          <w:color w:val="1a1d26"/>
+          <w:sz w:val="18"/>
+          <w:szCs w:val="18"/>
+          <w:rFonts w:ascii="Courier New" w:cs="Courier New" w:eastAsia="Courier New" w:hAnsi="Courier New"/>
+        </w:rPr>
+        <w:t xml:space="preserve">Dentist — Dr. Okafor — “Reminder: cleaning Jun 22, 2:30 PM” (Sunday)</w:t>
       </w:r>
     </w:p>
     <w:p>
@@ -1859,7 +2072,52 @@
           <w:szCs w:val="18"/>
           <w:rFonts w:ascii="Georgia" w:cs="Georgia" w:eastAsia="Georgia" w:hAnsi="Georgia"/>
         </w:rPr>
-        <w:t xml:space="preserve">hard black</w:t>
+        <w:t xml:space="preserve">the iPhone shell appears — CATHY’s screen</w:t>
+      </w:r>
+    </w:p>
+    <w:p>
+      <w:pPr>
+        <w:spacing w:after="14"/>
+        <w:ind w:left="280"/>
+      </w:pPr>
+      <w:r>
+        <w:rPr>
+          <w:color w:val="3a3f4d"/>
+          <w:sz w:val="18"/>
+          <w:szCs w:val="18"/>
+          <w:rFonts w:ascii="Georgia" w:cs="Georgia" w:eastAsia="Georgia" w:hAnsi="Georgia"/>
+        </w:rPr>
+        <w:t xml:space="preserve">UNLOCK — the lock slides up and away → home screen · sound: unlock swish</w:t>
+      </w:r>
+    </w:p>
+    <w:p>
+      <w:pPr>
+        <w:spacing w:after="14"/>
+        <w:ind w:left="280"/>
+      </w:pPr>
+      <w:r>
+        <w:rPr>
+          <w:color w:val="3a3f4d"/>
+          <w:sz w:val="18"/>
+          <w:szCs w:val="18"/>
+          <w:rFonts w:ascii="Georgia" w:cs="Georgia" w:eastAsia="Georgia" w:hAnsi="Georgia"/>
+        </w:rPr>
+        <w:t xml:space="preserve">OPENS Messages — closes the current app if one is open, a beat on the home screen, then the icon itself presses (its real tap animation) and the app opens · sound: tap</w:t>
+      </w:r>
+    </w:p>
+    <w:p>
+      <w:pPr>
+        <w:spacing w:after="14"/>
+        <w:ind w:left="280"/>
+      </w:pPr>
+      <w:r>
+        <w:rPr>
+          <w:color w:val="3a3f4d"/>
+          <w:sz w:val="18"/>
+          <w:szCs w:val="18"/>
+          <w:rFonts w:ascii="Georgia" w:cs="Georgia" w:eastAsia="Georgia" w:hAnsi="Georgia"/>
+        </w:rPr>
+        <w:t xml:space="preserve">no animation — the list is already full; the last rows cut off at the bottom of the glass</w:t>
       </w:r>
     </w:p>
     <w:p>
@@ -1891,7 +2149,32 @@
           <w:szCs w:val="18"/>
           <w:rFonts w:ascii="Georgia" w:cs="Georgia" w:eastAsia="Georgia" w:hAnsi="Georgia"/>
         </w:rPr>
-        <w:t xml:space="preserve">room tone out</w:t>
+        <w:t xml:space="preserve">unlock swish</w:t>
+      </w:r>
+    </w:p>
+    <w:p>
+      <w:pPr>
+        <w:spacing w:before="30" w:after="14"/>
+      </w:pPr>
+      <w:r>
+        <w:rPr>
+          <w:b/>
+          <w:bCs/>
+          <w:color w:val="6b7280"/>
+          <w:sz w:val="16"/>
+          <w:szCs w:val="16"/>
+          <w:rFonts w:ascii="Courier New" w:cs="Courier New" w:eastAsia="Courier New" w:hAnsi="Courier New"/>
+        </w:rPr>
+        <w:t xml:space="preserve">PHONES  </w:t>
+      </w:r>
+      <w:r>
+        <w:rPr>
+          <w:color w:val="6b7280"/>
+          <w:sz w:val="17"/>
+          <w:szCs w:val="17"/>
+          <w:rFonts w:ascii="Courier New" w:cs="Courier New" w:eastAsia="Courier New" w:hAnsi="Courier New"/>
+        </w:rPr>
+        <w:t xml:space="preserve">SR = Messages  ·  stamp “JUNE 2026”  ·  clock 9:41</w:t>
       </w:r>
     </w:p>
     <w:p>
@@ -1931,7 +2214,7 @@
           <w:szCs w:val="19"/>
           <w:rFonts w:ascii="Georgia" w:cs="Georgia" w:eastAsia="Georgia" w:hAnsi="Georgia"/>
         </w:rPr>
-        <w:t xml:space="preserve">   —  INTERLUDE, m. 58 — after “Like it’s simple, like it’s right.” She picks the phone back up.</w:t>
+        <w:t xml:space="preserve">   —  Interlude — she opens his thread</w:t>
       </w:r>
     </w:p>
     <w:p>
@@ -1946,7 +2229,7 @@
           <w:szCs w:val="19"/>
           <w:rFonts w:ascii="Georgia" w:cs="Georgia" w:eastAsia="Georgia" w:hAnsi="Georgia"/>
         </w:rPr>
-        <w:t xml:space="preserve">Unlock. Messages. Everyone already knows — the whole list is condolences.</w:t>
+        <w:t xml:space="preserve">His name, then the thread — mid-history, cold logistics from May going colder, days of her asking, all Delivered, all silent. Close-up on the conversation.</w:t>
       </w:r>
     </w:p>
     <w:p>
@@ -1980,275 +2263,353 @@
           <w:szCs w:val="18"/>
           <w:rFonts w:ascii="Courier New" w:cs="Courier New" w:eastAsia="Courier New" w:hAnsi="Courier New"/>
         </w:rPr>
-        <w:t xml:space="preserve">MESSAGES LIST — loads whole, already full: </w:t>
-      </w:r>
-      <w:r>
-        <w:rPr>
-          <w:color w:val="1a1d26"/>
-          <w:sz w:val="18"/>
-          <w:szCs w:val="18"/>
-          <w:rFonts w:ascii="Courier New" w:cs="Courier New" w:eastAsia="Courier New" w:hAnsi="Courier New"/>
-        </w:rPr>
-      </w:r>
-    </w:p>
-    <w:p>
-      <w:pPr>
-        <w:spacing w:after="14"/>
-        <w:ind w:left="280"/>
-      </w:pPr>
-      <w:r>
-        <w:rPr>
-          <w:b/>
-          <w:bCs/>
-          <w:color w:val="1a1d26"/>
-          <w:sz w:val="18"/>
-          <w:szCs w:val="18"/>
-          <w:rFonts w:ascii="Courier New" w:cs="Courier New" w:eastAsia="Courier New" w:hAnsi="Courier New"/>
-        </w:rPr>
-        <w:t xml:space="preserve">   · </w:t>
-      </w:r>
-      <w:r>
-        <w:rPr>
-          <w:color w:val="1a1d26"/>
-          <w:sz w:val="18"/>
-          <w:szCs w:val="18"/>
-          <w:rFonts w:ascii="Courier New" w:cs="Courier New" w:eastAsia="Courier New" w:hAnsi="Courier New"/>
-        </w:rPr>
-        <w:t xml:space="preserve">Jamie — “You: please just call me” (Wednesday)</w:t>
-      </w:r>
-    </w:p>
-    <w:p>
-      <w:pPr>
-        <w:spacing w:after="14"/>
-        <w:ind w:left="280"/>
-      </w:pPr>
-      <w:r>
-        <w:rPr>
-          <w:b/>
-          <w:bCs/>
-          <w:color w:val="1a1d26"/>
-          <w:sz w:val="18"/>
-          <w:szCs w:val="18"/>
-          <w:rFonts w:ascii="Courier New" w:cs="Courier New" w:eastAsia="Courier New" w:hAnsi="Courier New"/>
-        </w:rPr>
-        <w:t xml:space="preserve">   · </w:t>
-      </w:r>
-      <w:r>
-        <w:rPr>
-          <w:color w:val="1a1d26"/>
-          <w:sz w:val="18"/>
-          <w:szCs w:val="18"/>
-          <w:rFonts w:ascii="Courier New" w:cs="Courier New" w:eastAsia="Courier New" w:hAnsi="Courier New"/>
-        </w:rPr>
-        <w:t xml:space="preserve">Mom ❤️ ● — “call me when you’re up. I love you.” (8:02 AM)</w:t>
-      </w:r>
-    </w:p>
-    <w:p>
-      <w:pPr>
-        <w:spacing w:after="14"/>
-        <w:ind w:left="280"/>
-      </w:pPr>
-      <w:r>
-        <w:rPr>
-          <w:b/>
-          <w:bCs/>
-          <w:color w:val="1a1d26"/>
-          <w:sz w:val="18"/>
-          <w:szCs w:val="18"/>
-          <w:rFonts w:ascii="Courier New" w:cs="Courier New" w:eastAsia="Courier New" w:hAnsi="Courier New"/>
-        </w:rPr>
-        <w:t xml:space="preserve">   · </w:t>
-      </w:r>
-      <w:r>
-        <w:rPr>
-          <w:color w:val="1a1d26"/>
-          <w:sz w:val="18"/>
-          <w:szCs w:val="18"/>
-          <w:rFonts w:ascii="Courier New" w:cs="Courier New" w:eastAsia="Courier New" w:hAnsi="Courier New"/>
-        </w:rPr>
-        <w:t xml:space="preserve">Dana + girls 🍸 ● — “Dana: we’re coming over at 7. non-negotiable.” (7:41 AM)</w:t>
-      </w:r>
-    </w:p>
-    <w:p>
-      <w:pPr>
-        <w:spacing w:after="14"/>
-        <w:ind w:left="280"/>
-      </w:pPr>
-      <w:r>
-        <w:rPr>
-          <w:b/>
-          <w:bCs/>
-          <w:color w:val="1a1d26"/>
-          <w:sz w:val="18"/>
-          <w:szCs w:val="18"/>
-          <w:rFonts w:ascii="Courier New" w:cs="Courier New" w:eastAsia="Courier New" w:hAnsi="Courier New"/>
-        </w:rPr>
-        <w:t xml:space="preserve">   · </w:t>
-      </w:r>
-      <w:r>
-        <w:rPr>
-          <w:color w:val="1a1d26"/>
-          <w:sz w:val="18"/>
-          <w:szCs w:val="18"/>
-          <w:rFonts w:ascii="Courier New" w:cs="Courier New" w:eastAsia="Courier New" w:hAnsi="Courier New"/>
-        </w:rPr>
-        <w:t xml:space="preserve">Grammy ● — “bubbeleh. are you eating?” (Yesterday)</w:t>
-      </w:r>
-    </w:p>
-    <w:p>
-      <w:pPr>
-        <w:spacing w:after="14"/>
-        <w:ind w:left="280"/>
-      </w:pPr>
-      <w:r>
-        <w:rPr>
-          <w:b/>
-          <w:bCs/>
-          <w:color w:val="1a1d26"/>
-          <w:sz w:val="18"/>
-          <w:szCs w:val="18"/>
-          <w:rFonts w:ascii="Courier New" w:cs="Courier New" w:eastAsia="Courier New" w:hAnsi="Courier New"/>
-        </w:rPr>
-        <w:t xml:space="preserve">   · </w:t>
-      </w:r>
-      <w:r>
-        <w:rPr>
-          <w:color w:val="1a1d26"/>
-          <w:sz w:val="18"/>
-          <w:szCs w:val="18"/>
-          <w:rFonts w:ascii="Courier New" w:cs="Courier New" w:eastAsia="Courier New" w:hAnsi="Courier New"/>
-        </w:rPr>
-        <w:t xml:space="preserve">Beth — “just heard. I’m so so sorry 💔” (Yesterday)</w:t>
-      </w:r>
-    </w:p>
-    <w:p>
-      <w:pPr>
-        <w:spacing w:after="14"/>
-        <w:ind w:left="280"/>
-      </w:pPr>
-      <w:r>
-        <w:rPr>
-          <w:b/>
-          <w:bCs/>
-          <w:color w:val="1a1d26"/>
-          <w:sz w:val="18"/>
-          <w:szCs w:val="18"/>
-          <w:rFonts w:ascii="Courier New" w:cs="Courier New" w:eastAsia="Courier New" w:hAnsi="Courier New"/>
-        </w:rPr>
-        <w:t xml:space="preserve">   · </w:t>
-      </w:r>
-      <w:r>
-        <w:rPr>
-          <w:color w:val="1a1d26"/>
-          <w:sz w:val="18"/>
-          <w:szCs w:val="18"/>
-          <w:rFonts w:ascii="Courier New" w:cs="Courier New" w:eastAsia="Courier New" w:hAnsi="Courier New"/>
-        </w:rPr>
-        <w:t xml:space="preserve">Aunt Patti — “your mother told me. calling tonight” (Wednesday)</w:t>
-      </w:r>
-    </w:p>
-    <w:p>
-      <w:pPr>
-        <w:spacing w:after="14"/>
-        <w:ind w:left="280"/>
-      </w:pPr>
-      <w:r>
-        <w:rPr>
-          <w:b/>
-          <w:bCs/>
-          <w:color w:val="1a1d26"/>
-          <w:sz w:val="18"/>
-          <w:szCs w:val="18"/>
-          <w:rFonts w:ascii="Courier New" w:cs="Courier New" w:eastAsia="Courier New" w:hAnsi="Courier New"/>
-        </w:rPr>
-        <w:t xml:space="preserve">   · </w:t>
-      </w:r>
-      <w:r>
-        <w:rPr>
-          <w:color w:val="1a1d26"/>
-          <w:sz w:val="18"/>
-          <w:szCs w:val="18"/>
-          <w:rFonts w:ascii="Courier New" w:cs="Courier New" w:eastAsia="Courier New" w:hAnsi="Courier New"/>
-        </w:rPr>
-        <w:t xml:space="preserve">Michael (voice) — “no lesson this week. take care of you.” (Tuesday)</w:t>
-      </w:r>
-    </w:p>
-    <w:p>
-      <w:pPr>
-        <w:spacing w:after="14"/>
-        <w:ind w:left="280"/>
-      </w:pPr>
-      <w:r>
-        <w:rPr>
-          <w:b/>
-          <w:bCs/>
-          <w:color w:val="1a1d26"/>
-          <w:sz w:val="18"/>
-          <w:szCs w:val="18"/>
-          <w:rFonts w:ascii="Courier New" w:cs="Courier New" w:eastAsia="Courier New" w:hAnsi="Courier New"/>
-        </w:rPr>
-        <w:t xml:space="preserve">   · </w:t>
-      </w:r>
-      <w:r>
-        <w:rPr>
-          <w:color w:val="1a1d26"/>
-          <w:sz w:val="18"/>
-          <w:szCs w:val="18"/>
-          <w:rFonts w:ascii="Courier New" w:cs="Courier New" w:eastAsia="Courier New" w:hAnsi="Courier New"/>
-        </w:rPr>
-        <w:t xml:space="preserve">Ohio Housing — “Re: summer sublet — deposit received” (Monday)</w:t>
-      </w:r>
-    </w:p>
-    <w:p>
-      <w:pPr>
-        <w:spacing w:after="14"/>
-        <w:ind w:left="280"/>
-      </w:pPr>
-      <w:r>
-        <w:rPr>
-          <w:b/>
-          <w:bCs/>
-          <w:color w:val="1a1d26"/>
-          <w:sz w:val="18"/>
-          <w:szCs w:val="18"/>
-          <w:rFonts w:ascii="Courier New" w:cs="Courier New" w:eastAsia="Courier New" w:hAnsi="Courier New"/>
-        </w:rPr>
-        <w:t xml:space="preserve">   · </w:t>
-      </w:r>
-      <w:r>
-        <w:rPr>
-          <w:color w:val="1a1d26"/>
-          <w:sz w:val="18"/>
-          <w:szCs w:val="18"/>
-          <w:rFonts w:ascii="Courier New" w:cs="Courier New" w:eastAsia="Courier New" w:hAnsi="Courier New"/>
-        </w:rPr>
-        <w:t xml:space="preserve">CVS Pharmacy — “Your prescription is ready for pickup” (Monday)</w:t>
-      </w:r>
-    </w:p>
-    <w:p>
-      <w:pPr>
-        <w:spacing w:after="14"/>
-        <w:ind w:left="280"/>
-      </w:pPr>
-      <w:r>
-        <w:rPr>
-          <w:b/>
-          <w:bCs/>
-          <w:color w:val="1a1d26"/>
-          <w:sz w:val="18"/>
-          <w:szCs w:val="18"/>
-          <w:rFonts w:ascii="Courier New" w:cs="Courier New" w:eastAsia="Courier New" w:hAnsi="Courier New"/>
-        </w:rPr>
-        <w:t xml:space="preserve">   · </w:t>
-      </w:r>
-      <w:r>
-        <w:rPr>
-          <w:color w:val="1a1d26"/>
-          <w:sz w:val="18"/>
-          <w:szCs w:val="18"/>
-          <w:rFonts w:ascii="Courier New" w:cs="Courier New" w:eastAsia="Courier New" w:hAnsi="Courier New"/>
-        </w:rPr>
-        <w:t xml:space="preserve">Dentist — Dr. Okafor — “Reminder: cleaning Jun 22, 2:30 PM” (Sunday)</w:t>
+        <w:t xml:space="preserve">THREAD HISTORY — loads whole with the thread: </w:t>
+      </w:r>
+      <w:r>
+        <w:rPr>
+          <w:color w:val="1a1d26"/>
+          <w:sz w:val="18"/>
+          <w:szCs w:val="18"/>
+          <w:rFonts w:ascii="Courier New" w:cs="Courier New" w:eastAsia="Courier New" w:hAnsi="Courier New"/>
+        </w:rPr>
+      </w:r>
+    </w:p>
+    <w:p>
+      <w:pPr>
+        <w:spacing w:after="14"/>
+        <w:ind w:left="280"/>
+      </w:pPr>
+      <w:r>
+        <w:rPr>
+          <w:b/>
+          <w:bCs/>
+          <w:color w:val="1a1d26"/>
+          <w:sz w:val="18"/>
+          <w:szCs w:val="18"/>
+          <w:rFonts w:ascii="Courier New" w:cs="Courier New" w:eastAsia="Courier New" w:hAnsi="Courier New"/>
+        </w:rPr>
+        <w:t xml:space="preserve">   — </w:t>
+      </w:r>
+      <w:r>
+        <w:rPr>
+          <w:color w:val="1a1d26"/>
+          <w:sz w:val="18"/>
+          <w:szCs w:val="18"/>
+          <w:rFonts w:ascii="Courier New" w:cs="Courier New" w:eastAsia="Courier New" w:hAnsi="Courier New"/>
+        </w:rPr>
+        <w:t xml:space="preserve">May 12 · 6:40 PM</w:t>
+      </w:r>
+    </w:p>
+    <w:p>
+      <w:pPr>
+        <w:spacing w:after="14"/>
+        <w:ind w:left="280"/>
+      </w:pPr>
+      <w:r>
+        <w:rPr>
+          <w:b/>
+          <w:bCs/>
+          <w:color w:val="1a1d26"/>
+          <w:sz w:val="18"/>
+          <w:szCs w:val="18"/>
+          <w:rFonts w:ascii="Courier New" w:cs="Courier New" w:eastAsia="Courier New" w:hAnsi="Courier New"/>
+        </w:rPr>
+        <w:t xml:space="preserve">   SENT (blue): </w:t>
+      </w:r>
+      <w:r>
+        <w:rPr>
+          <w:color w:val="1a1d26"/>
+          <w:sz w:val="18"/>
+          <w:szCs w:val="18"/>
+          <w:rFonts w:ascii="Courier New" w:cs="Courier New" w:eastAsia="Courier New" w:hAnsi="Courier New"/>
+        </w:rPr>
+        <w:t xml:space="preserve">“your mail is piling up here”</w:t>
+      </w:r>
+    </w:p>
+    <w:p>
+      <w:pPr>
+        <w:spacing w:after="14"/>
+        <w:ind w:left="280"/>
+      </w:pPr>
+      <w:r>
+        <w:rPr>
+          <w:b/>
+          <w:bCs/>
+          <w:color w:val="1a1d26"/>
+          <w:sz w:val="18"/>
+          <w:szCs w:val="18"/>
+          <w:rFonts w:ascii="Courier New" w:cs="Courier New" w:eastAsia="Courier New" w:hAnsi="Courier New"/>
+        </w:rPr>
+        <w:t xml:space="preserve">   RECEIVED (gray): </w:t>
+      </w:r>
+      <w:r>
+        <w:rPr>
+          <w:color w:val="1a1d26"/>
+          <w:sz w:val="18"/>
+          <w:szCs w:val="18"/>
+          <w:rFonts w:ascii="Courier New" w:cs="Courier New" w:eastAsia="Courier New" w:hAnsi="Courier New"/>
+        </w:rPr>
+        <w:t xml:space="preserve">“I’ll come by this week”</w:t>
+      </w:r>
+    </w:p>
+    <w:p>
+      <w:pPr>
+        <w:spacing w:after="14"/>
+        <w:ind w:left="280"/>
+      </w:pPr>
+      <w:r>
+        <w:rPr>
+          <w:b/>
+          <w:bCs/>
+          <w:color w:val="1a1d26"/>
+          <w:sz w:val="18"/>
+          <w:szCs w:val="18"/>
+          <w:rFonts w:ascii="Courier New" w:cs="Courier New" w:eastAsia="Courier New" w:hAnsi="Courier New"/>
+        </w:rPr>
+        <w:t xml:space="preserve">   SENT (blue): </w:t>
+      </w:r>
+      <w:r>
+        <w:rPr>
+          <w:color w:val="1a1d26"/>
+          <w:sz w:val="18"/>
+          <w:szCs w:val="18"/>
+          <w:rFonts w:ascii="Courier New" w:cs="Courier New" w:eastAsia="Courier New" w:hAnsi="Courier New"/>
+        </w:rPr>
+        <w:t xml:space="preserve">“ok”</w:t>
+      </w:r>
+    </w:p>
+    <w:p>
+      <w:pPr>
+        <w:spacing w:after="14"/>
+        <w:ind w:left="280"/>
+      </w:pPr>
+      <w:r>
+        <w:rPr>
+          <w:b/>
+          <w:bCs/>
+          <w:color w:val="1a1d26"/>
+          <w:sz w:val="18"/>
+          <w:szCs w:val="18"/>
+          <w:rFonts w:ascii="Courier New" w:cs="Courier New" w:eastAsia="Courier New" w:hAnsi="Courier New"/>
+        </w:rPr>
+        <w:t xml:space="preserve">   — </w:t>
+      </w:r>
+      <w:r>
+        <w:rPr>
+          <w:color w:val="1a1d26"/>
+          <w:sz w:val="18"/>
+          <w:szCs w:val="18"/>
+          <w:rFonts w:ascii="Courier New" w:cs="Courier New" w:eastAsia="Courier New" w:hAnsi="Courier New"/>
+        </w:rPr>
+        <w:t xml:space="preserve">May 30 · 9:12 PM</w:t>
+      </w:r>
+    </w:p>
+    <w:p>
+      <w:pPr>
+        <w:spacing w:after="14"/>
+        <w:ind w:left="280"/>
+      </w:pPr>
+      <w:r>
+        <w:rPr>
+          <w:b/>
+          <w:bCs/>
+          <w:color w:val="1a1d26"/>
+          <w:sz w:val="18"/>
+          <w:szCs w:val="18"/>
+          <w:rFonts w:ascii="Courier New" w:cs="Courier New" w:eastAsia="Courier New" w:hAnsi="Courier New"/>
+        </w:rPr>
+        <w:t xml:space="preserve">   SENT (blue): </w:t>
+      </w:r>
+      <w:r>
+        <w:rPr>
+          <w:color w:val="1a1d26"/>
+          <w:sz w:val="18"/>
+          <w:szCs w:val="18"/>
+          <w:rFonts w:ascii="Courier New" w:cs="Courier New" w:eastAsia="Courier New" w:hAnsi="Courier New"/>
+        </w:rPr>
+        <w:t xml:space="preserve">“the super needs to know about the lease by the 15th”</w:t>
+      </w:r>
+    </w:p>
+    <w:p>
+      <w:pPr>
+        <w:spacing w:after="14"/>
+        <w:ind w:left="280"/>
+      </w:pPr>
+      <w:r>
+        <w:rPr>
+          <w:b/>
+          <w:bCs/>
+          <w:color w:val="1a1d26"/>
+          <w:sz w:val="18"/>
+          <w:szCs w:val="18"/>
+          <w:rFonts w:ascii="Courier New" w:cs="Courier New" w:eastAsia="Courier New" w:hAnsi="Courier New"/>
+        </w:rPr>
+        <w:t xml:space="preserve">   — </w:t>
+      </w:r>
+      <w:r>
+        <w:rPr>
+          <w:color w:val="1a1d26"/>
+          <w:sz w:val="18"/>
+          <w:szCs w:val="18"/>
+          <w:rFonts w:ascii="Courier New" w:cs="Courier New" w:eastAsia="Courier New" w:hAnsi="Courier New"/>
+        </w:rPr>
+        <w:t xml:space="preserve">Monday · 11:02 PM</w:t>
+      </w:r>
+    </w:p>
+    <w:p>
+      <w:pPr>
+        <w:spacing w:after="14"/>
+        <w:ind w:left="280"/>
+      </w:pPr>
+      <w:r>
+        <w:rPr>
+          <w:b/>
+          <w:bCs/>
+          <w:color w:val="1a1d26"/>
+          <w:sz w:val="18"/>
+          <w:szCs w:val="18"/>
+          <w:rFonts w:ascii="Courier New" w:cs="Courier New" w:eastAsia="Courier New" w:hAnsi="Courier New"/>
+        </w:rPr>
+        <w:t xml:space="preserve">   SENT (blue): </w:t>
+      </w:r>
+      <w:r>
+        <w:rPr>
+          <w:color w:val="1a1d26"/>
+          <w:sz w:val="18"/>
+          <w:szCs w:val="18"/>
+          <w:rFonts w:ascii="Courier New" w:cs="Courier New" w:eastAsia="Courier New" w:hAnsi="Courier New"/>
+        </w:rPr>
+        <w:t xml:space="preserve">“are you coming home this weekend?”</w:t>
+      </w:r>
+    </w:p>
+    <w:p>
+      <w:pPr>
+        <w:spacing w:after="14"/>
+        <w:ind w:left="280"/>
+      </w:pPr>
+      <w:r>
+        <w:rPr>
+          <w:b/>
+          <w:bCs/>
+          <w:color w:val="1a1d26"/>
+          <w:sz w:val="18"/>
+          <w:szCs w:val="18"/>
+          <w:rFonts w:ascii="Courier New" w:cs="Courier New" w:eastAsia="Courier New" w:hAnsi="Courier New"/>
+        </w:rPr>
+        <w:t xml:space="preserve">   — </w:t>
+      </w:r>
+      <w:r>
+        <w:rPr>
+          <w:color w:val="1a1d26"/>
+          <w:sz w:val="18"/>
+          <w:szCs w:val="18"/>
+          <w:rFonts w:ascii="Courier New" w:cs="Courier New" w:eastAsia="Courier New" w:hAnsi="Courier New"/>
+        </w:rPr>
+        <w:t xml:space="preserve">Wednesday · 8:15 AM</w:t>
+      </w:r>
+    </w:p>
+    <w:p>
+      <w:pPr>
+        <w:spacing w:after="14"/>
+        <w:ind w:left="280"/>
+      </w:pPr>
+      <w:r>
+        <w:rPr>
+          <w:b/>
+          <w:bCs/>
+          <w:color w:val="1a1d26"/>
+          <w:sz w:val="18"/>
+          <w:szCs w:val="18"/>
+          <w:rFonts w:ascii="Courier New" w:cs="Courier New" w:eastAsia="Courier New" w:hAnsi="Courier New"/>
+        </w:rPr>
+        <w:t xml:space="preserve">   SENT (blue): </w:t>
+      </w:r>
+      <w:r>
+        <w:rPr>
+          <w:color w:val="1a1d26"/>
+          <w:sz w:val="18"/>
+          <w:szCs w:val="18"/>
+          <w:rFonts w:ascii="Courier New" w:cs="Courier New" w:eastAsia="Courier New" w:hAnsi="Courier New"/>
+        </w:rPr>
+        <w:t xml:space="preserve">“please just call me”</w:t>
+      </w:r>
+    </w:p>
+    <w:p>
+      <w:pPr>
+        <w:spacing w:after="14"/>
+        <w:ind w:left="280"/>
+      </w:pPr>
+      <w:r>
+        <w:rPr>
+          <w:b/>
+          <w:bCs/>
+          <w:color w:val="1a1d26"/>
+          <w:sz w:val="18"/>
+          <w:szCs w:val="18"/>
+          <w:rFonts w:ascii="Courier New" w:cs="Courier New" w:eastAsia="Courier New" w:hAnsi="Courier New"/>
+        </w:rPr>
+        <w:t xml:space="preserve">   — </w:t>
+      </w:r>
+      <w:r>
+        <w:rPr>
+          <w:color w:val="1a1d26"/>
+          <w:sz w:val="18"/>
+          <w:szCs w:val="18"/>
+          <w:rFonts w:ascii="Courier New" w:cs="Courier New" w:eastAsia="Courier New" w:hAnsi="Courier New"/>
+        </w:rPr>
+        <w:t xml:space="preserve">Wednesday · 9:30 PM</w:t>
+      </w:r>
+    </w:p>
+    <w:p>
+      <w:pPr>
+        <w:spacing w:after="14"/>
+        <w:ind w:left="280"/>
+      </w:pPr>
+      <w:r>
+        <w:rPr>
+          <w:b/>
+          <w:bCs/>
+          <w:color w:val="1a1d26"/>
+          <w:sz w:val="18"/>
+          <w:szCs w:val="18"/>
+          <w:rFonts w:ascii="Courier New" w:cs="Courier New" w:eastAsia="Courier New" w:hAnsi="Courier New"/>
+        </w:rPr>
+        <w:t xml:space="preserve">   SENT (blue): </w:t>
+      </w:r>
+      <w:r>
+        <w:rPr>
+          <w:color w:val="1a1d26"/>
+          <w:sz w:val="18"/>
+          <w:szCs w:val="18"/>
+          <w:rFonts w:ascii="Courier New" w:cs="Courier New" w:eastAsia="Courier New" w:hAnsi="Courier New"/>
+        </w:rPr>
+        <w:t xml:space="preserve">“I still have your ring”</w:t>
+      </w:r>
+    </w:p>
+    <w:p>
+      <w:pPr>
+        <w:spacing w:after="14"/>
+        <w:ind w:left="280"/>
+      </w:pPr>
+      <w:r>
+        <w:rPr>
+          <w:b/>
+          <w:bCs/>
+          <w:color w:val="1a1d26"/>
+          <w:sz w:val="18"/>
+          <w:szCs w:val="18"/>
+          <w:rFonts w:ascii="Courier New" w:cs="Courier New" w:eastAsia="Courier New" w:hAnsi="Courier New"/>
+        </w:rPr>
+        <w:t xml:space="preserve">   status: </w:t>
+      </w:r>
+      <w:r>
+        <w:rPr>
+          <w:color w:val="1a1d26"/>
+          <w:sz w:val="18"/>
+          <w:szCs w:val="18"/>
+          <w:rFonts w:ascii="Courier New" w:cs="Courier New" w:eastAsia="Courier New" w:hAnsi="Courier New"/>
+        </w:rPr>
+        <w:t xml:space="preserve">Delivered</w:t>
       </w:r>
     </w:p>
     <w:p>
@@ -2280,109 +2641,37 @@
           <w:szCs w:val="18"/>
           <w:rFonts w:ascii="Georgia" w:cs="Georgia" w:eastAsia="Georgia" w:hAnsi="Georgia"/>
         </w:rPr>
-        <w:t xml:space="preserve">the iPhone shell appears — CATHY’s screen</w:t>
-      </w:r>
-    </w:p>
-    <w:p>
-      <w:pPr>
-        <w:spacing w:after="14"/>
-        <w:ind w:left="280"/>
-      </w:pPr>
-      <w:r>
-        <w:rPr>
-          <w:color w:val="3a3f4d"/>
-          <w:sz w:val="18"/>
-          <w:szCs w:val="18"/>
-          <w:rFonts w:ascii="Georgia" w:cs="Georgia" w:eastAsia="Georgia" w:hAnsi="Georgia"/>
-        </w:rPr>
-        <w:t xml:space="preserve">UNLOCK — the lock slides up and away → home screen · sound: unlock swish</w:t>
-      </w:r>
-    </w:p>
-    <w:p>
-      <w:pPr>
-        <w:spacing w:after="14"/>
-        <w:ind w:left="280"/>
-      </w:pPr>
-      <w:r>
-        <w:rPr>
-          <w:color w:val="3a3f4d"/>
-          <w:sz w:val="18"/>
-          <w:szCs w:val="18"/>
-          <w:rFonts w:ascii="Georgia" w:cs="Georgia" w:eastAsia="Georgia" w:hAnsi="Georgia"/>
-        </w:rPr>
-        <w:t xml:space="preserve">OPENS Messages — closes the current app if one is open, a beat on the home screen, then the icon itself presses (its real tap animation) and the app opens · sound: tap</w:t>
-      </w:r>
-    </w:p>
-    <w:p>
-      <w:pPr>
-        <w:spacing w:after="14"/>
-        <w:ind w:left="280"/>
-      </w:pPr>
-      <w:r>
-        <w:rPr>
-          <w:color w:val="3a3f4d"/>
-          <w:sz w:val="18"/>
-          <w:szCs w:val="18"/>
-          <w:rFonts w:ascii="Georgia" w:cs="Georgia" w:eastAsia="Georgia" w:hAnsi="Georgia"/>
-        </w:rPr>
-        <w:t xml:space="preserve">no animation — the list is already full; the last rows cut off at the bottom of the glass</w:t>
-      </w:r>
-    </w:p>
-    <w:p>
-      <w:pPr>
-        <w:keepNext/>
-        <w:spacing w:before="26" w:after="20"/>
-      </w:pPr>
-      <w:r>
-        <w:rPr>
-          <w:b/>
-          <w:bCs/>
-          <w:color w:val="6b7280"/>
-          <w:sz w:val="16"/>
-          <w:szCs w:val="16"/>
-          <w:rFonts w:ascii="Courier New" w:cs="Courier New" w:eastAsia="Courier New" w:hAnsi="Courier New"/>
-        </w:rPr>
-        <w:t xml:space="preserve">SOUND</w:t>
-      </w:r>
-    </w:p>
-    <w:p>
-      <w:pPr>
-        <w:spacing w:after="14"/>
-        <w:ind w:left="280"/>
-      </w:pPr>
-      <w:r>
-        <w:rPr>
-          <w:color w:val="6a5a20"/>
-          <w:sz w:val="18"/>
-          <w:szCs w:val="18"/>
-          <w:rFonts w:ascii="Georgia" w:cs="Georgia" w:eastAsia="Georgia" w:hAnsi="Georgia"/>
-        </w:rPr>
-        <w:t xml:space="preserve">unlock swish</w:t>
-      </w:r>
-    </w:p>
-    <w:p>
-      <w:pPr>
-        <w:spacing w:before="30" w:after="14"/>
-      </w:pPr>
-      <w:r>
-        <w:rPr>
-          <w:b/>
-          <w:bCs/>
-          <w:color w:val="6b7280"/>
-          <w:sz w:val="16"/>
-          <w:szCs w:val="16"/>
-          <w:rFonts w:ascii="Courier New" w:cs="Courier New" w:eastAsia="Courier New" w:hAnsi="Courier New"/>
-        </w:rPr>
-        <w:t xml:space="preserve">PHONES  </w:t>
-      </w:r>
-      <w:r>
-        <w:rPr>
-          <w:color w:val="6b7280"/>
-          <w:sz w:val="17"/>
-          <w:szCs w:val="17"/>
-          <w:rFonts w:ascii="Courier New" w:cs="Courier New" w:eastAsia="Courier New" w:hAnsi="Courier New"/>
-        </w:rPr>
-        <w:t xml:space="preserve">SR = Messages  ·  stamp “JUNE 2026”  ·  clock 9:41</w:t>
+        <w:t xml:space="preserve">HESITATION — “Jamie” holds the iOS pressed-gray under a resting finger … and does not commit. Holds until the next cue.</w:t>
+      </w:r>
+    </w:p>
+    <w:p>
+      <w:pPr>
+        <w:spacing w:after="14"/>
+        <w:ind w:left="280"/>
+      </w:pPr>
+      <w:r>
+        <w:rPr>
+          <w:color w:val="3a3f4d"/>
+          <w:sz w:val="18"/>
+          <w:szCs w:val="18"/>
+          <w:rFonts w:ascii="Georgia" w:cs="Georgia" w:eastAsia="Georgia" w:hAnsi="Georgia"/>
+        </w:rPr>
+        <w:t xml:space="preserve">TAP COMMITS — the pressed row releases and pushes through · sound: tap</w:t>
+      </w:r>
+    </w:p>
+    <w:p>
+      <w:pPr>
+        <w:spacing w:after="14"/>
+        <w:ind w:left="280"/>
+      </w:pPr>
+      <w:r>
+        <w:rPr>
+          <w:color w:val="3a3f4d"/>
+          <w:sz w:val="18"/>
+          <w:szCs w:val="18"/>
+          <w:rFonts w:ascii="Georgia" w:cs="Georgia" w:eastAsia="Georgia" w:hAnsi="Georgia"/>
+        </w:rPr>
+        <w:t xml:space="preserve">thread pushes in from the list — Jamie</w:t>
       </w:r>
     </w:p>
     <w:p>
@@ -2422,7 +2711,7 @@
           <w:szCs w:val="19"/>
           <w:rFonts w:ascii="Georgia" w:cs="Georgia" w:eastAsia="Georgia" w:hAnsi="Georgia"/>
         </w:rPr>
-        <w:t xml:space="preserve">   —  Interlude — she opens his thread</w:t>
+        <w:t xml:space="preserve">   —  Interlude — she types it live</w:t>
       </w:r>
     </w:p>
     <w:p>
@@ -2437,7 +2726,7 @@
           <w:szCs w:val="19"/>
           <w:rFonts w:ascii="Georgia" w:cs="Georgia" w:eastAsia="Georgia" w:hAnsi="Georgia"/>
         </w:rPr>
-        <w:t xml:space="preserve">His name, then the thread — mid-history, cold logistics from May going colder, days of her asking, all Delivered, all silent. Close-up on the conversation.</w:t>
+        <w:t xml:space="preserve">PRESENT — 9:41 this morning. Typed in real time, hesitant.</w:t>
       </w:r>
     </w:p>
     <w:p>
@@ -2471,353 +2760,42 @@
           <w:szCs w:val="18"/>
           <w:rFonts w:ascii="Courier New" w:cs="Courier New" w:eastAsia="Courier New" w:hAnsi="Courier New"/>
         </w:rPr>
-        <w:t xml:space="preserve">THREAD HISTORY — loads whole with the thread: </w:t>
-      </w:r>
-      <w:r>
-        <w:rPr>
-          <w:color w:val="1a1d26"/>
-          <w:sz w:val="18"/>
-          <w:szCs w:val="18"/>
-          <w:rFonts w:ascii="Courier New" w:cs="Courier New" w:eastAsia="Courier New" w:hAnsi="Courier New"/>
-        </w:rPr>
-      </w:r>
-    </w:p>
-    <w:p>
-      <w:pPr>
-        <w:spacing w:after="14"/>
-        <w:ind w:left="280"/>
-      </w:pPr>
-      <w:r>
-        <w:rPr>
-          <w:b/>
-          <w:bCs/>
-          <w:color w:val="1a1d26"/>
-          <w:sz w:val="18"/>
-          <w:szCs w:val="18"/>
-          <w:rFonts w:ascii="Courier New" w:cs="Courier New" w:eastAsia="Courier New" w:hAnsi="Courier New"/>
-        </w:rPr>
-        <w:t xml:space="preserve">   — </w:t>
-      </w:r>
-      <w:r>
-        <w:rPr>
-          <w:color w:val="1a1d26"/>
-          <w:sz w:val="18"/>
-          <w:szCs w:val="18"/>
-          <w:rFonts w:ascii="Courier New" w:cs="Courier New" w:eastAsia="Courier New" w:hAnsi="Courier New"/>
-        </w:rPr>
-        <w:t xml:space="preserve">May 12 · 6:40 PM</w:t>
-      </w:r>
-    </w:p>
-    <w:p>
-      <w:pPr>
-        <w:spacing w:after="14"/>
-        <w:ind w:left="280"/>
-      </w:pPr>
-      <w:r>
-        <w:rPr>
-          <w:b/>
-          <w:bCs/>
-          <w:color w:val="1a1d26"/>
-          <w:sz w:val="18"/>
-          <w:szCs w:val="18"/>
-          <w:rFonts w:ascii="Courier New" w:cs="Courier New" w:eastAsia="Courier New" w:hAnsi="Courier New"/>
-        </w:rPr>
-        <w:t xml:space="preserve">   SENT (blue): </w:t>
-      </w:r>
-      <w:r>
-        <w:rPr>
-          <w:color w:val="1a1d26"/>
-          <w:sz w:val="18"/>
-          <w:szCs w:val="18"/>
-          <w:rFonts w:ascii="Courier New" w:cs="Courier New" w:eastAsia="Courier New" w:hAnsi="Courier New"/>
-        </w:rPr>
-        <w:t xml:space="preserve">“your mail is piling up here”</w:t>
-      </w:r>
-    </w:p>
-    <w:p>
-      <w:pPr>
-        <w:spacing w:after="14"/>
-        <w:ind w:left="280"/>
-      </w:pPr>
-      <w:r>
-        <w:rPr>
-          <w:b/>
-          <w:bCs/>
-          <w:color w:val="1a1d26"/>
-          <w:sz w:val="18"/>
-          <w:szCs w:val="18"/>
-          <w:rFonts w:ascii="Courier New" w:cs="Courier New" w:eastAsia="Courier New" w:hAnsi="Courier New"/>
-        </w:rPr>
-        <w:t xml:space="preserve">   RECEIVED (gray): </w:t>
-      </w:r>
-      <w:r>
-        <w:rPr>
-          <w:color w:val="1a1d26"/>
-          <w:sz w:val="18"/>
-          <w:szCs w:val="18"/>
-          <w:rFonts w:ascii="Courier New" w:cs="Courier New" w:eastAsia="Courier New" w:hAnsi="Courier New"/>
-        </w:rPr>
-        <w:t xml:space="preserve">“I’ll come by this week”</w:t>
-      </w:r>
-    </w:p>
-    <w:p>
-      <w:pPr>
-        <w:spacing w:after="14"/>
-        <w:ind w:left="280"/>
-      </w:pPr>
-      <w:r>
-        <w:rPr>
-          <w:b/>
-          <w:bCs/>
-          <w:color w:val="1a1d26"/>
-          <w:sz w:val="18"/>
-          <w:szCs w:val="18"/>
-          <w:rFonts w:ascii="Courier New" w:cs="Courier New" w:eastAsia="Courier New" w:hAnsi="Courier New"/>
-        </w:rPr>
-        <w:t xml:space="preserve">   SENT (blue): </w:t>
-      </w:r>
-      <w:r>
-        <w:rPr>
-          <w:color w:val="1a1d26"/>
-          <w:sz w:val="18"/>
-          <w:szCs w:val="18"/>
-          <w:rFonts w:ascii="Courier New" w:cs="Courier New" w:eastAsia="Courier New" w:hAnsi="Courier New"/>
-        </w:rPr>
-        <w:t xml:space="preserve">“ok”</w:t>
-      </w:r>
-    </w:p>
-    <w:p>
-      <w:pPr>
-        <w:spacing w:after="14"/>
-        <w:ind w:left="280"/>
-      </w:pPr>
-      <w:r>
-        <w:rPr>
-          <w:b/>
-          <w:bCs/>
-          <w:color w:val="1a1d26"/>
-          <w:sz w:val="18"/>
-          <w:szCs w:val="18"/>
-          <w:rFonts w:ascii="Courier New" w:cs="Courier New" w:eastAsia="Courier New" w:hAnsi="Courier New"/>
-        </w:rPr>
-        <w:t xml:space="preserve">   — </w:t>
-      </w:r>
-      <w:r>
-        <w:rPr>
-          <w:color w:val="1a1d26"/>
-          <w:sz w:val="18"/>
-          <w:szCs w:val="18"/>
-          <w:rFonts w:ascii="Courier New" w:cs="Courier New" w:eastAsia="Courier New" w:hAnsi="Courier New"/>
-        </w:rPr>
-        <w:t xml:space="preserve">May 30 · 9:12 PM</w:t>
-      </w:r>
-    </w:p>
-    <w:p>
-      <w:pPr>
-        <w:spacing w:after="14"/>
-        <w:ind w:left="280"/>
-      </w:pPr>
-      <w:r>
-        <w:rPr>
-          <w:b/>
-          <w:bCs/>
-          <w:color w:val="1a1d26"/>
-          <w:sz w:val="18"/>
-          <w:szCs w:val="18"/>
-          <w:rFonts w:ascii="Courier New" w:cs="Courier New" w:eastAsia="Courier New" w:hAnsi="Courier New"/>
-        </w:rPr>
-        <w:t xml:space="preserve">   SENT (blue): </w:t>
-      </w:r>
-      <w:r>
-        <w:rPr>
-          <w:color w:val="1a1d26"/>
-          <w:sz w:val="18"/>
-          <w:szCs w:val="18"/>
-          <w:rFonts w:ascii="Courier New" w:cs="Courier New" w:eastAsia="Courier New" w:hAnsi="Courier New"/>
-        </w:rPr>
-        <w:t xml:space="preserve">“the super needs to know about the lease by the 15th”</w:t>
-      </w:r>
-    </w:p>
-    <w:p>
-      <w:pPr>
-        <w:spacing w:after="14"/>
-        <w:ind w:left="280"/>
-      </w:pPr>
-      <w:r>
-        <w:rPr>
-          <w:b/>
-          <w:bCs/>
-          <w:color w:val="1a1d26"/>
-          <w:sz w:val="18"/>
-          <w:szCs w:val="18"/>
-          <w:rFonts w:ascii="Courier New" w:cs="Courier New" w:eastAsia="Courier New" w:hAnsi="Courier New"/>
-        </w:rPr>
-        <w:t xml:space="preserve">   — </w:t>
-      </w:r>
-      <w:r>
-        <w:rPr>
-          <w:color w:val="1a1d26"/>
-          <w:sz w:val="18"/>
-          <w:szCs w:val="18"/>
-          <w:rFonts w:ascii="Courier New" w:cs="Courier New" w:eastAsia="Courier New" w:hAnsi="Courier New"/>
-        </w:rPr>
-        <w:t xml:space="preserve">Monday · 11:02 PM</w:t>
-      </w:r>
-    </w:p>
-    <w:p>
-      <w:pPr>
-        <w:spacing w:after="14"/>
-        <w:ind w:left="280"/>
-      </w:pPr>
-      <w:r>
-        <w:rPr>
-          <w:b/>
-          <w:bCs/>
-          <w:color w:val="1a1d26"/>
-          <w:sz w:val="18"/>
-          <w:szCs w:val="18"/>
-          <w:rFonts w:ascii="Courier New" w:cs="Courier New" w:eastAsia="Courier New" w:hAnsi="Courier New"/>
-        </w:rPr>
-        <w:t xml:space="preserve">   SENT (blue): </w:t>
-      </w:r>
-      <w:r>
-        <w:rPr>
-          <w:color w:val="1a1d26"/>
-          <w:sz w:val="18"/>
-          <w:szCs w:val="18"/>
-          <w:rFonts w:ascii="Courier New" w:cs="Courier New" w:eastAsia="Courier New" w:hAnsi="Courier New"/>
-        </w:rPr>
-        <w:t xml:space="preserve">“are you coming home this weekend?”</w:t>
-      </w:r>
-    </w:p>
-    <w:p>
-      <w:pPr>
-        <w:spacing w:after="14"/>
-        <w:ind w:left="280"/>
-      </w:pPr>
-      <w:r>
-        <w:rPr>
-          <w:b/>
-          <w:bCs/>
-          <w:color w:val="1a1d26"/>
-          <w:sz w:val="18"/>
-          <w:szCs w:val="18"/>
-          <w:rFonts w:ascii="Courier New" w:cs="Courier New" w:eastAsia="Courier New" w:hAnsi="Courier New"/>
-        </w:rPr>
-        <w:t xml:space="preserve">   — </w:t>
-      </w:r>
-      <w:r>
-        <w:rPr>
-          <w:color w:val="1a1d26"/>
-          <w:sz w:val="18"/>
-          <w:szCs w:val="18"/>
-          <w:rFonts w:ascii="Courier New" w:cs="Courier New" w:eastAsia="Courier New" w:hAnsi="Courier New"/>
-        </w:rPr>
-        <w:t xml:space="preserve">Wednesday · 8:15 AM</w:t>
-      </w:r>
-    </w:p>
-    <w:p>
-      <w:pPr>
-        <w:spacing w:after="14"/>
-        <w:ind w:left="280"/>
-      </w:pPr>
-      <w:r>
-        <w:rPr>
-          <w:b/>
-          <w:bCs/>
-          <w:color w:val="1a1d26"/>
-          <w:sz w:val="18"/>
-          <w:szCs w:val="18"/>
-          <w:rFonts w:ascii="Courier New" w:cs="Courier New" w:eastAsia="Courier New" w:hAnsi="Courier New"/>
-        </w:rPr>
-        <w:t xml:space="preserve">   SENT (blue): </w:t>
-      </w:r>
-      <w:r>
-        <w:rPr>
-          <w:color w:val="1a1d26"/>
-          <w:sz w:val="18"/>
-          <w:szCs w:val="18"/>
-          <w:rFonts w:ascii="Courier New" w:cs="Courier New" w:eastAsia="Courier New" w:hAnsi="Courier New"/>
-        </w:rPr>
-        <w:t xml:space="preserve">“please just call me”</w:t>
-      </w:r>
-    </w:p>
-    <w:p>
-      <w:pPr>
-        <w:spacing w:after="14"/>
-        <w:ind w:left="280"/>
-      </w:pPr>
-      <w:r>
-        <w:rPr>
-          <w:b/>
-          <w:bCs/>
-          <w:color w:val="1a1d26"/>
-          <w:sz w:val="18"/>
-          <w:szCs w:val="18"/>
-          <w:rFonts w:ascii="Courier New" w:cs="Courier New" w:eastAsia="Courier New" w:hAnsi="Courier New"/>
-        </w:rPr>
-        <w:t xml:space="preserve">   — </w:t>
-      </w:r>
-      <w:r>
-        <w:rPr>
-          <w:color w:val="1a1d26"/>
-          <w:sz w:val="18"/>
-          <w:szCs w:val="18"/>
-          <w:rFonts w:ascii="Courier New" w:cs="Courier New" w:eastAsia="Courier New" w:hAnsi="Courier New"/>
-        </w:rPr>
-        <w:t xml:space="preserve">Wednesday · 9:30 PM</w:t>
-      </w:r>
-    </w:p>
-    <w:p>
-      <w:pPr>
-        <w:spacing w:after="14"/>
-        <w:ind w:left="280"/>
-      </w:pPr>
-      <w:r>
-        <w:rPr>
-          <w:b/>
-          <w:bCs/>
-          <w:color w:val="1a1d26"/>
-          <w:sz w:val="18"/>
-          <w:szCs w:val="18"/>
-          <w:rFonts w:ascii="Courier New" w:cs="Courier New" w:eastAsia="Courier New" w:hAnsi="Courier New"/>
-        </w:rPr>
-        <w:t xml:space="preserve">   SENT (blue): </w:t>
-      </w:r>
-      <w:r>
-        <w:rPr>
-          <w:color w:val="1a1d26"/>
-          <w:sz w:val="18"/>
-          <w:szCs w:val="18"/>
-          <w:rFonts w:ascii="Courier New" w:cs="Courier New" w:eastAsia="Courier New" w:hAnsi="Courier New"/>
-        </w:rPr>
-        <w:t xml:space="preserve">“I still have your ring”</w:t>
-      </w:r>
-    </w:p>
-    <w:p>
-      <w:pPr>
-        <w:spacing w:after="14"/>
-        <w:ind w:left="280"/>
-      </w:pPr>
-      <w:r>
-        <w:rPr>
-          <w:b/>
-          <w:bCs/>
-          <w:color w:val="1a1d26"/>
-          <w:sz w:val="18"/>
-          <w:szCs w:val="18"/>
-          <w:rFonts w:ascii="Courier New" w:cs="Courier New" w:eastAsia="Courier New" w:hAnsi="Courier New"/>
-        </w:rPr>
-        <w:t xml:space="preserve">   status: </w:t>
-      </w:r>
-      <w:r>
-        <w:rPr>
-          <w:color w:val="1a1d26"/>
-          <w:sz w:val="18"/>
-          <w:szCs w:val="18"/>
-          <w:rFonts w:ascii="Courier New" w:cs="Courier New" w:eastAsia="Courier New" w:hAnsi="Courier New"/>
-        </w:rPr>
-        <w:t xml:space="preserve">Delivered</w:t>
+        <w:t xml:space="preserve">thread caption: </w:t>
+      </w:r>
+      <w:r>
+        <w:rPr>
+          <w:color w:val="1a1d26"/>
+          <w:sz w:val="18"/>
+          <w:szCs w:val="18"/>
+          <w:rFonts w:ascii="Courier New" w:cs="Courier New" w:eastAsia="Courier New" w:hAnsi="Courier New"/>
+        </w:rPr>
+        <w:t xml:space="preserve">Today · 9:41 AM</w:t>
+      </w:r>
+    </w:p>
+    <w:p>
+      <w:pPr>
+        <w:spacing w:after="14"/>
+        <w:ind w:left="280"/>
+      </w:pPr>
+      <w:r>
+        <w:rPr>
+          <w:b/>
+          <w:bCs/>
+          <w:color w:val="1a1d26"/>
+          <w:sz w:val="18"/>
+          <w:szCs w:val="18"/>
+          <w:rFonts w:ascii="Courier New" w:cs="Courier New" w:eastAsia="Courier New" w:hAnsi="Courier New"/>
+        </w:rPr>
+        <w:t xml:space="preserve">TYPES LIVE (keyboard up, keys flashing, self-timed): </w:t>
+      </w:r>
+      <w:r>
+        <w:rPr>
+          <w:color w:val="1a1d26"/>
+          <w:sz w:val="18"/>
+          <w:szCs w:val="18"/>
+          <w:rFonts w:ascii="Courier New" w:cs="Courier New" w:eastAsia="Courier New" w:hAnsi="Courier New"/>
+        </w:rPr>
+        <w:t xml:space="preserve">“I’m not sure that I can do this without you”</w:t>
       </w:r>
     </w:p>
     <w:p>
@@ -2849,37 +2827,39 @@
           <w:szCs w:val="18"/>
           <w:rFonts w:ascii="Georgia" w:cs="Georgia" w:eastAsia="Georgia" w:hAnsi="Georgia"/>
         </w:rPr>
-        <w:t xml:space="preserve">HESITATION — “Jamie” holds the iOS pressed-gray under a resting finger … and does not commit. Holds until the next cue.</w:t>
-      </w:r>
-    </w:p>
-    <w:p>
-      <w:pPr>
-        <w:spacing w:after="14"/>
-        <w:ind w:left="280"/>
-      </w:pPr>
-      <w:r>
-        <w:rPr>
-          <w:color w:val="3a3f4d"/>
-          <w:sz w:val="18"/>
-          <w:szCs w:val="18"/>
-          <w:rFonts w:ascii="Georgia" w:cs="Georgia" w:eastAsia="Georgia" w:hAnsi="Georgia"/>
-        </w:rPr>
-        <w:t xml:space="preserve">TAP COMMITS — the pressed row releases and pushes through · sound: tap</w:t>
-      </w:r>
-    </w:p>
-    <w:p>
-      <w:pPr>
-        <w:spacing w:after="14"/>
-        <w:ind w:left="280"/>
-      </w:pPr>
-      <w:r>
-        <w:rPr>
-          <w:color w:val="3a3f4d"/>
-          <w:sz w:val="18"/>
-          <w:szCs w:val="18"/>
-          <w:rFonts w:ascii="Georgia" w:cs="Georgia" w:eastAsia="Georgia" w:hAnsi="Georgia"/>
-        </w:rPr>
-        <w:t xml:space="preserve">thread pushes in from the list — Jamie</w:t>
+        <w:t xml:space="preserve">sound: key clicks</w:t>
+      </w:r>
+    </w:p>
+    <w:p>
+      <w:pPr>
+        <w:keepNext/>
+        <w:spacing w:before="26" w:after="20"/>
+      </w:pPr>
+      <w:r>
+        <w:rPr>
+          <w:b/>
+          <w:bCs/>
+          <w:color w:val="6b7280"/>
+          <w:sz w:val="16"/>
+          <w:szCs w:val="16"/>
+          <w:rFonts w:ascii="Courier New" w:cs="Courier New" w:eastAsia="Courier New" w:hAnsi="Courier New"/>
+        </w:rPr>
+        <w:t xml:space="preserve">SOUND</w:t>
+      </w:r>
+    </w:p>
+    <w:p>
+      <w:pPr>
+        <w:spacing w:after="14"/>
+        <w:ind w:left="280"/>
+      </w:pPr>
+      <w:r>
+        <w:rPr>
+          <w:color w:val="6a5a20"/>
+          <w:sz w:val="18"/>
+          <w:szCs w:val="18"/>
+          <w:rFonts w:ascii="Georgia" w:cs="Georgia" w:eastAsia="Georgia" w:hAnsi="Georgia"/>
+        </w:rPr>
+        <w:t xml:space="preserve">keyboard clicks (follow the projection rhythm)</w:t>
       </w:r>
     </w:p>
     <w:p>
@@ -2919,7 +2899,7 @@
           <w:szCs w:val="19"/>
           <w:rFonts w:ascii="Georgia" w:cs="Georgia" w:eastAsia="Georgia" w:hAnsi="Georgia"/>
         </w:rPr>
-        <w:t xml:space="preserve">   —  Interlude — she types it live</w:t>
+        <w:t xml:space="preserve">   —  Interlude — SHE SENDS IT</w:t>
       </w:r>
     </w:p>
     <w:p>
@@ -2934,7 +2914,7 @@
           <w:szCs w:val="19"/>
           <w:rFonts w:ascii="Georgia" w:cs="Georgia" w:eastAsia="Georgia" w:hAnsi="Georgia"/>
         </w:rPr>
-        <w:t xml:space="preserve">PRESENT — 9:41 this morning. Typed in real time, hesitant.</w:t>
+        <w:t xml:space="preserve">Send. Delivered.</w:t>
       </w:r>
     </w:p>
     <w:p>
@@ -2968,42 +2948,42 @@
           <w:szCs w:val="18"/>
           <w:rFonts w:ascii="Courier New" w:cs="Courier New" w:eastAsia="Courier New" w:hAnsi="Courier New"/>
         </w:rPr>
-        <w:t xml:space="preserve">thread caption: </w:t>
-      </w:r>
-      <w:r>
-        <w:rPr>
-          <w:color w:val="1a1d26"/>
-          <w:sz w:val="18"/>
-          <w:szCs w:val="18"/>
-          <w:rFonts w:ascii="Courier New" w:cs="Courier New" w:eastAsia="Courier New" w:hAnsi="Courier New"/>
-        </w:rPr>
-        <w:t xml:space="preserve">Today · 9:41 AM</w:t>
-      </w:r>
-    </w:p>
-    <w:p>
-      <w:pPr>
-        <w:spacing w:after="14"/>
-        <w:ind w:left="280"/>
-      </w:pPr>
-      <w:r>
-        <w:rPr>
-          <w:b/>
-          <w:bCs/>
-          <w:color w:val="1a1d26"/>
-          <w:sz w:val="18"/>
-          <w:szCs w:val="18"/>
-          <w:rFonts w:ascii="Courier New" w:cs="Courier New" w:eastAsia="Courier New" w:hAnsi="Courier New"/>
-        </w:rPr>
-        <w:t xml:space="preserve">TYPES LIVE (keyboard up, keys flashing, self-timed): </w:t>
-      </w:r>
-      <w:r>
-        <w:rPr>
-          <w:color w:val="1a1d26"/>
-          <w:sz w:val="18"/>
-          <w:szCs w:val="18"/>
-          <w:rFonts w:ascii="Courier New" w:cs="Courier New" w:eastAsia="Courier New" w:hAnsi="Courier New"/>
-        </w:rPr>
-        <w:t xml:space="preserve">“I’m not sure that I can do this without you”</w:t>
+        <w:t xml:space="preserve">SEND — </w:t>
+      </w:r>
+      <w:r>
+        <w:rPr>
+          <w:color w:val="1a1d26"/>
+          <w:sz w:val="18"/>
+          <w:szCs w:val="18"/>
+          <w:rFonts w:ascii="Courier New" w:cs="Courier New" w:eastAsia="Courier New" w:hAnsi="Courier New"/>
+        </w:rPr>
+        <w:t xml:space="preserve">the draft springs up into the thread as a blue bubble</w:t>
+      </w:r>
+    </w:p>
+    <w:p>
+      <w:pPr>
+        <w:spacing w:after="14"/>
+        <w:ind w:left="280"/>
+      </w:pPr>
+      <w:r>
+        <w:rPr>
+          <w:b/>
+          <w:bCs/>
+          <w:color w:val="1a1d26"/>
+          <w:sz w:val="18"/>
+          <w:szCs w:val="18"/>
+          <w:rFonts w:ascii="Courier New" w:cs="Courier New" w:eastAsia="Courier New" w:hAnsi="Courier New"/>
+        </w:rPr>
+        <w:t xml:space="preserve">delivery status: </w:t>
+      </w:r>
+      <w:r>
+        <w:rPr>
+          <w:color w:val="1a1d26"/>
+          <w:sz w:val="18"/>
+          <w:szCs w:val="18"/>
+          <w:rFonts w:ascii="Courier New" w:cs="Courier New" w:eastAsia="Courier New" w:hAnsi="Courier New"/>
+        </w:rPr>
+        <w:t xml:space="preserve">Delivered</w:t>
       </w:r>
     </w:p>
     <w:p>
@@ -3035,7 +3015,7 @@
           <w:szCs w:val="18"/>
           <w:rFonts w:ascii="Georgia" w:cs="Georgia" w:eastAsia="Georgia" w:hAnsi="Georgia"/>
         </w:rPr>
-        <w:t xml:space="preserve">sound: key clicks</w:t>
+        <w:t xml:space="preserve">sound: send swoosh</w:t>
       </w:r>
     </w:p>
     <w:p>
@@ -3067,7 +3047,7 @@
           <w:szCs w:val="18"/>
           <w:rFonts w:ascii="Georgia" w:cs="Georgia" w:eastAsia="Georgia" w:hAnsi="Georgia"/>
         </w:rPr>
-        <w:t xml:space="preserve">keyboard clicks (follow the projection rhythm)</w:t>
+        <w:t xml:space="preserve">send whoosh</w:t>
       </w:r>
     </w:p>
     <w:p>
@@ -3107,7 +3087,7 @@
           <w:szCs w:val="19"/>
           <w:rFonts w:ascii="Georgia" w:cs="Georgia" w:eastAsia="Georgia" w:hAnsi="Georgia"/>
         </w:rPr>
-        <w:t xml:space="preserve">   —  Interlude — SHE SENDS IT</w:t>
+        <w:t xml:space="preserve">   —  What about lies, Jamie?</w:t>
       </w:r>
     </w:p>
     <w:p>
@@ -3122,7 +3102,7 @@
           <w:szCs w:val="19"/>
           <w:rFonts w:ascii="Georgia" w:cs="Georgia" w:eastAsia="Georgia" w:hAnsi="Georgia"/>
         </w:rPr>
-        <w:t xml:space="preserve">Send. Delivered.</w:t>
+        <w:t xml:space="preserve">Delivered → READ, 9:44. He is awake. He is holding his phone.</w:t>
       </w:r>
     </w:p>
     <w:p>
@@ -3156,106 +3136,70 @@
           <w:szCs w:val="18"/>
           <w:rFonts w:ascii="Courier New" w:cs="Courier New" w:eastAsia="Courier New" w:hAnsi="Courier New"/>
         </w:rPr>
-        <w:t xml:space="preserve">SEND — </w:t>
-      </w:r>
-      <w:r>
-        <w:rPr>
-          <w:color w:val="1a1d26"/>
-          <w:sz w:val="18"/>
-          <w:szCs w:val="18"/>
-          <w:rFonts w:ascii="Courier New" w:cs="Courier New" w:eastAsia="Courier New" w:hAnsi="Courier New"/>
-        </w:rPr>
-        <w:t xml:space="preserve">the draft springs up into the thread as a blue bubble</w:t>
-      </w:r>
-    </w:p>
-    <w:p>
-      <w:pPr>
-        <w:spacing w:after="14"/>
-        <w:ind w:left="280"/>
-      </w:pPr>
-      <w:r>
-        <w:rPr>
-          <w:b/>
-          <w:bCs/>
-          <w:color w:val="1a1d26"/>
-          <w:sz w:val="18"/>
-          <w:szCs w:val="18"/>
-          <w:rFonts w:ascii="Courier New" w:cs="Courier New" w:eastAsia="Courier New" w:hAnsi="Courier New"/>
-        </w:rPr>
-        <w:t xml:space="preserve">delivery status: </w:t>
-      </w:r>
-      <w:r>
-        <w:rPr>
-          <w:color w:val="1a1d26"/>
-          <w:sz w:val="18"/>
-          <w:szCs w:val="18"/>
-          <w:rFonts w:ascii="Courier New" w:cs="Courier New" w:eastAsia="Courier New" w:hAnsi="Courier New"/>
-        </w:rPr>
-        <w:t xml:space="preserve">Delivered</w:t>
-      </w:r>
-    </w:p>
-    <w:p>
-      <w:pPr>
-        <w:keepNext/>
-        <w:spacing w:before="30" w:after="20"/>
-      </w:pPr>
-      <w:r>
-        <w:rPr>
-          <w:b/>
-          <w:bCs/>
-          <w:color w:val="6b7280"/>
-          <w:sz w:val="16"/>
-          <w:szCs w:val="16"/>
-          <w:rFonts w:ascii="Courier New" w:cs="Courier New" w:eastAsia="Courier New" w:hAnsi="Courier New"/>
-        </w:rPr>
-        <w:t xml:space="preserve">PLAYS</w:t>
-      </w:r>
-    </w:p>
-    <w:p>
-      <w:pPr>
-        <w:spacing w:after="14"/>
-        <w:ind w:left="280"/>
-      </w:pPr>
-      <w:r>
-        <w:rPr>
-          <w:color w:val="3a3f4d"/>
-          <w:sz w:val="18"/>
-          <w:szCs w:val="18"/>
-          <w:rFonts w:ascii="Georgia" w:cs="Georgia" w:eastAsia="Georgia" w:hAnsi="Georgia"/>
-        </w:rPr>
-        <w:t xml:space="preserve">sound: send swoosh</w:t>
-      </w:r>
-    </w:p>
-    <w:p>
-      <w:pPr>
-        <w:keepNext/>
-        <w:spacing w:before="26" w:after="20"/>
-      </w:pPr>
-      <w:r>
-        <w:rPr>
-          <w:b/>
-          <w:bCs/>
-          <w:color w:val="6b7280"/>
-          <w:sz w:val="16"/>
-          <w:szCs w:val="16"/>
-          <w:rFonts w:ascii="Courier New" w:cs="Courier New" w:eastAsia="Courier New" w:hAnsi="Courier New"/>
-        </w:rPr>
-        <w:t xml:space="preserve">SOUND</w:t>
-      </w:r>
-    </w:p>
-    <w:p>
-      <w:pPr>
-        <w:spacing w:after="14"/>
-        <w:ind w:left="280"/>
-      </w:pPr>
-      <w:r>
-        <w:rPr>
-          <w:color w:val="6a5a20"/>
-          <w:sz w:val="18"/>
-          <w:szCs w:val="18"/>
-          <w:rFonts w:ascii="Georgia" w:cs="Georgia" w:eastAsia="Georgia" w:hAnsi="Georgia"/>
-        </w:rPr>
-        <w:t xml:space="preserve">send whoosh</w:t>
+        <w:t xml:space="preserve">LOCK CLOCK — </w:t>
+      </w:r>
+      <w:r>
+        <w:rPr>
+          <w:color w:val="1a1d26"/>
+          <w:sz w:val="18"/>
+          <w:szCs w:val="18"/>
+          <w:rFonts w:ascii="Courier New" w:cs="Courier New" w:eastAsia="Courier New" w:hAnsi="Courier New"/>
+        </w:rPr>
+        <w:t xml:space="preserve">9:44</w:t>
+      </w:r>
+    </w:p>
+    <w:p>
+      <w:pPr>
+        <w:spacing w:after="14"/>
+        <w:ind w:left="280"/>
+      </w:pPr>
+      <w:r>
+        <w:rPr>
+          <w:b/>
+          <w:bCs/>
+          <w:color w:val="1a1d26"/>
+          <w:sz w:val="18"/>
+          <w:szCs w:val="18"/>
+          <w:rFonts w:ascii="Courier New" w:cs="Courier New" w:eastAsia="Courier New" w:hAnsi="Courier New"/>
+        </w:rPr>
+        <w:t xml:space="preserve">STATUS FLIPS → </w:t>
+      </w:r>
+      <w:r>
+        <w:rPr>
+          <w:color w:val="1a1d26"/>
+          <w:sz w:val="18"/>
+          <w:szCs w:val="18"/>
+          <w:rFonts w:ascii="Courier New" w:cs="Courier New" w:eastAsia="Courier New" w:hAnsi="Courier New"/>
+        </w:rPr>
+        <w:t xml:space="preserve">Read 9:44 AM</w:t>
+      </w:r>
+    </w:p>
+    <w:p>
+      <w:pPr>
+        <w:shd w:fill="faf3dc" w:val="clear"/>
+        <w:spacing w:before="30" w:after="14"/>
+      </w:pPr>
+      <w:r>
+        <w:rPr>
+          <w:b/>
+          <w:bCs/>
+          <w:color w:val="8a6d10"/>
+          <w:sz w:val="17"/>
+          <w:szCs w:val="17"/>
+          <w:rFonts w:ascii="Courier New" w:cs="Courier New" w:eastAsia="Courier New" w:hAnsi="Courier New"/>
+        </w:rPr>
+        <w:t xml:space="preserve">HOLD · </w:t>
+      </w:r>
+      <w:r>
+        <w:rPr>
+          <w:i/>
+          <w:iCs/>
+          <w:color w:val="8a6d10"/>
+          <w:sz w:val="18"/>
+          <w:szCs w:val="18"/>
+          <w:rFonts w:ascii="Georgia" w:cs="Georgia" w:eastAsia="Georgia" w:hAnsi="Georgia"/>
+        </w:rPr>
+        <w:t xml:space="preserve">Let the receipt sit alone for a full phrase.</w:t>
       </w:r>
     </w:p>
     <w:p>
@@ -3295,7 +3239,7 @@
           <w:szCs w:val="19"/>
           <w:rFonts w:ascii="Georgia" w:cs="Georgia" w:eastAsia="Georgia" w:hAnsi="Georgia"/>
         </w:rPr>
-        <w:t xml:space="preserve">   —  What about lies, Jamie?</w:t>
+        <w:t xml:space="preserve">   —  What about you, Jamie? — on the soft bloom</w:t>
       </w:r>
     </w:p>
     <w:p>
@@ -3310,7 +3254,7 @@
           <w:szCs w:val="19"/>
           <w:rFonts w:ascii="Georgia" w:cs="Georgia" w:eastAsia="Georgia" w:hAnsi="Georgia"/>
         </w:rPr>
-        <w:t xml:space="preserve">Delivered → READ, 9:44. He is awake. He is holding his phone.</w:t>
+        <w:t xml:space="preserve">His typing bubble rises. He is answering.</w:t>
       </w:r>
     </w:p>
     <w:p>
@@ -3344,70 +3288,15 @@
           <w:szCs w:val="18"/>
           <w:rFonts w:ascii="Courier New" w:cs="Courier New" w:eastAsia="Courier New" w:hAnsi="Courier New"/>
         </w:rPr>
-        <w:t xml:space="preserve">LOCK CLOCK — </w:t>
-      </w:r>
-      <w:r>
-        <w:rPr>
-          <w:color w:val="1a1d26"/>
-          <w:sz w:val="18"/>
-          <w:szCs w:val="18"/>
-          <w:rFonts w:ascii="Courier New" w:cs="Courier New" w:eastAsia="Courier New" w:hAnsi="Courier New"/>
-        </w:rPr>
-        <w:t xml:space="preserve">9:44</w:t>
-      </w:r>
-    </w:p>
-    <w:p>
-      <w:pPr>
-        <w:spacing w:after="14"/>
-        <w:ind w:left="280"/>
-      </w:pPr>
-      <w:r>
-        <w:rPr>
-          <w:b/>
-          <w:bCs/>
-          <w:color w:val="1a1d26"/>
-          <w:sz w:val="18"/>
-          <w:szCs w:val="18"/>
-          <w:rFonts w:ascii="Courier New" w:cs="Courier New" w:eastAsia="Courier New" w:hAnsi="Courier New"/>
-        </w:rPr>
-        <w:t xml:space="preserve">STATUS FLIPS → </w:t>
-      </w:r>
-      <w:r>
-        <w:rPr>
-          <w:color w:val="1a1d26"/>
-          <w:sz w:val="18"/>
-          <w:szCs w:val="18"/>
-          <w:rFonts w:ascii="Courier New" w:cs="Courier New" w:eastAsia="Courier New" w:hAnsi="Courier New"/>
-        </w:rPr>
-        <w:t xml:space="preserve">Read 9:44 AM</w:t>
-      </w:r>
-    </w:p>
-    <w:p>
-      <w:pPr>
-        <w:shd w:fill="faf3dc" w:val="clear"/>
-        <w:spacing w:before="30" w:after="14"/>
-      </w:pPr>
-      <w:r>
-        <w:rPr>
-          <w:b/>
-          <w:bCs/>
-          <w:color w:val="8a6d10"/>
-          <w:sz w:val="17"/>
-          <w:szCs w:val="17"/>
-          <w:rFonts w:ascii="Courier New" w:cs="Courier New" w:eastAsia="Courier New" w:hAnsi="Courier New"/>
-        </w:rPr>
-        <w:t xml:space="preserve">HOLD · </w:t>
-      </w:r>
-      <w:r>
-        <w:rPr>
-          <w:i/>
-          <w:iCs/>
-          <w:color w:val="8a6d10"/>
-          <w:sz w:val="18"/>
-          <w:szCs w:val="18"/>
-          <w:rFonts w:ascii="Georgia" w:cs="Georgia" w:eastAsia="Georgia" w:hAnsi="Georgia"/>
-        </w:rPr>
-        <w:t xml:space="preserve">Let the receipt sit alone for a full phrase.</w:t>
+        <w:t xml:space="preserve">typing indicator rises (three dots)</w:t>
+      </w:r>
+      <w:r>
+        <w:rPr>
+          <w:color w:val="1a1d26"/>
+          <w:sz w:val="18"/>
+          <w:szCs w:val="18"/>
+          <w:rFonts w:ascii="Courier New" w:cs="Courier New" w:eastAsia="Courier New" w:hAnsi="Courier New"/>
+        </w:rPr>
       </w:r>
     </w:p>
     <w:p>
@@ -3447,7 +3336,7 @@
           <w:szCs w:val="19"/>
           <w:rFonts w:ascii="Georgia" w:cs="Georgia" w:eastAsia="Georgia" w:hAnsi="Georgia"/>
         </w:rPr>
-        <w:t xml:space="preserve">   —  What about you, Jamie? — on the soft bloom</w:t>
+        <w:t xml:space="preserve">   —  What about you?</w:t>
       </w:r>
     </w:p>
     <w:p>
@@ -3462,7 +3351,7 @@
           <w:szCs w:val="19"/>
           <w:rFonts w:ascii="Georgia" w:cs="Georgia" w:eastAsia="Georgia" w:hAnsi="Georgia"/>
         </w:rPr>
-        <w:t xml:space="preserve">His typing bubble rises. He is answering.</w:t>
+        <w:t xml:space="preserve">It stops. Nothing comes. He read it and put the phone down.</w:t>
       </w:r>
     </w:p>
     <w:p>
@@ -3496,15 +3385,43 @@
           <w:szCs w:val="18"/>
           <w:rFonts w:ascii="Courier New" w:cs="Courier New" w:eastAsia="Courier New" w:hAnsi="Courier New"/>
         </w:rPr>
-        <w:t xml:space="preserve">typing indicator rises (three dots)</w:t>
-      </w:r>
-      <w:r>
-        <w:rPr>
-          <w:color w:val="1a1d26"/>
-          <w:sz w:val="18"/>
-          <w:szCs w:val="18"/>
-          <w:rFonts w:ascii="Courier New" w:cs="Courier New" w:eastAsia="Courier New" w:hAnsi="Courier New"/>
-        </w:rPr>
+        <w:t xml:space="preserve">typing indicator disappears</w:t>
+      </w:r>
+      <w:r>
+        <w:rPr>
+          <w:color w:val="1a1d26"/>
+          <w:sz w:val="18"/>
+          <w:szCs w:val="18"/>
+          <w:rFonts w:ascii="Courier New" w:cs="Courier New" w:eastAsia="Courier New" w:hAnsi="Courier New"/>
+        </w:rPr>
+      </w:r>
+    </w:p>
+    <w:p>
+      <w:pPr>
+        <w:shd w:fill="faf3dc" w:val="clear"/>
+        <w:spacing w:before="30" w:after="14"/>
+      </w:pPr>
+      <w:r>
+        <w:rPr>
+          <w:b/>
+          <w:bCs/>
+          <w:color w:val="8a6d10"/>
+          <w:sz w:val="17"/>
+          <w:szCs w:val="17"/>
+          <w:rFonts w:ascii="Courier New" w:cs="Courier New" w:eastAsia="Courier New" w:hAnsi="Courier New"/>
+        </w:rPr>
+        <w:t xml:space="preserve">HOLD · </w:t>
+      </w:r>
+      <w:r>
+        <w:rPr>
+          <w:i/>
+          <w:iCs/>
+          <w:color w:val="8a6d10"/>
+          <w:sz w:val="18"/>
+          <w:szCs w:val="18"/>
+          <w:rFonts w:ascii="Georgia" w:cs="Georgia" w:eastAsia="Georgia" w:hAnsi="Georgia"/>
+        </w:rPr>
+        <w:t xml:space="preserve">The cruellest silence available in 2026.</w:t>
       </w:r>
     </w:p>
     <w:p>
@@ -3533,7 +3450,7 @@
           <w:szCs w:val="17"/>
           <w:rFonts w:ascii="Courier New" w:cs="Courier New" w:eastAsia="Courier New" w:hAnsi="Courier New"/>
         </w:rPr>
-        <w:t xml:space="preserve">  SR · CATHY · Messages</w:t>
+        <w:t xml:space="preserve">  SR · CATHY</w:t>
       </w:r>
       <w:r>
         <w:rPr>
@@ -3544,7 +3461,7 @@
           <w:szCs w:val="19"/>
           <w:rFonts w:ascii="Georgia" w:cs="Georgia" w:eastAsia="Georgia" w:hAnsi="Georgia"/>
         </w:rPr>
-        <w:t xml:space="preserve">   —  What about you?</w:t>
+        <w:t xml:space="preserve">   —  She locks the phone</w:t>
       </w:r>
     </w:p>
     <w:p>
@@ -3559,7 +3476,7 @@
           <w:szCs w:val="19"/>
           <w:rFonts w:ascii="Georgia" w:cs="Georgia" w:eastAsia="Georgia" w:hAnsi="Georgia"/>
         </w:rPr>
-        <w:t xml:space="preserve">It stops. Nothing comes. He read it and put the phone down.</w:t>
+        <w:t xml:space="preserve">She puts it down. Black.</w:t>
       </w:r>
     </w:p>
     <w:p>
@@ -3593,43 +3510,80 @@
           <w:szCs w:val="18"/>
           <w:rFonts w:ascii="Courier New" w:cs="Courier New" w:eastAsia="Courier New" w:hAnsi="Courier New"/>
         </w:rPr>
-        <w:t xml:space="preserve">typing indicator disappears</w:t>
-      </w:r>
-      <w:r>
-        <w:rPr>
-          <w:color w:val="1a1d26"/>
-          <w:sz w:val="18"/>
-          <w:szCs w:val="18"/>
-          <w:rFonts w:ascii="Courier New" w:cs="Courier New" w:eastAsia="Courier New" w:hAnsi="Courier New"/>
-        </w:rPr>
-      </w:r>
-    </w:p>
-    <w:p>
-      <w:pPr>
-        <w:shd w:fill="faf3dc" w:val="clear"/>
-        <w:spacing w:before="30" w:after="14"/>
-      </w:pPr>
-      <w:r>
-        <w:rPr>
-          <w:b/>
-          <w:bCs/>
-          <w:color w:val="8a6d10"/>
-          <w:sz w:val="17"/>
-          <w:szCs w:val="17"/>
-          <w:rFonts w:ascii="Courier New" w:cs="Courier New" w:eastAsia="Courier New" w:hAnsi="Courier New"/>
-        </w:rPr>
-        <w:t xml:space="preserve">HOLD · </w:t>
-      </w:r>
-      <w:r>
-        <w:rPr>
-          <w:i/>
-          <w:iCs/>
-          <w:color w:val="8a6d10"/>
-          <w:sz w:val="18"/>
-          <w:szCs w:val="18"/>
-          <w:rFonts w:ascii="Georgia" w:cs="Georgia" w:eastAsia="Georgia" w:hAnsi="Georgia"/>
-        </w:rPr>
-        <w:t xml:space="preserve">The cruellest silence available in 2026.</w:t>
+        <w:t xml:space="preserve">HOUSE BLACK — </w:t>
+      </w:r>
+      <w:r>
+        <w:rPr>
+          <w:color w:val="1a1d26"/>
+          <w:sz w:val="18"/>
+          <w:szCs w:val="18"/>
+          <w:rFonts w:ascii="Courier New" w:cs="Courier New" w:eastAsia="Courier New" w:hAnsi="Courier New"/>
+        </w:rPr>
+        <w:t xml:space="preserve">the phone vanishes into it</w:t>
+      </w:r>
+    </w:p>
+    <w:p>
+      <w:pPr>
+        <w:keepNext/>
+        <w:spacing w:before="30" w:after="20"/>
+      </w:pPr>
+      <w:r>
+        <w:rPr>
+          <w:b/>
+          <w:bCs/>
+          <w:color w:val="6b7280"/>
+          <w:sz w:val="16"/>
+          <w:szCs w:val="16"/>
+          <w:rFonts w:ascii="Courier New" w:cs="Courier New" w:eastAsia="Courier New" w:hAnsi="Courier New"/>
+        </w:rPr>
+        <w:t xml:space="preserve">PLAYS</w:t>
+      </w:r>
+    </w:p>
+    <w:p>
+      <w:pPr>
+        <w:spacing w:after="14"/>
+        <w:ind w:left="280"/>
+      </w:pPr>
+      <w:r>
+        <w:rPr>
+          <w:color w:val="3a3f4d"/>
+          <w:sz w:val="18"/>
+          <w:szCs w:val="18"/>
+          <w:rFonts w:ascii="Georgia" w:cs="Georgia" w:eastAsia="Georgia" w:hAnsi="Georgia"/>
+        </w:rPr>
+        <w:t xml:space="preserve">hard black</w:t>
+      </w:r>
+    </w:p>
+    <w:p>
+      <w:pPr>
+        <w:keepNext/>
+        <w:spacing w:before="26" w:after="20"/>
+      </w:pPr>
+      <w:r>
+        <w:rPr>
+          <w:b/>
+          <w:bCs/>
+          <w:color w:val="6b7280"/>
+          <w:sz w:val="16"/>
+          <w:szCs w:val="16"/>
+          <w:rFonts w:ascii="Courier New" w:cs="Courier New" w:eastAsia="Courier New" w:hAnsi="Courier New"/>
+        </w:rPr>
+        <w:t xml:space="preserve">SOUND</w:t>
+      </w:r>
+    </w:p>
+    <w:p>
+      <w:pPr>
+        <w:spacing w:after="14"/>
+        <w:ind w:left="280"/>
+      </w:pPr>
+      <w:r>
+        <w:rPr>
+          <w:color w:val="6a5a20"/>
+          <w:sz w:val="18"/>
+          <w:szCs w:val="18"/>
+          <w:rFonts w:ascii="Georgia" w:cs="Georgia" w:eastAsia="Georgia" w:hAnsi="Georgia"/>
+        </w:rPr>
+        <w:t xml:space="preserve">room tone out</w:t>
       </w:r>
     </w:p>
     <w:p>
@@ -3658,7 +3612,7 @@
           <w:szCs w:val="17"/>
           <w:rFonts w:ascii="Courier New" w:cs="Courier New" w:eastAsia="Courier New" w:hAnsi="Courier New"/>
         </w:rPr>
-        <w:t xml:space="preserve">  SR · CATHY</w:t>
+        <w:t xml:space="preserve">  SR · CATHY · Facebook Memories</w:t>
       </w:r>
       <w:r>
         <w:rPr>
@@ -3669,7 +3623,7 @@
           <w:szCs w:val="19"/>
           <w:rFonts w:ascii="Georgia" w:cs="Georgia" w:eastAsia="Georgia" w:hAnsi="Georgia"/>
         </w:rPr>
-        <w:t xml:space="preserve">   —  She locks the phone</w:t>
+        <w:t xml:space="preserve">   —  “Give me a day, Jamie!” — the memories return, full screen</w:t>
       </w:r>
     </w:p>
     <w:p>
@@ -3684,50 +3638,7 @@
           <w:szCs w:val="19"/>
           <w:rFonts w:ascii="Georgia" w:cs="Georgia" w:eastAsia="Georgia" w:hAnsi="Georgia"/>
         </w:rPr>
-        <w:t xml:space="preserve">She puts it down. Black.</w:t>
-      </w:r>
-    </w:p>
-    <w:p>
-      <w:pPr>
-        <w:keepNext/>
-        <w:spacing w:after="20"/>
-      </w:pPr>
-      <w:r>
-        <w:rPr>
-          <w:b/>
-          <w:bCs/>
-          <w:color w:val="6b7280"/>
-          <w:sz w:val="16"/>
-          <w:szCs w:val="16"/>
-          <w:rFonts w:ascii="Courier New" w:cs="Courier New" w:eastAsia="Courier New" w:hAnsi="Courier New"/>
-        </w:rPr>
-        <w:t xml:space="preserve">ON SCREEN</w:t>
-      </w:r>
-    </w:p>
-    <w:p>
-      <w:pPr>
-        <w:spacing w:after="14"/>
-        <w:ind w:left="280"/>
-      </w:pPr>
-      <w:r>
-        <w:rPr>
-          <w:b/>
-          <w:bCs/>
-          <w:color w:val="1a1d26"/>
-          <w:sz w:val="18"/>
-          <w:szCs w:val="18"/>
-          <w:rFonts w:ascii="Courier New" w:cs="Courier New" w:eastAsia="Courier New" w:hAnsi="Courier New"/>
-        </w:rPr>
-        <w:t xml:space="preserve">HOUSE BLACK — </w:t>
-      </w:r>
-      <w:r>
-        <w:rPr>
-          <w:color w:val="1a1d26"/>
-          <w:sz w:val="18"/>
-          <w:szCs w:val="18"/>
-          <w:rFonts w:ascii="Courier New" w:cs="Courier New" w:eastAsia="Courier New" w:hAnsi="Courier New"/>
-        </w:rPr>
-        <w:t xml:space="preserve">the phone vanishes into it</w:t>
+        <w:t xml:space="preserve">NON-DIEGETIC — she is not holding the phone. The frame drops away and the feed fills the whole screen, resting on the wedding.</w:t>
       </w:r>
     </w:p>
     <w:p>
@@ -3759,39 +3670,47 @@
           <w:szCs w:val="18"/>
           <w:rFonts w:ascii="Georgia" w:cs="Georgia" w:eastAsia="Georgia" w:hAnsi="Georgia"/>
         </w:rPr>
-        <w:t xml:space="preserve">hard black</w:t>
-      </w:r>
-    </w:p>
-    <w:p>
-      <w:pPr>
-        <w:keepNext/>
-        <w:spacing w:before="26" w:after="20"/>
-      </w:pPr>
-      <w:r>
-        <w:rPr>
-          <w:b/>
-          <w:bCs/>
-          <w:color w:val="6b7280"/>
-          <w:sz w:val="16"/>
-          <w:szCs w:val="16"/>
-          <w:rFonts w:ascii="Courier New" w:cs="Courier New" w:eastAsia="Courier New" w:hAnsi="Courier New"/>
-        </w:rPr>
-        <w:t xml:space="preserve">SOUND</w:t>
-      </w:r>
-    </w:p>
-    <w:p>
-      <w:pPr>
-        <w:spacing w:after="14"/>
-        <w:ind w:left="280"/>
-      </w:pPr>
-      <w:r>
-        <w:rPr>
-          <w:color w:val="6a5a20"/>
-          <w:sz w:val="18"/>
-          <w:szCs w:val="18"/>
-          <w:rFonts w:ascii="Georgia" w:cs="Georgia" w:eastAsia="Georgia" w:hAnsi="Georgia"/>
-        </w:rPr>
-        <w:t xml:space="preserve">room tone out</w:t>
+        <w:t xml:space="preserve">the full shell appears — CATHY’s screen</w:t>
+      </w:r>
+    </w:p>
+    <w:p>
+      <w:pPr>
+        <w:spacing w:after="14"/>
+        <w:ind w:left="280"/>
+      </w:pPr>
+      <w:r>
+        <w:rPr>
+          <w:color w:val="3a3f4d"/>
+          <w:sz w:val="18"/>
+          <w:szCs w:val="18"/>
+          <w:rFonts w:ascii="Georgia" w:cs="Georgia" w:eastAsia="Georgia" w:hAnsi="Georgia"/>
+        </w:rPr>
+        <w:t xml:space="preserve">cut to Facebook Memories (instant)</w:t>
+      </w:r>
+    </w:p>
+    <w:p>
+      <w:pPr>
+        <w:spacing w:before="30" w:after="14"/>
+      </w:pPr>
+      <w:r>
+        <w:rPr>
+          <w:b/>
+          <w:bCs/>
+          <w:color w:val="6b7280"/>
+          <w:sz w:val="16"/>
+          <w:szCs w:val="16"/>
+          <w:rFonts w:ascii="Courier New" w:cs="Courier New" w:eastAsia="Courier New" w:hAnsi="Courier New"/>
+        </w:rPr>
+        <w:t xml:space="preserve">PHONES  </w:t>
+      </w:r>
+      <w:r>
+        <w:rPr>
+          <w:color w:val="6b7280"/>
+          <w:sz w:val="17"/>
+          <w:szCs w:val="17"/>
+          <w:rFonts w:ascii="Courier New" w:cs="Courier New" w:eastAsia="Courier New" w:hAnsi="Courier New"/>
+        </w:rPr>
+        <w:t xml:space="preserve">SR = Facebook Memories  ·  stamp “JUNE 2026”  ·  clock 9:44</w:t>
       </w:r>
     </w:p>
     <w:p>
@@ -3831,7 +3750,7 @@
           <w:szCs w:val="19"/>
           <w:rFonts w:ascii="Georgia" w:cs="Georgia" w:eastAsia="Georgia" w:hAnsi="Georgia"/>
         </w:rPr>
-        <w:t xml:space="preserve">   —  “Give me a day, Jamie!” — the memories return, full screen</w:t>
+        <w:t xml:space="preserve">   —  “Bring back the lies” — back to the beginning</w:t>
       </w:r>
     </w:p>
     <w:p>
@@ -3846,79 +3765,7 @@
           <w:szCs w:val="19"/>
           <w:rFonts w:ascii="Georgia" w:cs="Georgia" w:eastAsia="Georgia" w:hAnsi="Georgia"/>
         </w:rPr>
-        <w:t xml:space="preserve">NON-DIEGETIC — she is not holding the phone. The frame drops away and the feed fills the whole screen, resting on the wedding.</w:t>
-      </w:r>
-    </w:p>
-    <w:p>
-      <w:pPr>
-        <w:keepNext/>
-        <w:spacing w:before="30" w:after="20"/>
-      </w:pPr>
-      <w:r>
-        <w:rPr>
-          <w:b/>
-          <w:bCs/>
-          <w:color w:val="6b7280"/>
-          <w:sz w:val="16"/>
-          <w:szCs w:val="16"/>
-          <w:rFonts w:ascii="Courier New" w:cs="Courier New" w:eastAsia="Courier New" w:hAnsi="Courier New"/>
-        </w:rPr>
-        <w:t xml:space="preserve">PLAYS</w:t>
-      </w:r>
-    </w:p>
-    <w:p>
-      <w:pPr>
-        <w:spacing w:after="14"/>
-        <w:ind w:left="280"/>
-      </w:pPr>
-      <w:r>
-        <w:rPr>
-          <w:color w:val="3a3f4d"/>
-          <w:sz w:val="18"/>
-          <w:szCs w:val="18"/>
-          <w:rFonts w:ascii="Georgia" w:cs="Georgia" w:eastAsia="Georgia" w:hAnsi="Georgia"/>
-        </w:rPr>
-        <w:t xml:space="preserve">the full shell appears — CATHY’s screen</w:t>
-      </w:r>
-    </w:p>
-    <w:p>
-      <w:pPr>
-        <w:spacing w:after="14"/>
-        <w:ind w:left="280"/>
-      </w:pPr>
-      <w:r>
-        <w:rPr>
-          <w:color w:val="3a3f4d"/>
-          <w:sz w:val="18"/>
-          <w:szCs w:val="18"/>
-          <w:rFonts w:ascii="Georgia" w:cs="Georgia" w:eastAsia="Georgia" w:hAnsi="Georgia"/>
-        </w:rPr>
-        <w:t xml:space="preserve">cut to Facebook Memories (instant)</w:t>
-      </w:r>
-    </w:p>
-    <w:p>
-      <w:pPr>
-        <w:spacing w:before="30" w:after="14"/>
-      </w:pPr>
-      <w:r>
-        <w:rPr>
-          <w:b/>
-          <w:bCs/>
-          <w:color w:val="6b7280"/>
-          <w:sz w:val="16"/>
-          <w:szCs w:val="16"/>
-          <w:rFonts w:ascii="Courier New" w:cs="Courier New" w:eastAsia="Courier New" w:hAnsi="Courier New"/>
-        </w:rPr>
-        <w:t xml:space="preserve">PHONES  </w:t>
-      </w:r>
-      <w:r>
-        <w:rPr>
-          <w:color w:val="6b7280"/>
-          <w:sz w:val="17"/>
-          <w:szCs w:val="17"/>
-          <w:rFonts w:ascii="Courier New" w:cs="Courier New" w:eastAsia="Courier New" w:hAnsi="Courier New"/>
-        </w:rPr>
-        <w:t xml:space="preserve">SR = Facebook Memories  ·  stamp “JUNE 2026”  ·  clock 9:44</w:t>
+        <w:t xml:space="preserve">The feed drifts back to the first card — nine months in, the happiest one, enormous, to close the song.</w:t>
       </w:r>
     </w:p>
     <w:p>
@@ -3939,61 +3786,6 @@
           <w:rFonts w:ascii="Courier New" w:cs="Courier New" w:eastAsia="Courier New" w:hAnsi="Courier New"/>
         </w:rPr>
         <w:t xml:space="preserve">1.19</w:t>
-      </w:r>
-      <w:r>
-        <w:rPr>
-          <w:color w:val="2a5db0"/>
-          <w:sz w:val="17"/>
-          <w:szCs w:val="17"/>
-          <w:rFonts w:ascii="Courier New" w:cs="Courier New" w:eastAsia="Courier New" w:hAnsi="Courier New"/>
-        </w:rPr>
-        <w:t xml:space="preserve">  SR · CATHY · Facebook Memories</w:t>
-      </w:r>
-      <w:r>
-        <w:rPr>
-          <w:i/>
-          <w:iCs/>
-          <w:color w:val="1a1d26"/>
-          <w:sz w:val="19"/>
-          <w:szCs w:val="19"/>
-          <w:rFonts w:ascii="Georgia" w:cs="Georgia" w:eastAsia="Georgia" w:hAnsi="Georgia"/>
-        </w:rPr>
-        <w:t xml:space="preserve">   —  “Bring back the lies” — back to the beginning</w:t>
-      </w:r>
-    </w:p>
-    <w:p>
-      <w:pPr>
-        <w:keepNext/>
-        <w:spacing w:after="60"/>
-      </w:pPr>
-      <w:r>
-        <w:rPr>
-          <w:color w:val="3a3f4d"/>
-          <w:sz w:val="19"/>
-          <w:szCs w:val="19"/>
-          <w:rFonts w:ascii="Georgia" w:cs="Georgia" w:eastAsia="Georgia" w:hAnsi="Georgia"/>
-        </w:rPr>
-        <w:t xml:space="preserve">The feed drifts back to the first summer — the happiest card, enormous, to close the song.</w:t>
-      </w:r>
-    </w:p>
-    <w:p>
-      <w:pPr>
-        <w:keepNext/>
-        <w:pBdr>
-          <w:top w:val="single" w:color="d8d2c2" w:sz="4"/>
-        </w:pBdr>
-        <w:spacing w:before="200" w:after="40"/>
-      </w:pPr>
-      <w:r>
-        <w:rPr>
-          <w:b/>
-          <w:bCs/>
-          <w:color w:val="1a1d26"/>
-          <w:sz w:val="22"/>
-          <w:szCs w:val="22"/>
-          <w:rFonts w:ascii="Courier New" w:cs="Courier New" w:eastAsia="Courier New" w:hAnsi="Courier New"/>
-        </w:rPr>
-        <w:t xml:space="preserve">1.20</w:t>
       </w:r>
       <w:r>
         <w:rPr>

--- a/L5Y-Cue-Bible.docx
+++ b/L5Y-Cue-Bible.docx
@@ -716,7 +716,7 @@
           <w:szCs w:val="19"/>
           <w:rFonts w:ascii="Georgia" w:cs="Georgia" w:eastAsia="Georgia" w:hAnsi="Georgia"/>
         </w:rPr>
-        <w:t xml:space="preserve">2022 — four years ago today. Nine months in: the first apartment, the couch. The happiest card.</w:t>
+        <w:t xml:space="preserve">2025 — one year ago: Ohio again, her second summer, day one — the card he is not in. Her first flick fails and the feed snaps back — she is not ready for this one — a long beat, then she drags it over herself.</w:t>
       </w:r>
     </w:p>
     <w:p>
@@ -759,7 +759,7 @@
           <w:szCs w:val="18"/>
           <w:rFonts w:ascii="Courier New" w:cs="Courier New" w:eastAsia="Courier New" w:hAnsi="Courier New"/>
         </w:rPr>
-        <w:t xml:space="preserve">4 years ago · 2022 — Cathy Hiatt · June 12, 2022</w:t>
+        <w:t xml:space="preserve">1 year ago · 2025 — Cathy Wellerstein · June 12, 2025</w:t>
       </w:r>
     </w:p>
     <w:p>
@@ -785,7 +785,7 @@
           <w:szCs w:val="18"/>
           <w:rFonts w:ascii="Courier New" w:cs="Courier New" w:eastAsia="Courier New" w:hAnsi="Courier New"/>
         </w:rPr>
-        <w:t xml:space="preserve">“nine months in and our apartment has a name. it is called The Couch.”</w:t>
+        <w:t xml:space="preserve">“Ohio, round two. day one 🎭”</w:t>
       </w:r>
     </w:p>
     <w:p>
@@ -811,7 +811,7 @@
           <w:szCs w:val="18"/>
           <w:rFonts w:ascii="Courier New" w:cs="Courier New" w:eastAsia="Courier New" w:hAnsi="Courier New"/>
         </w:rPr>
-        <w:t xml:space="preserve">M15 — the hideous couch</w:t>
+        <w:t xml:space="preserve">M2 — Ohio cast photo, day one — no Jamie</w:t>
       </w:r>
     </w:p>
     <w:p>
@@ -837,7 +837,7 @@
           <w:szCs w:val="18"/>
           <w:rFonts w:ascii="Courier New" w:cs="Courier New" w:eastAsia="Courier New" w:hAnsi="Courier New"/>
         </w:rPr>
-        <w:t xml:space="preserve">👍 88</w:t>
+        <w:t xml:space="preserve">👍 31</w:t>
       </w:r>
     </w:p>
     <w:p>
@@ -924,7 +924,7 @@
           <w:szCs w:val="19"/>
           <w:rFonts w:ascii="Georgia" w:cs="Georgia" w:eastAsia="Georgia" w:hAnsi="Georgia"/>
         </w:rPr>
-        <w:t xml:space="preserve">2023 — the proposal (June 12, 2023: the rowboat, the day The Next Ten Minutes returns to). Her scroll stalls halfway with the card half-revealed — a beat of not being ready — then commits.</w:t>
+        <w:t xml:space="preserve">2024 — the wedding portrait, three weeks married and already apart (she is in Ohio). Dragged into view slowly, thumb never leaving the glass.</w:t>
       </w:r>
     </w:p>
     <w:p>
@@ -967,7 +967,7 @@
           <w:szCs w:val="18"/>
           <w:rFonts w:ascii="Courier New" w:cs="Courier New" w:eastAsia="Courier New" w:hAnsi="Courier New"/>
         </w:rPr>
-        <w:t xml:space="preserve">3 years ago · 2023 — Cathy Hiatt · June 12, 2023</w:t>
+        <w:t xml:space="preserve">2 years ago · 2024 — Cathy Wellerstein · June 12, 2024</w:t>
       </w:r>
     </w:p>
     <w:p>
@@ -993,7 +993,7 @@
           <w:szCs w:val="18"/>
           <w:rFonts w:ascii="Courier New" w:cs="Courier New" w:eastAsia="Courier New" w:hAnsi="Courier New"/>
         </w:rPr>
-        <w:t xml:space="preserve">“he asked. I said yes before he finished 💍”</w:t>
+        <w:t xml:space="preserve">“married three weeks and 600 miles apart. worth it.”</w:t>
       </w:r>
     </w:p>
     <w:p>
@@ -1019,7 +1019,7 @@
           <w:szCs w:val="18"/>
           <w:rFonts w:ascii="Courier New" w:cs="Courier New" w:eastAsia="Courier New" w:hAnsi="Courier New"/>
         </w:rPr>
-        <w:t xml:space="preserve">M3a — the ring, the rowboat</w:t>
+        <w:t xml:space="preserve">M4 — the wedding portrait</w:t>
       </w:r>
     </w:p>
     <w:p>
@@ -1045,7 +1045,7 @@
           <w:szCs w:val="18"/>
           <w:rFonts w:ascii="Courier New" w:cs="Courier New" w:eastAsia="Courier New" w:hAnsi="Courier New"/>
         </w:rPr>
-        <w:t xml:space="preserve">👍 341</w:t>
+        <w:t xml:space="preserve">👍 402</w:t>
       </w:r>
     </w:p>
     <w:p>
@@ -1132,7 +1132,7 @@
           <w:szCs w:val="19"/>
           <w:rFonts w:ascii="Georgia" w:cs="Georgia" w:eastAsia="Georgia" w:hAnsi="Georgia"/>
         </w:rPr>
-        <w:t xml:space="preserve">2024 — the wedding portrait, three weeks married and already apart (she is in Ohio). Dragged into view slowly, thumb never leaving the glass.</w:t>
+        <w:t xml:space="preserve">2023 — the proposal (June 12, 2023: the rowboat, the day The Next Ten Minutes returns to). Her scroll stalls halfway with the card half-revealed — a beat of not being ready — then commits.</w:t>
       </w:r>
     </w:p>
     <w:p>
@@ -1175,7 +1175,7 @@
           <w:szCs w:val="18"/>
           <w:rFonts w:ascii="Courier New" w:cs="Courier New" w:eastAsia="Courier New" w:hAnsi="Courier New"/>
         </w:rPr>
-        <w:t xml:space="preserve">2 years ago · 2024 — Cathy Wellerstein · June 12, 2024</w:t>
+        <w:t xml:space="preserve">3 years ago · 2023 — Cathy Wellerstein · June 12, 2023</w:t>
       </w:r>
     </w:p>
     <w:p>
@@ -1201,7 +1201,7 @@
           <w:szCs w:val="18"/>
           <w:rFonts w:ascii="Courier New" w:cs="Courier New" w:eastAsia="Courier New" w:hAnsi="Courier New"/>
         </w:rPr>
-        <w:t xml:space="preserve">“married three weeks and 600 miles apart. worth it.”</w:t>
+        <w:t xml:space="preserve">“he asked. I said yes before he finished 💍”</w:t>
       </w:r>
     </w:p>
     <w:p>
@@ -1227,7 +1227,7 @@
           <w:szCs w:val="18"/>
           <w:rFonts w:ascii="Courier New" w:cs="Courier New" w:eastAsia="Courier New" w:hAnsi="Courier New"/>
         </w:rPr>
-        <w:t xml:space="preserve">M4 — the wedding portrait</w:t>
+        <w:t xml:space="preserve">M3a — the ring, the rowboat</w:t>
       </w:r>
     </w:p>
     <w:p>
@@ -1253,7 +1253,7 @@
           <w:szCs w:val="18"/>
           <w:rFonts w:ascii="Courier New" w:cs="Courier New" w:eastAsia="Courier New" w:hAnsi="Courier New"/>
         </w:rPr>
-        <w:t xml:space="preserve">👍 402</w:t>
+        <w:t xml:space="preserve">👍 341</w:t>
       </w:r>
     </w:p>
     <w:p>
@@ -1340,7 +1340,7 @@
           <w:szCs w:val="19"/>
           <w:rFonts w:ascii="Georgia" w:cs="Georgia" w:eastAsia="Georgia" w:hAnsi="Georgia"/>
         </w:rPr>
-        <w:t xml:space="preserve">2025 — Ohio again, her second summer, day one — the card he is not in. Her first flick fails and the feed snaps back — she is not ready for this one — a long beat, then she drags it over herself.</w:t>
+        <w:t xml:space="preserve">2022 — four years ago, the oldest card: nine months in, the first apartment, the couch. The happiest one, last.</w:t>
       </w:r>
     </w:p>
     <w:p>
@@ -1383,7 +1383,7 @@
           <w:szCs w:val="18"/>
           <w:rFonts w:ascii="Courier New" w:cs="Courier New" w:eastAsia="Courier New" w:hAnsi="Courier New"/>
         </w:rPr>
-        <w:t xml:space="preserve">1 year ago · 2025 — Cathy Wellerstein · June 12, 2025</w:t>
+        <w:t xml:space="preserve">4 years ago · 2022 — Cathy Wellerstein · June 12, 2022</w:t>
       </w:r>
     </w:p>
     <w:p>
@@ -1409,7 +1409,7 @@
           <w:szCs w:val="18"/>
           <w:rFonts w:ascii="Courier New" w:cs="Courier New" w:eastAsia="Courier New" w:hAnsi="Courier New"/>
         </w:rPr>
-        <w:t xml:space="preserve">“Ohio, round two. day one 🎭”</w:t>
+        <w:t xml:space="preserve">“nine months in and our apartment has a name. it is called The Couch.”</w:t>
       </w:r>
     </w:p>
     <w:p>
@@ -1435,7 +1435,7 @@
           <w:szCs w:val="18"/>
           <w:rFonts w:ascii="Courier New" w:cs="Courier New" w:eastAsia="Courier New" w:hAnsi="Courier New"/>
         </w:rPr>
-        <w:t xml:space="preserve">M2 — Ohio cast photo, day one — no Jamie</w:t>
+        <w:t xml:space="preserve">M15 — the hideous couch</w:t>
       </w:r>
     </w:p>
     <w:p>
@@ -1461,7 +1461,7 @@
           <w:szCs w:val="18"/>
           <w:rFonts w:ascii="Courier New" w:cs="Courier New" w:eastAsia="Courier New" w:hAnsi="Courier New"/>
         </w:rPr>
-        <w:t xml:space="preserve">👍 31</w:t>
+        <w:t xml:space="preserve">👍 88</w:t>
       </w:r>
     </w:p>
     <w:p>
@@ -1806,7 +1806,7 @@
           <w:szCs w:val="18"/>
           <w:rFonts w:ascii="Courier New" w:cs="Courier New" w:eastAsia="Courier New" w:hAnsi="Courier New"/>
         </w:rPr>
-        <w:t xml:space="preserve">Jamie — “You: please just call me” (Wednesday)</w:t>
+        <w:t xml:space="preserve">Mom ❤️ ● — “call me when you’re up. I love you.” (8:02 AM)</w:t>
       </w:r>
     </w:p>
     <w:p>
@@ -1832,7 +1832,7 @@
           <w:szCs w:val="18"/>
           <w:rFonts w:ascii="Courier New" w:cs="Courier New" w:eastAsia="Courier New" w:hAnsi="Courier New"/>
         </w:rPr>
-        <w:t xml:space="preserve">Mom ❤️ ● — “call me when you’re up. I love you.” (8:02 AM)</w:t>
+        <w:t xml:space="preserve">Dana + girls 🍸 ● — “Dana: we’re coming over at 7. non-negotiable.” (7:41 AM)</w:t>
       </w:r>
     </w:p>
     <w:p>
@@ -1858,7 +1858,7 @@
           <w:szCs w:val="18"/>
           <w:rFonts w:ascii="Courier New" w:cs="Courier New" w:eastAsia="Courier New" w:hAnsi="Courier New"/>
         </w:rPr>
-        <w:t xml:space="preserve">Dana + girls 🍸 ● — “Dana: we’re coming over at 7. non-negotiable.” (7:41 AM)</w:t>
+        <w:t xml:space="preserve">Beth — “just heard. I’m so so sorry 💔” (Yesterday)</w:t>
       </w:r>
     </w:p>
     <w:p>
@@ -1884,7 +1884,7 @@
           <w:szCs w:val="18"/>
           <w:rFonts w:ascii="Courier New" w:cs="Courier New" w:eastAsia="Courier New" w:hAnsi="Courier New"/>
         </w:rPr>
-        <w:t xml:space="preserve">Grammy ● — “bubbeleh. are you eating?” (Yesterday)</w:t>
+        <w:t xml:space="preserve">Grammy ● — “sweetheart. are you eating?” (Yesterday)</w:t>
       </w:r>
     </w:p>
     <w:p>
@@ -1910,7 +1910,7 @@
           <w:szCs w:val="18"/>
           <w:rFonts w:ascii="Courier New" w:cs="Courier New" w:eastAsia="Courier New" w:hAnsi="Courier New"/>
         </w:rPr>
-        <w:t xml:space="preserve">Beth — “just heard. I’m so so sorry 💔” (Yesterday)</w:t>
+        <w:t xml:space="preserve">Aunt Patti — “your mother told me. call me, honey” (Yesterday)</w:t>
       </w:r>
     </w:p>
     <w:p>
@@ -1936,7 +1936,7 @@
           <w:szCs w:val="18"/>
           <w:rFonts w:ascii="Courier New" w:cs="Courier New" w:eastAsia="Courier New" w:hAnsi="Courier New"/>
         </w:rPr>
-        <w:t xml:space="preserve">Aunt Patti — “your mother told me. calling tonight” (Wednesday)</w:t>
+        <w:t xml:space="preserve">Jamie — “I’m not angry. just talk to me” (Wednesday)</w:t>
       </w:r>
     </w:p>
     <w:p>
@@ -1962,7 +1962,7 @@
           <w:szCs w:val="18"/>
           <w:rFonts w:ascii="Courier New" w:cs="Courier New" w:eastAsia="Courier New" w:hAnsi="Courier New"/>
         </w:rPr>
-        <w:t xml:space="preserve">Michael (voice) — “no lesson this week. take care of you.” (Tuesday)</w:t>
+        <w:t xml:space="preserve">Michael (voice) — “no lesson this week — I’m out of town” (Tuesday)</w:t>
       </w:r>
     </w:p>
     <w:p>
@@ -2073,6 +2073,21 @@
           <w:rFonts w:ascii="Georgia" w:cs="Georgia" w:eastAsia="Georgia" w:hAnsi="Georgia"/>
         </w:rPr>
         <w:t xml:space="preserve">the iPhone shell appears — CATHY’s screen</w:t>
+      </w:r>
+    </w:p>
+    <w:p>
+      <w:pPr>
+        <w:spacing w:after="14"/>
+        <w:ind w:left="280"/>
+      </w:pPr>
+      <w:r>
+        <w:rPr>
+          <w:color w:val="3a3f4d"/>
+          <w:sz w:val="18"/>
+          <w:szCs w:val="18"/>
+          <w:rFonts w:ascii="Georgia" w:cs="Georgia" w:eastAsia="Georgia" w:hAnsi="Georgia"/>
+        </w:rPr>
+        <w:t xml:space="preserve">cut to Lock screen (instant)</w:t>
       </w:r>
     </w:p>
     <w:p>
@@ -2583,7 +2598,7 @@
           <w:szCs w:val="18"/>
           <w:rFonts w:ascii="Courier New" w:cs="Courier New" w:eastAsia="Courier New" w:hAnsi="Courier New"/>
         </w:rPr>
-        <w:t xml:space="preserve">“I still have your ring”</w:t>
+        <w:t xml:space="preserve">“I’m not angry. just talk to me”</w:t>
       </w:r>
     </w:p>
     <w:p>
@@ -3765,7 +3780,7 @@
           <w:szCs w:val="19"/>
           <w:rFonts w:ascii="Georgia" w:cs="Georgia" w:eastAsia="Georgia" w:hAnsi="Georgia"/>
         </w:rPr>
-        <w:t xml:space="preserve">The feed drifts back to the first card — nine months in, the happiest one, enormous, to close the song.</w:t>
+        <w:t xml:space="preserve">The feed drifts down to the oldest card — nine months in, the happiest one, enormous, to close the song.</w:t>
       </w:r>
     </w:p>
     <w:p>
@@ -4024,7 +4039,7 @@
           <w:szCs w:val="19"/>
           <w:rFonts w:ascii="Georgia" w:cs="Georgia" w:eastAsia="Georgia" w:hAnsi="Georgia"/>
         </w:rPr>
-        <w:t xml:space="preserve">His phone, September 2021, 11:38 PM. Locked. Walking home.</w:t>
+        <w:t xml:space="preserve">His phone, September 2021, 11:38 PM. Locked. Walking home — three unread on the lock screen, her number on top.</w:t>
       </w:r>
     </w:p>
     <w:p>
@@ -4098,6 +4113,84 @@
     </w:p>
     <w:p>
       <w:pPr>
+        <w:spacing w:after="14"/>
+        <w:ind w:left="280"/>
+      </w:pPr>
+      <w:r>
+        <w:rPr>
+          <w:b/>
+          <w:bCs/>
+          <w:color w:val="1a1d26"/>
+          <w:sz w:val="18"/>
+          <w:szCs w:val="18"/>
+          <w:rFonts w:ascii="Courier New" w:cs="Courier New" w:eastAsia="Courier New" w:hAnsi="Courier New"/>
+        </w:rPr>
+        <w:t xml:space="preserve">NOTIFICATION — Messages · Mom ❤️ (3h ago): </w:t>
+      </w:r>
+      <w:r>
+        <w:rPr>
+          <w:color w:val="1a1d26"/>
+          <w:sz w:val="18"/>
+          <w:szCs w:val="18"/>
+          <w:rFonts w:ascii="Courier New" w:cs="Courier New" w:eastAsia="Courier New" w:hAnsi="Courier New"/>
+        </w:rPr>
+        <w:t xml:space="preserve">“dinner sunday. no excuses.”</w:t>
+      </w:r>
+    </w:p>
+    <w:p>
+      <w:pPr>
+        <w:spacing w:after="14"/>
+        <w:ind w:left="280"/>
+      </w:pPr>
+      <w:r>
+        <w:rPr>
+          <w:b/>
+          <w:bCs/>
+          <w:color w:val="1a1d26"/>
+          <w:sz w:val="18"/>
+          <w:szCs w:val="18"/>
+          <w:rFonts w:ascii="Courier New" w:cs="Courier New" w:eastAsia="Courier New" w:hAnsi="Courier New"/>
+        </w:rPr>
+        <w:t xml:space="preserve">NOTIFICATION — Messages · Rob (1h ago): </w:t>
+      </w:r>
+      <w:r>
+        <w:rPr>
+          <w:color w:val="1a1d26"/>
+          <w:sz w:val="18"/>
+          <w:szCs w:val="18"/>
+          <w:rFonts w:ascii="Courier New" w:cs="Courier New" w:eastAsia="Courier New" w:hAnsi="Courier New"/>
+        </w:rPr>
+        <w:t xml:space="preserve">“well??? how’d it go”</w:t>
+      </w:r>
+    </w:p>
+    <w:p>
+      <w:pPr>
+        <w:spacing w:after="14"/>
+        <w:ind w:left="280"/>
+      </w:pPr>
+      <w:r>
+        <w:rPr>
+          <w:b/>
+          <w:bCs/>
+          <w:color w:val="1a1d26"/>
+          <w:sz w:val="18"/>
+          <w:szCs w:val="18"/>
+          <w:rFonts w:ascii="Courier New" w:cs="Courier New" w:eastAsia="Courier New" w:hAnsi="Courier New"/>
+        </w:rPr>
+        <w:t xml:space="preserve">NOTIFICATION — Messages · +1 (917) 555-0148 (56m ago): </w:t>
+      </w:r>
+      <w:r>
+        <w:rPr>
+          <w:color w:val="1a1d26"/>
+          <w:sz w:val="18"/>
+          <w:szCs w:val="18"/>
+          <w:rFonts w:ascii="Courier New" w:cs="Courier New" w:eastAsia="Courier New" w:hAnsi="Courier New"/>
+        </w:rPr>
+        <w:t xml:space="preserve">“it’s cathy 😊 — from tonight”</w:t>
+      </w:r>
+    </w:p>
+    <w:p>
+      <w:pPr>
         <w:keepNext/>
         <w:spacing w:before="30" w:after="20"/>
       </w:pPr>
@@ -4126,6 +4219,53 @@
           <w:rFonts w:ascii="Georgia" w:cs="Georgia" w:eastAsia="Georgia" w:hAnsi="Georgia"/>
         </w:rPr>
         <w:t xml:space="preserve">the iPhone shell appears — JAMIE’s screen</w:t>
+      </w:r>
+    </w:p>
+    <w:p>
+      <w:pPr>
+        <w:spacing w:after="14"/>
+        <w:ind w:left="280"/>
+      </w:pPr>
+      <w:r>
+        <w:rPr>
+          <w:color w:val="3a3f4d"/>
+          <w:sz w:val="18"/>
+          <w:szCs w:val="18"/>
+          <w:rFonts w:ascii="Georgia" w:cs="Georgia" w:eastAsia="Georgia" w:hAnsi="Georgia"/>
+        </w:rPr>
+        <w:t xml:space="preserve">sound: receive ding</w:t>
+      </w:r>
+    </w:p>
+    <w:p>
+      <w:pPr>
+        <w:keepNext/>
+        <w:spacing w:before="26" w:after="20"/>
+      </w:pPr>
+      <w:r>
+        <w:rPr>
+          <w:b/>
+          <w:bCs/>
+          <w:color w:val="6b7280"/>
+          <w:sz w:val="16"/>
+          <w:szCs w:val="16"/>
+          <w:rFonts w:ascii="Courier New" w:cs="Courier New" w:eastAsia="Courier New" w:hAnsi="Courier New"/>
+        </w:rPr>
+        <w:t xml:space="preserve">SOUND</w:t>
+      </w:r>
+    </w:p>
+    <w:p>
+      <w:pPr>
+        <w:spacing w:after="14"/>
+        <w:ind w:left="280"/>
+      </w:pPr>
+      <w:r>
+        <w:rPr>
+          <w:color w:val="6a5a20"/>
+          <w:sz w:val="18"/>
+          <w:szCs w:val="18"/>
+          <w:rFonts w:ascii="Georgia" w:cs="Georgia" w:eastAsia="Georgia" w:hAnsi="Georgia"/>
+        </w:rPr>
+        <w:t xml:space="preserve">notification tri-tone (soft)</w:t>
       </w:r>
     </w:p>
     <w:p>
@@ -4273,7 +4413,7 @@
           <w:szCs w:val="18"/>
           <w:rFonts w:ascii="Courier New" w:cs="Courier New" w:eastAsia="Courier New" w:hAnsi="Courier New"/>
         </w:rPr>
-        <w:t xml:space="preserve">Cathy Hiatt ● — “it’s cathy 😊 — from tonight” (10:42 PM)</w:t>
+        <w:t xml:space="preserve">+1 (917) 555-0148 ● — “it’s cathy 😊 — from tonight” (10:42 PM)</w:t>
       </w:r>
     </w:p>
     <w:p>
@@ -4351,7 +4491,7 @@
           <w:szCs w:val="18"/>
           <w:rFonts w:ascii="Courier New" w:cs="Courier New" w:eastAsia="Courier New" w:hAnsi="Courier New"/>
         </w:rPr>
-        <w:t xml:space="preserve">Linda Whitfield — “pages by Friday. I mean it.” (Yesterday)</w:t>
+        <w:t xml:space="preserve">Dr. Adler — “gave your name to an agent — Ms. Whitfield. call her office.” (Yesterday)</w:t>
       </w:r>
     </w:p>
     <w:p>
@@ -4377,7 +4517,7 @@
           <w:szCs w:val="18"/>
           <w:rFonts w:ascii="Courier New" w:cs="Courier New" w:eastAsia="Courier New" w:hAnsi="Courier New"/>
         </w:rPr>
-        <w:t xml:space="preserve">Elissa Weiss — “You: it was fun, but…” (Tuesday)</w:t>
+        <w:t xml:space="preserve">Elissa Weiss — “it was fun, but…” (Tuesday)</w:t>
       </w:r>
     </w:p>
     <w:p>
@@ -4429,7 +4569,7 @@
           <w:szCs w:val="18"/>
           <w:rFonts w:ascii="Courier New" w:cs="Courier New" w:eastAsia="Courier New" w:hAnsi="Courier New"/>
         </w:rPr>
-        <w:t xml:space="preserve">S. Rosen — “You: I’ll call you this week” (2 wks ago)</w:t>
+        <w:t xml:space="preserve">S. Rosen — “I’ll call you this week” (2 wks ago)</w:t>
       </w:r>
     </w:p>
     <w:p>
@@ -7101,7 +7241,7 @@
           <w:szCs w:val="19"/>
           <w:rFonts w:ascii="Georgia" w:cs="Georgia" w:eastAsia="Georgia" w:hAnsi="Georgia"/>
         </w:rPr>
-        <w:t xml:space="preserve">HIS phone, 2021 — a cold call to the agency, via Dr. Adler. She is not his agent yet, so the phone shows the business listing, not a contact. (Script fact: Whitfield is his literary agent at her own agency; Elise is the editor at Random House.)</w:t>
+        <w:t xml:space="preserve">HIS phone, 2021 — a cold call to the agency, via Dr. Adler. She is not his agent yet; he saved the office number from Adler’s text as “Ms. Whitfield (office)”. (Script fact: Whitfield is his literary agent at her own agency; Elise is the editor at Random House.)</w:t>
       </w:r>
     </w:p>
     <w:p>
@@ -7170,7 +7310,7 @@
           <w:szCs w:val="18"/>
           <w:rFonts w:ascii="Courier New" w:cs="Courier New" w:eastAsia="Courier New" w:hAnsi="Courier New"/>
         </w:rPr>
-        <w:t xml:space="preserve">2:41 · Tuesday, September 14, 2021</w:t>
+        <w:t xml:space="preserve">2:41 · Tuesday, September 7, 2021</w:t>
       </w:r>
     </w:p>
     <w:p>
@@ -7196,7 +7336,7 @@
           <w:szCs w:val="18"/>
           <w:rFonts w:ascii="Courier New" w:cs="Courier New" w:eastAsia="Courier New" w:hAnsi="Courier New"/>
         </w:rPr>
-        <w:t xml:space="preserve">Whitfield Literary Agency · calling… · outgoing</w:t>
+        <w:t xml:space="preserve">Ms. Whitfield (office) · calling… · outgoing</w:t>
       </w:r>
     </w:p>
     <w:p>
@@ -7652,7 +7792,7 @@
           <w:szCs w:val="19"/>
           <w:rFonts w:ascii="Georgia" w:cs="Georgia" w:eastAsia="Georgia" w:hAnsi="Georgia"/>
         </w:rPr>
-        <w:t xml:space="preserve">HIS phone again, 2021 — an INCOMING call from Miss Whitfield.</w:t>
+        <w:t xml:space="preserve">HIS phone again, 2021 — a couple of weeks later (script): an INCOMING call from Ms. Whitfield.</w:t>
       </w:r>
     </w:p>
     <w:p>
@@ -7721,7 +7861,7 @@
           <w:szCs w:val="18"/>
           <w:rFonts w:ascii="Courier New" w:cs="Courier New" w:eastAsia="Courier New" w:hAnsi="Courier New"/>
         </w:rPr>
-        <w:t xml:space="preserve">4:18 · Tuesday, September 14, 2021</w:t>
+        <w:t xml:space="preserve">4:18 · Tuesday, September 21, 2021</w:t>
       </w:r>
     </w:p>
     <w:p>
@@ -7747,7 +7887,7 @@
           <w:szCs w:val="18"/>
           <w:rFonts w:ascii="Courier New" w:cs="Courier New" w:eastAsia="Courier New" w:hAnsi="Courier New"/>
         </w:rPr>
-        <w:t xml:space="preserve">Whitfield Literary Agency · incoming call · incoming</w:t>
+        <w:t xml:space="preserve">Ms. Whitfield (office) · incoming call · incoming</w:t>
       </w:r>
     </w:p>
     <w:p>
@@ -8272,7 +8412,7 @@
           <w:szCs w:val="18"/>
           <w:rFonts w:ascii="Courier New" w:cs="Courier New" w:eastAsia="Courier New" w:hAnsi="Courier New"/>
         </w:rPr>
-        <w:t xml:space="preserve">8:02 · Tuesday, September 14, 2021</w:t>
+        <w:t xml:space="preserve">8:02 · Thursday, September 30, 2021</w:t>
       </w:r>
     </w:p>
     <w:p>
@@ -8540,7 +8680,7 @@
           <w:szCs w:val="19"/>
           <w:rFonts w:ascii="Georgia" w:cs="Georgia" w:eastAsia="Georgia" w:hAnsi="Georgia"/>
         </w:rPr>
-        <w:t xml:space="preserve">The Rob call goes; time rolls home to her July 2025 one last time, centered — song 4 will spin it back.</w:t>
+        <w:t xml:space="preserve">The Rob call goes on the downbeat; time rolls one month forward into Moving Too Fast — OCTOBER 2021, center-stage — and his phone comes up on the next cue.</w:t>
       </w:r>
     </w:p>
     <w:p>
@@ -8609,7 +8749,7 @@
           <w:szCs w:val="18"/>
           <w:rFonts w:ascii="Courier New" w:cs="Courier New" w:eastAsia="Courier New" w:hAnsi="Courier New"/>
         </w:rPr>
-        <w:t xml:space="preserve">7:04 · Saturday, July 19, 2025</w:t>
+        <w:t xml:space="preserve">2:14 · Friday, October 8, 2021</w:t>
       </w:r>
     </w:p>
     <w:p>
@@ -8635,7 +8775,7 @@
           <w:szCs w:val="18"/>
           <w:rFonts w:ascii="Courier New" w:cs="Courier New" w:eastAsia="Courier New" w:hAnsi="Courier New"/>
         </w:rPr>
-        <w:t xml:space="preserve">“JULY 2025 · OHIO”</w:t>
+        <w:t xml:space="preserve">“OCTOBER 2021”</w:t>
       </w:r>
     </w:p>
     <w:p>
@@ -8781,7 +8921,7 @@
           <w:szCs w:val="19"/>
           <w:rFonts w:ascii="Georgia" w:cs="Georgia" w:eastAsia="Georgia" w:hAnsi="Georgia"/>
         </w:rPr>
-        <w:t xml:space="preserve">   —  Count-off — drums in</w:t>
+        <w:t xml:space="preserve">   —  DRUMS IN — right after the downbeat, his phone comes up</w:t>
       </w:r>
     </w:p>
     <w:p>
@@ -9201,7 +9341,7 @@
           <w:szCs w:val="19"/>
           <w:rFonts w:ascii="Georgia" w:cs="Georgia" w:eastAsia="Georgia" w:hAnsi="Georgia"/>
         </w:rPr>
-        <w:t xml:space="preserve">   —  On her “Hello, this is Catherine Hiatt, I’m calling for Mike Stelmyer” — it connects</w:t>
+        <w:t xml:space="preserve">   —  END of “what else am I s’pposed to do?” — it connects; she speaks next</w:t>
       </w:r>
     </w:p>
     <w:p>
@@ -11273,6 +11413,32 @@
           <w:szCs w:val="18"/>
           <w:rFonts w:ascii="Courier New" w:cs="Courier New" w:eastAsia="Courier New" w:hAnsi="Courier New"/>
         </w:rPr>
+        <w:t xml:space="preserve">LOCK CLOCK — </w:t>
+      </w:r>
+      <w:r>
+        <w:rPr>
+          <w:color w:val="1a1d26"/>
+          <w:sz w:val="18"/>
+          <w:szCs w:val="18"/>
+          <w:rFonts w:ascii="Courier New" w:cs="Courier New" w:eastAsia="Courier New" w:hAnsi="Courier New"/>
+        </w:rPr>
+        <w:t xml:space="preserve">12:06</w:t>
+      </w:r>
+    </w:p>
+    <w:p>
+      <w:pPr>
+        <w:spacing w:after="14"/>
+        <w:ind w:left="280"/>
+      </w:pPr>
+      <w:r>
+        <w:rPr>
+          <w:b/>
+          <w:bCs/>
+          <w:color w:val="1a1d26"/>
+          <w:sz w:val="18"/>
+          <w:szCs w:val="18"/>
+          <w:rFonts w:ascii="Courier New" w:cs="Courier New" w:eastAsia="Courier New" w:hAnsi="Courier New"/>
+        </w:rPr>
         <w:t xml:space="preserve">THREAD HISTORY — loads whole with the thread: </w:t>
       </w:r>
       <w:r>
@@ -11676,7 +11842,7 @@
           <w:szCs w:val="17"/>
           <w:rFonts w:ascii="Courier New" w:cs="Courier New" w:eastAsia="Courier New" w:hAnsi="Courier New"/>
         </w:rPr>
-        <w:t xml:space="preserve">SR = Messages  ·  stamp “MARCH 2025”  ·  clock 11:20</w:t>
+        <w:t xml:space="preserve">SR = Messages  ·  stamp “MARCH 2025”  ·  clock 12:06</w:t>
       </w:r>
     </w:p>
     <w:p>
@@ -12555,7 +12721,7 @@
           <w:szCs w:val="17"/>
           <w:rFonts w:ascii="Courier New" w:cs="Courier New" w:eastAsia="Courier New" w:hAnsi="Courier New"/>
         </w:rPr>
-        <w:t xml:space="preserve">  SR · CATHY · Facebook</w:t>
+        <w:t xml:space="preserve">  SR · CATHY · Search</w:t>
       </w:r>
       <w:r>
         <w:rPr>
@@ -12566,7 +12732,7 @@
           <w:szCs w:val="19"/>
           <w:rFonts w:ascii="Georgia" w:cs="Georgia" w:eastAsia="Georgia" w:hAnsi="Georgia"/>
         </w:rPr>
-        <w:t xml:space="preserve">   —  SHE opens the book and closes it.</w:t>
+        <w:t xml:space="preserve">   —  “I’m a part of that… Aren’t I?”</w:t>
       </w:r>
     </w:p>
     <w:p>
@@ -12581,7 +12747,7 @@
           <w:szCs w:val="19"/>
           <w:rFonts w:ascii="Georgia" w:cs="Georgia" w:eastAsia="Georgia" w:hAnsi="Georgia"/>
         </w:rPr>
-        <w:t xml:space="preserve">Back to Facebook — a reader has photographed the dedication page.</w:t>
+        <w:t xml:space="preserve">In the clear — she leaves the thread, opens Safari, and types it into Google. The loneliest cue in the show.</w:t>
       </w:r>
     </w:p>
     <w:p>
@@ -12615,68 +12781,16 @@
           <w:szCs w:val="18"/>
           <w:rFonts w:ascii="Courier New" w:cs="Courier New" w:eastAsia="Courier New" w:hAnsi="Courier New"/>
         </w:rPr>
-        <w:t xml:space="preserve">SOCIAL POST — a reader (now): </w:t>
-      </w:r>
-      <w:r>
-        <w:rPr>
-          <w:color w:val="1a1d26"/>
-          <w:sz w:val="18"/>
-          <w:szCs w:val="18"/>
-          <w:rFonts w:ascii="Courier New" w:cs="Courier New" w:eastAsia="Courier New" w:hAnsi="Courier New"/>
-        </w:rPr>
-        <w:t xml:space="preserve">“That dedication page though 🥹”</w:t>
-      </w:r>
-    </w:p>
-    <w:p>
-      <w:pPr>
-        <w:spacing w:after="14"/>
-        <w:ind w:left="280"/>
-      </w:pPr>
-      <w:r>
-        <w:rPr>
-          <w:b/>
-          <w:bCs/>
-          <w:color w:val="1a1d26"/>
-          <w:sz w:val="18"/>
-          <w:szCs w:val="18"/>
-          <w:rFonts w:ascii="Courier New" w:cs="Courier New" w:eastAsia="Courier New" w:hAnsi="Courier New"/>
-        </w:rPr>
-        <w:t xml:space="preserve">  media: </w:t>
-      </w:r>
-      <w:r>
-        <w:rPr>
-          <w:color w:val="1a1d26"/>
-          <w:sz w:val="18"/>
-          <w:szCs w:val="18"/>
-          <w:rFonts w:ascii="Courier New" w:cs="Courier New" w:eastAsia="Courier New" w:hAnsi="Courier New"/>
-        </w:rPr>
-        <w:t xml:space="preserve">M12 — the dedication page: “For Cathy”</w:t>
-      </w:r>
-    </w:p>
-    <w:p>
-      <w:pPr>
-        <w:spacing w:after="14"/>
-        <w:ind w:left="280"/>
-      </w:pPr>
-      <w:r>
-        <w:rPr>
-          <w:b/>
-          <w:bCs/>
-          <w:color w:val="1a1d26"/>
-          <w:sz w:val="18"/>
-          <w:szCs w:val="18"/>
-          <w:rFonts w:ascii="Courier New" w:cs="Courier New" w:eastAsia="Courier New" w:hAnsi="Courier New"/>
-        </w:rPr>
-        <w:t xml:space="preserve">  reactions: </w:t>
-      </w:r>
-      <w:r>
-        <w:rPr>
-          <w:color w:val="1a1d26"/>
-          <w:sz w:val="18"/>
-          <w:szCs w:val="18"/>
-          <w:rFonts w:ascii="Courier New" w:cs="Courier New" w:eastAsia="Courier New" w:hAnsi="Courier New"/>
-        </w:rPr>
-        <w:t xml:space="preserve">👍 41</w:t>
+        <w:t xml:space="preserve">SEARCH BAR — types live: </w:t>
+      </w:r>
+      <w:r>
+        <w:rPr>
+          <w:color w:val="1a1d26"/>
+          <w:sz w:val="18"/>
+          <w:szCs w:val="18"/>
+          <w:rFonts w:ascii="Courier New" w:cs="Courier New" w:eastAsia="Courier New" w:hAnsi="Courier New"/>
+        </w:rPr>
+        <w:t xml:space="preserve">“is it normal to feel invisible at your husband’s party”</w:t>
       </w:r>
     </w:p>
     <w:p>
@@ -12708,22 +12822,7 @@
           <w:szCs w:val="18"/>
           <w:rFonts w:ascii="Georgia" w:cs="Georgia" w:eastAsia="Georgia" w:hAnsi="Georgia"/>
         </w:rPr>
-        <w:t xml:space="preserve">OPENS Facebook — closes the current app if one is open, a beat on the home screen, then the icon itself presses (its real tap animation) and the app opens · sound: tap</w:t>
-      </w:r>
-    </w:p>
-    <w:p>
-      <w:pPr>
-        <w:spacing w:after="14"/>
-        <w:ind w:left="280"/>
-      </w:pPr>
-      <w:r>
-        <w:rPr>
-          <w:color w:val="3a3f4d"/>
-          <w:sz w:val="18"/>
-          <w:szCs w:val="18"/>
-          <w:rFonts w:ascii="Georgia" w:cs="Georgia" w:eastAsia="Georgia" w:hAnsi="Georgia"/>
-        </w:rPr>
-        <w:t xml:space="preserve">sound: soft pop</w:t>
+        <w:t xml:space="preserve">OPENS Safari — closes the current app if one is open, a beat on the home screen, then the icon itself presses (its real tap animation) and the app opens · sound: tap</w:t>
       </w:r>
     </w:p>
     <w:p>
@@ -12748,7 +12847,7 @@
           <w:szCs w:val="17"/>
           <w:rFonts w:ascii="Courier New" w:cs="Courier New" w:eastAsia="Courier New" w:hAnsi="Courier New"/>
         </w:rPr>
-        <w:t xml:space="preserve">SR = Facebook  ·  stamp “MARCH 2025”  ·  clock 6:04</w:t>
+        <w:t xml:space="preserve">SR = Search  ·  stamp “MARCH 2025”  ·  clock 6:04</w:t>
       </w:r>
     </w:p>
     <w:p>
@@ -12777,7 +12876,7 @@
           <w:szCs w:val="17"/>
           <w:rFonts w:ascii="Courier New" w:cs="Courier New" w:eastAsia="Courier New" w:hAnsi="Courier New"/>
         </w:rPr>
-        <w:t xml:space="preserve">  SR · CATHY · Facebook</w:t>
+        <w:t xml:space="preserve">  SR · CATHY · Search</w:t>
       </w:r>
       <w:r>
         <w:rPr>
@@ -12788,7 +12887,7 @@
           <w:szCs w:val="19"/>
           <w:rFonts w:ascii="Georgia" w:cs="Georgia" w:eastAsia="Georgia" w:hAnsi="Georgia"/>
         </w:rPr>
-        <w:t xml:space="preserve">   —  (two bars later)</w:t>
+        <w:t xml:space="preserve">   —  On the closing repeats of “I’m a part of that” — she clears it</w:t>
       </w:r>
     </w:p>
     <w:p>
@@ -12803,7 +12902,7 @@
           <w:szCs w:val="19"/>
           <w:rFonts w:ascii="Georgia" w:cs="Georgia" w:eastAsia="Georgia" w:hAnsi="Georgia"/>
         </w:rPr>
-        <w:t xml:space="preserve">Likes climb.</w:t>
+        <w:t xml:space="preserve">Backspaced to nothing.</w:t>
       </w:r>
     </w:p>
     <w:p>
@@ -12837,16 +12936,15 @@
           <w:szCs w:val="18"/>
           <w:rFonts w:ascii="Courier New" w:cs="Courier New" w:eastAsia="Courier New" w:hAnsi="Courier New"/>
         </w:rPr>
-        <w:t xml:space="preserve">LIKE COUNTER SPINS → </w:t>
-      </w:r>
-      <w:r>
-        <w:rPr>
-          <w:color w:val="1a1d26"/>
-          <w:sz w:val="18"/>
-          <w:szCs w:val="18"/>
-          <w:rFonts w:ascii="Courier New" w:cs="Courier New" w:eastAsia="Courier New" w:hAnsi="Courier New"/>
-        </w:rPr>
-        <w:t xml:space="preserve">41</w:t>
+        <w:t xml:space="preserve">search BACKSPACED clear</w:t>
+      </w:r>
+      <w:r>
+        <w:rPr>
+          <w:color w:val="1a1d26"/>
+          <w:sz w:val="18"/>
+          <w:szCs w:val="18"/>
+          <w:rFonts w:ascii="Courier New" w:cs="Courier New" w:eastAsia="Courier New" w:hAnsi="Courier New"/>
+        </w:rPr>
       </w:r>
     </w:p>
     <w:p>
@@ -12875,7 +12973,7 @@
           <w:szCs w:val="17"/>
           <w:rFonts w:ascii="Courier New" w:cs="Courier New" w:eastAsia="Courier New" w:hAnsi="Courier New"/>
         </w:rPr>
-        <w:t xml:space="preserve">  SR · CATHY · Search</w:t>
+        <w:t xml:space="preserve">  SR · CATHY · Facebook</w:t>
       </w:r>
       <w:r>
         <w:rPr>
@@ -12886,7 +12984,7 @@
           <w:szCs w:val="19"/>
           <w:rFonts w:ascii="Georgia" w:cs="Georgia" w:eastAsia="Georgia" w:hAnsi="Georgia"/>
         </w:rPr>
-        <w:t xml:space="preserve">   —  “I’m a part of that… Aren’t I?”</w:t>
+        <w:t xml:space="preserve">   —  SHE hands the book back — looks briefly at the dedication page (script direction, the song’s last beat)</w:t>
       </w:r>
     </w:p>
     <w:p>
@@ -12901,7 +12999,7 @@
           <w:szCs w:val="19"/>
           <w:rFonts w:ascii="Georgia" w:cs="Georgia" w:eastAsia="Georgia" w:hAnsi="Georgia"/>
         </w:rPr>
-        <w:t xml:space="preserve">In the clear — she leaves Facebook, opens Safari, and types it into Google. The loneliest cue in the show.</w:t>
+        <w:t xml:space="preserve">Facebook — a reader has photographed the dedication page. “For Cathy.” The last image of the song.</w:t>
       </w:r>
     </w:p>
     <w:p>
@@ -12935,16 +13033,68 @@
           <w:szCs w:val="18"/>
           <w:rFonts w:ascii="Courier New" w:cs="Courier New" w:eastAsia="Courier New" w:hAnsi="Courier New"/>
         </w:rPr>
-        <w:t xml:space="preserve">SEARCH BAR — types live: </w:t>
-      </w:r>
-      <w:r>
-        <w:rPr>
-          <w:color w:val="1a1d26"/>
-          <w:sz w:val="18"/>
-          <w:szCs w:val="18"/>
-          <w:rFonts w:ascii="Courier New" w:cs="Courier New" w:eastAsia="Courier New" w:hAnsi="Courier New"/>
-        </w:rPr>
-        <w:t xml:space="preserve">“is it normal to feel invisible at your husband’s party”</w:t>
+        <w:t xml:space="preserve">SOCIAL POST — a reader (now): </w:t>
+      </w:r>
+      <w:r>
+        <w:rPr>
+          <w:color w:val="1a1d26"/>
+          <w:sz w:val="18"/>
+          <w:szCs w:val="18"/>
+          <w:rFonts w:ascii="Courier New" w:cs="Courier New" w:eastAsia="Courier New" w:hAnsi="Courier New"/>
+        </w:rPr>
+        <w:t xml:space="preserve">“That dedication page though 🥹”</w:t>
+      </w:r>
+    </w:p>
+    <w:p>
+      <w:pPr>
+        <w:spacing w:after="14"/>
+        <w:ind w:left="280"/>
+      </w:pPr>
+      <w:r>
+        <w:rPr>
+          <w:b/>
+          <w:bCs/>
+          <w:color w:val="1a1d26"/>
+          <w:sz w:val="18"/>
+          <w:szCs w:val="18"/>
+          <w:rFonts w:ascii="Courier New" w:cs="Courier New" w:eastAsia="Courier New" w:hAnsi="Courier New"/>
+        </w:rPr>
+        <w:t xml:space="preserve">  media: </w:t>
+      </w:r>
+      <w:r>
+        <w:rPr>
+          <w:color w:val="1a1d26"/>
+          <w:sz w:val="18"/>
+          <w:szCs w:val="18"/>
+          <w:rFonts w:ascii="Courier New" w:cs="Courier New" w:eastAsia="Courier New" w:hAnsi="Courier New"/>
+        </w:rPr>
+        <w:t xml:space="preserve">M12 — the dedication page: “For Cathy”</w:t>
+      </w:r>
+    </w:p>
+    <w:p>
+      <w:pPr>
+        <w:spacing w:after="14"/>
+        <w:ind w:left="280"/>
+      </w:pPr>
+      <w:r>
+        <w:rPr>
+          <w:b/>
+          <w:bCs/>
+          <w:color w:val="1a1d26"/>
+          <w:sz w:val="18"/>
+          <w:szCs w:val="18"/>
+          <w:rFonts w:ascii="Courier New" w:cs="Courier New" w:eastAsia="Courier New" w:hAnsi="Courier New"/>
+        </w:rPr>
+        <w:t xml:space="preserve">  reactions: </w:t>
+      </w:r>
+      <w:r>
+        <w:rPr>
+          <w:color w:val="1a1d26"/>
+          <w:sz w:val="18"/>
+          <w:szCs w:val="18"/>
+          <w:rFonts w:ascii="Courier New" w:cs="Courier New" w:eastAsia="Courier New" w:hAnsi="Courier New"/>
+        </w:rPr>
+        <w:t xml:space="preserve">👍 41</w:t>
       </w:r>
     </w:p>
     <w:p>
@@ -12976,7 +13126,22 @@
           <w:szCs w:val="18"/>
           <w:rFonts w:ascii="Georgia" w:cs="Georgia" w:eastAsia="Georgia" w:hAnsi="Georgia"/>
         </w:rPr>
-        <w:t xml:space="preserve">OPENS Safari — closes the current app if one is open, a beat on the home screen, then the icon itself presses (its real tap animation) and the app opens · sound: tap</w:t>
+        <w:t xml:space="preserve">OPENS Facebook — closes the current app if one is open, a beat on the home screen, then the icon itself presses (its real tap animation) and the app opens · sound: tap</w:t>
+      </w:r>
+    </w:p>
+    <w:p>
+      <w:pPr>
+        <w:spacing w:after="14"/>
+        <w:ind w:left="280"/>
+      </w:pPr>
+      <w:r>
+        <w:rPr>
+          <w:color w:val="3a3f4d"/>
+          <w:sz w:val="18"/>
+          <w:szCs w:val="18"/>
+          <w:rFonts w:ascii="Georgia" w:cs="Georgia" w:eastAsia="Georgia" w:hAnsi="Georgia"/>
+        </w:rPr>
+        <w:t xml:space="preserve">sound: soft pop</w:t>
       </w:r>
     </w:p>
     <w:p>
@@ -13001,7 +13166,7 @@
           <w:szCs w:val="17"/>
           <w:rFonts w:ascii="Courier New" w:cs="Courier New" w:eastAsia="Courier New" w:hAnsi="Courier New"/>
         </w:rPr>
-        <w:t xml:space="preserve">SR = Search  ·  stamp “MARCH 2025”  ·  clock 6:04</w:t>
+        <w:t xml:space="preserve">SR = Facebook  ·  stamp “MARCH 2025”  ·  clock 6:04</w:t>
       </w:r>
     </w:p>
     <w:p>
@@ -13030,7 +13195,7 @@
           <w:szCs w:val="17"/>
           <w:rFonts w:ascii="Courier New" w:cs="Courier New" w:eastAsia="Courier New" w:hAnsi="Courier New"/>
         </w:rPr>
-        <w:t xml:space="preserve">  SR · CATHY · Search</w:t>
+        <w:t xml:space="preserve">  SR · CATHY · Facebook</w:t>
       </w:r>
       <w:r>
         <w:rPr>
@@ -13041,7 +13206,7 @@
           <w:szCs w:val="19"/>
           <w:rFonts w:ascii="Georgia" w:cs="Georgia" w:eastAsia="Georgia" w:hAnsi="Georgia"/>
         </w:rPr>
-        <w:t xml:space="preserve">   —  As the song ends</w:t>
+        <w:t xml:space="preserve">   —  Final chord</w:t>
       </w:r>
     </w:p>
     <w:p>
@@ -13056,7 +13221,7 @@
           <w:szCs w:val="19"/>
           <w:rFonts w:ascii="Georgia" w:cs="Georgia" w:eastAsia="Georgia" w:hAnsi="Georgia"/>
         </w:rPr>
-        <w:t xml:space="preserve">She clears it.</w:t>
+        <w:t xml:space="preserve">Likes climb on it.</w:t>
       </w:r>
     </w:p>
     <w:p>
@@ -13090,15 +13255,16 @@
           <w:szCs w:val="18"/>
           <w:rFonts w:ascii="Courier New" w:cs="Courier New" w:eastAsia="Courier New" w:hAnsi="Courier New"/>
         </w:rPr>
-        <w:t xml:space="preserve">search BACKSPACED clear</w:t>
-      </w:r>
-      <w:r>
-        <w:rPr>
-          <w:color w:val="1a1d26"/>
-          <w:sz w:val="18"/>
-          <w:szCs w:val="18"/>
-          <w:rFonts w:ascii="Courier New" w:cs="Courier New" w:eastAsia="Courier New" w:hAnsi="Courier New"/>
-        </w:rPr>
+        <w:t xml:space="preserve">LIKE COUNTER SPINS → </w:t>
+      </w:r>
+      <w:r>
+        <w:rPr>
+          <w:color w:val="1a1d26"/>
+          <w:sz w:val="18"/>
+          <w:szCs w:val="18"/>
+          <w:rFonts w:ascii="Courier New" w:cs="Courier New" w:eastAsia="Courier New" w:hAnsi="Courier New"/>
+        </w:rPr>
+        <w:t xml:space="preserve">41</w:t>
       </w:r>
     </w:p>
     <w:p>
@@ -23004,7 +23170,7 @@
           <w:szCs w:val="18"/>
           <w:rFonts w:ascii="Courier New" w:cs="Courier New" w:eastAsia="Courier New" w:hAnsi="Courier New"/>
         </w:rPr>
-        <w:t xml:space="preserve">6:12 · Friday, June 12, 2026</w:t>
+        <w:t xml:space="preserve">6:12 · Thursday, June 11, 2026</w:t>
       </w:r>
     </w:p>
     <w:p>
@@ -26809,7 +26975,7 @@
           <w:szCs w:val="18"/>
           <w:rFonts w:ascii="Courier New" w:cs="Courier New" w:eastAsia="Courier New" w:hAnsi="Courier New"/>
         </w:rPr>
-        <w:t xml:space="preserve">2:40 · Friday, June 12, 2026</w:t>
+        <w:t xml:space="preserve">2:40 · Thursday, June 11, 2026</w:t>
       </w:r>
     </w:p>
     <w:p>
@@ -28403,7 +28569,7 @@
           <w:szCs w:val="18"/>
           <w:rFonts w:ascii="Courier New" w:cs="Courier New" w:eastAsia="Courier New" w:hAnsi="Courier New"/>
         </w:rPr>
-        <w:t xml:space="preserve">“I still have your ring”</w:t>
+        <w:t xml:space="preserve">“I’m not angry. just talk to me”</w:t>
       </w:r>
     </w:p>
     <w:p>

--- a/L5Y-Cue-Bible.docx
+++ b/L5Y-Cue-Bible.docx
@@ -148,7 +148,7 @@
           <w:szCs w:val="19"/>
           <w:rFonts w:ascii="Georgia" w:cs="Georgia" w:eastAsia="Georgia" w:hAnsi="Georgia"/>
         </w:rPr>
-        <w:t xml:space="preserve">COLD OPEN. Her phone is the first actor on stage. The house learns the grammar wordlessly: a notification is tapped and the app is simply there; a list is already full; only what would truly arrive live ever arrives live. When she puts the phone down, the memories go full-bleed — non-diegetic, the frame gone.</w:t>
+        <w:t xml:space="preserve">COLD OPEN. Her phone is the first actor on stage, and the whole prologue plays from ONE GO: the Memories notification, the tap, four years in four cards. Black on the first bar. At the m.58 interlude she picks it up and sends her text — one GO, plays out on its own. On her later line the memories return full-bleed, the frame gone.</w:t>
       </w:r>
     </w:p>
     <w:p>
@@ -5316,7 +5316,7 @@
           <w:szCs w:val="19"/>
           <w:rFonts w:ascii="Georgia" w:cs="Georgia" w:eastAsia="Georgia" w:hAnsi="Georgia"/>
         </w:rPr>
-        <w:t xml:space="preserve">NEARLY EMPTY, BY DESIGN. One post and its climbing likes are the whole birthday; the screens stay black while she sings. Then his 2021 calls cut in — the agency cold call, the callback, and Rob (an outgoing dial, per the script) — and the house learns the projections can time-travel.</w:t>
+        <w:t xml:space="preserve">HER SONG, HIS CALLS. She has no phone in this number: the era holds center-stage while she sings. Then his 2021 calls cut in — the agent cold call, the callback, and Rob (he dials, per the script) — and each hang-up rolls the time home to her July. The house learns the projections can time-travel.</w:t>
       </w:r>
     </w:p>
     <w:p>
@@ -7225,7 +7225,7 @@
           <w:szCs w:val="19"/>
           <w:rFonts w:ascii="Georgia" w:cs="Georgia" w:eastAsia="Georgia" w:hAnsi="Georgia"/>
         </w:rPr>
-        <w:t xml:space="preserve">THE AVALANCHE, COMPRESSED. Her one professional call, politely deflected — then his lock screen wins five times in the exact order he sings them: the apartment, the Atlantic, the money, Columbia, Sonny. The happy infrastructure of the marriage installs itself so the back half can dismantle it.</w:t>
+        <w:t xml:space="preserve">THE AVALANCHE, COMPRESSED. Her one professional call — dial, connect, end, then his phone rolls back — and his lock screen wins five times in the exact order he sings them: the apartment, the Atlantic, the money, Columbia, Sonny. The happy infrastructure of the marriage installs itself so the back half can dismantle it.</w:t>
       </w:r>
     </w:p>
     <w:p>
@@ -8757,7 +8757,7 @@
           <w:szCs w:val="19"/>
           <w:rFonts w:ascii="Georgia" w:cs="Georgia" w:eastAsia="Georgia" w:hAnsi="Georgia"/>
         </w:rPr>
-        <w:t xml:space="preserve">HIS SILENCE, FROM HER SIDE. The party album has her as “and guest”; the repost crops her out; her texts sit Not Delivered under six hours of his Do Not Disturb. The 6:04 release — everything flips Delivered at once — is the quiet center of the song. Then a stranger’s photo of the dedication page.</w:t>
+        <w:t xml:space="preserve">ONE THING. The era holds while she sings; on her last phrase, as she picks up the book, her phone opens Books to the last page of his novel: “For Cathy.” Nothing else. The last image of the song.</w:t>
       </w:r>
     </w:p>
     <w:p>
@@ -9420,7 +9420,7 @@
           <w:szCs w:val="19"/>
           <w:rFonts w:ascii="Georgia" w:cs="Georgia" w:eastAsia="Georgia" w:hAnsi="Georgia"/>
         </w:rPr>
-        <w:t xml:space="preserve">STILLNESS, BY DIRECTION. One held Christmas image. No animation, no cueing inside the number — the kindest screen of the night, deliberately so; the generosity buys the betrayal its full price later. Not one Elise pixel anywhere in this song.</w:t>
+        <w:t xml:space="preserve">STILLNESS, BY DIRECTION. One held Christmas lock screen. No animation, no cueing inside the number — the kindest screen of the night, deliberately so; the generosity buys the betrayal its full price later. Not one Elise pixel anywhere in this song.</w:t>
       </w:r>
     </w:p>
     <w:p>
@@ -9831,7 +9831,7 @@
           <w:szCs w:val="19"/>
           <w:rFonts w:ascii="Georgia" w:cs="Georgia" w:eastAsia="Georgia" w:hAnsi="Georgia"/>
         </w:rPr>
-        <w:t xml:space="preserve">ONE CUE. The prerecorded FaceTime (V2) carries the entire number — Jamie at his desk, half-attending, writing, while Ohio sings to him. The engine draws only the FaceTime frame and the call chrome; everything alive in it is the video.</w:t>
+        <w:t xml:space="preserve">ONE CALL. Ringing on the vamp, he answers on her first line, the prerecorded FaceTime (V2) carries the entire number — Jamie at his desk, half-attending, writing, while Ohio sings to him — and Call Ended on the final chord. The engine draws only the FaceTime chrome and the ticking duration; everything alive in it is the video.</w:t>
       </w:r>
     </w:p>
     <w:p>
@@ -10452,7 +10452,7 @@
           <w:szCs w:val="19"/>
           <w:rFonts w:ascii="Georgia" w:cs="Georgia" w:eastAsia="Georgia" w:hAnsi="Georgia"/>
         </w:rPr>
-        <w:t xml:space="preserve">TIME, NOT CONTENT. The phones mark only where we are: June 12, 2023 — then the one date both timelines share, enormous: MAY 18, 2024 — then back again on the rowboat line. The era rail does the traveling; the people do the vows.</w:t>
+        <w:t xml:space="preserve">TIME, NOT CONTENT. Her lock screen marks only where we are: June 12, 2023 — then the one date both timelines share: May 18, 2024 — then back again on the rowboat line. The final chord brings up the INTERMISSION card, which holds until Act Two’s first GO.</w:t>
       </w:r>
     </w:p>
     <w:p>
@@ -12266,7 +12266,7 @@
           <w:szCs w:val="19"/>
           <w:rFonts w:ascii="Georgia" w:cs="Georgia" w:eastAsia="Georgia" w:hAnsi="Georgia"/>
         </w:rPr>
-        <w:t xml:space="preserve">HER INTERIOR VS. HIS SCROLL. The bell-tone fragments rhyme with the sung monologue and never transcribe it — protect that rule in every edit.</w:t>
+        <w:t xml:space="preserve">TWO TEXTS, THREE MONTHS APART. “break a leg” lands before her first note — lowercase, three seconds of effort — then two rejection emails over the lock screen. On the bell tone, time rolls back to November 2023 and his other text arrives: long, thoughtful, the man he was. The contrast is the whole cue.</w:t>
       </w:r>
     </w:p>
     <w:p>
@@ -13915,7 +13915,7 @@
           <w:szCs w:val="19"/>
           <w:rFonts w:ascii="Georgia" w:cs="Georgia" w:eastAsia="Georgia" w:hAnsi="Georgia"/>
         </w:rPr>
-        <w:t xml:space="preserve">THE FIGHT HAS AN AUDIENCE: HIS PHONE. What the argument is actually about sits unsigned on the other side of the stage all song.</w:t>
+        <w:t xml:space="preserve">TIMELINE ONLY. One GO: time rolls forward to MARCH 2026, the night of the party, and holds center-stage for the whole fight. Nothing on a phone — the argument is the screen.</w:t>
       </w:r>
     </w:p>
     <w:p>
@@ -14171,7 +14171,7 @@
           <w:szCs w:val="19"/>
           <w:rFonts w:ascii="Georgia" w:cs="Georgia" w:eastAsia="Georgia" w:hAnsi="Georgia"/>
         </w:rPr>
-        <w:t xml:space="preserve">HER GHOST REGISTER, USED FOR LOVE. Drafted courage, kept receipts, a shared playlist — the exact mirror of what his register becomes.</w:t>
+        <w:t xml:space="preserve">THE DRIVE. Her phone on the dash, Apple Maps for the entire song: the puck rides the route from New York to the Eastern Shore, the miles and minutes fall, each maneuver counts down, the phone’s clock runs 4:05 to 7:45. Arrival is timed to the song (tune `dur` in tech).</w:t>
       </w:r>
     </w:p>
     <w:p>
@@ -14636,7 +14636,7 @@
           <w:szCs w:val="19"/>
           <w:rFonts w:ascii="Georgia" w:cs="Georgia" w:eastAsia="Georgia" w:hAnsi="Georgia"/>
         </w:rPr>
-        <w:t xml:space="preserve">THE PAYOFF. The same three gestures as the first night, frozen over. Speed that read as charm now reads as practice.</w:t>
+        <w:t xml:space="preserve">TWO BEATS. Her good-morning text lights his phone and he swipes it away, unread, at once. On his last line he opens Find My and turns his location back ON — Share Indefinitely — the cover-up filed as devotion. It was off before the song; we never see him turn it off.</w:t>
       </w:r>
     </w:p>
     <w:p>
@@ -15656,7 +15656,7 @@
           <w:szCs w:val="19"/>
           <w:rFonts w:ascii="Georgia" w:cs="Georgia" w:eastAsia="Georgia" w:hAnsi="Georgia"/>
         </w:rPr>
-        <w:t xml:space="preserve">THE GRAMMAR RESOLVES. Her firsts fill as his lasts empty — the same thread from both ends, five years apart.</w:t>
+        <w:t xml:space="preserve">THE GRAMMAR RESOLVES. The era flips with the singer. Her one animation: his “home safe?” lands on her steps, she opens it, and she is still typing her answer when his last verse rolls the time forward to JUNE 2026 — the last image. True black on the final goodbye.</w:t>
       </w:r>
     </w:p>
     <w:p>

--- a/L5Y-Cue-Bible.docx
+++ b/L5Y-Cue-Bible.docx
@@ -65,7 +65,7 @@
           <w:szCs w:val="19"/>
           <w:rFonts w:ascii="Georgia" w:cs="Georgia" w:eastAsia="Georgia" w:hAnsi="Georgia"/>
         </w:rPr>
-        <w:t xml:space="preserve">72 cues · 14 songs · generated from the live show build, so this document cannot drift from what the phones actually do</w:t>
+        <w:t xml:space="preserve">73 cues · 14 songs · generated from the live show build, so this document cannot drift from what the phones actually do</w:t>
       </w:r>
     </w:p>
     <w:p>
@@ -133,7 +133,7 @@
           <w:szCs w:val="18"/>
           <w:rFonts w:ascii="Courier New" w:cs="Courier New" w:eastAsia="Courier New" w:hAnsi="Courier New"/>
         </w:rPr>
-        <w:t xml:space="preserve">   CATHY SINGS · 6 FIRES</w:t>
+        <w:t xml:space="preserve">   CATHY SINGS · 7 FIRES</w:t>
       </w:r>
     </w:p>
     <w:p>
@@ -148,7 +148,7 @@
           <w:szCs w:val="19"/>
           <w:rFonts w:ascii="Georgia" w:cs="Georgia" w:eastAsia="Georgia" w:hAnsi="Georgia"/>
         </w:rPr>
-        <w:t xml:space="preserve">COLD OPEN. Her phone is the first actor on stage, and the whole prologue plays from ONE GO: the Memories notification, the tap, four years in four cards. Black on the first bar. At the m.58 interlude she picks it up and sends her text — one GO, plays out on its own. On her later line the memories return full-bleed, the frame gone.</w:t>
+        <w:t xml:space="preserve">COLD OPEN. Her phone is the first actor on stage, and the whole prologue plays from ONE GO: the Memories notification, the tap, four years in four cards. Black on the first bar. At the m.58 interlude she picks it up and sends her text — one GO, plays out on its own. Then, on her lines: Delivered turns to READ at 9:44, his typing bubble rises, and it stops. The thread stays up to the cutoff.</w:t>
       </w:r>
     </w:p>
     <w:p>
@@ -2433,7 +2433,7 @@
           <w:szCs w:val="17"/>
           <w:rFonts w:ascii="Courier New" w:cs="Courier New" w:eastAsia="Courier New" w:hAnsi="Courier New"/>
         </w:rPr>
-        <w:t xml:space="preserve">  SR · CATHY · Facebook Memories</w:t>
+        <w:t xml:space="preserve">  SR · CATHY · Messages</w:t>
       </w:r>
       <w:r>
         <w:rPr>
@@ -2444,7 +2444,7 @@
           <w:szCs w:val="19"/>
           <w:rFonts w:ascii="Georgia" w:cs="Georgia" w:eastAsia="Georgia" w:hAnsi="Georgia"/>
         </w:rPr>
-        <w:t xml:space="preserve">   —  “Give me a day, Jamie!” — the memories return, full screen</w:t>
+        <w:t xml:space="preserve">   —  “Give me a day, Jamie!” — Delivered turns to READ</w:t>
       </w:r>
     </w:p>
     <w:p>
@@ -2459,79 +2459,104 @@
           <w:szCs w:val="19"/>
           <w:rFonts w:ascii="Georgia" w:cs="Georgia" w:eastAsia="Georgia" w:hAnsi="Georgia"/>
         </w:rPr>
-        <w:t xml:space="preserve">NON-DIEGETIC — she is not holding the phone. The frame drops away and the feed fills the whole screen, resting on the wedding card.</w:t>
-      </w:r>
-    </w:p>
-    <w:p>
-      <w:pPr>
-        <w:keepNext/>
-        <w:spacing w:before="30" w:after="20"/>
-      </w:pPr>
-      <w:r>
-        <w:rPr>
-          <w:b/>
-          <w:bCs/>
-          <w:color w:val="6b7280"/>
-          <w:sz w:val="16"/>
-          <w:szCs w:val="16"/>
-          <w:rFonts w:ascii="Courier New" w:cs="Courier New" w:eastAsia="Courier New" w:hAnsi="Courier New"/>
-        </w:rPr>
-        <w:t xml:space="preserve">PLAYS</w:t>
-      </w:r>
-    </w:p>
-    <w:p>
-      <w:pPr>
-        <w:spacing w:after="14"/>
-        <w:ind w:left="280"/>
-      </w:pPr>
-      <w:r>
-        <w:rPr>
-          <w:color w:val="3a3f4d"/>
-          <w:sz w:val="18"/>
-          <w:szCs w:val="18"/>
-          <w:rFonts w:ascii="Georgia" w:cs="Georgia" w:eastAsia="Georgia" w:hAnsi="Georgia"/>
-        </w:rPr>
-        <w:t xml:space="preserve">the full shell appears — CATHY’s screen</w:t>
-      </w:r>
-    </w:p>
-    <w:p>
-      <w:pPr>
-        <w:spacing w:after="14"/>
-        <w:ind w:left="280"/>
-      </w:pPr>
-      <w:r>
-        <w:rPr>
-          <w:color w:val="3a3f4d"/>
-          <w:sz w:val="18"/>
-          <w:szCs w:val="18"/>
-          <w:rFonts w:ascii="Georgia" w:cs="Georgia" w:eastAsia="Georgia" w:hAnsi="Georgia"/>
-        </w:rPr>
-        <w:t xml:space="preserve">cut to Facebook Memories (instant)</w:t>
-      </w:r>
-    </w:p>
-    <w:p>
-      <w:pPr>
+        <w:t xml:space="preserve">Delivered → READ, 9:44. He is awake. He is holding his phone.</w:t>
+      </w:r>
+    </w:p>
+    <w:p>
+      <w:pPr>
+        <w:keepNext/>
+        <w:spacing w:after="20"/>
+      </w:pPr>
+      <w:r>
+        <w:rPr>
+          <w:b/>
+          <w:bCs/>
+          <w:color w:val="6b7280"/>
+          <w:sz w:val="16"/>
+          <w:szCs w:val="16"/>
+          <w:rFonts w:ascii="Courier New" w:cs="Courier New" w:eastAsia="Courier New" w:hAnsi="Courier New"/>
+        </w:rPr>
+        <w:t xml:space="preserve">ON SCREEN</w:t>
+      </w:r>
+    </w:p>
+    <w:p>
+      <w:pPr>
+        <w:spacing w:after="14"/>
+        <w:ind w:left="280"/>
+      </w:pPr>
+      <w:r>
+        <w:rPr>
+          <w:b/>
+          <w:bCs/>
+          <w:color w:val="1a1d26"/>
+          <w:sz w:val="18"/>
+          <w:szCs w:val="18"/>
+          <w:rFonts w:ascii="Courier New" w:cs="Courier New" w:eastAsia="Courier New" w:hAnsi="Courier New"/>
+        </w:rPr>
+        <w:t xml:space="preserve">LOCK CLOCK — </w:t>
+      </w:r>
+      <w:r>
+        <w:rPr>
+          <w:color w:val="1a1d26"/>
+          <w:sz w:val="18"/>
+          <w:szCs w:val="18"/>
+          <w:rFonts w:ascii="Courier New" w:cs="Courier New" w:eastAsia="Courier New" w:hAnsi="Courier New"/>
+        </w:rPr>
+        <w:t xml:space="preserve">9:44</w:t>
+      </w:r>
+    </w:p>
+    <w:p>
+      <w:pPr>
+        <w:spacing w:after="14"/>
+        <w:ind w:left="280"/>
+      </w:pPr>
+      <w:r>
+        <w:rPr>
+          <w:b/>
+          <w:bCs/>
+          <w:color w:val="1a1d26"/>
+          <w:sz w:val="18"/>
+          <w:szCs w:val="18"/>
+          <w:rFonts w:ascii="Courier New" w:cs="Courier New" w:eastAsia="Courier New" w:hAnsi="Courier New"/>
+        </w:rPr>
+        <w:t xml:space="preserve">STATUS FLIPS → </w:t>
+      </w:r>
+      <w:r>
+        <w:rPr>
+          <w:color w:val="1a1d26"/>
+          <w:sz w:val="18"/>
+          <w:szCs w:val="18"/>
+          <w:rFonts w:ascii="Courier New" w:cs="Courier New" w:eastAsia="Courier New" w:hAnsi="Courier New"/>
+        </w:rPr>
+        <w:t xml:space="preserve">Read 9:44 AM</w:t>
+      </w:r>
+    </w:p>
+    <w:p>
+      <w:pPr>
+        <w:shd w:fill="faf3dc" w:val="clear"/>
         <w:spacing w:before="30" w:after="14"/>
       </w:pPr>
       <w:r>
         <w:rPr>
           <w:b/>
           <w:bCs/>
-          <w:color w:val="6b7280"/>
-          <w:sz w:val="16"/>
-          <w:szCs w:val="16"/>
-          <w:rFonts w:ascii="Courier New" w:cs="Courier New" w:eastAsia="Courier New" w:hAnsi="Courier New"/>
-        </w:rPr>
-        <w:t xml:space="preserve">PHONES  </w:t>
-      </w:r>
-      <w:r>
-        <w:rPr>
-          <w:color w:val="6b7280"/>
+          <w:color w:val="8a6d10"/>
           <w:sz w:val="17"/>
           <w:szCs w:val="17"/>
           <w:rFonts w:ascii="Courier New" w:cs="Courier New" w:eastAsia="Courier New" w:hAnsi="Courier New"/>
         </w:rPr>
-        <w:t xml:space="preserve">SR = Facebook Memories  ·  stamp “JUNE 2026”  ·  clock 9:41</w:t>
+        <w:t xml:space="preserve">HOLD · </w:t>
+      </w:r>
+      <w:r>
+        <w:rPr>
+          <w:i/>
+          <w:iCs/>
+          <w:color w:val="8a6d10"/>
+          <w:sz w:val="18"/>
+          <w:szCs w:val="18"/>
+          <w:rFonts w:ascii="Georgia" w:cs="Georgia" w:eastAsia="Georgia" w:hAnsi="Georgia"/>
+        </w:rPr>
+        <w:t xml:space="preserve">Let the receipt sit alone for a full phrase.</w:t>
       </w:r>
     </w:p>
     <w:p>
@@ -2560,7 +2585,7 @@
           <w:szCs w:val="17"/>
           <w:rFonts w:ascii="Courier New" w:cs="Courier New" w:eastAsia="Courier New" w:hAnsi="Courier New"/>
         </w:rPr>
-        <w:t xml:space="preserve">  SR · CATHY · Facebook Memories</w:t>
+        <w:t xml:space="preserve">  SR · CATHY · Messages</w:t>
       </w:r>
       <w:r>
         <w:rPr>
@@ -2571,7 +2596,7 @@
           <w:szCs w:val="19"/>
           <w:rFonts w:ascii="Georgia" w:cs="Georgia" w:eastAsia="Georgia" w:hAnsi="Georgia"/>
         </w:rPr>
-        <w:t xml:space="preserve">   —  “Jamie is over and where can I turn?” — the last verse</w:t>
+        <w:t xml:space="preserve">   —  “Hang them back on the wall!” — his typing bubble rises</w:t>
       </w:r>
     </w:p>
     <w:p>
@@ -2586,7 +2611,49 @@
           <w:szCs w:val="19"/>
           <w:rFonts w:ascii="Georgia" w:cs="Georgia" w:eastAsia="Georgia" w:hAnsi="Georgia"/>
         </w:rPr>
-        <w:t xml:space="preserve">The feed drifts down to the oldest card — nine months in, the couch, the happiest one — enormous, to close the song.</w:t>
+        <w:t xml:space="preserve">His typing bubble rises. He is answering.</w:t>
+      </w:r>
+    </w:p>
+    <w:p>
+      <w:pPr>
+        <w:keepNext/>
+        <w:spacing w:after="20"/>
+      </w:pPr>
+      <w:r>
+        <w:rPr>
+          <w:b/>
+          <w:bCs/>
+          <w:color w:val="6b7280"/>
+          <w:sz w:val="16"/>
+          <w:szCs w:val="16"/>
+          <w:rFonts w:ascii="Courier New" w:cs="Courier New" w:eastAsia="Courier New" w:hAnsi="Courier New"/>
+        </w:rPr>
+        <w:t xml:space="preserve">ON SCREEN</w:t>
+      </w:r>
+    </w:p>
+    <w:p>
+      <w:pPr>
+        <w:spacing w:after="14"/>
+        <w:ind w:left="280"/>
+      </w:pPr>
+      <w:r>
+        <w:rPr>
+          <w:b/>
+          <w:bCs/>
+          <w:color w:val="1a1d26"/>
+          <w:sz w:val="18"/>
+          <w:szCs w:val="18"/>
+          <w:rFonts w:ascii="Courier New" w:cs="Courier New" w:eastAsia="Courier New" w:hAnsi="Courier New"/>
+        </w:rPr>
+        <w:t xml:space="preserve">typing indicator rises (three dots)</w:t>
+      </w:r>
+      <w:r>
+        <w:rPr>
+          <w:color w:val="1a1d26"/>
+          <w:sz w:val="18"/>
+          <w:szCs w:val="18"/>
+          <w:rFonts w:ascii="Courier New" w:cs="Courier New" w:eastAsia="Courier New" w:hAnsi="Courier New"/>
+        </w:rPr>
       </w:r>
     </w:p>
     <w:p>
@@ -2607,6 +2674,131 @@
           <w:rFonts w:ascii="Courier New" w:cs="Courier New" w:eastAsia="Courier New" w:hAnsi="Courier New"/>
         </w:rPr>
         <w:t xml:space="preserve">1.6</w:t>
+      </w:r>
+      <w:r>
+        <w:rPr>
+          <w:color w:val="2a5db0"/>
+          <w:sz w:val="17"/>
+          <w:szCs w:val="17"/>
+          <w:rFonts w:ascii="Courier New" w:cs="Courier New" w:eastAsia="Courier New" w:hAnsi="Courier New"/>
+        </w:rPr>
+        <w:t xml:space="preserve">  SR · CATHY · Messages</w:t>
+      </w:r>
+      <w:r>
+        <w:rPr>
+          <w:i/>
+          <w:iCs/>
+          <w:color w:val="1a1d26"/>
+          <w:sz w:val="19"/>
+          <w:szCs w:val="19"/>
+          <w:rFonts w:ascii="Georgia" w:cs="Georgia" w:eastAsia="Georgia" w:hAnsi="Georgia"/>
+        </w:rPr>
+        <w:t xml:space="preserve">   —  “Had no chance at all.” — it stops</w:t>
+      </w:r>
+    </w:p>
+    <w:p>
+      <w:pPr>
+        <w:keepNext/>
+        <w:spacing w:after="60"/>
+      </w:pPr>
+      <w:r>
+        <w:rPr>
+          <w:color w:val="3a3f4d"/>
+          <w:sz w:val="19"/>
+          <w:szCs w:val="19"/>
+          <w:rFonts w:ascii="Georgia" w:cs="Georgia" w:eastAsia="Georgia" w:hAnsi="Georgia"/>
+        </w:rPr>
+        <w:t xml:space="preserve">It stops. Nothing comes. He read it and put the phone down. The thread stays up through her last verse.</w:t>
+      </w:r>
+    </w:p>
+    <w:p>
+      <w:pPr>
+        <w:keepNext/>
+        <w:spacing w:after="20"/>
+      </w:pPr>
+      <w:r>
+        <w:rPr>
+          <w:b/>
+          <w:bCs/>
+          <w:color w:val="6b7280"/>
+          <w:sz w:val="16"/>
+          <w:szCs w:val="16"/>
+          <w:rFonts w:ascii="Courier New" w:cs="Courier New" w:eastAsia="Courier New" w:hAnsi="Courier New"/>
+        </w:rPr>
+        <w:t xml:space="preserve">ON SCREEN</w:t>
+      </w:r>
+    </w:p>
+    <w:p>
+      <w:pPr>
+        <w:spacing w:after="14"/>
+        <w:ind w:left="280"/>
+      </w:pPr>
+      <w:r>
+        <w:rPr>
+          <w:b/>
+          <w:bCs/>
+          <w:color w:val="1a1d26"/>
+          <w:sz w:val="18"/>
+          <w:szCs w:val="18"/>
+          <w:rFonts w:ascii="Courier New" w:cs="Courier New" w:eastAsia="Courier New" w:hAnsi="Courier New"/>
+        </w:rPr>
+        <w:t xml:space="preserve">typing indicator disappears</w:t>
+      </w:r>
+      <w:r>
+        <w:rPr>
+          <w:color w:val="1a1d26"/>
+          <w:sz w:val="18"/>
+          <w:szCs w:val="18"/>
+          <w:rFonts w:ascii="Courier New" w:cs="Courier New" w:eastAsia="Courier New" w:hAnsi="Courier New"/>
+        </w:rPr>
+      </w:r>
+    </w:p>
+    <w:p>
+      <w:pPr>
+        <w:shd w:fill="faf3dc" w:val="clear"/>
+        <w:spacing w:before="30" w:after="14"/>
+      </w:pPr>
+      <w:r>
+        <w:rPr>
+          <w:b/>
+          <w:bCs/>
+          <w:color w:val="8a6d10"/>
+          <w:sz w:val="17"/>
+          <w:szCs w:val="17"/>
+          <w:rFonts w:ascii="Courier New" w:cs="Courier New" w:eastAsia="Courier New" w:hAnsi="Courier New"/>
+        </w:rPr>
+        <w:t xml:space="preserve">HOLD · </w:t>
+      </w:r>
+      <w:r>
+        <w:rPr>
+          <w:i/>
+          <w:iCs/>
+          <w:color w:val="8a6d10"/>
+          <w:sz w:val="18"/>
+          <w:szCs w:val="18"/>
+          <w:rFonts w:ascii="Georgia" w:cs="Georgia" w:eastAsia="Georgia" w:hAnsi="Georgia"/>
+        </w:rPr>
+        <w:t xml:space="preserve">The cruellest silence available in 2026.</w:t>
+      </w:r>
+    </w:p>
+    <w:p>
+      <w:pPr>
+        <w:keepNext/>
+        <w:pBdr>
+          <w:top w:val="single" w:color="d8d2c2" w:sz="4"/>
+        </w:pBdr>
+        <w:spacing w:before="200" w:after="40"/>
+      </w:pPr>
+      <w:r>
+        <w:rPr>
+          <w:b/>
+          <w:bCs/>
+          <w:color w:val="1a1d26"/>
+          <w:sz w:val="22"/>
+          <w:szCs w:val="22"/>
+          <w:rFonts w:ascii="Courier New" w:cs="Courier New" w:eastAsia="Courier New" w:hAnsi="Courier New"/>
+        </w:rPr>
+        <w:t xml:space="preserve">1.7</w:t>
       </w:r>
       <w:r>
         <w:rPr>

--- a/L5Y-Cue-Bible.docx
+++ b/L5Y-Cue-Bible.docx
@@ -8250,7 +8250,7 @@
           <w:szCs w:val="18"/>
           <w:rFonts w:ascii="Courier New" w:cs="Courier New" w:eastAsia="Courier New" w:hAnsi="Courier New"/>
         </w:rPr>
-        <w:t xml:space="preserve">“HE READ IT. CALL ME NOW.”</w:t>
+        <w:t xml:space="preserve">“SONNY READ IT. CALL ME NOW.”</w:t>
       </w:r>
     </w:p>
     <w:p>

--- a/L5Y-Cue-Bible.docx
+++ b/L5Y-Cue-Bible.docx
@@ -203,7 +203,7 @@
           <w:szCs w:val="19"/>
           <w:rFonts w:ascii="Georgia" w:cs="Georgia" w:eastAsia="Georgia" w:hAnsi="Georgia"/>
         </w:rPr>
-        <w:t xml:space="preserve">AUTO-PLAYS from this one GO (~52 s). The title page lifts away; the falling pages keep falling, thinning out, until the last one blows off — and the calendar lands center-stage: JUNE · YEAR 5. No phone in the prologue.</w:t>
+        <w:t xml:space="preserve">ONE GO. The title page tears off the pad and falls; beneath it the calendar reads JUNE · YEAR 5, the morning after, and holds center-stage through the whole prologue. No phone, no sound.</w:t>
       </w:r>
     </w:p>
     <w:p>
@@ -324,7 +324,7 @@
           <w:szCs w:val="18"/>
           <w:rFonts w:ascii="Courier New" w:cs="Courier New" w:eastAsia="Courier New" w:hAnsi="Courier New"/>
         </w:rPr>
-        <w:t xml:space="preserve">the falling pages thin out over ~52 s; the last one blows away; the calendar lands</w:t>
+        <w:t xml:space="preserve">the falling pages thin out over ~0 s; the last one blows away; the calendar lands</w:t>
       </w:r>
     </w:p>
     <w:p>
@@ -352,7 +352,7 @@
           <w:szCs w:val="18"/>
           <w:rFonts w:ascii="Georgia" w:cs="Georgia" w:eastAsia="Georgia" w:hAnsi="Georgia"/>
         </w:rPr>
-        <w:t xml:space="preserve">The wind-down length is the `ms` on this cue — match it to the waltz in tech.</w:t>
+        <w:t xml:space="preserve">`ms` on this cue delays the tear after GO (0 = on the GO). Nothing else moves until her verse-two line.</w:t>
       </w:r>
     </w:p>
     <w:p>
@@ -407,7 +407,7 @@
           <w:szCs w:val="19"/>
           <w:rFonts w:ascii="Georgia" w:cs="Georgia" w:eastAsia="Georgia" w:hAnsi="Georgia"/>
         </w:rPr>
-        <w:t xml:space="preserve">AUTO-PLAYS from this GO (~18 s). The calendar docks; her phone rises, locked — a Facebook Memories notification lands and she ignores it. Unlock, Messages (the whole list is condolences), his thread mid-history — days of her asking, all silent. She types it live, hesitant, and SENDS. Delivered.</w:t>
+        <w:t xml:space="preserve">AUTO-PLAYS from this GO (~50 s — slowed by direction; every pause is tunable in tech). The calendar docks; her phone rises, locked — a Facebook Memories notification lands and she ignores it. Unlock, Messages (the whole list is condolences), his thread mid-history — days of her asking, all silent. She types it live, hesitant, and SENDS. Delivered.</w:t>
       </w:r>
     </w:p>
     <w:p>
@@ -502,6 +502,836 @@
           <w:szCs w:val="18"/>
           <w:rFonts w:ascii="Courier New" w:cs="Courier New" w:eastAsia="Courier New" w:hAnsi="Courier New"/>
         </w:rPr>
+        <w:t xml:space="preserve">4.5 s)</w:t>
+      </w:r>
+    </w:p>
+    <w:p>
+      <w:pPr>
+        <w:spacing w:after="14"/>
+        <w:ind w:left="280"/>
+      </w:pPr>
+      <w:r>
+        <w:rPr>
+          <w:b/>
+          <w:bCs/>
+          <w:color w:val="1a1d26"/>
+          <w:sz w:val="18"/>
+          <w:szCs w:val="18"/>
+          <w:rFonts w:ascii="Courier New" w:cs="Courier New" w:eastAsia="Courier New" w:hAnsi="Courier New"/>
+        </w:rPr>
+        <w:t xml:space="preserve">MESSAGES LIST — loads whole, already full: </w:t>
+      </w:r>
+      <w:r>
+        <w:rPr>
+          <w:color w:val="1a1d26"/>
+          <w:sz w:val="18"/>
+          <w:szCs w:val="18"/>
+          <w:rFonts w:ascii="Courier New" w:cs="Courier New" w:eastAsia="Courier New" w:hAnsi="Courier New"/>
+        </w:rPr>
+      </w:r>
+    </w:p>
+    <w:p>
+      <w:pPr>
+        <w:spacing w:after="14"/>
+        <w:ind w:left="280"/>
+      </w:pPr>
+      <w:r>
+        <w:rPr>
+          <w:b/>
+          <w:bCs/>
+          <w:color w:val="1a1d26"/>
+          <w:sz w:val="18"/>
+          <w:szCs w:val="18"/>
+          <w:rFonts w:ascii="Courier New" w:cs="Courier New" w:eastAsia="Courier New" w:hAnsi="Courier New"/>
+        </w:rPr>
+        <w:t xml:space="preserve">   · </w:t>
+      </w:r>
+      <w:r>
+        <w:rPr>
+          <w:color w:val="1a1d26"/>
+          <w:sz w:val="18"/>
+          <w:szCs w:val="18"/>
+          <w:rFonts w:ascii="Courier New" w:cs="Courier New" w:eastAsia="Courier New" w:hAnsi="Courier New"/>
+        </w:rPr>
+        <w:t xml:space="preserve">Mom ❤️ ● — “call me when you’re up. I love you.” (8:02 AM)</w:t>
+      </w:r>
+    </w:p>
+    <w:p>
+      <w:pPr>
+        <w:spacing w:after="14"/>
+        <w:ind w:left="280"/>
+      </w:pPr>
+      <w:r>
+        <w:rPr>
+          <w:b/>
+          <w:bCs/>
+          <w:color w:val="1a1d26"/>
+          <w:sz w:val="18"/>
+          <w:szCs w:val="18"/>
+          <w:rFonts w:ascii="Courier New" w:cs="Courier New" w:eastAsia="Courier New" w:hAnsi="Courier New"/>
+        </w:rPr>
+        <w:t xml:space="preserve">   · </w:t>
+      </w:r>
+      <w:r>
+        <w:rPr>
+          <w:color w:val="1a1d26"/>
+          <w:sz w:val="18"/>
+          <w:szCs w:val="18"/>
+          <w:rFonts w:ascii="Courier New" w:cs="Courier New" w:eastAsia="Courier New" w:hAnsi="Courier New"/>
+        </w:rPr>
+        <w:t xml:space="preserve">Dana + girls 🍸 ● — “Dana: we’re coming over at 7. non-negotiable.” (7:41 AM)</w:t>
+      </w:r>
+    </w:p>
+    <w:p>
+      <w:pPr>
+        <w:spacing w:after="14"/>
+        <w:ind w:left="280"/>
+      </w:pPr>
+      <w:r>
+        <w:rPr>
+          <w:b/>
+          <w:bCs/>
+          <w:color w:val="1a1d26"/>
+          <w:sz w:val="18"/>
+          <w:szCs w:val="18"/>
+          <w:rFonts w:ascii="Courier New" w:cs="Courier New" w:eastAsia="Courier New" w:hAnsi="Courier New"/>
+        </w:rPr>
+        <w:t xml:space="preserve">   · </w:t>
+      </w:r>
+      <w:r>
+        <w:rPr>
+          <w:color w:val="1a1d26"/>
+          <w:sz w:val="18"/>
+          <w:szCs w:val="18"/>
+          <w:rFonts w:ascii="Courier New" w:cs="Courier New" w:eastAsia="Courier New" w:hAnsi="Courier New"/>
+        </w:rPr>
+        <w:t xml:space="preserve">Beth — “just heard. I’m so so sorry 💔” (Yesterday)</w:t>
+      </w:r>
+    </w:p>
+    <w:p>
+      <w:pPr>
+        <w:spacing w:after="14"/>
+        <w:ind w:left="280"/>
+      </w:pPr>
+      <w:r>
+        <w:rPr>
+          <w:b/>
+          <w:bCs/>
+          <w:color w:val="1a1d26"/>
+          <w:sz w:val="18"/>
+          <w:szCs w:val="18"/>
+          <w:rFonts w:ascii="Courier New" w:cs="Courier New" w:eastAsia="Courier New" w:hAnsi="Courier New"/>
+        </w:rPr>
+        <w:t xml:space="preserve">   · </w:t>
+      </w:r>
+      <w:r>
+        <w:rPr>
+          <w:color w:val="1a1d26"/>
+          <w:sz w:val="18"/>
+          <w:szCs w:val="18"/>
+          <w:rFonts w:ascii="Courier New" w:cs="Courier New" w:eastAsia="Courier New" w:hAnsi="Courier New"/>
+        </w:rPr>
+        <w:t xml:space="preserve">Grammy ● — “sweetheart. are you eating?” (Yesterday)</w:t>
+      </w:r>
+    </w:p>
+    <w:p>
+      <w:pPr>
+        <w:spacing w:after="14"/>
+        <w:ind w:left="280"/>
+      </w:pPr>
+      <w:r>
+        <w:rPr>
+          <w:b/>
+          <w:bCs/>
+          <w:color w:val="1a1d26"/>
+          <w:sz w:val="18"/>
+          <w:szCs w:val="18"/>
+          <w:rFonts w:ascii="Courier New" w:cs="Courier New" w:eastAsia="Courier New" w:hAnsi="Courier New"/>
+        </w:rPr>
+        <w:t xml:space="preserve">   · </w:t>
+      </w:r>
+      <w:r>
+        <w:rPr>
+          <w:color w:val="1a1d26"/>
+          <w:sz w:val="18"/>
+          <w:szCs w:val="18"/>
+          <w:rFonts w:ascii="Courier New" w:cs="Courier New" w:eastAsia="Courier New" w:hAnsi="Courier New"/>
+        </w:rPr>
+        <w:t xml:space="preserve">Aunt Patti — “your mother told me. call me, honey” (Yesterday)</w:t>
+      </w:r>
+    </w:p>
+    <w:p>
+      <w:pPr>
+        <w:spacing w:after="14"/>
+        <w:ind w:left="280"/>
+      </w:pPr>
+      <w:r>
+        <w:rPr>
+          <w:b/>
+          <w:bCs/>
+          <w:color w:val="1a1d26"/>
+          <w:sz w:val="18"/>
+          <w:szCs w:val="18"/>
+          <w:rFonts w:ascii="Courier New" w:cs="Courier New" w:eastAsia="Courier New" w:hAnsi="Courier New"/>
+        </w:rPr>
+        <w:t xml:space="preserve">   · </w:t>
+      </w:r>
+      <w:r>
+        <w:rPr>
+          <w:color w:val="1a1d26"/>
+          <w:sz w:val="18"/>
+          <w:szCs w:val="18"/>
+          <w:rFonts w:ascii="Courier New" w:cs="Courier New" w:eastAsia="Courier New" w:hAnsi="Courier New"/>
+        </w:rPr>
+        <w:t xml:space="preserve">Jamie — “I’m not angry. just talk to me” (Yesterday)</w:t>
+      </w:r>
+    </w:p>
+    <w:p>
+      <w:pPr>
+        <w:spacing w:after="14"/>
+        <w:ind w:left="280"/>
+      </w:pPr>
+      <w:r>
+        <w:rPr>
+          <w:b/>
+          <w:bCs/>
+          <w:color w:val="1a1d26"/>
+          <w:sz w:val="18"/>
+          <w:szCs w:val="18"/>
+          <w:rFonts w:ascii="Courier New" w:cs="Courier New" w:eastAsia="Courier New" w:hAnsi="Courier New"/>
+        </w:rPr>
+        <w:t xml:space="preserve">   · </w:t>
+      </w:r>
+      <w:r>
+        <w:rPr>
+          <w:color w:val="1a1d26"/>
+          <w:sz w:val="18"/>
+          <w:szCs w:val="18"/>
+          <w:rFonts w:ascii="Courier New" w:cs="Courier New" w:eastAsia="Courier New" w:hAnsi="Courier New"/>
+        </w:rPr>
+        <w:t xml:space="preserve">Michael (voice) — “no lesson this week — I’m out of town” (Tuesday)</w:t>
+      </w:r>
+    </w:p>
+    <w:p>
+      <w:pPr>
+        <w:spacing w:after="14"/>
+        <w:ind w:left="280"/>
+      </w:pPr>
+      <w:r>
+        <w:rPr>
+          <w:b/>
+          <w:bCs/>
+          <w:color w:val="1a1d26"/>
+          <w:sz w:val="18"/>
+          <w:szCs w:val="18"/>
+          <w:rFonts w:ascii="Courier New" w:cs="Courier New" w:eastAsia="Courier New" w:hAnsi="Courier New"/>
+        </w:rPr>
+        <w:t xml:space="preserve">   · </w:t>
+      </w:r>
+      <w:r>
+        <w:rPr>
+          <w:color w:val="1a1d26"/>
+          <w:sz w:val="18"/>
+          <w:szCs w:val="18"/>
+          <w:rFonts w:ascii="Courier New" w:cs="Courier New" w:eastAsia="Courier New" w:hAnsi="Courier New"/>
+        </w:rPr>
+        <w:t xml:space="preserve">Ohio Housing — “Re: summer sublet — deposit received” (Monday)</w:t>
+      </w:r>
+    </w:p>
+    <w:p>
+      <w:pPr>
+        <w:spacing w:after="14"/>
+        <w:ind w:left="280"/>
+      </w:pPr>
+      <w:r>
+        <w:rPr>
+          <w:b/>
+          <w:bCs/>
+          <w:color w:val="1a1d26"/>
+          <w:sz w:val="18"/>
+          <w:szCs w:val="18"/>
+          <w:rFonts w:ascii="Courier New" w:cs="Courier New" w:eastAsia="Courier New" w:hAnsi="Courier New"/>
+        </w:rPr>
+        <w:t xml:space="preserve">   · </w:t>
+      </w:r>
+      <w:r>
+        <w:rPr>
+          <w:color w:val="1a1d26"/>
+          <w:sz w:val="18"/>
+          <w:szCs w:val="18"/>
+          <w:rFonts w:ascii="Courier New" w:cs="Courier New" w:eastAsia="Courier New" w:hAnsi="Courier New"/>
+        </w:rPr>
+        <w:t xml:space="preserve">CVS Pharmacy — “Your prescription is ready for pickup” (Monday)</w:t>
+      </w:r>
+    </w:p>
+    <w:p>
+      <w:pPr>
+        <w:spacing w:after="14"/>
+        <w:ind w:left="280"/>
+      </w:pPr>
+      <w:r>
+        <w:rPr>
+          <w:b/>
+          <w:bCs/>
+          <w:color w:val="1a1d26"/>
+          <w:sz w:val="18"/>
+          <w:szCs w:val="18"/>
+          <w:rFonts w:ascii="Courier New" w:cs="Courier New" w:eastAsia="Courier New" w:hAnsi="Courier New"/>
+        </w:rPr>
+        <w:t xml:space="preserve">   · </w:t>
+      </w:r>
+      <w:r>
+        <w:rPr>
+          <w:color w:val="1a1d26"/>
+          <w:sz w:val="18"/>
+          <w:szCs w:val="18"/>
+          <w:rFonts w:ascii="Courier New" w:cs="Courier New" w:eastAsia="Courier New" w:hAnsi="Courier New"/>
+        </w:rPr>
+        <w:t xml:space="preserve">Dentist — Dr. Okafor — “Reminder: cleaning Jun 22, 2:30 PM” (Sunday)</w:t>
+      </w:r>
+    </w:p>
+    <w:p>
+      <w:pPr>
+        <w:spacing w:after="14"/>
+        <w:ind w:left="280"/>
+      </w:pPr>
+      <w:r>
+        <w:rPr>
+          <w:b/>
+          <w:bCs/>
+          <w:color w:val="1a1d26"/>
+          <w:sz w:val="18"/>
+          <w:szCs w:val="18"/>
+          <w:rFonts w:ascii="Courier New" w:cs="Courier New" w:eastAsia="Courier New" w:hAnsi="Courier New"/>
+        </w:rPr>
+        <w:t xml:space="preserve">  … a beat (auto-timed, </w:t>
+      </w:r>
+      <w:r>
+        <w:rPr>
+          <w:color w:val="1a1d26"/>
+          <w:sz w:val="18"/>
+          <w:szCs w:val="18"/>
+          <w:rFonts w:ascii="Courier New" w:cs="Courier New" w:eastAsia="Courier New" w:hAnsi="Courier New"/>
+        </w:rPr>
+        <w:t xml:space="preserve">3.5 s)</w:t>
+      </w:r>
+    </w:p>
+    <w:p>
+      <w:pPr>
+        <w:spacing w:after="14"/>
+        <w:ind w:left="280"/>
+      </w:pPr>
+      <w:r>
+        <w:rPr>
+          <w:b/>
+          <w:bCs/>
+          <w:color w:val="1a1d26"/>
+          <w:sz w:val="18"/>
+          <w:szCs w:val="18"/>
+          <w:rFonts w:ascii="Courier New" w:cs="Courier New" w:eastAsia="Courier New" w:hAnsi="Courier New"/>
+        </w:rPr>
+        <w:t xml:space="preserve">  … a beat (auto-timed, </w:t>
+      </w:r>
+      <w:r>
+        <w:rPr>
+          <w:color w:val="1a1d26"/>
+          <w:sz w:val="18"/>
+          <w:szCs w:val="18"/>
+          <w:rFonts w:ascii="Courier New" w:cs="Courier New" w:eastAsia="Courier New" w:hAnsi="Courier New"/>
+        </w:rPr>
+        <w:t xml:space="preserve">1.6 s)</w:t>
+      </w:r>
+    </w:p>
+    <w:p>
+      <w:pPr>
+        <w:spacing w:after="14"/>
+        <w:ind w:left="280"/>
+      </w:pPr>
+      <w:r>
+        <w:rPr>
+          <w:b/>
+          <w:bCs/>
+          <w:color w:val="1a1d26"/>
+          <w:sz w:val="18"/>
+          <w:szCs w:val="18"/>
+          <w:rFonts w:ascii="Courier New" w:cs="Courier New" w:eastAsia="Courier New" w:hAnsi="Courier New"/>
+        </w:rPr>
+        <w:t xml:space="preserve">THREAD HISTORY — loads whole with the thread: </w:t>
+      </w:r>
+      <w:r>
+        <w:rPr>
+          <w:color w:val="1a1d26"/>
+          <w:sz w:val="18"/>
+          <w:szCs w:val="18"/>
+          <w:rFonts w:ascii="Courier New" w:cs="Courier New" w:eastAsia="Courier New" w:hAnsi="Courier New"/>
+        </w:rPr>
+      </w:r>
+    </w:p>
+    <w:p>
+      <w:pPr>
+        <w:spacing w:after="14"/>
+        <w:ind w:left="280"/>
+      </w:pPr>
+      <w:r>
+        <w:rPr>
+          <w:b/>
+          <w:bCs/>
+          <w:color w:val="1a1d26"/>
+          <w:sz w:val="18"/>
+          <w:szCs w:val="18"/>
+          <w:rFonts w:ascii="Courier New" w:cs="Courier New" w:eastAsia="Courier New" w:hAnsi="Courier New"/>
+        </w:rPr>
+        <w:t xml:space="preserve">   — </w:t>
+      </w:r>
+      <w:r>
+        <w:rPr>
+          <w:color w:val="1a1d26"/>
+          <w:sz w:val="18"/>
+          <w:szCs w:val="18"/>
+          <w:rFonts w:ascii="Courier New" w:cs="Courier New" w:eastAsia="Courier New" w:hAnsi="Courier New"/>
+        </w:rPr>
+        <w:t xml:space="preserve">Sunday · 8:20 PM</w:t>
+      </w:r>
+    </w:p>
+    <w:p>
+      <w:pPr>
+        <w:spacing w:after="14"/>
+        <w:ind w:left="280"/>
+      </w:pPr>
+      <w:r>
+        <w:rPr>
+          <w:b/>
+          <w:bCs/>
+          <w:color w:val="1a1d26"/>
+          <w:sz w:val="18"/>
+          <w:szCs w:val="18"/>
+          <w:rFonts w:ascii="Courier New" w:cs="Courier New" w:eastAsia="Courier New" w:hAnsi="Courier New"/>
+        </w:rPr>
+        <w:t xml:space="preserve">   SENT (blue): </w:t>
+      </w:r>
+      <w:r>
+        <w:rPr>
+          <w:color w:val="1a1d26"/>
+          <w:sz w:val="18"/>
+          <w:szCs w:val="18"/>
+          <w:rFonts w:ascii="Courier New" w:cs="Courier New" w:eastAsia="Courier New" w:hAnsi="Courier New"/>
+        </w:rPr>
+        <w:t xml:space="preserve">“porch light’s out again. landlord says tuesday”</w:t>
+      </w:r>
+    </w:p>
+    <w:p>
+      <w:pPr>
+        <w:spacing w:after="14"/>
+        <w:ind w:left="280"/>
+      </w:pPr>
+      <w:r>
+        <w:rPr>
+          <w:b/>
+          <w:bCs/>
+          <w:color w:val="1a1d26"/>
+          <w:sz w:val="18"/>
+          <w:szCs w:val="18"/>
+          <w:rFonts w:ascii="Courier New" w:cs="Courier New" w:eastAsia="Courier New" w:hAnsi="Courier New"/>
+        </w:rPr>
+        <w:t xml:space="preserve">   RECEIVED (gray): </w:t>
+      </w:r>
+      <w:r>
+        <w:rPr>
+          <w:color w:val="1a1d26"/>
+          <w:sz w:val="18"/>
+          <w:szCs w:val="18"/>
+          <w:rFonts w:ascii="Courier New" w:cs="Courier New" w:eastAsia="Courier New" w:hAnsi="Courier New"/>
+        </w:rPr>
+        <w:t xml:space="preserve">“ok”</w:t>
+      </w:r>
+    </w:p>
+    <w:p>
+      <w:pPr>
+        <w:spacing w:after="14"/>
+        <w:ind w:left="280"/>
+      </w:pPr>
+      <w:r>
+        <w:rPr>
+          <w:b/>
+          <w:bCs/>
+          <w:color w:val="1a1d26"/>
+          <w:sz w:val="18"/>
+          <w:szCs w:val="18"/>
+          <w:rFonts w:ascii="Courier New" w:cs="Courier New" w:eastAsia="Courier New" w:hAnsi="Courier New"/>
+        </w:rPr>
+        <w:t xml:space="preserve">   — </w:t>
+      </w:r>
+      <w:r>
+        <w:rPr>
+          <w:color w:val="1a1d26"/>
+          <w:sz w:val="18"/>
+          <w:szCs w:val="18"/>
+          <w:rFonts w:ascii="Courier New" w:cs="Courier New" w:eastAsia="Courier New" w:hAnsi="Courier New"/>
+        </w:rPr>
+        <w:t xml:space="preserve">Tuesday · 1:15 PM</w:t>
+      </w:r>
+    </w:p>
+    <w:p>
+      <w:pPr>
+        <w:spacing w:after="14"/>
+        <w:ind w:left="280"/>
+      </w:pPr>
+      <w:r>
+        <w:rPr>
+          <w:b/>
+          <w:bCs/>
+          <w:color w:val="1a1d26"/>
+          <w:sz w:val="18"/>
+          <w:szCs w:val="18"/>
+          <w:rFonts w:ascii="Courier New" w:cs="Courier New" w:eastAsia="Courier New" w:hAnsi="Courier New"/>
+        </w:rPr>
+        <w:t xml:space="preserve">   SENT (blue): </w:t>
+      </w:r>
+      <w:r>
+        <w:rPr>
+          <w:color w:val="1a1d26"/>
+          <w:sz w:val="18"/>
+          <w:szCs w:val="18"/>
+          <w:rFonts w:ascii="Courier New" w:cs="Courier New" w:eastAsia="Courier New" w:hAnsi="Courier New"/>
+        </w:rPr>
+        <w:t xml:space="preserve">“sublet deposit cleared 👍 the room is yours too when you’re here”</w:t>
+      </w:r>
+    </w:p>
+    <w:p>
+      <w:pPr>
+        <w:spacing w:after="14"/>
+        <w:ind w:left="280"/>
+      </w:pPr>
+      <w:r>
+        <w:rPr>
+          <w:b/>
+          <w:bCs/>
+          <w:color w:val="1a1d26"/>
+          <w:sz w:val="18"/>
+          <w:szCs w:val="18"/>
+          <w:rFonts w:ascii="Courier New" w:cs="Courier New" w:eastAsia="Courier New" w:hAnsi="Courier New"/>
+        </w:rPr>
+        <w:t xml:space="preserve">   RECEIVED (gray): </w:t>
+      </w:r>
+      <w:r>
+        <w:rPr>
+          <w:color w:val="1a1d26"/>
+          <w:sz w:val="18"/>
+          <w:szCs w:val="18"/>
+          <w:rFonts w:ascii="Courier New" w:cs="Courier New" w:eastAsia="Courier New" w:hAnsi="Courier New"/>
+        </w:rPr>
+        <w:t xml:space="preserve">“👍”</w:t>
+      </w:r>
+    </w:p>
+    <w:p>
+      <w:pPr>
+        <w:spacing w:after="14"/>
+        <w:ind w:left="280"/>
+      </w:pPr>
+      <w:r>
+        <w:rPr>
+          <w:b/>
+          <w:bCs/>
+          <w:color w:val="1a1d26"/>
+          <w:sz w:val="18"/>
+          <w:szCs w:val="18"/>
+          <w:rFonts w:ascii="Courier New" w:cs="Courier New" w:eastAsia="Courier New" w:hAnsi="Courier New"/>
+        </w:rPr>
+        <w:t xml:space="preserve">   — </w:t>
+      </w:r>
+      <w:r>
+        <w:rPr>
+          <w:color w:val="1a1d26"/>
+          <w:sz w:val="18"/>
+          <w:szCs w:val="18"/>
+          <w:rFonts w:ascii="Courier New" w:cs="Courier New" w:eastAsia="Courier New" w:hAnsi="Courier New"/>
+        </w:rPr>
+        <w:t xml:space="preserve">Yesterday · 5:05 AM</w:t>
+      </w:r>
+    </w:p>
+    <w:p>
+      <w:pPr>
+        <w:spacing w:after="14"/>
+        <w:ind w:left="280"/>
+      </w:pPr>
+      <w:r>
+        <w:rPr>
+          <w:b/>
+          <w:bCs/>
+          <w:color w:val="1a1d26"/>
+          <w:sz w:val="18"/>
+          <w:szCs w:val="18"/>
+          <w:rFonts w:ascii="Courier New" w:cs="Courier New" w:eastAsia="Courier New" w:hAnsi="Courier New"/>
+        </w:rPr>
+        <w:t xml:space="preserve">   SENT (blue): </w:t>
+      </w:r>
+      <w:r>
+        <w:rPr>
+          <w:color w:val="1a1d26"/>
+          <w:sz w:val="18"/>
+          <w:szCs w:val="18"/>
+          <w:rFonts w:ascii="Courier New" w:cs="Courier New" w:eastAsia="Courier New" w:hAnsi="Courier New"/>
+        </w:rPr>
+        <w:t xml:space="preserve">“good morning. can’t wait to see you — what time does your flight land?”</w:t>
+      </w:r>
+    </w:p>
+    <w:p>
+      <w:pPr>
+        <w:spacing w:after="14"/>
+        <w:ind w:left="280"/>
+      </w:pPr>
+      <w:r>
+        <w:rPr>
+          <w:b/>
+          <w:bCs/>
+          <w:color w:val="1a1d26"/>
+          <w:sz w:val="18"/>
+          <w:szCs w:val="18"/>
+          <w:rFonts w:ascii="Courier New" w:cs="Courier New" w:eastAsia="Courier New" w:hAnsi="Courier New"/>
+        </w:rPr>
+        <w:t xml:space="preserve">   — </w:t>
+      </w:r>
+      <w:r>
+        <w:rPr>
+          <w:color w:val="1a1d26"/>
+          <w:sz w:val="18"/>
+          <w:szCs w:val="18"/>
+          <w:rFonts w:ascii="Courier New" w:cs="Courier New" w:eastAsia="Courier New" w:hAnsi="Courier New"/>
+        </w:rPr>
+        <w:t xml:space="preserve">Yesterday · 1:30 PM</w:t>
+      </w:r>
+    </w:p>
+    <w:p>
+      <w:pPr>
+        <w:spacing w:after="14"/>
+        <w:ind w:left="280"/>
+      </w:pPr>
+      <w:r>
+        <w:rPr>
+          <w:b/>
+          <w:bCs/>
+          <w:color w:val="1a1d26"/>
+          <w:sz w:val="18"/>
+          <w:szCs w:val="18"/>
+          <w:rFonts w:ascii="Courier New" w:cs="Courier New" w:eastAsia="Courier New" w:hAnsi="Courier New"/>
+        </w:rPr>
+        <w:t xml:space="preserve">   SENT (blue): </w:t>
+      </w:r>
+      <w:r>
+        <w:rPr>
+          <w:color w:val="1a1d26"/>
+          <w:sz w:val="18"/>
+          <w:szCs w:val="18"/>
+          <w:rFonts w:ascii="Courier New" w:cs="Courier New" w:eastAsia="Courier New" w:hAnsi="Courier New"/>
+        </w:rPr>
+        <w:t xml:space="preserve">“landed?”</w:t>
+      </w:r>
+    </w:p>
+    <w:p>
+      <w:pPr>
+        <w:spacing w:after="14"/>
+        <w:ind w:left="280"/>
+      </w:pPr>
+      <w:r>
+        <w:rPr>
+          <w:b/>
+          <w:bCs/>
+          <w:color w:val="1a1d26"/>
+          <w:sz w:val="18"/>
+          <w:szCs w:val="18"/>
+          <w:rFonts w:ascii="Courier New" w:cs="Courier New" w:eastAsia="Courier New" w:hAnsi="Courier New"/>
+        </w:rPr>
+        <w:t xml:space="preserve">   — </w:t>
+      </w:r>
+      <w:r>
+        <w:rPr>
+          <w:color w:val="1a1d26"/>
+          <w:sz w:val="18"/>
+          <w:szCs w:val="18"/>
+          <w:rFonts w:ascii="Courier New" w:cs="Courier New" w:eastAsia="Courier New" w:hAnsi="Courier New"/>
+        </w:rPr>
+        <w:t xml:space="preserve">Yesterday · 4:40 PM</w:t>
+      </w:r>
+    </w:p>
+    <w:p>
+      <w:pPr>
+        <w:spacing w:after="14"/>
+        <w:ind w:left="280"/>
+      </w:pPr>
+      <w:r>
+        <w:rPr>
+          <w:b/>
+          <w:bCs/>
+          <w:color w:val="1a1d26"/>
+          <w:sz w:val="18"/>
+          <w:szCs w:val="18"/>
+          <w:rFonts w:ascii="Courier New" w:cs="Courier New" w:eastAsia="Courier New" w:hAnsi="Courier New"/>
+        </w:rPr>
+        <w:t xml:space="preserve">   SENT (blue): </w:t>
+      </w:r>
+      <w:r>
+        <w:rPr>
+          <w:color w:val="1a1d26"/>
+          <w:sz w:val="18"/>
+          <w:szCs w:val="18"/>
+          <w:rFonts w:ascii="Courier New" w:cs="Courier New" w:eastAsia="Courier New" w:hAnsi="Courier New"/>
+        </w:rPr>
+        <w:t xml:space="preserve">“I read it. please call me”</w:t>
+      </w:r>
+    </w:p>
+    <w:p>
+      <w:pPr>
+        <w:spacing w:after="14"/>
+        <w:ind w:left="280"/>
+      </w:pPr>
+      <w:r>
+        <w:rPr>
+          <w:b/>
+          <w:bCs/>
+          <w:color w:val="1a1d26"/>
+          <w:sz w:val="18"/>
+          <w:szCs w:val="18"/>
+          <w:rFonts w:ascii="Courier New" w:cs="Courier New" w:eastAsia="Courier New" w:hAnsi="Courier New"/>
+        </w:rPr>
+        <w:t xml:space="preserve">   — </w:t>
+      </w:r>
+      <w:r>
+        <w:rPr>
+          <w:color w:val="1a1d26"/>
+          <w:sz w:val="18"/>
+          <w:szCs w:val="18"/>
+          <w:rFonts w:ascii="Courier New" w:cs="Courier New" w:eastAsia="Courier New" w:hAnsi="Courier New"/>
+        </w:rPr>
+        <w:t xml:space="preserve">Yesterday · 9:30 PM</w:t>
+      </w:r>
+    </w:p>
+    <w:p>
+      <w:pPr>
+        <w:spacing w:after="14"/>
+        <w:ind w:left="280"/>
+      </w:pPr>
+      <w:r>
+        <w:rPr>
+          <w:b/>
+          <w:bCs/>
+          <w:color w:val="1a1d26"/>
+          <w:sz w:val="18"/>
+          <w:szCs w:val="18"/>
+          <w:rFonts w:ascii="Courier New" w:cs="Courier New" w:eastAsia="Courier New" w:hAnsi="Courier New"/>
+        </w:rPr>
+        <w:t xml:space="preserve">   SENT (blue): </w:t>
+      </w:r>
+      <w:r>
+        <w:rPr>
+          <w:color w:val="1a1d26"/>
+          <w:sz w:val="18"/>
+          <w:szCs w:val="18"/>
+          <w:rFonts w:ascii="Courier New" w:cs="Courier New" w:eastAsia="Courier New" w:hAnsi="Courier New"/>
+        </w:rPr>
+        <w:t xml:space="preserve">“I’m not angry. just talk to me”</w:t>
+      </w:r>
+    </w:p>
+    <w:p>
+      <w:pPr>
+        <w:spacing w:after="14"/>
+        <w:ind w:left="280"/>
+      </w:pPr>
+      <w:r>
+        <w:rPr>
+          <w:b/>
+          <w:bCs/>
+          <w:color w:val="1a1d26"/>
+          <w:sz w:val="18"/>
+          <w:szCs w:val="18"/>
+          <w:rFonts w:ascii="Courier New" w:cs="Courier New" w:eastAsia="Courier New" w:hAnsi="Courier New"/>
+        </w:rPr>
+        <w:t xml:space="preserve">   status: </w:t>
+      </w:r>
+      <w:r>
+        <w:rPr>
+          <w:color w:val="1a1d26"/>
+          <w:sz w:val="18"/>
+          <w:szCs w:val="18"/>
+          <w:rFonts w:ascii="Courier New" w:cs="Courier New" w:eastAsia="Courier New" w:hAnsi="Courier New"/>
+        </w:rPr>
+        <w:t xml:space="preserve">Delivered</w:t>
+      </w:r>
+    </w:p>
+    <w:p>
+      <w:pPr>
+        <w:spacing w:after="14"/>
+        <w:ind w:left="280"/>
+      </w:pPr>
+      <w:r>
+        <w:rPr>
+          <w:b/>
+          <w:bCs/>
+          <w:color w:val="1a1d26"/>
+          <w:sz w:val="18"/>
+          <w:szCs w:val="18"/>
+          <w:rFonts w:ascii="Courier New" w:cs="Courier New" w:eastAsia="Courier New" w:hAnsi="Courier New"/>
+        </w:rPr>
+        <w:t xml:space="preserve">  … a beat (auto-timed, </w:t>
+      </w:r>
+      <w:r>
+        <w:rPr>
+          <w:color w:val="1a1d26"/>
+          <w:sz w:val="18"/>
+          <w:szCs w:val="18"/>
+          <w:rFonts w:ascii="Courier New" w:cs="Courier New" w:eastAsia="Courier New" w:hAnsi="Courier New"/>
+        </w:rPr>
+        <w:t xml:space="preserve">3.2 s)</w:t>
+      </w:r>
+    </w:p>
+    <w:p>
+      <w:pPr>
+        <w:spacing w:after="14"/>
+        <w:ind w:left="280"/>
+      </w:pPr>
+      <w:r>
+        <w:rPr>
+          <w:b/>
+          <w:bCs/>
+          <w:color w:val="1a1d26"/>
+          <w:sz w:val="18"/>
+          <w:szCs w:val="18"/>
+          <w:rFonts w:ascii="Courier New" w:cs="Courier New" w:eastAsia="Courier New" w:hAnsi="Courier New"/>
+        </w:rPr>
+        <w:t xml:space="preserve">thread caption: </w:t>
+      </w:r>
+      <w:r>
+        <w:rPr>
+          <w:color w:val="1a1d26"/>
+          <w:sz w:val="18"/>
+          <w:szCs w:val="18"/>
+          <w:rFonts w:ascii="Courier New" w:cs="Courier New" w:eastAsia="Courier New" w:hAnsi="Courier New"/>
+        </w:rPr>
+        <w:t xml:space="preserve">Today · 9:41 AM</w:t>
+      </w:r>
+    </w:p>
+    <w:p>
+      <w:pPr>
+        <w:spacing w:after="14"/>
+        <w:ind w:left="280"/>
+      </w:pPr>
+      <w:r>
+        <w:rPr>
+          <w:b/>
+          <w:bCs/>
+          <w:color w:val="1a1d26"/>
+          <w:sz w:val="18"/>
+          <w:szCs w:val="18"/>
+          <w:rFonts w:ascii="Courier New" w:cs="Courier New" w:eastAsia="Courier New" w:hAnsi="Courier New"/>
+        </w:rPr>
+        <w:t xml:space="preserve">  … a beat (auto-timed, </w:t>
+      </w:r>
+      <w:r>
+        <w:rPr>
+          <w:color w:val="1a1d26"/>
+          <w:sz w:val="18"/>
+          <w:szCs w:val="18"/>
+          <w:rFonts w:ascii="Courier New" w:cs="Courier New" w:eastAsia="Courier New" w:hAnsi="Courier New"/>
+        </w:rPr>
         <w:t xml:space="preserve">1.8 s)</w:t>
       </w:r>
     </w:p>
@@ -519,275 +1349,16 @@
           <w:szCs w:val="18"/>
           <w:rFonts w:ascii="Courier New" w:cs="Courier New" w:eastAsia="Courier New" w:hAnsi="Courier New"/>
         </w:rPr>
-        <w:t xml:space="preserve">MESSAGES LIST — loads whole, already full: </w:t>
-      </w:r>
-      <w:r>
-        <w:rPr>
-          <w:color w:val="1a1d26"/>
-          <w:sz w:val="18"/>
-          <w:szCs w:val="18"/>
-          <w:rFonts w:ascii="Courier New" w:cs="Courier New" w:eastAsia="Courier New" w:hAnsi="Courier New"/>
-        </w:rPr>
-      </w:r>
-    </w:p>
-    <w:p>
-      <w:pPr>
-        <w:spacing w:after="14"/>
-        <w:ind w:left="280"/>
-      </w:pPr>
-      <w:r>
-        <w:rPr>
-          <w:b/>
-          <w:bCs/>
-          <w:color w:val="1a1d26"/>
-          <w:sz w:val="18"/>
-          <w:szCs w:val="18"/>
-          <w:rFonts w:ascii="Courier New" w:cs="Courier New" w:eastAsia="Courier New" w:hAnsi="Courier New"/>
-        </w:rPr>
-        <w:t xml:space="preserve">   · </w:t>
-      </w:r>
-      <w:r>
-        <w:rPr>
-          <w:color w:val="1a1d26"/>
-          <w:sz w:val="18"/>
-          <w:szCs w:val="18"/>
-          <w:rFonts w:ascii="Courier New" w:cs="Courier New" w:eastAsia="Courier New" w:hAnsi="Courier New"/>
-        </w:rPr>
-        <w:t xml:space="preserve">Mom ❤️ ● — “call me when you’re up. I love you.” (8:02 AM)</w:t>
-      </w:r>
-    </w:p>
-    <w:p>
-      <w:pPr>
-        <w:spacing w:after="14"/>
-        <w:ind w:left="280"/>
-      </w:pPr>
-      <w:r>
-        <w:rPr>
-          <w:b/>
-          <w:bCs/>
-          <w:color w:val="1a1d26"/>
-          <w:sz w:val="18"/>
-          <w:szCs w:val="18"/>
-          <w:rFonts w:ascii="Courier New" w:cs="Courier New" w:eastAsia="Courier New" w:hAnsi="Courier New"/>
-        </w:rPr>
-        <w:t xml:space="preserve">   · </w:t>
-      </w:r>
-      <w:r>
-        <w:rPr>
-          <w:color w:val="1a1d26"/>
-          <w:sz w:val="18"/>
-          <w:szCs w:val="18"/>
-          <w:rFonts w:ascii="Courier New" w:cs="Courier New" w:eastAsia="Courier New" w:hAnsi="Courier New"/>
-        </w:rPr>
-        <w:t xml:space="preserve">Dana + girls 🍸 ● — “Dana: we’re coming over at 7. non-negotiable.” (7:41 AM)</w:t>
-      </w:r>
-    </w:p>
-    <w:p>
-      <w:pPr>
-        <w:spacing w:after="14"/>
-        <w:ind w:left="280"/>
-      </w:pPr>
-      <w:r>
-        <w:rPr>
-          <w:b/>
-          <w:bCs/>
-          <w:color w:val="1a1d26"/>
-          <w:sz w:val="18"/>
-          <w:szCs w:val="18"/>
-          <w:rFonts w:ascii="Courier New" w:cs="Courier New" w:eastAsia="Courier New" w:hAnsi="Courier New"/>
-        </w:rPr>
-        <w:t xml:space="preserve">   · </w:t>
-      </w:r>
-      <w:r>
-        <w:rPr>
-          <w:color w:val="1a1d26"/>
-          <w:sz w:val="18"/>
-          <w:szCs w:val="18"/>
-          <w:rFonts w:ascii="Courier New" w:cs="Courier New" w:eastAsia="Courier New" w:hAnsi="Courier New"/>
-        </w:rPr>
-        <w:t xml:space="preserve">Beth — “just heard. I’m so so sorry 💔” (Yesterday)</w:t>
-      </w:r>
-    </w:p>
-    <w:p>
-      <w:pPr>
-        <w:spacing w:after="14"/>
-        <w:ind w:left="280"/>
-      </w:pPr>
-      <w:r>
-        <w:rPr>
-          <w:b/>
-          <w:bCs/>
-          <w:color w:val="1a1d26"/>
-          <w:sz w:val="18"/>
-          <w:szCs w:val="18"/>
-          <w:rFonts w:ascii="Courier New" w:cs="Courier New" w:eastAsia="Courier New" w:hAnsi="Courier New"/>
-        </w:rPr>
-        <w:t xml:space="preserve">   · </w:t>
-      </w:r>
-      <w:r>
-        <w:rPr>
-          <w:color w:val="1a1d26"/>
-          <w:sz w:val="18"/>
-          <w:szCs w:val="18"/>
-          <w:rFonts w:ascii="Courier New" w:cs="Courier New" w:eastAsia="Courier New" w:hAnsi="Courier New"/>
-        </w:rPr>
-        <w:t xml:space="preserve">Grammy ● — “sweetheart. are you eating?” (Yesterday)</w:t>
-      </w:r>
-    </w:p>
-    <w:p>
-      <w:pPr>
-        <w:spacing w:after="14"/>
-        <w:ind w:left="280"/>
-      </w:pPr>
-      <w:r>
-        <w:rPr>
-          <w:b/>
-          <w:bCs/>
-          <w:color w:val="1a1d26"/>
-          <w:sz w:val="18"/>
-          <w:szCs w:val="18"/>
-          <w:rFonts w:ascii="Courier New" w:cs="Courier New" w:eastAsia="Courier New" w:hAnsi="Courier New"/>
-        </w:rPr>
-        <w:t xml:space="preserve">   · </w:t>
-      </w:r>
-      <w:r>
-        <w:rPr>
-          <w:color w:val="1a1d26"/>
-          <w:sz w:val="18"/>
-          <w:szCs w:val="18"/>
-          <w:rFonts w:ascii="Courier New" w:cs="Courier New" w:eastAsia="Courier New" w:hAnsi="Courier New"/>
-        </w:rPr>
-        <w:t xml:space="preserve">Aunt Patti — “your mother told me. call me, honey” (Yesterday)</w:t>
-      </w:r>
-    </w:p>
-    <w:p>
-      <w:pPr>
-        <w:spacing w:after="14"/>
-        <w:ind w:left="280"/>
-      </w:pPr>
-      <w:r>
-        <w:rPr>
-          <w:b/>
-          <w:bCs/>
-          <w:color w:val="1a1d26"/>
-          <w:sz w:val="18"/>
-          <w:szCs w:val="18"/>
-          <w:rFonts w:ascii="Courier New" w:cs="Courier New" w:eastAsia="Courier New" w:hAnsi="Courier New"/>
-        </w:rPr>
-        <w:t xml:space="preserve">   · </w:t>
-      </w:r>
-      <w:r>
-        <w:rPr>
-          <w:color w:val="1a1d26"/>
-          <w:sz w:val="18"/>
-          <w:szCs w:val="18"/>
-          <w:rFonts w:ascii="Courier New" w:cs="Courier New" w:eastAsia="Courier New" w:hAnsi="Courier New"/>
-        </w:rPr>
-        <w:t xml:space="preserve">Jamie — “I’m not angry. just talk to me” (Yesterday)</w:t>
-      </w:r>
-    </w:p>
-    <w:p>
-      <w:pPr>
-        <w:spacing w:after="14"/>
-        <w:ind w:left="280"/>
-      </w:pPr>
-      <w:r>
-        <w:rPr>
-          <w:b/>
-          <w:bCs/>
-          <w:color w:val="1a1d26"/>
-          <w:sz w:val="18"/>
-          <w:szCs w:val="18"/>
-          <w:rFonts w:ascii="Courier New" w:cs="Courier New" w:eastAsia="Courier New" w:hAnsi="Courier New"/>
-        </w:rPr>
-        <w:t xml:space="preserve">   · </w:t>
-      </w:r>
-      <w:r>
-        <w:rPr>
-          <w:color w:val="1a1d26"/>
-          <w:sz w:val="18"/>
-          <w:szCs w:val="18"/>
-          <w:rFonts w:ascii="Courier New" w:cs="Courier New" w:eastAsia="Courier New" w:hAnsi="Courier New"/>
-        </w:rPr>
-        <w:t xml:space="preserve">Michael (voice) — “no lesson this week — I’m out of town” (Tuesday)</w:t>
-      </w:r>
-    </w:p>
-    <w:p>
-      <w:pPr>
-        <w:spacing w:after="14"/>
-        <w:ind w:left="280"/>
-      </w:pPr>
-      <w:r>
-        <w:rPr>
-          <w:b/>
-          <w:bCs/>
-          <w:color w:val="1a1d26"/>
-          <w:sz w:val="18"/>
-          <w:szCs w:val="18"/>
-          <w:rFonts w:ascii="Courier New" w:cs="Courier New" w:eastAsia="Courier New" w:hAnsi="Courier New"/>
-        </w:rPr>
-        <w:t xml:space="preserve">   · </w:t>
-      </w:r>
-      <w:r>
-        <w:rPr>
-          <w:color w:val="1a1d26"/>
-          <w:sz w:val="18"/>
-          <w:szCs w:val="18"/>
-          <w:rFonts w:ascii="Courier New" w:cs="Courier New" w:eastAsia="Courier New" w:hAnsi="Courier New"/>
-        </w:rPr>
-        <w:t xml:space="preserve">Ohio Housing — “Re: summer sublet — deposit received” (Monday)</w:t>
-      </w:r>
-    </w:p>
-    <w:p>
-      <w:pPr>
-        <w:spacing w:after="14"/>
-        <w:ind w:left="280"/>
-      </w:pPr>
-      <w:r>
-        <w:rPr>
-          <w:b/>
-          <w:bCs/>
-          <w:color w:val="1a1d26"/>
-          <w:sz w:val="18"/>
-          <w:szCs w:val="18"/>
-          <w:rFonts w:ascii="Courier New" w:cs="Courier New" w:eastAsia="Courier New" w:hAnsi="Courier New"/>
-        </w:rPr>
-        <w:t xml:space="preserve">   · </w:t>
-      </w:r>
-      <w:r>
-        <w:rPr>
-          <w:color w:val="1a1d26"/>
-          <w:sz w:val="18"/>
-          <w:szCs w:val="18"/>
-          <w:rFonts w:ascii="Courier New" w:cs="Courier New" w:eastAsia="Courier New" w:hAnsi="Courier New"/>
-        </w:rPr>
-        <w:t xml:space="preserve">CVS Pharmacy — “Your prescription is ready for pickup” (Monday)</w:t>
-      </w:r>
-    </w:p>
-    <w:p>
-      <w:pPr>
-        <w:spacing w:after="14"/>
-        <w:ind w:left="280"/>
-      </w:pPr>
-      <w:r>
-        <w:rPr>
-          <w:b/>
-          <w:bCs/>
-          <w:color w:val="1a1d26"/>
-          <w:sz w:val="18"/>
-          <w:szCs w:val="18"/>
-          <w:rFonts w:ascii="Courier New" w:cs="Courier New" w:eastAsia="Courier New" w:hAnsi="Courier New"/>
-        </w:rPr>
-        <w:t xml:space="preserve">   · </w:t>
-      </w:r>
-      <w:r>
-        <w:rPr>
-          <w:color w:val="1a1d26"/>
-          <w:sz w:val="18"/>
-          <w:szCs w:val="18"/>
-          <w:rFonts w:ascii="Courier New" w:cs="Courier New" w:eastAsia="Courier New" w:hAnsi="Courier New"/>
-        </w:rPr>
-        <w:t xml:space="preserve">Dentist — Dr. Okafor — “Reminder: cleaning Jun 22, 2:30 PM” (Sunday)</w:t>
+        <w:t xml:space="preserve">TYPES LIVE (keyboard up, keys flashing, self-timed): </w:t>
+      </w:r>
+      <w:r>
+        <w:rPr>
+          <w:color w:val="1a1d26"/>
+          <w:sz w:val="18"/>
+          <w:szCs w:val="18"/>
+          <w:rFonts w:ascii="Courier New" w:cs="Courier New" w:eastAsia="Courier New" w:hAnsi="Courier New"/>
+        </w:rPr>
+        <w:t xml:space="preserve">“I’m not sure that I can do this without you”</w:t>
       </w:r>
     </w:p>
     <w:p>
@@ -813,526 +1384,7 @@
           <w:szCs w:val="18"/>
           <w:rFonts w:ascii="Courier New" w:cs="Courier New" w:eastAsia="Courier New" w:hAnsi="Courier New"/>
         </w:rPr>
-        <w:t xml:space="preserve">0.7 s)</w:t>
-      </w:r>
-    </w:p>
-    <w:p>
-      <w:pPr>
-        <w:spacing w:after="14"/>
-        <w:ind w:left="280"/>
-      </w:pPr>
-      <w:r>
-        <w:rPr>
-          <w:b/>
-          <w:bCs/>
-          <w:color w:val="1a1d26"/>
-          <w:sz w:val="18"/>
-          <w:szCs w:val="18"/>
-          <w:rFonts w:ascii="Courier New" w:cs="Courier New" w:eastAsia="Courier New" w:hAnsi="Courier New"/>
-        </w:rPr>
-        <w:t xml:space="preserve">THREAD HISTORY — loads whole with the thread: </w:t>
-      </w:r>
-      <w:r>
-        <w:rPr>
-          <w:color w:val="1a1d26"/>
-          <w:sz w:val="18"/>
-          <w:szCs w:val="18"/>
-          <w:rFonts w:ascii="Courier New" w:cs="Courier New" w:eastAsia="Courier New" w:hAnsi="Courier New"/>
-        </w:rPr>
-      </w:r>
-    </w:p>
-    <w:p>
-      <w:pPr>
-        <w:spacing w:after="14"/>
-        <w:ind w:left="280"/>
-      </w:pPr>
-      <w:r>
-        <w:rPr>
-          <w:b/>
-          <w:bCs/>
-          <w:color w:val="1a1d26"/>
-          <w:sz w:val="18"/>
-          <w:szCs w:val="18"/>
-          <w:rFonts w:ascii="Courier New" w:cs="Courier New" w:eastAsia="Courier New" w:hAnsi="Courier New"/>
-        </w:rPr>
-        <w:t xml:space="preserve">   — </w:t>
-      </w:r>
-      <w:r>
-        <w:rPr>
-          <w:color w:val="1a1d26"/>
-          <w:sz w:val="18"/>
-          <w:szCs w:val="18"/>
-          <w:rFonts w:ascii="Courier New" w:cs="Courier New" w:eastAsia="Courier New" w:hAnsi="Courier New"/>
-        </w:rPr>
-        <w:t xml:space="preserve">Sunday · 8:20 PM</w:t>
-      </w:r>
-    </w:p>
-    <w:p>
-      <w:pPr>
-        <w:spacing w:after="14"/>
-        <w:ind w:left="280"/>
-      </w:pPr>
-      <w:r>
-        <w:rPr>
-          <w:b/>
-          <w:bCs/>
-          <w:color w:val="1a1d26"/>
-          <w:sz w:val="18"/>
-          <w:szCs w:val="18"/>
-          <w:rFonts w:ascii="Courier New" w:cs="Courier New" w:eastAsia="Courier New" w:hAnsi="Courier New"/>
-        </w:rPr>
-        <w:t xml:space="preserve">   SENT (blue): </w:t>
-      </w:r>
-      <w:r>
-        <w:rPr>
-          <w:color w:val="1a1d26"/>
-          <w:sz w:val="18"/>
-          <w:szCs w:val="18"/>
-          <w:rFonts w:ascii="Courier New" w:cs="Courier New" w:eastAsia="Courier New" w:hAnsi="Courier New"/>
-        </w:rPr>
-        <w:t xml:space="preserve">“porch light’s out again. landlord says tuesday”</w:t>
-      </w:r>
-    </w:p>
-    <w:p>
-      <w:pPr>
-        <w:spacing w:after="14"/>
-        <w:ind w:left="280"/>
-      </w:pPr>
-      <w:r>
-        <w:rPr>
-          <w:b/>
-          <w:bCs/>
-          <w:color w:val="1a1d26"/>
-          <w:sz w:val="18"/>
-          <w:szCs w:val="18"/>
-          <w:rFonts w:ascii="Courier New" w:cs="Courier New" w:eastAsia="Courier New" w:hAnsi="Courier New"/>
-        </w:rPr>
-        <w:t xml:space="preserve">   RECEIVED (gray): </w:t>
-      </w:r>
-      <w:r>
-        <w:rPr>
-          <w:color w:val="1a1d26"/>
-          <w:sz w:val="18"/>
-          <w:szCs w:val="18"/>
-          <w:rFonts w:ascii="Courier New" w:cs="Courier New" w:eastAsia="Courier New" w:hAnsi="Courier New"/>
-        </w:rPr>
-        <w:t xml:space="preserve">“ok”</w:t>
-      </w:r>
-    </w:p>
-    <w:p>
-      <w:pPr>
-        <w:spacing w:after="14"/>
-        <w:ind w:left="280"/>
-      </w:pPr>
-      <w:r>
-        <w:rPr>
-          <w:b/>
-          <w:bCs/>
-          <w:color w:val="1a1d26"/>
-          <w:sz w:val="18"/>
-          <w:szCs w:val="18"/>
-          <w:rFonts w:ascii="Courier New" w:cs="Courier New" w:eastAsia="Courier New" w:hAnsi="Courier New"/>
-        </w:rPr>
-        <w:t xml:space="preserve">   — </w:t>
-      </w:r>
-      <w:r>
-        <w:rPr>
-          <w:color w:val="1a1d26"/>
-          <w:sz w:val="18"/>
-          <w:szCs w:val="18"/>
-          <w:rFonts w:ascii="Courier New" w:cs="Courier New" w:eastAsia="Courier New" w:hAnsi="Courier New"/>
-        </w:rPr>
-        <w:t xml:space="preserve">Tuesday · 1:15 PM</w:t>
-      </w:r>
-    </w:p>
-    <w:p>
-      <w:pPr>
-        <w:spacing w:after="14"/>
-        <w:ind w:left="280"/>
-      </w:pPr>
-      <w:r>
-        <w:rPr>
-          <w:b/>
-          <w:bCs/>
-          <w:color w:val="1a1d26"/>
-          <w:sz w:val="18"/>
-          <w:szCs w:val="18"/>
-          <w:rFonts w:ascii="Courier New" w:cs="Courier New" w:eastAsia="Courier New" w:hAnsi="Courier New"/>
-        </w:rPr>
-        <w:t xml:space="preserve">   SENT (blue): </w:t>
-      </w:r>
-      <w:r>
-        <w:rPr>
-          <w:color w:val="1a1d26"/>
-          <w:sz w:val="18"/>
-          <w:szCs w:val="18"/>
-          <w:rFonts w:ascii="Courier New" w:cs="Courier New" w:eastAsia="Courier New" w:hAnsi="Courier New"/>
-        </w:rPr>
-        <w:t xml:space="preserve">“sublet deposit cleared 👍 the room is yours too when you’re here”</w:t>
-      </w:r>
-    </w:p>
-    <w:p>
-      <w:pPr>
-        <w:spacing w:after="14"/>
-        <w:ind w:left="280"/>
-      </w:pPr>
-      <w:r>
-        <w:rPr>
-          <w:b/>
-          <w:bCs/>
-          <w:color w:val="1a1d26"/>
-          <w:sz w:val="18"/>
-          <w:szCs w:val="18"/>
-          <w:rFonts w:ascii="Courier New" w:cs="Courier New" w:eastAsia="Courier New" w:hAnsi="Courier New"/>
-        </w:rPr>
-        <w:t xml:space="preserve">   RECEIVED (gray): </w:t>
-      </w:r>
-      <w:r>
-        <w:rPr>
-          <w:color w:val="1a1d26"/>
-          <w:sz w:val="18"/>
-          <w:szCs w:val="18"/>
-          <w:rFonts w:ascii="Courier New" w:cs="Courier New" w:eastAsia="Courier New" w:hAnsi="Courier New"/>
-        </w:rPr>
-        <w:t xml:space="preserve">“👍”</w:t>
-      </w:r>
-    </w:p>
-    <w:p>
-      <w:pPr>
-        <w:spacing w:after="14"/>
-        <w:ind w:left="280"/>
-      </w:pPr>
-      <w:r>
-        <w:rPr>
-          <w:b/>
-          <w:bCs/>
-          <w:color w:val="1a1d26"/>
-          <w:sz w:val="18"/>
-          <w:szCs w:val="18"/>
-          <w:rFonts w:ascii="Courier New" w:cs="Courier New" w:eastAsia="Courier New" w:hAnsi="Courier New"/>
-        </w:rPr>
-        <w:t xml:space="preserve">   — </w:t>
-      </w:r>
-      <w:r>
-        <w:rPr>
-          <w:color w:val="1a1d26"/>
-          <w:sz w:val="18"/>
-          <w:szCs w:val="18"/>
-          <w:rFonts w:ascii="Courier New" w:cs="Courier New" w:eastAsia="Courier New" w:hAnsi="Courier New"/>
-        </w:rPr>
-        <w:t xml:space="preserve">Yesterday · 5:05 AM</w:t>
-      </w:r>
-    </w:p>
-    <w:p>
-      <w:pPr>
-        <w:spacing w:after="14"/>
-        <w:ind w:left="280"/>
-      </w:pPr>
-      <w:r>
-        <w:rPr>
-          <w:b/>
-          <w:bCs/>
-          <w:color w:val="1a1d26"/>
-          <w:sz w:val="18"/>
-          <w:szCs w:val="18"/>
-          <w:rFonts w:ascii="Courier New" w:cs="Courier New" w:eastAsia="Courier New" w:hAnsi="Courier New"/>
-        </w:rPr>
-        <w:t xml:space="preserve">   SENT (blue): </w:t>
-      </w:r>
-      <w:r>
-        <w:rPr>
-          <w:color w:val="1a1d26"/>
-          <w:sz w:val="18"/>
-          <w:szCs w:val="18"/>
-          <w:rFonts w:ascii="Courier New" w:cs="Courier New" w:eastAsia="Courier New" w:hAnsi="Courier New"/>
-        </w:rPr>
-        <w:t xml:space="preserve">“good morning. can’t wait to see you — what time does your flight land?”</w:t>
-      </w:r>
-    </w:p>
-    <w:p>
-      <w:pPr>
-        <w:spacing w:after="14"/>
-        <w:ind w:left="280"/>
-      </w:pPr>
-      <w:r>
-        <w:rPr>
-          <w:b/>
-          <w:bCs/>
-          <w:color w:val="1a1d26"/>
-          <w:sz w:val="18"/>
-          <w:szCs w:val="18"/>
-          <w:rFonts w:ascii="Courier New" w:cs="Courier New" w:eastAsia="Courier New" w:hAnsi="Courier New"/>
-        </w:rPr>
-        <w:t xml:space="preserve">   — </w:t>
-      </w:r>
-      <w:r>
-        <w:rPr>
-          <w:color w:val="1a1d26"/>
-          <w:sz w:val="18"/>
-          <w:szCs w:val="18"/>
-          <w:rFonts w:ascii="Courier New" w:cs="Courier New" w:eastAsia="Courier New" w:hAnsi="Courier New"/>
-        </w:rPr>
-        <w:t xml:space="preserve">Yesterday · 1:30 PM</w:t>
-      </w:r>
-    </w:p>
-    <w:p>
-      <w:pPr>
-        <w:spacing w:after="14"/>
-        <w:ind w:left="280"/>
-      </w:pPr>
-      <w:r>
-        <w:rPr>
-          <w:b/>
-          <w:bCs/>
-          <w:color w:val="1a1d26"/>
-          <w:sz w:val="18"/>
-          <w:szCs w:val="18"/>
-          <w:rFonts w:ascii="Courier New" w:cs="Courier New" w:eastAsia="Courier New" w:hAnsi="Courier New"/>
-        </w:rPr>
-        <w:t xml:space="preserve">   SENT (blue): </w:t>
-      </w:r>
-      <w:r>
-        <w:rPr>
-          <w:color w:val="1a1d26"/>
-          <w:sz w:val="18"/>
-          <w:szCs w:val="18"/>
-          <w:rFonts w:ascii="Courier New" w:cs="Courier New" w:eastAsia="Courier New" w:hAnsi="Courier New"/>
-        </w:rPr>
-        <w:t xml:space="preserve">“landed?”</w:t>
-      </w:r>
-    </w:p>
-    <w:p>
-      <w:pPr>
-        <w:spacing w:after="14"/>
-        <w:ind w:left="280"/>
-      </w:pPr>
-      <w:r>
-        <w:rPr>
-          <w:b/>
-          <w:bCs/>
-          <w:color w:val="1a1d26"/>
-          <w:sz w:val="18"/>
-          <w:szCs w:val="18"/>
-          <w:rFonts w:ascii="Courier New" w:cs="Courier New" w:eastAsia="Courier New" w:hAnsi="Courier New"/>
-        </w:rPr>
-        <w:t xml:space="preserve">   — </w:t>
-      </w:r>
-      <w:r>
-        <w:rPr>
-          <w:color w:val="1a1d26"/>
-          <w:sz w:val="18"/>
-          <w:szCs w:val="18"/>
-          <w:rFonts w:ascii="Courier New" w:cs="Courier New" w:eastAsia="Courier New" w:hAnsi="Courier New"/>
-        </w:rPr>
-        <w:t xml:space="preserve">Yesterday · 4:40 PM</w:t>
-      </w:r>
-    </w:p>
-    <w:p>
-      <w:pPr>
-        <w:spacing w:after="14"/>
-        <w:ind w:left="280"/>
-      </w:pPr>
-      <w:r>
-        <w:rPr>
-          <w:b/>
-          <w:bCs/>
-          <w:color w:val="1a1d26"/>
-          <w:sz w:val="18"/>
-          <w:szCs w:val="18"/>
-          <w:rFonts w:ascii="Courier New" w:cs="Courier New" w:eastAsia="Courier New" w:hAnsi="Courier New"/>
-        </w:rPr>
-        <w:t xml:space="preserve">   SENT (blue): </w:t>
-      </w:r>
-      <w:r>
-        <w:rPr>
-          <w:color w:val="1a1d26"/>
-          <w:sz w:val="18"/>
-          <w:szCs w:val="18"/>
-          <w:rFonts w:ascii="Courier New" w:cs="Courier New" w:eastAsia="Courier New" w:hAnsi="Courier New"/>
-        </w:rPr>
-        <w:t xml:space="preserve">“I read it. please call me”</w:t>
-      </w:r>
-    </w:p>
-    <w:p>
-      <w:pPr>
-        <w:spacing w:after="14"/>
-        <w:ind w:left="280"/>
-      </w:pPr>
-      <w:r>
-        <w:rPr>
-          <w:b/>
-          <w:bCs/>
-          <w:color w:val="1a1d26"/>
-          <w:sz w:val="18"/>
-          <w:szCs w:val="18"/>
-          <w:rFonts w:ascii="Courier New" w:cs="Courier New" w:eastAsia="Courier New" w:hAnsi="Courier New"/>
-        </w:rPr>
-        <w:t xml:space="preserve">   — </w:t>
-      </w:r>
-      <w:r>
-        <w:rPr>
-          <w:color w:val="1a1d26"/>
-          <w:sz w:val="18"/>
-          <w:szCs w:val="18"/>
-          <w:rFonts w:ascii="Courier New" w:cs="Courier New" w:eastAsia="Courier New" w:hAnsi="Courier New"/>
-        </w:rPr>
-        <w:t xml:space="preserve">Yesterday · 9:30 PM</w:t>
-      </w:r>
-    </w:p>
-    <w:p>
-      <w:pPr>
-        <w:spacing w:after="14"/>
-        <w:ind w:left="280"/>
-      </w:pPr>
-      <w:r>
-        <w:rPr>
-          <w:b/>
-          <w:bCs/>
-          <w:color w:val="1a1d26"/>
-          <w:sz w:val="18"/>
-          <w:szCs w:val="18"/>
-          <w:rFonts w:ascii="Courier New" w:cs="Courier New" w:eastAsia="Courier New" w:hAnsi="Courier New"/>
-        </w:rPr>
-        <w:t xml:space="preserve">   SENT (blue): </w:t>
-      </w:r>
-      <w:r>
-        <w:rPr>
-          <w:color w:val="1a1d26"/>
-          <w:sz w:val="18"/>
-          <w:szCs w:val="18"/>
-          <w:rFonts w:ascii="Courier New" w:cs="Courier New" w:eastAsia="Courier New" w:hAnsi="Courier New"/>
-        </w:rPr>
-        <w:t xml:space="preserve">“I’m not angry. just talk to me”</w:t>
-      </w:r>
-    </w:p>
-    <w:p>
-      <w:pPr>
-        <w:spacing w:after="14"/>
-        <w:ind w:left="280"/>
-      </w:pPr>
-      <w:r>
-        <w:rPr>
-          <w:b/>
-          <w:bCs/>
-          <w:color w:val="1a1d26"/>
-          <w:sz w:val="18"/>
-          <w:szCs w:val="18"/>
-          <w:rFonts w:ascii="Courier New" w:cs="Courier New" w:eastAsia="Courier New" w:hAnsi="Courier New"/>
-        </w:rPr>
-        <w:t xml:space="preserve">   status: </w:t>
-      </w:r>
-      <w:r>
-        <w:rPr>
-          <w:color w:val="1a1d26"/>
-          <w:sz w:val="18"/>
-          <w:szCs w:val="18"/>
-          <w:rFonts w:ascii="Courier New" w:cs="Courier New" w:eastAsia="Courier New" w:hAnsi="Courier New"/>
-        </w:rPr>
-        <w:t xml:space="preserve">Delivered</w:t>
-      </w:r>
-    </w:p>
-    <w:p>
-      <w:pPr>
-        <w:spacing w:after="14"/>
-        <w:ind w:left="280"/>
-      </w:pPr>
-      <w:r>
-        <w:rPr>
-          <w:b/>
-          <w:bCs/>
-          <w:color w:val="1a1d26"/>
-          <w:sz w:val="18"/>
-          <w:szCs w:val="18"/>
-          <w:rFonts w:ascii="Courier New" w:cs="Courier New" w:eastAsia="Courier New" w:hAnsi="Courier New"/>
-        </w:rPr>
-        <w:t xml:space="preserve">  … a beat (auto-timed, </w:t>
-      </w:r>
-      <w:r>
-        <w:rPr>
-          <w:color w:val="1a1d26"/>
-          <w:sz w:val="18"/>
-          <w:szCs w:val="18"/>
-          <w:rFonts w:ascii="Courier New" w:cs="Courier New" w:eastAsia="Courier New" w:hAnsi="Courier New"/>
-        </w:rPr>
-        <w:t xml:space="preserve">0.7 s)</w:t>
-      </w:r>
-    </w:p>
-    <w:p>
-      <w:pPr>
-        <w:spacing w:after="14"/>
-        <w:ind w:left="280"/>
-      </w:pPr>
-      <w:r>
-        <w:rPr>
-          <w:b/>
-          <w:bCs/>
-          <w:color w:val="1a1d26"/>
-          <w:sz w:val="18"/>
-          <w:szCs w:val="18"/>
-          <w:rFonts w:ascii="Courier New" w:cs="Courier New" w:eastAsia="Courier New" w:hAnsi="Courier New"/>
-        </w:rPr>
-        <w:t xml:space="preserve">thread caption: </w:t>
-      </w:r>
-      <w:r>
-        <w:rPr>
-          <w:color w:val="1a1d26"/>
-          <w:sz w:val="18"/>
-          <w:szCs w:val="18"/>
-          <w:rFonts w:ascii="Courier New" w:cs="Courier New" w:eastAsia="Courier New" w:hAnsi="Courier New"/>
-        </w:rPr>
-        <w:t xml:space="preserve">Today · 9:41 AM</w:t>
-      </w:r>
-    </w:p>
-    <w:p>
-      <w:pPr>
-        <w:spacing w:after="14"/>
-        <w:ind w:left="280"/>
-      </w:pPr>
-      <w:r>
-        <w:rPr>
-          <w:b/>
-          <w:bCs/>
-          <w:color w:val="1a1d26"/>
-          <w:sz w:val="18"/>
-          <w:szCs w:val="18"/>
-          <w:rFonts w:ascii="Courier New" w:cs="Courier New" w:eastAsia="Courier New" w:hAnsi="Courier New"/>
-        </w:rPr>
-        <w:t xml:space="preserve">TYPES LIVE (keyboard up, keys flashing, self-timed): </w:t>
-      </w:r>
-      <w:r>
-        <w:rPr>
-          <w:color w:val="1a1d26"/>
-          <w:sz w:val="18"/>
-          <w:szCs w:val="18"/>
-          <w:rFonts w:ascii="Courier New" w:cs="Courier New" w:eastAsia="Courier New" w:hAnsi="Courier New"/>
-        </w:rPr>
-        <w:t xml:space="preserve">“I’m not sure that I can do this without you”</w:t>
-      </w:r>
-    </w:p>
-    <w:p>
-      <w:pPr>
-        <w:spacing w:after="14"/>
-        <w:ind w:left="280"/>
-      </w:pPr>
-      <w:r>
-        <w:rPr>
-          <w:b/>
-          <w:bCs/>
-          <w:color w:val="1a1d26"/>
-          <w:sz w:val="18"/>
-          <w:szCs w:val="18"/>
-          <w:rFonts w:ascii="Courier New" w:cs="Courier New" w:eastAsia="Courier New" w:hAnsi="Courier New"/>
-        </w:rPr>
-        <w:t xml:space="preserve">  … a beat (auto-timed, </w:t>
-      </w:r>
-      <w:r>
-        <w:rPr>
-          <w:color w:val="1a1d26"/>
-          <w:sz w:val="18"/>
-          <w:szCs w:val="18"/>
-          <w:rFonts w:ascii="Courier New" w:cs="Courier New" w:eastAsia="Courier New" w:hAnsi="Courier New"/>
-        </w:rPr>
-        <w:t xml:space="preserve">0.4 s)</w:t>
+        <w:t xml:space="preserve">2.6 s)</w:t>
       </w:r>
     </w:p>
     <w:p>
@@ -2110,7 +2162,7 @@
           <w:szCs w:val="19"/>
           <w:rFonts w:ascii="Georgia" w:cs="Georgia" w:eastAsia="Georgia" w:hAnsi="Georgia"/>
         </w:rPr>
-        <w:t xml:space="preserve">AUTO-PLAYS from this GO (~14 s). She leaves the thread and opens the Memories the notification offered: four cards scroll past — the bear (last year), the wedding, the ring, the couch — then she drifts back up to the bear and holds on it.</w:t>
+        <w:t xml:space="preserve">AUTO-PLAYS from this GO (~40 s — slowed by direction: each card’s caption centers, then the eye drifts down into the photograph). She leaves the thread and opens the Memories the notification offered: four cards scroll past — the bear (last year), the wedding, the ring, the couch — then she drifts back up to the bear and holds on it.</w:t>
       </w:r>
     </w:p>
     <w:p>
@@ -2153,7 +2205,7 @@
           <w:szCs w:val="18"/>
           <w:rFonts w:ascii="Courier New" w:cs="Courier New" w:eastAsia="Courier New" w:hAnsi="Courier New"/>
         </w:rPr>
-        <w:t xml:space="preserve">0.5 s)</w:t>
+        <w:t xml:space="preserve">1.8 s)</w:t>
       </w:r>
     </w:p>
     <w:p>
@@ -2283,7 +2335,7 @@
           <w:szCs w:val="18"/>
           <w:rFonts w:ascii="Courier New" w:cs="Courier New" w:eastAsia="Courier New" w:hAnsi="Courier New"/>
         </w:rPr>
-        <w:t xml:space="preserve">1.5 s)</w:t>
+        <w:t xml:space="preserve">5.0 s)</w:t>
       </w:r>
     </w:p>
     <w:p>
@@ -2413,7 +2465,7 @@
           <w:szCs w:val="18"/>
           <w:rFonts w:ascii="Courier New" w:cs="Courier New" w:eastAsia="Courier New" w:hAnsi="Courier New"/>
         </w:rPr>
-        <w:t xml:space="preserve">1.4 s)</w:t>
+        <w:t xml:space="preserve">5.0 s)</w:t>
       </w:r>
     </w:p>
     <w:p>
@@ -2543,7 +2595,7 @@
           <w:szCs w:val="18"/>
           <w:rFonts w:ascii="Courier New" w:cs="Courier New" w:eastAsia="Courier New" w:hAnsi="Courier New"/>
         </w:rPr>
-        <w:t xml:space="preserve">1.4 s)</w:t>
+        <w:t xml:space="preserve">5.0 s)</w:t>
       </w:r>
     </w:p>
     <w:p>
@@ -10323,7 +10375,7 @@
           <w:szCs w:val="19"/>
           <w:rFonts w:ascii="Georgia" w:cs="Georgia" w:eastAsia="Georgia" w:hAnsi="Georgia"/>
         </w:rPr>
-        <w:t xml:space="preserve">INTERMISSION: the falling pages return with an Intermission page. Holds through the break; the first GO of Act Two (9.1) clears it.</w:t>
+        <w:t xml:space="preserve">INTERMISSION: the calendar’s top page reads Intermission and holds, still, through the break; the first GO of Act Two (9.1) tears it off.</w:t>
       </w:r>
     </w:p>
     <w:p>
@@ -10532,7 +10584,33 @@
           <w:szCs w:val="18"/>
           <w:rFonts w:ascii="Courier New" w:cs="Courier New" w:eastAsia="Courier New" w:hAnsi="Courier New"/>
         </w:rPr>
-        <w:t xml:space="preserve">clears</w:t>
+        <w:t xml:space="preserve">“five months married”</w:t>
+      </w:r>
+    </w:p>
+    <w:p>
+      <w:pPr>
+        <w:spacing w:after="14"/>
+        <w:ind w:left="280"/>
+      </w:pPr>
+      <w:r>
+        <w:rPr>
+          <w:b/>
+          <w:bCs/>
+          <w:color w:val="1a1d26"/>
+          <w:sz w:val="18"/>
+          <w:szCs w:val="18"/>
+          <w:rFonts w:ascii="Courier New" w:cs="Courier New" w:eastAsia="Courier New" w:hAnsi="Courier New"/>
+        </w:rPr>
+        <w:t xml:space="preserve">WALLPAPER — </w:t>
+      </w:r>
+      <w:r>
+        <w:rPr>
+          <w:color w:val="1a1d26"/>
+          <w:sz w:val="18"/>
+          <w:szCs w:val="18"/>
+          <w:rFonts w:ascii="Courier New" w:cs="Courier New" w:eastAsia="Courier New" w:hAnsi="Courier New"/>
+        </w:rPr>
+        <w:t xml:space="preserve">M4 — the wedding portrait</w:t>
       </w:r>
     </w:p>
     <w:p>
@@ -10589,7 +10667,7 @@
           <w:szCs w:val="17"/>
           <w:rFonts w:ascii="Courier New" w:cs="Courier New" w:eastAsia="Courier New" w:hAnsi="Courier New"/>
         </w:rPr>
-        <w:t xml:space="preserve">SL = Lock screen  ·  clock 11:22</w:t>
+        <w:t xml:space="preserve">SL = Lock screen  ·  stamp “five months married”  ·  clock 11:22</w:t>
       </w:r>
     </w:p>
     <w:p>
@@ -10678,16 +10756,16 @@
           <w:szCs w:val="18"/>
           <w:rFonts w:ascii="Courier New" w:cs="Courier New" w:eastAsia="Courier New" w:hAnsi="Courier New"/>
         </w:rPr>
-        <w:t xml:space="preserve">NOTIFICATION — Instagram · @a.reader.somewhere (now): </w:t>
-      </w:r>
-      <w:r>
-        <w:rPr>
-          <w:color w:val="1a1d26"/>
-          <w:sz w:val="18"/>
-          <w:szCs w:val="18"/>
-          <w:rFonts w:ascii="Courier New" w:cs="Courier New" w:eastAsia="Courier New" w:hAnsi="Courier New"/>
-        </w:rPr>
-        <w:t xml:space="preserve">“okay the ending WRECKED me. how are you real”</w:t>
+        <w:t xml:space="preserve">NOTIFICATION — Instagram · a.reader.somewhere (now): </w:t>
+      </w:r>
+      <w:r>
+        <w:rPr>
+          <w:color w:val="1a1d26"/>
+          <w:sz w:val="18"/>
+          <w:szCs w:val="18"/>
+          <w:rFonts w:ascii="Courier New" w:cs="Courier New" w:eastAsia="Courier New" w:hAnsi="Courier New"/>
+        </w:rPr>
+        <w:t xml:space="preserve">“commented: okay the ending WRECKED me. how are you real”</w:t>
       </w:r>
     </w:p>
     <w:p>
@@ -10840,16 +10918,16 @@
           <w:szCs w:val="18"/>
           <w:rFonts w:ascii="Courier New" w:cs="Courier New" w:eastAsia="Courier New" w:hAnsi="Courier New"/>
         </w:rPr>
-        <w:t xml:space="preserve">NOTIFICATION — Instagram · @lit.with.lena (now): </w:t>
-      </w:r>
-      <w:r>
-        <w:rPr>
-          <w:color w:val="1a1d26"/>
-          <w:sz w:val="18"/>
-          <w:szCs w:val="18"/>
-          <w:rFonts w:ascii="Courier New" w:cs="Courier New" w:eastAsia="Courier New" w:hAnsi="Courier New"/>
-        </w:rPr>
-        <w:t xml:space="preserve">“sent you a message request”</w:t>
+        <w:t xml:space="preserve">NOTIFICATION — Instagram · lit.with.lena (now): </w:t>
+      </w:r>
+      <w:r>
+        <w:rPr>
+          <w:color w:val="1a1d26"/>
+          <w:sz w:val="18"/>
+          <w:szCs w:val="18"/>
+          <w:rFonts w:ascii="Courier New" w:cs="Courier New" w:eastAsia="Courier New" w:hAnsi="Courier New"/>
+        </w:rPr>
+        <w:t xml:space="preserve">“wants to send you a message”</w:t>
       </w:r>
     </w:p>
     <w:p>
@@ -10968,7 +11046,7 @@
           <w:szCs w:val="19"/>
           <w:rFonts w:ascii="Georgia" w:cs="Georgia" w:eastAsia="Georgia" w:hAnsi="Georgia"/>
         </w:rPr>
-        <w:t xml:space="preserve">The book keeps growing without him.</w:t>
+        <w:t xml:space="preserve">The book keeps growing without him — his agent, not a stranger, says so.</w:t>
       </w:r>
     </w:p>
     <w:p>
@@ -11002,16 +11080,42 @@
           <w:szCs w:val="18"/>
           <w:rFonts w:ascii="Courier New" w:cs="Courier New" w:eastAsia="Courier New" w:hAnsi="Courier New"/>
         </w:rPr>
-        <w:t xml:space="preserve">NOTIFICATION — Goodreads (now): </w:t>
-      </w:r>
-      <w:r>
-        <w:rPr>
-          <w:color w:val="1a1d26"/>
-          <w:sz w:val="18"/>
-          <w:szCs w:val="18"/>
-          <w:rFonts w:ascii="Courier New" w:cs="Courier New" w:eastAsia="Courier New" w:hAnsi="Courier New"/>
-        </w:rPr>
-        <w:t xml:space="preserve">“Your book passed 10,000 ratings · ★ 4.6”</w:t>
+        <w:t xml:space="preserve">TIME → </w:t>
+      </w:r>
+      <w:r>
+        <w:rPr>
+          <w:color w:val="1a1d26"/>
+          <w:sz w:val="18"/>
+          <w:szCs w:val="18"/>
+          <w:rFonts w:ascii="Courier New" w:cs="Courier New" w:eastAsia="Courier New" w:hAnsi="Courier New"/>
+        </w:rPr>
+        <w:t xml:space="preserve">11:25</w:t>
+      </w:r>
+    </w:p>
+    <w:p>
+      <w:pPr>
+        <w:spacing w:after="14"/>
+        <w:ind w:left="280"/>
+      </w:pPr>
+      <w:r>
+        <w:rPr>
+          <w:b/>
+          <w:bCs/>
+          <w:color w:val="1a1d26"/>
+          <w:sz w:val="18"/>
+          <w:szCs w:val="18"/>
+          <w:rFonts w:ascii="Courier New" w:cs="Courier New" w:eastAsia="Courier New" w:hAnsi="Courier New"/>
+        </w:rPr>
+        <w:t xml:space="preserve">NOTIFICATION — Messages · Linda Whitfield (now): </w:t>
+      </w:r>
+      <w:r>
+        <w:rPr>
+          <w:color w:val="1a1d26"/>
+          <w:sz w:val="18"/>
+          <w:szCs w:val="18"/>
+          <w:rFonts w:ascii="Courier New" w:cs="Courier New" w:eastAsia="Courier New" w:hAnsi="Courier New"/>
+        </w:rPr>
+        <w:t xml:space="preserve">“third printing confirmed. do NOT post it yet 🍾”</w:t>
       </w:r>
     </w:p>
     <w:p>
@@ -11115,7 +11219,7 @@
           <w:szCs w:val="19"/>
           <w:rFonts w:ascii="Georgia" w:cs="Georgia" w:eastAsia="Georgia" w:hAnsi="Georgia"/>
         </w:rPr>
-        <w:t xml:space="preserve">   —  “Let’s get a cup of coffee.” — Elise</w:t>
+        <w:t xml:space="preserve">   —  “Let’s get a cup of coffee.”</w:t>
       </w:r>
     </w:p>
     <w:p>
@@ -11130,7 +11234,7 @@
           <w:szCs w:val="19"/>
           <w:rFonts w:ascii="Georgia" w:cs="Georgia" w:eastAsia="Georgia" w:hAnsi="Georgia"/>
         </w:rPr>
-        <w:t xml:space="preserve">And Elise.</w:t>
+        <w:t xml:space="preserve">And Elise (the editor at Random House — the woman in this verse is unnamed in the score; the screen names her).</w:t>
       </w:r>
     </w:p>
     <w:p>
@@ -11164,7 +11268,7 @@
           <w:szCs w:val="18"/>
           <w:rFonts w:ascii="Courier New" w:cs="Courier New" w:eastAsia="Courier New" w:hAnsi="Courier New"/>
         </w:rPr>
-        <w:t xml:space="preserve">NOTIFICATION — Messages · Elise · Ed. (now): </w:t>
+        <w:t xml:space="preserve">NOTIFICATION — Messages · Elise (Random House) (now): </w:t>
       </w:r>
       <w:r>
         <w:rPr>
@@ -11292,7 +11396,7 @@
           <w:szCs w:val="19"/>
           <w:rFonts w:ascii="Georgia" w:cs="Georgia" w:eastAsia="Georgia" w:hAnsi="Georgia"/>
         </w:rPr>
-        <w:t xml:space="preserve">Front row.</w:t>
+        <w:t xml:space="preserve">Front row. (⚠CONFIRM which occurrence of the phrase — David pins it on the Cue Sheet.)</w:t>
       </w:r>
     </w:p>
     <w:p>
@@ -11326,16 +11430,42 @@
           <w:szCs w:val="18"/>
           <w:rFonts w:ascii="Courier New" w:cs="Courier New" w:eastAsia="Courier New" w:hAnsi="Courier New"/>
         </w:rPr>
-        <w:t xml:space="preserve">NOTIFICATION — Instagram · @novel.annie (now): </w:t>
-      </w:r>
-      <w:r>
-        <w:rPr>
-          <w:color w:val="1a1d26"/>
-          <w:sz w:val="18"/>
-          <w:szCs w:val="18"/>
-          <w:rFonts w:ascii="Courier New" w:cs="Courier New" w:eastAsia="Courier New" w:hAnsi="Courier New"/>
-        </w:rPr>
-        <w:t xml:space="preserve">“front row at your reading tonight 🙋‍♀️”</w:t>
+        <w:t xml:space="preserve">TIME → </w:t>
+      </w:r>
+      <w:r>
+        <w:rPr>
+          <w:color w:val="1a1d26"/>
+          <w:sz w:val="18"/>
+          <w:szCs w:val="18"/>
+          <w:rFonts w:ascii="Courier New" w:cs="Courier New" w:eastAsia="Courier New" w:hAnsi="Courier New"/>
+        </w:rPr>
+        <w:t xml:space="preserve">11:29</w:t>
+      </w:r>
+    </w:p>
+    <w:p>
+      <w:pPr>
+        <w:spacing w:after="14"/>
+        <w:ind w:left="280"/>
+      </w:pPr>
+      <w:r>
+        <w:rPr>
+          <w:b/>
+          <w:bCs/>
+          <w:color w:val="1a1d26"/>
+          <w:sz w:val="18"/>
+          <w:szCs w:val="18"/>
+          <w:rFonts w:ascii="Courier New" w:cs="Courier New" w:eastAsia="Courier New" w:hAnsi="Courier New"/>
+        </w:rPr>
+        <w:t xml:space="preserve">NOTIFICATION — Instagram · novel.annie (now): </w:t>
+      </w:r>
+      <w:r>
+        <w:rPr>
+          <w:color w:val="1a1d26"/>
+          <w:sz w:val="18"/>
+          <w:szCs w:val="18"/>
+          <w:rFonts w:ascii="Courier New" w:cs="Courier New" w:eastAsia="Courier New" w:hAnsi="Courier New"/>
+        </w:rPr>
+        <w:t xml:space="preserve">“commented: front row at your reading tonight 🙋‍♀️”</w:t>
       </w:r>
     </w:p>
     <w:p>

--- a/L5Y-Cue-Bible.docx
+++ b/L5Y-Cue-Bible.docx
@@ -2257,7 +2257,7 @@
           <w:szCs w:val="18"/>
           <w:rFonts w:ascii="Courier New" w:cs="Courier New" w:eastAsia="Courier New" w:hAnsi="Courier New"/>
         </w:rPr>
-        <w:t xml:space="preserve">“he drove me to Ohio and left a bear on the pillow 🧸”</w:t>
+        <w:t xml:space="preserve">“Ohio round 2 day 1”</w:t>
       </w:r>
     </w:p>
     <w:p>

--- a/L5Y-Cue-Bible.docx
+++ b/L5Y-Cue-Bible.docx
@@ -2162,7 +2162,7 @@
           <w:szCs w:val="19"/>
           <w:rFonts w:ascii="Georgia" w:cs="Georgia" w:eastAsia="Georgia" w:hAnsi="Georgia"/>
         </w:rPr>
-        <w:t xml:space="preserve">AUTO-PLAYS from this GO (~40 s — slowed by direction: each card’s caption centers, then the eye drifts down into the photograph). She leaves the thread and opens the Memories the notification offered: four cards scroll past — the bear (last year), the wedding, the ring, the couch — then she drifts back up to the bear and holds on it.</w:t>
+        <w:t xml:space="preserve">AUTO-PLAYS from this GO (~40 s — slowed by direction: each card’s caption centers, then the eye drifts down into the photograph). She leaves the thread and opens the Memories the notification offered: four cards scroll past — the dressing-room mirror (last year, Ohio round 2 day 1), the wedding, the ring, and the bear he brought at nine months — and she stays on the bear.</w:t>
       </w:r>
     </w:p>
     <w:p>
@@ -2283,6 +2283,396 @@
           <w:szCs w:val="18"/>
           <w:rFonts w:ascii="Courier New" w:cs="Courier New" w:eastAsia="Courier New" w:hAnsi="Courier New"/>
         </w:rPr>
+        <w:t xml:space="preserve">M26 — Cathy in the dressing-room mirror</w:t>
+      </w:r>
+    </w:p>
+    <w:p>
+      <w:pPr>
+        <w:spacing w:after="14"/>
+        <w:ind w:left="280"/>
+      </w:pPr>
+      <w:r>
+        <w:rPr>
+          <w:b/>
+          <w:bCs/>
+          <w:color w:val="1a1d26"/>
+          <w:sz w:val="18"/>
+          <w:szCs w:val="18"/>
+          <w:rFonts w:ascii="Courier New" w:cs="Courier New" w:eastAsia="Courier New" w:hAnsi="Courier New"/>
+        </w:rPr>
+        <w:t xml:space="preserve">  reactions: </w:t>
+      </w:r>
+      <w:r>
+        <w:rPr>
+          <w:color w:val="1a1d26"/>
+          <w:sz w:val="18"/>
+          <w:szCs w:val="18"/>
+          <w:rFonts w:ascii="Courier New" w:cs="Courier New" w:eastAsia="Courier New" w:hAnsi="Courier New"/>
+        </w:rPr>
+        <w:t xml:space="preserve">👍 64</w:t>
+      </w:r>
+    </w:p>
+    <w:p>
+      <w:pPr>
+        <w:spacing w:after="14"/>
+        <w:ind w:left="280"/>
+      </w:pPr>
+      <w:r>
+        <w:rPr>
+          <w:b/>
+          <w:bCs/>
+          <w:color w:val="1a1d26"/>
+          <w:sz w:val="18"/>
+          <w:szCs w:val="18"/>
+          <w:rFonts w:ascii="Courier New" w:cs="Courier New" w:eastAsia="Courier New" w:hAnsi="Courier New"/>
+        </w:rPr>
+        <w:t xml:space="preserve">  … a beat (auto-timed, </w:t>
+      </w:r>
+      <w:r>
+        <w:rPr>
+          <w:color w:val="1a1d26"/>
+          <w:sz w:val="18"/>
+          <w:szCs w:val="18"/>
+          <w:rFonts w:ascii="Courier New" w:cs="Courier New" w:eastAsia="Courier New" w:hAnsi="Courier New"/>
+        </w:rPr>
+        <w:t xml:space="preserve">5.0 s)</w:t>
+      </w:r>
+    </w:p>
+    <w:p>
+      <w:pPr>
+        <w:spacing w:after="14"/>
+        <w:ind w:left="280"/>
+      </w:pPr>
+      <w:r>
+        <w:rPr>
+          <w:b/>
+          <w:bCs/>
+          <w:color w:val="1a1d26"/>
+          <w:sz w:val="18"/>
+          <w:szCs w:val="18"/>
+          <w:rFonts w:ascii="Courier New" w:cs="Courier New" w:eastAsia="Courier New" w:hAnsi="Courier New"/>
+        </w:rPr>
+        <w:t xml:space="preserve">MEMORY CARD — </w:t>
+      </w:r>
+      <w:r>
+        <w:rPr>
+          <w:color w:val="1a1d26"/>
+          <w:sz w:val="18"/>
+          <w:szCs w:val="18"/>
+          <w:rFonts w:ascii="Courier New" w:cs="Courier New" w:eastAsia="Courier New" w:hAnsi="Courier New"/>
+        </w:rPr>
+        <w:t xml:space="preserve">2 years ago — Cathy Wellerstein · June 12</w:t>
+      </w:r>
+    </w:p>
+    <w:p>
+      <w:pPr>
+        <w:spacing w:after="14"/>
+        <w:ind w:left="280"/>
+      </w:pPr>
+      <w:r>
+        <w:rPr>
+          <w:b/>
+          <w:bCs/>
+          <w:color w:val="1a1d26"/>
+          <w:sz w:val="18"/>
+          <w:szCs w:val="18"/>
+          <w:rFonts w:ascii="Courier New" w:cs="Courier New" w:eastAsia="Courier New" w:hAnsi="Courier New"/>
+        </w:rPr>
+        <w:t xml:space="preserve">  post: </w:t>
+      </w:r>
+      <w:r>
+        <w:rPr>
+          <w:color w:val="1a1d26"/>
+          <w:sz w:val="18"/>
+          <w:szCs w:val="18"/>
+          <w:rFonts w:ascii="Courier New" w:cs="Courier New" w:eastAsia="Courier New" w:hAnsi="Courier New"/>
+        </w:rPr>
+        <w:t xml:space="preserve">“married three weeks and 600 miles apart. worth it.”</w:t>
+      </w:r>
+    </w:p>
+    <w:p>
+      <w:pPr>
+        <w:spacing w:after="14"/>
+        <w:ind w:left="280"/>
+      </w:pPr>
+      <w:r>
+        <w:rPr>
+          <w:b/>
+          <w:bCs/>
+          <w:color w:val="1a1d26"/>
+          <w:sz w:val="18"/>
+          <w:szCs w:val="18"/>
+          <w:rFonts w:ascii="Courier New" w:cs="Courier New" w:eastAsia="Courier New" w:hAnsi="Courier New"/>
+        </w:rPr>
+        <w:t xml:space="preserve">  media: </w:t>
+      </w:r>
+      <w:r>
+        <w:rPr>
+          <w:color w:val="1a1d26"/>
+          <w:sz w:val="18"/>
+          <w:szCs w:val="18"/>
+          <w:rFonts w:ascii="Courier New" w:cs="Courier New" w:eastAsia="Courier New" w:hAnsi="Courier New"/>
+        </w:rPr>
+        <w:t xml:space="preserve">M4 — the wedding portrait</w:t>
+      </w:r>
+    </w:p>
+    <w:p>
+      <w:pPr>
+        <w:spacing w:after="14"/>
+        <w:ind w:left="280"/>
+      </w:pPr>
+      <w:r>
+        <w:rPr>
+          <w:b/>
+          <w:bCs/>
+          <w:color w:val="1a1d26"/>
+          <w:sz w:val="18"/>
+          <w:szCs w:val="18"/>
+          <w:rFonts w:ascii="Courier New" w:cs="Courier New" w:eastAsia="Courier New" w:hAnsi="Courier New"/>
+        </w:rPr>
+        <w:t xml:space="preserve">  reactions: </w:t>
+      </w:r>
+      <w:r>
+        <w:rPr>
+          <w:color w:val="1a1d26"/>
+          <w:sz w:val="18"/>
+          <w:szCs w:val="18"/>
+          <w:rFonts w:ascii="Courier New" w:cs="Courier New" w:eastAsia="Courier New" w:hAnsi="Courier New"/>
+        </w:rPr>
+        <w:t xml:space="preserve">👍 402</w:t>
+      </w:r>
+    </w:p>
+    <w:p>
+      <w:pPr>
+        <w:spacing w:after="14"/>
+        <w:ind w:left="280"/>
+      </w:pPr>
+      <w:r>
+        <w:rPr>
+          <w:b/>
+          <w:bCs/>
+          <w:color w:val="1a1d26"/>
+          <w:sz w:val="18"/>
+          <w:szCs w:val="18"/>
+          <w:rFonts w:ascii="Courier New" w:cs="Courier New" w:eastAsia="Courier New" w:hAnsi="Courier New"/>
+        </w:rPr>
+        <w:t xml:space="preserve">  … a beat (auto-timed, </w:t>
+      </w:r>
+      <w:r>
+        <w:rPr>
+          <w:color w:val="1a1d26"/>
+          <w:sz w:val="18"/>
+          <w:szCs w:val="18"/>
+          <w:rFonts w:ascii="Courier New" w:cs="Courier New" w:eastAsia="Courier New" w:hAnsi="Courier New"/>
+        </w:rPr>
+        <w:t xml:space="preserve">5.0 s)</w:t>
+      </w:r>
+    </w:p>
+    <w:p>
+      <w:pPr>
+        <w:spacing w:after="14"/>
+        <w:ind w:left="280"/>
+      </w:pPr>
+      <w:r>
+        <w:rPr>
+          <w:b/>
+          <w:bCs/>
+          <w:color w:val="1a1d26"/>
+          <w:sz w:val="18"/>
+          <w:szCs w:val="18"/>
+          <w:rFonts w:ascii="Courier New" w:cs="Courier New" w:eastAsia="Courier New" w:hAnsi="Courier New"/>
+        </w:rPr>
+        <w:t xml:space="preserve">MEMORY CARD — </w:t>
+      </w:r>
+      <w:r>
+        <w:rPr>
+          <w:color w:val="1a1d26"/>
+          <w:sz w:val="18"/>
+          <w:szCs w:val="18"/>
+          <w:rFonts w:ascii="Courier New" w:cs="Courier New" w:eastAsia="Courier New" w:hAnsi="Courier New"/>
+        </w:rPr>
+        <w:t xml:space="preserve">3 years ago — Cathy Wellerstein · June 12</w:t>
+      </w:r>
+    </w:p>
+    <w:p>
+      <w:pPr>
+        <w:spacing w:after="14"/>
+        <w:ind w:left="280"/>
+      </w:pPr>
+      <w:r>
+        <w:rPr>
+          <w:b/>
+          <w:bCs/>
+          <w:color w:val="1a1d26"/>
+          <w:sz w:val="18"/>
+          <w:szCs w:val="18"/>
+          <w:rFonts w:ascii="Courier New" w:cs="Courier New" w:eastAsia="Courier New" w:hAnsi="Courier New"/>
+        </w:rPr>
+        <w:t xml:space="preserve">  post: </w:t>
+      </w:r>
+      <w:r>
+        <w:rPr>
+          <w:color w:val="1a1d26"/>
+          <w:sz w:val="18"/>
+          <w:szCs w:val="18"/>
+          <w:rFonts w:ascii="Courier New" w:cs="Courier New" w:eastAsia="Courier New" w:hAnsi="Courier New"/>
+        </w:rPr>
+        <w:t xml:space="preserve">“he asked. I said yes before he finished 💍”</w:t>
+      </w:r>
+    </w:p>
+    <w:p>
+      <w:pPr>
+        <w:spacing w:after="14"/>
+        <w:ind w:left="280"/>
+      </w:pPr>
+      <w:r>
+        <w:rPr>
+          <w:b/>
+          <w:bCs/>
+          <w:color w:val="1a1d26"/>
+          <w:sz w:val="18"/>
+          <w:szCs w:val="18"/>
+          <w:rFonts w:ascii="Courier New" w:cs="Courier New" w:eastAsia="Courier New" w:hAnsi="Courier New"/>
+        </w:rPr>
+        <w:t xml:space="preserve">  media: </w:t>
+      </w:r>
+      <w:r>
+        <w:rPr>
+          <w:color w:val="1a1d26"/>
+          <w:sz w:val="18"/>
+          <w:szCs w:val="18"/>
+          <w:rFonts w:ascii="Courier New" w:cs="Courier New" w:eastAsia="Courier New" w:hAnsi="Courier New"/>
+        </w:rPr>
+        <w:t xml:space="preserve">M3a — the ring, the rowboat</w:t>
+      </w:r>
+    </w:p>
+    <w:p>
+      <w:pPr>
+        <w:spacing w:after="14"/>
+        <w:ind w:left="280"/>
+      </w:pPr>
+      <w:r>
+        <w:rPr>
+          <w:b/>
+          <w:bCs/>
+          <w:color w:val="1a1d26"/>
+          <w:sz w:val="18"/>
+          <w:szCs w:val="18"/>
+          <w:rFonts w:ascii="Courier New" w:cs="Courier New" w:eastAsia="Courier New" w:hAnsi="Courier New"/>
+        </w:rPr>
+        <w:t xml:space="preserve">  reactions: </w:t>
+      </w:r>
+      <w:r>
+        <w:rPr>
+          <w:color w:val="1a1d26"/>
+          <w:sz w:val="18"/>
+          <w:szCs w:val="18"/>
+          <w:rFonts w:ascii="Courier New" w:cs="Courier New" w:eastAsia="Courier New" w:hAnsi="Courier New"/>
+        </w:rPr>
+        <w:t xml:space="preserve">👍 341</w:t>
+      </w:r>
+    </w:p>
+    <w:p>
+      <w:pPr>
+        <w:spacing w:after="14"/>
+        <w:ind w:left="280"/>
+      </w:pPr>
+      <w:r>
+        <w:rPr>
+          <w:b/>
+          <w:bCs/>
+          <w:color w:val="1a1d26"/>
+          <w:sz w:val="18"/>
+          <w:szCs w:val="18"/>
+          <w:rFonts w:ascii="Courier New" w:cs="Courier New" w:eastAsia="Courier New" w:hAnsi="Courier New"/>
+        </w:rPr>
+        <w:t xml:space="preserve">  … a beat (auto-timed, </w:t>
+      </w:r>
+      <w:r>
+        <w:rPr>
+          <w:color w:val="1a1d26"/>
+          <w:sz w:val="18"/>
+          <w:szCs w:val="18"/>
+          <w:rFonts w:ascii="Courier New" w:cs="Courier New" w:eastAsia="Courier New" w:hAnsi="Courier New"/>
+        </w:rPr>
+        <w:t xml:space="preserve">5.0 s)</w:t>
+      </w:r>
+    </w:p>
+    <w:p>
+      <w:pPr>
+        <w:spacing w:after="14"/>
+        <w:ind w:left="280"/>
+      </w:pPr>
+      <w:r>
+        <w:rPr>
+          <w:b/>
+          <w:bCs/>
+          <w:color w:val="1a1d26"/>
+          <w:sz w:val="18"/>
+          <w:szCs w:val="18"/>
+          <w:rFonts w:ascii="Courier New" w:cs="Courier New" w:eastAsia="Courier New" w:hAnsi="Courier New"/>
+        </w:rPr>
+        <w:t xml:space="preserve">MEMORY CARD — </w:t>
+      </w:r>
+      <w:r>
+        <w:rPr>
+          <w:color w:val="1a1d26"/>
+          <w:sz w:val="18"/>
+          <w:szCs w:val="18"/>
+          <w:rFonts w:ascii="Courier New" w:cs="Courier New" w:eastAsia="Courier New" w:hAnsi="Courier New"/>
+        </w:rPr>
+        <w:t xml:space="preserve">4 years ago — Cathy Wellerstein · June 12</w:t>
+      </w:r>
+    </w:p>
+    <w:p>
+      <w:pPr>
+        <w:spacing w:after="14"/>
+        <w:ind w:left="280"/>
+      </w:pPr>
+      <w:r>
+        <w:rPr>
+          <w:b/>
+          <w:bCs/>
+          <w:color w:val="1a1d26"/>
+          <w:sz w:val="18"/>
+          <w:szCs w:val="18"/>
+          <w:rFonts w:ascii="Courier New" w:cs="Courier New" w:eastAsia="Courier New" w:hAnsi="Courier New"/>
+        </w:rPr>
+        <w:t xml:space="preserve">  post: </w:t>
+      </w:r>
+      <w:r>
+        <w:rPr>
+          <w:color w:val="1a1d26"/>
+          <w:sz w:val="18"/>
+          <w:szCs w:val="18"/>
+          <w:rFonts w:ascii="Courier New" w:cs="Courier New" w:eastAsia="Courier New" w:hAnsi="Courier New"/>
+        </w:rPr>
+        <w:t xml:space="preserve">“nine months in. he brought a bear 🧸”</w:t>
+      </w:r>
+    </w:p>
+    <w:p>
+      <w:pPr>
+        <w:spacing w:after="14"/>
+        <w:ind w:left="280"/>
+      </w:pPr>
+      <w:r>
+        <w:rPr>
+          <w:b/>
+          <w:bCs/>
+          <w:color w:val="1a1d26"/>
+          <w:sz w:val="18"/>
+          <w:szCs w:val="18"/>
+          <w:rFonts w:ascii="Courier New" w:cs="Courier New" w:eastAsia="Courier New" w:hAnsi="Courier New"/>
+        </w:rPr>
+        <w:t xml:space="preserve">  media: </w:t>
+      </w:r>
+      <w:r>
+        <w:rPr>
+          <w:color w:val="1a1d26"/>
+          <w:sz w:val="18"/>
+          <w:szCs w:val="18"/>
+          <w:rFonts w:ascii="Courier New" w:cs="Courier New" w:eastAsia="Courier New" w:hAnsi="Courier New"/>
+        </w:rPr>
         <w:t xml:space="preserve">M2 — Jamie giving Cathy the bear</w:t>
       </w:r>
     </w:p>
@@ -2309,7 +2699,7 @@
           <w:szCs w:val="18"/>
           <w:rFonts w:ascii="Courier New" w:cs="Courier New" w:eastAsia="Courier New" w:hAnsi="Courier New"/>
         </w:rPr>
-        <w:t xml:space="preserve">👍 64</w:t>
+        <w:t xml:space="preserve">👍 88</w:t>
       </w:r>
     </w:p>
     <w:p>
@@ -2335,396 +2725,6 @@
           <w:szCs w:val="18"/>
           <w:rFonts w:ascii="Courier New" w:cs="Courier New" w:eastAsia="Courier New" w:hAnsi="Courier New"/>
         </w:rPr>
-        <w:t xml:space="preserve">5.0 s)</w:t>
-      </w:r>
-    </w:p>
-    <w:p>
-      <w:pPr>
-        <w:spacing w:after="14"/>
-        <w:ind w:left="280"/>
-      </w:pPr>
-      <w:r>
-        <w:rPr>
-          <w:b/>
-          <w:bCs/>
-          <w:color w:val="1a1d26"/>
-          <w:sz w:val="18"/>
-          <w:szCs w:val="18"/>
-          <w:rFonts w:ascii="Courier New" w:cs="Courier New" w:eastAsia="Courier New" w:hAnsi="Courier New"/>
-        </w:rPr>
-        <w:t xml:space="preserve">MEMORY CARD — </w:t>
-      </w:r>
-      <w:r>
-        <w:rPr>
-          <w:color w:val="1a1d26"/>
-          <w:sz w:val="18"/>
-          <w:szCs w:val="18"/>
-          <w:rFonts w:ascii="Courier New" w:cs="Courier New" w:eastAsia="Courier New" w:hAnsi="Courier New"/>
-        </w:rPr>
-        <w:t xml:space="preserve">2 years ago — Cathy Wellerstein · June 12</w:t>
-      </w:r>
-    </w:p>
-    <w:p>
-      <w:pPr>
-        <w:spacing w:after="14"/>
-        <w:ind w:left="280"/>
-      </w:pPr>
-      <w:r>
-        <w:rPr>
-          <w:b/>
-          <w:bCs/>
-          <w:color w:val="1a1d26"/>
-          <w:sz w:val="18"/>
-          <w:szCs w:val="18"/>
-          <w:rFonts w:ascii="Courier New" w:cs="Courier New" w:eastAsia="Courier New" w:hAnsi="Courier New"/>
-        </w:rPr>
-        <w:t xml:space="preserve">  post: </w:t>
-      </w:r>
-      <w:r>
-        <w:rPr>
-          <w:color w:val="1a1d26"/>
-          <w:sz w:val="18"/>
-          <w:szCs w:val="18"/>
-          <w:rFonts w:ascii="Courier New" w:cs="Courier New" w:eastAsia="Courier New" w:hAnsi="Courier New"/>
-        </w:rPr>
-        <w:t xml:space="preserve">“married three weeks and 600 miles apart. worth it.”</w:t>
-      </w:r>
-    </w:p>
-    <w:p>
-      <w:pPr>
-        <w:spacing w:after="14"/>
-        <w:ind w:left="280"/>
-      </w:pPr>
-      <w:r>
-        <w:rPr>
-          <w:b/>
-          <w:bCs/>
-          <w:color w:val="1a1d26"/>
-          <w:sz w:val="18"/>
-          <w:szCs w:val="18"/>
-          <w:rFonts w:ascii="Courier New" w:cs="Courier New" w:eastAsia="Courier New" w:hAnsi="Courier New"/>
-        </w:rPr>
-        <w:t xml:space="preserve">  media: </w:t>
-      </w:r>
-      <w:r>
-        <w:rPr>
-          <w:color w:val="1a1d26"/>
-          <w:sz w:val="18"/>
-          <w:szCs w:val="18"/>
-          <w:rFonts w:ascii="Courier New" w:cs="Courier New" w:eastAsia="Courier New" w:hAnsi="Courier New"/>
-        </w:rPr>
-        <w:t xml:space="preserve">M4 — the wedding portrait</w:t>
-      </w:r>
-    </w:p>
-    <w:p>
-      <w:pPr>
-        <w:spacing w:after="14"/>
-        <w:ind w:left="280"/>
-      </w:pPr>
-      <w:r>
-        <w:rPr>
-          <w:b/>
-          <w:bCs/>
-          <w:color w:val="1a1d26"/>
-          <w:sz w:val="18"/>
-          <w:szCs w:val="18"/>
-          <w:rFonts w:ascii="Courier New" w:cs="Courier New" w:eastAsia="Courier New" w:hAnsi="Courier New"/>
-        </w:rPr>
-        <w:t xml:space="preserve">  reactions: </w:t>
-      </w:r>
-      <w:r>
-        <w:rPr>
-          <w:color w:val="1a1d26"/>
-          <w:sz w:val="18"/>
-          <w:szCs w:val="18"/>
-          <w:rFonts w:ascii="Courier New" w:cs="Courier New" w:eastAsia="Courier New" w:hAnsi="Courier New"/>
-        </w:rPr>
-        <w:t xml:space="preserve">👍 402</w:t>
-      </w:r>
-    </w:p>
-    <w:p>
-      <w:pPr>
-        <w:spacing w:after="14"/>
-        <w:ind w:left="280"/>
-      </w:pPr>
-      <w:r>
-        <w:rPr>
-          <w:b/>
-          <w:bCs/>
-          <w:color w:val="1a1d26"/>
-          <w:sz w:val="18"/>
-          <w:szCs w:val="18"/>
-          <w:rFonts w:ascii="Courier New" w:cs="Courier New" w:eastAsia="Courier New" w:hAnsi="Courier New"/>
-        </w:rPr>
-        <w:t xml:space="preserve">  … a beat (auto-timed, </w:t>
-      </w:r>
-      <w:r>
-        <w:rPr>
-          <w:color w:val="1a1d26"/>
-          <w:sz w:val="18"/>
-          <w:szCs w:val="18"/>
-          <w:rFonts w:ascii="Courier New" w:cs="Courier New" w:eastAsia="Courier New" w:hAnsi="Courier New"/>
-        </w:rPr>
-        <w:t xml:space="preserve">5.0 s)</w:t>
-      </w:r>
-    </w:p>
-    <w:p>
-      <w:pPr>
-        <w:spacing w:after="14"/>
-        <w:ind w:left="280"/>
-      </w:pPr>
-      <w:r>
-        <w:rPr>
-          <w:b/>
-          <w:bCs/>
-          <w:color w:val="1a1d26"/>
-          <w:sz w:val="18"/>
-          <w:szCs w:val="18"/>
-          <w:rFonts w:ascii="Courier New" w:cs="Courier New" w:eastAsia="Courier New" w:hAnsi="Courier New"/>
-        </w:rPr>
-        <w:t xml:space="preserve">MEMORY CARD — </w:t>
-      </w:r>
-      <w:r>
-        <w:rPr>
-          <w:color w:val="1a1d26"/>
-          <w:sz w:val="18"/>
-          <w:szCs w:val="18"/>
-          <w:rFonts w:ascii="Courier New" w:cs="Courier New" w:eastAsia="Courier New" w:hAnsi="Courier New"/>
-        </w:rPr>
-        <w:t xml:space="preserve">3 years ago — Cathy Wellerstein · June 12</w:t>
-      </w:r>
-    </w:p>
-    <w:p>
-      <w:pPr>
-        <w:spacing w:after="14"/>
-        <w:ind w:left="280"/>
-      </w:pPr>
-      <w:r>
-        <w:rPr>
-          <w:b/>
-          <w:bCs/>
-          <w:color w:val="1a1d26"/>
-          <w:sz w:val="18"/>
-          <w:szCs w:val="18"/>
-          <w:rFonts w:ascii="Courier New" w:cs="Courier New" w:eastAsia="Courier New" w:hAnsi="Courier New"/>
-        </w:rPr>
-        <w:t xml:space="preserve">  post: </w:t>
-      </w:r>
-      <w:r>
-        <w:rPr>
-          <w:color w:val="1a1d26"/>
-          <w:sz w:val="18"/>
-          <w:szCs w:val="18"/>
-          <w:rFonts w:ascii="Courier New" w:cs="Courier New" w:eastAsia="Courier New" w:hAnsi="Courier New"/>
-        </w:rPr>
-        <w:t xml:space="preserve">“he asked. I said yes before he finished 💍”</w:t>
-      </w:r>
-    </w:p>
-    <w:p>
-      <w:pPr>
-        <w:spacing w:after="14"/>
-        <w:ind w:left="280"/>
-      </w:pPr>
-      <w:r>
-        <w:rPr>
-          <w:b/>
-          <w:bCs/>
-          <w:color w:val="1a1d26"/>
-          <w:sz w:val="18"/>
-          <w:szCs w:val="18"/>
-          <w:rFonts w:ascii="Courier New" w:cs="Courier New" w:eastAsia="Courier New" w:hAnsi="Courier New"/>
-        </w:rPr>
-        <w:t xml:space="preserve">  media: </w:t>
-      </w:r>
-      <w:r>
-        <w:rPr>
-          <w:color w:val="1a1d26"/>
-          <w:sz w:val="18"/>
-          <w:szCs w:val="18"/>
-          <w:rFonts w:ascii="Courier New" w:cs="Courier New" w:eastAsia="Courier New" w:hAnsi="Courier New"/>
-        </w:rPr>
-        <w:t xml:space="preserve">M3a — the ring, the rowboat</w:t>
-      </w:r>
-    </w:p>
-    <w:p>
-      <w:pPr>
-        <w:spacing w:after="14"/>
-        <w:ind w:left="280"/>
-      </w:pPr>
-      <w:r>
-        <w:rPr>
-          <w:b/>
-          <w:bCs/>
-          <w:color w:val="1a1d26"/>
-          <w:sz w:val="18"/>
-          <w:szCs w:val="18"/>
-          <w:rFonts w:ascii="Courier New" w:cs="Courier New" w:eastAsia="Courier New" w:hAnsi="Courier New"/>
-        </w:rPr>
-        <w:t xml:space="preserve">  reactions: </w:t>
-      </w:r>
-      <w:r>
-        <w:rPr>
-          <w:color w:val="1a1d26"/>
-          <w:sz w:val="18"/>
-          <w:szCs w:val="18"/>
-          <w:rFonts w:ascii="Courier New" w:cs="Courier New" w:eastAsia="Courier New" w:hAnsi="Courier New"/>
-        </w:rPr>
-        <w:t xml:space="preserve">👍 341</w:t>
-      </w:r>
-    </w:p>
-    <w:p>
-      <w:pPr>
-        <w:spacing w:after="14"/>
-        <w:ind w:left="280"/>
-      </w:pPr>
-      <w:r>
-        <w:rPr>
-          <w:b/>
-          <w:bCs/>
-          <w:color w:val="1a1d26"/>
-          <w:sz w:val="18"/>
-          <w:szCs w:val="18"/>
-          <w:rFonts w:ascii="Courier New" w:cs="Courier New" w:eastAsia="Courier New" w:hAnsi="Courier New"/>
-        </w:rPr>
-        <w:t xml:space="preserve">  … a beat (auto-timed, </w:t>
-      </w:r>
-      <w:r>
-        <w:rPr>
-          <w:color w:val="1a1d26"/>
-          <w:sz w:val="18"/>
-          <w:szCs w:val="18"/>
-          <w:rFonts w:ascii="Courier New" w:cs="Courier New" w:eastAsia="Courier New" w:hAnsi="Courier New"/>
-        </w:rPr>
-        <w:t xml:space="preserve">5.0 s)</w:t>
-      </w:r>
-    </w:p>
-    <w:p>
-      <w:pPr>
-        <w:spacing w:after="14"/>
-        <w:ind w:left="280"/>
-      </w:pPr>
-      <w:r>
-        <w:rPr>
-          <w:b/>
-          <w:bCs/>
-          <w:color w:val="1a1d26"/>
-          <w:sz w:val="18"/>
-          <w:szCs w:val="18"/>
-          <w:rFonts w:ascii="Courier New" w:cs="Courier New" w:eastAsia="Courier New" w:hAnsi="Courier New"/>
-        </w:rPr>
-        <w:t xml:space="preserve">MEMORY CARD — </w:t>
-      </w:r>
-      <w:r>
-        <w:rPr>
-          <w:color w:val="1a1d26"/>
-          <w:sz w:val="18"/>
-          <w:szCs w:val="18"/>
-          <w:rFonts w:ascii="Courier New" w:cs="Courier New" w:eastAsia="Courier New" w:hAnsi="Courier New"/>
-        </w:rPr>
-        <w:t xml:space="preserve">4 years ago — Cathy Wellerstein · June 12</w:t>
-      </w:r>
-    </w:p>
-    <w:p>
-      <w:pPr>
-        <w:spacing w:after="14"/>
-        <w:ind w:left="280"/>
-      </w:pPr>
-      <w:r>
-        <w:rPr>
-          <w:b/>
-          <w:bCs/>
-          <w:color w:val="1a1d26"/>
-          <w:sz w:val="18"/>
-          <w:szCs w:val="18"/>
-          <w:rFonts w:ascii="Courier New" w:cs="Courier New" w:eastAsia="Courier New" w:hAnsi="Courier New"/>
-        </w:rPr>
-        <w:t xml:space="preserve">  post: </w:t>
-      </w:r>
-      <w:r>
-        <w:rPr>
-          <w:color w:val="1a1d26"/>
-          <w:sz w:val="18"/>
-          <w:szCs w:val="18"/>
-          <w:rFonts w:ascii="Courier New" w:cs="Courier New" w:eastAsia="Courier New" w:hAnsi="Courier New"/>
-        </w:rPr>
-        <w:t xml:space="preserve">“nine months in and our apartment has a name. it is called The Couch.”</w:t>
-      </w:r>
-    </w:p>
-    <w:p>
-      <w:pPr>
-        <w:spacing w:after="14"/>
-        <w:ind w:left="280"/>
-      </w:pPr>
-      <w:r>
-        <w:rPr>
-          <w:b/>
-          <w:bCs/>
-          <w:color w:val="1a1d26"/>
-          <w:sz w:val="18"/>
-          <w:szCs w:val="18"/>
-          <w:rFonts w:ascii="Courier New" w:cs="Courier New" w:eastAsia="Courier New" w:hAnsi="Courier New"/>
-        </w:rPr>
-        <w:t xml:space="preserve">  media: </w:t>
-      </w:r>
-      <w:r>
-        <w:rPr>
-          <w:color w:val="1a1d26"/>
-          <w:sz w:val="18"/>
-          <w:szCs w:val="18"/>
-          <w:rFonts w:ascii="Courier New" w:cs="Courier New" w:eastAsia="Courier New" w:hAnsi="Courier New"/>
-        </w:rPr>
-        <w:t xml:space="preserve">M15 — the hideous couch</w:t>
-      </w:r>
-    </w:p>
-    <w:p>
-      <w:pPr>
-        <w:spacing w:after="14"/>
-        <w:ind w:left="280"/>
-      </w:pPr>
-      <w:r>
-        <w:rPr>
-          <w:b/>
-          <w:bCs/>
-          <w:color w:val="1a1d26"/>
-          <w:sz w:val="18"/>
-          <w:szCs w:val="18"/>
-          <w:rFonts w:ascii="Courier New" w:cs="Courier New" w:eastAsia="Courier New" w:hAnsi="Courier New"/>
-        </w:rPr>
-        <w:t xml:space="preserve">  reactions: </w:t>
-      </w:r>
-      <w:r>
-        <w:rPr>
-          <w:color w:val="1a1d26"/>
-          <w:sz w:val="18"/>
-          <w:szCs w:val="18"/>
-          <w:rFonts w:ascii="Courier New" w:cs="Courier New" w:eastAsia="Courier New" w:hAnsi="Courier New"/>
-        </w:rPr>
-        <w:t xml:space="preserve">👍 88</w:t>
-      </w:r>
-    </w:p>
-    <w:p>
-      <w:pPr>
-        <w:spacing w:after="14"/>
-        <w:ind w:left="280"/>
-      </w:pPr>
-      <w:r>
-        <w:rPr>
-          <w:b/>
-          <w:bCs/>
-          <w:color w:val="1a1d26"/>
-          <w:sz w:val="18"/>
-          <w:szCs w:val="18"/>
-          <w:rFonts w:ascii="Courier New" w:cs="Courier New" w:eastAsia="Courier New" w:hAnsi="Courier New"/>
-        </w:rPr>
-        <w:t xml:space="preserve">  … a beat (auto-timed, </w:t>
-      </w:r>
-      <w:r>
-        <w:rPr>
-          <w:color w:val="1a1d26"/>
-          <w:sz w:val="18"/>
-          <w:szCs w:val="18"/>
-          <w:rFonts w:ascii="Courier New" w:cs="Courier New" w:eastAsia="Courier New" w:hAnsi="Courier New"/>
-        </w:rPr>
         <w:t xml:space="preserve">1.8 s)</w:t>
       </w:r>
     </w:p>
@@ -2751,7 +2751,7 @@
           <w:szCs w:val="18"/>
           <w:rFonts w:ascii="Courier New" w:cs="Courier New" w:eastAsia="Courier New" w:hAnsi="Courier New"/>
         </w:rPr>
-        <w:t xml:space="preserve">she drifts up the feed to card 1 and holds on it</w:t>
+        <w:t xml:space="preserve">she drifts up the feed to card 4 and holds on it</w:t>
       </w:r>
     </w:p>
     <w:p>

--- a/L5Y-Cue-Bible.docx
+++ b/L5Y-Cue-Bible.docx
@@ -5145,6 +5145,32 @@
           <w:szCs w:val="18"/>
           <w:rFonts w:ascii="Courier New" w:cs="Courier New" w:eastAsia="Courier New" w:hAnsi="Courier New"/>
         </w:rPr>
+        <w:t xml:space="preserve">SOUND BED — </w:t>
+      </w:r>
+      <w:r>
+        <w:rPr>
+          <w:color w:val="1a1d26"/>
+          <w:sz w:val="18"/>
+          <w:szCs w:val="18"/>
+          <w:rFonts w:ascii="Courier New" w:cs="Courier New" w:eastAsia="Courier New" w:hAnsi="Courier New"/>
+        </w:rPr>
+        <w:t xml:space="preserve">lake.mp3 fades in over 5 s and loops under the whole song</w:t>
+      </w:r>
+    </w:p>
+    <w:p>
+      <w:pPr>
+        <w:spacing w:after="14"/>
+        <w:ind w:left="280"/>
+      </w:pPr>
+      <w:r>
+        <w:rPr>
+          <w:b/>
+          <w:bCs/>
+          <w:color w:val="1a1d26"/>
+          <w:sz w:val="18"/>
+          <w:szCs w:val="18"/>
+          <w:rFonts w:ascii="Courier New" w:cs="Courier New" w:eastAsia="Courier New" w:hAnsi="Courier New"/>
+        </w:rPr>
         <w:t xml:space="preserve">PHONE AWAY — </w:t>
       </w:r>
       <w:r>
@@ -6782,6 +6808,32 @@
           <w:rFonts w:ascii="Courier New" w:cs="Courier New" w:eastAsia="Courier New" w:hAnsi="Courier New"/>
         </w:rPr>
         <w:t xml:space="preserve">ON SCREEN</w:t>
+      </w:r>
+    </w:p>
+    <w:p>
+      <w:pPr>
+        <w:spacing w:after="14"/>
+        <w:ind w:left="280"/>
+      </w:pPr>
+      <w:r>
+        <w:rPr>
+          <w:b/>
+          <w:bCs/>
+          <w:color w:val="1a1d26"/>
+          <w:sz w:val="18"/>
+          <w:szCs w:val="18"/>
+          <w:rFonts w:ascii="Courier New" w:cs="Courier New" w:eastAsia="Courier New" w:hAnsi="Courier New"/>
+        </w:rPr>
+        <w:t xml:space="preserve">SOUND BED — </w:t>
+      </w:r>
+      <w:r>
+        <w:rPr>
+          <w:color w:val="1a1d26"/>
+          <w:sz w:val="18"/>
+          <w:szCs w:val="18"/>
+          <w:rFonts w:ascii="Courier New" w:cs="Courier New" w:eastAsia="Courier New" w:hAnsi="Courier New"/>
+        </w:rPr>
+        <w:t xml:space="preserve">fades out over 5 s</w:t>
       </w:r>
     </w:p>
     <w:p>

--- a/L5Y-Cue-Bible.docx
+++ b/L5Y-Cue-Bible.docx
@@ -246,7 +246,7 @@
           <w:szCs w:val="18"/>
           <w:rFonts w:ascii="Courier New" w:cs="Courier New" w:eastAsia="Courier New" w:hAnsi="Courier New"/>
         </w:rPr>
-        <w:t xml:space="preserve">9:41 · Friday, June 12, 2026 — the house reads JUNE · YEAR 5; the calendar pages roll to it (forward tears, backward settles) before any device appears</w:t>
+        <w:t xml:space="preserve">9:41 · Friday, June 12, 2026 — the house reads JUNE · YEAR 5; the calendar pages roll to it under the TIME WARP music (forward tears, backward settles) before any device appears</w:t>
       </w:r>
     </w:p>
     <w:p>
@@ -3153,7 +3153,7 @@
           <w:szCs w:val="18"/>
           <w:rFonts w:ascii="Courier New" w:cs="Courier New" w:eastAsia="Courier New" w:hAnsi="Courier New"/>
         </w:rPr>
-        <w:t xml:space="preserve">11:38 · Friday, September 3, 2021 — the house reads SEPTEMBER · YEAR 1; the calendar pages roll to it (forward tears, backward settles) before any device appears</w:t>
+        <w:t xml:space="preserve">11:38 · Friday, September 3, 2021 — the house reads SEPTEMBER · YEAR 1; the calendar pages roll to it under the TIME WARP music (forward tears, backward settles) before any device appears</w:t>
       </w:r>
     </w:p>
     <w:p>
@@ -5206,7 +5206,7 @@
           <w:szCs w:val="18"/>
           <w:rFonts w:ascii="Courier New" w:cs="Courier New" w:eastAsia="Courier New" w:hAnsi="Courier New"/>
         </w:rPr>
-        <w:t xml:space="preserve">6:12 · Saturday, July 19, 2025 — the house reads JULY · YEAR 4; the calendar pages roll to it (forward tears, backward settles) before any device appears</w:t>
+        <w:t xml:space="preserve">6:12 · Saturday, July 19, 2025 — the house reads JULY · YEAR 4; the calendar pages roll to it under the TIME WARP music (forward tears, backward settles) before any device appears</w:t>
       </w:r>
     </w:p>
     <w:p>
@@ -5394,7 +5394,7 @@
           <w:szCs w:val="18"/>
           <w:rFonts w:ascii="Courier New" w:cs="Courier New" w:eastAsia="Courier New" w:hAnsi="Courier New"/>
         </w:rPr>
-        <w:t xml:space="preserve">2:41 · Tuesday, September 7, 2021 — the house reads SEPTEMBER · YEAR 1; the calendar pages roll to it (forward tears, backward settles) before any device appears</w:t>
+        <w:t xml:space="preserve">2:41 · Tuesday, September 7, 2021 — the house reads SEPTEMBER · YEAR 1; the calendar pages roll to it under the TIME WARP music (forward tears, backward settles) before any device appears</w:t>
       </w:r>
     </w:p>
     <w:p>
@@ -5757,7 +5757,7 @@
           <w:szCs w:val="18"/>
           <w:rFonts w:ascii="Courier New" w:cs="Courier New" w:eastAsia="Courier New" w:hAnsi="Courier New"/>
         </w:rPr>
-        <w:t xml:space="preserve">6:31 · Saturday, July 19, 2025 — the house reads JULY · YEAR 4; the calendar pages roll to it (forward tears, backward settles) before any device appears</w:t>
+        <w:t xml:space="preserve">6:31 · Saturday, July 19, 2025 — the house reads JULY · YEAR 4; the calendar pages roll to it under the TIME WARP music (forward tears, backward settles) before any device appears</w:t>
       </w:r>
     </w:p>
     <w:p>
@@ -5945,7 +5945,7 @@
           <w:szCs w:val="18"/>
           <w:rFonts w:ascii="Courier New" w:cs="Courier New" w:eastAsia="Courier New" w:hAnsi="Courier New"/>
         </w:rPr>
-        <w:t xml:space="preserve">4:18 · Tuesday, September 21, 2021 — the house reads SEPTEMBER · YEAR 1; the calendar pages roll to it (forward tears, backward settles) before any device appears</w:t>
+        <w:t xml:space="preserve">4:18 · Tuesday, September 21, 2021 — the house reads SEPTEMBER · YEAR 1; the calendar pages roll to it under the TIME WARP music (forward tears, backward settles) before any device appears</w:t>
       </w:r>
     </w:p>
     <w:p>
@@ -6308,7 +6308,7 @@
           <w:szCs w:val="18"/>
           <w:rFonts w:ascii="Courier New" w:cs="Courier New" w:eastAsia="Courier New" w:hAnsi="Courier New"/>
         </w:rPr>
-        <w:t xml:space="preserve">6:47 · Saturday, July 19, 2025 — the house reads JULY · YEAR 4; the calendar pages roll to it (forward tears, backward settles) before any device appears</w:t>
+        <w:t xml:space="preserve">6:47 · Saturday, July 19, 2025 — the house reads JULY · YEAR 4; the calendar pages roll to it under the TIME WARP music (forward tears, backward settles) before any device appears</w:t>
       </w:r>
     </w:p>
     <w:p>
@@ -6496,7 +6496,7 @@
           <w:szCs w:val="18"/>
           <w:rFonts w:ascii="Courier New" w:cs="Courier New" w:eastAsia="Courier New" w:hAnsi="Courier New"/>
         </w:rPr>
-        <w:t xml:space="preserve">8:02 · Thursday, September 30, 2021 — the house reads SEPTEMBER · YEAR 1; the calendar pages roll to it (forward tears, backward settles) before any device appears</w:t>
+        <w:t xml:space="preserve">8:02 · Thursday, September 30, 2021 — the house reads SEPTEMBER · YEAR 1; the calendar pages roll to it under the TIME WARP music (forward tears, backward settles) before any device appears</w:t>
       </w:r>
     </w:p>
     <w:p>
@@ -6885,7 +6885,7 @@
           <w:szCs w:val="18"/>
           <w:rFonts w:ascii="Courier New" w:cs="Courier New" w:eastAsia="Courier New" w:hAnsi="Courier New"/>
         </w:rPr>
-        <w:t xml:space="preserve">2:14 · Friday, October 8, 2021 — the house reads OCTOBER · YEAR 1; the calendar pages roll to it (forward tears, backward settles) before any device appears</w:t>
+        <w:t xml:space="preserve">2:14 · Friday, October 8, 2021 — the house reads OCTOBER · YEAR 1; the calendar pages roll to it under the TIME WARP music (forward tears, backward settles) before any device appears</w:t>
       </w:r>
     </w:p>
     <w:p>
@@ -7115,7 +7115,7 @@
           <w:szCs w:val="18"/>
           <w:rFonts w:ascii="Courier New" w:cs="Courier New" w:eastAsia="Courier New" w:hAnsi="Courier New"/>
         </w:rPr>
-        <w:t xml:space="preserve">10:10 · Friday, May 9, 2025 — the house reads MAY · YEAR 4; the calendar pages roll to it (forward tears, backward settles) before any device appears</w:t>
+        <w:t xml:space="preserve">10:10 · Friday, May 9, 2025 — the house reads MAY · YEAR 4; the calendar pages roll to it under the TIME WARP music (forward tears, backward settles) before any device appears</w:t>
       </w:r>
     </w:p>
     <w:p>
@@ -7478,7 +7478,7 @@
           <w:szCs w:val="18"/>
           <w:rFonts w:ascii="Courier New" w:cs="Courier New" w:eastAsia="Courier New" w:hAnsi="Courier New"/>
         </w:rPr>
-        <w:t xml:space="preserve">2:14 · Friday, October 8, 2021 — the house reads OCTOBER · YEAR 1; the calendar pages roll to it (forward tears, backward settles) before any device appears</w:t>
+        <w:t xml:space="preserve">2:14 · Friday, October 8, 2021 — the house reads OCTOBER · YEAR 1; the calendar pages roll to it under the TIME WARP music (forward tears, backward settles) before any device appears</w:t>
       </w:r>
     </w:p>
     <w:p>
@@ -8746,7 +8746,7 @@
           <w:szCs w:val="18"/>
           <w:rFonts w:ascii="Courier New" w:cs="Courier New" w:eastAsia="Courier New" w:hAnsi="Courier New"/>
         </w:rPr>
-        <w:t xml:space="preserve">8:12 · Saturday, March 8, 2025 — the house reads MARCH · YEAR 4; the calendar pages roll to it (forward tears, backward settles) before any device appears</w:t>
+        <w:t xml:space="preserve">8:12 · Saturday, March 8, 2025 — the house reads MARCH · YEAR 4; the calendar pages roll to it under the TIME WARP music (forward tears, backward settles) before any device appears</w:t>
       </w:r>
     </w:p>
     <w:p>
@@ -8976,7 +8976,7 @@
           <w:szCs w:val="18"/>
           <w:rFonts w:ascii="Courier New" w:cs="Courier New" w:eastAsia="Courier New" w:hAnsi="Courier New"/>
         </w:rPr>
-        <w:t xml:space="preserve">9:12 · Saturday, December 24, 2022 — the house reads DECEMBER · YEAR 2; the calendar pages roll to it (forward tears, backward settles) before any device appears</w:t>
+        <w:t xml:space="preserve">9:12 · Saturday, December 24, 2022 — the house reads DECEMBER · YEAR 2; the calendar pages roll to it under the TIME WARP music (forward tears, backward settles) before any device appears</w:t>
       </w:r>
     </w:p>
     <w:p>
@@ -9387,7 +9387,7 @@
           <w:szCs w:val="18"/>
           <w:rFonts w:ascii="Courier New" w:cs="Courier New" w:eastAsia="Courier New" w:hAnsi="Courier New"/>
         </w:rPr>
-        <w:t xml:space="preserve">9:38 · Friday, June 21, 2024 — the house reads JUNE · YEAR 3; the calendar pages roll to it (forward tears, backward settles) before any device appears</w:t>
+        <w:t xml:space="preserve">9:38 · Friday, June 21, 2024 — the house reads JUNE · YEAR 3; the calendar pages roll to it under the TIME WARP music (forward tears, backward settles) before any device appears</w:t>
       </w:r>
     </w:p>
     <w:p>
@@ -10034,7 +10034,7 @@
           <w:szCs w:val="18"/>
           <w:rFonts w:ascii="Courier New" w:cs="Courier New" w:eastAsia="Courier New" w:hAnsi="Courier New"/>
         </w:rPr>
-        <w:t xml:space="preserve">4:44 · Monday, June 12, 2023 — the house reads JUNE · YEAR 2; the calendar pages roll to it (forward tears, backward settles) before any device appears</w:t>
+        <w:t xml:space="preserve">4:44 · Monday, June 12, 2023 — the house reads JUNE · YEAR 2; the calendar pages roll to it under the TIME WARP music (forward tears, backward settles) before any device appears</w:t>
       </w:r>
     </w:p>
     <w:p>
@@ -10222,7 +10222,7 @@
           <w:szCs w:val="18"/>
           <w:rFonts w:ascii="Courier New" w:cs="Courier New" w:eastAsia="Courier New" w:hAnsi="Courier New"/>
         </w:rPr>
-        <w:t xml:space="preserve">6:47 · Saturday, May 18, 2024 — the house reads MAY · YEAR 3; the calendar pages roll to it (forward tears, backward settles) before any device appears</w:t>
+        <w:t xml:space="preserve">6:47 · Saturday, May 18, 2024 — the house reads MAY · YEAR 3; the calendar pages roll to it under the TIME WARP music (forward tears, backward settles) before any device appears</w:t>
       </w:r>
     </w:p>
     <w:p>
@@ -10346,7 +10346,7 @@
           <w:szCs w:val="18"/>
           <w:rFonts w:ascii="Courier New" w:cs="Courier New" w:eastAsia="Courier New" w:hAnsi="Courier New"/>
         </w:rPr>
-        <w:t xml:space="preserve">4:44 · Monday, June 12, 2023 — the house reads JUNE · YEAR 2; the calendar pages roll to it (forward tears, backward settles) before any device appears</w:t>
+        <w:t xml:space="preserve">4:44 · Monday, June 12, 2023 — the house reads JUNE · YEAR 2; the calendar pages roll to it under the TIME WARP music (forward tears, backward settles) before any device appears</w:t>
       </w:r>
     </w:p>
     <w:p>
@@ -10610,7 +10610,7 @@
           <w:szCs w:val="18"/>
           <w:rFonts w:ascii="Courier New" w:cs="Courier New" w:eastAsia="Courier New" w:hAnsi="Courier New"/>
         </w:rPr>
-        <w:t xml:space="preserve">11:22 · Friday, October 18, 2024 — the house reads OCTOBER · YEAR 4; the calendar pages roll to it (forward tears, backward settles) before any device appears</w:t>
+        <w:t xml:space="preserve">11:22 · Friday, October 18, 2024 — the house reads OCTOBER · YEAR 4; the calendar pages roll to it under the TIME WARP music (forward tears, backward settles) before any device appears</w:t>
       </w:r>
     </w:p>
     <w:p>
@@ -11883,7 +11883,7 @@
           <w:szCs w:val="18"/>
           <w:rFonts w:ascii="Courier New" w:cs="Courier New" w:eastAsia="Courier New" w:hAnsi="Courier New"/>
         </w:rPr>
-        <w:t xml:space="preserve">9:52 · Monday, February 5, 2024 — the house reads FEBRUARY · YEAR 3; the calendar pages roll to it (forward tears, backward settles) before any device appears</w:t>
+        <w:t xml:space="preserve">9:52 · Monday, February 5, 2024 — the house reads FEBRUARY · YEAR 3; the calendar pages roll to it under the TIME WARP music (forward tears, backward settles) before any device appears</w:t>
       </w:r>
     </w:p>
     <w:p>
@@ -12675,7 +12675,7 @@
           <w:szCs w:val="18"/>
           <w:rFonts w:ascii="Courier New" w:cs="Courier New" w:eastAsia="Courier New" w:hAnsi="Courier New"/>
         </w:rPr>
-        <w:t xml:space="preserve">9:48 · Wednesday, November 8, 2023 — the house reads NOVEMBER · YEAR 3; the calendar pages roll to it (forward tears, backward settles) before any device appears</w:t>
+        <w:t xml:space="preserve">9:48 · Wednesday, November 8, 2023 — the house reads NOVEMBER · YEAR 3; the calendar pages roll to it under the TIME WARP music (forward tears, backward settles) before any device appears</w:t>
       </w:r>
     </w:p>
     <w:p>
@@ -13246,7 +13246,7 @@
           <w:szCs w:val="18"/>
           <w:rFonts w:ascii="Courier New" w:cs="Courier New" w:eastAsia="Courier New" w:hAnsi="Courier New"/>
         </w:rPr>
-        <w:t xml:space="preserve">9:52 · Monday, February 5, 2024 — the house reads FEBRUARY · YEAR 3; the calendar pages roll to it (forward tears, backward settles) before any device appears</w:t>
+        <w:t xml:space="preserve">9:52 · Monday, February 5, 2024 — the house reads FEBRUARY · YEAR 3; the calendar pages roll to it under the TIME WARP music (forward tears, backward settles) before any device appears</w:t>
       </w:r>
     </w:p>
     <w:p>
@@ -13502,7 +13502,7 @@
           <w:szCs w:val="18"/>
           <w:rFonts w:ascii="Courier New" w:cs="Courier New" w:eastAsia="Courier New" w:hAnsi="Courier New"/>
         </w:rPr>
-        <w:t xml:space="preserve">7:41 · Friday, March 6, 2026 — the house reads MARCH · YEAR 5; the calendar pages roll to it (forward tears, backward settles) before any device appears</w:t>
+        <w:t xml:space="preserve">7:41 · Friday, March 6, 2026 — the house reads MARCH · YEAR 5; the calendar pages roll to it under the TIME WARP music (forward tears, backward settles) before any device appears</w:t>
       </w:r>
     </w:p>
     <w:p>
@@ -13732,7 +13732,7 @@
           <w:szCs w:val="18"/>
           <w:rFonts w:ascii="Courier New" w:cs="Courier New" w:eastAsia="Courier New" w:hAnsi="Courier New"/>
         </w:rPr>
-        <w:t xml:space="preserve">4:05 · Saturday, November 6, 2021 — the house reads NOVEMBER · YEAR 1; the calendar pages roll to it (forward tears, backward settles) before any device appears</w:t>
+        <w:t xml:space="preserve">4:05 · Saturday, November 6, 2021 — the house reads NOVEMBER · YEAR 1; the calendar pages roll to it under the TIME WARP music (forward tears, backward settles) before any device appears</w:t>
       </w:r>
     </w:p>
     <w:p>
@@ -14249,7 +14249,7 @@
           <w:szCs w:val="18"/>
           <w:rFonts w:ascii="Courier New" w:cs="Courier New" w:eastAsia="Courier New" w:hAnsi="Courier New"/>
         </w:rPr>
-        <w:t xml:space="preserve">5:05 · Thursday, June 11, 2026 — the house reads JUNE · YEAR 5; the calendar pages roll to it (forward tears, backward settles) before any device appears</w:t>
+        <w:t xml:space="preserve">5:05 · Thursday, June 11, 2026 — the house reads JUNE · YEAR 5; the calendar pages roll to it under the TIME WARP music (forward tears, backward settles) before any device appears</w:t>
       </w:r>
     </w:p>
     <w:p>
@@ -15269,7 +15269,7 @@
           <w:szCs w:val="18"/>
           <w:rFonts w:ascii="Courier New" w:cs="Courier New" w:eastAsia="Courier New" w:hAnsi="Courier New"/>
         </w:rPr>
-        <w:t xml:space="preserve">11:40 · Friday, September 3, 2021 — the house reads SEPTEMBER · YEAR 1; the calendar pages roll to it (forward tears, backward settles) before any device appears</w:t>
+        <w:t xml:space="preserve">11:40 · Friday, September 3, 2021 — the house reads SEPTEMBER · YEAR 1; the calendar pages roll to it under the TIME WARP music (forward tears, backward settles) before any device appears</w:t>
       </w:r>
     </w:p>
     <w:p>
@@ -15457,7 +15457,7 @@
           <w:szCs w:val="18"/>
           <w:rFonts w:ascii="Courier New" w:cs="Courier New" w:eastAsia="Courier New" w:hAnsi="Courier New"/>
         </w:rPr>
-        <w:t xml:space="preserve">2:40 · Thursday, June 11, 2026 — the house reads JUNE · YEAR 5; the calendar pages roll to it (forward tears, backward settles) before any device appears</w:t>
+        <w:t xml:space="preserve">2:40 · Thursday, June 11, 2026 — the house reads JUNE · YEAR 5; the calendar pages roll to it under the TIME WARP music (forward tears, backward settles) before any device appears</w:t>
       </w:r>
     </w:p>
     <w:p>
@@ -15581,7 +15581,7 @@
           <w:szCs w:val="18"/>
           <w:rFonts w:ascii="Courier New" w:cs="Courier New" w:eastAsia="Courier New" w:hAnsi="Courier New"/>
         </w:rPr>
-        <w:t xml:space="preserve">11:47 · Friday, September 3, 2021 — the house reads SEPTEMBER · YEAR 1; the calendar pages roll to it (forward tears, backward settles) before any device appears</w:t>
+        <w:t xml:space="preserve">11:47 · Friday, September 3, 2021 — the house reads SEPTEMBER · YEAR 1; the calendar pages roll to it under the TIME WARP music (forward tears, backward settles) before any device appears</w:t>
       </w:r>
     </w:p>
     <w:p>
@@ -16254,7 +16254,7 @@
           <w:szCs w:val="18"/>
           <w:rFonts w:ascii="Courier New" w:cs="Courier New" w:eastAsia="Courier New" w:hAnsi="Courier New"/>
         </w:rPr>
-        <w:t xml:space="preserve">4:12 · Thursday, June 11, 2026 — the house reads JUNE · YEAR 5; the calendar pages roll to it (forward tears, backward settles) before any device appears</w:t>
+        <w:t xml:space="preserve">4:12 · Thursday, June 11, 2026 — the house reads JUNE · YEAR 5; the calendar pages roll to it under the TIME WARP music (forward tears, backward settles) before any device appears</w:t>
       </w:r>
     </w:p>
     <w:p>

--- a/L5Y-Cue-Bible.docx
+++ b/L5Y-Cue-Bible.docx
@@ -12727,7 +12727,7 @@
           <w:szCs w:val="18"/>
           <w:rFonts w:ascii="Courier New" w:cs="Courier New" w:eastAsia="Courier New" w:hAnsi="Courier New"/>
         </w:rPr>
-        <w:t xml:space="preserve">0.6 s)</w:t>
+        <w:t xml:space="preserve">1.5 s)</w:t>
       </w:r>
     </w:p>
     <w:p>
@@ -12779,7 +12779,7 @@
           <w:szCs w:val="18"/>
           <w:rFonts w:ascii="Courier New" w:cs="Courier New" w:eastAsia="Courier New" w:hAnsi="Courier New"/>
         </w:rPr>
-        <w:t xml:space="preserve">1.8 s)</w:t>
+        <w:t xml:space="preserve">4.2 s)</w:t>
       </w:r>
     </w:p>
     <w:p>
@@ -13634,7 +13634,7 @@
           <w:szCs w:val="19"/>
           <w:rFonts w:ascii="Georgia" w:cs="Georgia" w:eastAsia="Georgia" w:hAnsi="Georgia"/>
         </w:rPr>
-        <w:t xml:space="preserve">THE DRIVE, ON THE DASH. CarPlay for the entire song: Apple Maps, the puck rides the route from New York to the Eastern Shore, the miles and minutes fall, each maneuver counts down, the dash clock runs 4:05 to 7:45. Arrival is timed to the song (tune `dur` in tech). On the final chord the dash goes dark and NOVEMBER · YEAR 1 holds.</w:t>
+        <w:t xml:space="preserve">THE DRIVE, ON THE DASH. CarPlay for the entire song: Apple Maps, the puck rides the route from New York to the Eastern Shore, the miles and minutes fall, each maneuver counts down, the drive runs in real time — the exit for the Delaware Memorial Bridge comes mid-song, the miles fall at highway speed, the dash clock runs 5:53 onward, arrival 7:45 PM holds (tune `rate`/`startAt` in tech). On the final chord the dash goes dark and NOVEMBER · YEAR 1 holds.</w:t>
       </w:r>
     </w:p>
     <w:p>
@@ -13689,7 +13689,7 @@
           <w:szCs w:val="19"/>
           <w:rFonts w:ascii="Georgia" w:cs="Georgia" w:eastAsia="Georgia" w:hAnsi="Georgia"/>
         </w:rPr>
-        <w:t xml:space="preserve">The calendar rolls BACK — MARCH · YEAR 5 → NOVEMBER · YEAR 1 — and docks; the dash lights up — CarPlay, already navigating: Apple Maps, New York → the Eastern Shore, the car’s display filling the frame. The drive really moves for the whole song: the puck rides the route, the miles and minutes fall, each maneuver counts down, and the dash clock runs 4:05 → 7:45. Arrival lands five minutes after this GO.</w:t>
+        <w:t xml:space="preserve">The calendar rolls BACK — MARCH · YEAR 5 → NOVEMBER · YEAR 1 — and docks; the dash lights up — CarPlay, already navigating: Apple Maps, New York → the Eastern Shore, the car’s display filling the frame. The drive really moves for the whole song: the puck rides the route, the miles and minutes fall, each maneuver counts down, and the drive runs in REAL TIME (rate:1): they are on I-95 past Wilmington with the Delaware Memorial Bridge exit four miles ahead — the exit comes mid-song, the miles fall at highway speed, the dash clock runs 5:53 → about 5:58, arrival 7:45 PM holds.</w:t>
       </w:r>
     </w:p>
     <w:p>
@@ -13732,7 +13732,7 @@
           <w:szCs w:val="18"/>
           <w:rFonts w:ascii="Courier New" w:cs="Courier New" w:eastAsia="Courier New" w:hAnsi="Courier New"/>
         </w:rPr>
-        <w:t xml:space="preserve">4:05 · Saturday, November 6, 2021 — the house reads NOVEMBER · YEAR 1; the calendar pages roll to it under the TIME WARP music (forward tears, backward settles) before any device appears</w:t>
+        <w:t xml:space="preserve">5:53 · Saturday, November 6, 2021 — the house reads NOVEMBER · YEAR 1; the calendar pages roll to it under the TIME WARP music (forward tears, backward settles) before any device appears</w:t>
       </w:r>
     </w:p>
     <w:p>
@@ -13867,7 +13867,7 @@
           <w:szCs w:val="17"/>
           <w:rFonts w:ascii="Courier New" w:cs="Courier New" w:eastAsia="Courier New" w:hAnsi="Courier New"/>
         </w:rPr>
-        <w:t xml:space="preserve">SR = Maps — navigating  ·  stamp “the drive”  ·  clock 4:05</w:t>
+        <w:t xml:space="preserve">SR = Maps — navigating  ·  stamp “the drive”  ·  clock 5:53</w:t>
       </w:r>
     </w:p>
     <w:p>
@@ -13895,7 +13895,7 @@
           <w:szCs w:val="18"/>
           <w:rFonts w:ascii="Georgia" w:cs="Georgia" w:eastAsia="Georgia" w:hAnsi="Georgia"/>
         </w:rPr>
-        <w:t xml:space="preserve">`dur` (seconds to arrival) lives on this cue in cues.js — match it to the song in tech. After arrival the screen holds on “You have arrived.”</w:t>
+        <w:t xml:space="preserve">`rate` (trip minutes per real minute; 1 = real time) and `startAt` (fraction of the trip at GO) live on this cue — tune in tech. At rate:1 she never arrives during the song; that is the point.</w:t>
       </w:r>
     </w:p>
     <w:p>

--- a/L5Y-Cue-Bible.docx
+++ b/L5Y-Cue-Bible.docx
@@ -5154,7 +5154,7 @@
           <w:szCs w:val="18"/>
           <w:rFonts w:ascii="Courier New" w:cs="Courier New" w:eastAsia="Courier New" w:hAnsi="Courier New"/>
         </w:rPr>
-        <w:t xml:space="preserve">lake.mp3 fades in over 5 s and loops under the whole song</w:t>
+        <w:t xml:space="preserve">lake.mp3 fades in over 5 s and loops until a cue stops it</w:t>
       </w:r>
     </w:p>
     <w:p>
@@ -5385,6 +5385,32 @@
           <w:szCs w:val="18"/>
           <w:rFonts w:ascii="Courier New" w:cs="Courier New" w:eastAsia="Courier New" w:hAnsi="Courier New"/>
         </w:rPr>
+        <w:t xml:space="preserve">SOUND BED — </w:t>
+      </w:r>
+      <w:r>
+        <w:rPr>
+          <w:color w:val="1a1d26"/>
+          <w:sz w:val="18"/>
+          <w:szCs w:val="18"/>
+          <w:rFonts w:ascii="Courier New" w:cs="Courier New" w:eastAsia="Courier New" w:hAnsi="Courier New"/>
+        </w:rPr>
+        <w:t xml:space="preserve">fades out over 2 s (the lake is hers; it goes when his phone comes up)</w:t>
+      </w:r>
+    </w:p>
+    <w:p>
+      <w:pPr>
+        <w:spacing w:after="14"/>
+        <w:ind w:left="280"/>
+      </w:pPr>
+      <w:r>
+        <w:rPr>
+          <w:b/>
+          <w:bCs/>
+          <w:color w:val="1a1d26"/>
+          <w:sz w:val="18"/>
+          <w:szCs w:val="18"/>
+          <w:rFonts w:ascii="Courier New" w:cs="Courier New" w:eastAsia="Courier New" w:hAnsi="Courier New"/>
+        </w:rPr>
         <w:t xml:space="preserve">TIME → </w:t>
       </w:r>
       <w:r>
@@ -5722,6 +5748,32 @@
           <w:szCs w:val="18"/>
           <w:rFonts w:ascii="Courier New" w:cs="Courier New" w:eastAsia="Courier New" w:hAnsi="Courier New"/>
         </w:rPr>
+        <w:t xml:space="preserve">SOUND BED — </w:t>
+      </w:r>
+      <w:r>
+        <w:rPr>
+          <w:color w:val="1a1d26"/>
+          <w:sz w:val="18"/>
+          <w:szCs w:val="18"/>
+          <w:rFonts w:ascii="Courier New" w:cs="Courier New" w:eastAsia="Courier New" w:hAnsi="Courier New"/>
+        </w:rPr>
+        <w:t xml:space="preserve">lake.mp3 fades in over 4 s and loops until a cue stops it</w:t>
+      </w:r>
+    </w:p>
+    <w:p>
+      <w:pPr>
+        <w:spacing w:after="14"/>
+        <w:ind w:left="280"/>
+      </w:pPr>
+      <w:r>
+        <w:rPr>
+          <w:b/>
+          <w:bCs/>
+          <w:color w:val="1a1d26"/>
+          <w:sz w:val="18"/>
+          <w:szCs w:val="18"/>
+          <w:rFonts w:ascii="Courier New" w:cs="Courier New" w:eastAsia="Courier New" w:hAnsi="Courier New"/>
+        </w:rPr>
         <w:t xml:space="preserve">PHONE AWAY — </w:t>
       </w:r>
       <w:r>
@@ -5936,6 +5988,32 @@
           <w:szCs w:val="18"/>
           <w:rFonts w:ascii="Courier New" w:cs="Courier New" w:eastAsia="Courier New" w:hAnsi="Courier New"/>
         </w:rPr>
+        <w:t xml:space="preserve">SOUND BED — </w:t>
+      </w:r>
+      <w:r>
+        <w:rPr>
+          <w:color w:val="1a1d26"/>
+          <w:sz w:val="18"/>
+          <w:szCs w:val="18"/>
+          <w:rFonts w:ascii="Courier New" w:cs="Courier New" w:eastAsia="Courier New" w:hAnsi="Courier New"/>
+        </w:rPr>
+        <w:t xml:space="preserve">fades out over 2 s (the lake is hers; it goes when his phone comes up)</w:t>
+      </w:r>
+    </w:p>
+    <w:p>
+      <w:pPr>
+        <w:spacing w:after="14"/>
+        <w:ind w:left="280"/>
+      </w:pPr>
+      <w:r>
+        <w:rPr>
+          <w:b/>
+          <w:bCs/>
+          <w:color w:val="1a1d26"/>
+          <w:sz w:val="18"/>
+          <w:szCs w:val="18"/>
+          <w:rFonts w:ascii="Courier New" w:cs="Courier New" w:eastAsia="Courier New" w:hAnsi="Courier New"/>
+        </w:rPr>
         <w:t xml:space="preserve">TIME → </w:t>
       </w:r>
       <w:r>
@@ -6273,6 +6351,32 @@
           <w:szCs w:val="18"/>
           <w:rFonts w:ascii="Courier New" w:cs="Courier New" w:eastAsia="Courier New" w:hAnsi="Courier New"/>
         </w:rPr>
+        <w:t xml:space="preserve">SOUND BED — </w:t>
+      </w:r>
+      <w:r>
+        <w:rPr>
+          <w:color w:val="1a1d26"/>
+          <w:sz w:val="18"/>
+          <w:szCs w:val="18"/>
+          <w:rFonts w:ascii="Courier New" w:cs="Courier New" w:eastAsia="Courier New" w:hAnsi="Courier New"/>
+        </w:rPr>
+        <w:t xml:space="preserve">lake.mp3 fades in over 4 s and loops until a cue stops it</w:t>
+      </w:r>
+    </w:p>
+    <w:p>
+      <w:pPr>
+        <w:spacing w:after="14"/>
+        <w:ind w:left="280"/>
+      </w:pPr>
+      <w:r>
+        <w:rPr>
+          <w:b/>
+          <w:bCs/>
+          <w:color w:val="1a1d26"/>
+          <w:sz w:val="18"/>
+          <w:szCs w:val="18"/>
+          <w:rFonts w:ascii="Courier New" w:cs="Courier New" w:eastAsia="Courier New" w:hAnsi="Courier New"/>
+        </w:rPr>
         <w:t xml:space="preserve">PHONE AWAY — </w:t>
       </w:r>
       <w:r>
@@ -6487,6 +6591,32 @@
           <w:szCs w:val="18"/>
           <w:rFonts w:ascii="Courier New" w:cs="Courier New" w:eastAsia="Courier New" w:hAnsi="Courier New"/>
         </w:rPr>
+        <w:t xml:space="preserve">SOUND BED — </w:t>
+      </w:r>
+      <w:r>
+        <w:rPr>
+          <w:color w:val="1a1d26"/>
+          <w:sz w:val="18"/>
+          <w:szCs w:val="18"/>
+          <w:rFonts w:ascii="Courier New" w:cs="Courier New" w:eastAsia="Courier New" w:hAnsi="Courier New"/>
+        </w:rPr>
+        <w:t xml:space="preserve">fades out over 2 s (the lake is hers; it goes when his phone comes up)</w:t>
+      </w:r>
+    </w:p>
+    <w:p>
+      <w:pPr>
+        <w:spacing w:after="14"/>
+        <w:ind w:left="280"/>
+      </w:pPr>
+      <w:r>
+        <w:rPr>
+          <w:b/>
+          <w:bCs/>
+          <w:color w:val="1a1d26"/>
+          <w:sz w:val="18"/>
+          <w:szCs w:val="18"/>
+          <w:rFonts w:ascii="Courier New" w:cs="Courier New" w:eastAsia="Courier New" w:hAnsi="Courier New"/>
+        </w:rPr>
         <w:t xml:space="preserve">TIME → </w:t>
       </w:r>
       <w:r>
@@ -6833,7 +6963,7 @@
           <w:szCs w:val="18"/>
           <w:rFonts w:ascii="Courier New" w:cs="Courier New" w:eastAsia="Courier New" w:hAnsi="Courier New"/>
         </w:rPr>
-        <w:t xml:space="preserve">fades out over 5 s</w:t>
+        <w:t xml:space="preserve">fades out over 5 s (the lake is hers; it goes when his phone comes up)</w:t>
       </w:r>
     </w:p>
     <w:p>

--- a/L5Y-Cue-Bible.docx
+++ b/L5Y-Cue-Bible.docx
@@ -65,7 +65,7 @@
           <w:szCs w:val="19"/>
           <w:rFonts w:ascii="Georgia" w:cs="Georgia" w:eastAsia="Georgia" w:hAnsi="Georgia"/>
         </w:rPr>
-        <w:t xml:space="preserve">65 cues · 14 songs · generated from the live show build, so this document cannot drift from what the phones actually do</w:t>
+        <w:t xml:space="preserve">66 cues · 14 songs · generated from the live show build, so this document cannot drift from what the phones actually do</w:t>
       </w:r>
     </w:p>
     <w:p>
@@ -133,7 +133,7 @@
           <w:szCs w:val="18"/>
           <w:rFonts w:ascii="Courier New" w:cs="Courier New" w:eastAsia="Courier New" w:hAnsi="Courier New"/>
         </w:rPr>
-        <w:t xml:space="preserve">   CATHY SINGS · 7 FIRES</w:t>
+        <w:t xml:space="preserve">   CATHY SINGS · 8 FIRES</w:t>
       </w:r>
     </w:p>
     <w:p>
@@ -149,6 +149,89 @@
           <w:rFonts w:ascii="Georgia" w:cs="Georgia" w:eastAsia="Georgia" w:hAnsi="Georgia"/>
         </w:rPr>
         <w:t xml:space="preserve">COLD OPEN, NO PHONE. The falling pages wind down on ONE GO — the title lifts away, the pages thin out, the last one blows off — and the calendar lands: JUNE · YEAR 5, the morning after. On her verse-two line the calendar docks and her phone rises (one GO, plays out): the Memories notification she ignores, Messages, his thread — days of her asking, a Thursday of silence — and she types her text and SENDS. Delivered → READ 9:44. His typing bubble rises. It stops. Then she opens the Memories: four cards, four years, and she drifts back up to the bear — the last image — until the cutoff takes the phone away.</w:t>
+      </w:r>
+    </w:p>
+    <w:p>
+      <w:pPr>
+        <w:keepNext/>
+        <w:pBdr>
+          <w:top w:val="single" w:color="d8d2c2" w:sz="4"/>
+        </w:pBdr>
+        <w:spacing w:before="200" w:after="40"/>
+      </w:pPr>
+      <w:r>
+        <w:rPr>
+          <w:b/>
+          <w:bCs/>
+          <w:color w:val="1a1d26"/>
+          <w:sz w:val="22"/>
+          <w:szCs w:val="22"/>
+          <w:rFonts w:ascii="Courier New" w:cs="Courier New" w:eastAsia="Courier New" w:hAnsi="Courier New"/>
+        </w:rPr>
+        <w:t xml:space="preserve">1.0</w:t>
+      </w:r>
+      <w:r>
+        <w:rPr>
+          <w:color w:val="2a5db0"/>
+          <w:sz w:val="17"/>
+          <w:szCs w:val="17"/>
+          <w:rFonts w:ascii="Courier New" w:cs="Courier New" w:eastAsia="Courier New" w:hAnsi="Courier New"/>
+        </w:rPr>
+        <w:t xml:space="preserve">  SR · CATHY</w:t>
+      </w:r>
+      <w:r>
+        <w:rPr>
+          <w:i/>
+          <w:iCs/>
+          <w:color w:val="1a1d26"/>
+          <w:sz w:val="19"/>
+          <w:szCs w:val="19"/>
+          <w:rFonts w:ascii="Georgia" w:cs="Georgia" w:eastAsia="Georgia" w:hAnsi="Georgia"/>
+        </w:rPr>
+        <w:t xml:space="preserve">   —  HOUSE — the preshow performer is announced</w:t>
+      </w:r>
+    </w:p>
+    <w:p>
+      <w:pPr>
+        <w:keepNext/>
+        <w:spacing w:after="60"/>
+      </w:pPr>
+      <w:r>
+        <w:rPr>
+          <w:color w:val="3a3f4d"/>
+          <w:sz w:val="19"/>
+          <w:szCs w:val="19"/>
+          <w:rFonts w:ascii="Georgia" w:cs="Georgia" w:eastAsia="Georgia" w:hAnsi="Georgia"/>
+        </w:rPr>
+        <w:t xml:space="preserve">The pad turns to tonight’s preshow performer — the name the operator chose on the start screen, nothing else on the page. If NONE was chosen the title page simply stays up and this GO does nothing.</w:t>
+      </w:r>
+    </w:p>
+    <w:p>
+      <w:pPr>
+        <w:shd w:fill="faf3dc" w:val="clear"/>
+        <w:spacing w:before="30" w:after="14"/>
+      </w:pPr>
+      <w:r>
+        <w:rPr>
+          <w:b/>
+          <w:bCs/>
+          <w:color w:val="8a6d10"/>
+          <w:sz w:val="17"/>
+          <w:szCs w:val="17"/>
+          <w:rFonts w:ascii="Courier New" w:cs="Courier New" w:eastAsia="Courier New" w:hAnsi="Courier New"/>
+        </w:rPr>
+        <w:t xml:space="preserve">HOLD · </w:t>
+      </w:r>
+      <w:r>
+        <w:rPr>
+          <w:i/>
+          <w:iCs/>
+          <w:color w:val="8a6d10"/>
+          <w:sz w:val="18"/>
+          <w:szCs w:val="18"/>
+          <w:rFonts w:ascii="Georgia" w:cs="Georgia" w:eastAsia="Georgia" w:hAnsi="Georgia"/>
+        </w:rPr>
+        <w:t xml:space="preserve">Hold here through the preshow. The next GO tears this page for the top of the show.</w:t>
       </w:r>
     </w:p>
     <w:p>

--- a/L5Y-Cue-Bible.docx
+++ b/L5Y-Cue-Bible.docx
@@ -65,7 +65,7 @@
           <w:szCs w:val="19"/>
           <w:rFonts w:ascii="Georgia" w:cs="Georgia" w:eastAsia="Georgia" w:hAnsi="Georgia"/>
         </w:rPr>
-        <w:t xml:space="preserve">66 cues · 14 songs · generated from the live show build, so this document cannot drift from what the phones actually do</w:t>
+        <w:t xml:space="preserve">68 cues · 14 songs · generated from the live show build, so this document cannot drift from what the phones actually do</w:t>
       </w:r>
     </w:p>
     <w:p>
@@ -10108,7 +10108,7 @@
           <w:szCs w:val="18"/>
           <w:rFonts w:ascii="Courier New" w:cs="Courier New" w:eastAsia="Courier New" w:hAnsi="Courier New"/>
         </w:rPr>
-        <w:t xml:space="preserve">   BOTH SING · 4 FIRES</w:t>
+        <w:t xml:space="preserve">   BOTH SING · 6 FIRES</w:t>
       </w:r>
     </w:p>
     <w:p>
@@ -10640,7 +10640,188 @@
           <w:szCs w:val="19"/>
           <w:rFonts w:ascii="Georgia" w:cs="Georgia" w:eastAsia="Georgia" w:hAnsi="Georgia"/>
         </w:rPr>
-        <w:t xml:space="preserve">INTERMISSION: the calendar’s top page reads Intermission and holds, still, through the break; the first GO of Act Two (9.1) tears it off.</w:t>
+        <w:t xml:space="preserve">INTERMISSION: the torn band reads Intermission and holds, still, through the break.</w:t>
+      </w:r>
+    </w:p>
+    <w:p>
+      <w:pPr>
+        <w:keepNext/>
+        <w:spacing w:after="20"/>
+      </w:pPr>
+      <w:r>
+        <w:rPr>
+          <w:b/>
+          <w:bCs/>
+          <w:color w:val="6b7280"/>
+          <w:sz w:val="16"/>
+          <w:szCs w:val="16"/>
+          <w:rFonts w:ascii="Courier New" w:cs="Courier New" w:eastAsia="Courier New" w:hAnsi="Courier New"/>
+        </w:rPr>
+        <w:t xml:space="preserve">ON SCREEN</w:t>
+      </w:r>
+    </w:p>
+    <w:p>
+      <w:pPr>
+        <w:spacing w:after="14"/>
+        <w:ind w:left="280"/>
+      </w:pPr>
+      <w:r>
+        <w:rPr>
+          <w:b/>
+          <w:bCs/>
+          <w:color w:val="1a1d26"/>
+          <w:sz w:val="18"/>
+          <w:szCs w:val="18"/>
+          <w:rFonts w:ascii="Courier New" w:cs="Courier New" w:eastAsia="Courier New" w:hAnsi="Courier New"/>
+        </w:rPr>
+        <w:t xml:space="preserve">INTERMISSION CARD — </w:t>
+      </w:r>
+      <w:r>
+        <w:rPr>
+          <w:color w:val="1a1d26"/>
+          <w:sz w:val="18"/>
+          <w:szCs w:val="18"/>
+          <w:rFonts w:ascii="Courier New" w:cs="Courier New" w:eastAsia="Courier New" w:hAnsi="Courier New"/>
+        </w:rPr>
+        <w:t xml:space="preserve">the house sees “Intermission”; it holds until Act Two’s first GO</w:t>
+      </w:r>
+    </w:p>
+    <w:p>
+      <w:pPr>
+        <w:keepNext/>
+        <w:pBdr>
+          <w:top w:val="single" w:color="d8d2c2" w:sz="4"/>
+        </w:pBdr>
+        <w:spacing w:before="200" w:after="40"/>
+      </w:pPr>
+      <w:r>
+        <w:rPr>
+          <w:b/>
+          <w:bCs/>
+          <w:color w:val="1a1d26"/>
+          <w:sz w:val="22"/>
+          <w:szCs w:val="22"/>
+          <w:rFonts w:ascii="Courier New" w:cs="Courier New" w:eastAsia="Courier New" w:hAnsi="Courier New"/>
+        </w:rPr>
+        <w:t xml:space="preserve">8.5</w:t>
+      </w:r>
+      <w:r>
+        <w:rPr>
+          <w:color w:val="2a5db0"/>
+          <w:sz w:val="17"/>
+          <w:szCs w:val="17"/>
+          <w:rFonts w:ascii="Courier New" w:cs="Courier New" w:eastAsia="Courier New" w:hAnsi="Courier New"/>
+        </w:rPr>
+        <w:t xml:space="preserve">  BOTH · CATHY</w:t>
+      </w:r>
+      <w:r>
+        <w:rPr>
+          <w:i/>
+          <w:iCs/>
+          <w:color w:val="1a1d26"/>
+          <w:sz w:val="19"/>
+          <w:szCs w:val="19"/>
+          <w:rFonts w:ascii="Georgia" w:cs="Georgia" w:eastAsia="Georgia" w:hAnsi="Georgia"/>
+        </w:rPr>
+        <w:t xml:space="preserve">   —  THE MONEY MINUTE — the speaker picks up the handheld mic</w:t>
+      </w:r>
+    </w:p>
+    <w:p>
+      <w:pPr>
+        <w:keepNext/>
+        <w:spacing w:after="60"/>
+      </w:pPr>
+      <w:r>
+        <w:rPr>
+          <w:color w:val="3a3f4d"/>
+          <w:sz w:val="19"/>
+          <w:szCs w:val="19"/>
+          <w:rFonts w:ascii="Georgia" w:cs="Georgia" w:eastAsia="Georgia" w:hAnsi="Georgia"/>
+        </w:rPr>
+        <w:t xml:space="preserve">THE NEXT 5 YEARS: the pad turns to the fundraising card — the words over Redline’s QR code, printed on the paper. No grit on the code; it has to scan from the house.</w:t>
+      </w:r>
+    </w:p>
+    <w:p>
+      <w:pPr>
+        <w:shd w:fill="faf3dc" w:val="clear"/>
+        <w:spacing w:before="30" w:after="14"/>
+      </w:pPr>
+      <w:r>
+        <w:rPr>
+          <w:b/>
+          <w:bCs/>
+          <w:color w:val="8a6d10"/>
+          <w:sz w:val="17"/>
+          <w:szCs w:val="17"/>
+          <w:rFonts w:ascii="Courier New" w:cs="Courier New" w:eastAsia="Courier New" w:hAnsi="Courier New"/>
+        </w:rPr>
+        <w:t xml:space="preserve">HOLD · </w:t>
+      </w:r>
+      <w:r>
+        <w:rPr>
+          <w:i/>
+          <w:iCs/>
+          <w:color w:val="8a6d10"/>
+          <w:sz w:val="18"/>
+          <w:szCs w:val="18"/>
+          <w:rFonts w:ascii="Georgia" w:cs="Georgia" w:eastAsia="Georgia" w:hAnsi="Georgia"/>
+        </w:rPr>
+        <w:t xml:space="preserve">Holds for the whole ask. The next GO puts the break back.</w:t>
+      </w:r>
+    </w:p>
+    <w:p>
+      <w:pPr>
+        <w:keepNext/>
+        <w:pBdr>
+          <w:top w:val="single" w:color="d8d2c2" w:sz="4"/>
+        </w:pBdr>
+        <w:spacing w:before="200" w:after="40"/>
+      </w:pPr>
+      <w:r>
+        <w:rPr>
+          <w:b/>
+          <w:bCs/>
+          <w:color w:val="1a1d26"/>
+          <w:sz w:val="22"/>
+          <w:szCs w:val="22"/>
+          <w:rFonts w:ascii="Courier New" w:cs="Courier New" w:eastAsia="Courier New" w:hAnsi="Courier New"/>
+        </w:rPr>
+        <w:t xml:space="preserve">8.6</w:t>
+      </w:r>
+      <w:r>
+        <w:rPr>
+          <w:color w:val="2a5db0"/>
+          <w:sz w:val="17"/>
+          <w:szCs w:val="17"/>
+          <w:rFonts w:ascii="Courier New" w:cs="Courier New" w:eastAsia="Courier New" w:hAnsi="Courier New"/>
+        </w:rPr>
+        <w:t xml:space="preserve">  BOTH · CATHY</w:t>
+      </w:r>
+      <w:r>
+        <w:rPr>
+          <w:i/>
+          <w:iCs/>
+          <w:color w:val="1a1d26"/>
+          <w:sz w:val="19"/>
+          <w:szCs w:val="19"/>
+          <w:rFonts w:ascii="Georgia" w:cs="Georgia" w:eastAsia="Georgia" w:hAnsi="Georgia"/>
+        </w:rPr>
+        <w:t xml:space="preserve">   —  THE ASK IS OVER — the mic goes down</w:t>
+      </w:r>
+    </w:p>
+    <w:p>
+      <w:pPr>
+        <w:keepNext/>
+        <w:spacing w:after="60"/>
+      </w:pPr>
+      <w:r>
+        <w:rPr>
+          <w:color w:val="3a3f4d"/>
+          <w:sz w:val="19"/>
+          <w:szCs w:val="19"/>
+          <w:rFonts w:ascii="Georgia" w:cs="Georgia" w:eastAsia="Georgia" w:hAnsi="Georgia"/>
+        </w:rPr>
+        <w:t xml:space="preserve">Back to Intermission: the same torn band as before, still, until the first GO of Act Two (9.1) tears it off.</w:t>
       </w:r>
     </w:p>
     <w:p>

--- a/L5Y-Cue-Bible.docx
+++ b/L5Y-Cue-Bible.docx
@@ -65,7 +65,7 @@
           <w:szCs w:val="19"/>
           <w:rFonts w:ascii="Georgia" w:cs="Georgia" w:eastAsia="Georgia" w:hAnsi="Georgia"/>
         </w:rPr>
-        <w:t xml:space="preserve">68 cues · 14 songs · generated from the live show build, so this document cannot drift from what the phones actually do</w:t>
+        <w:t xml:space="preserve">69 cues · 14 songs · generated from the live show build, so this document cannot drift from what the phones actually do</w:t>
       </w:r>
     </w:p>
     <w:p>
@@ -133,7 +133,7 @@
           <w:szCs w:val="18"/>
           <w:rFonts w:ascii="Courier New" w:cs="Courier New" w:eastAsia="Courier New" w:hAnsi="Courier New"/>
         </w:rPr>
-        <w:t xml:space="preserve">   CATHY SINGS · 8 FIRES</w:t>
+        <w:t xml:space="preserve">   CATHY SINGS · 9 FIRES</w:t>
       </w:r>
     </w:p>
     <w:p>
@@ -168,7 +168,7 @@
           <w:szCs w:val="22"/>
           <w:rFonts w:ascii="Courier New" w:cs="Courier New" w:eastAsia="Courier New" w:hAnsi="Courier New"/>
         </w:rPr>
-        <w:t xml:space="preserve">1.0</w:t>
+        <w:t xml:space="preserve">1.0a</w:t>
       </w:r>
       <w:r>
         <w:rPr>
@@ -203,7 +203,7 @@
           <w:szCs w:val="19"/>
           <w:rFonts w:ascii="Georgia" w:cs="Georgia" w:eastAsia="Georgia" w:hAnsi="Georgia"/>
         </w:rPr>
-        <w:t xml:space="preserve">The pad turns to tonight’s preshow performer — the name the operator chose on the start screen, nothing else on the page. If NONE was chosen the title page simply stays up and this GO does nothing.</w:t>
+        <w:t xml:space="preserve">The pad turns to tonight’s preshow performer — the name the operator chose on the start screen, nothing else on the page, the photographs still landing behind it. If NONE was chosen the title card simply stays up and this GO does nothing.</w:t>
       </w:r>
     </w:p>
     <w:p>
@@ -231,7 +231,90 @@
           <w:szCs w:val="18"/>
           <w:rFonts w:ascii="Georgia" w:cs="Georgia" w:eastAsia="Georgia" w:hAnsi="Georgia"/>
         </w:rPr>
-        <w:t xml:space="preserve">Hold here through the preshow. The next GO tears this page for the top of the show.</w:t>
+        <w:t xml:space="preserve">Hold here for the whole preshow set.</w:t>
+      </w:r>
+    </w:p>
+    <w:p>
+      <w:pPr>
+        <w:keepNext/>
+        <w:pBdr>
+          <w:top w:val="single" w:color="d8d2c2" w:sz="4"/>
+        </w:pBdr>
+        <w:spacing w:before="200" w:after="40"/>
+      </w:pPr>
+      <w:r>
+        <w:rPr>
+          <w:b/>
+          <w:bCs/>
+          <w:color w:val="1a1d26"/>
+          <w:sz w:val="22"/>
+          <w:szCs w:val="22"/>
+          <w:rFonts w:ascii="Courier New" w:cs="Courier New" w:eastAsia="Courier New" w:hAnsi="Courier New"/>
+        </w:rPr>
+        <w:t xml:space="preserve">1.0b</w:t>
+      </w:r>
+      <w:r>
+        <w:rPr>
+          <w:color w:val="2a5db0"/>
+          <w:sz w:val="17"/>
+          <w:szCs w:val="17"/>
+          <w:rFonts w:ascii="Courier New" w:cs="Courier New" w:eastAsia="Courier New" w:hAnsi="Courier New"/>
+        </w:rPr>
+        <w:t xml:space="preserve">  SR · CATHY</w:t>
+      </w:r>
+      <w:r>
+        <w:rPr>
+          <w:i/>
+          <w:iCs/>
+          <w:color w:val="1a1d26"/>
+          <w:sz w:val="19"/>
+          <w:szCs w:val="19"/>
+          <w:rFonts w:ascii="Georgia" w:cs="Georgia" w:eastAsia="Georgia" w:hAnsi="Georgia"/>
+        </w:rPr>
+        <w:t xml:space="preserve">   —  THE PRESHOW SET IS OVER — the performer is off</w:t>
+      </w:r>
+    </w:p>
+    <w:p>
+      <w:pPr>
+        <w:keepNext/>
+        <w:spacing w:after="60"/>
+      </w:pPr>
+      <w:r>
+        <w:rPr>
+          <w:color w:val="3a3f4d"/>
+          <w:sz w:val="19"/>
+          <w:szCs w:val="19"/>
+          <w:rFonts w:ascii="Georgia" w:cs="Georgia" w:eastAsia="Georgia" w:hAnsi="Georgia"/>
+        </w:rPr>
+        <w:t xml:space="preserve">Back to the title card and the photographs, for the rest of the house. The show does NOT start on this GO.</w:t>
+      </w:r>
+    </w:p>
+    <w:p>
+      <w:pPr>
+        <w:shd w:fill="faf3dc" w:val="clear"/>
+        <w:spacing w:before="30" w:after="14"/>
+      </w:pPr>
+      <w:r>
+        <w:rPr>
+          <w:b/>
+          <w:bCs/>
+          <w:color w:val="8a6d10"/>
+          <w:sz w:val="17"/>
+          <w:szCs w:val="17"/>
+          <w:rFonts w:ascii="Courier New" w:cs="Courier New" w:eastAsia="Courier New" w:hAnsi="Courier New"/>
+        </w:rPr>
+        <w:t xml:space="preserve">HOLD · </w:t>
+      </w:r>
+      <w:r>
+        <w:rPr>
+          <w:i/>
+          <w:iCs/>
+          <w:color w:val="8a6d10"/>
+          <w:sz w:val="18"/>
+          <w:szCs w:val="18"/>
+          <w:rFonts w:ascii="Georgia" w:cs="Georgia" w:eastAsia="Georgia" w:hAnsi="Georgia"/>
+        </w:rPr>
+        <w:t xml:space="preserve">Hold until places. The next GO is the top of the show.</w:t>
       </w:r>
     </w:p>
     <w:p>

--- a/L5Y-Cue-Bible.docx
+++ b/L5Y-Cue-Bible.docx
@@ -65,7 +65,7 @@
           <w:szCs w:val="19"/>
           <w:rFonts w:ascii="Georgia" w:cs="Georgia" w:eastAsia="Georgia" w:hAnsi="Georgia"/>
         </w:rPr>
-        <w:t xml:space="preserve">69 cues · 14 songs · generated from the live show build, so this document cannot drift from what the phones actually do</w:t>
+        <w:t xml:space="preserve">68 cues · 14 songs · generated from the live show build, so this document cannot drift from what the phones actually do</w:t>
       </w:r>
     </w:p>
     <w:p>
@@ -9159,7 +9159,7 @@
           <w:szCs w:val="18"/>
           <w:rFonts w:ascii="Courier New" w:cs="Courier New" w:eastAsia="Courier New" w:hAnsi="Courier New"/>
         </w:rPr>
-        <w:t xml:space="preserve">   JAMIE SINGS · 2 FIRES</w:t>
+        <w:t xml:space="preserve">   JAMIE SINGS · 1 FIRES</w:t>
       </w:r>
     </w:p>
     <w:p>
@@ -9203,7 +9203,7 @@
           <w:szCs w:val="17"/>
           <w:rFonts w:ascii="Courier New" w:cs="Courier New" w:eastAsia="Courier New" w:hAnsi="Courier New"/>
         </w:rPr>
-        <w:t xml:space="preserve">  SL · JAMIE · Lock screen</w:t>
+        <w:t xml:space="preserve">  SL · JAMIE</w:t>
       </w:r>
       <w:r>
         <w:rPr>
@@ -9229,7 +9229,7 @@
           <w:szCs w:val="19"/>
           <w:rFonts w:ascii="Georgia" w:cs="Georgia" w:eastAsia="Georgia" w:hAnsi="Georgia"/>
         </w:rPr>
-        <w:t xml:space="preserve">The calendar rolls BACK — MARCH · YEAR 4 → DECEMBER · YEAR 2 — and docks; his phone rises, locked, the Christmas wallpaper (M23). No animations: the phone keeps the season for the whole song.</w:t>
+        <w:t xml:space="preserve">CALENDAR ONLY (David, Sept 20 — the phone is cut from Schmuel). The pages roll BACK, MARCH · YEAR 4 → DECEMBER · YEAR 2, and the date holds center-stage for the whole song. No phone, no wallpaper.</w:t>
       </w:r>
     </w:p>
     <w:p>
@@ -9263,6 +9263,32 @@
           <w:szCs w:val="18"/>
           <w:rFonts w:ascii="Courier New" w:cs="Courier New" w:eastAsia="Courier New" w:hAnsi="Courier New"/>
         </w:rPr>
+        <w:t xml:space="preserve">PHONE AWAY — </w:t>
+      </w:r>
+      <w:r>
+        <w:rPr>
+          <w:color w:val="1a1d26"/>
+          <w:sz w:val="18"/>
+          <w:szCs w:val="18"/>
+          <w:rFonts w:ascii="Courier New" w:cs="Courier New" w:eastAsia="Courier New" w:hAnsi="Courier New"/>
+        </w:rPr>
+        <w:t xml:space="preserve">the phone drops; the calendar returns to center-stage</w:t>
+      </w:r>
+    </w:p>
+    <w:p>
+      <w:pPr>
+        <w:spacing w:after="14"/>
+        <w:ind w:left="280"/>
+      </w:pPr>
+      <w:r>
+        <w:rPr>
+          <w:b/>
+          <w:bCs/>
+          <w:color w:val="1a1d26"/>
+          <w:sz w:val="18"/>
+          <w:szCs w:val="18"/>
+          <w:rFonts w:ascii="Courier New" w:cs="Courier New" w:eastAsia="Courier New" w:hAnsi="Courier New"/>
+        </w:rPr>
         <w:t xml:space="preserve">TIME → </w:t>
       </w:r>
       <w:r>
@@ -9303,32 +9329,6 @@
     </w:p>
     <w:p>
       <w:pPr>
-        <w:spacing w:after="14"/>
-        <w:ind w:left="280"/>
-      </w:pPr>
-      <w:r>
-        <w:rPr>
-          <w:b/>
-          <w:bCs/>
-          <w:color w:val="1a1d26"/>
-          <w:sz w:val="18"/>
-          <w:szCs w:val="18"/>
-          <w:rFonts w:ascii="Courier New" w:cs="Courier New" w:eastAsia="Courier New" w:hAnsi="Courier New"/>
-        </w:rPr>
-        <w:t xml:space="preserve">WALLPAPER — </w:t>
-      </w:r>
-      <w:r>
-        <w:rPr>
-          <w:color w:val="1a1d26"/>
-          <w:sz w:val="18"/>
-          <w:szCs w:val="18"/>
-          <w:rFonts w:ascii="Courier New" w:cs="Courier New" w:eastAsia="Courier New" w:hAnsi="Courier New"/>
-        </w:rPr>
-        <w:t xml:space="preserve">M23 — Christmas tree lights</w:t>
-      </w:r>
-    </w:p>
-    <w:p>
-      <w:pPr>
         <w:keepNext/>
         <w:spacing w:before="30" w:after="20"/>
       </w:pPr>
@@ -9356,194 +9356,67 @@
           <w:szCs w:val="18"/>
           <w:rFonts w:ascii="Georgia" w:cs="Georgia" w:eastAsia="Georgia" w:hAnsi="Georgia"/>
         </w:rPr>
-        <w:t xml:space="preserve">the iPhone shell appears — JAMIE’s screen</w:t>
-      </w:r>
-    </w:p>
-    <w:p>
-      <w:pPr>
+        <w:t xml:space="preserve">the device drops; the calendar takes center-stage (never black — true black is the curtain only)</w:t>
+      </w:r>
+    </w:p>
+    <w:p>
+      <w:pPr>
+        <w:keepNext/>
+        <w:spacing w:before="26" w:after="20"/>
+      </w:pPr>
+      <w:r>
+        <w:rPr>
+          <w:b/>
+          <w:bCs/>
+          <w:color w:val="6b7280"/>
+          <w:sz w:val="16"/>
+          <w:szCs w:val="16"/>
+          <w:rFonts w:ascii="Courier New" w:cs="Courier New" w:eastAsia="Courier New" w:hAnsi="Courier New"/>
+        </w:rPr>
+        <w:t xml:space="preserve">SOUND</w:t>
+      </w:r>
+    </w:p>
+    <w:p>
+      <w:pPr>
+        <w:spacing w:after="14"/>
+        <w:ind w:left="280"/>
+      </w:pPr>
+      <w:r>
+        <w:rPr>
+          <w:color w:val="6a5a20"/>
+          <w:sz w:val="18"/>
+          <w:szCs w:val="18"/>
+          <w:rFonts w:ascii="Georgia" w:cs="Georgia" w:eastAsia="Georgia" w:hAnsi="Georgia"/>
+        </w:rPr>
+        <w:t xml:space="preserve">room tone out</w:t>
+      </w:r>
+    </w:p>
+    <w:p>
+      <w:pPr>
+        <w:shd w:fill="faf3dc" w:val="clear"/>
         <w:spacing w:before="30" w:after="14"/>
       </w:pPr>
       <w:r>
         <w:rPr>
           <w:b/>
           <w:bCs/>
-          <w:color w:val="6b7280"/>
-          <w:sz w:val="16"/>
-          <w:szCs w:val="16"/>
-          <w:rFonts w:ascii="Courier New" w:cs="Courier New" w:eastAsia="Courier New" w:hAnsi="Courier New"/>
-        </w:rPr>
-        <w:t xml:space="preserve">PHONES  </w:t>
-      </w:r>
-      <w:r>
-        <w:rPr>
-          <w:color w:val="6b7280"/>
+          <w:color w:val="8a6d10"/>
           <w:sz w:val="17"/>
           <w:szCs w:val="17"/>
           <w:rFonts w:ascii="Courier New" w:cs="Courier New" w:eastAsia="Courier New" w:hAnsi="Courier New"/>
         </w:rPr>
-        <w:t xml:space="preserve">SL = Lock screen  ·  stamp “their second Christmas”  ·  clock 9:12</w:t>
-      </w:r>
-    </w:p>
-    <w:p>
-      <w:pPr>
-        <w:keepNext/>
-        <w:pBdr>
-          <w:top w:val="single" w:color="d8d2c2" w:sz="4"/>
-        </w:pBdr>
-        <w:spacing w:before="200" w:after="40"/>
-      </w:pPr>
-      <w:r>
-        <w:rPr>
-          <w:b/>
-          <w:bCs/>
-          <w:color w:val="1a1d26"/>
-          <w:sz w:val="22"/>
-          <w:szCs w:val="22"/>
-          <w:rFonts w:ascii="Courier New" w:cs="Courier New" w:eastAsia="Courier New" w:hAnsi="Courier New"/>
-        </w:rPr>
-        <w:t xml:space="preserve">6.2</w:t>
-      </w:r>
-      <w:r>
-        <w:rPr>
-          <w:color w:val="2a5db0"/>
-          <w:sz w:val="17"/>
-          <w:szCs w:val="17"/>
-          <w:rFonts w:ascii="Courier New" w:cs="Courier New" w:eastAsia="Courier New" w:hAnsi="Courier New"/>
-        </w:rPr>
-        <w:t xml:space="preserve">  SL · JAMIE</w:t>
+        <w:t xml:space="preserve">HOLD · </w:t>
       </w:r>
       <w:r>
         <w:rPr>
           <w:i/>
           <w:iCs/>
-          <w:color w:val="1a1d26"/>
-          <w:sz w:val="19"/>
-          <w:szCs w:val="19"/>
-          <w:rFonts w:ascii="Georgia" w:cs="Georgia" w:eastAsia="Georgia" w:hAnsi="Georgia"/>
-        </w:rPr>
-        <w:t xml:space="preserve">   —  FINAL CHORD — after the watch, the last note</w:t>
-      </w:r>
-    </w:p>
-    <w:p>
-      <w:pPr>
-        <w:keepNext/>
-        <w:spacing w:after="60"/>
-      </w:pPr>
-      <w:r>
-        <w:rPr>
-          <w:color w:val="3a3f4d"/>
-          <w:sz w:val="19"/>
-          <w:szCs w:val="19"/>
-          <w:rFonts w:ascii="Georgia" w:cs="Georgia" w:eastAsia="Georgia" w:hAnsi="Georgia"/>
-        </w:rPr>
-        <w:t xml:space="preserve">The phone drops; DECEMBER · YEAR 2 holds center.</w:t>
-      </w:r>
-    </w:p>
-    <w:p>
-      <w:pPr>
-        <w:keepNext/>
-        <w:spacing w:after="20"/>
-      </w:pPr>
-      <w:r>
-        <w:rPr>
-          <w:b/>
-          <w:bCs/>
-          <w:color w:val="6b7280"/>
-          <w:sz w:val="16"/>
-          <w:szCs w:val="16"/>
-          <w:rFonts w:ascii="Courier New" w:cs="Courier New" w:eastAsia="Courier New" w:hAnsi="Courier New"/>
-        </w:rPr>
-        <w:t xml:space="preserve">ON SCREEN</w:t>
-      </w:r>
-    </w:p>
-    <w:p>
-      <w:pPr>
-        <w:spacing w:after="14"/>
-        <w:ind w:left="280"/>
-      </w:pPr>
-      <w:r>
-        <w:rPr>
-          <w:b/>
-          <w:bCs/>
-          <w:color w:val="1a1d26"/>
-          <w:sz w:val="18"/>
-          <w:szCs w:val="18"/>
-          <w:rFonts w:ascii="Courier New" w:cs="Courier New" w:eastAsia="Courier New" w:hAnsi="Courier New"/>
-        </w:rPr>
-        <w:t xml:space="preserve">PHONE AWAY — </w:t>
-      </w:r>
-      <w:r>
-        <w:rPr>
-          <w:color w:val="1a1d26"/>
-          <w:sz w:val="18"/>
-          <w:szCs w:val="18"/>
-          <w:rFonts w:ascii="Courier New" w:cs="Courier New" w:eastAsia="Courier New" w:hAnsi="Courier New"/>
-        </w:rPr>
-        <w:t xml:space="preserve">the phone drops; the calendar returns to center-stage</w:t>
-      </w:r>
-    </w:p>
-    <w:p>
-      <w:pPr>
-        <w:keepNext/>
-        <w:spacing w:before="30" w:after="20"/>
-      </w:pPr>
-      <w:r>
-        <w:rPr>
-          <w:b/>
-          <w:bCs/>
-          <w:color w:val="6b7280"/>
-          <w:sz w:val="16"/>
-          <w:szCs w:val="16"/>
-          <w:rFonts w:ascii="Courier New" w:cs="Courier New" w:eastAsia="Courier New" w:hAnsi="Courier New"/>
-        </w:rPr>
-        <w:t xml:space="preserve">PLAYS</w:t>
-      </w:r>
-    </w:p>
-    <w:p>
-      <w:pPr>
-        <w:spacing w:after="14"/>
-        <w:ind w:left="280"/>
-      </w:pPr>
-      <w:r>
-        <w:rPr>
-          <w:color w:val="3a3f4d"/>
-          <w:sz w:val="18"/>
-          <w:szCs w:val="18"/>
-          <w:rFonts w:ascii="Georgia" w:cs="Georgia" w:eastAsia="Georgia" w:hAnsi="Georgia"/>
-        </w:rPr>
-        <w:t xml:space="preserve">the device drops; the calendar takes center-stage (never black — true black is the curtain only)</w:t>
-      </w:r>
-    </w:p>
-    <w:p>
-      <w:pPr>
-        <w:keepNext/>
-        <w:spacing w:before="26" w:after="20"/>
-      </w:pPr>
-      <w:r>
-        <w:rPr>
-          <w:b/>
-          <w:bCs/>
-          <w:color w:val="6b7280"/>
-          <w:sz w:val="16"/>
-          <w:szCs w:val="16"/>
-          <w:rFonts w:ascii="Courier New" w:cs="Courier New" w:eastAsia="Courier New" w:hAnsi="Courier New"/>
-        </w:rPr>
-        <w:t xml:space="preserve">SOUND</w:t>
-      </w:r>
-    </w:p>
-    <w:p>
-      <w:pPr>
-        <w:spacing w:after="14"/>
-        <w:ind w:left="280"/>
-      </w:pPr>
-      <w:r>
-        <w:rPr>
-          <w:color w:val="6a5a20"/>
-          <w:sz w:val="18"/>
-          <w:szCs w:val="18"/>
-          <w:rFonts w:ascii="Georgia" w:cs="Georgia" w:eastAsia="Georgia" w:hAnsi="Georgia"/>
-        </w:rPr>
-        <w:t xml:space="preserve">room tone out</w:t>
+          <w:color w:val="8a6d10"/>
+          <w:sz w:val="18"/>
+          <w:szCs w:val="18"/>
+          <w:rFonts w:ascii="Georgia" w:cs="Georgia" w:eastAsia="Georgia" w:hAnsi="Georgia"/>
+        </w:rPr>
+        <w:t xml:space="preserve">Nothing else fires in this song. The next GO is the top of song 7.</w:t>
       </w:r>
     </w:p>
     <w:p>

--- a/L5Y-Cue-Bible.docx
+++ b/L5Y-Cue-Bible.docx
@@ -10229,7 +10229,7 @@
           <w:szCs w:val="18"/>
           <w:rFonts w:ascii="Courier New" w:cs="Courier New" w:eastAsia="Courier New" w:hAnsi="Courier New"/>
         </w:rPr>
-        <w:t xml:space="preserve">“the rowboat”</w:t>
+        <w:t xml:space="preserve">“the engagement”</w:t>
       </w:r>
     </w:p>
     <w:p>
@@ -10541,7 +10541,7 @@
           <w:szCs w:val="18"/>
           <w:rFonts w:ascii="Courier New" w:cs="Courier New" w:eastAsia="Courier New" w:hAnsi="Courier New"/>
         </w:rPr>
-        <w:t xml:space="preserve">“the rowboat”</w:t>
+        <w:t xml:space="preserve">“the engagement”</w:t>
       </w:r>
     </w:p>
     <w:p>
@@ -12276,7 +12276,33 @@
           <w:szCs w:val="18"/>
           <w:rFonts w:ascii="Courier New" w:cs="Courier New" w:eastAsia="Courier New" w:hAnsi="Courier New"/>
         </w:rPr>
-        <w:t xml:space="preserve">NOTIFICATION — Mail · Casting Networks (8:14 AM): </w:t>
+        <w:t xml:space="preserve">  … a beat (auto-timed, </w:t>
+      </w:r>
+      <w:r>
+        <w:rPr>
+          <w:color w:val="1a1d26"/>
+          <w:sz w:val="18"/>
+          <w:szCs w:val="18"/>
+          <w:rFonts w:ascii="Courier New" w:cs="Courier New" w:eastAsia="Courier New" w:hAnsi="Courier New"/>
+        </w:rPr>
+        <w:t xml:space="preserve">0.7 s)</w:t>
+      </w:r>
+    </w:p>
+    <w:p>
+      <w:pPr>
+        <w:spacing w:after="14"/>
+        <w:ind w:left="280"/>
+      </w:pPr>
+      <w:r>
+        <w:rPr>
+          <w:b/>
+          <w:bCs/>
+          <w:color w:val="1a1d26"/>
+          <w:sz w:val="18"/>
+          <w:szCs w:val="18"/>
+          <w:rFonts w:ascii="Courier New" w:cs="Courier New" w:eastAsia="Courier New" w:hAnsi="Courier New"/>
+        </w:rPr>
+        <w:t xml:space="preserve">NOTIFICATION — Mail · Casting Networks (now): </w:t>
       </w:r>
       <w:r>
         <w:rPr>
@@ -12311,7 +12337,7 @@
           <w:szCs w:val="18"/>
           <w:rFonts w:ascii="Courier New" w:cs="Courier New" w:eastAsia="Courier New" w:hAnsi="Courier New"/>
         </w:rPr>
-        <w:t xml:space="preserve">1.1 s)</w:t>
+        <w:t xml:space="preserve">3.0 s)</w:t>
       </w:r>
     </w:p>
     <w:p>
@@ -12956,7 +12982,7 @@
           <w:szCs w:val="17"/>
           <w:rFonts w:ascii="Courier New" w:cs="Courier New" w:eastAsia="Courier New" w:hAnsi="Courier New"/>
         </w:rPr>
-        <w:t xml:space="preserve">  SR · CATHY · Messages</w:t>
+        <w:t xml:space="preserve">  SR · CATHY · Lock screen</w:t>
       </w:r>
       <w:r>
         <w:rPr>
@@ -12982,7 +13008,7 @@
           <w:szCs w:val="19"/>
           <w:rFonts w:ascii="Georgia" w:cs="Georgia" w:eastAsia="Georgia" w:hAnsi="Georgia"/>
         </w:rPr>
-        <w:t xml:space="preserve">FLASHBACK, AUTO-PLAYS from this GO. The pages settle BACK three months — FEBRUARY → NOVEMBER · YEAR 3 — and dock; her phone rises: a text from him, long and thoughtful, the night before an earlier callback. She opens it; the thread shows the man he was three months ago.</w:t>
+        <w:t xml:space="preserve">FLASHBACK, AUTO-PLAYS from this GO. The pages settle BACK three months — FEBRUARY → NOVEMBER · YEAR 3 — and dock; her phone rises, LOCKED, and his paragraph lands on the lock screen and stays there. She never unlocks it (David, Sept 20 — the unlock is cut); the words are the whole point, so the card simply holds long enough to read every line.</w:t>
       </w:r>
     </w:p>
     <w:p>
@@ -13129,188 +13155,7 @@
           <w:szCs w:val="18"/>
           <w:rFonts w:ascii="Courier New" w:cs="Courier New" w:eastAsia="Courier New" w:hAnsi="Courier New"/>
         </w:rPr>
-        <w:t xml:space="preserve">4.2 s)</w:t>
-      </w:r>
-    </w:p>
-    <w:p>
-      <w:pPr>
-        <w:spacing w:after="14"/>
-        <w:ind w:left="280"/>
-      </w:pPr>
-      <w:r>
-        <w:rPr>
-          <w:b/>
-          <w:bCs/>
-          <w:color w:val="1a1d26"/>
-          <w:sz w:val="18"/>
-          <w:szCs w:val="18"/>
-          <w:rFonts w:ascii="Courier New" w:cs="Courier New" w:eastAsia="Courier New" w:hAnsi="Courier New"/>
-        </w:rPr>
-        <w:t xml:space="preserve">THREAD HISTORY — loads whole with the thread: </w:t>
-      </w:r>
-      <w:r>
-        <w:rPr>
-          <w:color w:val="1a1d26"/>
-          <w:sz w:val="18"/>
-          <w:szCs w:val="18"/>
-          <w:rFonts w:ascii="Courier New" w:cs="Courier New" w:eastAsia="Courier New" w:hAnsi="Courier New"/>
-        </w:rPr>
-      </w:r>
-    </w:p>
-    <w:p>
-      <w:pPr>
-        <w:spacing w:after="14"/>
-        <w:ind w:left="280"/>
-      </w:pPr>
-      <w:r>
-        <w:rPr>
-          <w:b/>
-          <w:bCs/>
-          <w:color w:val="1a1d26"/>
-          <w:sz w:val="18"/>
-          <w:szCs w:val="18"/>
-          <w:rFonts w:ascii="Courier New" w:cs="Courier New" w:eastAsia="Courier New" w:hAnsi="Courier New"/>
-        </w:rPr>
-        <w:t xml:space="preserve">   — </w:t>
-      </w:r>
-      <w:r>
-        <w:rPr>
-          <w:color w:val="1a1d26"/>
-          <w:sz w:val="18"/>
-          <w:szCs w:val="18"/>
-          <w:rFonts w:ascii="Courier New" w:cs="Courier New" w:eastAsia="Courier New" w:hAnsi="Courier New"/>
-        </w:rPr>
-        <w:t xml:space="preserve">Tuesday · 8:15 PM</w:t>
-      </w:r>
-    </w:p>
-    <w:p>
-      <w:pPr>
-        <w:spacing w:after="14"/>
-        <w:ind w:left="280"/>
-      </w:pPr>
-      <w:r>
-        <w:rPr>
-          <w:b/>
-          <w:bCs/>
-          <w:color w:val="1a1d26"/>
-          <w:sz w:val="18"/>
-          <w:szCs w:val="18"/>
-          <w:rFonts w:ascii="Courier New" w:cs="Courier New" w:eastAsia="Courier New" w:hAnsi="Courier New"/>
-        </w:rPr>
-        <w:t xml:space="preserve">   SENT (blue): </w:t>
-      </w:r>
-      <w:r>
-        <w:rPr>
-          <w:color w:val="1a1d26"/>
-          <w:sz w:val="18"/>
-          <w:szCs w:val="18"/>
-          <w:rFonts w:ascii="Courier New" w:cs="Courier New" w:eastAsia="Courier New" w:hAnsi="Courier New"/>
-        </w:rPr>
-        <w:t xml:space="preserve">“callback thursday. 9am. help”</w:t>
-      </w:r>
-    </w:p>
-    <w:p>
-      <w:pPr>
-        <w:spacing w:after="14"/>
-        <w:ind w:left="280"/>
-      </w:pPr>
-      <w:r>
-        <w:rPr>
-          <w:b/>
-          <w:bCs/>
-          <w:color w:val="1a1d26"/>
-          <w:sz w:val="18"/>
-          <w:szCs w:val="18"/>
-          <w:rFonts w:ascii="Courier New" w:cs="Courier New" w:eastAsia="Courier New" w:hAnsi="Courier New"/>
-        </w:rPr>
-        <w:t xml:space="preserve">   RECEIVED (gray): </w:t>
-      </w:r>
-      <w:r>
-        <w:rPr>
-          <w:color w:val="1a1d26"/>
-          <w:sz w:val="18"/>
-          <w:szCs w:val="18"/>
-          <w:rFonts w:ascii="Courier New" w:cs="Courier New" w:eastAsia="Courier New" w:hAnsi="Courier New"/>
-        </w:rPr>
-        <w:t xml:space="preserve">“you’ve got this. what are you singing?”</w:t>
-      </w:r>
-    </w:p>
-    <w:p>
-      <w:pPr>
-        <w:spacing w:after="14"/>
-        <w:ind w:left="280"/>
-      </w:pPr>
-      <w:r>
-        <w:rPr>
-          <w:b/>
-          <w:bCs/>
-          <w:color w:val="1a1d26"/>
-          <w:sz w:val="18"/>
-          <w:szCs w:val="18"/>
-          <w:rFonts w:ascii="Courier New" w:cs="Courier New" w:eastAsia="Courier New" w:hAnsi="Courier New"/>
-        </w:rPr>
-        <w:t xml:space="preserve">   SENT (blue): </w:t>
-      </w:r>
-      <w:r>
-        <w:rPr>
-          <w:color w:val="1a1d26"/>
-          <w:sz w:val="18"/>
-          <w:szCs w:val="18"/>
-          <w:rFonts w:ascii="Courier New" w:cs="Courier New" w:eastAsia="Courier New" w:hAnsi="Courier New"/>
-        </w:rPr>
-        <w:t xml:space="preserve">“the one you like”</w:t>
-      </w:r>
-    </w:p>
-    <w:p>
-      <w:pPr>
-        <w:spacing w:after="14"/>
-        <w:ind w:left="280"/>
-      </w:pPr>
-      <w:r>
-        <w:rPr>
-          <w:b/>
-          <w:bCs/>
-          <w:color w:val="1a1d26"/>
-          <w:sz w:val="18"/>
-          <w:szCs w:val="18"/>
-          <w:rFonts w:ascii="Courier New" w:cs="Courier New" w:eastAsia="Courier New" w:hAnsi="Courier New"/>
-        </w:rPr>
-        <w:t xml:space="preserve">   — </w:t>
-      </w:r>
-      <w:r>
-        <w:rPr>
-          <w:color w:val="1a1d26"/>
-          <w:sz w:val="18"/>
-          <w:szCs w:val="18"/>
-          <w:rFonts w:ascii="Courier New" w:cs="Courier New" w:eastAsia="Courier New" w:hAnsi="Courier New"/>
-        </w:rPr>
-        <w:t xml:space="preserve">Today · 9:48 PM</w:t>
-      </w:r>
-    </w:p>
-    <w:p>
-      <w:pPr>
-        <w:spacing w:after="14"/>
-        <w:ind w:left="280"/>
-      </w:pPr>
-      <w:r>
-        <w:rPr>
-          <w:b/>
-          <w:bCs/>
-          <w:color w:val="1a1d26"/>
-          <w:sz w:val="18"/>
-          <w:szCs w:val="18"/>
-          <w:rFonts w:ascii="Courier New" w:cs="Courier New" w:eastAsia="Courier New" w:hAnsi="Courier New"/>
-        </w:rPr>
-        <w:t xml:space="preserve">   RECEIVED (gray): </w:t>
-      </w:r>
-      <w:r>
-        <w:rPr>
-          <w:color w:val="1a1d26"/>
-          <w:sz w:val="18"/>
-          <w:szCs w:val="18"/>
-          <w:rFonts w:ascii="Courier New" w:cs="Courier New" w:eastAsia="Courier New" w:hAnsi="Courier New"/>
-        </w:rPr>
-        <w:t xml:space="preserve">“You are going to walk in there tomorrow and be the best thing they see all week. I mean it. Whatever happens in that room, you are already the real thing — I have known that since the first night. Go get it, and call me the second you are out. I love you.”</w:t>
+        <w:t xml:space="preserve">11.0 s)</w:t>
       </w:r>
     </w:p>
     <w:p>
@@ -13362,21 +13207,6 @@
     </w:p>
     <w:p>
       <w:pPr>
-        <w:spacing w:after="14"/>
-        <w:ind w:left="280"/>
-      </w:pPr>
-      <w:r>
-        <w:rPr>
-          <w:color w:val="3a3f4d"/>
-          <w:sz w:val="18"/>
-          <w:szCs w:val="18"/>
-          <w:rFonts w:ascii="Georgia" w:cs="Georgia" w:eastAsia="Georgia" w:hAnsi="Georgia"/>
-        </w:rPr>
-        <w:t xml:space="preserve">TAP THE NOTIFICATION — a beat on the banner, Face ID passes, and the app opens DIRECTLY onto Messages. One motion. No home screen. (No touch dot anywhere in the show — cut by direction; the screen’s own feedback carries every tap.)</w:t>
-      </w:r>
-    </w:p>
-    <w:p>
-      <w:pPr>
         <w:keepNext/>
         <w:spacing w:before="26" w:after="20"/>
       </w:pPr>
@@ -13405,21 +13235,6 @@
           <w:rFonts w:ascii="Georgia" w:cs="Georgia" w:eastAsia="Georgia" w:hAnsi="Georgia"/>
         </w:rPr>
         <w:t xml:space="preserve">notification tri-tone (soft)</w:t>
-      </w:r>
-    </w:p>
-    <w:p>
-      <w:pPr>
-        <w:spacing w:after="14"/>
-        <w:ind w:left="280"/>
-      </w:pPr>
-      <w:r>
-        <w:rPr>
-          <w:color w:val="6a5a20"/>
-          <w:sz w:val="18"/>
-          <w:szCs w:val="18"/>
-          <w:rFonts w:ascii="Georgia" w:cs="Georgia" w:eastAsia="Georgia" w:hAnsi="Georgia"/>
-        </w:rPr>
-        <w:t xml:space="preserve">tap thock</w:t>
       </w:r>
     </w:p>
     <w:p>
@@ -13444,7 +13259,7 @@
           <w:szCs w:val="17"/>
           <w:rFonts w:ascii="Courier New" w:cs="Courier New" w:eastAsia="Courier New" w:hAnsi="Courier New"/>
         </w:rPr>
-        <w:t xml:space="preserve">SR = Messages  ·  stamp “three months earlier”  ·  clock 9:48</w:t>
+        <w:t xml:space="preserve">SR = Lock screen  ·  stamp “three months earlier”  ·  clock 9:48</w:t>
       </w:r>
     </w:p>
     <w:p>
@@ -13472,7 +13287,7 @@
           <w:szCs w:val="18"/>
           <w:rFonts w:ascii="Georgia" w:cs="Georgia" w:eastAsia="Georgia" w:hAnsi="Georgia"/>
         </w:rPr>
-        <w:t xml:space="preserve">The contrast IS the cue: three seconds of effort in February, a paragraph in November.</w:t>
+        <w:t xml:space="preserve">The contrast IS the cue: three seconds of effort in February, a paragraph in November. Every pause here is tunable in tech.</w:t>
       </w:r>
     </w:p>
     <w:p>

--- a/L5Y-Cue-Bible.docx
+++ b/L5Y-Cue-Bible.docx
@@ -65,7 +65,7 @@
           <w:szCs w:val="19"/>
           <w:rFonts w:ascii="Georgia" w:cs="Georgia" w:eastAsia="Georgia" w:hAnsi="Georgia"/>
         </w:rPr>
-        <w:t xml:space="preserve">68 cues · 14 songs · generated from the live show build, so this document cannot drift from what the phones actually do</w:t>
+        <w:t xml:space="preserve">69 cues · 14 songs · generated from the live show build, so this document cannot drift from what the phones actually do</w:t>
       </w:r>
     </w:p>
     <w:p>
@@ -2328,7 +2328,7 @@
           <w:szCs w:val="19"/>
           <w:rFonts w:ascii="Georgia" w:cs="Georgia" w:eastAsia="Georgia" w:hAnsi="Georgia"/>
         </w:rPr>
-        <w:t xml:space="preserve">AUTO-PLAYS from this GO (~40 s — slowed by direction: each card’s caption centers, then the eye drifts down into the photograph). She leaves the thread and opens the Memories the notification offered: four cards scroll past — the dressing-room mirror (last year, Ohio round 2 day 1), the wedding, the ring, and the bear he brought at nine months — and she stays on the bear.</w:t>
+        <w:t xml:space="preserve">AUTO-PLAYS from this GO (~46 s — 15% slower by direction, Sept 20: each card’s caption centers, then the eye drifts down into the photograph). She leaves the thread and opens the Memories the notification offered: four cards scroll past — the dressing-room mirror (last year, Ohio round 2 day 1), the wedding, the ring, and the bear he brought at nine months — and she stays on the bear.</w:t>
       </w:r>
     </w:p>
     <w:p>
@@ -2371,7 +2371,7 @@
           <w:szCs w:val="18"/>
           <w:rFonts w:ascii="Courier New" w:cs="Courier New" w:eastAsia="Courier New" w:hAnsi="Courier New"/>
         </w:rPr>
-        <w:t xml:space="preserve">1.8 s)</w:t>
+        <w:t xml:space="preserve">2.1 s)</w:t>
       </w:r>
     </w:p>
     <w:p>
@@ -2501,7 +2501,7 @@
           <w:szCs w:val="18"/>
           <w:rFonts w:ascii="Courier New" w:cs="Courier New" w:eastAsia="Courier New" w:hAnsi="Courier New"/>
         </w:rPr>
-        <w:t xml:space="preserve">5.0 s)</w:t>
+        <w:t xml:space="preserve">5.8 s)</w:t>
       </w:r>
     </w:p>
     <w:p>
@@ -2631,7 +2631,7 @@
           <w:szCs w:val="18"/>
           <w:rFonts w:ascii="Courier New" w:cs="Courier New" w:eastAsia="Courier New" w:hAnsi="Courier New"/>
         </w:rPr>
-        <w:t xml:space="preserve">5.0 s)</w:t>
+        <w:t xml:space="preserve">5.8 s)</w:t>
       </w:r>
     </w:p>
     <w:p>
@@ -2761,7 +2761,7 @@
           <w:szCs w:val="18"/>
           <w:rFonts w:ascii="Courier New" w:cs="Courier New" w:eastAsia="Courier New" w:hAnsi="Courier New"/>
         </w:rPr>
-        <w:t xml:space="preserve">5.0 s)</w:t>
+        <w:t xml:space="preserve">5.8 s)</w:t>
       </w:r>
     </w:p>
     <w:p>
@@ -2891,7 +2891,7 @@
           <w:szCs w:val="18"/>
           <w:rFonts w:ascii="Courier New" w:cs="Courier New" w:eastAsia="Courier New" w:hAnsi="Courier New"/>
         </w:rPr>
-        <w:t xml:space="preserve">1.8 s)</w:t>
+        <w:t xml:space="preserve">2.1 s)</w:t>
       </w:r>
     </w:p>
     <w:p>
@@ -3276,7 +3276,7 @@
           <w:szCs w:val="19"/>
           <w:rFonts w:ascii="Georgia" w:cs="Georgia" w:eastAsia="Georgia" w:hAnsi="Georgia"/>
         </w:rPr>
-        <w:t xml:space="preserve">The calendar rolls BACK five years, page by page — JUNE · YEAR 5 → SEPTEMBER · YEAR 1 — then docks, and HIS phone rises, locked, walking home: three unread on the lock screen, her number on top.</w:t>
+        <w:t xml:space="preserve">The calendar rolls BACK five years, page by page — JUNE · YEAR 5 → SEPTEMBER · YEAR 1 — then docks, and HIS phone rises, locked, walking home: three unread on the lock screen, hers on top — an unsaved number Siri has already put a name to: “Maybe: Cathy”.</w:t>
       </w:r>
     </w:p>
     <w:p>
@@ -3414,7 +3414,7 @@
           <w:szCs w:val="18"/>
           <w:rFonts w:ascii="Courier New" w:cs="Courier New" w:eastAsia="Courier New" w:hAnsi="Courier New"/>
         </w:rPr>
-        <w:t xml:space="preserve">NOTIFICATION — Messages · +1 (917) 555-0148 (56m ago): </w:t>
+        <w:t xml:space="preserve">NOTIFICATION — Messages · Maybe: Cathy (56m ago): </w:t>
       </w:r>
       <w:r>
         <w:rPr>
@@ -3582,7 +3582,7 @@
           <w:szCs w:val="19"/>
           <w:rFonts w:ascii="Georgia" w:cs="Georgia" w:eastAsia="Georgia" w:hAnsi="Georgia"/>
         </w:rPr>
-        <w:t xml:space="preserve">ONE PIECE, AUTO-PLAYS from this GO (~50 s). Unlock, Messages, her thread — one message in it: her number. Three drafts die under the backspace key (the overwrought one, the bold one, the honest one) before two words survive: “home safe?” — typed, SENT, Delivered. Then her typing bubble rises… and stays up.</w:t>
+        <w:t xml:space="preserve">ONE PIECE, AUTO-PLAYS from this GO (~50 s). Unlock, Messages (the camera goes down to the dock and we watch the icon go in), her thread — one message in it, from “Maybe: Cathy”, and his eye keeps going back to it while he types. Three drafts die under the backspace key (the overwrought one, the bold one, the honest one) before two words survive: “home safe?” — typed, SENT, Delivered. Then her typing bubble rises… and stays up.</w:t>
       </w:r>
     </w:p>
     <w:p>
@@ -3650,7 +3650,7 @@
           <w:szCs w:val="18"/>
           <w:rFonts w:ascii="Courier New" w:cs="Courier New" w:eastAsia="Courier New" w:hAnsi="Courier New"/>
         </w:rPr>
-        <w:t xml:space="preserve">+1 (917) 555-0148 ● — “it’s cathy 😊 — from tonight” (10:42 PM)</w:t>
+        <w:t xml:space="preserve">Maybe: Cathy ● — “it’s cathy 😊 — from tonight” (10:42 PM)</w:t>
       </w:r>
     </w:p>
     <w:p>
@@ -4606,7 +4606,7 @@
           <w:szCs w:val="18"/>
           <w:rFonts w:ascii="Georgia" w:cs="Georgia" w:eastAsia="Georgia" w:hAnsi="Georgia"/>
         </w:rPr>
-        <w:t xml:space="preserve">“+1 (917) 555-0148” takes the iOS pressed-gray under the finger</w:t>
+        <w:t xml:space="preserve">“Maybe: Cathy” takes the iOS pressed-gray under the finger</w:t>
       </w:r>
     </w:p>
     <w:p>
@@ -4636,7 +4636,7 @@
           <w:szCs w:val="18"/>
           <w:rFonts w:ascii="Georgia" w:cs="Georgia" w:eastAsia="Georgia" w:hAnsi="Georgia"/>
         </w:rPr>
-        <w:t xml:space="preserve">thread pushes in from the list — +1 (917) 555-0148</w:t>
+        <w:t xml:space="preserve">thread pushes in from the list — Maybe: Cathy</w:t>
       </w:r>
     </w:p>
     <w:p>
@@ -4866,7 +4866,7 @@
           <w:szCs w:val="19"/>
           <w:rFonts w:ascii="Georgia" w:cs="Georgia" w:eastAsia="Georgia" w:hAnsi="Georgia"/>
         </w:rPr>
-        <w:t xml:space="preserve">The bubble never resolves as a text — she called instead. Incoming, then connected; the timer ticks.</w:t>
+        <w:t xml:space="preserve">The bubble never resolves as a text — she called instead. Incoming (Decline · Answer), then connected: the camera pulls out to the whole call UI as the buttons become mute · end · speaker, then comes back in on “Maybe: Cathy”. The timer ticks.</w:t>
       </w:r>
     </w:p>
     <w:p>
@@ -4909,7 +4909,7 @@
           <w:szCs w:val="18"/>
           <w:rFonts w:ascii="Courier New" w:cs="Courier New" w:eastAsia="Courier New" w:hAnsi="Courier New"/>
         </w:rPr>
-        <w:t xml:space="preserve">+1 (917) 555-0148 · incoming call · incoming</w:t>
+        <w:t xml:space="preserve">Maybe: Cathy · incoming call · incoming</w:t>
       </w:r>
     </w:p>
     <w:p>
@@ -11109,7 +11109,7 @@
           <w:szCs w:val="19"/>
           <w:rFonts w:ascii="Georgia" w:cs="Georgia" w:eastAsia="Georgia" w:hAnsi="Georgia"/>
         </w:rPr>
-        <w:t xml:space="preserve">   —  “…suddenly finds you attractive”</w:t>
+        <w:t xml:space="preserve">   —  ⚠CONFIRM · “…suddenly finds you attractive”</w:t>
       </w:r>
     </w:p>
     <w:p>
@@ -11433,7 +11433,7 @@
           <w:szCs w:val="19"/>
           <w:rFonts w:ascii="Georgia" w:cs="Georgia" w:eastAsia="Georgia" w:hAnsi="Georgia"/>
         </w:rPr>
-        <w:t xml:space="preserve">   —  “I’m the grand fromage”</w:t>
+        <w:t xml:space="preserve">   —  ⚠CONFIRM · “I’m the grand fromage”</w:t>
       </w:r>
     </w:p>
     <w:p>
@@ -11621,7 +11621,7 @@
           <w:szCs w:val="19"/>
           <w:rFonts w:ascii="Georgia" w:cs="Georgia" w:eastAsia="Georgia" w:hAnsi="Georgia"/>
         </w:rPr>
-        <w:t xml:space="preserve">   —  “Let’s get a cup of coffee.”</w:t>
+        <w:t xml:space="preserve">   —  ⚠CONFIRM · “Let’s get a cup of coffee.”</w:t>
       </w:r>
     </w:p>
     <w:p>
@@ -11783,7 +11783,7 @@
           <w:szCs w:val="19"/>
           <w:rFonts w:ascii="Georgia" w:cs="Georgia" w:eastAsia="Georgia" w:hAnsi="Georgia"/>
         </w:rPr>
-        <w:t xml:space="preserve">   —  “It’s a challenge to resist temptation” — THE SECOND TIME (after the party)</w:t>
+        <w:t xml:space="preserve">   —  ⚠CONFIRM · “It’s a challenge to resist temptation” — THE SECOND TIME (after the party)</w:t>
       </w:r>
     </w:p>
     <w:p>
@@ -14060,7 +14060,7 @@
           <w:szCs w:val="18"/>
           <w:rFonts w:ascii="Georgia" w:cs="Georgia" w:eastAsia="Georgia" w:hAnsi="Georgia"/>
         </w:rPr>
-        <w:t xml:space="preserve">`rate` (trip minutes per real minute; 1 = real time) and `startAt` (fraction of the trip at GO) live on this cue — tune in tech. At rate:1 she never arrives during the song; that is the point.</w:t>
+        <w:t xml:space="preserve">`rate` (trip minutes per real minute; 1 = real time) and `startAt` (fraction of the trip at GO) live on this cue — tune in tech. At rate:1 she never arrives during the song; that is the point. startAt .5 puts the bridge maneuver at 2:12, mid-song (David, Sept 20): seconds = (.51 − startAt) × 214 ÷ 58.4 × 3600.</w:t>
       </w:r>
     </w:p>
     <w:p>
@@ -14559,7 +14559,7 @@
           <w:szCs w:val="19"/>
           <w:rFonts w:ascii="Georgia" w:cs="Georgia" w:eastAsia="Georgia" w:hAnsi="Georgia"/>
         </w:rPr>
-        <w:t xml:space="preserve">AUTO-PLAYS from this GO. The calendar docks; his phone lights on the nightstand — 9% battery — with her good-morning text. He swipes it away immediately, unread, and the phone drops again. JUNE · YEAR 5 holds.</w:t>
+        <w:t xml:space="preserve">AUTO-PLAYS from this GO. The calendar docks; his phone lights on the nightstand — 9% battery — with her good-morning text. It sits there, readable, for four seconds. Then he pushes it off the screen — slowly, the whole width of the glass, a deliberate erasure and not a flick — unread, and the phone drops again. JUNE · YEAR 5 holds.</w:t>
       </w:r>
     </w:p>
     <w:p>
@@ -14628,7 +14628,7 @@
           <w:szCs w:val="18"/>
           <w:rFonts w:ascii="Courier New" w:cs="Courier New" w:eastAsia="Courier New" w:hAnsi="Courier New"/>
         </w:rPr>
-        <w:t xml:space="preserve">1.5 s)</w:t>
+        <w:t xml:space="preserve">3.5 s)</w:t>
       </w:r>
     </w:p>
     <w:p>
@@ -14654,7 +14654,7 @@
           <w:szCs w:val="18"/>
           <w:rFonts w:ascii="Courier New" w:cs="Courier New" w:eastAsia="Courier New" w:hAnsi="Courier New"/>
         </w:rPr>
-        <w:t xml:space="preserve">slides off and is gone</w:t>
+        <w:t xml:space="preserve">it travels the whole width of the glass over 1.88 s and is gone (a deliberate erasure, not a flick)</w:t>
       </w:r>
     </w:p>
     <w:p>
@@ -14816,6 +14816,34 @@
           <w:rFonts w:ascii="Georgia" w:cs="Georgia" w:eastAsia="Georgia" w:hAnsi="Georgia"/>
         </w:rPr>
         <w:t xml:space="preserve">room tone out</w:t>
+      </w:r>
+    </w:p>
+    <w:p>
+      <w:pPr>
+        <w:shd w:fill="faf3dc" w:val="clear"/>
+        <w:spacing w:before="30" w:after="14"/>
+      </w:pPr>
+      <w:r>
+        <w:rPr>
+          <w:b/>
+          <w:bCs/>
+          <w:color w:val="8a6d10"/>
+          <w:sz w:val="17"/>
+          <w:szCs w:val="17"/>
+          <w:rFonts w:ascii="Courier New" w:cs="Courier New" w:eastAsia="Courier New" w:hAnsi="Courier New"/>
+        </w:rPr>
+        <w:t xml:space="preserve">HOLD · </w:t>
+      </w:r>
+      <w:r>
+        <w:rPr>
+          <w:i/>
+          <w:iCs/>
+          <w:color w:val="8a6d10"/>
+          <w:sz w:val="18"/>
+          <w:szCs w:val="18"/>
+          <w:rFonts w:ascii="Georgia" w:cs="Georgia" w:eastAsia="Georgia" w:hAnsi="Georgia"/>
+        </w:rPr>
+        <w:t xml:space="preserve">The two pauses (3500 before, 900 after) and the swipe length (`ms` on notifDismiss) are the tuning knobs — David, Sept 20: two more seconds to read it, and a swipe a second and a half longer.</w:t>
       </w:r>
     </w:p>
     <w:p>
@@ -14855,7 +14883,7 @@
           <w:szCs w:val="19"/>
           <w:rFonts w:ascii="Georgia" w:cs="Georgia" w:eastAsia="Georgia" w:hAnsi="Georgia"/>
         </w:rPr>
-        <w:t xml:space="preserve">   —  “…in love with someone like you” — his last line; Find My, location back ON</w:t>
+        <w:t xml:space="preserve">   —  “…in love with someone like you” — his last line; Find My, the location device swapped</w:t>
       </w:r>
     </w:p>
     <w:p>
@@ -14870,7 +14898,7 @@
           <w:szCs w:val="19"/>
           <w:rFonts w:ascii="Georgia" w:cs="Georgia" w:eastAsia="Georgia" w:hAnsi="Georgia"/>
         </w:rPr>
-        <w:t xml:space="preserve">The calendar docks; his phone rises: unlock, Find My, her card — she is in Ohio, and he has not been sharing back. Share My Location → Share Indefinitely. The green check is the last image of the song: the cover-up, filed as devotion.</w:t>
+        <w:t xml:space="preserve">THE WHOLE PHONE, so the house watches him unlock it. Find My opens on People: Cathy, Mount Orab, OH — she is exactly where she says she is. He taps ME. His own card reads Share My Location ON, Sharing From: Jamie’s iPad — the iPad on the desk at home, where she thinks HE is. One blue row: “Use This iPhone as My Location.” He taps it, and Sharing From becomes Jamie’s iPhone. The map now follows his body. Nothing turns on, nothing turns off — he just moves the dot into his pocket.</w:t>
       </w:r>
     </w:p>
     <w:p>
@@ -14930,32 +14958,6 @@
           <w:szCs w:val="18"/>
           <w:rFonts w:ascii="Courier New" w:cs="Courier New" w:eastAsia="Courier New" w:hAnsi="Courier New"/>
         </w:rPr>
-        <w:t xml:space="preserve">FIND MY — her card: </w:t>
-      </w:r>
-      <w:r>
-        <w:rPr>
-          <w:color w:val="1a1d26"/>
-          <w:sz w:val="18"/>
-          <w:szCs w:val="18"/>
-          <w:rFonts w:ascii="Courier New" w:cs="Courier New" w:eastAsia="Courier New" w:hAnsi="Courier New"/>
-        </w:rPr>
-        <w:t xml:space="preserve">Cathy 💛 · Mount Orab, OH · [Share My Location] (blue)</w:t>
-      </w:r>
-    </w:p>
-    <w:p>
-      <w:pPr>
-        <w:spacing w:after="14"/>
-        <w:ind w:left="280"/>
-      </w:pPr>
-      <w:r>
-        <w:rPr>
-          <w:b/>
-          <w:bCs/>
-          <w:color w:val="1a1d26"/>
-          <w:sz w:val="18"/>
-          <w:szCs w:val="18"/>
-          <w:rFonts w:ascii="Courier New" w:cs="Courier New" w:eastAsia="Courier New" w:hAnsi="Courier New"/>
-        </w:rPr>
         <w:t xml:space="preserve">  … a beat (auto-timed, </w:t>
       </w:r>
       <w:r>
@@ -14965,7 +14967,137 @@
           <w:szCs w:val="18"/>
           <w:rFonts w:ascii="Courier New" w:cs="Courier New" w:eastAsia="Courier New" w:hAnsi="Courier New"/>
         </w:rPr>
-        <w:t xml:space="preserve">0.8 s)</w:t>
+        <w:t xml:space="preserve">0.9 s)</w:t>
+      </w:r>
+    </w:p>
+    <w:p>
+      <w:pPr>
+        <w:spacing w:after="14"/>
+        <w:ind w:left="280"/>
+      </w:pPr>
+      <w:r>
+        <w:rPr>
+          <w:b/>
+          <w:bCs/>
+          <w:color w:val="1a1d26"/>
+          <w:sz w:val="18"/>
+          <w:szCs w:val="18"/>
+          <w:rFonts w:ascii="Courier New" w:cs="Courier New" w:eastAsia="Courier New" w:hAnsi="Courier New"/>
+        </w:rPr>
+        <w:t xml:space="preserve">FIND MY — People: </w:t>
+      </w:r>
+      <w:r>
+        <w:rPr>
+          <w:color w:val="1a1d26"/>
+          <w:sz w:val="18"/>
+          <w:szCs w:val="18"/>
+          <w:rFonts w:ascii="Courier New" w:cs="Courier New" w:eastAsia="Courier New" w:hAnsi="Courier New"/>
+        </w:rPr>
+        <w:t xml:space="preserve">Cathy 💛: Mount Orab, OH · now</w:t>
+      </w:r>
+    </w:p>
+    <w:p>
+      <w:pPr>
+        <w:spacing w:after="14"/>
+        <w:ind w:left="280"/>
+      </w:pPr>
+      <w:r>
+        <w:rPr>
+          <w:b/>
+          <w:bCs/>
+          <w:color w:val="1a1d26"/>
+          <w:sz w:val="18"/>
+          <w:szCs w:val="18"/>
+          <w:rFonts w:ascii="Courier New" w:cs="Courier New" w:eastAsia="Courier New" w:hAnsi="Courier New"/>
+        </w:rPr>
+        <w:t xml:space="preserve">PRESSES </w:t>
+      </w:r>
+      <w:r>
+        <w:rPr>
+          <w:color w:val="1a1d26"/>
+          <w:sz w:val="18"/>
+          <w:szCs w:val="18"/>
+          <w:rFonts w:ascii="Courier New" w:cs="Courier New" w:eastAsia="Courier New" w:hAnsi="Courier New"/>
+        </w:rPr>
+        <w:t xml:space="preserve">[Me]</w:t>
+      </w:r>
+    </w:p>
+    <w:p>
+      <w:pPr>
+        <w:spacing w:after="14"/>
+        <w:ind w:left="280"/>
+      </w:pPr>
+      <w:r>
+        <w:rPr>
+          <w:b/>
+          <w:bCs/>
+          <w:color w:val="1a1d26"/>
+          <w:sz w:val="18"/>
+          <w:szCs w:val="18"/>
+          <w:rFonts w:ascii="Courier New" w:cs="Courier New" w:eastAsia="Courier New" w:hAnsi="Courier New"/>
+        </w:rPr>
+        <w:t xml:space="preserve">FIND MY — the ME tab: </w:t>
+      </w:r>
+      <w:r>
+        <w:rPr>
+          <w:color w:val="1a1d26"/>
+          <w:sz w:val="18"/>
+          <w:szCs w:val="18"/>
+          <w:rFonts w:ascii="Courier New" w:cs="Courier New" w:eastAsia="Courier New" w:hAnsi="Courier New"/>
+        </w:rPr>
+        <w:t xml:space="preserve">Jamie Wellerstein · Share My Location ON · Sharing From: Jamie’s iPad</w:t>
+      </w:r>
+    </w:p>
+    <w:p>
+      <w:pPr>
+        <w:spacing w:after="14"/>
+        <w:ind w:left="280"/>
+      </w:pPr>
+      <w:r>
+        <w:rPr>
+          <w:b/>
+          <w:bCs/>
+          <w:color w:val="1a1d26"/>
+          <w:sz w:val="18"/>
+          <w:szCs w:val="18"/>
+          <w:rFonts w:ascii="Courier New" w:cs="Courier New" w:eastAsia="Courier New" w:hAnsi="Courier New"/>
+        </w:rPr>
+        <w:t xml:space="preserve">  blue row: </w:t>
+      </w:r>
+      <w:r>
+        <w:rPr>
+          <w:color w:val="1a1d26"/>
+          <w:sz w:val="18"/>
+          <w:szCs w:val="18"/>
+          <w:rFonts w:ascii="Courier New" w:cs="Courier New" w:eastAsia="Courier New" w:hAnsi="Courier New"/>
+        </w:rPr>
+        <w:t xml:space="preserve">[Use This iPhone as My Location] — tapping it makes THIS iPhone the device that reports his location</w:t>
+      </w:r>
+    </w:p>
+    <w:p>
+      <w:pPr>
+        <w:spacing w:after="14"/>
+        <w:ind w:left="280"/>
+      </w:pPr>
+      <w:r>
+        <w:rPr>
+          <w:b/>
+          <w:bCs/>
+          <w:color w:val="1a1d26"/>
+          <w:sz w:val="18"/>
+          <w:szCs w:val="18"/>
+          <w:rFonts w:ascii="Courier New" w:cs="Courier New" w:eastAsia="Courier New" w:hAnsi="Courier New"/>
+        </w:rPr>
+        <w:t xml:space="preserve">  · </w:t>
+      </w:r>
+      <w:r>
+        <w:rPr>
+          <w:color w:val="1a1d26"/>
+          <w:sz w:val="18"/>
+          <w:szCs w:val="18"/>
+          <w:rFonts w:ascii="Courier New" w:cs="Courier New" w:eastAsia="Courier New" w:hAnsi="Courier New"/>
+        </w:rPr>
+        <w:t xml:space="preserve">Receive Location Updates — People You Share With</w:t>
       </w:r>
     </w:p>
     <w:p>
@@ -14991,85 +15123,7 @@
           <w:szCs w:val="18"/>
           <w:rFonts w:ascii="Courier New" w:cs="Courier New" w:eastAsia="Courier New" w:hAnsi="Courier New"/>
         </w:rPr>
-        <w:t xml:space="preserve">[Share My Location] — the button holds its pressed shade. Not pressing.</w:t>
-      </w:r>
-    </w:p>
-    <w:p>
-      <w:pPr>
-        <w:spacing w:after="14"/>
-        <w:ind w:left="280"/>
-      </w:pPr>
-      <w:r>
-        <w:rPr>
-          <w:b/>
-          <w:bCs/>
-          <w:color w:val="1a1d26"/>
-          <w:sz w:val="18"/>
-          <w:szCs w:val="18"/>
-          <w:rFonts w:ascii="Courier New" w:cs="Courier New" w:eastAsia="Courier New" w:hAnsi="Courier New"/>
-        </w:rPr>
-        <w:t xml:space="preserve">ACTION SHEET slides up over the app — </w:t>
-      </w:r>
-      <w:r>
-        <w:rPr>
-          <w:color w:val="1a1d26"/>
-          <w:sz w:val="18"/>
-          <w:szCs w:val="18"/>
-          <w:rFonts w:ascii="Courier New" w:cs="Courier New" w:eastAsia="Courier New" w:hAnsi="Courier New"/>
-        </w:rPr>
-        <w:t xml:space="preserve">“Share your location with Cathy 💛?”</w:t>
-      </w:r>
-    </w:p>
-    <w:p>
-      <w:pPr>
-        <w:spacing w:after="14"/>
-        <w:ind w:left="280"/>
-      </w:pPr>
-      <w:r>
-        <w:rPr>
-          <w:b/>
-          <w:bCs/>
-          <w:color w:val="1a1d26"/>
-          <w:sz w:val="18"/>
-          <w:szCs w:val="18"/>
-          <w:rFonts w:ascii="Courier New" w:cs="Courier New" w:eastAsia="Courier New" w:hAnsi="Courier New"/>
-        </w:rPr>
-        <w:t xml:space="preserve">  buttons: </w:t>
-      </w:r>
-      <w:r>
-        <w:rPr>
-          <w:color w:val="1a1d26"/>
-          <w:sz w:val="18"/>
-          <w:szCs w:val="18"/>
-          <w:rFonts w:ascii="Courier New" w:cs="Courier New" w:eastAsia="Courier New" w:hAnsi="Courier New"/>
-        </w:rPr>
-        <w:t xml:space="preserve">[Share for One Hour] · [Share Until End of Day] · [Share Indefinitely] · [Cancel]</w:t>
-      </w:r>
-    </w:p>
-    <w:p>
-      <w:pPr>
-        <w:spacing w:after="14"/>
-        <w:ind w:left="280"/>
-      </w:pPr>
-      <w:r>
-        <w:rPr>
-          <w:b/>
-          <w:bCs/>
-          <w:color w:val="1a1d26"/>
-          <w:sz w:val="18"/>
-          <w:szCs w:val="18"/>
-          <w:rFonts w:ascii="Courier New" w:cs="Courier New" w:eastAsia="Courier New" w:hAnsi="Courier New"/>
-        </w:rPr>
-        <w:t xml:space="preserve">FINGER RESTS ON </w:t>
-      </w:r>
-      <w:r>
-        <w:rPr>
-          <w:color w:val="1a1d26"/>
-          <w:sz w:val="18"/>
-          <w:szCs w:val="18"/>
-          <w:rFonts w:ascii="Courier New" w:cs="Courier New" w:eastAsia="Courier New" w:hAnsi="Courier New"/>
-        </w:rPr>
-        <w:t xml:space="preserve">[Share Indefinitely] — the button holds its pressed shade. Not pressing.</w:t>
+        <w:t xml:space="preserve">[Use This iPhone as My Location] — the button holds its pressed shade. Not pressing.</w:t>
       </w:r>
     </w:p>
     <w:p>
@@ -15095,33 +15149,85 @@
           <w:szCs w:val="18"/>
           <w:rFonts w:ascii="Courier New" w:cs="Courier New" w:eastAsia="Courier New" w:hAnsi="Courier New"/>
         </w:rPr>
-        <w:t xml:space="preserve">[Share Indefinitely]</w:t>
-      </w:r>
-    </w:p>
-    <w:p>
-      <w:pPr>
-        <w:spacing w:after="14"/>
-        <w:ind w:left="280"/>
-      </w:pPr>
-      <w:r>
-        <w:rPr>
-          <w:b/>
-          <w:bCs/>
-          <w:color w:val="1a1d26"/>
-          <w:sz w:val="18"/>
-          <w:szCs w:val="18"/>
-          <w:rFonts w:ascii="Courier New" w:cs="Courier New" w:eastAsia="Courier New" w:hAnsi="Courier New"/>
-        </w:rPr>
-        <w:t xml:space="preserve">FIND MY — her card: </w:t>
-      </w:r>
-      <w:r>
-        <w:rPr>
-          <w:color w:val="1a1d26"/>
-          <w:sz w:val="18"/>
-          <w:szCs w:val="18"/>
-          <w:rFonts w:ascii="Courier New" w:cs="Courier New" w:eastAsia="Courier New" w:hAnsi="Courier New"/>
-        </w:rPr>
-        <w:t xml:space="preserve">Cathy 💛 · Mount Orab, OH · Sharing My Location ✓ Indefinitely (green) · [Stop Sharing My Location] (red)</w:t>
+        <w:t xml:space="preserve">[Use This iPhone as My Location]</w:t>
+      </w:r>
+    </w:p>
+    <w:p>
+      <w:pPr>
+        <w:spacing w:after="14"/>
+        <w:ind w:left="280"/>
+      </w:pPr>
+      <w:r>
+        <w:rPr>
+          <w:b/>
+          <w:bCs/>
+          <w:color w:val="1a1d26"/>
+          <w:sz w:val="18"/>
+          <w:szCs w:val="18"/>
+          <w:rFonts w:ascii="Courier New" w:cs="Courier New" w:eastAsia="Courier New" w:hAnsi="Courier New"/>
+        </w:rPr>
+        <w:t xml:space="preserve">FIND MY — the ME tab: </w:t>
+      </w:r>
+      <w:r>
+        <w:rPr>
+          <w:color w:val="1a1d26"/>
+          <w:sz w:val="18"/>
+          <w:szCs w:val="18"/>
+          <w:rFonts w:ascii="Courier New" w:cs="Courier New" w:eastAsia="Courier New" w:hAnsi="Courier New"/>
+        </w:rPr>
+        <w:t xml:space="preserve">Jamie Wellerstein · Share My Location ON · Sharing From: Jamie’s iPhone</w:t>
+      </w:r>
+    </w:p>
+    <w:p>
+      <w:pPr>
+        <w:spacing w:after="14"/>
+        <w:ind w:left="280"/>
+      </w:pPr>
+      <w:r>
+        <w:rPr>
+          <w:b/>
+          <w:bCs/>
+          <w:color w:val="1a1d26"/>
+          <w:sz w:val="18"/>
+          <w:szCs w:val="18"/>
+          <w:rFonts w:ascii="Courier New" w:cs="Courier New" w:eastAsia="Courier New" w:hAnsi="Courier New"/>
+        </w:rPr>
+        <w:t xml:space="preserve">  </w:t>
+      </w:r>
+      <w:r>
+        <w:rPr>
+          <w:color w:val="1a1d26"/>
+          <w:sz w:val="18"/>
+          <w:szCs w:val="18"/>
+          <w:rFonts w:ascii="Courier New" w:cs="Courier New" w:eastAsia="Courier New" w:hAnsi="Courier New"/>
+        </w:rPr>
+        <w:t xml:space="preserve">no “Use This iPhone as My Location” row — this iPhone IS the location now</w:t>
+      </w:r>
+    </w:p>
+    <w:p>
+      <w:pPr>
+        <w:spacing w:after="14"/>
+        <w:ind w:left="280"/>
+      </w:pPr>
+      <w:r>
+        <w:rPr>
+          <w:b/>
+          <w:bCs/>
+          <w:color w:val="1a1d26"/>
+          <w:sz w:val="18"/>
+          <w:szCs w:val="18"/>
+          <w:rFonts w:ascii="Courier New" w:cs="Courier New" w:eastAsia="Courier New" w:hAnsi="Courier New"/>
+        </w:rPr>
+        <w:t xml:space="preserve">  · </w:t>
+      </w:r>
+      <w:r>
+        <w:rPr>
+          <w:color w:val="1a1d26"/>
+          <w:sz w:val="18"/>
+          <w:szCs w:val="18"/>
+          <w:rFonts w:ascii="Courier New" w:cs="Courier New" w:eastAsia="Courier New" w:hAnsi="Courier New"/>
+        </w:rPr>
+        <w:t xml:space="preserve">Receive Location Updates — People You Share With</w:t>
       </w:r>
     </w:p>
     <w:p>
@@ -15153,7 +15259,7 @@
           <w:szCs w:val="18"/>
           <w:rFonts w:ascii="Georgia" w:cs="Georgia" w:eastAsia="Georgia" w:hAnsi="Georgia"/>
         </w:rPr>
-        <w:t xml:space="preserve">the iPhone shell appears — JAMIE’s screen</w:t>
+        <w:t xml:space="preserve">the iPhone shell appears — JAMIE’s screen · THE WHOLE PHONE IS IN FRAME (nothing cropped) so the house watches him unlock it</w:t>
       </w:r>
     </w:p>
     <w:p>
@@ -15268,7 +15374,7 @@
           <w:szCs w:val="18"/>
           <w:rFonts w:ascii="Georgia" w:cs="Georgia" w:eastAsia="Georgia" w:hAnsi="Georgia"/>
         </w:rPr>
-        <w:t xml:space="preserve">Location was OFF before the song (we never see him turn it off). Hold on this screen through the final chord; 14.1 takes it away.</w:t>
+        <w:t xml:space="preserve">He has been “sharing” with her all along; only the DEVICE changes. This iPhone was never the source and we never see him make the iPad one. Inside Find My there is not one waiting beat — he does not hesitate (David, Sept 20); the only held beat is the locked phone before the unlock (`pause` 900). Hold on the settled card through the final chord; 14.1 takes it away.</w:t>
       </w:r>
     </w:p>
     <w:p>
@@ -15295,7 +15401,7 @@
           <w:szCs w:val="18"/>
           <w:rFonts w:ascii="Courier New" w:cs="Courier New" w:eastAsia="Courier New" w:hAnsi="Courier New"/>
         </w:rPr>
-        <w:t xml:space="preserve">   BOTH SING · 6 FIRES</w:t>
+        <w:t xml:space="preserve">   BOTH SING · 7 FIRES</w:t>
       </w:r>
     </w:p>
     <w:p>
@@ -15827,7 +15933,7 @@
           <w:szCs w:val="19"/>
           <w:rFonts w:ascii="Georgia" w:cs="Georgia" w:eastAsia="Georgia" w:hAnsi="Georgia"/>
         </w:rPr>
-        <w:t xml:space="preserve">THE ONE ANIMATION. The calendar docks; her phone lights on the steps: “home safe?” — the text the house watched him send in Shiksa Goddess. She opens it and starts to answer. SHE IS STILL TYPING when his last verse takes the stage.</w:t>
+        <w:t xml:space="preserve">THE ONE ANIMATION. The calendar docks; her phone lights on the steps: “home safe?” — the text the house watched him send in Shiksa Goddess. She opens it and answers it, slowly, and then she SENDS it — we hear the send. The bubble lands, and her screen goes dark in her hand. Black, inside the phone, as the last thing the audience has of her.</w:t>
       </w:r>
     </w:p>
     <w:p>
@@ -15887,7 +15993,7 @@
           <w:szCs w:val="18"/>
           <w:rFonts w:ascii="Courier New" w:cs="Courier New" w:eastAsia="Courier New" w:hAnsi="Courier New"/>
         </w:rPr>
-        <w:t xml:space="preserve">NOTIFICATION — Messages · Jamie (now): </w:t>
+        <w:t xml:space="preserve">NOTIFICATION — Messages · Jamie ✨ (now): </w:t>
       </w:r>
       <w:r>
         <w:rPr>
@@ -16103,7 +16209,163 @@
           <w:szCs w:val="18"/>
           <w:rFonts w:ascii="Courier New" w:cs="Courier New" w:eastAsia="Courier New" w:hAnsi="Courier New"/>
         </w:rPr>
-        <w:t xml:space="preserve">“safe 😊 tonight was”</w:t>
+        <w:t xml:space="preserve">“safe 😊 tonight was amazing”</w:t>
+      </w:r>
+    </w:p>
+    <w:p>
+      <w:pPr>
+        <w:spacing w:after="14"/>
+        <w:ind w:left="280"/>
+      </w:pPr>
+      <w:r>
+        <w:rPr>
+          <w:b/>
+          <w:bCs/>
+          <w:color w:val="1a1d26"/>
+          <w:sz w:val="18"/>
+          <w:szCs w:val="18"/>
+          <w:rFonts w:ascii="Courier New" w:cs="Courier New" w:eastAsia="Courier New" w:hAnsi="Courier New"/>
+        </w:rPr>
+        <w:t xml:space="preserve">  … a beat (auto-timed, </w:t>
+      </w:r>
+      <w:r>
+        <w:rPr>
+          <w:color w:val="1a1d26"/>
+          <w:sz w:val="18"/>
+          <w:szCs w:val="18"/>
+          <w:rFonts w:ascii="Courier New" w:cs="Courier New" w:eastAsia="Courier New" w:hAnsi="Courier New"/>
+        </w:rPr>
+        <w:t xml:space="preserve">1.4 s)</w:t>
+      </w:r>
+    </w:p>
+    <w:p>
+      <w:pPr>
+        <w:spacing w:after="14"/>
+        <w:ind w:left="280"/>
+      </w:pPr>
+      <w:r>
+        <w:rPr>
+          <w:b/>
+          <w:bCs/>
+          <w:color w:val="1a1d26"/>
+          <w:sz w:val="18"/>
+          <w:szCs w:val="18"/>
+          <w:rFonts w:ascii="Courier New" w:cs="Courier New" w:eastAsia="Courier New" w:hAnsi="Courier New"/>
+        </w:rPr>
+        <w:t xml:space="preserve">TIME → </w:t>
+      </w:r>
+      <w:r>
+        <w:rPr>
+          <w:color w:val="1a1d26"/>
+          <w:sz w:val="18"/>
+          <w:szCs w:val="18"/>
+          <w:rFonts w:ascii="Courier New" w:cs="Courier New" w:eastAsia="Courier New" w:hAnsi="Courier New"/>
+        </w:rPr>
+        <w:t xml:space="preserve">11:51</w:t>
+      </w:r>
+    </w:p>
+    <w:p>
+      <w:pPr>
+        <w:spacing w:after="14"/>
+        <w:ind w:left="280"/>
+      </w:pPr>
+      <w:r>
+        <w:rPr>
+          <w:b/>
+          <w:bCs/>
+          <w:color w:val="1a1d26"/>
+          <w:sz w:val="18"/>
+          <w:szCs w:val="18"/>
+          <w:rFonts w:ascii="Courier New" w:cs="Courier New" w:eastAsia="Courier New" w:hAnsi="Courier New"/>
+        </w:rPr>
+        <w:t xml:space="preserve">SEND — </w:t>
+      </w:r>
+      <w:r>
+        <w:rPr>
+          <w:color w:val="1a1d26"/>
+          <w:sz w:val="18"/>
+          <w:szCs w:val="18"/>
+          <w:rFonts w:ascii="Courier New" w:cs="Courier New" w:eastAsia="Courier New" w:hAnsi="Courier New"/>
+        </w:rPr>
+        <w:t xml:space="preserve">the draft springs up into the thread as a blue bubble</w:t>
+      </w:r>
+    </w:p>
+    <w:p>
+      <w:pPr>
+        <w:spacing w:after="14"/>
+        <w:ind w:left="280"/>
+      </w:pPr>
+      <w:r>
+        <w:rPr>
+          <w:b/>
+          <w:bCs/>
+          <w:color w:val="1a1d26"/>
+          <w:sz w:val="18"/>
+          <w:szCs w:val="18"/>
+          <w:rFonts w:ascii="Courier New" w:cs="Courier New" w:eastAsia="Courier New" w:hAnsi="Courier New"/>
+        </w:rPr>
+        <w:t xml:space="preserve">delivery status: </w:t>
+      </w:r>
+      <w:r>
+        <w:rPr>
+          <w:color w:val="1a1d26"/>
+          <w:sz w:val="18"/>
+          <w:szCs w:val="18"/>
+          <w:rFonts w:ascii="Courier New" w:cs="Courier New" w:eastAsia="Courier New" w:hAnsi="Courier New"/>
+        </w:rPr>
+        <w:t xml:space="preserve">Delivered</w:t>
+      </w:r>
+    </w:p>
+    <w:p>
+      <w:pPr>
+        <w:spacing w:after="14"/>
+        <w:ind w:left="280"/>
+      </w:pPr>
+      <w:r>
+        <w:rPr>
+          <w:b/>
+          <w:bCs/>
+          <w:color w:val="1a1d26"/>
+          <w:sz w:val="18"/>
+          <w:szCs w:val="18"/>
+          <w:rFonts w:ascii="Courier New" w:cs="Courier New" w:eastAsia="Courier New" w:hAnsi="Courier New"/>
+        </w:rPr>
+        <w:t xml:space="preserve">  … a beat (auto-timed, </w:t>
+      </w:r>
+      <w:r>
+        <w:rPr>
+          <w:color w:val="1a1d26"/>
+          <w:sz w:val="18"/>
+          <w:szCs w:val="18"/>
+          <w:rFonts w:ascii="Courier New" w:cs="Courier New" w:eastAsia="Courier New" w:hAnsi="Courier New"/>
+        </w:rPr>
+        <w:t xml:space="preserve">2.4 s)</w:t>
+      </w:r>
+    </w:p>
+    <w:p>
+      <w:pPr>
+        <w:spacing w:after="14"/>
+        <w:ind w:left="280"/>
+      </w:pPr>
+      <w:r>
+        <w:rPr>
+          <w:b/>
+          <w:bCs/>
+          <w:color w:val="1a1d26"/>
+          <w:sz w:val="18"/>
+          <w:szCs w:val="18"/>
+          <w:rFonts w:ascii="Courier New" w:cs="Courier New" w:eastAsia="Courier New" w:hAnsi="Courier New"/>
+        </w:rPr>
+        <w:t xml:space="preserve">THE SCREEN GOES DARK — </w:t>
+      </w:r>
+      <w:r>
+        <w:rPr>
+          <w:color w:val="1a1d26"/>
+          <w:sz w:val="18"/>
+          <w:szCs w:val="18"/>
+          <w:rFonts w:ascii="Courier New" w:cs="Courier New" w:eastAsia="Courier New" w:hAnsi="Courier New"/>
+        </w:rPr>
+        <w:t xml:space="preserve">the display sleeps in her hand over ~1.6 s; the phone stays on stage, black</w:t>
       </w:r>
     </w:p>
     <w:p>
@@ -16185,6 +16447,36 @@
     </w:p>
     <w:p>
       <w:pPr>
+        <w:spacing w:after="14"/>
+        <w:ind w:left="280"/>
+      </w:pPr>
+      <w:r>
+        <w:rPr>
+          <w:color w:val="3a3f4d"/>
+          <w:sz w:val="18"/>
+          <w:szCs w:val="18"/>
+          <w:rFonts w:ascii="Georgia" w:cs="Georgia" w:eastAsia="Georgia" w:hAnsi="Georgia"/>
+        </w:rPr>
+        <w:t xml:space="preserve">sound: send swoosh</w:t>
+      </w:r>
+    </w:p>
+    <w:p>
+      <w:pPr>
+        <w:spacing w:after="14"/>
+        <w:ind w:left="280"/>
+      </w:pPr>
+      <w:r>
+        <w:rPr>
+          <w:color w:val="3a3f4d"/>
+          <w:sz w:val="18"/>
+          <w:szCs w:val="18"/>
+          <w:rFonts w:ascii="Georgia" w:cs="Georgia" w:eastAsia="Georgia" w:hAnsi="Georgia"/>
+        </w:rPr>
+        <w:t xml:space="preserve">the screen fades to black inside the bezel — status bar, thread and home bar with it. No sound: a display going to sleep is silent.</w:t>
+      </w:r>
+    </w:p>
+    <w:p>
+      <w:pPr>
         <w:keepNext/>
         <w:spacing w:before="26" w:after="20"/>
       </w:pPr>
@@ -16198,6 +16490,21 @@
           <w:rFonts w:ascii="Courier New" w:cs="Courier New" w:eastAsia="Courier New" w:hAnsi="Courier New"/>
         </w:rPr>
         <w:t xml:space="preserve">SOUND</w:t>
+      </w:r>
+    </w:p>
+    <w:p>
+      <w:pPr>
+        <w:spacing w:after="14"/>
+        <w:ind w:left="280"/>
+      </w:pPr>
+      <w:r>
+        <w:rPr>
+          <w:color w:val="6a5a20"/>
+          <w:sz w:val="18"/>
+          <w:szCs w:val="18"/>
+          <w:rFonts w:ascii="Georgia" w:cs="Georgia" w:eastAsia="Georgia" w:hAnsi="Georgia"/>
+        </w:rPr>
+        <w:t xml:space="preserve">send whoosh</w:t>
       </w:r>
     </w:p>
     <w:p>
@@ -16267,7 +16574,7 @@
           <w:szCs w:val="17"/>
           <w:rFonts w:ascii="Courier New" w:cs="Courier New" w:eastAsia="Courier New" w:hAnsi="Courier New"/>
         </w:rPr>
-        <w:t xml:space="preserve">BOTH = Messages  ·  stamp “the first night”  ·  clock 11:48</w:t>
+        <w:t xml:space="preserve">BOTH = Messages  ·  stamp “the first night”  ·  clock 11:51</w:t>
       </w:r>
     </w:p>
     <w:p>
@@ -16295,7 +16602,7 @@
           <w:szCs w:val="18"/>
           <w:rFonts w:ascii="Georgia" w:cs="Georgia" w:eastAsia="Georgia" w:hAnsi="Georgia"/>
         </w:rPr>
-        <w:t xml:space="preserve">Do not send. It is the payoff of Shiksa Goddess, two hours ago.</w:t>
+        <w:t xml:space="preserve">David, Sept 20 — SHE SENDS (this reverses the earlier “do not send”). The send is stamped 11:51, after the call the house watched him take in Shiksa Goddess, so his phone in Song 2 is not contradicted. Hold the dark phone through his line; 14.5 takes it away.</w:t>
       </w:r>
     </w:p>
     <w:p>
@@ -16350,7 +16657,7 @@
           <w:szCs w:val="19"/>
           <w:rFonts w:ascii="Georgia" w:cs="Georgia" w:eastAsia="Georgia" w:hAnsi="Georgia"/>
         </w:rPr>
-        <w:t xml:space="preserve">The phone drops mid-word; the pages tear FORWARD to JUNE · YEAR 5 — the breakup — and hold as the last image while he sings his goodbye.</w:t>
+        <w:t xml:space="preserve">The dark phone goes; the pages tear FORWARD to JUNE · YEAR 5 — the breakup — and hold as the last image while he sings his goodbye.</w:t>
       </w:r>
     </w:p>
     <w:p>
@@ -16636,6 +16943,164 @@
           <w:rFonts w:ascii="Courier New" w:cs="Courier New" w:eastAsia="Courier New" w:hAnsi="Courier New"/>
         </w:rPr>
         <w:t xml:space="preserve">true black; the calendar goes</w:t>
+      </w:r>
+    </w:p>
+    <w:p>
+      <w:pPr>
+        <w:keepNext/>
+        <w:pBdr>
+          <w:top w:val="single" w:color="d8d2c2" w:sz="4"/>
+        </w:pBdr>
+        <w:spacing w:before="200" w:after="40"/>
+      </w:pPr>
+      <w:r>
+        <w:rPr>
+          <w:b/>
+          <w:bCs/>
+          <w:color w:val="1a1d26"/>
+          <w:sz w:val="22"/>
+          <w:szCs w:val="22"/>
+          <w:rFonts w:ascii="Courier New" w:cs="Courier New" w:eastAsia="Courier New" w:hAnsi="Courier New"/>
+        </w:rPr>
+        <w:t xml:space="preserve">14.7</w:t>
+      </w:r>
+      <w:r>
+        <w:rPr>
+          <w:color w:val="2a5db0"/>
+          <w:sz w:val="17"/>
+          <w:szCs w:val="17"/>
+          <w:rFonts w:ascii="Courier New" w:cs="Courier New" w:eastAsia="Courier New" w:hAnsi="Courier New"/>
+        </w:rPr>
+        <w:t xml:space="preserve">  BOTH · CATHY</w:t>
+      </w:r>
+      <w:r>
+        <w:rPr>
+          <w:i/>
+          <w:iCs/>
+          <w:color w:val="1a1d26"/>
+          <w:sz w:val="19"/>
+          <w:szCs w:val="19"/>
+          <w:rFonts w:ascii="Georgia" w:cs="Georgia" w:eastAsia="Georgia" w:hAnsi="Georgia"/>
+        </w:rPr>
+        <w:t xml:space="preserve">   —  BOWS — the company comes back on</w:t>
+      </w:r>
+    </w:p>
+    <w:p>
+      <w:pPr>
+        <w:keepNext/>
+        <w:spacing w:after="60"/>
+      </w:pPr>
+      <w:r>
+        <w:rPr>
+          <w:color w:val="3a3f4d"/>
+          <w:sz w:val="19"/>
+          <w:szCs w:val="19"/>
+          <w:rFonts w:ascii="Georgia" w:cs="Georgia" w:eastAsia="Georgia" w:hAnsi="Georgia"/>
+        </w:rPr>
+        <w:t xml:space="preserve">The house comes back: the title page center-stage with the photographs flooding behind it, faster than they fell before the show. It holds for as long as the bows run — it never empties and it never ends. The operator’s questionnaire waits until the house lights are up and the show is left.</w:t>
+      </w:r>
+    </w:p>
+    <w:p>
+      <w:pPr>
+        <w:keepNext/>
+        <w:spacing w:after="20"/>
+      </w:pPr>
+      <w:r>
+        <w:rPr>
+          <w:b/>
+          <w:bCs/>
+          <w:color w:val="6b7280"/>
+          <w:sz w:val="16"/>
+          <w:szCs w:val="16"/>
+          <w:rFonts w:ascii="Courier New" w:cs="Courier New" w:eastAsia="Courier New" w:hAnsi="Courier New"/>
+        </w:rPr>
+        <w:t xml:space="preserve">ON SCREEN</w:t>
+      </w:r>
+    </w:p>
+    <w:p>
+      <w:pPr>
+        <w:spacing w:after="14"/>
+        <w:ind w:left="280"/>
+      </w:pPr>
+      <w:r>
+        <w:rPr>
+          <w:b/>
+          <w:bCs/>
+          <w:color w:val="1a1d26"/>
+          <w:sz w:val="18"/>
+          <w:szCs w:val="18"/>
+          <w:rFonts w:ascii="Courier New" w:cs="Courier New" w:eastAsia="Courier New" w:hAnsi="Courier New"/>
+        </w:rPr>
+        <w:t xml:space="preserve">BOWS — </w:t>
+      </w:r>
+      <w:r>
+        <w:rPr>
+          <w:color w:val="1a1d26"/>
+          <w:sz w:val="18"/>
+          <w:szCs w:val="18"/>
+          <w:rFonts w:ascii="Courier New" w:cs="Courier New" w:eastAsia="Courier New" w:hAnsi="Courier New"/>
+        </w:rPr>
+        <w:t xml:space="preserve">the house comes back: the title page center-stage with the photographs flooding behind it, faster than before the show. It holds until the operator comes off the show.</w:t>
+      </w:r>
+    </w:p>
+    <w:p>
+      <w:pPr>
+        <w:keepNext/>
+        <w:spacing w:before="30" w:after="20"/>
+      </w:pPr>
+      <w:r>
+        <w:rPr>
+          <w:b/>
+          <w:bCs/>
+          <w:color w:val="6b7280"/>
+          <w:sz w:val="16"/>
+          <w:szCs w:val="16"/>
+          <w:rFonts w:ascii="Courier New" w:cs="Courier New" w:eastAsia="Courier New" w:hAnsi="Courier New"/>
+        </w:rPr>
+        <w:t xml:space="preserve">PLAYS</w:t>
+      </w:r>
+    </w:p>
+    <w:p>
+      <w:pPr>
+        <w:spacing w:after="14"/>
+        <w:ind w:left="280"/>
+      </w:pPr>
+      <w:r>
+        <w:rPr>
+          <w:color w:val="3a3f4d"/>
+          <w:sz w:val="18"/>
+          <w:szCs w:val="18"/>
+          <w:rFonts w:ascii="Georgia" w:cs="Georgia" w:eastAsia="Georgia" w:hAnsi="Georgia"/>
+        </w:rPr>
+        <w:t xml:space="preserve">the title page and the photo bed come back up and stay up; the operator’s questionnaire is held back until the show is left</w:t>
+      </w:r>
+    </w:p>
+    <w:p>
+      <w:pPr>
+        <w:shd w:fill="faf3dc" w:val="clear"/>
+        <w:spacing w:before="30" w:after="14"/>
+      </w:pPr>
+      <w:r>
+        <w:rPr>
+          <w:b/>
+          <w:bCs/>
+          <w:color w:val="8a6d10"/>
+          <w:sz w:val="17"/>
+          <w:szCs w:val="17"/>
+          <w:rFonts w:ascii="Courier New" w:cs="Courier New" w:eastAsia="Courier New" w:hAnsi="Courier New"/>
+        </w:rPr>
+        <w:t xml:space="preserve">HOLD · </w:t>
+      </w:r>
+      <w:r>
+        <w:rPr>
+          <w:i/>
+          <w:iCs/>
+          <w:color w:val="8a6d10"/>
+          <w:sz w:val="18"/>
+          <w:szCs w:val="18"/>
+          <w:rFonts w:ascii="Georgia" w:cs="Georgia" w:eastAsia="Georgia" w:hAnsi="Georgia"/>
+        </w:rPr>
+        <w:t xml:space="preserve">Nothing to fire after this. When the bows are over, ☰ MENU (or esc) comes off the show and the gate asks tonight’s questions again for the next performance.</w:t>
       </w:r>
     </w:p>
     <w:sectPr>

--- a/L5Y-Cue-Bible.docx
+++ b/L5Y-Cue-Bible.docx
@@ -65,7 +65,7 @@
           <w:szCs w:val="19"/>
           <w:rFonts w:ascii="Georgia" w:cs="Georgia" w:eastAsia="Georgia" w:hAnsi="Georgia"/>
         </w:rPr>
-        <w:t xml:space="preserve">69 cues · 14 songs · generated from the live show build, so this document cannot drift from what the phones actually do</w:t>
+        <w:t xml:space="preserve">68 cues · 14 songs · generated from the live show build, so this document cannot drift from what the phones actually do</w:t>
       </w:r>
     </w:p>
     <w:p>
@@ -7086,7 +7086,7 @@
           <w:szCs w:val="19"/>
           <w:rFonts w:ascii="Georgia" w:cs="Georgia" w:eastAsia="Georgia" w:hAnsi="Georgia"/>
         </w:rPr>
-        <w:t xml:space="preserve">Call Ended on the downbeat; the phone drops; one page tears — OCTOBER · YEAR 1, center-stage.</w:t>
+        <w:t xml:space="preserve">Call Ended on the downbeat; the phone drops and SEPTEMBER · YEAR 1 holds center — no page tears. He hangs up on Rob and sings.</w:t>
       </w:r>
     </w:p>
     <w:p>
@@ -7160,58 +7160,6 @@
     </w:p>
     <w:p>
       <w:pPr>
-        <w:spacing w:after="14"/>
-        <w:ind w:left="280"/>
-      </w:pPr>
-      <w:r>
-        <w:rPr>
-          <w:b/>
-          <w:bCs/>
-          <w:color w:val="1a1d26"/>
-          <w:sz w:val="18"/>
-          <w:szCs w:val="18"/>
-          <w:rFonts w:ascii="Courier New" w:cs="Courier New" w:eastAsia="Courier New" w:hAnsi="Courier New"/>
-        </w:rPr>
-        <w:t xml:space="preserve">TIME → </w:t>
-      </w:r>
-      <w:r>
-        <w:rPr>
-          <w:color w:val="1a1d26"/>
-          <w:sz w:val="18"/>
-          <w:szCs w:val="18"/>
-          <w:rFonts w:ascii="Courier New" w:cs="Courier New" w:eastAsia="Courier New" w:hAnsi="Courier New"/>
-        </w:rPr>
-        <w:t xml:space="preserve">2:14 · Friday, October 8, 2021 — the house reads OCTOBER · YEAR 1; the calendar pages roll to it under the TIME WARP music (forward tears, backward settles) before any device appears</w:t>
-      </w:r>
-    </w:p>
-    <w:p>
-      <w:pPr>
-        <w:spacing w:after="14"/>
-        <w:ind w:left="280"/>
-      </w:pPr>
-      <w:r>
-        <w:rPr>
-          <w:b/>
-          <w:bCs/>
-          <w:color w:val="1a1d26"/>
-          <w:sz w:val="18"/>
-          <w:szCs w:val="18"/>
-          <w:rFonts w:ascii="Courier New" w:cs="Courier New" w:eastAsia="Courier New" w:hAnsi="Courier New"/>
-        </w:rPr>
-        <w:t xml:space="preserve">ERA FOOT LINE → </w:t>
-      </w:r>
-      <w:r>
-        <w:rPr>
-          <w:color w:val="1a1d26"/>
-          <w:sz w:val="18"/>
-          <w:szCs w:val="18"/>
-          <w:rFonts w:ascii="Courier New" w:cs="Courier New" w:eastAsia="Courier New" w:hAnsi="Courier New"/>
-        </w:rPr>
-        <w:t xml:space="preserve">clears</w:t>
-      </w:r>
-    </w:p>
-    <w:p>
-      <w:pPr>
         <w:keepNext/>
         <w:spacing w:before="30" w:after="20"/>
       </w:pPr>
@@ -7272,6 +7220,34 @@
           <w:rFonts w:ascii="Georgia" w:cs="Georgia" w:eastAsia="Georgia" w:hAnsi="Georgia"/>
         </w:rPr>
         <w:t xml:space="preserve">room tone out</w:t>
+      </w:r>
+    </w:p>
+    <w:p>
+      <w:pPr>
+        <w:shd w:fill="faf3dc" w:val="clear"/>
+        <w:spacing w:before="30" w:after="14"/>
+      </w:pPr>
+      <w:r>
+        <w:rPr>
+          <w:b/>
+          <w:bCs/>
+          <w:color w:val="8a6d10"/>
+          <w:sz w:val="17"/>
+          <w:szCs w:val="17"/>
+          <w:rFonts w:ascii="Courier New" w:cs="Courier New" w:eastAsia="Courier New" w:hAnsi="Courier New"/>
+        </w:rPr>
+        <w:t xml:space="preserve">HOLD · </w:t>
+      </w:r>
+      <w:r>
+        <w:rPr>
+          <w:i/>
+          <w:iCs/>
+          <w:color w:val="8a6d10"/>
+          <w:sz w:val="18"/>
+          <w:szCs w:val="18"/>
+          <w:rFonts w:ascii="Georgia" w:cs="Georgia" w:eastAsia="Georgia" w:hAnsi="Georgia"/>
+        </w:rPr>
+        <w:t xml:space="preserve">David, Sept 21: “take the timewarp out between the conversation with Rob and Movin’ Too Fast — we’re going to operate as if he sings that song right after he gets off the phone with rob.” The calendar does not move here, and the win-streak in 4 is dated the same evening.</w:t>
       </w:r>
     </w:p>
     <w:p>
@@ -7368,7 +7344,7 @@
           <w:szCs w:val="19"/>
           <w:rFonts w:ascii="Georgia" w:cs="Georgia" w:eastAsia="Georgia" w:hAnsi="Georgia"/>
         </w:rPr>
-        <w:t xml:space="preserve">The calendar rolls FORWARD — OCTOBER · YEAR 1 → MAY · YEAR 4 (pinned by David: her backward line, between the pier and the party) — and docks; HER phone rises dialing Mike Stelmyer. His agency is never named (script).</w:t>
+        <w:t xml:space="preserve">The calendar rolls FORWARD — SEPTEMBER · YEAR 1 → MAY · YEAR 4 (pinned by David: her backward line, between the pier and the party) — and docks; HER phone rises dialing Mike Stelmyer. His agency is never named (script).</w:t>
       </w:r>
     </w:p>
     <w:p>
@@ -7705,7 +7681,7 @@
           <w:szCs w:val="19"/>
           <w:rFonts w:ascii="Georgia" w:cs="Georgia" w:eastAsia="Georgia" w:hAnsi="Georgia"/>
         </w:rPr>
-        <w:t xml:space="preserve">Call Ended; her phone drops; the calendar rolls BACK — MAY · YEAR 4 → OCTOBER · YEAR 1 — and docks; his phone rises, locked, ready for the run of wins.</w:t>
+        <w:t xml:space="preserve">Call Ended; her phone drops; the calendar rolls BACK — MAY · YEAR 4 → SEPTEMBER · YEAR 1 — and docks; his phone rises, locked, ready for the run of wins. Still the evening he called Rob: the clock has moved a quarter of an hour, the calendar has not moved at all.</w:t>
       </w:r>
     </w:p>
     <w:p>
@@ -7774,7 +7750,7 @@
           <w:szCs w:val="18"/>
           <w:rFonts w:ascii="Courier New" w:cs="Courier New" w:eastAsia="Courier New" w:hAnsi="Courier New"/>
         </w:rPr>
-        <w:t xml:space="preserve">2:14 · Friday, October 8, 2021 — the house reads OCTOBER · YEAR 1; the calendar pages roll to it under the TIME WARP music (forward tears, backward settles) before any device appears</w:t>
+        <w:t xml:space="preserve">8:16 · Thursday, September 30, 2021 — the house reads SEPTEMBER · YEAR 1; the calendar pages roll to it under the TIME WARP music (forward tears, backward settles) before any device appears</w:t>
       </w:r>
     </w:p>
     <w:p>
@@ -7904,7 +7880,7 @@
           <w:szCs w:val="17"/>
           <w:rFonts w:ascii="Courier New" w:cs="Courier New" w:eastAsia="Courier New" w:hAnsi="Courier New"/>
         </w:rPr>
-        <w:t xml:space="preserve">BOTH = Lock screen  ·  clock 2:14</w:t>
+        <w:t xml:space="preserve">BOTH = Lock screen  ·  clock 8:16</w:t>
       </w:r>
     </w:p>
     <w:p>
@@ -8769,7 +8745,7 @@
           <w:szCs w:val="19"/>
           <w:rFonts w:ascii="Georgia" w:cs="Georgia" w:eastAsia="Georgia" w:hAnsi="Georgia"/>
         </w:rPr>
-        <w:t xml:space="preserve">The phone drops; OCTOBER · YEAR 1 holds center until her song rolls it forward.</w:t>
+        <w:t xml:space="preserve">The phone drops; SEPTEMBER · YEAR 1 holds center until her song rolls it forward.</w:t>
       </w:r>
     </w:p>
     <w:p>
@@ -11286,7 +11262,7 @@
           <w:szCs w:val="19"/>
           <w:rFonts w:ascii="Georgia" w:cs="Georgia" w:eastAsia="Georgia" w:hAnsi="Georgia"/>
         </w:rPr>
-        <w:t xml:space="preserve">And another.</w:t>
+        <w:t xml:space="preserve">Two at once — a message request he cannot read, and one he can. Paige.Turner is not shy.</w:t>
       </w:r>
     </w:p>
     <w:p>
@@ -11334,6 +11310,32 @@
     </w:p>
     <w:p>
       <w:pPr>
+        <w:spacing w:after="14"/>
+        <w:ind w:left="280"/>
+      </w:pPr>
+      <w:r>
+        <w:rPr>
+          <w:b/>
+          <w:bCs/>
+          <w:color w:val="1a1d26"/>
+          <w:sz w:val="18"/>
+          <w:szCs w:val="18"/>
+          <w:rFonts w:ascii="Courier New" w:cs="Courier New" w:eastAsia="Courier New" w:hAnsi="Courier New"/>
+        </w:rPr>
+        <w:t xml:space="preserve">NOTIFICATION — Instagram · Paige.Turner (now): </w:t>
+      </w:r>
+      <w:r>
+        <w:rPr>
+          <w:color w:val="1a1d26"/>
+          <w:sz w:val="18"/>
+          <w:szCs w:val="18"/>
+          <w:rFonts w:ascii="Courier New" w:cs="Courier New" w:eastAsia="Courier New" w:hAnsi="Courier New"/>
+        </w:rPr>
+        <w:t xml:space="preserve">“commented: Hey handsome, didn’t know an author could be so handsome ;)”</w:t>
+      </w:r>
+    </w:p>
+    <w:p>
+      <w:pPr>
         <w:keepNext/>
         <w:spacing w:before="30" w:after="20"/>
       </w:pPr>
@@ -11394,6 +11396,34 @@
           <w:rFonts w:ascii="Georgia" w:cs="Georgia" w:eastAsia="Georgia" w:hAnsi="Georgia"/>
         </w:rPr>
         <w:t xml:space="preserve">notification tri-tone (soft)</w:t>
+      </w:r>
+    </w:p>
+    <w:p>
+      <w:pPr>
+        <w:shd w:fill="faf3dc" w:val="clear"/>
+        <w:spacing w:before="30" w:after="14"/>
+      </w:pPr>
+      <w:r>
+        <w:rPr>
+          <w:b/>
+          <w:bCs/>
+          <w:color w:val="8a6d10"/>
+          <w:sz w:val="17"/>
+          <w:szCs w:val="17"/>
+          <w:rFonts w:ascii="Courier New" w:cs="Courier New" w:eastAsia="Courier New" w:hAnsi="Courier New"/>
+        </w:rPr>
+        <w:t xml:space="preserve">HOLD · </w:t>
+      </w:r>
+      <w:r>
+        <w:rPr>
+          <w:i/>
+          <w:iCs/>
+          <w:color w:val="8a6d10"/>
+          <w:sz w:val="18"/>
+          <w:szCs w:val="18"/>
+          <w:rFonts w:ascii="Georgia" w:cs="Georgia" w:eastAsia="Georgia" w:hAnsi="Georgia"/>
+        </w:rPr>
+        <w:t xml:space="preserve">David, Sept 21 asked for Paige.Turner. Hers is a COMMENT, not a DM: a stranger’s direct message shows no preview text on a real iPhone (that is why lit.with.lena only “wants to send you a message”), and the line has to be READ to land. A comment on his post carries its text, needs no relationship, and is exactly what a reader who found him attractive would leave. Hers arrives last so it is the top card.</w:t>
       </w:r>
     </w:p>
     <w:p>
@@ -15010,6 +15040,58 @@
           <w:szCs w:val="18"/>
           <w:rFonts w:ascii="Courier New" w:cs="Courier New" w:eastAsia="Courier New" w:hAnsi="Courier New"/>
         </w:rPr>
+        <w:t xml:space="preserve">  … a beat (auto-timed, </w:t>
+      </w:r>
+      <w:r>
+        <w:rPr>
+          <w:color w:val="1a1d26"/>
+          <w:sz w:val="18"/>
+          <w:szCs w:val="18"/>
+          <w:rFonts w:ascii="Courier New" w:cs="Courier New" w:eastAsia="Courier New" w:hAnsi="Courier New"/>
+        </w:rPr>
+        <w:t xml:space="preserve">1.8 s)</w:t>
+      </w:r>
+    </w:p>
+    <w:p>
+      <w:pPr>
+        <w:spacing w:after="14"/>
+        <w:ind w:left="280"/>
+      </w:pPr>
+      <w:r>
+        <w:rPr>
+          <w:b/>
+          <w:bCs/>
+          <w:color w:val="1a1d26"/>
+          <w:sz w:val="18"/>
+          <w:szCs w:val="18"/>
+          <w:rFonts w:ascii="Courier New" w:cs="Courier New" w:eastAsia="Courier New" w:hAnsi="Courier New"/>
+        </w:rPr>
+        <w:t xml:space="preserve">FINGER RESTS ON </w:t>
+      </w:r>
+      <w:r>
+        <w:rPr>
+          <w:color w:val="1a1d26"/>
+          <w:sz w:val="18"/>
+          <w:szCs w:val="18"/>
+          <w:rFonts w:ascii="Courier New" w:cs="Courier New" w:eastAsia="Courier New" w:hAnsi="Courier New"/>
+        </w:rPr>
+        <w:t xml:space="preserve">[Me] — the button holds its pressed shade. Not pressing.</w:t>
+      </w:r>
+    </w:p>
+    <w:p>
+      <w:pPr>
+        <w:spacing w:after="14"/>
+        <w:ind w:left="280"/>
+      </w:pPr>
+      <w:r>
+        <w:rPr>
+          <w:b/>
+          <w:bCs/>
+          <w:color w:val="1a1d26"/>
+          <w:sz w:val="18"/>
+          <w:szCs w:val="18"/>
+          <w:rFonts w:ascii="Courier New" w:cs="Courier New" w:eastAsia="Courier New" w:hAnsi="Courier New"/>
+        </w:rPr>
         <w:t xml:space="preserve">PRESSES </w:t>
       </w:r>
       <w:r>
@@ -15114,6 +15196,32 @@
           <w:szCs w:val="18"/>
           <w:rFonts w:ascii="Courier New" w:cs="Courier New" w:eastAsia="Courier New" w:hAnsi="Courier New"/>
         </w:rPr>
+        <w:t xml:space="preserve">  … a beat (auto-timed, </w:t>
+      </w:r>
+      <w:r>
+        <w:rPr>
+          <w:color w:val="1a1d26"/>
+          <w:sz w:val="18"/>
+          <w:szCs w:val="18"/>
+          <w:rFonts w:ascii="Courier New" w:cs="Courier New" w:eastAsia="Courier New" w:hAnsi="Courier New"/>
+        </w:rPr>
+        <w:t xml:space="preserve">4.6 s)</w:t>
+      </w:r>
+    </w:p>
+    <w:p>
+      <w:pPr>
+        <w:spacing w:after="14"/>
+        <w:ind w:left="280"/>
+      </w:pPr>
+      <w:r>
+        <w:rPr>
+          <w:b/>
+          <w:bCs/>
+          <w:color w:val="1a1d26"/>
+          <w:sz w:val="18"/>
+          <w:szCs w:val="18"/>
+          <w:rFonts w:ascii="Courier New" w:cs="Courier New" w:eastAsia="Courier New" w:hAnsi="Courier New"/>
+        </w:rPr>
         <w:t xml:space="preserve">FINGER RESTS ON </w:t>
       </w:r>
       <w:r>
@@ -15140,6 +15248,32 @@
           <w:szCs w:val="18"/>
           <w:rFonts w:ascii="Courier New" w:cs="Courier New" w:eastAsia="Courier New" w:hAnsi="Courier New"/>
         </w:rPr>
+        <w:t xml:space="preserve">  … a beat (auto-timed, </w:t>
+      </w:r>
+      <w:r>
+        <w:rPr>
+          <w:color w:val="1a1d26"/>
+          <w:sz w:val="18"/>
+          <w:szCs w:val="18"/>
+          <w:rFonts w:ascii="Courier New" w:cs="Courier New" w:eastAsia="Courier New" w:hAnsi="Courier New"/>
+        </w:rPr>
+        <w:t xml:space="preserve">0.8 s)</w:t>
+      </w:r>
+    </w:p>
+    <w:p>
+      <w:pPr>
+        <w:spacing w:after="14"/>
+        <w:ind w:left="280"/>
+      </w:pPr>
+      <w:r>
+        <w:rPr>
+          <w:b/>
+          <w:bCs/>
+          <w:color w:val="1a1d26"/>
+          <w:sz w:val="18"/>
+          <w:szCs w:val="18"/>
+          <w:rFonts w:ascii="Courier New" w:cs="Courier New" w:eastAsia="Courier New" w:hAnsi="Courier New"/>
+        </w:rPr>
         <w:t xml:space="preserve">PRESSES </w:t>
       </w:r>
       <w:r>
@@ -15228,6 +15362,32 @@
           <w:rFonts w:ascii="Courier New" w:cs="Courier New" w:eastAsia="Courier New" w:hAnsi="Courier New"/>
         </w:rPr>
         <w:t xml:space="preserve">Receive Location Updates — People You Share With</w:t>
+      </w:r>
+    </w:p>
+    <w:p>
+      <w:pPr>
+        <w:spacing w:after="14"/>
+        <w:ind w:left="280"/>
+      </w:pPr>
+      <w:r>
+        <w:rPr>
+          <w:b/>
+          <w:bCs/>
+          <w:color w:val="1a1d26"/>
+          <w:sz w:val="18"/>
+          <w:szCs w:val="18"/>
+          <w:rFonts w:ascii="Courier New" w:cs="Courier New" w:eastAsia="Courier New" w:hAnsi="Courier New"/>
+        </w:rPr>
+        <w:t xml:space="preserve">  … a beat (auto-timed, </w:t>
+      </w:r>
+      <w:r>
+        <w:rPr>
+          <w:color w:val="1a1d26"/>
+          <w:sz w:val="18"/>
+          <w:szCs w:val="18"/>
+          <w:rFonts w:ascii="Courier New" w:cs="Courier New" w:eastAsia="Courier New" w:hAnsi="Courier New"/>
+        </w:rPr>
+        <w:t xml:space="preserve">4.2 s)</w:t>
       </w:r>
     </w:p>
     <w:p>
@@ -15374,7 +15534,7 @@
           <w:szCs w:val="18"/>
           <w:rFonts w:ascii="Georgia" w:cs="Georgia" w:eastAsia="Georgia" w:hAnsi="Georgia"/>
         </w:rPr>
-        <w:t xml:space="preserve">He has been “sharing” with her all along; only the DEVICE changes. This iPhone was never the source and we never see him make the iPad one. Inside Find My there is not one waiting beat — he does not hesitate (David, Sept 20); the only held beat is the locked phone before the unlock (`pause` 900). Hold on the settled card through the final chord; 14.1 takes it away.</w:t>
+        <w:t xml:space="preserve">He has been “sharing” with her all along; only the DEVICE changes. This iPhone was never the source and we never see him make the iPad one. Every step inside Find My is held long enough to READ (David, Sept 20 — “it’s way too fast”): 1.8 s on Cathy in Mount Orab, then the camera goes to the SHARING FROM ROW ITSELF (David, Sept 21 — “just change the camera zoom effect there”) and holds it 4.6 s on “Jamie’s iPad” and 4.2 s on “Jamie’s iPhone”. The camera does not move between the two: the row is already in frame, so the house watches the word change in place. The hesitation is the house’s, not his: he still presses without pausing (the 0.8 s between the press and the tap is the finger on the row, not doubt). Hold on the settled card through the final chord; 14.1 takes it away.</w:t>
       </w:r>
     </w:p>
     <w:p>
@@ -15401,7 +15561,7 @@
           <w:szCs w:val="18"/>
           <w:rFonts w:ascii="Courier New" w:cs="Courier New" w:eastAsia="Courier New" w:hAnsi="Courier New"/>
         </w:rPr>
-        <w:t xml:space="preserve">   BOTH SING · 7 FIRES</w:t>
+        <w:t xml:space="preserve">   BOTH SING · 6 FIRES</w:t>
       </w:r>
     </w:p>
     <w:p>
@@ -15933,7 +16093,7 @@
           <w:szCs w:val="19"/>
           <w:rFonts w:ascii="Georgia" w:cs="Georgia" w:eastAsia="Georgia" w:hAnsi="Georgia"/>
         </w:rPr>
-        <w:t xml:space="preserve">THE ONE ANIMATION. The calendar docks; her phone lights on the steps: “home safe?” — the text the house watched him send in Shiksa Goddess. She opens it and answers it, slowly, and then she SENDS it — we hear the send. The bubble lands, and her screen goes dark in her hand. Black, inside the phone, as the last thing the audience has of her.</w:t>
+        <w:t xml:space="preserve">THE ONE ANIMATION, AND THE LAST IMAGE OF THE SHOW. The calendar docks; her phone lights on the steps: “home safe?” — the text the house watched him send in Shiksa Goddess. She opens it and answers it SLOWLY, and then she SENDS it — we hear the send. “safe 😊 tonight was amazing” lands as a sent bubble and STAYS THERE, lit, through the whole of his last verse. Nothing takes it away; the curtain fades it out.</w:t>
       </w:r>
     </w:p>
     <w:p>
@@ -16183,7 +16343,7 @@
           <w:szCs w:val="18"/>
           <w:rFonts w:ascii="Courier New" w:cs="Courier New" w:eastAsia="Courier New" w:hAnsi="Courier New"/>
         </w:rPr>
-        <w:t xml:space="preserve">0.5 s)</w:t>
+        <w:t xml:space="preserve">0.9 s)</w:t>
       </w:r>
     </w:p>
     <w:p>
@@ -16235,7 +16395,7 @@
           <w:szCs w:val="18"/>
           <w:rFonts w:ascii="Courier New" w:cs="Courier New" w:eastAsia="Courier New" w:hAnsi="Courier New"/>
         </w:rPr>
-        <w:t xml:space="preserve">1.4 s)</w:t>
+        <w:t xml:space="preserve">2.2 s)</w:t>
       </w:r>
     </w:p>
     <w:p>
@@ -16339,33 +16499,7 @@
           <w:szCs w:val="18"/>
           <w:rFonts w:ascii="Courier New" w:cs="Courier New" w:eastAsia="Courier New" w:hAnsi="Courier New"/>
         </w:rPr>
-        <w:t xml:space="preserve">2.4 s)</w:t>
-      </w:r>
-    </w:p>
-    <w:p>
-      <w:pPr>
-        <w:spacing w:after="14"/>
-        <w:ind w:left="280"/>
-      </w:pPr>
-      <w:r>
-        <w:rPr>
-          <w:b/>
-          <w:bCs/>
-          <w:color w:val="1a1d26"/>
-          <w:sz w:val="18"/>
-          <w:szCs w:val="18"/>
-          <w:rFonts w:ascii="Courier New" w:cs="Courier New" w:eastAsia="Courier New" w:hAnsi="Courier New"/>
-        </w:rPr>
-        <w:t xml:space="preserve">THE SCREEN GOES DARK — </w:t>
-      </w:r>
-      <w:r>
-        <w:rPr>
-          <w:color w:val="1a1d26"/>
-          <w:sz w:val="18"/>
-          <w:szCs w:val="18"/>
-          <w:rFonts w:ascii="Courier New" w:cs="Courier New" w:eastAsia="Courier New" w:hAnsi="Courier New"/>
-        </w:rPr>
-        <w:t xml:space="preserve">the display sleeps in her hand over ~1.6 s; the phone stays on stage, black</w:t>
+        <w:t xml:space="preserve">8.0 s)</w:t>
       </w:r>
     </w:p>
     <w:p>
@@ -16458,21 +16592,6 @@
           <w:rFonts w:ascii="Georgia" w:cs="Georgia" w:eastAsia="Georgia" w:hAnsi="Georgia"/>
         </w:rPr>
         <w:t xml:space="preserve">sound: send swoosh</w:t>
-      </w:r>
-    </w:p>
-    <w:p>
-      <w:pPr>
-        <w:spacing w:after="14"/>
-        <w:ind w:left="280"/>
-      </w:pPr>
-      <w:r>
-        <w:rPr>
-          <w:color w:val="3a3f4d"/>
-          <w:sz w:val="18"/>
-          <w:szCs w:val="18"/>
-          <w:rFonts w:ascii="Georgia" w:cs="Georgia" w:eastAsia="Georgia" w:hAnsi="Georgia"/>
-        </w:rPr>
-        <w:t xml:space="preserve">the screen fades to black inside the bezel — status bar, thread and home bar with it. No sound: a display going to sleep is silent.</w:t>
       </w:r>
     </w:p>
     <w:p>
@@ -16602,7 +16721,7 @@
           <w:szCs w:val="18"/>
           <w:rFonts w:ascii="Georgia" w:cs="Georgia" w:eastAsia="Georgia" w:hAnsi="Georgia"/>
         </w:rPr>
-        <w:t xml:space="preserve">David, Sept 20 — SHE SENDS (this reverses the earlier “do not send”). The send is stamped 11:51, after the call the house watched him take in Shiksa Goddess, so his phone in Song 2 is not contradicted. Hold the dark phone through his line; 14.5 takes it away.</w:t>
+        <w:t xml:space="preserve">David, Sept 21: “the last thing we should see before the blackout is the text ‘tonight was amazing’ — you can cut everything else after that.” Her screen no longer goes dark in her hand (that reverses Sept 20’s baked-in `screenoff`), his last verse has no cue at all, and the only thing left is the slow curtain at 14.6. She types at the `slow` pace and the sent bubble holds eight seconds before his verse even begins. The send is stamped 11:51, after the call the house watched him take in Shiksa Goddess, so his phone in Song 2 is not contradicted.</w:t>
       </w:r>
     </w:p>
     <w:p>
@@ -16622,7 +16741,7 @@
           <w:szCs w:val="22"/>
           <w:rFonts w:ascii="Courier New" w:cs="Courier New" w:eastAsia="Courier New" w:hAnsi="Courier New"/>
         </w:rPr>
-        <w:t xml:space="preserve">14.5</w:t>
+        <w:t xml:space="preserve">14.6</w:t>
       </w:r>
       <w:r>
         <w:rPr>
@@ -16642,7 +16761,7 @@
           <w:szCs w:val="19"/>
           <w:rFonts w:ascii="Georgia" w:cs="Georgia" w:eastAsia="Georgia" w:hAnsi="Georgia"/>
         </w:rPr>
-        <w:t xml:space="preserve">   —  JAMIE: “You never noticed how the wind had changed” — he stands</w:t>
+        <w:t xml:space="preserve">   —  FINAL BLACKOUT — on the last “Goodbye”</w:t>
       </w:r>
     </w:p>
     <w:p>
@@ -16657,7 +16776,7 @@
           <w:szCs w:val="19"/>
           <w:rFonts w:ascii="Georgia" w:cs="Georgia" w:eastAsia="Georgia" w:hAnsi="Georgia"/>
         </w:rPr>
-        <w:t xml:space="preserve">The dark phone goes; the pages tear FORWARD to JUNE · YEAR 5 — the breakup — and hold as the last image while he sings his goodbye.</w:t>
+        <w:t xml:space="preserve">THE SLOW CURTAIN. Nothing drops and nothing cuts: her lit phone, with “tonight was amazing” still on the glass, fades — all of it together — over three and a half seconds, to true black. End of show.</w:t>
       </w:r>
     </w:p>
     <w:p>
@@ -16691,132 +16810,16 @@
           <w:szCs w:val="18"/>
           <w:rFonts w:ascii="Courier New" w:cs="Courier New" w:eastAsia="Courier New" w:hAnsi="Courier New"/>
         </w:rPr>
-        <w:t xml:space="preserve">PHONE AWAY — </w:t>
-      </w:r>
-      <w:r>
-        <w:rPr>
-          <w:color w:val="1a1d26"/>
-          <w:sz w:val="18"/>
-          <w:szCs w:val="18"/>
-          <w:rFonts w:ascii="Courier New" w:cs="Courier New" w:eastAsia="Courier New" w:hAnsi="Courier New"/>
-        </w:rPr>
-        <w:t xml:space="preserve">the phone drops; the calendar returns to center-stage</w:t>
-      </w:r>
-    </w:p>
-    <w:p>
-      <w:pPr>
-        <w:spacing w:after="14"/>
-        <w:ind w:left="280"/>
-      </w:pPr>
-      <w:r>
-        <w:rPr>
-          <w:b/>
-          <w:bCs/>
-          <w:color w:val="1a1d26"/>
-          <w:sz w:val="18"/>
-          <w:szCs w:val="18"/>
-          <w:rFonts w:ascii="Courier New" w:cs="Courier New" w:eastAsia="Courier New" w:hAnsi="Courier New"/>
-        </w:rPr>
-        <w:t xml:space="preserve">TIME → </w:t>
-      </w:r>
-      <w:r>
-        <w:rPr>
-          <w:color w:val="1a1d26"/>
-          <w:sz w:val="18"/>
-          <w:szCs w:val="18"/>
-          <w:rFonts w:ascii="Courier New" w:cs="Courier New" w:eastAsia="Courier New" w:hAnsi="Courier New"/>
-        </w:rPr>
-        <w:t xml:space="preserve">4:12 · Thursday, June 11, 2026 — the house reads JUNE · YEAR 5; the calendar pages roll to it under the TIME WARP music (forward tears, backward settles) before any device appears</w:t>
-      </w:r>
-    </w:p>
-    <w:p>
-      <w:pPr>
-        <w:spacing w:after="14"/>
-        <w:ind w:left="280"/>
-      </w:pPr>
-      <w:r>
-        <w:rPr>
-          <w:b/>
-          <w:bCs/>
-          <w:color w:val="1a1d26"/>
-          <w:sz w:val="18"/>
-          <w:szCs w:val="18"/>
-          <w:rFonts w:ascii="Courier New" w:cs="Courier New" w:eastAsia="Courier New" w:hAnsi="Courier New"/>
-        </w:rPr>
-        <w:t xml:space="preserve">ERA FOOT LINE → </w:t>
-      </w:r>
-      <w:r>
-        <w:rPr>
-          <w:color w:val="1a1d26"/>
-          <w:sz w:val="18"/>
-          <w:szCs w:val="18"/>
-          <w:rFonts w:ascii="Courier New" w:cs="Courier New" w:eastAsia="Courier New" w:hAnsi="Courier New"/>
-        </w:rPr>
-        <w:t xml:space="preserve">“the last afternoon”</w:t>
-      </w:r>
-    </w:p>
-    <w:p>
-      <w:pPr>
-        <w:keepNext/>
-        <w:spacing w:before="30" w:after="20"/>
-      </w:pPr>
-      <w:r>
-        <w:rPr>
-          <w:b/>
-          <w:bCs/>
-          <w:color w:val="6b7280"/>
-          <w:sz w:val="16"/>
-          <w:szCs w:val="16"/>
-          <w:rFonts w:ascii="Courier New" w:cs="Courier New" w:eastAsia="Courier New" w:hAnsi="Courier New"/>
-        </w:rPr>
-        <w:t xml:space="preserve">PLAYS</w:t>
-      </w:r>
-    </w:p>
-    <w:p>
-      <w:pPr>
-        <w:spacing w:after="14"/>
-        <w:ind w:left="280"/>
-      </w:pPr>
-      <w:r>
-        <w:rPr>
-          <w:color w:val="3a3f4d"/>
-          <w:sz w:val="18"/>
-          <w:szCs w:val="18"/>
-          <w:rFonts w:ascii="Georgia" w:cs="Georgia" w:eastAsia="Georgia" w:hAnsi="Georgia"/>
-        </w:rPr>
-        <w:t xml:space="preserve">the device drops; the calendar takes center-stage (never black — true black is the curtain only)</w:t>
-      </w:r>
-    </w:p>
-    <w:p>
-      <w:pPr>
-        <w:keepNext/>
-        <w:spacing w:before="26" w:after="20"/>
-      </w:pPr>
-      <w:r>
-        <w:rPr>
-          <w:b/>
-          <w:bCs/>
-          <w:color w:val="6b7280"/>
-          <w:sz w:val="16"/>
-          <w:szCs w:val="16"/>
-          <w:rFonts w:ascii="Courier New" w:cs="Courier New" w:eastAsia="Courier New" w:hAnsi="Courier New"/>
-        </w:rPr>
-        <w:t xml:space="preserve">SOUND</w:t>
-      </w:r>
-    </w:p>
-    <w:p>
-      <w:pPr>
-        <w:spacing w:after="14"/>
-        <w:ind w:left="280"/>
-      </w:pPr>
-      <w:r>
-        <w:rPr>
-          <w:color w:val="6a5a20"/>
-          <w:sz w:val="18"/>
-          <w:szCs w:val="18"/>
-          <w:rFonts w:ascii="Georgia" w:cs="Georgia" w:eastAsia="Georgia" w:hAnsi="Georgia"/>
-        </w:rPr>
-        <w:t xml:space="preserve">room tone out</w:t>
+        <w:t xml:space="preserve">CURTAIN — </w:t>
+      </w:r>
+      <w:r>
+        <w:rPr>
+          <w:color w:val="1a1d26"/>
+          <w:sz w:val="18"/>
+          <w:szCs w:val="18"/>
+          <w:rFonts w:ascii="Courier New" w:cs="Courier New" w:eastAsia="Courier New" w:hAnsi="Courier New"/>
+        </w:rPr>
+        <w:t xml:space="preserve">true black; the calendar goes</w:t>
       </w:r>
     </w:p>
     <w:p>
@@ -16844,105 +16847,7 @@
           <w:szCs w:val="18"/>
           <w:rFonts w:ascii="Georgia" w:cs="Georgia" w:eastAsia="Georgia" w:hAnsi="Georgia"/>
         </w:rPr>
-        <w:t xml:space="preserve">Hold it. Do not resolve it.</w:t>
-      </w:r>
-    </w:p>
-    <w:p>
-      <w:pPr>
-        <w:keepNext/>
-        <w:pBdr>
-          <w:top w:val="single" w:color="d8d2c2" w:sz="4"/>
-        </w:pBdr>
-        <w:spacing w:before="200" w:after="40"/>
-      </w:pPr>
-      <w:r>
-        <w:rPr>
-          <w:b/>
-          <w:bCs/>
-          <w:color w:val="1a1d26"/>
-          <w:sz w:val="22"/>
-          <w:szCs w:val="22"/>
-          <w:rFonts w:ascii="Courier New" w:cs="Courier New" w:eastAsia="Courier New" w:hAnsi="Courier New"/>
-        </w:rPr>
-        <w:t xml:space="preserve">14.6</w:t>
-      </w:r>
-      <w:r>
-        <w:rPr>
-          <w:color w:val="2a5db0"/>
-          <w:sz w:val="17"/>
-          <w:szCs w:val="17"/>
-          <w:rFonts w:ascii="Courier New" w:cs="Courier New" w:eastAsia="Courier New" w:hAnsi="Courier New"/>
-        </w:rPr>
-        <w:t xml:space="preserve">  BOTH · CATHY</w:t>
-      </w:r>
-      <w:r>
-        <w:rPr>
-          <w:i/>
-          <w:iCs/>
-          <w:color w:val="1a1d26"/>
-          <w:sz w:val="19"/>
-          <w:szCs w:val="19"/>
-          <w:rFonts w:ascii="Georgia" w:cs="Georgia" w:eastAsia="Georgia" w:hAnsi="Georgia"/>
-        </w:rPr>
-        <w:t xml:space="preserve">   —  FINAL BLACKOUT — on the last “Goodbye”</w:t>
-      </w:r>
-    </w:p>
-    <w:p>
-      <w:pPr>
-        <w:keepNext/>
-        <w:spacing w:after="60"/>
-      </w:pPr>
-      <w:r>
-        <w:rPr>
-          <w:color w:val="3a3f4d"/>
-          <w:sz w:val="19"/>
-          <w:szCs w:val="19"/>
-          <w:rFonts w:ascii="Georgia" w:cs="Georgia" w:eastAsia="Georgia" w:hAnsi="Georgia"/>
-        </w:rPr>
-        <w:t xml:space="preserve">Curtain: true black. End of show.</w:t>
-      </w:r>
-    </w:p>
-    <w:p>
-      <w:pPr>
-        <w:keepNext/>
-        <w:spacing w:after="20"/>
-      </w:pPr>
-      <w:r>
-        <w:rPr>
-          <w:b/>
-          <w:bCs/>
-          <w:color w:val="6b7280"/>
-          <w:sz w:val="16"/>
-          <w:szCs w:val="16"/>
-          <w:rFonts w:ascii="Courier New" w:cs="Courier New" w:eastAsia="Courier New" w:hAnsi="Courier New"/>
-        </w:rPr>
-        <w:t xml:space="preserve">ON SCREEN</w:t>
-      </w:r>
-    </w:p>
-    <w:p>
-      <w:pPr>
-        <w:spacing w:after="14"/>
-        <w:ind w:left="280"/>
-      </w:pPr>
-      <w:r>
-        <w:rPr>
-          <w:b/>
-          <w:bCs/>
-          <w:color w:val="1a1d26"/>
-          <w:sz w:val="18"/>
-          <w:szCs w:val="18"/>
-          <w:rFonts w:ascii="Courier New" w:cs="Courier New" w:eastAsia="Courier New" w:hAnsi="Courier New"/>
-        </w:rPr>
-        <w:t xml:space="preserve">CURTAIN — </w:t>
-      </w:r>
-      <w:r>
-        <w:rPr>
-          <w:color w:val="1a1d26"/>
-          <w:sz w:val="18"/>
-          <w:szCs w:val="18"/>
-          <w:rFonts w:ascii="Courier New" w:cs="Courier New" w:eastAsia="Courier New" w:hAnsi="Courier New"/>
-        </w:rPr>
-        <w:t xml:space="preserve">true black; the calendar goes</w:t>
+        <w:t xml:space="preserve">David, Sept 21: “the blackout should be a slow blackout to actual black.” `fade` is the knob. An ordinary curtain drops the phone first, which would take her text away BEFORE the black did; this one never does. His last verse has no cue — her text is on screen for all of it.</w:t>
       </w:r>
     </w:p>
     <w:p>

--- a/L5Y-Cue-Bible.docx
+++ b/L5Y-Cue-Bible.docx
@@ -464,7 +464,7 @@
           <w:szCs w:val="18"/>
           <w:rFonts w:ascii="Courier New" w:cs="Courier New" w:eastAsia="Courier New" w:hAnsi="Courier New"/>
         </w:rPr>
-        <w:t xml:space="preserve">M24 — cast photo of JAMIE — she never changed it</w:t>
+        <w:t xml:space="preserve">M27 — the two of them — she never changed it</w:t>
       </w:r>
     </w:p>
     <w:p>
@@ -14873,7 +14873,7 @@
           <w:szCs w:val="18"/>
           <w:rFonts w:ascii="Georgia" w:cs="Georgia" w:eastAsia="Georgia" w:hAnsi="Georgia"/>
         </w:rPr>
-        <w:t xml:space="preserve">The two pauses (3500 before, 900 after) and the swipe length (`ms` on notifDismiss) are the tuning knobs — David, Sept 20: two more seconds to read it, and a swipe a second and a half longer.</w:t>
+        <w:t xml:space="preserve">He does not open it — he CLEARS it. The card is pulled LEFT off its own Clear button, the word is held long enough to read, and only then does the card go (David, Sept 21: “you swipe right to unlock and open, you should swipe LEFT and see the word Clear”). The tuning knobs are the two pauses (3500 before, 900 after) and `ms` on notifDismiss, which is the whole gesture — it splits into the pull, the hold on Clear, and the card leaving.</w:t>
       </w:r>
     </w:p>
     <w:p>

--- a/L5Y-Cue-Bible.docx
+++ b/L5Y-Cue-Bible.docx
@@ -3073,7 +3073,7 @@
           <w:szCs w:val="19"/>
           <w:rFonts w:ascii="Georgia" w:cs="Georgia" w:eastAsia="Georgia" w:hAnsi="Georgia"/>
         </w:rPr>
-        <w:t xml:space="preserve">   —  TOP OF SHIKSA GODDESS — the first chord, as he enters</w:t>
+        <w:t xml:space="preserve">   —  FIRST NOTES OF SHIKSA GODDESS — GO!</w:t>
       </w:r>
     </w:p>
     <w:p>
@@ -3435,7 +3435,7 @@
           <w:szCs w:val="19"/>
           <w:rFonts w:ascii="Georgia" w:cs="Georgia" w:eastAsia="Georgia" w:hAnsi="Georgia"/>
         </w:rPr>
-        <w:t xml:space="preserve">   —  FIRST NOTES OF SHIKSA GODDESS — GO!</w:t>
+        <w:t xml:space="preserve">   —  “I’m breaking my mother’s heart” — the *SECOND* time</w:t>
       </w:r>
     </w:p>
     <w:p>
@@ -4719,7 +4719,7 @@
           <w:szCs w:val="19"/>
           <w:rFonts w:ascii="Georgia" w:cs="Georgia" w:eastAsia="Georgia" w:hAnsi="Georgia"/>
         </w:rPr>
-        <w:t xml:space="preserve">   —  “I’m breaking my mother’s heart” — the *SECOND* time</w:t>
+        <w:t xml:space="preserve">   —  “Hey hey shiksa goddess, I’ve been waiting for someone like you” — the *FIRST* time</w:t>
       </w:r>
     </w:p>
     <w:p>
@@ -4909,7 +4909,7 @@
           <w:szCs w:val="19"/>
           <w:rFonts w:ascii="Georgia" w:cs="Georgia" w:eastAsia="Georgia" w:hAnsi="Georgia"/>
         </w:rPr>
-        <w:t xml:space="preserve">   —  “Hey hey shiksa goddess, I’ve been waiting for someone like you”</w:t>
+        <w:t xml:space="preserve">   —  “My people have suffered for thousands of years and I don’t give a shit” — GO AFTER THIS LINE</w:t>
       </w:r>
     </w:p>
     <w:p>
@@ -5096,7 +5096,7 @@
           <w:szCs w:val="19"/>
           <w:rFonts w:ascii="Georgia" w:cs="Georgia" w:eastAsia="Georgia" w:hAnsi="Georgia"/>
         </w:rPr>
-        <w:t xml:space="preserve">   —  “My people have suffered for thousands of years and I don’t give a shit” — GO AFTER THIS LINE</w:t>
+        <w:t xml:space="preserve">   —  “tragic but it’s true… hey hey shiksa goddess, I’ve been waiting for someone like you” — GO AFTER THIS LINE</w:t>
       </w:r>
     </w:p>
     <w:p>
@@ -5300,7 +5300,7 @@
           <w:szCs w:val="19"/>
           <w:rFonts w:ascii="Georgia" w:cs="Georgia" w:eastAsia="Georgia" w:hAnsi="Georgia"/>
         </w:rPr>
-        <w:t xml:space="preserve">   —  “tragic but it’s true… hey hey shiksa goddess, I’ve been waiting for someone like you” — GO AFTER THIS LINE</w:t>
+        <w:t xml:space="preserve">   —  TOP OF SEE I’M SMILING — the first chord (the pier)</w:t>
       </w:r>
     </w:p>
     <w:p>
@@ -8595,7 +8595,7 @@
           <w:szCs w:val="19"/>
           <w:rFonts w:ascii="Georgia" w:cs="Georgia" w:eastAsia="Georgia" w:hAnsi="Georgia"/>
         </w:rPr>
-        <w:t xml:space="preserve">Calendar only. The pages roll FORWARD — OCTOBER · YEAR 1 → MARCH · YEAR 4, the book party — and hold for the whole song.</w:t>
+        <w:t xml:space="preserve">Calendar only. The pages roll FORWARD — OCTOBER · YEAR 1 to MARCH · YEAR 4, the night before his book party — and hold for the whole song.</w:t>
       </w:r>
     </w:p>
     <w:p>
@@ -8664,7 +8664,7 @@
           <w:szCs w:val="18"/>
           <w:rFonts w:ascii="Courier New" w:cs="Courier New" w:eastAsia="Courier New" w:hAnsi="Courier New"/>
         </w:rPr>
-        <w:t xml:space="preserve">8:12 · Saturday, March 8, 2025 — the house reads MARCH · YEAR 4; the calendar pages roll to it under the TIME WARP music (forward tears, backward settles) before any device appears</w:t>
+        <w:t xml:space="preserve">8:12 · Friday, March 7, 2025 — the house reads MARCH · YEAR 4; the calendar pages roll to it under the TIME WARP music (forward tears, backward settles) before any device appears</w:t>
       </w:r>
     </w:p>
     <w:p>
@@ -8690,7 +8690,7 @@
           <w:szCs w:val="18"/>
           <w:rFonts w:ascii="Courier New" w:cs="Courier New" w:eastAsia="Courier New" w:hAnsi="Courier New"/>
         </w:rPr>
-        <w:t xml:space="preserve">“the book party”</w:t>
+        <w:t xml:space="preserve">“the night before the book party”</w:t>
       </w:r>
     </w:p>
     <w:p>
@@ -11109,7 +11109,7 @@
           <w:szCs w:val="19"/>
           <w:rFonts w:ascii="Georgia" w:cs="Georgia" w:eastAsia="Georgia" w:hAnsi="Georgia"/>
         </w:rPr>
-        <w:t xml:space="preserve">   —  “wouldn’t give you the time of day before” — GO</w:t>
+        <w:t xml:space="preserve">   —  “And every other girl would fly away” — GO</w:t>
       </w:r>
     </w:p>
     <w:p>
@@ -11297,7 +11297,7 @@
           <w:szCs w:val="19"/>
           <w:rFonts w:ascii="Georgia" w:cs="Georgia" w:eastAsia="Georgia" w:hAnsi="Georgia"/>
         </w:rPr>
-        <w:t xml:space="preserve">   —  “And every other girl would fly away”</w:t>
+        <w:t xml:space="preserve">   —  “It’s not a problem, just a challenge, it’s a challenge to” — GO ON *resist temptation*</w:t>
       </w:r>
     </w:p>
     <w:p>
@@ -11459,7 +11459,7 @@
           <w:szCs w:val="19"/>
           <w:rFonts w:ascii="Georgia" w:cs="Georgia" w:eastAsia="Georgia" w:hAnsi="Georgia"/>
         </w:rPr>
-        <w:t xml:space="preserve">   —  “It’s not a problem, just a challenge, it’s a challenge to” — GO ON *resist temptation*</w:t>
+        <w:t xml:space="preserve">   —  “It’s not a problem, just a challenge, it’s a challenge to” — the *SECOND* time; GO ON *resist temptation*</w:t>
       </w:r>
     </w:p>
     <w:p>
@@ -13277,7 +13277,7 @@
           <w:szCs w:val="19"/>
           <w:rFonts w:ascii="Georgia" w:cs="Georgia" w:eastAsia="Georgia" w:hAnsi="Georgia"/>
         </w:rPr>
-        <w:t xml:space="preserve">   —  ⚠CONFIRM · THE CALL IS OVER — GO to end it and come home</w:t>
+        <w:t xml:space="preserve">   —  “I love you too. I’ll be right home.” — GO to end the call</w:t>
       </w:r>
     </w:p>
     <w:p>
@@ -13667,7 +13667,7 @@
           <w:szCs w:val="19"/>
           <w:rFonts w:ascii="Georgia" w:cs="Georgia" w:eastAsia="Georgia" w:hAnsi="Georgia"/>
         </w:rPr>
-        <w:t xml:space="preserve">   —  ⚠CONFIRM · GO — back to her, and hold to the end of the song</w:t>
+        <w:t xml:space="preserve">   —  “But he couldn’t hear it at all” — GO back to her audition prep</w:t>
       </w:r>
     </w:p>
     <w:p>
@@ -14241,7 +14241,7 @@
           <w:szCs w:val="19"/>
           <w:rFonts w:ascii="Georgia" w:cs="Georgia" w:eastAsia="Georgia" w:hAnsi="Georgia"/>
         </w:rPr>
-        <w:t xml:space="preserve">   —  ⚠CONFIRM · SHE PULLS OUT — the card becomes the dash</w:t>
+        <w:t xml:space="preserve">   —  LIGHTS UP — GO</w:t>
       </w:r>
     </w:p>
     <w:p>

--- a/L5Y-Cue-Bible.docx
+++ b/L5Y-Cue-Bible.docx
@@ -65,7 +65,7 @@
           <w:szCs w:val="19"/>
           <w:rFonts w:ascii="Georgia" w:cs="Georgia" w:eastAsia="Georgia" w:hAnsi="Georgia"/>
         </w:rPr>
-        <w:t xml:space="preserve">68 cues · 14 songs · generated from the live show build, so this document cannot drift from what the phones actually do</w:t>
+        <w:t xml:space="preserve">67 cues · 14 songs · generated from the live show build, so this document cannot drift from what the phones actually do</w:t>
       </w:r>
     </w:p>
     <w:p>
@@ -10469,7 +10469,7 @@
           <w:szCs w:val="18"/>
           <w:rFonts w:ascii="Courier New" w:cs="Courier New" w:eastAsia="Courier New" w:hAnsi="Courier New"/>
         </w:rPr>
-        <w:t xml:space="preserve">   JAMIE SINGS · 9 FIRES</w:t>
+        <w:t xml:space="preserve">   JAMIE SINGS · 8 FIRES</w:t>
       </w:r>
     </w:p>
     <w:p>
@@ -10893,7 +10893,7 @@
           <w:szCs w:val="19"/>
           <w:rFonts w:ascii="Georgia" w:cs="Georgia" w:eastAsia="Georgia" w:hAnsi="Georgia"/>
         </w:rPr>
-        <w:t xml:space="preserve">   —  “Every other woman in the world suddenly finds you attractive” — GO</w:t>
+        <w:t xml:space="preserve">   —  “wouldn’t give you the time of day before” — GO</w:t>
       </w:r>
     </w:p>
     <w:p>
@@ -11448,7 +11448,7 @@
           <w:szCs w:val="17"/>
           <w:rFonts w:ascii="Courier New" w:cs="Courier New" w:eastAsia="Courier New" w:hAnsi="Courier New"/>
         </w:rPr>
-        <w:t xml:space="preserve">  SL · JAMIE · Lock screen</w:t>
+        <w:t xml:space="preserve">  SL · JAMIE</w:t>
       </w:r>
       <w:r>
         <w:rPr>
@@ -11474,7 +11474,7 @@
           <w:szCs w:val="19"/>
           <w:rFonts w:ascii="Georgia" w:cs="Georgia" w:eastAsia="Georgia" w:hAnsi="Georgia"/>
         </w:rPr>
-        <w:t xml:space="preserve">Front row — a reader who will be in the room tonight.</w:t>
+        <w:t xml:space="preserve">ONE GO, two beats. The last comment lands — front row, a reader who will be in the room tonight — and the house gets a moment to read it. Then his phone goes and the stage becomes hers: the calendar rolls BACK, OCTOBER · YEAR 4 to APRIL · YEAR 3, and holds in the centre. This is the Ohio audition, the one she gets.</w:t>
       </w:r>
     </w:p>
     <w:p>
@@ -11548,6 +11548,110 @@
     </w:p>
     <w:p>
       <w:pPr>
+        <w:spacing w:after="14"/>
+        <w:ind w:left="280"/>
+      </w:pPr>
+      <w:r>
+        <w:rPr>
+          <w:b/>
+          <w:bCs/>
+          <w:color w:val="1a1d26"/>
+          <w:sz w:val="18"/>
+          <w:szCs w:val="18"/>
+          <w:rFonts w:ascii="Courier New" w:cs="Courier New" w:eastAsia="Courier New" w:hAnsi="Courier New"/>
+        </w:rPr>
+        <w:t xml:space="preserve">  … a beat (auto-timed, </w:t>
+      </w:r>
+      <w:r>
+        <w:rPr>
+          <w:color w:val="1a1d26"/>
+          <w:sz w:val="18"/>
+          <w:szCs w:val="18"/>
+          <w:rFonts w:ascii="Courier New" w:cs="Courier New" w:eastAsia="Courier New" w:hAnsi="Courier New"/>
+        </w:rPr>
+        <w:t xml:space="preserve">3.4 s)</w:t>
+      </w:r>
+    </w:p>
+    <w:p>
+      <w:pPr>
+        <w:spacing w:after="14"/>
+        <w:ind w:left="280"/>
+      </w:pPr>
+      <w:r>
+        <w:rPr>
+          <w:b/>
+          <w:bCs/>
+          <w:color w:val="1a1d26"/>
+          <w:sz w:val="18"/>
+          <w:szCs w:val="18"/>
+          <w:rFonts w:ascii="Courier New" w:cs="Courier New" w:eastAsia="Courier New" w:hAnsi="Courier New"/>
+        </w:rPr>
+        <w:t xml:space="preserve">PHONE AWAY — </w:t>
+      </w:r>
+      <w:r>
+        <w:rPr>
+          <w:color w:val="1a1d26"/>
+          <w:sz w:val="18"/>
+          <w:szCs w:val="18"/>
+          <w:rFonts w:ascii="Courier New" w:cs="Courier New" w:eastAsia="Courier New" w:hAnsi="Courier New"/>
+        </w:rPr>
+        <w:t xml:space="preserve">the phone drops; the calendar returns to center-stage</w:t>
+      </w:r>
+    </w:p>
+    <w:p>
+      <w:pPr>
+        <w:spacing w:after="14"/>
+        <w:ind w:left="280"/>
+      </w:pPr>
+      <w:r>
+        <w:rPr>
+          <w:b/>
+          <w:bCs/>
+          <w:color w:val="1a1d26"/>
+          <w:sz w:val="18"/>
+          <w:szCs w:val="18"/>
+          <w:rFonts w:ascii="Courier New" w:cs="Courier New" w:eastAsia="Courier New" w:hAnsi="Courier New"/>
+        </w:rPr>
+        <w:t xml:space="preserve">TIME → </w:t>
+      </w:r>
+      <w:r>
+        <w:rPr>
+          <w:color w:val="1a1d26"/>
+          <w:sz w:val="18"/>
+          <w:szCs w:val="18"/>
+          <w:rFonts w:ascii="Courier New" w:cs="Courier New" w:eastAsia="Courier New" w:hAnsi="Courier New"/>
+        </w:rPr>
+        <w:t xml:space="preserve">2:20 · Tuesday, April 16, 2024 — the house reads APRIL · YEAR 3; the calendar pages roll to it under the TIME WARP music (forward tears, backward settles) before any device appears</w:t>
+      </w:r>
+    </w:p>
+    <w:p>
+      <w:pPr>
+        <w:spacing w:after="14"/>
+        <w:ind w:left="280"/>
+      </w:pPr>
+      <w:r>
+        <w:rPr>
+          <w:b/>
+          <w:bCs/>
+          <w:color w:val="1a1d26"/>
+          <w:sz w:val="18"/>
+          <w:szCs w:val="18"/>
+          <w:rFonts w:ascii="Courier New" w:cs="Courier New" w:eastAsia="Courier New" w:hAnsi="Courier New"/>
+        </w:rPr>
+        <w:t xml:space="preserve">ERA FOOT LINE → </w:t>
+      </w:r>
+      <w:r>
+        <w:rPr>
+          <w:color w:val="1a1d26"/>
+          <w:sz w:val="18"/>
+          <w:szCs w:val="18"/>
+          <w:rFonts w:ascii="Courier New" w:cs="Courier New" w:eastAsia="Courier New" w:hAnsi="Courier New"/>
+        </w:rPr>
+        <w:t xml:space="preserve">“Cathy’s Ohio audition”</w:t>
+      </w:r>
+    </w:p>
+    <w:p>
+      <w:pPr>
         <w:keepNext/>
         <w:spacing w:before="30" w:after="20"/>
       </w:pPr>
@@ -11580,6 +11684,21 @@
     </w:p>
     <w:p>
       <w:pPr>
+        <w:spacing w:after="14"/>
+        <w:ind w:left="280"/>
+      </w:pPr>
+      <w:r>
+        <w:rPr>
+          <w:color w:val="3a3f4d"/>
+          <w:sz w:val="18"/>
+          <w:szCs w:val="18"/>
+          <w:rFonts w:ascii="Georgia" w:cs="Georgia" w:eastAsia="Georgia" w:hAnsi="Georgia"/>
+        </w:rPr>
+        <w:t xml:space="preserve">the device drops; the calendar takes center-stage (never black — true black is the curtain only)</w:t>
+      </w:r>
+    </w:p>
+    <w:p>
+      <w:pPr>
         <w:keepNext/>
         <w:spacing w:before="26" w:after="20"/>
       </w:pPr>
@@ -11608,6 +11727,49 @@
           <w:rFonts w:ascii="Georgia" w:cs="Georgia" w:eastAsia="Georgia" w:hAnsi="Georgia"/>
         </w:rPr>
         <w:t xml:space="preserve">notification tri-tone (soft)</w:t>
+      </w:r>
+    </w:p>
+    <w:p>
+      <w:pPr>
+        <w:spacing w:after="14"/>
+        <w:ind w:left="280"/>
+      </w:pPr>
+      <w:r>
+        <w:rPr>
+          <w:color w:val="6a5a20"/>
+          <w:sz w:val="18"/>
+          <w:szCs w:val="18"/>
+          <w:rFonts w:ascii="Georgia" w:cs="Georgia" w:eastAsia="Georgia" w:hAnsi="Georgia"/>
+        </w:rPr>
+        <w:t xml:space="preserve">room tone out</w:t>
+      </w:r>
+    </w:p>
+    <w:p>
+      <w:pPr>
+        <w:shd w:fill="faf3dc" w:val="clear"/>
+        <w:spacing w:before="30" w:after="14"/>
+      </w:pPr>
+      <w:r>
+        <w:rPr>
+          <w:b/>
+          <w:bCs/>
+          <w:color w:val="8a6d10"/>
+          <w:sz w:val="17"/>
+          <w:szCs w:val="17"/>
+          <w:rFonts w:ascii="Courier New" w:cs="Courier New" w:eastAsia="Courier New" w:hAnsi="Courier New"/>
+        </w:rPr>
+        <w:t xml:space="preserve">HOLD · </w:t>
+      </w:r>
+      <w:r>
+        <w:rPr>
+          <w:i/>
+          <w:iCs/>
+          <w:color w:val="8a6d10"/>
+          <w:sz w:val="18"/>
+          <w:szCs w:val="18"/>
+          <w:rFonts w:ascii="Georgia" w:cs="Georgia" w:eastAsia="Georgia" w:hAnsi="Georgia"/>
+        </w:rPr>
+        <w:t xml:space="preserve">Hold on the card through her audition. The next GO brings him back.</w:t>
       </w:r>
     </w:p>
     <w:p>
@@ -11628,248 +11790,6 @@
           <w:rFonts w:ascii="Courier New" w:cs="Courier New" w:eastAsia="Courier New" w:hAnsi="Courier New"/>
         </w:rPr>
         <w:t xml:space="preserve">9.6a</w:t>
-      </w:r>
-      <w:r>
-        <w:rPr>
-          <w:color w:val="2a5db0"/>
-          <w:sz w:val="17"/>
-          <w:szCs w:val="17"/>
-          <w:rFonts w:ascii="Courier New" w:cs="Courier New" w:eastAsia="Courier New" w:hAnsi="Courier New"/>
-        </w:rPr>
-        <w:t xml:space="preserve">  SL · JAMIE</w:t>
-      </w:r>
-      <w:r>
-        <w:rPr>
-          <w:i/>
-          <w:iCs/>
-          <w:color w:val="1a1d26"/>
-          <w:sz w:val="19"/>
-          <w:szCs w:val="19"/>
-          <w:rFonts w:ascii="Georgia" w:cs="Georgia" w:eastAsia="Georgia" w:hAnsi="Georgia"/>
-        </w:rPr>
-        <w:t xml:space="preserve">   —  “It’s not a problem, it’s a challenge, just a challenge to resist temptation” — the *SECOND* time; GO AFTER THIS LINE</w:t>
-      </w:r>
-    </w:p>
-    <w:p>
-      <w:pPr>
-        <w:keepNext/>
-        <w:spacing w:after="60"/>
-      </w:pPr>
-      <w:r>
-        <w:rPr>
-          <w:color w:val="3a3f4d"/>
-          <w:sz w:val="19"/>
-          <w:szCs w:val="19"/>
-          <w:rFonts w:ascii="Georgia" w:cs="Georgia" w:eastAsia="Georgia" w:hAnsi="Georgia"/>
-        </w:rPr>
-        <w:t xml:space="preserve">His phone goes and the stage becomes hers: the calendar rolls BACK — OCTOBER · YEAR 4 to APRIL · YEAR 3 — and holds in the centre. This is the Ohio audition, the one she gets.</w:t>
-      </w:r>
-    </w:p>
-    <w:p>
-      <w:pPr>
-        <w:keepNext/>
-        <w:spacing w:after="20"/>
-      </w:pPr>
-      <w:r>
-        <w:rPr>
-          <w:b/>
-          <w:bCs/>
-          <w:color w:val="6b7280"/>
-          <w:sz w:val="16"/>
-          <w:szCs w:val="16"/>
-          <w:rFonts w:ascii="Courier New" w:cs="Courier New" w:eastAsia="Courier New" w:hAnsi="Courier New"/>
-        </w:rPr>
-        <w:t xml:space="preserve">ON SCREEN</w:t>
-      </w:r>
-    </w:p>
-    <w:p>
-      <w:pPr>
-        <w:spacing w:after="14"/>
-        <w:ind w:left="280"/>
-      </w:pPr>
-      <w:r>
-        <w:rPr>
-          <w:b/>
-          <w:bCs/>
-          <w:color w:val="1a1d26"/>
-          <w:sz w:val="18"/>
-          <w:szCs w:val="18"/>
-          <w:rFonts w:ascii="Courier New" w:cs="Courier New" w:eastAsia="Courier New" w:hAnsi="Courier New"/>
-        </w:rPr>
-        <w:t xml:space="preserve">PHONE AWAY — </w:t>
-      </w:r>
-      <w:r>
-        <w:rPr>
-          <w:color w:val="1a1d26"/>
-          <w:sz w:val="18"/>
-          <w:szCs w:val="18"/>
-          <w:rFonts w:ascii="Courier New" w:cs="Courier New" w:eastAsia="Courier New" w:hAnsi="Courier New"/>
-        </w:rPr>
-        <w:t xml:space="preserve">the phone drops; the calendar returns to center-stage</w:t>
-      </w:r>
-    </w:p>
-    <w:p>
-      <w:pPr>
-        <w:spacing w:after="14"/>
-        <w:ind w:left="280"/>
-      </w:pPr>
-      <w:r>
-        <w:rPr>
-          <w:b/>
-          <w:bCs/>
-          <w:color w:val="1a1d26"/>
-          <w:sz w:val="18"/>
-          <w:szCs w:val="18"/>
-          <w:rFonts w:ascii="Courier New" w:cs="Courier New" w:eastAsia="Courier New" w:hAnsi="Courier New"/>
-        </w:rPr>
-        <w:t xml:space="preserve">TIME → </w:t>
-      </w:r>
-      <w:r>
-        <w:rPr>
-          <w:color w:val="1a1d26"/>
-          <w:sz w:val="18"/>
-          <w:szCs w:val="18"/>
-          <w:rFonts w:ascii="Courier New" w:cs="Courier New" w:eastAsia="Courier New" w:hAnsi="Courier New"/>
-        </w:rPr>
-        <w:t xml:space="preserve">2:20 · Tuesday, April 16, 2024 — the house reads APRIL · YEAR 3; the calendar pages roll to it under the TIME WARP music (forward tears, backward settles) before any device appears</w:t>
-      </w:r>
-    </w:p>
-    <w:p>
-      <w:pPr>
-        <w:spacing w:after="14"/>
-        <w:ind w:left="280"/>
-      </w:pPr>
-      <w:r>
-        <w:rPr>
-          <w:b/>
-          <w:bCs/>
-          <w:color w:val="1a1d26"/>
-          <w:sz w:val="18"/>
-          <w:szCs w:val="18"/>
-          <w:rFonts w:ascii="Courier New" w:cs="Courier New" w:eastAsia="Courier New" w:hAnsi="Courier New"/>
-        </w:rPr>
-        <w:t xml:space="preserve">ERA FOOT LINE → </w:t>
-      </w:r>
-      <w:r>
-        <w:rPr>
-          <w:color w:val="1a1d26"/>
-          <w:sz w:val="18"/>
-          <w:szCs w:val="18"/>
-          <w:rFonts w:ascii="Courier New" w:cs="Courier New" w:eastAsia="Courier New" w:hAnsi="Courier New"/>
-        </w:rPr>
-        <w:t xml:space="preserve">“Cathy’s Ohio audition”</w:t>
-      </w:r>
-    </w:p>
-    <w:p>
-      <w:pPr>
-        <w:keepNext/>
-        <w:spacing w:before="30" w:after="20"/>
-      </w:pPr>
-      <w:r>
-        <w:rPr>
-          <w:b/>
-          <w:bCs/>
-          <w:color w:val="6b7280"/>
-          <w:sz w:val="16"/>
-          <w:szCs w:val="16"/>
-          <w:rFonts w:ascii="Courier New" w:cs="Courier New" w:eastAsia="Courier New" w:hAnsi="Courier New"/>
-        </w:rPr>
-        <w:t xml:space="preserve">PLAYS</w:t>
-      </w:r>
-    </w:p>
-    <w:p>
-      <w:pPr>
-        <w:spacing w:after="14"/>
-        <w:ind w:left="280"/>
-      </w:pPr>
-      <w:r>
-        <w:rPr>
-          <w:color w:val="3a3f4d"/>
-          <w:sz w:val="18"/>
-          <w:szCs w:val="18"/>
-          <w:rFonts w:ascii="Georgia" w:cs="Georgia" w:eastAsia="Georgia" w:hAnsi="Georgia"/>
-        </w:rPr>
-        <w:t xml:space="preserve">the device drops; the calendar takes center-stage (never black — true black is the curtain only)</w:t>
-      </w:r>
-    </w:p>
-    <w:p>
-      <w:pPr>
-        <w:keepNext/>
-        <w:spacing w:before="26" w:after="20"/>
-      </w:pPr>
-      <w:r>
-        <w:rPr>
-          <w:b/>
-          <w:bCs/>
-          <w:color w:val="6b7280"/>
-          <w:sz w:val="16"/>
-          <w:szCs w:val="16"/>
-          <w:rFonts w:ascii="Courier New" w:cs="Courier New" w:eastAsia="Courier New" w:hAnsi="Courier New"/>
-        </w:rPr>
-        <w:t xml:space="preserve">SOUND</w:t>
-      </w:r>
-    </w:p>
-    <w:p>
-      <w:pPr>
-        <w:spacing w:after="14"/>
-        <w:ind w:left="280"/>
-      </w:pPr>
-      <w:r>
-        <w:rPr>
-          <w:color w:val="6a5a20"/>
-          <w:sz w:val="18"/>
-          <w:szCs w:val="18"/>
-          <w:rFonts w:ascii="Georgia" w:cs="Georgia" w:eastAsia="Georgia" w:hAnsi="Georgia"/>
-        </w:rPr>
-        <w:t xml:space="preserve">room tone out</w:t>
-      </w:r>
-    </w:p>
-    <w:p>
-      <w:pPr>
-        <w:shd w:fill="faf3dc" w:val="clear"/>
-        <w:spacing w:before="30" w:after="14"/>
-      </w:pPr>
-      <w:r>
-        <w:rPr>
-          <w:b/>
-          <w:bCs/>
-          <w:color w:val="8a6d10"/>
-          <w:sz w:val="17"/>
-          <w:szCs w:val="17"/>
-          <w:rFonts w:ascii="Courier New" w:cs="Courier New" w:eastAsia="Courier New" w:hAnsi="Courier New"/>
-        </w:rPr>
-        <w:t xml:space="preserve">HOLD · </w:t>
-      </w:r>
-      <w:r>
-        <w:rPr>
-          <w:i/>
-          <w:iCs/>
-          <w:color w:val="8a6d10"/>
-          <w:sz w:val="18"/>
-          <w:szCs w:val="18"/>
-          <w:rFonts w:ascii="Georgia" w:cs="Georgia" w:eastAsia="Georgia" w:hAnsi="Georgia"/>
-        </w:rPr>
-        <w:t xml:space="preserve">Hold on the card through her audition. The next GO brings him back.</w:t>
-      </w:r>
-    </w:p>
-    <w:p>
-      <w:pPr>
-        <w:keepNext/>
-        <w:pBdr>
-          <w:top w:val="single" w:color="d8d2c2" w:sz="4"/>
-        </w:pBdr>
-        <w:spacing w:before="200" w:after="40"/>
-      </w:pPr>
-      <w:r>
-        <w:rPr>
-          <w:b/>
-          <w:bCs/>
-          <w:color w:val="1a1d26"/>
-          <w:sz w:val="22"/>
-          <w:szCs w:val="22"/>
-          <w:rFonts w:ascii="Courier New" w:cs="Courier New" w:eastAsia="Courier New" w:hAnsi="Courier New"/>
-        </w:rPr>
-        <w:t xml:space="preserve">9.6b</w:t>
       </w:r>
       <w:r>
         <w:rPr>

--- a/L5Y-Cue-Bible.docx
+++ b/L5Y-Cue-Bible.docx
@@ -65,7 +65,7 @@
           <w:szCs w:val="19"/>
           <w:rFonts w:ascii="Georgia" w:cs="Georgia" w:eastAsia="Georgia" w:hAnsi="Georgia"/>
         </w:rPr>
-        <w:t xml:space="preserve">67 cues · 14 songs · generated from the live show build, so this document cannot drift from what the phones actually do</w:t>
+        <w:t xml:space="preserve">68 cues · 14 songs · generated from the live show build, so this document cannot drift from what the phones actually do</w:t>
       </w:r>
     </w:p>
     <w:p>
@@ -10469,7 +10469,7 @@
           <w:szCs w:val="18"/>
           <w:rFonts w:ascii="Courier New" w:cs="Courier New" w:eastAsia="Courier New" w:hAnsi="Courier New"/>
         </w:rPr>
-        <w:t xml:space="preserve">   JAMIE SINGS · 8 FIRES</w:t>
+        <w:t xml:space="preserve">   JAMIE SINGS · 9 FIRES</w:t>
       </w:r>
     </w:p>
     <w:p>
@@ -10873,7 +10873,7 @@
           <w:szCs w:val="22"/>
           <w:rFonts w:ascii="Courier New" w:cs="Courier New" w:eastAsia="Courier New" w:hAnsi="Courier New"/>
         </w:rPr>
-        <w:t xml:space="preserve">9.3</w:t>
+        <w:t xml:space="preserve">9.2a</w:t>
       </w:r>
       <w:r>
         <w:rPr>
@@ -10893,7 +10893,7 @@
           <w:szCs w:val="19"/>
           <w:rFonts w:ascii="Georgia" w:cs="Georgia" w:eastAsia="Georgia" w:hAnsi="Georgia"/>
         </w:rPr>
-        <w:t xml:space="preserve">   —  “wouldn’t give you the time of day before” — GO</w:t>
+        <w:t xml:space="preserve">   —  ON THE NEXT PHRASE — GO (no specific line; the second card)</w:t>
       </w:r>
     </w:p>
     <w:p>
@@ -10908,7 +10908,7 @@
           <w:szCs w:val="19"/>
           <w:rFonts w:ascii="Georgia" w:cs="Georgia" w:eastAsia="Georgia" w:hAnsi="Georgia"/>
         </w:rPr>
-        <w:t xml:space="preserve">Two at once — a message request he cannot read, and one he can. paige.turner is not shy.</w:t>
+        <w:t xml:space="preserve">A message request from a stranger. It says only that she wants to send one — a real iPhone shows no preview text for a request from someone he does not follow.</w:t>
       </w:r>
     </w:p>
     <w:p>
@@ -10956,32 +10956,6 @@
     </w:p>
     <w:p>
       <w:pPr>
-        <w:spacing w:after="14"/>
-        <w:ind w:left="280"/>
-      </w:pPr>
-      <w:r>
-        <w:rPr>
-          <w:b/>
-          <w:bCs/>
-          <w:color w:val="1a1d26"/>
-          <w:sz w:val="18"/>
-          <w:szCs w:val="18"/>
-          <w:rFonts w:ascii="Courier New" w:cs="Courier New" w:eastAsia="Courier New" w:hAnsi="Courier New"/>
-        </w:rPr>
-        <w:t xml:space="preserve">NOTIFICATION — Instagram · paige.turner (now): </w:t>
-      </w:r>
-      <w:r>
-        <w:rPr>
-          <w:color w:val="1a1d26"/>
-          <w:sz w:val="18"/>
-          <w:szCs w:val="18"/>
-          <w:rFonts w:ascii="Courier New" w:cs="Courier New" w:eastAsia="Courier New" w:hAnsi="Courier New"/>
-        </w:rPr>
-        <w:t xml:space="preserve">“commented: Hey handsome, didn’t know an author could be so handsome ;)”</w:t>
-      </w:r>
-    </w:p>
-    <w:p>
-      <w:pPr>
         <w:keepNext/>
         <w:spacing w:before="30" w:after="20"/>
       </w:pPr>
@@ -11046,30 +11020,164 @@
     </w:p>
     <w:p>
       <w:pPr>
-        <w:shd w:fill="faf3dc" w:val="clear"/>
-        <w:spacing w:before="30" w:after="14"/>
-      </w:pPr>
-      <w:r>
-        <w:rPr>
-          <w:b/>
-          <w:bCs/>
-          <w:color w:val="8a6d10"/>
+        <w:keepNext/>
+        <w:pBdr>
+          <w:top w:val="single" w:color="d8d2c2" w:sz="4"/>
+        </w:pBdr>
+        <w:spacing w:before="200" w:after="40"/>
+      </w:pPr>
+      <w:r>
+        <w:rPr>
+          <w:b/>
+          <w:bCs/>
+          <w:color w:val="1a1d26"/>
+          <w:sz w:val="22"/>
+          <w:szCs w:val="22"/>
+          <w:rFonts w:ascii="Courier New" w:cs="Courier New" w:eastAsia="Courier New" w:hAnsi="Courier New"/>
+        </w:rPr>
+        <w:t xml:space="preserve">9.3</w:t>
+      </w:r>
+      <w:r>
+        <w:rPr>
+          <w:color w:val="2a5db0"/>
           <w:sz w:val="17"/>
           <w:szCs w:val="17"/>
           <w:rFonts w:ascii="Courier New" w:cs="Courier New" w:eastAsia="Courier New" w:hAnsi="Courier New"/>
         </w:rPr>
-        <w:t xml:space="preserve">HOLD · </w:t>
+        <w:t xml:space="preserve">  SL · JAMIE · Lock screen</w:t>
       </w:r>
       <w:r>
         <w:rPr>
           <w:i/>
           <w:iCs/>
-          <w:color w:val="8a6d10"/>
-          <w:sz w:val="18"/>
-          <w:szCs w:val="18"/>
-          <w:rFonts w:ascii="Georgia" w:cs="Georgia" w:eastAsia="Georgia" w:hAnsi="Georgia"/>
-        </w:rPr>
-        <w:t xml:space="preserve">Two cards land together. lit.with.lena is a message request, so it says only that she wants to send one; paige.turner is a comment, so hers carries its words. Paige arrives second, so she is the card on top.</w:t>
+          <w:color w:val="1a1d26"/>
+          <w:sz w:val="19"/>
+          <w:szCs w:val="19"/>
+          <w:rFonts w:ascii="Georgia" w:cs="Georgia" w:eastAsia="Georgia" w:hAnsi="Georgia"/>
+        </w:rPr>
+        <w:t xml:space="preserve">   —  “Every other woman in the world suddenly finds you attractive” — GO</w:t>
+      </w:r>
+    </w:p>
+    <w:p>
+      <w:pPr>
+        <w:keepNext/>
+        <w:spacing w:after="60"/>
+      </w:pPr>
+      <w:r>
+        <w:rPr>
+          <w:color w:val="3a3f4d"/>
+          <w:sz w:val="19"/>
+          <w:szCs w:val="19"/>
+          <w:rFonts w:ascii="Georgia" w:cs="Georgia" w:eastAsia="Georgia" w:hAnsi="Georgia"/>
+        </w:rPr>
+        <w:t xml:space="preserve">And one who is not shy. Hers is a comment, so it carries its words; it lands on top.</w:t>
+      </w:r>
+    </w:p>
+    <w:p>
+      <w:pPr>
+        <w:keepNext/>
+        <w:spacing w:after="20"/>
+      </w:pPr>
+      <w:r>
+        <w:rPr>
+          <w:b/>
+          <w:bCs/>
+          <w:color w:val="6b7280"/>
+          <w:sz w:val="16"/>
+          <w:szCs w:val="16"/>
+          <w:rFonts w:ascii="Courier New" w:cs="Courier New" w:eastAsia="Courier New" w:hAnsi="Courier New"/>
+        </w:rPr>
+        <w:t xml:space="preserve">ON SCREEN</w:t>
+      </w:r>
+    </w:p>
+    <w:p>
+      <w:pPr>
+        <w:spacing w:after="14"/>
+        <w:ind w:left="280"/>
+      </w:pPr>
+      <w:r>
+        <w:rPr>
+          <w:b/>
+          <w:bCs/>
+          <w:color w:val="1a1d26"/>
+          <w:sz w:val="18"/>
+          <w:szCs w:val="18"/>
+          <w:rFonts w:ascii="Courier New" w:cs="Courier New" w:eastAsia="Courier New" w:hAnsi="Courier New"/>
+        </w:rPr>
+        <w:t xml:space="preserve">NOTIFICATION — Instagram · paige.turner (now): </w:t>
+      </w:r>
+      <w:r>
+        <w:rPr>
+          <w:color w:val="1a1d26"/>
+          <w:sz w:val="18"/>
+          <w:szCs w:val="18"/>
+          <w:rFonts w:ascii="Courier New" w:cs="Courier New" w:eastAsia="Courier New" w:hAnsi="Courier New"/>
+        </w:rPr>
+        <w:t xml:space="preserve">“commented: Hey handsome, didn’t know an author could be so handsome ;)”</w:t>
+      </w:r>
+    </w:p>
+    <w:p>
+      <w:pPr>
+        <w:keepNext/>
+        <w:spacing w:before="30" w:after="20"/>
+      </w:pPr>
+      <w:r>
+        <w:rPr>
+          <w:b/>
+          <w:bCs/>
+          <w:color w:val="6b7280"/>
+          <w:sz w:val="16"/>
+          <w:szCs w:val="16"/>
+          <w:rFonts w:ascii="Courier New" w:cs="Courier New" w:eastAsia="Courier New" w:hAnsi="Courier New"/>
+        </w:rPr>
+        <w:t xml:space="preserve">PLAYS</w:t>
+      </w:r>
+    </w:p>
+    <w:p>
+      <w:pPr>
+        <w:spacing w:after="14"/>
+        <w:ind w:left="280"/>
+      </w:pPr>
+      <w:r>
+        <w:rPr>
+          <w:color w:val="3a3f4d"/>
+          <w:sz w:val="18"/>
+          <w:szCs w:val="18"/>
+          <w:rFonts w:ascii="Georgia" w:cs="Georgia" w:eastAsia="Georgia" w:hAnsi="Georgia"/>
+        </w:rPr>
+        <w:t xml:space="preserve">sound: receive ding</w:t>
+      </w:r>
+    </w:p>
+    <w:p>
+      <w:pPr>
+        <w:keepNext/>
+        <w:spacing w:before="26" w:after="20"/>
+      </w:pPr>
+      <w:r>
+        <w:rPr>
+          <w:b/>
+          <w:bCs/>
+          <w:color w:val="6b7280"/>
+          <w:sz w:val="16"/>
+          <w:szCs w:val="16"/>
+          <w:rFonts w:ascii="Courier New" w:cs="Courier New" w:eastAsia="Courier New" w:hAnsi="Courier New"/>
+        </w:rPr>
+        <w:t xml:space="preserve">SOUND</w:t>
+      </w:r>
+    </w:p>
+    <w:p>
+      <w:pPr>
+        <w:spacing w:after="14"/>
+        <w:ind w:left="280"/>
+      </w:pPr>
+      <w:r>
+        <w:rPr>
+          <w:color w:val="6a5a20"/>
+          <w:sz w:val="18"/>
+          <w:szCs w:val="18"/>
+          <w:rFonts w:ascii="Georgia" w:cs="Georgia" w:eastAsia="Georgia" w:hAnsi="Georgia"/>
+        </w:rPr>
+        <w:t xml:space="preserve">notification tri-tone (soft)</w:t>
       </w:r>
     </w:p>
     <w:p>

--- a/L5Y-Cue-Bible.docx
+++ b/L5Y-Cue-Bible.docx
@@ -5245,7 +5245,7 @@
           <w:szCs w:val="18"/>
           <w:rFonts w:ascii="Courier New" w:cs="Courier New" w:eastAsia="Courier New" w:hAnsi="Courier New"/>
         </w:rPr>
-        <w:t xml:space="preserve">   BOTH SING · 7 FIRES</w:t>
+        <w:t xml:space="preserve">   BOTH SING · 8 FIRES</w:t>
       </w:r>
     </w:p>
     <w:p>
@@ -5260,7 +5260,7 @@
           <w:szCs w:val="19"/>
           <w:rFonts w:ascii="Georgia" w:cs="Georgia" w:eastAsia="Georgia" w:hAnsi="Georgia"/>
         </w:rPr>
-        <w:t xml:space="preserve">HER SONG, HIS CALLS. She has no phone in this number: the era holds center-stage while she sings. Then his 2021 calls cut in — the agent cold call, the callback, and Rob — and each hang-up rolls the time home to her July. Every call rings twice and connects itself; the operator’s next cue is the one that ends it. The calendar does not move into song 4: he hangs up on Rob and sings.</w:t>
+        <w:t xml:space="preserve">HER SONG, HIS CALLS. She has no phone in this number: the era holds center-stage while she sings. Then his 2021 calls cut in — the agent cold call, the callback, and Rob — and each hang-up rolls the time home to her July. Every call rings twice and connects itself; the operator’s next cue is the one that ends it. The call to Rob is two GOs: the calendar rolls back first and holds, and the phone rises dialing only once he actually has it in his hand. The calendar does not move into song 4: he hangs up on Rob and sings.</w:t>
       </w:r>
     </w:p>
     <w:p>
@@ -6539,7 +6539,7 @@
           <w:szCs w:val="17"/>
           <w:rFonts w:ascii="Courier New" w:cs="Courier New" w:eastAsia="Courier New" w:hAnsi="Courier New"/>
         </w:rPr>
-        <w:t xml:space="preserve">  BOTH · JAMIE · Phone</w:t>
+        <w:t xml:space="preserve">  BOTH · JAMIE</w:t>
       </w:r>
       <w:r>
         <w:rPr>
@@ -6565,7 +6565,7 @@
           <w:szCs w:val="19"/>
           <w:rFonts w:ascii="Georgia" w:cs="Georgia" w:eastAsia="Georgia" w:hAnsi="Georgia"/>
         </w:rPr>
-        <w:t xml:space="preserve">He dials — perplexed, but not unhappy. The calendar rolls BACK and docks; his phone rises dialing Rob. The lease is up; an apartment WITH Cathy.</w:t>
+        <w:t xml:space="preserve">The lake goes and the calendar rolls BACK — JULY · YEAR 4 to SEPTEMBER · YEAR 1 — and holds in the centre of the stage. No phone yet.</w:t>
       </w:r>
     </w:p>
     <w:p>
@@ -6665,117 +6665,30 @@
     </w:p>
     <w:p>
       <w:pPr>
-        <w:spacing w:after="14"/>
-        <w:ind w:left="280"/>
-      </w:pPr>
-      <w:r>
-        <w:rPr>
-          <w:b/>
-          <w:bCs/>
-          <w:color w:val="1a1d26"/>
-          <w:sz w:val="18"/>
-          <w:szCs w:val="18"/>
-          <w:rFonts w:ascii="Courier New" w:cs="Courier New" w:eastAsia="Courier New" w:hAnsi="Courier New"/>
-        </w:rPr>
-        <w:t xml:space="preserve">CALL SCREEN — </w:t>
-      </w:r>
-      <w:r>
-        <w:rPr>
-          <w:color w:val="1a1d26"/>
-          <w:sz w:val="18"/>
-          <w:szCs w:val="18"/>
-          <w:rFonts w:ascii="Courier New" w:cs="Courier New" w:eastAsia="Courier New" w:hAnsi="Courier New"/>
-        </w:rPr>
-        <w:t xml:space="preserve">Rob · calling mobile… · outgoing</w:t>
-      </w:r>
-    </w:p>
-    <w:p>
-      <w:pPr>
-        <w:keepNext/>
-        <w:spacing w:before="30" w:after="20"/>
-      </w:pPr>
-      <w:r>
-        <w:rPr>
-          <w:b/>
-          <w:bCs/>
-          <w:color w:val="6b7280"/>
-          <w:sz w:val="16"/>
-          <w:szCs w:val="16"/>
-          <w:rFonts w:ascii="Courier New" w:cs="Courier New" w:eastAsia="Courier New" w:hAnsi="Courier New"/>
-        </w:rPr>
-        <w:t xml:space="preserve">PLAYS</w:t>
-      </w:r>
-    </w:p>
-    <w:p>
-      <w:pPr>
-        <w:spacing w:after="14"/>
-        <w:ind w:left="280"/>
-      </w:pPr>
-      <w:r>
-        <w:rPr>
-          <w:color w:val="3a3f4d"/>
-          <w:sz w:val="18"/>
-          <w:szCs w:val="18"/>
-          <w:rFonts w:ascii="Georgia" w:cs="Georgia" w:eastAsia="Georgia" w:hAnsi="Georgia"/>
-        </w:rPr>
-        <w:t xml:space="preserve">the iPhone shell appears — JAMIE’s screen</w:t>
-      </w:r>
-    </w:p>
-    <w:p>
-      <w:pPr>
-        <w:keepNext/>
-        <w:spacing w:before="26" w:after="20"/>
-      </w:pPr>
-      <w:r>
-        <w:rPr>
-          <w:b/>
-          <w:bCs/>
-          <w:color w:val="6b7280"/>
-          <w:sz w:val="16"/>
-          <w:szCs w:val="16"/>
-          <w:rFonts w:ascii="Courier New" w:cs="Courier New" w:eastAsia="Courier New" w:hAnsi="Courier New"/>
-        </w:rPr>
-        <w:t xml:space="preserve">SOUND</w:t>
-      </w:r>
-    </w:p>
-    <w:p>
-      <w:pPr>
-        <w:spacing w:after="14"/>
-        <w:ind w:left="280"/>
-      </w:pPr>
-      <w:r>
-        <w:rPr>
-          <w:color w:val="6a5a20"/>
-          <w:sz w:val="18"/>
-          <w:szCs w:val="18"/>
-          <w:rFonts w:ascii="Georgia" w:cs="Georgia" w:eastAsia="Georgia" w:hAnsi="Georgia"/>
-        </w:rPr>
-        <w:t xml:space="preserve">ring — outgoing ringback, or the ringtone when dir is in</w:t>
-      </w:r>
-    </w:p>
-    <w:p>
-      <w:pPr>
+        <w:shd w:fill="faf3dc" w:val="clear"/>
         <w:spacing w:before="30" w:after="14"/>
       </w:pPr>
       <w:r>
         <w:rPr>
           <w:b/>
           <w:bCs/>
-          <w:color w:val="6b7280"/>
-          <w:sz w:val="16"/>
-          <w:szCs w:val="16"/>
-          <w:rFonts w:ascii="Courier New" w:cs="Courier New" w:eastAsia="Courier New" w:hAnsi="Courier New"/>
-        </w:rPr>
-        <w:t xml:space="preserve">PHONES  </w:t>
-      </w:r>
-      <w:r>
-        <w:rPr>
-          <w:color w:val="6b7280"/>
+          <w:color w:val="8a6d10"/>
           <w:sz w:val="17"/>
           <w:szCs w:val="17"/>
           <w:rFonts w:ascii="Courier New" w:cs="Courier New" w:eastAsia="Courier New" w:hAnsi="Courier New"/>
         </w:rPr>
-        <w:t xml:space="preserve">BOTH = Phone  ·  clock 8:02</w:t>
+        <w:t xml:space="preserve">HOLD · </w:t>
+      </w:r>
+      <w:r>
+        <w:rPr>
+          <w:i/>
+          <w:iCs/>
+          <w:color w:val="8a6d10"/>
+          <w:sz w:val="18"/>
+          <w:szCs w:val="18"/>
+          <w:rFonts w:ascii="Georgia" w:cs="Georgia" w:eastAsia="Georgia" w:hAnsi="Georgia"/>
+        </w:rPr>
+        <w:t xml:space="preserve">Hold on the card until he has the phone in his hand.</w:t>
       </w:r>
     </w:p>
     <w:p>
@@ -6795,7 +6708,7 @@
           <w:szCs w:val="22"/>
           <w:rFonts w:ascii="Courier New" w:cs="Courier New" w:eastAsia="Courier New" w:hAnsi="Courier New"/>
         </w:rPr>
-        <w:t xml:space="preserve">3.10</w:t>
+        <w:t xml:space="preserve">3.8a</w:t>
       </w:r>
       <w:r>
         <w:rPr>
@@ -6804,7 +6717,7 @@
           <w:szCs w:val="17"/>
           <w:rFonts w:ascii="Courier New" w:cs="Courier New" w:eastAsia="Courier New" w:hAnsi="Courier New"/>
         </w:rPr>
-        <w:t xml:space="preserve">  BOTH · JAMIE</w:t>
+        <w:t xml:space="preserve">  BOTH · JAMIE · Phone</w:t>
       </w:r>
       <w:r>
         <w:rPr>
@@ -6815,7 +6728,7 @@
           <w:szCs w:val="19"/>
           <w:rFonts w:ascii="Georgia" w:cs="Georgia" w:eastAsia="Georgia" w:hAnsi="Georgia"/>
         </w:rPr>
-        <w:t xml:space="preserve">   —  DOWNBEAT OF MOVING TOO FAST — he hangs up</w:t>
+        <w:t xml:space="preserve">   —  WAIT FOR JAMIE TO PICK UP THE PHONE AND DIAL — then GO</w:t>
       </w:r>
     </w:p>
     <w:p>
@@ -6830,7 +6743,7 @@
           <w:szCs w:val="19"/>
           <w:rFonts w:ascii="Georgia" w:cs="Georgia" w:eastAsia="Georgia" w:hAnsi="Georgia"/>
         </w:rPr>
-        <w:t xml:space="preserve">Call Ended on the downbeat; the phone drops and SEPTEMBER · YEAR 1 holds center — no page tears. He hangs up on Rob and sings.</w:t>
+        <w:t xml:space="preserve">The calendar docks and his phone rises already dialing Rob — perplexed, but not unhappy. Two rings and Rob picks up; the timer starts. The lease is up; an apartment WITH Cathy.</w:t>
       </w:r>
     </w:p>
     <w:p>
@@ -6864,42 +6777,16 @@
           <w:szCs w:val="18"/>
           <w:rFonts w:ascii="Courier New" w:cs="Courier New" w:eastAsia="Courier New" w:hAnsi="Courier New"/>
         </w:rPr>
-        <w:t xml:space="preserve">SOUND BED — </w:t>
-      </w:r>
-      <w:r>
-        <w:rPr>
-          <w:color w:val="1a1d26"/>
-          <w:sz w:val="18"/>
-          <w:szCs w:val="18"/>
-          <w:rFonts w:ascii="Courier New" w:cs="Courier New" w:eastAsia="Courier New" w:hAnsi="Courier New"/>
-        </w:rPr>
-        <w:t xml:space="preserve">fades out over 5 s (the lake is hers; it goes when his phone comes up)</w:t>
-      </w:r>
-    </w:p>
-    <w:p>
-      <w:pPr>
-        <w:spacing w:after="14"/>
-        <w:ind w:left="280"/>
-      </w:pPr>
-      <w:r>
-        <w:rPr>
-          <w:b/>
-          <w:bCs/>
-          <w:color w:val="1a1d26"/>
-          <w:sz w:val="18"/>
-          <w:szCs w:val="18"/>
-          <w:rFonts w:ascii="Courier New" w:cs="Courier New" w:eastAsia="Courier New" w:hAnsi="Courier New"/>
-        </w:rPr>
-        <w:t xml:space="preserve">PHONE AWAY — </w:t>
-      </w:r>
-      <w:r>
-        <w:rPr>
-          <w:color w:val="1a1d26"/>
-          <w:sz w:val="18"/>
-          <w:szCs w:val="18"/>
-          <w:rFonts w:ascii="Courier New" w:cs="Courier New" w:eastAsia="Courier New" w:hAnsi="Courier New"/>
-        </w:rPr>
-        <w:t xml:space="preserve">the phone drops; the calendar returns to center-stage</w:t>
+        <w:t xml:space="preserve">CALL SCREEN — </w:t>
+      </w:r>
+      <w:r>
+        <w:rPr>
+          <w:color w:val="1a1d26"/>
+          <w:sz w:val="18"/>
+          <w:szCs w:val="18"/>
+          <w:rFonts w:ascii="Courier New" w:cs="Courier New" w:eastAsia="Courier New" w:hAnsi="Courier New"/>
+        </w:rPr>
+        <w:t xml:space="preserve">Rob · calling mobile… · outgoing</w:t>
       </w:r>
     </w:p>
     <w:p>
@@ -6931,7 +6818,7 @@
           <w:szCs w:val="18"/>
           <w:rFonts w:ascii="Georgia" w:cs="Georgia" w:eastAsia="Georgia" w:hAnsi="Georgia"/>
         </w:rPr>
-        <w:t xml:space="preserve">the device drops; the calendar takes center-stage (never black — true black is the curtain only)</w:t>
+        <w:t xml:space="preserve">the iPhone shell appears — JAMIE’s screen</w:t>
       </w:r>
     </w:p>
     <w:p>
@@ -6963,7 +6850,7 @@
           <w:szCs w:val="18"/>
           <w:rFonts w:ascii="Georgia" w:cs="Georgia" w:eastAsia="Georgia" w:hAnsi="Georgia"/>
         </w:rPr>
-        <w:t xml:space="preserve">room tone out</w:t>
+        <w:t xml:space="preserve">ring — outgoing ringback, or the ringtone when dir is in</w:t>
       </w:r>
     </w:p>
     <w:p>
@@ -6991,49 +6878,7 @@
           <w:szCs w:val="18"/>
           <w:rFonts w:ascii="Georgia" w:cs="Georgia" w:eastAsia="Georgia" w:hAnsi="Georgia"/>
         </w:rPr>
-        <w:t xml:space="preserve">The calendar does NOT move here — no page tears. He hangs up on Rob and sings, and the win streak in song 4 is the same evening.</w:t>
-      </w:r>
-    </w:p>
-    <w:p>
-      <w:pPr>
-        <w:pStyle w:val="Heading1"/>
-        <w:pageBreakBefore/>
-        <w:spacing w:before="200" w:after="60"/>
-      </w:pPr>
-      <w:r>
-        <w:rPr>
-          <w:b/>
-          <w:bCs/>
-          <w:color w:val="1a1d26"/>
-          <w:sz w:val="40"/>
-          <w:szCs w:val="40"/>
-          <w:rFonts w:ascii="Georgia" w:cs="Georgia" w:eastAsia="Georgia" w:hAnsi="Georgia"/>
-        </w:rPr>
-        <w:t xml:space="preserve">4 · Moving Too Fast</w:t>
-      </w:r>
-      <w:r>
-        <w:rPr>
-          <w:color w:val="c2447a"/>
-          <w:sz w:val="18"/>
-          <w:szCs w:val="18"/>
-          <w:rFonts w:ascii="Courier New" w:cs="Courier New" w:eastAsia="Courier New" w:hAnsi="Courier New"/>
-        </w:rPr>
-        <w:t xml:space="preserve">   BOTH SING · 8 FIRES</w:t>
-      </w:r>
-    </w:p>
-    <w:p>
-      <w:pPr>
-        <w:shd w:fill="eef0f4" w:val="clear"/>
-        <w:spacing w:after="200"/>
-      </w:pPr>
-      <w:r>
-        <w:rPr>
-          <w:color w:val="1a1d26"/>
-          <w:sz w:val="19"/>
-          <w:szCs w:val="19"/>
-          <w:rFonts w:ascii="Georgia" w:cs="Georgia" w:eastAsia="Georgia" w:hAnsi="Georgia"/>
-        </w:rPr>
-        <w:t xml:space="preserve">THE AVALANCHE, COMPRESSED. Her one professional call — it rings, it connects, it ends, and his phone rolls back — and then his lock screen wins five times in the exact order he sings them: the apartment, the Atlantic, the money, Columbia, Sonny. The happy infrastructure of the marriage installs itself so the back half can dismantle it.</w:t>
+        <w:t xml:space="preserve">Nothing to fire while they talk. The next GO hangs up.</w:t>
       </w:r>
     </w:p>
     <w:p>
@@ -7053,7 +6898,7 @@
           <w:szCs w:val="22"/>
           <w:rFonts w:ascii="Courier New" w:cs="Courier New" w:eastAsia="Courier New" w:hAnsi="Courier New"/>
         </w:rPr>
-        <w:t xml:space="preserve">4.1</w:t>
+        <w:t xml:space="preserve">3.10</w:t>
       </w:r>
       <w:r>
         <w:rPr>
@@ -7062,7 +6907,7 @@
           <w:szCs w:val="17"/>
           <w:rFonts w:ascii="Courier New" w:cs="Courier New" w:eastAsia="Courier New" w:hAnsi="Courier New"/>
         </w:rPr>
-        <w:t xml:space="preserve">  BOTH · CATHY · Phone</w:t>
+        <w:t xml:space="preserve">  BOTH · JAMIE</w:t>
       </w:r>
       <w:r>
         <w:rPr>
@@ -7073,7 +6918,7 @@
           <w:szCs w:val="19"/>
           <w:rFonts w:ascii="Georgia" w:cs="Georgia" w:eastAsia="Georgia" w:hAnsi="Georgia"/>
         </w:rPr>
-        <w:t xml:space="preserve">   —  “But oh, oh — what else am I s’pposed to do?” — CATHY DIALS</w:t>
+        <w:t xml:space="preserve">   —  DOWNBEAT OF MOVING TOO FAST — he hangs up</w:t>
       </w:r>
     </w:p>
     <w:p>
@@ -7088,7 +6933,7 @@
           <w:szCs w:val="19"/>
           <w:rFonts w:ascii="Georgia" w:cs="Georgia" w:eastAsia="Georgia" w:hAnsi="Georgia"/>
         </w:rPr>
-        <w:t xml:space="preserve">The calendar rolls FORWARD — SEPTEMBER · YEAR 1 → MAY · YEAR 4 (her backward line, between the pier and the party) — and docks; HER phone rises dialing Mike Stelmyer. His agency is never named.</w:t>
+        <w:t xml:space="preserve">Call Ended on the downbeat; the phone drops and SEPTEMBER · YEAR 1 holds center — no page tears. He hangs up on Rob and sings.</w:t>
       </w:r>
     </w:p>
     <w:p>
@@ -7122,68 +6967,42 @@
           <w:szCs w:val="18"/>
           <w:rFonts w:ascii="Courier New" w:cs="Courier New" w:eastAsia="Courier New" w:hAnsi="Courier New"/>
         </w:rPr>
-        <w:t xml:space="preserve">TIME → </w:t>
-      </w:r>
-      <w:r>
-        <w:rPr>
-          <w:color w:val="1a1d26"/>
-          <w:sz w:val="18"/>
-          <w:szCs w:val="18"/>
-          <w:rFonts w:ascii="Courier New" w:cs="Courier New" w:eastAsia="Courier New" w:hAnsi="Courier New"/>
-        </w:rPr>
-        <w:t xml:space="preserve">10:10 · Friday, May 9, 2025 — the house reads MAY · YEAR 4; the calendar pages roll to it under the TIME WARP music (forward tears, backward settles) before any device appears</w:t>
-      </w:r>
-    </w:p>
-    <w:p>
-      <w:pPr>
-        <w:spacing w:after="14"/>
-        <w:ind w:left="280"/>
-      </w:pPr>
-      <w:r>
-        <w:rPr>
-          <w:b/>
-          <w:bCs/>
-          <w:color w:val="1a1d26"/>
-          <w:sz w:val="18"/>
-          <w:szCs w:val="18"/>
-          <w:rFonts w:ascii="Courier New" w:cs="Courier New" w:eastAsia="Courier New" w:hAnsi="Courier New"/>
-        </w:rPr>
-        <w:t xml:space="preserve">ERA FOOT LINE → </w:t>
-      </w:r>
-      <w:r>
-        <w:rPr>
-          <w:color w:val="1a1d26"/>
-          <w:sz w:val="18"/>
-          <w:szCs w:val="18"/>
-          <w:rFonts w:ascii="Courier New" w:cs="Courier New" w:eastAsia="Courier New" w:hAnsi="Courier New"/>
-        </w:rPr>
-        <w:t xml:space="preserve">clears</w:t>
-      </w:r>
-    </w:p>
-    <w:p>
-      <w:pPr>
-        <w:spacing w:after="14"/>
-        <w:ind w:left="280"/>
-      </w:pPr>
-      <w:r>
-        <w:rPr>
-          <w:b/>
-          <w:bCs/>
-          <w:color w:val="1a1d26"/>
-          <w:sz w:val="18"/>
-          <w:szCs w:val="18"/>
-          <w:rFonts w:ascii="Courier New" w:cs="Courier New" w:eastAsia="Courier New" w:hAnsi="Courier New"/>
-        </w:rPr>
-        <w:t xml:space="preserve">CALL SCREEN — </w:t>
-      </w:r>
-      <w:r>
-        <w:rPr>
-          <w:color w:val="1a1d26"/>
-          <w:sz w:val="18"/>
-          <w:szCs w:val="18"/>
-          <w:rFonts w:ascii="Courier New" w:cs="Courier New" w:eastAsia="Courier New" w:hAnsi="Courier New"/>
-        </w:rPr>
-        <w:t xml:space="preserve">Mike Stelmyer · calling… · outgoing</w:t>
+        <w:t xml:space="preserve">SOUND BED — </w:t>
+      </w:r>
+      <w:r>
+        <w:rPr>
+          <w:color w:val="1a1d26"/>
+          <w:sz w:val="18"/>
+          <w:szCs w:val="18"/>
+          <w:rFonts w:ascii="Courier New" w:cs="Courier New" w:eastAsia="Courier New" w:hAnsi="Courier New"/>
+        </w:rPr>
+        <w:t xml:space="preserve">fades out over 5 s (the lake is hers; it goes when his phone comes up)</w:t>
+      </w:r>
+    </w:p>
+    <w:p>
+      <w:pPr>
+        <w:spacing w:after="14"/>
+        <w:ind w:left="280"/>
+      </w:pPr>
+      <w:r>
+        <w:rPr>
+          <w:b/>
+          <w:bCs/>
+          <w:color w:val="1a1d26"/>
+          <w:sz w:val="18"/>
+          <w:szCs w:val="18"/>
+          <w:rFonts w:ascii="Courier New" w:cs="Courier New" w:eastAsia="Courier New" w:hAnsi="Courier New"/>
+        </w:rPr>
+        <w:t xml:space="preserve">PHONE AWAY — </w:t>
+      </w:r>
+      <w:r>
+        <w:rPr>
+          <w:color w:val="1a1d26"/>
+          <w:sz w:val="18"/>
+          <w:szCs w:val="18"/>
+          <w:rFonts w:ascii="Courier New" w:cs="Courier New" w:eastAsia="Courier New" w:hAnsi="Courier New"/>
+        </w:rPr>
+        <w:t xml:space="preserve">the phone drops; the calendar returns to center-stage</w:t>
       </w:r>
     </w:p>
     <w:p>
@@ -7215,7 +7034,7 @@
           <w:szCs w:val="18"/>
           <w:rFonts w:ascii="Georgia" w:cs="Georgia" w:eastAsia="Georgia" w:hAnsi="Georgia"/>
         </w:rPr>
-        <w:t xml:space="preserve">the iPhone shell appears — CATHY’s screen</w:t>
+        <w:t xml:space="preserve">the device drops; the calendar takes center-stage (never black — true black is the curtain only)</w:t>
       </w:r>
     </w:p>
     <w:p>
@@ -7247,32 +7066,77 @@
           <w:szCs w:val="18"/>
           <w:rFonts w:ascii="Georgia" w:cs="Georgia" w:eastAsia="Georgia" w:hAnsi="Georgia"/>
         </w:rPr>
-        <w:t xml:space="preserve">ring — outgoing ringback, or the ringtone when dir is in</w:t>
-      </w:r>
-    </w:p>
-    <w:p>
-      <w:pPr>
+        <w:t xml:space="preserve">room tone out</w:t>
+      </w:r>
+    </w:p>
+    <w:p>
+      <w:pPr>
+        <w:shd w:fill="faf3dc" w:val="clear"/>
         <w:spacing w:before="30" w:after="14"/>
       </w:pPr>
       <w:r>
         <w:rPr>
           <w:b/>
           <w:bCs/>
-          <w:color w:val="6b7280"/>
-          <w:sz w:val="16"/>
-          <w:szCs w:val="16"/>
-          <w:rFonts w:ascii="Courier New" w:cs="Courier New" w:eastAsia="Courier New" w:hAnsi="Courier New"/>
-        </w:rPr>
-        <w:t xml:space="preserve">PHONES  </w:t>
-      </w:r>
-      <w:r>
-        <w:rPr>
-          <w:color w:val="6b7280"/>
+          <w:color w:val="8a6d10"/>
           <w:sz w:val="17"/>
           <w:szCs w:val="17"/>
           <w:rFonts w:ascii="Courier New" w:cs="Courier New" w:eastAsia="Courier New" w:hAnsi="Courier New"/>
         </w:rPr>
-        <w:t xml:space="preserve">BOTH = Phone  ·  clock 10:10</w:t>
+        <w:t xml:space="preserve">HOLD · </w:t>
+      </w:r>
+      <w:r>
+        <w:rPr>
+          <w:i/>
+          <w:iCs/>
+          <w:color w:val="8a6d10"/>
+          <w:sz w:val="18"/>
+          <w:szCs w:val="18"/>
+          <w:rFonts w:ascii="Georgia" w:cs="Georgia" w:eastAsia="Georgia" w:hAnsi="Georgia"/>
+        </w:rPr>
+        <w:t xml:space="preserve">The calendar does NOT move here — no page tears. He hangs up on Rob and sings, and the win streak in song 4 is the same evening.</w:t>
+      </w:r>
+    </w:p>
+    <w:p>
+      <w:pPr>
+        <w:pStyle w:val="Heading1"/>
+        <w:pageBreakBefore/>
+        <w:spacing w:before="200" w:after="60"/>
+      </w:pPr>
+      <w:r>
+        <w:rPr>
+          <w:b/>
+          <w:bCs/>
+          <w:color w:val="1a1d26"/>
+          <w:sz w:val="40"/>
+          <w:szCs w:val="40"/>
+          <w:rFonts w:ascii="Georgia" w:cs="Georgia" w:eastAsia="Georgia" w:hAnsi="Georgia"/>
+        </w:rPr>
+        <w:t xml:space="preserve">4 · Moving Too Fast</w:t>
+      </w:r>
+      <w:r>
+        <w:rPr>
+          <w:color w:val="c2447a"/>
+          <w:sz w:val="18"/>
+          <w:szCs w:val="18"/>
+          <w:rFonts w:ascii="Courier New" w:cs="Courier New" w:eastAsia="Courier New" w:hAnsi="Courier New"/>
+        </w:rPr>
+        <w:t xml:space="preserve">   BOTH SING · 8 FIRES</w:t>
+      </w:r>
+    </w:p>
+    <w:p>
+      <w:pPr>
+        <w:shd w:fill="eef0f4" w:val="clear"/>
+        <w:spacing w:after="200"/>
+      </w:pPr>
+      <w:r>
+        <w:rPr>
+          <w:color w:val="1a1d26"/>
+          <w:sz w:val="19"/>
+          <w:szCs w:val="19"/>
+          <w:rFonts w:ascii="Georgia" w:cs="Georgia" w:eastAsia="Georgia" w:hAnsi="Georgia"/>
+        </w:rPr>
+        <w:t xml:space="preserve">THE AVALANCHE, COMPRESSED. Her one professional call — it rings, it connects, it ends, and his phone rolls back — and then his lock screen wins five times in the exact order he sings them: the apartment, the Atlantic, the money, Columbia, Sonny. The happy infrastructure of the marriage installs itself so the back half can dismantle it.</w:t>
       </w:r>
     </w:p>
     <w:p>
@@ -7292,7 +7156,7 @@
           <w:szCs w:val="22"/>
           <w:rFonts w:ascii="Courier New" w:cs="Courier New" w:eastAsia="Courier New" w:hAnsi="Courier New"/>
         </w:rPr>
-        <w:t xml:space="preserve">4.3</w:t>
+        <w:t xml:space="preserve">4.1</w:t>
       </w:r>
       <w:r>
         <w:rPr>
@@ -7301,7 +7165,7 @@
           <w:szCs w:val="17"/>
           <w:rFonts w:ascii="Courier New" w:cs="Courier New" w:eastAsia="Courier New" w:hAnsi="Courier New"/>
         </w:rPr>
-        <w:t xml:space="preserve">  BOTH · JAMIE · Lock screen</w:t>
+        <w:t xml:space="preserve">  BOTH · CATHY · Phone</w:t>
       </w:r>
       <w:r>
         <w:rPr>
@@ -7312,7 +7176,7 @@
           <w:szCs w:val="19"/>
           <w:rFonts w:ascii="Georgia" w:cs="Georgia" w:eastAsia="Georgia" w:hAnsi="Georgia"/>
         </w:rPr>
-        <w:t xml:space="preserve">   —  CATHY: “I’ll call you soon!” — the call ends; back to HIS phone</w:t>
+        <w:t xml:space="preserve">   —  “But oh, oh — what else am I s’pposed to do?” — CATHY DIALS</w:t>
       </w:r>
     </w:p>
     <w:p>
@@ -7327,7 +7191,7 @@
           <w:szCs w:val="19"/>
           <w:rFonts w:ascii="Georgia" w:cs="Georgia" w:eastAsia="Georgia" w:hAnsi="Georgia"/>
         </w:rPr>
-        <w:t xml:space="preserve">Call Ended; her phone drops; the calendar rolls BACK — MAY · YEAR 4 → SEPTEMBER · YEAR 1 — and docks; his phone rises, locked, ready for the run of wins. Still the evening he called Rob: the clock has moved a quarter of an hour, the calendar has not moved at all.</w:t>
+        <w:t xml:space="preserve">The calendar rolls FORWARD — SEPTEMBER · YEAR 1 → MAY · YEAR 4 (her backward line, between the pier and the party) — and docks; HER phone rises dialing Mike Stelmyer. His agency is never named.</w:t>
       </w:r>
     </w:p>
     <w:p>
@@ -7361,32 +7225,6 @@
           <w:szCs w:val="18"/>
           <w:rFonts w:ascii="Courier New" w:cs="Courier New" w:eastAsia="Courier New" w:hAnsi="Courier New"/>
         </w:rPr>
-        <w:t xml:space="preserve">PHONE AWAY — </w:t>
-      </w:r>
-      <w:r>
-        <w:rPr>
-          <w:color w:val="1a1d26"/>
-          <w:sz w:val="18"/>
-          <w:szCs w:val="18"/>
-          <w:rFonts w:ascii="Courier New" w:cs="Courier New" w:eastAsia="Courier New" w:hAnsi="Courier New"/>
-        </w:rPr>
-        <w:t xml:space="preserve">the phone drops; the calendar returns to center-stage</w:t>
-      </w:r>
-    </w:p>
-    <w:p>
-      <w:pPr>
-        <w:spacing w:after="14"/>
-        <w:ind w:left="280"/>
-      </w:pPr>
-      <w:r>
-        <w:rPr>
-          <w:b/>
-          <w:bCs/>
-          <w:color w:val="1a1d26"/>
-          <w:sz w:val="18"/>
-          <w:szCs w:val="18"/>
-          <w:rFonts w:ascii="Courier New" w:cs="Courier New" w:eastAsia="Courier New" w:hAnsi="Courier New"/>
-        </w:rPr>
         <w:t xml:space="preserve">TIME → </w:t>
       </w:r>
       <w:r>
@@ -7396,7 +7234,7 @@
           <w:szCs w:val="18"/>
           <w:rFonts w:ascii="Courier New" w:cs="Courier New" w:eastAsia="Courier New" w:hAnsi="Courier New"/>
         </w:rPr>
-        <w:t xml:space="preserve">8:16 · Thursday, September 30, 2021 — the house reads SEPTEMBER · YEAR 1; the calendar pages roll to it under the TIME WARP music (forward tears, backward settles) before any device appears</w:t>
+        <w:t xml:space="preserve">10:10 · Friday, May 9, 2025 — the house reads MAY · YEAR 4; the calendar pages roll to it under the TIME WARP music (forward tears, backward settles) before any device appears</w:t>
       </w:r>
     </w:p>
     <w:p>
@@ -7423,6 +7261,32 @@
           <w:rFonts w:ascii="Courier New" w:cs="Courier New" w:eastAsia="Courier New" w:hAnsi="Courier New"/>
         </w:rPr>
         <w:t xml:space="preserve">clears</w:t>
+      </w:r>
+    </w:p>
+    <w:p>
+      <w:pPr>
+        <w:spacing w:after="14"/>
+        <w:ind w:left="280"/>
+      </w:pPr>
+      <w:r>
+        <w:rPr>
+          <w:b/>
+          <w:bCs/>
+          <w:color w:val="1a1d26"/>
+          <w:sz w:val="18"/>
+          <w:szCs w:val="18"/>
+          <w:rFonts w:ascii="Courier New" w:cs="Courier New" w:eastAsia="Courier New" w:hAnsi="Courier New"/>
+        </w:rPr>
+        <w:t xml:space="preserve">CALL SCREEN — </w:t>
+      </w:r>
+      <w:r>
+        <w:rPr>
+          <w:color w:val="1a1d26"/>
+          <w:sz w:val="18"/>
+          <w:szCs w:val="18"/>
+          <w:rFonts w:ascii="Courier New" w:cs="Courier New" w:eastAsia="Courier New" w:hAnsi="Courier New"/>
+        </w:rPr>
+        <w:t xml:space="preserve">Mike Stelmyer · calling… · outgoing</w:t>
       </w:r>
     </w:p>
     <w:p>
@@ -7454,22 +7318,7 @@
           <w:szCs w:val="18"/>
           <w:rFonts w:ascii="Georgia" w:cs="Georgia" w:eastAsia="Georgia" w:hAnsi="Georgia"/>
         </w:rPr>
-        <w:t xml:space="preserve">the device drops; the calendar takes center-stage (never black — true black is the curtain only)</w:t>
-      </w:r>
-    </w:p>
-    <w:p>
-      <w:pPr>
-        <w:spacing w:after="14"/>
-        <w:ind w:left="280"/>
-      </w:pPr>
-      <w:r>
-        <w:rPr>
-          <w:color w:val="3a3f4d"/>
-          <w:sz w:val="18"/>
-          <w:szCs w:val="18"/>
-          <w:rFonts w:ascii="Georgia" w:cs="Georgia" w:eastAsia="Georgia" w:hAnsi="Georgia"/>
-        </w:rPr>
-        <w:t xml:space="preserve">the iPhone shell appears — JAMIE’s screen</w:t>
+        <w:t xml:space="preserve">the iPhone shell appears — CATHY’s screen</w:t>
       </w:r>
     </w:p>
     <w:p>
@@ -7501,7 +7350,7 @@
           <w:szCs w:val="18"/>
           <w:rFonts w:ascii="Georgia" w:cs="Georgia" w:eastAsia="Georgia" w:hAnsi="Georgia"/>
         </w:rPr>
-        <w:t xml:space="preserve">room tone out</w:t>
+        <w:t xml:space="preserve">ring — outgoing ringback, or the ringtone when dir is in</w:t>
       </w:r>
     </w:p>
     <w:p>
@@ -7526,7 +7375,7 @@
           <w:szCs w:val="17"/>
           <w:rFonts w:ascii="Courier New" w:cs="Courier New" w:eastAsia="Courier New" w:hAnsi="Courier New"/>
         </w:rPr>
-        <w:t xml:space="preserve">BOTH = Lock screen  ·  clock 8:16</w:t>
+        <w:t xml:space="preserve">BOTH = Phone  ·  clock 10:10</w:t>
       </w:r>
     </w:p>
     <w:p>
@@ -7546,7 +7395,7 @@
           <w:szCs w:val="22"/>
           <w:rFonts w:ascii="Courier New" w:cs="Courier New" w:eastAsia="Courier New" w:hAnsi="Courier New"/>
         </w:rPr>
-        <w:t xml:space="preserve">4.4</w:t>
+        <w:t xml:space="preserve">4.3</w:t>
       </w:r>
       <w:r>
         <w:rPr>
@@ -7566,7 +7415,7 @@
           <w:szCs w:val="19"/>
           <w:rFonts w:ascii="Georgia" w:cs="Georgia" w:eastAsia="Georgia" w:hAnsi="Georgia"/>
         </w:rPr>
-        <w:t xml:space="preserve">   —  “Found an apartment on Seventy-Third!” — GO AFTER THIS LINE</w:t>
+        <w:t xml:space="preserve">   —  CATHY: “I’ll call you soon!” — the call ends; back to HIS phone</w:t>
       </w:r>
     </w:p>
     <w:p>
@@ -7581,7 +7430,7 @@
           <w:szCs w:val="19"/>
           <w:rFonts w:ascii="Georgia" w:cs="Georgia" w:eastAsia="Georgia" w:hAnsi="Georgia"/>
         </w:rPr>
-        <w:t xml:space="preserve">Move-in day pops up, both names on the day.</w:t>
+        <w:t xml:space="preserve">Call Ended; her phone drops; the calendar rolls BACK — MAY · YEAR 4 → SEPTEMBER · YEAR 1 — and docks; his phone rises, locked, ready for the run of wins. Still the evening he called Rob: the clock has moved a quarter of an hour, the calendar has not moved at all.</w:t>
       </w:r>
     </w:p>
     <w:p>
@@ -7615,16 +7464,68 @@
           <w:szCs w:val="18"/>
           <w:rFonts w:ascii="Courier New" w:cs="Courier New" w:eastAsia="Courier New" w:hAnsi="Courier New"/>
         </w:rPr>
-        <w:t xml:space="preserve">NOTIFICATION — Calendar · Invitation: MOVE-IN DAY 🚚 — W 73rd St (now): </w:t>
-      </w:r>
-      <w:r>
-        <w:rPr>
-          <w:color w:val="1a1d26"/>
-          <w:sz w:val="18"/>
-          <w:szCs w:val="18"/>
-          <w:rFonts w:ascii="Courier New" w:cs="Courier New" w:eastAsia="Courier New" w:hAnsi="Courier New"/>
-        </w:rPr>
-        <w:t xml:space="preserve">“Cathy Hiatt invited you · Saturday, Oct 16, 9:00 AM”</w:t>
+        <w:t xml:space="preserve">PHONE AWAY — </w:t>
+      </w:r>
+      <w:r>
+        <w:rPr>
+          <w:color w:val="1a1d26"/>
+          <w:sz w:val="18"/>
+          <w:szCs w:val="18"/>
+          <w:rFonts w:ascii="Courier New" w:cs="Courier New" w:eastAsia="Courier New" w:hAnsi="Courier New"/>
+        </w:rPr>
+        <w:t xml:space="preserve">the phone drops; the calendar returns to center-stage</w:t>
+      </w:r>
+    </w:p>
+    <w:p>
+      <w:pPr>
+        <w:spacing w:after="14"/>
+        <w:ind w:left="280"/>
+      </w:pPr>
+      <w:r>
+        <w:rPr>
+          <w:b/>
+          <w:bCs/>
+          <w:color w:val="1a1d26"/>
+          <w:sz w:val="18"/>
+          <w:szCs w:val="18"/>
+          <w:rFonts w:ascii="Courier New" w:cs="Courier New" w:eastAsia="Courier New" w:hAnsi="Courier New"/>
+        </w:rPr>
+        <w:t xml:space="preserve">TIME → </w:t>
+      </w:r>
+      <w:r>
+        <w:rPr>
+          <w:color w:val="1a1d26"/>
+          <w:sz w:val="18"/>
+          <w:szCs w:val="18"/>
+          <w:rFonts w:ascii="Courier New" w:cs="Courier New" w:eastAsia="Courier New" w:hAnsi="Courier New"/>
+        </w:rPr>
+        <w:t xml:space="preserve">8:16 · Thursday, September 30, 2021 — the house reads SEPTEMBER · YEAR 1; the calendar pages roll to it under the TIME WARP music (forward tears, backward settles) before any device appears</w:t>
+      </w:r>
+    </w:p>
+    <w:p>
+      <w:pPr>
+        <w:spacing w:after="14"/>
+        <w:ind w:left="280"/>
+      </w:pPr>
+      <w:r>
+        <w:rPr>
+          <w:b/>
+          <w:bCs/>
+          <w:color w:val="1a1d26"/>
+          <w:sz w:val="18"/>
+          <w:szCs w:val="18"/>
+          <w:rFonts w:ascii="Courier New" w:cs="Courier New" w:eastAsia="Courier New" w:hAnsi="Courier New"/>
+        </w:rPr>
+        <w:t xml:space="preserve">ERA FOOT LINE → </w:t>
+      </w:r>
+      <w:r>
+        <w:rPr>
+          <w:color w:val="1a1d26"/>
+          <w:sz w:val="18"/>
+          <w:szCs w:val="18"/>
+          <w:rFonts w:ascii="Courier New" w:cs="Courier New" w:eastAsia="Courier New" w:hAnsi="Courier New"/>
+        </w:rPr>
+        <w:t xml:space="preserve">clears</w:t>
       </w:r>
     </w:p>
     <w:p>
@@ -7656,7 +7557,22 @@
           <w:szCs w:val="18"/>
           <w:rFonts w:ascii="Georgia" w:cs="Georgia" w:eastAsia="Georgia" w:hAnsi="Georgia"/>
         </w:rPr>
-        <w:t xml:space="preserve">sound: receive ding</w:t>
+        <w:t xml:space="preserve">the device drops; the calendar takes center-stage (never black — true black is the curtain only)</w:t>
+      </w:r>
+    </w:p>
+    <w:p>
+      <w:pPr>
+        <w:spacing w:after="14"/>
+        <w:ind w:left="280"/>
+      </w:pPr>
+      <w:r>
+        <w:rPr>
+          <w:color w:val="3a3f4d"/>
+          <w:sz w:val="18"/>
+          <w:szCs w:val="18"/>
+          <w:rFonts w:ascii="Georgia" w:cs="Georgia" w:eastAsia="Georgia" w:hAnsi="Georgia"/>
+        </w:rPr>
+        <w:t xml:space="preserve">the iPhone shell appears — JAMIE’s screen</w:t>
       </w:r>
     </w:p>
     <w:p>
@@ -7688,7 +7604,32 @@
           <w:szCs w:val="18"/>
           <w:rFonts w:ascii="Georgia" w:cs="Georgia" w:eastAsia="Georgia" w:hAnsi="Georgia"/>
         </w:rPr>
-        <w:t xml:space="preserve">notification tri-tone (soft)</w:t>
+        <w:t xml:space="preserve">room tone out</w:t>
+      </w:r>
+    </w:p>
+    <w:p>
+      <w:pPr>
+        <w:spacing w:before="30" w:after="14"/>
+      </w:pPr>
+      <w:r>
+        <w:rPr>
+          <w:b/>
+          <w:bCs/>
+          <w:color w:val="6b7280"/>
+          <w:sz w:val="16"/>
+          <w:szCs w:val="16"/>
+          <w:rFonts w:ascii="Courier New" w:cs="Courier New" w:eastAsia="Courier New" w:hAnsi="Courier New"/>
+        </w:rPr>
+        <w:t xml:space="preserve">PHONES  </w:t>
+      </w:r>
+      <w:r>
+        <w:rPr>
+          <w:color w:val="6b7280"/>
+          <w:sz w:val="17"/>
+          <w:szCs w:val="17"/>
+          <w:rFonts w:ascii="Courier New" w:cs="Courier New" w:eastAsia="Courier New" w:hAnsi="Courier New"/>
+        </w:rPr>
+        <w:t xml:space="preserve">BOTH = Lock screen  ·  clock 8:16</w:t>
       </w:r>
     </w:p>
     <w:p>
@@ -7708,7 +7649,7 @@
           <w:szCs w:val="22"/>
           <w:rFonts w:ascii="Courier New" w:cs="Courier New" w:eastAsia="Courier New" w:hAnsi="Courier New"/>
         </w:rPr>
-        <w:t xml:space="preserve">4.5</w:t>
+        <w:t xml:space="preserve">4.4</w:t>
       </w:r>
       <w:r>
         <w:rPr>
@@ -7728,7 +7669,7 @@
           <w:szCs w:val="19"/>
           <w:rFonts w:ascii="Georgia" w:cs="Georgia" w:eastAsia="Georgia" w:hAnsi="Georgia"/>
         </w:rPr>
-        <w:t xml:space="preserve">   —  “The Atlantic Monthly’s printing my first chapter” — GO AFTER THIS LINE</w:t>
+        <w:t xml:space="preserve">   —  “Found an apartment on Seventy-Third!” — GO AFTER THIS LINE</w:t>
       </w:r>
     </w:p>
     <w:p>
@@ -7743,7 +7684,7 @@
           <w:szCs w:val="19"/>
           <w:rFonts w:ascii="Georgia" w:cs="Georgia" w:eastAsia="Georgia" w:hAnsi="Georgia"/>
         </w:rPr>
-        <w:t xml:space="preserve">The Atlantic says yes.</w:t>
+        <w:t xml:space="preserve">Move-in day pops up, both names on the day.</w:t>
       </w:r>
     </w:p>
     <w:p>
@@ -7777,16 +7718,16 @@
           <w:szCs w:val="18"/>
           <w:rFonts w:ascii="Courier New" w:cs="Courier New" w:eastAsia="Courier New" w:hAnsi="Courier New"/>
         </w:rPr>
-        <w:t xml:space="preserve">NOTIFICATION — Mail · The Atlantic Monthly (now): </w:t>
-      </w:r>
-      <w:r>
-        <w:rPr>
-          <w:color w:val="1a1d26"/>
-          <w:sz w:val="18"/>
-          <w:szCs w:val="18"/>
-          <w:rFonts w:ascii="Courier New" w:cs="Courier New" w:eastAsia="Courier New" w:hAnsi="Courier New"/>
-        </w:rPr>
-        <w:t xml:space="preserve">“We are delighted to publish your excerpt”</w:t>
+        <w:t xml:space="preserve">NOTIFICATION — Calendar · Invitation: MOVE-IN DAY 🚚 — W 73rd St (now): </w:t>
+      </w:r>
+      <w:r>
+        <w:rPr>
+          <w:color w:val="1a1d26"/>
+          <w:sz w:val="18"/>
+          <w:szCs w:val="18"/>
+          <w:rFonts w:ascii="Courier New" w:cs="Courier New" w:eastAsia="Courier New" w:hAnsi="Courier New"/>
+        </w:rPr>
+        <w:t xml:space="preserve">“Cathy Hiatt invited you · Saturday, Oct 16, 9:00 AM”</w:t>
       </w:r>
     </w:p>
     <w:p>
@@ -7870,7 +7811,7 @@
           <w:szCs w:val="22"/>
           <w:rFonts w:ascii="Courier New" w:cs="Courier New" w:eastAsia="Courier New" w:hAnsi="Courier New"/>
         </w:rPr>
-        <w:t xml:space="preserve">4.6</w:t>
+        <w:t xml:space="preserve">4.5</w:t>
       </w:r>
       <w:r>
         <w:rPr>
@@ -7890,7 +7831,7 @@
           <w:szCs w:val="19"/>
           <w:rFonts w:ascii="Georgia" w:cs="Georgia" w:eastAsia="Georgia" w:hAnsi="Georgia"/>
         </w:rPr>
-        <w:t xml:space="preserve">   —  “Two thousand bucks without rewriting one word!” — GO AFTER THIS LINE</w:t>
+        <w:t xml:space="preserve">   —  “The Atlantic Monthly’s printing my first chapter” — GO AFTER THIS LINE</w:t>
       </w:r>
     </w:p>
     <w:p>
@@ -7905,7 +7846,7 @@
           <w:szCs w:val="19"/>
           <w:rFonts w:ascii="Georgia" w:cs="Georgia" w:eastAsia="Georgia" w:hAnsi="Georgia"/>
         </w:rPr>
-        <w:t xml:space="preserve">The deposit lands.</w:t>
+        <w:t xml:space="preserve">The Atlantic says yes.</w:t>
       </w:r>
     </w:p>
     <w:p>
@@ -7939,16 +7880,16 @@
           <w:szCs w:val="18"/>
           <w:rFonts w:ascii="Courier New" w:cs="Courier New" w:eastAsia="Courier New" w:hAnsi="Courier New"/>
         </w:rPr>
-        <w:t xml:space="preserve">NOTIFICATION — Chase (now): </w:t>
-      </w:r>
-      <w:r>
-        <w:rPr>
-          <w:color w:val="1a1d26"/>
-          <w:sz w:val="18"/>
-          <w:szCs w:val="18"/>
-          <w:rFonts w:ascii="Courier New" w:cs="Courier New" w:eastAsia="Courier New" w:hAnsi="Courier New"/>
-        </w:rPr>
-        <w:t xml:space="preserve">“You received a deposit of $2,000.00”</w:t>
+        <w:t xml:space="preserve">NOTIFICATION — Mail · The Atlantic Monthly (now): </w:t>
+      </w:r>
+      <w:r>
+        <w:rPr>
+          <w:color w:val="1a1d26"/>
+          <w:sz w:val="18"/>
+          <w:szCs w:val="18"/>
+          <w:rFonts w:ascii="Courier New" w:cs="Courier New" w:eastAsia="Courier New" w:hAnsi="Courier New"/>
+        </w:rPr>
+        <w:t xml:space="preserve">“We are delighted to publish your excerpt”</w:t>
       </w:r>
     </w:p>
     <w:p>
@@ -8032,7 +7973,7 @@
           <w:szCs w:val="22"/>
           <w:rFonts w:ascii="Courier New" w:cs="Courier New" w:eastAsia="Courier New" w:hAnsi="Courier New"/>
         </w:rPr>
-        <w:t xml:space="preserve">4.7</w:t>
+        <w:t xml:space="preserve">4.6</w:t>
       </w:r>
       <w:r>
         <w:rPr>
@@ -8052,7 +7993,7 @@
           <w:szCs w:val="19"/>
           <w:rFonts w:ascii="Georgia" w:cs="Georgia" w:eastAsia="Georgia" w:hAnsi="Georgia"/>
         </w:rPr>
-        <w:t xml:space="preserve">   —  “I left Columbia and don’t regret it” — GO AFTER THIS LINE</w:t>
+        <w:t xml:space="preserve">   —  “Two thousand bucks without rewriting one word!” — GO AFTER THIS LINE</w:t>
       </w:r>
     </w:p>
     <w:p>
@@ -8067,7 +8008,7 @@
           <w:szCs w:val="19"/>
           <w:rFonts w:ascii="Georgia" w:cs="Georgia" w:eastAsia="Georgia" w:hAnsi="Georgia"/>
         </w:rPr>
-        <w:t xml:space="preserve">The withdrawal confirmation.</w:t>
+        <w:t xml:space="preserve">The deposit lands.</w:t>
       </w:r>
     </w:p>
     <w:p>
@@ -8101,16 +8042,16 @@
           <w:szCs w:val="18"/>
           <w:rFonts w:ascii="Courier New" w:cs="Courier New" w:eastAsia="Courier New" w:hAnsi="Courier New"/>
         </w:rPr>
-        <w:t xml:space="preserve">NOTIFICATION — Mail · Columbia University (now): </w:t>
-      </w:r>
-      <w:r>
-        <w:rPr>
-          <w:color w:val="1a1d26"/>
-          <w:sz w:val="18"/>
-          <w:szCs w:val="18"/>
-          <w:rFonts w:ascii="Courier New" w:cs="Courier New" w:eastAsia="Courier New" w:hAnsi="Courier New"/>
-        </w:rPr>
-        <w:t xml:space="preserve">“Withdrawal processed — Fall term ✓”</w:t>
+        <w:t xml:space="preserve">NOTIFICATION — Chase (now): </w:t>
+      </w:r>
+      <w:r>
+        <w:rPr>
+          <w:color w:val="1a1d26"/>
+          <w:sz w:val="18"/>
+          <w:szCs w:val="18"/>
+          <w:rFonts w:ascii="Courier New" w:cs="Courier New" w:eastAsia="Courier New" w:hAnsi="Courier New"/>
+        </w:rPr>
+        <w:t xml:space="preserve">“You received a deposit of $2,000.00”</w:t>
       </w:r>
     </w:p>
     <w:p>
@@ -8194,7 +8135,7 @@
           <w:szCs w:val="22"/>
           <w:rFonts w:ascii="Courier New" w:cs="Courier New" w:eastAsia="Courier New" w:hAnsi="Courier New"/>
         </w:rPr>
-        <w:t xml:space="preserve">4.8</w:t>
+        <w:t xml:space="preserve">4.7</w:t>
       </w:r>
       <w:r>
         <w:rPr>
@@ -8214,7 +8155,7 @@
           <w:szCs w:val="19"/>
           <w:rFonts w:ascii="Georgia" w:cs="Georgia" w:eastAsia="Georgia" w:hAnsi="Georgia"/>
         </w:rPr>
-        <w:t xml:space="preserve">   —  “I wrote a book and Sonny Mehta read it!” — GO AFTER THIS LINE</w:t>
+        <w:t xml:space="preserve">   —  “I left Columbia and don’t regret it” — GO AFTER THIS LINE</w:t>
       </w:r>
     </w:p>
     <w:p>
@@ -8229,7 +8170,7 @@
           <w:szCs w:val="19"/>
           <w:rFonts w:ascii="Georgia" w:cs="Georgia" w:eastAsia="Georgia" w:hAnsi="Georgia"/>
         </w:rPr>
-        <w:t xml:space="preserve">THE BIGGEST HIT.</w:t>
+        <w:t xml:space="preserve">The withdrawal confirmation.</w:t>
       </w:r>
     </w:p>
     <w:p>
@@ -8263,16 +8204,16 @@
           <w:szCs w:val="18"/>
           <w:rFonts w:ascii="Courier New" w:cs="Courier New" w:eastAsia="Courier New" w:hAnsi="Courier New"/>
         </w:rPr>
-        <w:t xml:space="preserve">NOTIFICATION — Messages · Linda Whitfield (now): </w:t>
-      </w:r>
-      <w:r>
-        <w:rPr>
-          <w:color w:val="1a1d26"/>
-          <w:sz w:val="18"/>
-          <w:szCs w:val="18"/>
-          <w:rFonts w:ascii="Courier New" w:cs="Courier New" w:eastAsia="Courier New" w:hAnsi="Courier New"/>
-        </w:rPr>
-        <w:t xml:space="preserve">“SONNY READ IT. CALL ME NOW.”</w:t>
+        <w:t xml:space="preserve">NOTIFICATION — Mail · Columbia University (now): </w:t>
+      </w:r>
+      <w:r>
+        <w:rPr>
+          <w:color w:val="1a1d26"/>
+          <w:sz w:val="18"/>
+          <w:szCs w:val="18"/>
+          <w:rFonts w:ascii="Courier New" w:cs="Courier New" w:eastAsia="Courier New" w:hAnsi="Courier New"/>
+        </w:rPr>
+        <w:t xml:space="preserve">“Withdrawal processed — Fall term ✓”</w:t>
       </w:r>
     </w:p>
     <w:p>
@@ -8356,7 +8297,7 @@
           <w:szCs w:val="22"/>
           <w:rFonts w:ascii="Courier New" w:cs="Courier New" w:eastAsia="Courier New" w:hAnsi="Courier New"/>
         </w:rPr>
-        <w:t xml:space="preserve">4.9</w:t>
+        <w:t xml:space="preserve">4.8</w:t>
       </w:r>
       <w:r>
         <w:rPr>
@@ -8365,7 +8306,7 @@
           <w:szCs w:val="17"/>
           <w:rFonts w:ascii="Courier New" w:cs="Courier New" w:eastAsia="Courier New" w:hAnsi="Courier New"/>
         </w:rPr>
-        <w:t xml:space="preserve">  BOTH · JAMIE</w:t>
+        <w:t xml:space="preserve">  BOTH · JAMIE · Lock screen</w:t>
       </w:r>
       <w:r>
         <w:rPr>
@@ -8376,7 +8317,7 @@
           <w:szCs w:val="19"/>
           <w:rFonts w:ascii="Georgia" w:cs="Georgia" w:eastAsia="Georgia" w:hAnsi="Georgia"/>
         </w:rPr>
-        <w:t xml:space="preserve">   —  FINAL CHORD — the last hit of Moving Too Fast</w:t>
+        <w:t xml:space="preserve">   —  “I wrote a book and Sonny Mehta read it!” — GO AFTER THIS LINE</w:t>
       </w:r>
     </w:p>
     <w:p>
@@ -8391,7 +8332,7 @@
           <w:szCs w:val="19"/>
           <w:rFonts w:ascii="Georgia" w:cs="Georgia" w:eastAsia="Georgia" w:hAnsi="Georgia"/>
         </w:rPr>
-        <w:t xml:space="preserve">The phone drops; SEPTEMBER · YEAR 1 holds center until her song rolls it forward.</w:t>
+        <w:t xml:space="preserve">THE BIGGEST HIT.</w:t>
       </w:r>
     </w:p>
     <w:p>
@@ -8425,16 +8366,16 @@
           <w:szCs w:val="18"/>
           <w:rFonts w:ascii="Courier New" w:cs="Courier New" w:eastAsia="Courier New" w:hAnsi="Courier New"/>
         </w:rPr>
-        <w:t xml:space="preserve">PHONE AWAY — </w:t>
-      </w:r>
-      <w:r>
-        <w:rPr>
-          <w:color w:val="1a1d26"/>
-          <w:sz w:val="18"/>
-          <w:szCs w:val="18"/>
-          <w:rFonts w:ascii="Courier New" w:cs="Courier New" w:eastAsia="Courier New" w:hAnsi="Courier New"/>
-        </w:rPr>
-        <w:t xml:space="preserve">the phone drops; the calendar returns to center-stage</w:t>
+        <w:t xml:space="preserve">NOTIFICATION — Messages · Linda Whitfield (now): </w:t>
+      </w:r>
+      <w:r>
+        <w:rPr>
+          <w:color w:val="1a1d26"/>
+          <w:sz w:val="18"/>
+          <w:szCs w:val="18"/>
+          <w:rFonts w:ascii="Courier New" w:cs="Courier New" w:eastAsia="Courier New" w:hAnsi="Courier New"/>
+        </w:rPr>
+        <w:t xml:space="preserve">“SONNY READ IT. CALL ME NOW.”</w:t>
       </w:r>
     </w:p>
     <w:p>
@@ -8466,7 +8407,7 @@
           <w:szCs w:val="18"/>
           <w:rFonts w:ascii="Georgia" w:cs="Georgia" w:eastAsia="Georgia" w:hAnsi="Georgia"/>
         </w:rPr>
-        <w:t xml:space="preserve">the device drops; the calendar takes center-stage (never black — true black is the curtain only)</w:t>
+        <w:t xml:space="preserve">sound: receive ding</w:t>
       </w:r>
     </w:p>
     <w:p>
@@ -8498,49 +8439,7 @@
           <w:szCs w:val="18"/>
           <w:rFonts w:ascii="Georgia" w:cs="Georgia" w:eastAsia="Georgia" w:hAnsi="Georgia"/>
         </w:rPr>
-        <w:t xml:space="preserve">room tone out</w:t>
-      </w:r>
-    </w:p>
-    <w:p>
-      <w:pPr>
-        <w:pStyle w:val="Heading1"/>
-        <w:pageBreakBefore/>
-        <w:spacing w:before="200" w:after="60"/>
-      </w:pPr>
-      <w:r>
-        <w:rPr>
-          <w:b/>
-          <w:bCs/>
-          <w:color w:val="1a1d26"/>
-          <w:sz w:val="40"/>
-          <w:szCs w:val="40"/>
-          <w:rFonts w:ascii="Georgia" w:cs="Georgia" w:eastAsia="Georgia" w:hAnsi="Georgia"/>
-        </w:rPr>
-        <w:t xml:space="preserve">5 · I’m a Part of That</w:t>
-      </w:r>
-      <w:r>
-        <w:rPr>
-          <w:color w:val="c2447a"/>
-          <w:sz w:val="18"/>
-          <w:szCs w:val="18"/>
-          <w:rFonts w:ascii="Courier New" w:cs="Courier New" w:eastAsia="Courier New" w:hAnsi="Courier New"/>
-        </w:rPr>
-        <w:t xml:space="preserve">   CATHY SINGS · 1 FIRES</w:t>
-      </w:r>
-    </w:p>
-    <w:p>
-      <w:pPr>
-        <w:shd w:fill="eef0f4" w:val="clear"/>
-        <w:spacing w:after="200"/>
-      </w:pPr>
-      <w:r>
-        <w:rPr>
-          <w:color w:val="1a1d26"/>
-          <w:sz w:val="19"/>
-          <w:szCs w:val="19"/>
-          <w:rFonts w:ascii="Georgia" w:cs="Georgia" w:eastAsia="Georgia" w:hAnsi="Georgia"/>
-        </w:rPr>
-        <w:t xml:space="preserve">CALENDAR ONLY. The pages roll forward to MARCH · YEAR 4 and hold center-stage for the whole song. No phone.</w:t>
+        <w:t xml:space="preserve">notification tri-tone (soft)</w:t>
       </w:r>
     </w:p>
     <w:p>
@@ -8560,7 +8459,7 @@
           <w:szCs w:val="22"/>
           <w:rFonts w:ascii="Courier New" w:cs="Courier New" w:eastAsia="Courier New" w:hAnsi="Courier New"/>
         </w:rPr>
-        <w:t xml:space="preserve">5.1</w:t>
+        <w:t xml:space="preserve">4.9</w:t>
       </w:r>
       <w:r>
         <w:rPr>
@@ -8569,7 +8468,7 @@
           <w:szCs w:val="17"/>
           <w:rFonts w:ascii="Courier New" w:cs="Courier New" w:eastAsia="Courier New" w:hAnsi="Courier New"/>
         </w:rPr>
-        <w:t xml:space="preserve">  SR · CATHY</w:t>
+        <w:t xml:space="preserve">  BOTH · JAMIE</w:t>
       </w:r>
       <w:r>
         <w:rPr>
@@ -8580,7 +8479,7 @@
           <w:szCs w:val="19"/>
           <w:rFonts w:ascii="Georgia" w:cs="Georgia" w:eastAsia="Georgia" w:hAnsi="Georgia"/>
         </w:rPr>
-        <w:t xml:space="preserve">   —  TOP OF I’M A PART OF THAT — the first notes of the intro</w:t>
+        <w:t xml:space="preserve">   —  FINAL CHORD — the last hit of Moving Too Fast</w:t>
       </w:r>
     </w:p>
     <w:p>
@@ -8595,7 +8494,7 @@
           <w:szCs w:val="19"/>
           <w:rFonts w:ascii="Georgia" w:cs="Georgia" w:eastAsia="Georgia" w:hAnsi="Georgia"/>
         </w:rPr>
-        <w:t xml:space="preserve">Calendar only. The pages roll FORWARD — OCTOBER · YEAR 1 to MARCH · YEAR 4, the night before his book party — and hold for the whole song.</w:t>
+        <w:t xml:space="preserve">The phone drops; SEPTEMBER · YEAR 1 holds center until her song rolls it forward.</w:t>
       </w:r>
     </w:p>
     <w:p>
@@ -8639,58 +8538,6 @@
           <w:rFonts w:ascii="Courier New" w:cs="Courier New" w:eastAsia="Courier New" w:hAnsi="Courier New"/>
         </w:rPr>
         <w:t xml:space="preserve">the phone drops; the calendar returns to center-stage</w:t>
-      </w:r>
-    </w:p>
-    <w:p>
-      <w:pPr>
-        <w:spacing w:after="14"/>
-        <w:ind w:left="280"/>
-      </w:pPr>
-      <w:r>
-        <w:rPr>
-          <w:b/>
-          <w:bCs/>
-          <w:color w:val="1a1d26"/>
-          <w:sz w:val="18"/>
-          <w:szCs w:val="18"/>
-          <w:rFonts w:ascii="Courier New" w:cs="Courier New" w:eastAsia="Courier New" w:hAnsi="Courier New"/>
-        </w:rPr>
-        <w:t xml:space="preserve">TIME → </w:t>
-      </w:r>
-      <w:r>
-        <w:rPr>
-          <w:color w:val="1a1d26"/>
-          <w:sz w:val="18"/>
-          <w:szCs w:val="18"/>
-          <w:rFonts w:ascii="Courier New" w:cs="Courier New" w:eastAsia="Courier New" w:hAnsi="Courier New"/>
-        </w:rPr>
-        <w:t xml:space="preserve">8:12 · Friday, March 7, 2025 — the house reads MARCH · YEAR 4; the calendar pages roll to it under the TIME WARP music (forward tears, backward settles) before any device appears</w:t>
-      </w:r>
-    </w:p>
-    <w:p>
-      <w:pPr>
-        <w:spacing w:after="14"/>
-        <w:ind w:left="280"/>
-      </w:pPr>
-      <w:r>
-        <w:rPr>
-          <w:b/>
-          <w:bCs/>
-          <w:color w:val="1a1d26"/>
-          <w:sz w:val="18"/>
-          <w:szCs w:val="18"/>
-          <w:rFonts w:ascii="Courier New" w:cs="Courier New" w:eastAsia="Courier New" w:hAnsi="Courier New"/>
-        </w:rPr>
-        <w:t xml:space="preserve">ERA FOOT LINE → </w:t>
-      </w:r>
-      <w:r>
-        <w:rPr>
-          <w:color w:val="1a1d26"/>
-          <w:sz w:val="18"/>
-          <w:szCs w:val="18"/>
-          <w:rFonts w:ascii="Courier New" w:cs="Courier New" w:eastAsia="Courier New" w:hAnsi="Courier New"/>
-        </w:rPr>
-        <w:t xml:space="preserve">“the night before the book party”</w:t>
       </w:r>
     </w:p>
     <w:p>
@@ -8772,7 +8619,7 @@
           <w:szCs w:val="40"/>
           <w:rFonts w:ascii="Georgia" w:cs="Georgia" w:eastAsia="Georgia" w:hAnsi="Georgia"/>
         </w:rPr>
-        <w:t xml:space="preserve">6 · The Schmuel Song</w:t>
+        <w:t xml:space="preserve">5 · I’m a Part of That</w:t>
       </w:r>
       <w:r>
         <w:rPr>
@@ -8781,7 +8628,7 @@
           <w:szCs w:val="18"/>
           <w:rFonts w:ascii="Courier New" w:cs="Courier New" w:eastAsia="Courier New" w:hAnsi="Courier New"/>
         </w:rPr>
-        <w:t xml:space="preserve">   JAMIE SINGS · 1 FIRES</w:t>
+        <w:t xml:space="preserve">   CATHY SINGS · 1 FIRES</w:t>
       </w:r>
     </w:p>
     <w:p>
@@ -8796,7 +8643,7 @@
           <w:szCs w:val="19"/>
           <w:rFonts w:ascii="Georgia" w:cs="Georgia" w:eastAsia="Georgia" w:hAnsi="Georgia"/>
         </w:rPr>
-        <w:t xml:space="preserve">CALENDAR ONLY. The date is the entire screen for Schmuel: the pages roll back to DECEMBER · YEAR 2 and hold. No phone, no animation, nothing to fire inside the number — the kindest screen of the night, deliberately so, and not one Elise pixel anywhere in it.</w:t>
+        <w:t xml:space="preserve">CALENDAR ONLY. The pages roll forward to MARCH · YEAR 4 and hold center-stage for the whole song. No phone.</w:t>
       </w:r>
     </w:p>
     <w:p>
@@ -8816,7 +8663,7 @@
           <w:szCs w:val="22"/>
           <w:rFonts w:ascii="Courier New" w:cs="Courier New" w:eastAsia="Courier New" w:hAnsi="Courier New"/>
         </w:rPr>
-        <w:t xml:space="preserve">6.1</w:t>
+        <w:t xml:space="preserve">5.1</w:t>
       </w:r>
       <w:r>
         <w:rPr>
@@ -8825,7 +8672,7 @@
           <w:szCs w:val="17"/>
           <w:rFonts w:ascii="Courier New" w:cs="Courier New" w:eastAsia="Courier New" w:hAnsi="Courier New"/>
         </w:rPr>
-        <w:t xml:space="preserve">  SL · JAMIE</w:t>
+        <w:t xml:space="preserve">  SR · CATHY</w:t>
       </w:r>
       <w:r>
         <w:rPr>
@@ -8836,7 +8683,7 @@
           <w:szCs w:val="19"/>
           <w:rFonts w:ascii="Georgia" w:cs="Georgia" w:eastAsia="Georgia" w:hAnsi="Georgia"/>
         </w:rPr>
-        <w:t xml:space="preserve">   —  TOP OF THE SCHMUEL SONG — the tree lights come up, before he speaks</w:t>
+        <w:t xml:space="preserve">   —  TOP OF I’M A PART OF THAT — the first notes of the intro</w:t>
       </w:r>
     </w:p>
     <w:p>
@@ -8851,7 +8698,7 @@
           <w:szCs w:val="19"/>
           <w:rFonts w:ascii="Georgia" w:cs="Georgia" w:eastAsia="Georgia" w:hAnsi="Georgia"/>
         </w:rPr>
-        <w:t xml:space="preserve">CALENDAR ONLY — no phone in Schmuel. The pages roll BACK, MARCH · YEAR 4 → DECEMBER · YEAR 2, and the date holds center-stage for the whole song. No phone, no wallpaper.</w:t>
+        <w:t xml:space="preserve">Calendar only. The pages roll FORWARD — OCTOBER · YEAR 1 to MARCH · YEAR 4, the night before his book party — and hold for the whole song.</w:t>
       </w:r>
     </w:p>
     <w:p>
@@ -8920,7 +8767,7 @@
           <w:szCs w:val="18"/>
           <w:rFonts w:ascii="Courier New" w:cs="Courier New" w:eastAsia="Courier New" w:hAnsi="Courier New"/>
         </w:rPr>
-        <w:t xml:space="preserve">9:12 · Saturday, December 24, 2022 — the house reads DECEMBER · YEAR 2; the calendar pages roll to it under the TIME WARP music (forward tears, backward settles) before any device appears</w:t>
+        <w:t xml:space="preserve">8:12 · Friday, March 7, 2025 — the house reads MARCH · YEAR 4; the calendar pages roll to it under the TIME WARP music (forward tears, backward settles) before any device appears</w:t>
       </w:r>
     </w:p>
     <w:p>
@@ -8946,7 +8793,7 @@
           <w:szCs w:val="18"/>
           <w:rFonts w:ascii="Courier New" w:cs="Courier New" w:eastAsia="Courier New" w:hAnsi="Courier New"/>
         </w:rPr>
-        <w:t xml:space="preserve">“their second Christmas”</w:t>
+        <w:t xml:space="preserve">“the night before the book party”</w:t>
       </w:r>
     </w:p>
     <w:p>
@@ -9011,34 +8858,6 @@
           <w:rFonts w:ascii="Georgia" w:cs="Georgia" w:eastAsia="Georgia" w:hAnsi="Georgia"/>
         </w:rPr>
         <w:t xml:space="preserve">room tone out</w:t>
-      </w:r>
-    </w:p>
-    <w:p>
-      <w:pPr>
-        <w:shd w:fill="faf3dc" w:val="clear"/>
-        <w:spacing w:before="30" w:after="14"/>
-      </w:pPr>
-      <w:r>
-        <w:rPr>
-          <w:b/>
-          <w:bCs/>
-          <w:color w:val="8a6d10"/>
-          <w:sz w:val="17"/>
-          <w:szCs w:val="17"/>
-          <w:rFonts w:ascii="Courier New" w:cs="Courier New" w:eastAsia="Courier New" w:hAnsi="Courier New"/>
-        </w:rPr>
-        <w:t xml:space="preserve">HOLD · </w:t>
-      </w:r>
-      <w:r>
-        <w:rPr>
-          <w:i/>
-          <w:iCs/>
-          <w:color w:val="8a6d10"/>
-          <w:sz w:val="18"/>
-          <w:szCs w:val="18"/>
-          <w:rFonts w:ascii="Georgia" w:cs="Georgia" w:eastAsia="Georgia" w:hAnsi="Georgia"/>
-        </w:rPr>
-        <w:t xml:space="preserve">Nothing else fires in this song. The next GO is the top of song 7.</w:t>
       </w:r>
     </w:p>
     <w:p>
@@ -9056,7 +8875,7 @@
           <w:szCs w:val="40"/>
           <w:rFonts w:ascii="Georgia" w:cs="Georgia" w:eastAsia="Georgia" w:hAnsi="Georgia"/>
         </w:rPr>
-        <w:t xml:space="preserve">7 · A Summer in Ohio</w:t>
+        <w:t xml:space="preserve">6 · The Schmuel Song</w:t>
       </w:r>
       <w:r>
         <w:rPr>
@@ -9065,7 +8884,7 @@
           <w:szCs w:val="18"/>
           <w:rFonts w:ascii="Courier New" w:cs="Courier New" w:eastAsia="Courier New" w:hAnsi="Courier New"/>
         </w:rPr>
-        <w:t xml:space="preserve">   CATHY SINGS · 3 FIRES</w:t>
+        <w:t xml:space="preserve">   JAMIE SINGS · 1 FIRES</w:t>
       </w:r>
     </w:p>
     <w:p>
@@ -9080,7 +8899,7 @@
           <w:szCs w:val="19"/>
           <w:rFonts w:ascii="Georgia" w:cs="Georgia" w:eastAsia="Georgia" w:hAnsi="Georgia"/>
         </w:rPr>
-        <w:t xml:space="preserve">ONE CALL. Ringing on the piano, he answers, and the prerecorded FaceTime carries the entire number — Jamie at his desk, half-attending, writing, while Ohio sings to him — then Call Ended on the final chord. This is the one call in the show the operator answers by hand. The engine draws only the FaceTime chrome and the ticking duration; everything alive in it is the video.</w:t>
+        <w:t xml:space="preserve">CALENDAR ONLY. The date is the entire screen for Schmuel: the pages roll back to DECEMBER · YEAR 2 and hold. No phone, no animation, nothing to fire inside the number — the kindest screen of the night, deliberately so, and not one Elise pixel anywhere in it.</w:t>
       </w:r>
     </w:p>
     <w:p>
@@ -9100,7 +8919,7 @@
           <w:szCs w:val="22"/>
           <w:rFonts w:ascii="Courier New" w:cs="Courier New" w:eastAsia="Courier New" w:hAnsi="Courier New"/>
         </w:rPr>
-        <w:t xml:space="preserve">7.1</w:t>
+        <w:t xml:space="preserve">6.1</w:t>
       </w:r>
       <w:r>
         <w:rPr>
@@ -9109,7 +8928,7 @@
           <w:szCs w:val="17"/>
           <w:rFonts w:ascii="Courier New" w:cs="Courier New" w:eastAsia="Courier New" w:hAnsi="Courier New"/>
         </w:rPr>
-        <w:t xml:space="preserve">  SR · CATHY · FaceTime</w:t>
+        <w:t xml:space="preserve">  SL · JAMIE</w:t>
       </w:r>
       <w:r>
         <w:rPr>
@@ -9120,7 +8939,7 @@
           <w:szCs w:val="19"/>
           <w:rFonts w:ascii="Georgia" w:cs="Georgia" w:eastAsia="Georgia" w:hAnsi="Georgia"/>
         </w:rPr>
-        <w:t xml:space="preserve">   —  THE PIANO COMES IN — not the first notes of the number; GO when the piano enters</w:t>
+        <w:t xml:space="preserve">   —  TOP OF THE SCHMUEL SONG — the tree lights come up, before he speaks</w:t>
       </w:r>
     </w:p>
     <w:p>
@@ -9135,7 +8954,7 @@
           <w:szCs w:val="19"/>
           <w:rFonts w:ascii="Georgia" w:cs="Georgia" w:eastAsia="Georgia" w:hAnsi="Georgia"/>
         </w:rPr>
-        <w:t xml:space="preserve">The calendar rolls FORWARD — DECEMBER · YEAR 2 → JUNE · YEAR 3 — and docks; her laptop rises and she places the FaceTime call: the RINGING screen, his initial pulsing, the FaceTime ring under it.</w:t>
+        <w:t xml:space="preserve">CALENDAR ONLY — no phone in Schmuel. The pages roll BACK, MARCH · YEAR 4 → DECEMBER · YEAR 2, and the date holds center-stage for the whole song. No phone, no wallpaper.</w:t>
       </w:r>
     </w:p>
     <w:p>
@@ -9169,6 +8988,32 @@
           <w:szCs w:val="18"/>
           <w:rFonts w:ascii="Courier New" w:cs="Courier New" w:eastAsia="Courier New" w:hAnsi="Courier New"/>
         </w:rPr>
+        <w:t xml:space="preserve">PHONE AWAY — </w:t>
+      </w:r>
+      <w:r>
+        <w:rPr>
+          <w:color w:val="1a1d26"/>
+          <w:sz w:val="18"/>
+          <w:szCs w:val="18"/>
+          <w:rFonts w:ascii="Courier New" w:cs="Courier New" w:eastAsia="Courier New" w:hAnsi="Courier New"/>
+        </w:rPr>
+        <w:t xml:space="preserve">the phone drops; the calendar returns to center-stage</w:t>
+      </w:r>
+    </w:p>
+    <w:p>
+      <w:pPr>
+        <w:spacing w:after="14"/>
+        <w:ind w:left="280"/>
+      </w:pPr>
+      <w:r>
+        <w:rPr>
+          <w:b/>
+          <w:bCs/>
+          <w:color w:val="1a1d26"/>
+          <w:sz w:val="18"/>
+          <w:szCs w:val="18"/>
+          <w:rFonts w:ascii="Courier New" w:cs="Courier New" w:eastAsia="Courier New" w:hAnsi="Courier New"/>
+        </w:rPr>
         <w:t xml:space="preserve">TIME → </w:t>
       </w:r>
       <w:r>
@@ -9178,7 +9023,7 @@
           <w:szCs w:val="18"/>
           <w:rFonts w:ascii="Courier New" w:cs="Courier New" w:eastAsia="Courier New" w:hAnsi="Courier New"/>
         </w:rPr>
-        <w:t xml:space="preserve">9:38 · Friday, June 21, 2024 — the house reads JUNE · YEAR 3; the calendar pages roll to it under the TIME WARP music (forward tears, backward settles) before any device appears</w:t>
+        <w:t xml:space="preserve">9:12 · Saturday, December 24, 2022 — the house reads DECEMBER · YEAR 2; the calendar pages roll to it under the TIME WARP music (forward tears, backward settles) before any device appears</w:t>
       </w:r>
     </w:p>
     <w:p>
@@ -9204,33 +9049,7 @@
           <w:szCs w:val="18"/>
           <w:rFonts w:ascii="Courier New" w:cs="Courier New" w:eastAsia="Courier New" w:hAnsi="Courier New"/>
         </w:rPr>
-        <w:t xml:space="preserve">“Ohio”</w:t>
-      </w:r>
-    </w:p>
-    <w:p>
-      <w:pPr>
-        <w:spacing w:after="14"/>
-        <w:ind w:left="280"/>
-      </w:pPr>
-      <w:r>
-        <w:rPr>
-          <w:b/>
-          <w:bCs/>
-          <w:color w:val="1a1d26"/>
-          <w:sz w:val="18"/>
-          <w:szCs w:val="18"/>
-          <w:rFonts w:ascii="Courier New" w:cs="Courier New" w:eastAsia="Courier New" w:hAnsi="Courier New"/>
-        </w:rPr>
-        <w:t xml:space="preserve">FACETIME — </w:t>
-      </w:r>
-      <w:r>
-        <w:rPr>
-          <w:color w:val="1a1d26"/>
-          <w:sz w:val="18"/>
-          <w:szCs w:val="18"/>
-          <w:rFonts w:ascii="Courier New" w:cs="Courier New" w:eastAsia="Courier New" w:hAnsi="Courier New"/>
-        </w:rPr>
-        <w:t xml:space="preserve">Jamie 💙 · FaceTime…</w:t>
+        <w:t xml:space="preserve">“their second Christmas”</w:t>
       </w:r>
     </w:p>
     <w:p>
@@ -9262,7 +9081,7 @@
           <w:szCs w:val="18"/>
           <w:rFonts w:ascii="Georgia" w:cs="Georgia" w:eastAsia="Georgia" w:hAnsi="Georgia"/>
         </w:rPr>
-        <w:t xml:space="preserve">the MacBook shell appears — CATHY’s screen</w:t>
+        <w:t xml:space="preserve">the device drops; the calendar takes center-stage (never black — true black is the curtain only)</w:t>
       </w:r>
     </w:p>
     <w:p>
@@ -9294,32 +9113,77 @@
           <w:szCs w:val="18"/>
           <w:rFonts w:ascii="Georgia" w:cs="Georgia" w:eastAsia="Georgia" w:hAnsi="Georgia"/>
         </w:rPr>
-        <w:t xml:space="preserve">FaceTime trill, then connect pop</w:t>
-      </w:r>
-    </w:p>
-    <w:p>
-      <w:pPr>
+        <w:t xml:space="preserve">room tone out</w:t>
+      </w:r>
+    </w:p>
+    <w:p>
+      <w:pPr>
+        <w:shd w:fill="faf3dc" w:val="clear"/>
         <w:spacing w:before="30" w:after="14"/>
       </w:pPr>
       <w:r>
         <w:rPr>
           <w:b/>
           <w:bCs/>
-          <w:color w:val="6b7280"/>
-          <w:sz w:val="16"/>
-          <w:szCs w:val="16"/>
-          <w:rFonts w:ascii="Courier New" w:cs="Courier New" w:eastAsia="Courier New" w:hAnsi="Courier New"/>
-        </w:rPr>
-        <w:t xml:space="preserve">PHONES  </w:t>
-      </w:r>
-      <w:r>
-        <w:rPr>
-          <w:color w:val="6b7280"/>
+          <w:color w:val="8a6d10"/>
           <w:sz w:val="17"/>
           <w:szCs w:val="17"/>
           <w:rFonts w:ascii="Courier New" w:cs="Courier New" w:eastAsia="Courier New" w:hAnsi="Courier New"/>
         </w:rPr>
-        <w:t xml:space="preserve">SR = FaceTime  ·  stamp “Ohio”  ·  clock 9:38</w:t>
+        <w:t xml:space="preserve">HOLD · </w:t>
+      </w:r>
+      <w:r>
+        <w:rPr>
+          <w:i/>
+          <w:iCs/>
+          <w:color w:val="8a6d10"/>
+          <w:sz w:val="18"/>
+          <w:szCs w:val="18"/>
+          <w:rFonts w:ascii="Georgia" w:cs="Georgia" w:eastAsia="Georgia" w:hAnsi="Georgia"/>
+        </w:rPr>
+        <w:t xml:space="preserve">Nothing else fires in this song. The next GO is the top of song 7.</w:t>
+      </w:r>
+    </w:p>
+    <w:p>
+      <w:pPr>
+        <w:pStyle w:val="Heading1"/>
+        <w:pageBreakBefore/>
+        <w:spacing w:before="200" w:after="60"/>
+      </w:pPr>
+      <w:r>
+        <w:rPr>
+          <w:b/>
+          <w:bCs/>
+          <w:color w:val="1a1d26"/>
+          <w:sz w:val="40"/>
+          <w:szCs w:val="40"/>
+          <w:rFonts w:ascii="Georgia" w:cs="Georgia" w:eastAsia="Georgia" w:hAnsi="Georgia"/>
+        </w:rPr>
+        <w:t xml:space="preserve">7 · A Summer in Ohio</w:t>
+      </w:r>
+      <w:r>
+        <w:rPr>
+          <w:color w:val="c2447a"/>
+          <w:sz w:val="18"/>
+          <w:szCs w:val="18"/>
+          <w:rFonts w:ascii="Courier New" w:cs="Courier New" w:eastAsia="Courier New" w:hAnsi="Courier New"/>
+        </w:rPr>
+        <w:t xml:space="preserve">   CATHY SINGS · 3 FIRES</w:t>
+      </w:r>
+    </w:p>
+    <w:p>
+      <w:pPr>
+        <w:shd w:fill="eef0f4" w:val="clear"/>
+        <w:spacing w:after="200"/>
+      </w:pPr>
+      <w:r>
+        <w:rPr>
+          <w:color w:val="1a1d26"/>
+          <w:sz w:val="19"/>
+          <w:szCs w:val="19"/>
+          <w:rFonts w:ascii="Georgia" w:cs="Georgia" w:eastAsia="Georgia" w:hAnsi="Georgia"/>
+        </w:rPr>
+        <w:t xml:space="preserve">ONE CALL. Ringing on the piano, he answers, and the prerecorded FaceTime carries the entire number — Jamie at his desk, half-attending, writing, while Ohio sings to him — then Call Ended on the final chord. This is the one call in the show the operator answers by hand. The engine draws only the FaceTime chrome and the ticking duration; everything alive in it is the video.</w:t>
       </w:r>
     </w:p>
     <w:p>
@@ -9339,7 +9203,7 @@
           <w:szCs w:val="22"/>
           <w:rFonts w:ascii="Courier New" w:cs="Courier New" w:eastAsia="Courier New" w:hAnsi="Courier New"/>
         </w:rPr>
-        <w:t xml:space="preserve">7.2</w:t>
+        <w:t xml:space="preserve">7.1</w:t>
       </w:r>
       <w:r>
         <w:rPr>
@@ -9359,7 +9223,7 @@
           <w:szCs w:val="19"/>
           <w:rFonts w:ascii="Georgia" w:cs="Georgia" w:eastAsia="Georgia" w:hAnsi="Georgia"/>
         </w:rPr>
-        <w:t xml:space="preserve">   —  “I could have a mansion on a hill” — her first line; HE ANSWERS</w:t>
+        <w:t xml:space="preserve">   —  THE PIANO COMES IN — not the first notes of the number; GO when the piano enters</w:t>
       </w:r>
     </w:p>
     <w:p>
@@ -9374,7 +9238,7 @@
           <w:szCs w:val="19"/>
           <w:rFonts w:ascii="Georgia" w:cs="Georgia" w:eastAsia="Georgia" w:hAnsi="Georgia"/>
         </w:rPr>
-        <w:t xml:space="preserve">He answers. The prerecorded FaceTime (V2) plays for the entire number — only Jamie, no Cathy self-view — with the real FaceTime overlays and a ticking call duration.</w:t>
+        <w:t xml:space="preserve">The calendar rolls FORWARD — DECEMBER · YEAR 2 → JUNE · YEAR 3 — and docks; her laptop rises and she places the FaceTime call: the RINGING screen, his initial pulsing, the FaceTime ring under it.</w:t>
       </w:r>
     </w:p>
     <w:p>
@@ -9408,44 +9272,157 @@
           <w:szCs w:val="18"/>
           <w:rFonts w:ascii="Courier New" w:cs="Courier New" w:eastAsia="Courier New" w:hAnsi="Courier New"/>
         </w:rPr>
-        <w:t xml:space="preserve">FaceTime state → </w:t>
-      </w:r>
-      <w:r>
-        <w:rPr>
-          <w:color w:val="1a1d26"/>
-          <w:sz w:val="18"/>
-          <w:szCs w:val="18"/>
-          <w:rFonts w:ascii="Courier New" w:cs="Courier New" w:eastAsia="Courier New" w:hAnsi="Courier New"/>
-        </w:rPr>
-        <w:t xml:space="preserve">connected</w:t>
-      </w:r>
-    </w:p>
-    <w:p>
-      <w:pPr>
-        <w:shd w:fill="faf3dc" w:val="clear"/>
+        <w:t xml:space="preserve">TIME → </w:t>
+      </w:r>
+      <w:r>
+        <w:rPr>
+          <w:color w:val="1a1d26"/>
+          <w:sz w:val="18"/>
+          <w:szCs w:val="18"/>
+          <w:rFonts w:ascii="Courier New" w:cs="Courier New" w:eastAsia="Courier New" w:hAnsi="Courier New"/>
+        </w:rPr>
+        <w:t xml:space="preserve">9:38 · Friday, June 21, 2024 — the house reads JUNE · YEAR 3; the calendar pages roll to it under the TIME WARP music (forward tears, backward settles) before any device appears</w:t>
+      </w:r>
+    </w:p>
+    <w:p>
+      <w:pPr>
+        <w:spacing w:after="14"/>
+        <w:ind w:left="280"/>
+      </w:pPr>
+      <w:r>
+        <w:rPr>
+          <w:b/>
+          <w:bCs/>
+          <w:color w:val="1a1d26"/>
+          <w:sz w:val="18"/>
+          <w:szCs w:val="18"/>
+          <w:rFonts w:ascii="Courier New" w:cs="Courier New" w:eastAsia="Courier New" w:hAnsi="Courier New"/>
+        </w:rPr>
+        <w:t xml:space="preserve">ERA FOOT LINE → </w:t>
+      </w:r>
+      <w:r>
+        <w:rPr>
+          <w:color w:val="1a1d26"/>
+          <w:sz w:val="18"/>
+          <w:szCs w:val="18"/>
+          <w:rFonts w:ascii="Courier New" w:cs="Courier New" w:eastAsia="Courier New" w:hAnsi="Courier New"/>
+        </w:rPr>
+        <w:t xml:space="preserve">“Ohio”</w:t>
+      </w:r>
+    </w:p>
+    <w:p>
+      <w:pPr>
+        <w:spacing w:after="14"/>
+        <w:ind w:left="280"/>
+      </w:pPr>
+      <w:r>
+        <w:rPr>
+          <w:b/>
+          <w:bCs/>
+          <w:color w:val="1a1d26"/>
+          <w:sz w:val="18"/>
+          <w:szCs w:val="18"/>
+          <w:rFonts w:ascii="Courier New" w:cs="Courier New" w:eastAsia="Courier New" w:hAnsi="Courier New"/>
+        </w:rPr>
+        <w:t xml:space="preserve">FACETIME — </w:t>
+      </w:r>
+      <w:r>
+        <w:rPr>
+          <w:color w:val="1a1d26"/>
+          <w:sz w:val="18"/>
+          <w:szCs w:val="18"/>
+          <w:rFonts w:ascii="Courier New" w:cs="Courier New" w:eastAsia="Courier New" w:hAnsi="Courier New"/>
+        </w:rPr>
+        <w:t xml:space="preserve">Jamie 💙 · FaceTime…</w:t>
+      </w:r>
+    </w:p>
+    <w:p>
+      <w:pPr>
+        <w:keepNext/>
+        <w:spacing w:before="30" w:after="20"/>
+      </w:pPr>
+      <w:r>
+        <w:rPr>
+          <w:b/>
+          <w:bCs/>
+          <w:color w:val="6b7280"/>
+          <w:sz w:val="16"/>
+          <w:szCs w:val="16"/>
+          <w:rFonts w:ascii="Courier New" w:cs="Courier New" w:eastAsia="Courier New" w:hAnsi="Courier New"/>
+        </w:rPr>
+        <w:t xml:space="preserve">PLAYS</w:t>
+      </w:r>
+    </w:p>
+    <w:p>
+      <w:pPr>
+        <w:spacing w:after="14"/>
+        <w:ind w:left="280"/>
+      </w:pPr>
+      <w:r>
+        <w:rPr>
+          <w:color w:val="3a3f4d"/>
+          <w:sz w:val="18"/>
+          <w:szCs w:val="18"/>
+          <w:rFonts w:ascii="Georgia" w:cs="Georgia" w:eastAsia="Georgia" w:hAnsi="Georgia"/>
+        </w:rPr>
+        <w:t xml:space="preserve">the MacBook shell appears — CATHY’s screen</w:t>
+      </w:r>
+    </w:p>
+    <w:p>
+      <w:pPr>
+        <w:keepNext/>
+        <w:spacing w:before="26" w:after="20"/>
+      </w:pPr>
+      <w:r>
+        <w:rPr>
+          <w:b/>
+          <w:bCs/>
+          <w:color w:val="6b7280"/>
+          <w:sz w:val="16"/>
+          <w:szCs w:val="16"/>
+          <w:rFonts w:ascii="Courier New" w:cs="Courier New" w:eastAsia="Courier New" w:hAnsi="Courier New"/>
+        </w:rPr>
+        <w:t xml:space="preserve">SOUND</w:t>
+      </w:r>
+    </w:p>
+    <w:p>
+      <w:pPr>
+        <w:spacing w:after="14"/>
+        <w:ind w:left="280"/>
+      </w:pPr>
+      <w:r>
+        <w:rPr>
+          <w:color w:val="6a5a20"/>
+          <w:sz w:val="18"/>
+          <w:szCs w:val="18"/>
+          <w:rFonts w:ascii="Georgia" w:cs="Georgia" w:eastAsia="Georgia" w:hAnsi="Georgia"/>
+        </w:rPr>
+        <w:t xml:space="preserve">FaceTime trill, then connect pop</w:t>
+      </w:r>
+    </w:p>
+    <w:p>
+      <w:pPr>
         <w:spacing w:before="30" w:after="14"/>
       </w:pPr>
       <w:r>
         <w:rPr>
           <w:b/>
           <w:bCs/>
-          <w:color w:val="8a6d10"/>
+          <w:color w:val="6b7280"/>
+          <w:sz w:val="16"/>
+          <w:szCs w:val="16"/>
+          <w:rFonts w:ascii="Courier New" w:cs="Courier New" w:eastAsia="Courier New" w:hAnsi="Courier New"/>
+        </w:rPr>
+        <w:t xml:space="preserve">PHONES  </w:t>
+      </w:r>
+      <w:r>
+        <w:rPr>
+          <w:color w:val="6b7280"/>
           <w:sz w:val="17"/>
           <w:szCs w:val="17"/>
           <w:rFonts w:ascii="Courier New" w:cs="Courier New" w:eastAsia="Courier New" w:hAnsi="Courier New"/>
         </w:rPr>
-        <w:t xml:space="preserve">HOLD · </w:t>
-      </w:r>
-      <w:r>
-        <w:rPr>
-          <w:i/>
-          <w:iCs/>
-          <w:color w:val="8a6d10"/>
-          <w:sz w:val="18"/>
-          <w:szCs w:val="18"/>
-          <w:rFonts w:ascii="Georgia" w:cs="Georgia" w:eastAsia="Georgia" w:hAnsi="Georgia"/>
-        </w:rPr>
-        <w:t xml:space="preserve">Nothing else to fire until the final chord. The video carries the number.</w:t>
+        <w:t xml:space="preserve">SR = FaceTime  ·  stamp “Ohio”  ·  clock 9:38</w:t>
       </w:r>
     </w:p>
     <w:p>
@@ -9465,7 +9442,7 @@
           <w:szCs w:val="22"/>
           <w:rFonts w:ascii="Courier New" w:cs="Courier New" w:eastAsia="Courier New" w:hAnsi="Courier New"/>
         </w:rPr>
-        <w:t xml:space="preserve">7.3</w:t>
+        <w:t xml:space="preserve">7.2</w:t>
       </w:r>
       <w:r>
         <w:rPr>
@@ -9474,7 +9451,7 @@
           <w:szCs w:val="17"/>
           <w:rFonts w:ascii="Courier New" w:cs="Courier New" w:eastAsia="Courier New" w:hAnsi="Courier New"/>
         </w:rPr>
-        <w:t xml:space="preserve">  SR · CATHY</w:t>
+        <w:t xml:space="preserve">  SR · CATHY · FaceTime</w:t>
       </w:r>
       <w:r>
         <w:rPr>
@@ -9485,7 +9462,7 @@
           <w:szCs w:val="19"/>
           <w:rFonts w:ascii="Georgia" w:cs="Georgia" w:eastAsia="Georgia" w:hAnsi="Georgia"/>
         </w:rPr>
-        <w:t xml:space="preserve">   —  FINAL CHORD — the last note; the call ends and she closes the laptop</w:t>
+        <w:t xml:space="preserve">   —  “I could have a mansion on a hill” — her first line; HE ANSWERS</w:t>
       </w:r>
     </w:p>
     <w:p>
@@ -9500,7 +9477,7 @@
           <w:szCs w:val="19"/>
           <w:rFonts w:ascii="Georgia" w:cs="Georgia" w:eastAsia="Georgia" w:hAnsi="Georgia"/>
         </w:rPr>
-        <w:t xml:space="preserve">Call Ended (his initial dimmed, the end tone), a breath, then the laptop drops — JUNE · YEAR 3 holds center until the wedding rolls it.</w:t>
+        <w:t xml:space="preserve">He answers. The prerecorded FaceTime (V2) plays for the entire number — only Jamie, no Cathy self-view — with the real FaceTime overlays and a ticking call duration.</w:t>
       </w:r>
     </w:p>
     <w:p>
@@ -9543,165 +9520,35 @@
           <w:szCs w:val="18"/>
           <w:rFonts w:ascii="Courier New" w:cs="Courier New" w:eastAsia="Courier New" w:hAnsi="Courier New"/>
         </w:rPr>
-        <w:t xml:space="preserve">Call Ended</w:t>
-      </w:r>
-    </w:p>
-    <w:p>
-      <w:pPr>
-        <w:spacing w:after="14"/>
-        <w:ind w:left="280"/>
-      </w:pPr>
-      <w:r>
-        <w:rPr>
-          <w:b/>
-          <w:bCs/>
-          <w:color w:val="1a1d26"/>
-          <w:sz w:val="18"/>
-          <w:szCs w:val="18"/>
-          <w:rFonts w:ascii="Courier New" w:cs="Courier New" w:eastAsia="Courier New" w:hAnsi="Courier New"/>
-        </w:rPr>
-        <w:t xml:space="preserve">  … a beat (auto-timed, </w:t>
-      </w:r>
-      <w:r>
-        <w:rPr>
-          <w:color w:val="1a1d26"/>
-          <w:sz w:val="18"/>
-          <w:szCs w:val="18"/>
-          <w:rFonts w:ascii="Courier New" w:cs="Courier New" w:eastAsia="Courier New" w:hAnsi="Courier New"/>
-        </w:rPr>
-        <w:t xml:space="preserve">2.6 s)</w:t>
-      </w:r>
-    </w:p>
-    <w:p>
-      <w:pPr>
-        <w:spacing w:after="14"/>
-        <w:ind w:left="280"/>
-      </w:pPr>
-      <w:r>
-        <w:rPr>
-          <w:b/>
-          <w:bCs/>
-          <w:color w:val="1a1d26"/>
-          <w:sz w:val="18"/>
-          <w:szCs w:val="18"/>
-          <w:rFonts w:ascii="Courier New" w:cs="Courier New" w:eastAsia="Courier New" w:hAnsi="Courier New"/>
-        </w:rPr>
-        <w:t xml:space="preserve">PHONE AWAY — </w:t>
-      </w:r>
-      <w:r>
-        <w:rPr>
-          <w:color w:val="1a1d26"/>
-          <w:sz w:val="18"/>
-          <w:szCs w:val="18"/>
-          <w:rFonts w:ascii="Courier New" w:cs="Courier New" w:eastAsia="Courier New" w:hAnsi="Courier New"/>
-        </w:rPr>
-        <w:t xml:space="preserve">the phone drops; the calendar returns to center-stage</w:t>
-      </w:r>
-    </w:p>
-    <w:p>
-      <w:pPr>
-        <w:keepNext/>
-        <w:spacing w:before="30" w:after="20"/>
-      </w:pPr>
-      <w:r>
-        <w:rPr>
-          <w:b/>
-          <w:bCs/>
-          <w:color w:val="6b7280"/>
-          <w:sz w:val="16"/>
-          <w:szCs w:val="16"/>
-          <w:rFonts w:ascii="Courier New" w:cs="Courier New" w:eastAsia="Courier New" w:hAnsi="Courier New"/>
-        </w:rPr>
-        <w:t xml:space="preserve">PLAYS</w:t>
-      </w:r>
-    </w:p>
-    <w:p>
-      <w:pPr>
-        <w:spacing w:after="14"/>
-        <w:ind w:left="280"/>
-      </w:pPr>
-      <w:r>
-        <w:rPr>
-          <w:color w:val="3a3f4d"/>
-          <w:sz w:val="18"/>
-          <w:szCs w:val="18"/>
-          <w:rFonts w:ascii="Georgia" w:cs="Georgia" w:eastAsia="Georgia" w:hAnsi="Georgia"/>
-        </w:rPr>
-        <w:t xml:space="preserve">the device drops; the calendar takes center-stage (never black — true black is the curtain only)</w:t>
-      </w:r>
-    </w:p>
-    <w:p>
-      <w:pPr>
-        <w:keepNext/>
-        <w:spacing w:before="26" w:after="20"/>
-      </w:pPr>
-      <w:r>
-        <w:rPr>
-          <w:b/>
-          <w:bCs/>
-          <w:color w:val="6b7280"/>
-          <w:sz w:val="16"/>
-          <w:szCs w:val="16"/>
-          <w:rFonts w:ascii="Courier New" w:cs="Courier New" w:eastAsia="Courier New" w:hAnsi="Courier New"/>
-        </w:rPr>
-        <w:t xml:space="preserve">SOUND</w:t>
-      </w:r>
-    </w:p>
-    <w:p>
-      <w:pPr>
-        <w:spacing w:after="14"/>
-        <w:ind w:left="280"/>
-      </w:pPr>
-      <w:r>
-        <w:rPr>
-          <w:color w:val="6a5a20"/>
-          <w:sz w:val="18"/>
-          <w:szCs w:val="18"/>
-          <w:rFonts w:ascii="Georgia" w:cs="Georgia" w:eastAsia="Georgia" w:hAnsi="Georgia"/>
-        </w:rPr>
-        <w:t xml:space="preserve">room tone out</w:t>
-      </w:r>
-    </w:p>
-    <w:p>
-      <w:pPr>
-        <w:pStyle w:val="Heading1"/>
-        <w:pageBreakBefore/>
-        <w:spacing w:before="200" w:after="60"/>
-      </w:pPr>
-      <w:r>
-        <w:rPr>
-          <w:b/>
-          <w:bCs/>
-          <w:color w:val="1a1d26"/>
-          <w:sz w:val="40"/>
-          <w:szCs w:val="40"/>
-          <w:rFonts w:ascii="Georgia" w:cs="Georgia" w:eastAsia="Georgia" w:hAnsi="Georgia"/>
-        </w:rPr>
-        <w:t xml:space="preserve">8 · The Next Ten Minutes</w:t>
-      </w:r>
-      <w:r>
-        <w:rPr>
-          <w:color w:val="c2447a"/>
-          <w:sz w:val="18"/>
-          <w:szCs w:val="18"/>
-          <w:rFonts w:ascii="Courier New" w:cs="Courier New" w:eastAsia="Courier New" w:hAnsi="Courier New"/>
-        </w:rPr>
-        <w:t xml:space="preserve">   BOTH SING · 6 FIRES</w:t>
-      </w:r>
-    </w:p>
-    <w:p>
-      <w:pPr>
-        <w:shd w:fill="eef0f4" w:val="clear"/>
-        <w:spacing w:after="200"/>
-      </w:pPr>
-      <w:r>
-        <w:rPr>
-          <w:color w:val="1a1d26"/>
-          <w:sz w:val="19"/>
-          <w:szCs w:val="19"/>
-          <w:rFonts w:ascii="Georgia" w:cs="Georgia" w:eastAsia="Georgia" w:hAnsi="Georgia"/>
-        </w:rPr>
-        <w:t xml:space="preserve">TIME, NOT CONTENT. No phones. The calendar alone marks where we are: JUNE · YEAR 2, the rowboat — then the one date both timelines share, MAY · YEAR 3, the wedding — then back to the rowboat on the singers’ lines. The final chord brings up the INTERMISSION band, which holds until Act Two’s first GO.</w:t>
+        <w:t xml:space="preserve">connected</w:t>
+      </w:r>
+    </w:p>
+    <w:p>
+      <w:pPr>
+        <w:shd w:fill="faf3dc" w:val="clear"/>
+        <w:spacing w:before="30" w:after="14"/>
+      </w:pPr>
+      <w:r>
+        <w:rPr>
+          <w:b/>
+          <w:bCs/>
+          <w:color w:val="8a6d10"/>
+          <w:sz w:val="17"/>
+          <w:szCs w:val="17"/>
+          <w:rFonts w:ascii="Courier New" w:cs="Courier New" w:eastAsia="Courier New" w:hAnsi="Courier New"/>
+        </w:rPr>
+        <w:t xml:space="preserve">HOLD · </w:t>
+      </w:r>
+      <w:r>
+        <w:rPr>
+          <w:i/>
+          <w:iCs/>
+          <w:color w:val="8a6d10"/>
+          <w:sz w:val="18"/>
+          <w:szCs w:val="18"/>
+          <w:rFonts w:ascii="Georgia" w:cs="Georgia" w:eastAsia="Georgia" w:hAnsi="Georgia"/>
+        </w:rPr>
+        <w:t xml:space="preserve">Nothing else to fire until the final chord. The video carries the number.</w:t>
       </w:r>
     </w:p>
     <w:p>
@@ -9721,7 +9568,7 @@
           <w:szCs w:val="22"/>
           <w:rFonts w:ascii="Courier New" w:cs="Courier New" w:eastAsia="Courier New" w:hAnsi="Courier New"/>
         </w:rPr>
-        <w:t xml:space="preserve">8.1</w:t>
+        <w:t xml:space="preserve">7.3</w:t>
       </w:r>
       <w:r>
         <w:rPr>
@@ -9730,7 +9577,7 @@
           <w:szCs w:val="17"/>
           <w:rFonts w:ascii="Courier New" w:cs="Courier New" w:eastAsia="Courier New" w:hAnsi="Courier New"/>
         </w:rPr>
-        <w:t xml:space="preserve">  BOTH · CATHY</w:t>
+        <w:t xml:space="preserve">  SR · CATHY</w:t>
       </w:r>
       <w:r>
         <w:rPr>
@@ -9741,7 +9588,7 @@
           <w:szCs w:val="19"/>
           <w:rFonts w:ascii="Georgia" w:cs="Georgia" w:eastAsia="Georgia" w:hAnsi="Georgia"/>
         </w:rPr>
-        <w:t xml:space="preserve">   —  JAMIE: “No, that one’s Jerry Seinfeld” — his first line, in the rowboat</w:t>
+        <w:t xml:space="preserve">   —  FINAL CHORD — the last note; the call ends and she closes the laptop</w:t>
       </w:r>
     </w:p>
     <w:p>
@@ -9756,7 +9603,7 @@
           <w:szCs w:val="19"/>
           <w:rFonts w:ascii="Georgia" w:cs="Georgia" w:eastAsia="Georgia" w:hAnsi="Georgia"/>
         </w:rPr>
-        <w:t xml:space="preserve">No phones. The calendar rolls BACK — JUNE · YEAR 3 → JUNE · YEAR 2, the engagement — and holds.</w:t>
+        <w:t xml:space="preserve">Call Ended (his initial dimmed, the end tone), a breath, then the laptop drops — JUNE · YEAR 3 holds center until the wedding rolls it.</w:t>
       </w:r>
     </w:p>
     <w:p>
@@ -9790,6 +9637,58 @@
           <w:szCs w:val="18"/>
           <w:rFonts w:ascii="Courier New" w:cs="Courier New" w:eastAsia="Courier New" w:hAnsi="Courier New"/>
         </w:rPr>
+        <w:t xml:space="preserve">FaceTime state → </w:t>
+      </w:r>
+      <w:r>
+        <w:rPr>
+          <w:color w:val="1a1d26"/>
+          <w:sz w:val="18"/>
+          <w:szCs w:val="18"/>
+          <w:rFonts w:ascii="Courier New" w:cs="Courier New" w:eastAsia="Courier New" w:hAnsi="Courier New"/>
+        </w:rPr>
+        <w:t xml:space="preserve">Call Ended</w:t>
+      </w:r>
+    </w:p>
+    <w:p>
+      <w:pPr>
+        <w:spacing w:after="14"/>
+        <w:ind w:left="280"/>
+      </w:pPr>
+      <w:r>
+        <w:rPr>
+          <w:b/>
+          <w:bCs/>
+          <w:color w:val="1a1d26"/>
+          <w:sz w:val="18"/>
+          <w:szCs w:val="18"/>
+          <w:rFonts w:ascii="Courier New" w:cs="Courier New" w:eastAsia="Courier New" w:hAnsi="Courier New"/>
+        </w:rPr>
+        <w:t xml:space="preserve">  … a beat (auto-timed, </w:t>
+      </w:r>
+      <w:r>
+        <w:rPr>
+          <w:color w:val="1a1d26"/>
+          <w:sz w:val="18"/>
+          <w:szCs w:val="18"/>
+          <w:rFonts w:ascii="Courier New" w:cs="Courier New" w:eastAsia="Courier New" w:hAnsi="Courier New"/>
+        </w:rPr>
+        <w:t xml:space="preserve">2.6 s)</w:t>
+      </w:r>
+    </w:p>
+    <w:p>
+      <w:pPr>
+        <w:spacing w:after="14"/>
+        <w:ind w:left="280"/>
+      </w:pPr>
+      <w:r>
+        <w:rPr>
+          <w:b/>
+          <w:bCs/>
+          <w:color w:val="1a1d26"/>
+          <w:sz w:val="18"/>
+          <w:szCs w:val="18"/>
+          <w:rFonts w:ascii="Courier New" w:cs="Courier New" w:eastAsia="Courier New" w:hAnsi="Courier New"/>
+        </w:rPr>
         <w:t xml:space="preserve">PHONE AWAY — </w:t>
       </w:r>
       <w:r>
@@ -9800,58 +9699,6 @@
           <w:rFonts w:ascii="Courier New" w:cs="Courier New" w:eastAsia="Courier New" w:hAnsi="Courier New"/>
         </w:rPr>
         <w:t xml:space="preserve">the phone drops; the calendar returns to center-stage</w:t>
-      </w:r>
-    </w:p>
-    <w:p>
-      <w:pPr>
-        <w:spacing w:after="14"/>
-        <w:ind w:left="280"/>
-      </w:pPr>
-      <w:r>
-        <w:rPr>
-          <w:b/>
-          <w:bCs/>
-          <w:color w:val="1a1d26"/>
-          <w:sz w:val="18"/>
-          <w:szCs w:val="18"/>
-          <w:rFonts w:ascii="Courier New" w:cs="Courier New" w:eastAsia="Courier New" w:hAnsi="Courier New"/>
-        </w:rPr>
-        <w:t xml:space="preserve">TIME → </w:t>
-      </w:r>
-      <w:r>
-        <w:rPr>
-          <w:color w:val="1a1d26"/>
-          <w:sz w:val="18"/>
-          <w:szCs w:val="18"/>
-          <w:rFonts w:ascii="Courier New" w:cs="Courier New" w:eastAsia="Courier New" w:hAnsi="Courier New"/>
-        </w:rPr>
-        <w:t xml:space="preserve">4:44 · Monday, June 12, 2023 — the house reads JUNE · YEAR 2; the calendar pages roll to it under the TIME WARP music (forward tears, backward settles) before any device appears</w:t>
-      </w:r>
-    </w:p>
-    <w:p>
-      <w:pPr>
-        <w:spacing w:after="14"/>
-        <w:ind w:left="280"/>
-      </w:pPr>
-      <w:r>
-        <w:rPr>
-          <w:b/>
-          <w:bCs/>
-          <w:color w:val="1a1d26"/>
-          <w:sz w:val="18"/>
-          <w:szCs w:val="18"/>
-          <w:rFonts w:ascii="Courier New" w:cs="Courier New" w:eastAsia="Courier New" w:hAnsi="Courier New"/>
-        </w:rPr>
-        <w:t xml:space="preserve">ERA FOOT LINE → </w:t>
-      </w:r>
-      <w:r>
-        <w:rPr>
-          <w:color w:val="1a1d26"/>
-          <w:sz w:val="18"/>
-          <w:szCs w:val="18"/>
-          <w:rFonts w:ascii="Courier New" w:cs="Courier New" w:eastAsia="Courier New" w:hAnsi="Courier New"/>
-        </w:rPr>
-        <w:t xml:space="preserve">“the engagement”</w:t>
       </w:r>
     </w:p>
     <w:p>
@@ -9916,6 +9763,48 @@
           <w:rFonts w:ascii="Georgia" w:cs="Georgia" w:eastAsia="Georgia" w:hAnsi="Georgia"/>
         </w:rPr>
         <w:t xml:space="preserve">room tone out</w:t>
+      </w:r>
+    </w:p>
+    <w:p>
+      <w:pPr>
+        <w:pStyle w:val="Heading1"/>
+        <w:pageBreakBefore/>
+        <w:spacing w:before="200" w:after="60"/>
+      </w:pPr>
+      <w:r>
+        <w:rPr>
+          <w:b/>
+          <w:bCs/>
+          <w:color w:val="1a1d26"/>
+          <w:sz w:val="40"/>
+          <w:szCs w:val="40"/>
+          <w:rFonts w:ascii="Georgia" w:cs="Georgia" w:eastAsia="Georgia" w:hAnsi="Georgia"/>
+        </w:rPr>
+        <w:t xml:space="preserve">8 · The Next Ten Minutes</w:t>
+      </w:r>
+      <w:r>
+        <w:rPr>
+          <w:color w:val="c2447a"/>
+          <w:sz w:val="18"/>
+          <w:szCs w:val="18"/>
+          <w:rFonts w:ascii="Courier New" w:cs="Courier New" w:eastAsia="Courier New" w:hAnsi="Courier New"/>
+        </w:rPr>
+        <w:t xml:space="preserve">   BOTH SING · 6 FIRES</w:t>
+      </w:r>
+    </w:p>
+    <w:p>
+      <w:pPr>
+        <w:shd w:fill="eef0f4" w:val="clear"/>
+        <w:spacing w:after="200"/>
+      </w:pPr>
+      <w:r>
+        <w:rPr>
+          <w:color w:val="1a1d26"/>
+          <w:sz w:val="19"/>
+          <w:szCs w:val="19"/>
+          <w:rFonts w:ascii="Georgia" w:cs="Georgia" w:eastAsia="Georgia" w:hAnsi="Georgia"/>
+        </w:rPr>
+        <w:t xml:space="preserve">TIME, NOT CONTENT. No phones. The calendar alone marks where we are: JUNE · YEAR 2, the rowboat — then the one date both timelines share, MAY · YEAR 3, the wedding — then back to the rowboat on the singers’ lines. The final chord brings up the INTERMISSION band, which holds until Act Two’s first GO.</w:t>
       </w:r>
     </w:p>
     <w:p>
@@ -9935,7 +9824,7 @@
           <w:szCs w:val="22"/>
           <w:rFonts w:ascii="Courier New" w:cs="Courier New" w:eastAsia="Courier New" w:hAnsi="Courier New"/>
         </w:rPr>
-        <w:t xml:space="preserve">8.2</w:t>
+        <w:t xml:space="preserve">8.1</w:t>
       </w:r>
       <w:r>
         <w:rPr>
@@ -9955,7 +9844,7 @@
           <w:szCs w:val="19"/>
           <w:rFonts w:ascii="Georgia" w:cs="Georgia" w:eastAsia="Georgia" w:hAnsi="Georgia"/>
         </w:rPr>
-        <w:t xml:space="preserve">   —  JAMIE: “For the next ten lifetimes?” — the altar</w:t>
+        <w:t xml:space="preserve">   —  JAMIE: “No, that one’s Jerry Seinfeld” — his first line, in the rowboat</w:t>
       </w:r>
     </w:p>
     <w:p>
@@ -9970,7 +9859,7 @@
           <w:szCs w:val="19"/>
           <w:rFonts w:ascii="Georgia" w:cs="Georgia" w:eastAsia="Georgia" w:hAnsi="Georgia"/>
         </w:rPr>
-        <w:t xml:space="preserve">The pages tear FORWARD to the only date both timelines will ever share — MAY · YEAR 3 · THE WEDDING.</w:t>
+        <w:t xml:space="preserve">No phones. The calendar rolls BACK — JUNE · YEAR 3 → JUNE · YEAR 2, the engagement — and holds.</w:t>
       </w:r>
     </w:p>
     <w:p>
@@ -10004,6 +9893,32 @@
           <w:szCs w:val="18"/>
           <w:rFonts w:ascii="Courier New" w:cs="Courier New" w:eastAsia="Courier New" w:hAnsi="Courier New"/>
         </w:rPr>
+        <w:t xml:space="preserve">PHONE AWAY — </w:t>
+      </w:r>
+      <w:r>
+        <w:rPr>
+          <w:color w:val="1a1d26"/>
+          <w:sz w:val="18"/>
+          <w:szCs w:val="18"/>
+          <w:rFonts w:ascii="Courier New" w:cs="Courier New" w:eastAsia="Courier New" w:hAnsi="Courier New"/>
+        </w:rPr>
+        <w:t xml:space="preserve">the phone drops; the calendar returns to center-stage</w:t>
+      </w:r>
+    </w:p>
+    <w:p>
+      <w:pPr>
+        <w:spacing w:after="14"/>
+        <w:ind w:left="280"/>
+      </w:pPr>
+      <w:r>
+        <w:rPr>
+          <w:b/>
+          <w:bCs/>
+          <w:color w:val="1a1d26"/>
+          <w:sz w:val="18"/>
+          <w:szCs w:val="18"/>
+          <w:rFonts w:ascii="Courier New" w:cs="Courier New" w:eastAsia="Courier New" w:hAnsi="Courier New"/>
+        </w:rPr>
         <w:t xml:space="preserve">TIME → </w:t>
       </w:r>
       <w:r>
@@ -10013,7 +9928,7 @@
           <w:szCs w:val="18"/>
           <w:rFonts w:ascii="Courier New" w:cs="Courier New" w:eastAsia="Courier New" w:hAnsi="Courier New"/>
         </w:rPr>
-        <w:t xml:space="preserve">6:47 · Saturday, May 18, 2024 — the house reads MAY · YEAR 3; the calendar pages roll to it under the TIME WARP music (forward tears, backward settles) before any device appears</w:t>
+        <w:t xml:space="preserve">4:44 · Monday, June 12, 2023 — the house reads JUNE · YEAR 2; the calendar pages roll to it under the TIME WARP music (forward tears, backward settles) before any device appears</w:t>
       </w:r>
     </w:p>
     <w:p>
@@ -10039,7 +9954,71 @@
           <w:szCs w:val="18"/>
           <w:rFonts w:ascii="Courier New" w:cs="Courier New" w:eastAsia="Courier New" w:hAnsi="Courier New"/>
         </w:rPr>
-        <w:t xml:space="preserve">“the wedding”</w:t>
+        <w:t xml:space="preserve">“the engagement”</w:t>
+      </w:r>
+    </w:p>
+    <w:p>
+      <w:pPr>
+        <w:keepNext/>
+        <w:spacing w:before="30" w:after="20"/>
+      </w:pPr>
+      <w:r>
+        <w:rPr>
+          <w:b/>
+          <w:bCs/>
+          <w:color w:val="6b7280"/>
+          <w:sz w:val="16"/>
+          <w:szCs w:val="16"/>
+          <w:rFonts w:ascii="Courier New" w:cs="Courier New" w:eastAsia="Courier New" w:hAnsi="Courier New"/>
+        </w:rPr>
+        <w:t xml:space="preserve">PLAYS</w:t>
+      </w:r>
+    </w:p>
+    <w:p>
+      <w:pPr>
+        <w:spacing w:after="14"/>
+        <w:ind w:left="280"/>
+      </w:pPr>
+      <w:r>
+        <w:rPr>
+          <w:color w:val="3a3f4d"/>
+          <w:sz w:val="18"/>
+          <w:szCs w:val="18"/>
+          <w:rFonts w:ascii="Georgia" w:cs="Georgia" w:eastAsia="Georgia" w:hAnsi="Georgia"/>
+        </w:rPr>
+        <w:t xml:space="preserve">the device drops; the calendar takes center-stage (never black — true black is the curtain only)</w:t>
+      </w:r>
+    </w:p>
+    <w:p>
+      <w:pPr>
+        <w:keepNext/>
+        <w:spacing w:before="26" w:after="20"/>
+      </w:pPr>
+      <w:r>
+        <w:rPr>
+          <w:b/>
+          <w:bCs/>
+          <w:color w:val="6b7280"/>
+          <w:sz w:val="16"/>
+          <w:szCs w:val="16"/>
+          <w:rFonts w:ascii="Courier New" w:cs="Courier New" w:eastAsia="Courier New" w:hAnsi="Courier New"/>
+        </w:rPr>
+        <w:t xml:space="preserve">SOUND</w:t>
+      </w:r>
+    </w:p>
+    <w:p>
+      <w:pPr>
+        <w:spacing w:after="14"/>
+        <w:ind w:left="280"/>
+      </w:pPr>
+      <w:r>
+        <w:rPr>
+          <w:color w:val="6a5a20"/>
+          <w:sz w:val="18"/>
+          <w:szCs w:val="18"/>
+          <w:rFonts w:ascii="Georgia" w:cs="Georgia" w:eastAsia="Georgia" w:hAnsi="Georgia"/>
+        </w:rPr>
+        <w:t xml:space="preserve">room tone out</w:t>
       </w:r>
     </w:p>
     <w:p>
@@ -10059,7 +10038,7 @@
           <w:szCs w:val="22"/>
           <w:rFonts w:ascii="Courier New" w:cs="Courier New" w:eastAsia="Courier New" w:hAnsi="Courier New"/>
         </w:rPr>
-        <w:t xml:space="preserve">8.3</w:t>
+        <w:t xml:space="preserve">8.2</w:t>
       </w:r>
       <w:r>
         <w:rPr>
@@ -10079,7 +10058,7 @@
           <w:szCs w:val="19"/>
           <w:rFonts w:ascii="Georgia" w:cs="Georgia" w:eastAsia="Georgia" w:hAnsi="Georgia"/>
         </w:rPr>
-        <w:t xml:space="preserve">   —  CATHY: “Is that one John Lennon?” — back in the boat</w:t>
+        <w:t xml:space="preserve">   —  JAMIE: “For the next ten lifetimes?” — the altar</w:t>
       </w:r>
     </w:p>
     <w:p>
@@ -10094,7 +10073,7 @@
           <w:szCs w:val="19"/>
           <w:rFonts w:ascii="Georgia" w:cs="Georgia" w:eastAsia="Georgia" w:hAnsi="Georgia"/>
         </w:rPr>
-        <w:t xml:space="preserve">The pages settle BACK to the engagement — JUNE · YEAR 2.</w:t>
+        <w:t xml:space="preserve">The pages tear FORWARD to the only date both timelines will ever share — MAY · YEAR 3 · THE WEDDING.</w:t>
       </w:r>
     </w:p>
     <w:p>
@@ -10137,7 +10116,7 @@
           <w:szCs w:val="18"/>
           <w:rFonts w:ascii="Courier New" w:cs="Courier New" w:eastAsia="Courier New" w:hAnsi="Courier New"/>
         </w:rPr>
-        <w:t xml:space="preserve">4:44 · Monday, June 12, 2023 — the house reads JUNE · YEAR 2; the calendar pages roll to it under the TIME WARP music (forward tears, backward settles) before any device appears</w:t>
+        <w:t xml:space="preserve">6:47 · Saturday, May 18, 2024 — the house reads MAY · YEAR 3; the calendar pages roll to it under the TIME WARP music (forward tears, backward settles) before any device appears</w:t>
       </w:r>
     </w:p>
     <w:p>
@@ -10163,7 +10142,7 @@
           <w:szCs w:val="18"/>
           <w:rFonts w:ascii="Courier New" w:cs="Courier New" w:eastAsia="Courier New" w:hAnsi="Courier New"/>
         </w:rPr>
-        <w:t xml:space="preserve">“the engagement”</w:t>
+        <w:t xml:space="preserve">“the wedding”</w:t>
       </w:r>
     </w:p>
     <w:p>
@@ -10183,7 +10162,7 @@
           <w:szCs w:val="22"/>
           <w:rFonts w:ascii="Courier New" w:cs="Courier New" w:eastAsia="Courier New" w:hAnsi="Courier New"/>
         </w:rPr>
-        <w:t xml:space="preserve">8.4</w:t>
+        <w:t xml:space="preserve">8.3</w:t>
       </w:r>
       <w:r>
         <w:rPr>
@@ -10203,7 +10182,7 @@
           <w:szCs w:val="19"/>
           <w:rFonts w:ascii="Georgia" w:cs="Georgia" w:eastAsia="Georgia" w:hAnsi="Georgia"/>
         </w:rPr>
-        <w:t xml:space="preserve">   —  FINAL CHORD — the lights fade on the boat. END OF ACT ONE</w:t>
+        <w:t xml:space="preserve">   —  CATHY: “Is that one John Lennon?” — back in the boat</w:t>
       </w:r>
     </w:p>
     <w:p>
@@ -10218,7 +10197,7 @@
           <w:szCs w:val="19"/>
           <w:rFonts w:ascii="Georgia" w:cs="Georgia" w:eastAsia="Georgia" w:hAnsi="Georgia"/>
         </w:rPr>
-        <w:t xml:space="preserve">INTERMISSION: the torn band reads Intermission and holds, still, through the break.</w:t>
+        <w:t xml:space="preserve">The pages settle BACK to the engagement — JUNE · YEAR 2.</w:t>
       </w:r>
     </w:p>
     <w:p>
@@ -10252,16 +10231,42 @@
           <w:szCs w:val="18"/>
           <w:rFonts w:ascii="Courier New" w:cs="Courier New" w:eastAsia="Courier New" w:hAnsi="Courier New"/>
         </w:rPr>
-        <w:t xml:space="preserve">INTERMISSION CARD — </w:t>
-      </w:r>
-      <w:r>
-        <w:rPr>
-          <w:color w:val="1a1d26"/>
-          <w:sz w:val="18"/>
-          <w:szCs w:val="18"/>
-          <w:rFonts w:ascii="Courier New" w:cs="Courier New" w:eastAsia="Courier New" w:hAnsi="Courier New"/>
-        </w:rPr>
-        <w:t xml:space="preserve">the house sees “Intermission”; it holds until Act Two’s first GO</w:t>
+        <w:t xml:space="preserve">TIME → </w:t>
+      </w:r>
+      <w:r>
+        <w:rPr>
+          <w:color w:val="1a1d26"/>
+          <w:sz w:val="18"/>
+          <w:szCs w:val="18"/>
+          <w:rFonts w:ascii="Courier New" w:cs="Courier New" w:eastAsia="Courier New" w:hAnsi="Courier New"/>
+        </w:rPr>
+        <w:t xml:space="preserve">4:44 · Monday, June 12, 2023 — the house reads JUNE · YEAR 2; the calendar pages roll to it under the TIME WARP music (forward tears, backward settles) before any device appears</w:t>
+      </w:r>
+    </w:p>
+    <w:p>
+      <w:pPr>
+        <w:spacing w:after="14"/>
+        <w:ind w:left="280"/>
+      </w:pPr>
+      <w:r>
+        <w:rPr>
+          <w:b/>
+          <w:bCs/>
+          <w:color w:val="1a1d26"/>
+          <w:sz w:val="18"/>
+          <w:szCs w:val="18"/>
+          <w:rFonts w:ascii="Courier New" w:cs="Courier New" w:eastAsia="Courier New" w:hAnsi="Courier New"/>
+        </w:rPr>
+        <w:t xml:space="preserve">ERA FOOT LINE → </w:t>
+      </w:r>
+      <w:r>
+        <w:rPr>
+          <w:color w:val="1a1d26"/>
+          <w:sz w:val="18"/>
+          <w:szCs w:val="18"/>
+          <w:rFonts w:ascii="Courier New" w:cs="Courier New" w:eastAsia="Courier New" w:hAnsi="Courier New"/>
+        </w:rPr>
+        <w:t xml:space="preserve">“the engagement”</w:t>
       </w:r>
     </w:p>
     <w:p>
@@ -10281,7 +10286,7 @@
           <w:szCs w:val="22"/>
           <w:rFonts w:ascii="Courier New" w:cs="Courier New" w:eastAsia="Courier New" w:hAnsi="Courier New"/>
         </w:rPr>
-        <w:t xml:space="preserve">8.5</w:t>
+        <w:t xml:space="preserve">8.4</w:t>
       </w:r>
       <w:r>
         <w:rPr>
@@ -10301,7 +10306,7 @@
           <w:szCs w:val="19"/>
           <w:rFonts w:ascii="Georgia" w:cs="Georgia" w:eastAsia="Georgia" w:hAnsi="Georgia"/>
         </w:rPr>
-        <w:t xml:space="preserve">   —  THE MONEY MINUTE — the speaker picks up the handheld mic</w:t>
+        <w:t xml:space="preserve">   —  FINAL CHORD — the lights fade on the boat. END OF ACT ONE</w:t>
       </w:r>
     </w:p>
     <w:p>
@@ -10316,35 +10321,50 @@
           <w:szCs w:val="19"/>
           <w:rFonts w:ascii="Georgia" w:cs="Georgia" w:eastAsia="Georgia" w:hAnsi="Georgia"/>
         </w:rPr>
-        <w:t xml:space="preserve">THE NEXT 5 YEARS: the pad turns to the fundraising card — the words over Redline’s QR code, printed on the paper. No grit on the code; it has to scan from the house.</w:t>
-      </w:r>
-    </w:p>
-    <w:p>
-      <w:pPr>
-        <w:shd w:fill="faf3dc" w:val="clear"/>
-        <w:spacing w:before="30" w:after="14"/>
-      </w:pPr>
-      <w:r>
-        <w:rPr>
-          <w:b/>
-          <w:bCs/>
-          <w:color w:val="8a6d10"/>
-          <w:sz w:val="17"/>
-          <w:szCs w:val="17"/>
-          <w:rFonts w:ascii="Courier New" w:cs="Courier New" w:eastAsia="Courier New" w:hAnsi="Courier New"/>
-        </w:rPr>
-        <w:t xml:space="preserve">HOLD · </w:t>
-      </w:r>
-      <w:r>
-        <w:rPr>
-          <w:i/>
-          <w:iCs/>
-          <w:color w:val="8a6d10"/>
-          <w:sz w:val="18"/>
-          <w:szCs w:val="18"/>
-          <w:rFonts w:ascii="Georgia" w:cs="Georgia" w:eastAsia="Georgia" w:hAnsi="Georgia"/>
-        </w:rPr>
-        <w:t xml:space="preserve">Holds for the whole ask. The next GO puts the break back.</w:t>
+        <w:t xml:space="preserve">INTERMISSION: the torn band reads Intermission and holds, still, through the break.</w:t>
+      </w:r>
+    </w:p>
+    <w:p>
+      <w:pPr>
+        <w:keepNext/>
+        <w:spacing w:after="20"/>
+      </w:pPr>
+      <w:r>
+        <w:rPr>
+          <w:b/>
+          <w:bCs/>
+          <w:color w:val="6b7280"/>
+          <w:sz w:val="16"/>
+          <w:szCs w:val="16"/>
+          <w:rFonts w:ascii="Courier New" w:cs="Courier New" w:eastAsia="Courier New" w:hAnsi="Courier New"/>
+        </w:rPr>
+        <w:t xml:space="preserve">ON SCREEN</w:t>
+      </w:r>
+    </w:p>
+    <w:p>
+      <w:pPr>
+        <w:spacing w:after="14"/>
+        <w:ind w:left="280"/>
+      </w:pPr>
+      <w:r>
+        <w:rPr>
+          <w:b/>
+          <w:bCs/>
+          <w:color w:val="1a1d26"/>
+          <w:sz w:val="18"/>
+          <w:szCs w:val="18"/>
+          <w:rFonts w:ascii="Courier New" w:cs="Courier New" w:eastAsia="Courier New" w:hAnsi="Courier New"/>
+        </w:rPr>
+        <w:t xml:space="preserve">INTERMISSION CARD — </w:t>
+      </w:r>
+      <w:r>
+        <w:rPr>
+          <w:color w:val="1a1d26"/>
+          <w:sz w:val="18"/>
+          <w:szCs w:val="18"/>
+          <w:rFonts w:ascii="Courier New" w:cs="Courier New" w:eastAsia="Courier New" w:hAnsi="Courier New"/>
+        </w:rPr>
+        <w:t xml:space="preserve">the house sees “Intermission”; it holds until Act Two’s first GO</w:t>
       </w:r>
     </w:p>
     <w:p>
@@ -10364,7 +10384,7 @@
           <w:szCs w:val="22"/>
           <w:rFonts w:ascii="Courier New" w:cs="Courier New" w:eastAsia="Courier New" w:hAnsi="Courier New"/>
         </w:rPr>
-        <w:t xml:space="preserve">8.6</w:t>
+        <w:t xml:space="preserve">8.5</w:t>
       </w:r>
       <w:r>
         <w:rPr>
@@ -10384,7 +10404,7 @@
           <w:szCs w:val="19"/>
           <w:rFonts w:ascii="Georgia" w:cs="Georgia" w:eastAsia="Georgia" w:hAnsi="Georgia"/>
         </w:rPr>
-        <w:t xml:space="preserve">   —  THE ASK IS OVER — the mic goes down</w:t>
+        <w:t xml:space="preserve">   —  THE MONEY MINUTE — the speaker picks up the handheld mic</w:t>
       </w:r>
     </w:p>
     <w:p>
@@ -10399,92 +10419,35 @@
           <w:szCs w:val="19"/>
           <w:rFonts w:ascii="Georgia" w:cs="Georgia" w:eastAsia="Georgia" w:hAnsi="Georgia"/>
         </w:rPr>
-        <w:t xml:space="preserve">Back to Intermission: the same torn band as before, still, until the first GO of Act Two (9.1) tears it off.</w:t>
-      </w:r>
-    </w:p>
-    <w:p>
-      <w:pPr>
-        <w:keepNext/>
-        <w:spacing w:after="20"/>
-      </w:pPr>
-      <w:r>
-        <w:rPr>
-          <w:b/>
-          <w:bCs/>
-          <w:color w:val="6b7280"/>
-          <w:sz w:val="16"/>
-          <w:szCs w:val="16"/>
-          <w:rFonts w:ascii="Courier New" w:cs="Courier New" w:eastAsia="Courier New" w:hAnsi="Courier New"/>
-        </w:rPr>
-        <w:t xml:space="preserve">ON SCREEN</w:t>
-      </w:r>
-    </w:p>
-    <w:p>
-      <w:pPr>
-        <w:spacing w:after="14"/>
-        <w:ind w:left="280"/>
-      </w:pPr>
-      <w:r>
-        <w:rPr>
-          <w:b/>
-          <w:bCs/>
-          <w:color w:val="1a1d26"/>
-          <w:sz w:val="18"/>
-          <w:szCs w:val="18"/>
-          <w:rFonts w:ascii="Courier New" w:cs="Courier New" w:eastAsia="Courier New" w:hAnsi="Courier New"/>
-        </w:rPr>
-        <w:t xml:space="preserve">INTERMISSION CARD — </w:t>
-      </w:r>
-      <w:r>
-        <w:rPr>
-          <w:color w:val="1a1d26"/>
-          <w:sz w:val="18"/>
-          <w:szCs w:val="18"/>
-          <w:rFonts w:ascii="Courier New" w:cs="Courier New" w:eastAsia="Courier New" w:hAnsi="Courier New"/>
-        </w:rPr>
-        <w:t xml:space="preserve">the house sees “Intermission”; it holds until Act Two’s first GO</w:t>
-      </w:r>
-    </w:p>
-    <w:p>
-      <w:pPr>
-        <w:pStyle w:val="Heading1"/>
-        <w:pageBreakBefore/>
-        <w:spacing w:before="200" w:after="60"/>
-      </w:pPr>
-      <w:r>
-        <w:rPr>
-          <w:b/>
-          <w:bCs/>
-          <w:color w:val="1a1d26"/>
-          <w:sz w:val="40"/>
-          <w:szCs w:val="40"/>
-          <w:rFonts w:ascii="Georgia" w:cs="Georgia" w:eastAsia="Georgia" w:hAnsi="Georgia"/>
-        </w:rPr>
-        <w:t xml:space="preserve">9 · A Miracle Would Happen</w:t>
-      </w:r>
-      <w:r>
-        <w:rPr>
-          <w:color w:val="c2447a"/>
-          <w:sz w:val="18"/>
-          <w:szCs w:val="18"/>
-          <w:rFonts w:ascii="Courier New" w:cs="Courier New" w:eastAsia="Courier New" w:hAnsi="Courier New"/>
-        </w:rPr>
-        <w:t xml:space="preserve">   JAMIE SINGS · 9 FIRES</w:t>
-      </w:r>
-    </w:p>
-    <w:p>
-      <w:pPr>
-        <w:shd w:fill="eef0f4" w:val="clear"/>
-        <w:spacing w:after="200"/>
-      </w:pPr>
-      <w:r>
-        <w:rPr>
-          <w:color w:val="1a1d26"/>
-          <w:sz w:val="19"/>
-          <w:szCs w:val="19"/>
-          <w:rFonts w:ascii="Georgia" w:cs="Georgia" w:eastAsia="Georgia" w:hAnsi="Georgia"/>
-        </w:rPr>
-        <w:t xml:space="preserve">NOTIFICATIONS, AND HER AUDITION INSIDE HIS SONG. His married year arrives as a stack he never touches — readers, the growing book, Elise, front row — and he never once interacts with it. Then his phone goes and the stage becomes hers: APRIL · YEAR 3, the Ohio audition, the one she gets. On her line about coming home it rolls forward again and his phone returns exactly as he left it.</w:t>
+        <w:t xml:space="preserve">THE NEXT 5 YEARS: the pad turns to the fundraising card — the words over Redline’s QR code, printed on the paper. No grit on the code; it has to scan from the house.</w:t>
+      </w:r>
+    </w:p>
+    <w:p>
+      <w:pPr>
+        <w:shd w:fill="faf3dc" w:val="clear"/>
+        <w:spacing w:before="30" w:after="14"/>
+      </w:pPr>
+      <w:r>
+        <w:rPr>
+          <w:b/>
+          <w:bCs/>
+          <w:color w:val="8a6d10"/>
+          <w:sz w:val="17"/>
+          <w:szCs w:val="17"/>
+          <w:rFonts w:ascii="Courier New" w:cs="Courier New" w:eastAsia="Courier New" w:hAnsi="Courier New"/>
+        </w:rPr>
+        <w:t xml:space="preserve">HOLD · </w:t>
+      </w:r>
+      <w:r>
+        <w:rPr>
+          <w:i/>
+          <w:iCs/>
+          <w:color w:val="8a6d10"/>
+          <w:sz w:val="18"/>
+          <w:szCs w:val="18"/>
+          <w:rFonts w:ascii="Georgia" w:cs="Georgia" w:eastAsia="Georgia" w:hAnsi="Georgia"/>
+        </w:rPr>
+        <w:t xml:space="preserve">Holds for the whole ask. The next GO puts the break back.</w:t>
       </w:r>
     </w:p>
     <w:p>
@@ -10504,7 +10467,7 @@
           <w:szCs w:val="22"/>
           <w:rFonts w:ascii="Courier New" w:cs="Courier New" w:eastAsia="Courier New" w:hAnsi="Courier New"/>
         </w:rPr>
-        <w:t xml:space="preserve">9.1</w:t>
+        <w:t xml:space="preserve">8.6</w:t>
       </w:r>
       <w:r>
         <w:rPr>
@@ -10513,7 +10476,7 @@
           <w:szCs w:val="17"/>
           <w:rFonts w:ascii="Courier New" w:cs="Courier New" w:eastAsia="Courier New" w:hAnsi="Courier New"/>
         </w:rPr>
-        <w:t xml:space="preserve">  SL · JAMIE · Lock screen</w:t>
+        <w:t xml:space="preserve">  BOTH · CATHY</w:t>
       </w:r>
       <w:r>
         <w:rPr>
@@ -10524,7 +10487,7 @@
           <w:szCs w:val="19"/>
           <w:rFonts w:ascii="Georgia" w:cs="Georgia" w:eastAsia="Georgia" w:hAnsi="Georgia"/>
         </w:rPr>
-        <w:t xml:space="preserve">   —  TOP OF ACT TWO — the first notes of the vamp, before he sings</w:t>
+        <w:t xml:space="preserve">   —  THE ASK IS OVER — the mic goes down</w:t>
       </w:r>
     </w:p>
     <w:p>
@@ -10539,7 +10502,7 @@
           <w:szCs w:val="19"/>
           <w:rFonts w:ascii="Georgia" w:cs="Georgia" w:eastAsia="Georgia" w:hAnsi="Georgia"/>
         </w:rPr>
-        <w:t xml:space="preserve">The pages clear; the calendar lands and rolls FORWARD — JUNE · YEAR 2 → OCTOBER · YEAR 4 — then docks; his phone rises, locked. Married, at a party, and the phone will not stop. He never touches it; the attention just arrives.</w:t>
+        <w:t xml:space="preserve">Back to Intermission: the same torn band as before, still, until the first GO of Act Two (9.1) tears it off.</w:t>
       </w:r>
     </w:p>
     <w:p>
@@ -10573,125 +10536,58 @@
           <w:szCs w:val="18"/>
           <w:rFonts w:ascii="Courier New" w:cs="Courier New" w:eastAsia="Courier New" w:hAnsi="Courier New"/>
         </w:rPr>
-        <w:t xml:space="preserve">TIME → </w:t>
-      </w:r>
-      <w:r>
-        <w:rPr>
-          <w:color w:val="1a1d26"/>
-          <w:sz w:val="18"/>
-          <w:szCs w:val="18"/>
-          <w:rFonts w:ascii="Courier New" w:cs="Courier New" w:eastAsia="Courier New" w:hAnsi="Courier New"/>
-        </w:rPr>
-        <w:t xml:space="preserve">11:22 · Friday, October 18, 2024 — the house reads OCTOBER · YEAR 4; the calendar pages roll to it under the TIME WARP music (forward tears, backward settles) before any device appears</w:t>
-      </w:r>
-    </w:p>
-    <w:p>
-      <w:pPr>
-        <w:spacing w:after="14"/>
-        <w:ind w:left="280"/>
-      </w:pPr>
-      <w:r>
-        <w:rPr>
-          <w:b/>
-          <w:bCs/>
-          <w:color w:val="1a1d26"/>
-          <w:sz w:val="18"/>
-          <w:szCs w:val="18"/>
-          <w:rFonts w:ascii="Courier New" w:cs="Courier New" w:eastAsia="Courier New" w:hAnsi="Courier New"/>
-        </w:rPr>
-        <w:t xml:space="preserve">ERA FOOT LINE → </w:t>
-      </w:r>
-      <w:r>
-        <w:rPr>
-          <w:color w:val="1a1d26"/>
-          <w:sz w:val="18"/>
-          <w:szCs w:val="18"/>
-          <w:rFonts w:ascii="Courier New" w:cs="Courier New" w:eastAsia="Courier New" w:hAnsi="Courier New"/>
-        </w:rPr>
-        <w:t xml:space="preserve">“five months married”</w:t>
-      </w:r>
-    </w:p>
-    <w:p>
-      <w:pPr>
-        <w:spacing w:after="14"/>
-        <w:ind w:left="280"/>
-      </w:pPr>
-      <w:r>
-        <w:rPr>
-          <w:b/>
-          <w:bCs/>
-          <w:color w:val="1a1d26"/>
-          <w:sz w:val="18"/>
-          <w:szCs w:val="18"/>
-          <w:rFonts w:ascii="Courier New" w:cs="Courier New" w:eastAsia="Courier New" w:hAnsi="Courier New"/>
-        </w:rPr>
-        <w:t xml:space="preserve">WALLPAPER — </w:t>
-      </w:r>
-      <w:r>
-        <w:rPr>
-          <w:color w:val="1a1d26"/>
-          <w:sz w:val="18"/>
-          <w:szCs w:val="18"/>
-          <w:rFonts w:ascii="Courier New" w:cs="Courier New" w:eastAsia="Courier New" w:hAnsi="Courier New"/>
-        </w:rPr>
-        <w:t xml:space="preserve">M4 — the wedding portrait</w:t>
-      </w:r>
-    </w:p>
-    <w:p>
-      <w:pPr>
-        <w:keepNext/>
-        <w:spacing w:before="30" w:after="20"/>
-      </w:pPr>
-      <w:r>
-        <w:rPr>
-          <w:b/>
-          <w:bCs/>
-          <w:color w:val="6b7280"/>
-          <w:sz w:val="16"/>
-          <w:szCs w:val="16"/>
-          <w:rFonts w:ascii="Courier New" w:cs="Courier New" w:eastAsia="Courier New" w:hAnsi="Courier New"/>
-        </w:rPr>
-        <w:t xml:space="preserve">PLAYS</w:t>
-      </w:r>
-    </w:p>
-    <w:p>
-      <w:pPr>
-        <w:spacing w:after="14"/>
-        <w:ind w:left="280"/>
-      </w:pPr>
-      <w:r>
-        <w:rPr>
-          <w:color w:val="3a3f4d"/>
-          <w:sz w:val="18"/>
-          <w:szCs w:val="18"/>
-          <w:rFonts w:ascii="Georgia" w:cs="Georgia" w:eastAsia="Georgia" w:hAnsi="Georgia"/>
-        </w:rPr>
-        <w:t xml:space="preserve">the iPhone shell appears — JAMIE’s screen</w:t>
-      </w:r>
-    </w:p>
-    <w:p>
-      <w:pPr>
-        <w:spacing w:before="30" w:after="14"/>
-      </w:pPr>
-      <w:r>
-        <w:rPr>
-          <w:b/>
-          <w:bCs/>
-          <w:color w:val="6b7280"/>
-          <w:sz w:val="16"/>
-          <w:szCs w:val="16"/>
-          <w:rFonts w:ascii="Courier New" w:cs="Courier New" w:eastAsia="Courier New" w:hAnsi="Courier New"/>
-        </w:rPr>
-        <w:t xml:space="preserve">PHONES  </w:t>
-      </w:r>
-      <w:r>
-        <w:rPr>
-          <w:color w:val="6b7280"/>
-          <w:sz w:val="17"/>
-          <w:szCs w:val="17"/>
-          <w:rFonts w:ascii="Courier New" w:cs="Courier New" w:eastAsia="Courier New" w:hAnsi="Courier New"/>
-        </w:rPr>
-        <w:t xml:space="preserve">SL = Lock screen  ·  stamp “five months married”  ·  clock 11:22</w:t>
+        <w:t xml:space="preserve">INTERMISSION CARD — </w:t>
+      </w:r>
+      <w:r>
+        <w:rPr>
+          <w:color w:val="1a1d26"/>
+          <w:sz w:val="18"/>
+          <w:szCs w:val="18"/>
+          <w:rFonts w:ascii="Courier New" w:cs="Courier New" w:eastAsia="Courier New" w:hAnsi="Courier New"/>
+        </w:rPr>
+        <w:t xml:space="preserve">the house sees “Intermission”; it holds until Act Two’s first GO</w:t>
+      </w:r>
+    </w:p>
+    <w:p>
+      <w:pPr>
+        <w:pStyle w:val="Heading1"/>
+        <w:pageBreakBefore/>
+        <w:spacing w:before="200" w:after="60"/>
+      </w:pPr>
+      <w:r>
+        <w:rPr>
+          <w:b/>
+          <w:bCs/>
+          <w:color w:val="1a1d26"/>
+          <w:sz w:val="40"/>
+          <w:szCs w:val="40"/>
+          <w:rFonts w:ascii="Georgia" w:cs="Georgia" w:eastAsia="Georgia" w:hAnsi="Georgia"/>
+        </w:rPr>
+        <w:t xml:space="preserve">9 · A Miracle Would Happen</w:t>
+      </w:r>
+      <w:r>
+        <w:rPr>
+          <w:color w:val="c2447a"/>
+          <w:sz w:val="18"/>
+          <w:szCs w:val="18"/>
+          <w:rFonts w:ascii="Courier New" w:cs="Courier New" w:eastAsia="Courier New" w:hAnsi="Courier New"/>
+        </w:rPr>
+        <w:t xml:space="preserve">   JAMIE SINGS · 9 FIRES</w:t>
+      </w:r>
+    </w:p>
+    <w:p>
+      <w:pPr>
+        <w:shd w:fill="eef0f4" w:val="clear"/>
+        <w:spacing w:after="200"/>
+      </w:pPr>
+      <w:r>
+        <w:rPr>
+          <w:color w:val="1a1d26"/>
+          <w:sz w:val="19"/>
+          <w:szCs w:val="19"/>
+          <w:rFonts w:ascii="Georgia" w:cs="Georgia" w:eastAsia="Georgia" w:hAnsi="Georgia"/>
+        </w:rPr>
+        <w:t xml:space="preserve">NOTIFICATIONS, AND HER AUDITION INSIDE HIS SONG. His married year arrives as a stack he never touches — readers, the growing book, Elise, front row — and he never once interacts with it. Then his phone goes and the stage becomes hers: APRIL · YEAR 3, the Ohio audition, the one she gets. On her line about coming home it rolls forward again and his phone returns exactly as he left it.</w:t>
       </w:r>
     </w:p>
     <w:p>
@@ -10711,7 +10607,7 @@
           <w:szCs w:val="22"/>
           <w:rFonts w:ascii="Courier New" w:cs="Courier New" w:eastAsia="Courier New" w:hAnsi="Courier New"/>
         </w:rPr>
-        <w:t xml:space="preserve">9.2</w:t>
+        <w:t xml:space="preserve">9.1</w:t>
       </w:r>
       <w:r>
         <w:rPr>
@@ -10731,7 +10627,7 @@
           <w:szCs w:val="19"/>
           <w:rFonts w:ascii="Georgia" w:cs="Georgia" w:eastAsia="Georgia" w:hAnsi="Georgia"/>
         </w:rPr>
-        <w:t xml:space="preserve">   —  “…suddenly finds you attractive”</w:t>
+        <w:t xml:space="preserve">   —  TOP OF ACT TWO — the first notes of the vamp, before he sings</w:t>
       </w:r>
     </w:p>
     <w:p>
@@ -10746,7 +10642,7 @@
           <w:szCs w:val="19"/>
           <w:rFonts w:ascii="Georgia" w:cs="Georgia" w:eastAsia="Georgia" w:hAnsi="Georgia"/>
         </w:rPr>
-        <w:t xml:space="preserve">A reader.</w:t>
+        <w:t xml:space="preserve">The pages clear; the calendar lands and rolls FORWARD — JUNE · YEAR 2 → OCTOBER · YEAR 4 — then docks; his phone rises, locked. Married, at a party, and the phone will not stop. He never touches it; the attention just arrives.</w:t>
       </w:r>
     </w:p>
     <w:p>
@@ -10780,16 +10676,68 @@
           <w:szCs w:val="18"/>
           <w:rFonts w:ascii="Courier New" w:cs="Courier New" w:eastAsia="Courier New" w:hAnsi="Courier New"/>
         </w:rPr>
-        <w:t xml:space="preserve">NOTIFICATION — Instagram · a.reader.somewhere (now): </w:t>
-      </w:r>
-      <w:r>
-        <w:rPr>
-          <w:color w:val="1a1d26"/>
-          <w:sz w:val="18"/>
-          <w:szCs w:val="18"/>
-          <w:rFonts w:ascii="Courier New" w:cs="Courier New" w:eastAsia="Courier New" w:hAnsi="Courier New"/>
-        </w:rPr>
-        <w:t xml:space="preserve">“commented: okay the ending WRECKED me. how are you real”</w:t>
+        <w:t xml:space="preserve">TIME → </w:t>
+      </w:r>
+      <w:r>
+        <w:rPr>
+          <w:color w:val="1a1d26"/>
+          <w:sz w:val="18"/>
+          <w:szCs w:val="18"/>
+          <w:rFonts w:ascii="Courier New" w:cs="Courier New" w:eastAsia="Courier New" w:hAnsi="Courier New"/>
+        </w:rPr>
+        <w:t xml:space="preserve">11:22 · Friday, October 18, 2024 — the house reads OCTOBER · YEAR 4; the calendar pages roll to it under the TIME WARP music (forward tears, backward settles) before any device appears</w:t>
+      </w:r>
+    </w:p>
+    <w:p>
+      <w:pPr>
+        <w:spacing w:after="14"/>
+        <w:ind w:left="280"/>
+      </w:pPr>
+      <w:r>
+        <w:rPr>
+          <w:b/>
+          <w:bCs/>
+          <w:color w:val="1a1d26"/>
+          <w:sz w:val="18"/>
+          <w:szCs w:val="18"/>
+          <w:rFonts w:ascii="Courier New" w:cs="Courier New" w:eastAsia="Courier New" w:hAnsi="Courier New"/>
+        </w:rPr>
+        <w:t xml:space="preserve">ERA FOOT LINE → </w:t>
+      </w:r>
+      <w:r>
+        <w:rPr>
+          <w:color w:val="1a1d26"/>
+          <w:sz w:val="18"/>
+          <w:szCs w:val="18"/>
+          <w:rFonts w:ascii="Courier New" w:cs="Courier New" w:eastAsia="Courier New" w:hAnsi="Courier New"/>
+        </w:rPr>
+        <w:t xml:space="preserve">“five months married”</w:t>
+      </w:r>
+    </w:p>
+    <w:p>
+      <w:pPr>
+        <w:spacing w:after="14"/>
+        <w:ind w:left="280"/>
+      </w:pPr>
+      <w:r>
+        <w:rPr>
+          <w:b/>
+          <w:bCs/>
+          <w:color w:val="1a1d26"/>
+          <w:sz w:val="18"/>
+          <w:szCs w:val="18"/>
+          <w:rFonts w:ascii="Courier New" w:cs="Courier New" w:eastAsia="Courier New" w:hAnsi="Courier New"/>
+        </w:rPr>
+        <w:t xml:space="preserve">WALLPAPER — </w:t>
+      </w:r>
+      <w:r>
+        <w:rPr>
+          <w:color w:val="1a1d26"/>
+          <w:sz w:val="18"/>
+          <w:szCs w:val="18"/>
+          <w:rFonts w:ascii="Courier New" w:cs="Courier New" w:eastAsia="Courier New" w:hAnsi="Courier New"/>
+        </w:rPr>
+        <w:t xml:space="preserve">M4 — the wedding portrait</w:t>
       </w:r>
     </w:p>
     <w:p>
@@ -10821,13 +10769,12 @@
           <w:szCs w:val="18"/>
           <w:rFonts w:ascii="Georgia" w:cs="Georgia" w:eastAsia="Georgia" w:hAnsi="Georgia"/>
         </w:rPr>
-        <w:t xml:space="preserve">sound: receive ding</w:t>
-      </w:r>
-    </w:p>
-    <w:p>
-      <w:pPr>
-        <w:keepNext/>
-        <w:spacing w:before="26" w:after="20"/>
+        <w:t xml:space="preserve">the iPhone shell appears — JAMIE’s screen</w:t>
+      </w:r>
+    </w:p>
+    <w:p>
+      <w:pPr>
+        <w:spacing w:before="30" w:after="14"/>
       </w:pPr>
       <w:r>
         <w:rPr>
@@ -10838,22 +10785,16 @@
           <w:szCs w:val="16"/>
           <w:rFonts w:ascii="Courier New" w:cs="Courier New" w:eastAsia="Courier New" w:hAnsi="Courier New"/>
         </w:rPr>
-        <w:t xml:space="preserve">SOUND</w:t>
-      </w:r>
-    </w:p>
-    <w:p>
-      <w:pPr>
-        <w:spacing w:after="14"/>
-        <w:ind w:left="280"/>
-      </w:pPr>
-      <w:r>
-        <w:rPr>
-          <w:color w:val="6a5a20"/>
-          <w:sz w:val="18"/>
-          <w:szCs w:val="18"/>
-          <w:rFonts w:ascii="Georgia" w:cs="Georgia" w:eastAsia="Georgia" w:hAnsi="Georgia"/>
-        </w:rPr>
-        <w:t xml:space="preserve">notification tri-tone (soft)</w:t>
+        <w:t xml:space="preserve">PHONES  </w:t>
+      </w:r>
+      <w:r>
+        <w:rPr>
+          <w:color w:val="6b7280"/>
+          <w:sz w:val="17"/>
+          <w:szCs w:val="17"/>
+          <w:rFonts w:ascii="Courier New" w:cs="Courier New" w:eastAsia="Courier New" w:hAnsi="Courier New"/>
+        </w:rPr>
+        <w:t xml:space="preserve">SL = Lock screen  ·  stamp “five months married”  ·  clock 11:22</w:t>
       </w:r>
     </w:p>
     <w:p>
@@ -10873,7 +10814,7 @@
           <w:szCs w:val="22"/>
           <w:rFonts w:ascii="Courier New" w:cs="Courier New" w:eastAsia="Courier New" w:hAnsi="Courier New"/>
         </w:rPr>
-        <w:t xml:space="preserve">9.2a</w:t>
+        <w:t xml:space="preserve">9.2</w:t>
       </w:r>
       <w:r>
         <w:rPr>
@@ -10893,7 +10834,7 @@
           <w:szCs w:val="19"/>
           <w:rFonts w:ascii="Georgia" w:cs="Georgia" w:eastAsia="Georgia" w:hAnsi="Georgia"/>
         </w:rPr>
-        <w:t xml:space="preserve">   —  ON THE NEXT PHRASE — GO (no specific line; the second card)</w:t>
+        <w:t xml:space="preserve">   —  “…suddenly finds you attractive”</w:t>
       </w:r>
     </w:p>
     <w:p>
@@ -10908,7 +10849,7 @@
           <w:szCs w:val="19"/>
           <w:rFonts w:ascii="Georgia" w:cs="Georgia" w:eastAsia="Georgia" w:hAnsi="Georgia"/>
         </w:rPr>
-        <w:t xml:space="preserve">A message request from a stranger. It says only that she wants to send one — a real iPhone shows no preview text for a request from someone he does not follow.</w:t>
+        <w:t xml:space="preserve">A reader.</w:t>
       </w:r>
     </w:p>
     <w:p>
@@ -10942,16 +10883,16 @@
           <w:szCs w:val="18"/>
           <w:rFonts w:ascii="Courier New" w:cs="Courier New" w:eastAsia="Courier New" w:hAnsi="Courier New"/>
         </w:rPr>
-        <w:t xml:space="preserve">NOTIFICATION — Instagram · lit.with.lena (now): </w:t>
-      </w:r>
-      <w:r>
-        <w:rPr>
-          <w:color w:val="1a1d26"/>
-          <w:sz w:val="18"/>
-          <w:szCs w:val="18"/>
-          <w:rFonts w:ascii="Courier New" w:cs="Courier New" w:eastAsia="Courier New" w:hAnsi="Courier New"/>
-        </w:rPr>
-        <w:t xml:space="preserve">“wants to send you a message”</w:t>
+        <w:t xml:space="preserve">NOTIFICATION — Instagram · a.reader.somewhere (now): </w:t>
+      </w:r>
+      <w:r>
+        <w:rPr>
+          <w:color w:val="1a1d26"/>
+          <w:sz w:val="18"/>
+          <w:szCs w:val="18"/>
+          <w:rFonts w:ascii="Courier New" w:cs="Courier New" w:eastAsia="Courier New" w:hAnsi="Courier New"/>
+        </w:rPr>
+        <w:t xml:space="preserve">“commented: okay the ending WRECKED me. how are you real”</w:t>
       </w:r>
     </w:p>
     <w:p>
@@ -11035,7 +10976,7 @@
           <w:szCs w:val="22"/>
           <w:rFonts w:ascii="Courier New" w:cs="Courier New" w:eastAsia="Courier New" w:hAnsi="Courier New"/>
         </w:rPr>
-        <w:t xml:space="preserve">9.3</w:t>
+        <w:t xml:space="preserve">9.2a</w:t>
       </w:r>
       <w:r>
         <w:rPr>
@@ -11055,7 +10996,7 @@
           <w:szCs w:val="19"/>
           <w:rFonts w:ascii="Georgia" w:cs="Georgia" w:eastAsia="Georgia" w:hAnsi="Georgia"/>
         </w:rPr>
-        <w:t xml:space="preserve">   —  “Every other woman in the world suddenly finds you attractive” — GO</w:t>
+        <w:t xml:space="preserve">   —  ON THE NEXT PHRASE — GO (no specific line; the second card)</w:t>
       </w:r>
     </w:p>
     <w:p>
@@ -11070,7 +11011,7 @@
           <w:szCs w:val="19"/>
           <w:rFonts w:ascii="Georgia" w:cs="Georgia" w:eastAsia="Georgia" w:hAnsi="Georgia"/>
         </w:rPr>
-        <w:t xml:space="preserve">And one who is not shy. Hers is a comment, so it carries its words; it lands on top.</w:t>
+        <w:t xml:space="preserve">A message request from a stranger. It says only that she wants to send one — a real iPhone shows no preview text for a request from someone he does not follow.</w:t>
       </w:r>
     </w:p>
     <w:p>
@@ -11104,16 +11045,16 @@
           <w:szCs w:val="18"/>
           <w:rFonts w:ascii="Courier New" w:cs="Courier New" w:eastAsia="Courier New" w:hAnsi="Courier New"/>
         </w:rPr>
-        <w:t xml:space="preserve">NOTIFICATION — Instagram · paige.turner (now): </w:t>
-      </w:r>
-      <w:r>
-        <w:rPr>
-          <w:color w:val="1a1d26"/>
-          <w:sz w:val="18"/>
-          <w:szCs w:val="18"/>
-          <w:rFonts w:ascii="Courier New" w:cs="Courier New" w:eastAsia="Courier New" w:hAnsi="Courier New"/>
-        </w:rPr>
-        <w:t xml:space="preserve">“commented: Hey handsome, didn’t know an author could be so handsome ;)”</w:t>
+        <w:t xml:space="preserve">NOTIFICATION — Instagram · lit.with.lena (now): </w:t>
+      </w:r>
+      <w:r>
+        <w:rPr>
+          <w:color w:val="1a1d26"/>
+          <w:sz w:val="18"/>
+          <w:szCs w:val="18"/>
+          <w:rFonts w:ascii="Courier New" w:cs="Courier New" w:eastAsia="Courier New" w:hAnsi="Courier New"/>
+        </w:rPr>
+        <w:t xml:space="preserve">“wants to send you a message”</w:t>
       </w:r>
     </w:p>
     <w:p>
@@ -11197,7 +11138,7 @@
           <w:szCs w:val="22"/>
           <w:rFonts w:ascii="Courier New" w:cs="Courier New" w:eastAsia="Courier New" w:hAnsi="Courier New"/>
         </w:rPr>
-        <w:t xml:space="preserve">9.4</w:t>
+        <w:t xml:space="preserve">9.3</w:t>
       </w:r>
       <w:r>
         <w:rPr>
@@ -11217,7 +11158,7 @@
           <w:szCs w:val="19"/>
           <w:rFonts w:ascii="Georgia" w:cs="Georgia" w:eastAsia="Georgia" w:hAnsi="Georgia"/>
         </w:rPr>
-        <w:t xml:space="preserve">   —  “And every other girl would fly away” — GO</w:t>
+        <w:t xml:space="preserve">   —  “Every other woman in the world suddenly finds you attractive” — GO</w:t>
       </w:r>
     </w:p>
     <w:p>
@@ -11232,7 +11173,7 @@
           <w:szCs w:val="19"/>
           <w:rFonts w:ascii="Georgia" w:cs="Georgia" w:eastAsia="Georgia" w:hAnsi="Georgia"/>
         </w:rPr>
-        <w:t xml:space="preserve">The book keeps growing without him — his agent, not a stranger, says so.</w:t>
+        <w:t xml:space="preserve">And one who is not shy. Hers is a comment, so it carries its words; it lands on top.</w:t>
       </w:r>
     </w:p>
     <w:p>
@@ -11266,42 +11207,16 @@
           <w:szCs w:val="18"/>
           <w:rFonts w:ascii="Courier New" w:cs="Courier New" w:eastAsia="Courier New" w:hAnsi="Courier New"/>
         </w:rPr>
-        <w:t xml:space="preserve">TIME → </w:t>
-      </w:r>
-      <w:r>
-        <w:rPr>
-          <w:color w:val="1a1d26"/>
-          <w:sz w:val="18"/>
-          <w:szCs w:val="18"/>
-          <w:rFonts w:ascii="Courier New" w:cs="Courier New" w:eastAsia="Courier New" w:hAnsi="Courier New"/>
-        </w:rPr>
-        <w:t xml:space="preserve">11:25</w:t>
-      </w:r>
-    </w:p>
-    <w:p>
-      <w:pPr>
-        <w:spacing w:after="14"/>
-        <w:ind w:left="280"/>
-      </w:pPr>
-      <w:r>
-        <w:rPr>
-          <w:b/>
-          <w:bCs/>
-          <w:color w:val="1a1d26"/>
-          <w:sz w:val="18"/>
-          <w:szCs w:val="18"/>
-          <w:rFonts w:ascii="Courier New" w:cs="Courier New" w:eastAsia="Courier New" w:hAnsi="Courier New"/>
-        </w:rPr>
-        <w:t xml:space="preserve">NOTIFICATION — Messages · Linda Whitfield (now): </w:t>
-      </w:r>
-      <w:r>
-        <w:rPr>
-          <w:color w:val="1a1d26"/>
-          <w:sz w:val="18"/>
-          <w:szCs w:val="18"/>
-          <w:rFonts w:ascii="Courier New" w:cs="Courier New" w:eastAsia="Courier New" w:hAnsi="Courier New"/>
-        </w:rPr>
-        <w:t xml:space="preserve">“third printing confirmed. do NOT post it yet 🍾”</w:t>
+        <w:t xml:space="preserve">NOTIFICATION — Instagram · paige.turner (now): </w:t>
+      </w:r>
+      <w:r>
+        <w:rPr>
+          <w:color w:val="1a1d26"/>
+          <w:sz w:val="18"/>
+          <w:szCs w:val="18"/>
+          <w:rFonts w:ascii="Courier New" w:cs="Courier New" w:eastAsia="Courier New" w:hAnsi="Courier New"/>
+        </w:rPr>
+        <w:t xml:space="preserve">“commented: Hey handsome, didn’t know an author could be so handsome ;)”</w:t>
       </w:r>
     </w:p>
     <w:p>
@@ -11385,7 +11300,7 @@
           <w:szCs w:val="22"/>
           <w:rFonts w:ascii="Courier New" w:cs="Courier New" w:eastAsia="Courier New" w:hAnsi="Courier New"/>
         </w:rPr>
-        <w:t xml:space="preserve">9.5</w:t>
+        <w:t xml:space="preserve">9.4</w:t>
       </w:r>
       <w:r>
         <w:rPr>
@@ -11405,7 +11320,7 @@
           <w:szCs w:val="19"/>
           <w:rFonts w:ascii="Georgia" w:cs="Georgia" w:eastAsia="Georgia" w:hAnsi="Georgia"/>
         </w:rPr>
-        <w:t xml:space="preserve">   —  “It’s not a problem, just a challenge, it’s a challenge to” — GO ON *resist temptation*</w:t>
+        <w:t xml:space="preserve">   —  “And every other girl would fly away” — GO</w:t>
       </w:r>
     </w:p>
     <w:p>
@@ -11420,7 +11335,7 @@
           <w:szCs w:val="19"/>
           <w:rFonts w:ascii="Georgia" w:cs="Georgia" w:eastAsia="Georgia" w:hAnsi="Georgia"/>
         </w:rPr>
-        <w:t xml:space="preserve">And Elise (the editor at Random House — the woman in this verse is unnamed in the score; the screen names her).</w:t>
+        <w:t xml:space="preserve">The book keeps growing without him — his agent, not a stranger, says so.</w:t>
       </w:r>
     </w:p>
     <w:p>
@@ -11454,16 +11369,42 @@
           <w:szCs w:val="18"/>
           <w:rFonts w:ascii="Courier New" w:cs="Courier New" w:eastAsia="Courier New" w:hAnsi="Courier New"/>
         </w:rPr>
-        <w:t xml:space="preserve">NOTIFICATION — Messages · Elise (Random House) (now): </w:t>
-      </w:r>
-      <w:r>
-        <w:rPr>
-          <w:color w:val="1a1d26"/>
-          <w:sz w:val="18"/>
-          <w:szCs w:val="18"/>
-          <w:rFonts w:ascii="Courier New" w:cs="Courier New" w:eastAsia="Courier New" w:hAnsi="Courier New"/>
-        </w:rPr>
-        <w:t xml:space="preserve">“paperback cover is in 🎉 celebratory drink sometime?”</w:t>
+        <w:t xml:space="preserve">TIME → </w:t>
+      </w:r>
+      <w:r>
+        <w:rPr>
+          <w:color w:val="1a1d26"/>
+          <w:sz w:val="18"/>
+          <w:szCs w:val="18"/>
+          <w:rFonts w:ascii="Courier New" w:cs="Courier New" w:eastAsia="Courier New" w:hAnsi="Courier New"/>
+        </w:rPr>
+        <w:t xml:space="preserve">11:25</w:t>
+      </w:r>
+    </w:p>
+    <w:p>
+      <w:pPr>
+        <w:spacing w:after="14"/>
+        <w:ind w:left="280"/>
+      </w:pPr>
+      <w:r>
+        <w:rPr>
+          <w:b/>
+          <w:bCs/>
+          <w:color w:val="1a1d26"/>
+          <w:sz w:val="18"/>
+          <w:szCs w:val="18"/>
+          <w:rFonts w:ascii="Courier New" w:cs="Courier New" w:eastAsia="Courier New" w:hAnsi="Courier New"/>
+        </w:rPr>
+        <w:t xml:space="preserve">NOTIFICATION — Messages · Linda Whitfield (now): </w:t>
+      </w:r>
+      <w:r>
+        <w:rPr>
+          <w:color w:val="1a1d26"/>
+          <w:sz w:val="18"/>
+          <w:szCs w:val="18"/>
+          <w:rFonts w:ascii="Courier New" w:cs="Courier New" w:eastAsia="Courier New" w:hAnsi="Courier New"/>
+        </w:rPr>
+        <w:t xml:space="preserve">“third printing confirmed. do NOT post it yet 🍾”</w:t>
       </w:r>
     </w:p>
     <w:p>
@@ -11547,7 +11488,7 @@
           <w:szCs w:val="22"/>
           <w:rFonts w:ascii="Courier New" w:cs="Courier New" w:eastAsia="Courier New" w:hAnsi="Courier New"/>
         </w:rPr>
-        <w:t xml:space="preserve">9.6</w:t>
+        <w:t xml:space="preserve">9.5</w:t>
       </w:r>
       <w:r>
         <w:rPr>
@@ -11556,7 +11497,7 @@
           <w:szCs w:val="17"/>
           <w:rFonts w:ascii="Courier New" w:cs="Courier New" w:eastAsia="Courier New" w:hAnsi="Courier New"/>
         </w:rPr>
-        <w:t xml:space="preserve">  SL · JAMIE</w:t>
+        <w:t xml:space="preserve">  SL · JAMIE · Lock screen</w:t>
       </w:r>
       <w:r>
         <w:rPr>
@@ -11567,7 +11508,7 @@
           <w:szCs w:val="19"/>
           <w:rFonts w:ascii="Georgia" w:cs="Georgia" w:eastAsia="Georgia" w:hAnsi="Georgia"/>
         </w:rPr>
-        <w:t xml:space="preserve">   —  “It’s not a problem, just a challenge, it’s a challenge to” — the *SECOND* time; GO ON *resist temptation*</w:t>
+        <w:t xml:space="preserve">   —  “It’s not a problem, just a challenge, it’s a challenge to” — GO ON *resist temptation*</w:t>
       </w:r>
     </w:p>
     <w:p>
@@ -11582,7 +11523,7 @@
           <w:szCs w:val="19"/>
           <w:rFonts w:ascii="Georgia" w:cs="Georgia" w:eastAsia="Georgia" w:hAnsi="Georgia"/>
         </w:rPr>
-        <w:t xml:space="preserve">ONE GO, two beats. The last comment lands — front row, a reader who will be in the room tonight — and the house gets a moment to read it. Then his phone goes and the stage becomes hers: the calendar rolls BACK, OCTOBER · YEAR 4 to APRIL · YEAR 3, and holds in the centre. This is the Ohio audition, the one she gets.</w:t>
+        <w:t xml:space="preserve">And Elise (the editor at Random House — the woman in this verse is unnamed in the score; the screen names her).</w:t>
       </w:r>
     </w:p>
     <w:p>
@@ -11616,146 +11557,16 @@
           <w:szCs w:val="18"/>
           <w:rFonts w:ascii="Courier New" w:cs="Courier New" w:eastAsia="Courier New" w:hAnsi="Courier New"/>
         </w:rPr>
-        <w:t xml:space="preserve">TIME → </w:t>
-      </w:r>
-      <w:r>
-        <w:rPr>
-          <w:color w:val="1a1d26"/>
-          <w:sz w:val="18"/>
-          <w:szCs w:val="18"/>
-          <w:rFonts w:ascii="Courier New" w:cs="Courier New" w:eastAsia="Courier New" w:hAnsi="Courier New"/>
-        </w:rPr>
-        <w:t xml:space="preserve">11:29</w:t>
-      </w:r>
-    </w:p>
-    <w:p>
-      <w:pPr>
-        <w:spacing w:after="14"/>
-        <w:ind w:left="280"/>
-      </w:pPr>
-      <w:r>
-        <w:rPr>
-          <w:b/>
-          <w:bCs/>
-          <w:color w:val="1a1d26"/>
-          <w:sz w:val="18"/>
-          <w:szCs w:val="18"/>
-          <w:rFonts w:ascii="Courier New" w:cs="Courier New" w:eastAsia="Courier New" w:hAnsi="Courier New"/>
-        </w:rPr>
-        <w:t xml:space="preserve">NOTIFICATION — Instagram · novel.annie (now): </w:t>
-      </w:r>
-      <w:r>
-        <w:rPr>
-          <w:color w:val="1a1d26"/>
-          <w:sz w:val="18"/>
-          <w:szCs w:val="18"/>
-          <w:rFonts w:ascii="Courier New" w:cs="Courier New" w:eastAsia="Courier New" w:hAnsi="Courier New"/>
-        </w:rPr>
-        <w:t xml:space="preserve">“commented: front row at your reading tonight 🙋‍♀️”</w:t>
-      </w:r>
-    </w:p>
-    <w:p>
-      <w:pPr>
-        <w:spacing w:after="14"/>
-        <w:ind w:left="280"/>
-      </w:pPr>
-      <w:r>
-        <w:rPr>
-          <w:b/>
-          <w:bCs/>
-          <w:color w:val="1a1d26"/>
-          <w:sz w:val="18"/>
-          <w:szCs w:val="18"/>
-          <w:rFonts w:ascii="Courier New" w:cs="Courier New" w:eastAsia="Courier New" w:hAnsi="Courier New"/>
-        </w:rPr>
-        <w:t xml:space="preserve">  … a beat (auto-timed, </w:t>
-      </w:r>
-      <w:r>
-        <w:rPr>
-          <w:color w:val="1a1d26"/>
-          <w:sz w:val="18"/>
-          <w:szCs w:val="18"/>
-          <w:rFonts w:ascii="Courier New" w:cs="Courier New" w:eastAsia="Courier New" w:hAnsi="Courier New"/>
-        </w:rPr>
-        <w:t xml:space="preserve">3.4 s)</w:t>
-      </w:r>
-    </w:p>
-    <w:p>
-      <w:pPr>
-        <w:spacing w:after="14"/>
-        <w:ind w:left="280"/>
-      </w:pPr>
-      <w:r>
-        <w:rPr>
-          <w:b/>
-          <w:bCs/>
-          <w:color w:val="1a1d26"/>
-          <w:sz w:val="18"/>
-          <w:szCs w:val="18"/>
-          <w:rFonts w:ascii="Courier New" w:cs="Courier New" w:eastAsia="Courier New" w:hAnsi="Courier New"/>
-        </w:rPr>
-        <w:t xml:space="preserve">PHONE AWAY — </w:t>
-      </w:r>
-      <w:r>
-        <w:rPr>
-          <w:color w:val="1a1d26"/>
-          <w:sz w:val="18"/>
-          <w:szCs w:val="18"/>
-          <w:rFonts w:ascii="Courier New" w:cs="Courier New" w:eastAsia="Courier New" w:hAnsi="Courier New"/>
-        </w:rPr>
-        <w:t xml:space="preserve">the phone drops; the calendar returns to center-stage</w:t>
-      </w:r>
-    </w:p>
-    <w:p>
-      <w:pPr>
-        <w:spacing w:after="14"/>
-        <w:ind w:left="280"/>
-      </w:pPr>
-      <w:r>
-        <w:rPr>
-          <w:b/>
-          <w:bCs/>
-          <w:color w:val="1a1d26"/>
-          <w:sz w:val="18"/>
-          <w:szCs w:val="18"/>
-          <w:rFonts w:ascii="Courier New" w:cs="Courier New" w:eastAsia="Courier New" w:hAnsi="Courier New"/>
-        </w:rPr>
-        <w:t xml:space="preserve">TIME → </w:t>
-      </w:r>
-      <w:r>
-        <w:rPr>
-          <w:color w:val="1a1d26"/>
-          <w:sz w:val="18"/>
-          <w:szCs w:val="18"/>
-          <w:rFonts w:ascii="Courier New" w:cs="Courier New" w:eastAsia="Courier New" w:hAnsi="Courier New"/>
-        </w:rPr>
-        <w:t xml:space="preserve">2:20 · Tuesday, April 16, 2024 — the house reads APRIL · YEAR 3; the calendar pages roll to it under the TIME WARP music (forward tears, backward settles) before any device appears</w:t>
-      </w:r>
-    </w:p>
-    <w:p>
-      <w:pPr>
-        <w:spacing w:after="14"/>
-        <w:ind w:left="280"/>
-      </w:pPr>
-      <w:r>
-        <w:rPr>
-          <w:b/>
-          <w:bCs/>
-          <w:color w:val="1a1d26"/>
-          <w:sz w:val="18"/>
-          <w:szCs w:val="18"/>
-          <w:rFonts w:ascii="Courier New" w:cs="Courier New" w:eastAsia="Courier New" w:hAnsi="Courier New"/>
-        </w:rPr>
-        <w:t xml:space="preserve">ERA FOOT LINE → </w:t>
-      </w:r>
-      <w:r>
-        <w:rPr>
-          <w:color w:val="1a1d26"/>
-          <w:sz w:val="18"/>
-          <w:szCs w:val="18"/>
-          <w:rFonts w:ascii="Courier New" w:cs="Courier New" w:eastAsia="Courier New" w:hAnsi="Courier New"/>
-        </w:rPr>
-        <w:t xml:space="preserve">“Cathy’s Ohio audition”</w:t>
+        <w:t xml:space="preserve">NOTIFICATION — Messages · Elise (Random House) (now): </w:t>
+      </w:r>
+      <w:r>
+        <w:rPr>
+          <w:color w:val="1a1d26"/>
+          <w:sz w:val="18"/>
+          <w:szCs w:val="18"/>
+          <w:rFonts w:ascii="Courier New" w:cs="Courier New" w:eastAsia="Courier New" w:hAnsi="Courier New"/>
+        </w:rPr>
+        <w:t xml:space="preserve">“paperback cover is in 🎉 celebratory drink sometime?”</w:t>
       </w:r>
     </w:p>
     <w:p>
@@ -11792,21 +11603,6 @@
     </w:p>
     <w:p>
       <w:pPr>
-        <w:spacing w:after="14"/>
-        <w:ind w:left="280"/>
-      </w:pPr>
-      <w:r>
-        <w:rPr>
-          <w:color w:val="3a3f4d"/>
-          <w:sz w:val="18"/>
-          <w:szCs w:val="18"/>
-          <w:rFonts w:ascii="Georgia" w:cs="Georgia" w:eastAsia="Georgia" w:hAnsi="Georgia"/>
-        </w:rPr>
-        <w:t xml:space="preserve">the device drops; the calendar takes center-stage (never black — true black is the curtain only)</w:t>
-      </w:r>
-    </w:p>
-    <w:p>
-      <w:pPr>
         <w:keepNext/>
         <w:spacing w:before="26" w:after="20"/>
       </w:pPr>
@@ -11835,49 +11631,6 @@
           <w:rFonts w:ascii="Georgia" w:cs="Georgia" w:eastAsia="Georgia" w:hAnsi="Georgia"/>
         </w:rPr>
         <w:t xml:space="preserve">notification tri-tone (soft)</w:t>
-      </w:r>
-    </w:p>
-    <w:p>
-      <w:pPr>
-        <w:spacing w:after="14"/>
-        <w:ind w:left="280"/>
-      </w:pPr>
-      <w:r>
-        <w:rPr>
-          <w:color w:val="6a5a20"/>
-          <w:sz w:val="18"/>
-          <w:szCs w:val="18"/>
-          <w:rFonts w:ascii="Georgia" w:cs="Georgia" w:eastAsia="Georgia" w:hAnsi="Georgia"/>
-        </w:rPr>
-        <w:t xml:space="preserve">room tone out</w:t>
-      </w:r>
-    </w:p>
-    <w:p>
-      <w:pPr>
-        <w:shd w:fill="faf3dc" w:val="clear"/>
-        <w:spacing w:before="30" w:after="14"/>
-      </w:pPr>
-      <w:r>
-        <w:rPr>
-          <w:b/>
-          <w:bCs/>
-          <w:color w:val="8a6d10"/>
-          <w:sz w:val="17"/>
-          <w:szCs w:val="17"/>
-          <w:rFonts w:ascii="Courier New" w:cs="Courier New" w:eastAsia="Courier New" w:hAnsi="Courier New"/>
-        </w:rPr>
-        <w:t xml:space="preserve">HOLD · </w:t>
-      </w:r>
-      <w:r>
-        <w:rPr>
-          <w:i/>
-          <w:iCs/>
-          <w:color w:val="8a6d10"/>
-          <w:sz w:val="18"/>
-          <w:szCs w:val="18"/>
-          <w:rFonts w:ascii="Georgia" w:cs="Georgia" w:eastAsia="Georgia" w:hAnsi="Georgia"/>
-        </w:rPr>
-        <w:t xml:space="preserve">Hold on the card through her audition. The next GO brings him back.</w:t>
       </w:r>
     </w:p>
     <w:p>
@@ -11897,7 +11650,7 @@
           <w:szCs w:val="22"/>
           <w:rFonts w:ascii="Courier New" w:cs="Courier New" w:eastAsia="Courier New" w:hAnsi="Courier New"/>
         </w:rPr>
-        <w:t xml:space="preserve">9.6a</w:t>
+        <w:t xml:space="preserve">9.6</w:t>
       </w:r>
       <w:r>
         <w:rPr>
@@ -11906,7 +11659,7 @@
           <w:szCs w:val="17"/>
           <w:rFonts w:ascii="Courier New" w:cs="Courier New" w:eastAsia="Courier New" w:hAnsi="Courier New"/>
         </w:rPr>
-        <w:t xml:space="preserve">  SL · JAMIE · Lock screen</w:t>
+        <w:t xml:space="preserve">  SL · JAMIE</w:t>
       </w:r>
       <w:r>
         <w:rPr>
@@ -11917,7 +11670,7 @@
           <w:szCs w:val="19"/>
           <w:rFonts w:ascii="Georgia" w:cs="Georgia" w:eastAsia="Georgia" w:hAnsi="Georgia"/>
         </w:rPr>
-        <w:t xml:space="preserve">   —  CATHY: “When finally you come home to me” — GO back to Jamie</w:t>
+        <w:t xml:space="preserve">   —  “It’s not a problem, just a challenge, it’s a challenge to” — the *SECOND* time; GO ON *resist temptation*</w:t>
       </w:r>
     </w:p>
     <w:p>
@@ -11932,7 +11685,7 @@
           <w:szCs w:val="19"/>
           <w:rFonts w:ascii="Georgia" w:cs="Georgia" w:eastAsia="Georgia" w:hAnsi="Georgia"/>
         </w:rPr>
-        <w:t xml:space="preserve">The calendar rolls FORWARD home — APRIL · YEAR 3 to OCTOBER · YEAR 4 — and docks; his phone comes back exactly as he left it, the whole stack still on the lock screen.</w:t>
+        <w:t xml:space="preserve">ONE GO, two beats. The last comment lands — front row, a reader who will be in the room tonight — and the house gets a moment to read it. Then his phone goes and the stage becomes hers: the calendar rolls BACK, OCTOBER · YEAR 4 to APRIL · YEAR 3, and holds in the centre. This is the Ohio audition, the one she gets.</w:t>
       </w:r>
     </w:p>
     <w:p>
@@ -11975,7 +11728,111 @@
           <w:szCs w:val="18"/>
           <w:rFonts w:ascii="Courier New" w:cs="Courier New" w:eastAsia="Courier New" w:hAnsi="Courier New"/>
         </w:rPr>
-        <w:t xml:space="preserve">11:31 · Friday, October 18, 2024 — the house reads OCTOBER · YEAR 4; the calendar pages roll to it under the TIME WARP music (forward tears, backward settles) before any device appears</w:t>
+        <w:t xml:space="preserve">11:29</w:t>
+      </w:r>
+    </w:p>
+    <w:p>
+      <w:pPr>
+        <w:spacing w:after="14"/>
+        <w:ind w:left="280"/>
+      </w:pPr>
+      <w:r>
+        <w:rPr>
+          <w:b/>
+          <w:bCs/>
+          <w:color w:val="1a1d26"/>
+          <w:sz w:val="18"/>
+          <w:szCs w:val="18"/>
+          <w:rFonts w:ascii="Courier New" w:cs="Courier New" w:eastAsia="Courier New" w:hAnsi="Courier New"/>
+        </w:rPr>
+        <w:t xml:space="preserve">NOTIFICATION — Instagram · novel.annie (now): </w:t>
+      </w:r>
+      <w:r>
+        <w:rPr>
+          <w:color w:val="1a1d26"/>
+          <w:sz w:val="18"/>
+          <w:szCs w:val="18"/>
+          <w:rFonts w:ascii="Courier New" w:cs="Courier New" w:eastAsia="Courier New" w:hAnsi="Courier New"/>
+        </w:rPr>
+        <w:t xml:space="preserve">“commented: front row at your reading tonight 🙋‍♀️”</w:t>
+      </w:r>
+    </w:p>
+    <w:p>
+      <w:pPr>
+        <w:spacing w:after="14"/>
+        <w:ind w:left="280"/>
+      </w:pPr>
+      <w:r>
+        <w:rPr>
+          <w:b/>
+          <w:bCs/>
+          <w:color w:val="1a1d26"/>
+          <w:sz w:val="18"/>
+          <w:szCs w:val="18"/>
+          <w:rFonts w:ascii="Courier New" w:cs="Courier New" w:eastAsia="Courier New" w:hAnsi="Courier New"/>
+        </w:rPr>
+        <w:t xml:space="preserve">  … a beat (auto-timed, </w:t>
+      </w:r>
+      <w:r>
+        <w:rPr>
+          <w:color w:val="1a1d26"/>
+          <w:sz w:val="18"/>
+          <w:szCs w:val="18"/>
+          <w:rFonts w:ascii="Courier New" w:cs="Courier New" w:eastAsia="Courier New" w:hAnsi="Courier New"/>
+        </w:rPr>
+        <w:t xml:space="preserve">3.4 s)</w:t>
+      </w:r>
+    </w:p>
+    <w:p>
+      <w:pPr>
+        <w:spacing w:after="14"/>
+        <w:ind w:left="280"/>
+      </w:pPr>
+      <w:r>
+        <w:rPr>
+          <w:b/>
+          <w:bCs/>
+          <w:color w:val="1a1d26"/>
+          <w:sz w:val="18"/>
+          <w:szCs w:val="18"/>
+          <w:rFonts w:ascii="Courier New" w:cs="Courier New" w:eastAsia="Courier New" w:hAnsi="Courier New"/>
+        </w:rPr>
+        <w:t xml:space="preserve">PHONE AWAY — </w:t>
+      </w:r>
+      <w:r>
+        <w:rPr>
+          <w:color w:val="1a1d26"/>
+          <w:sz w:val="18"/>
+          <w:szCs w:val="18"/>
+          <w:rFonts w:ascii="Courier New" w:cs="Courier New" w:eastAsia="Courier New" w:hAnsi="Courier New"/>
+        </w:rPr>
+        <w:t xml:space="preserve">the phone drops; the calendar returns to center-stage</w:t>
+      </w:r>
+    </w:p>
+    <w:p>
+      <w:pPr>
+        <w:spacing w:after="14"/>
+        <w:ind w:left="280"/>
+      </w:pPr>
+      <w:r>
+        <w:rPr>
+          <w:b/>
+          <w:bCs/>
+          <w:color w:val="1a1d26"/>
+          <w:sz w:val="18"/>
+          <w:szCs w:val="18"/>
+          <w:rFonts w:ascii="Courier New" w:cs="Courier New" w:eastAsia="Courier New" w:hAnsi="Courier New"/>
+        </w:rPr>
+        <w:t xml:space="preserve">TIME → </w:t>
+      </w:r>
+      <w:r>
+        <w:rPr>
+          <w:color w:val="1a1d26"/>
+          <w:sz w:val="18"/>
+          <w:szCs w:val="18"/>
+          <w:rFonts w:ascii="Courier New" w:cs="Courier New" w:eastAsia="Courier New" w:hAnsi="Courier New"/>
+        </w:rPr>
+        <w:t xml:space="preserve">2:20 · Tuesday, April 16, 2024 — the house reads APRIL · YEAR 3; the calendar pages roll to it under the TIME WARP music (forward tears, backward settles) before any device appears</w:t>
       </w:r>
     </w:p>
     <w:p>
@@ -12001,7 +11858,7 @@
           <w:szCs w:val="18"/>
           <w:rFonts w:ascii="Courier New" w:cs="Courier New" w:eastAsia="Courier New" w:hAnsi="Courier New"/>
         </w:rPr>
-        <w:t xml:space="preserve">“five months married”</w:t>
+        <w:t xml:space="preserve">“Cathy’s Ohio audition”</w:t>
       </w:r>
     </w:p>
     <w:p>
@@ -12033,12 +11890,28 @@
           <w:szCs w:val="18"/>
           <w:rFonts w:ascii="Georgia" w:cs="Georgia" w:eastAsia="Georgia" w:hAnsi="Georgia"/>
         </w:rPr>
-        <w:t xml:space="preserve">the iPhone shell appears — JAMIE’s screen</w:t>
-      </w:r>
-    </w:p>
-    <w:p>
-      <w:pPr>
-        <w:spacing w:before="30" w:after="14"/>
+        <w:t xml:space="preserve">sound: receive ding</w:t>
+      </w:r>
+    </w:p>
+    <w:p>
+      <w:pPr>
+        <w:spacing w:after="14"/>
+        <w:ind w:left="280"/>
+      </w:pPr>
+      <w:r>
+        <w:rPr>
+          <w:color w:val="3a3f4d"/>
+          <w:sz w:val="18"/>
+          <w:szCs w:val="18"/>
+          <w:rFonts w:ascii="Georgia" w:cs="Georgia" w:eastAsia="Georgia" w:hAnsi="Georgia"/>
+        </w:rPr>
+        <w:t xml:space="preserve">the device drops; the calendar takes center-stage (never black — true black is the curtain only)</w:t>
+      </w:r>
+    </w:p>
+    <w:p>
+      <w:pPr>
+        <w:keepNext/>
+        <w:spacing w:before="26" w:after="20"/>
       </w:pPr>
       <w:r>
         <w:rPr>
@@ -12049,16 +11922,65 @@
           <w:szCs w:val="16"/>
           <w:rFonts w:ascii="Courier New" w:cs="Courier New" w:eastAsia="Courier New" w:hAnsi="Courier New"/>
         </w:rPr>
-        <w:t xml:space="preserve">PHONES  </w:t>
-      </w:r>
-      <w:r>
-        <w:rPr>
-          <w:color w:val="6b7280"/>
+        <w:t xml:space="preserve">SOUND</w:t>
+      </w:r>
+    </w:p>
+    <w:p>
+      <w:pPr>
+        <w:spacing w:after="14"/>
+        <w:ind w:left="280"/>
+      </w:pPr>
+      <w:r>
+        <w:rPr>
+          <w:color w:val="6a5a20"/>
+          <w:sz w:val="18"/>
+          <w:szCs w:val="18"/>
+          <w:rFonts w:ascii="Georgia" w:cs="Georgia" w:eastAsia="Georgia" w:hAnsi="Georgia"/>
+        </w:rPr>
+        <w:t xml:space="preserve">notification tri-tone (soft)</w:t>
+      </w:r>
+    </w:p>
+    <w:p>
+      <w:pPr>
+        <w:spacing w:after="14"/>
+        <w:ind w:left="280"/>
+      </w:pPr>
+      <w:r>
+        <w:rPr>
+          <w:color w:val="6a5a20"/>
+          <w:sz w:val="18"/>
+          <w:szCs w:val="18"/>
+          <w:rFonts w:ascii="Georgia" w:cs="Georgia" w:eastAsia="Georgia" w:hAnsi="Georgia"/>
+        </w:rPr>
+        <w:t xml:space="preserve">room tone out</w:t>
+      </w:r>
+    </w:p>
+    <w:p>
+      <w:pPr>
+        <w:shd w:fill="faf3dc" w:val="clear"/>
+        <w:spacing w:before="30" w:after="14"/>
+      </w:pPr>
+      <w:r>
+        <w:rPr>
+          <w:b/>
+          <w:bCs/>
+          <w:color w:val="8a6d10"/>
           <w:sz w:val="17"/>
           <w:szCs w:val="17"/>
           <w:rFonts w:ascii="Courier New" w:cs="Courier New" w:eastAsia="Courier New" w:hAnsi="Courier New"/>
         </w:rPr>
-        <w:t xml:space="preserve">SL = Lock screen  ·  stamp “five months married”  ·  clock 11:31</w:t>
+        <w:t xml:space="preserve">HOLD · </w:t>
+      </w:r>
+      <w:r>
+        <w:rPr>
+          <w:i/>
+          <w:iCs/>
+          <w:color w:val="8a6d10"/>
+          <w:sz w:val="18"/>
+          <w:szCs w:val="18"/>
+          <w:rFonts w:ascii="Georgia" w:cs="Georgia" w:eastAsia="Georgia" w:hAnsi="Georgia"/>
+        </w:rPr>
+        <w:t xml:space="preserve">Hold on the card through her audition. The next GO brings him back.</w:t>
       </w:r>
     </w:p>
     <w:p>
@@ -12078,7 +12000,7 @@
           <w:szCs w:val="22"/>
           <w:rFonts w:ascii="Courier New" w:cs="Courier New" w:eastAsia="Courier New" w:hAnsi="Courier New"/>
         </w:rPr>
-        <w:t xml:space="preserve">9.7</w:t>
+        <w:t xml:space="preserve">9.6a</w:t>
       </w:r>
       <w:r>
         <w:rPr>
@@ -12087,7 +12009,7 @@
           <w:szCs w:val="17"/>
           <w:rFonts w:ascii="Courier New" w:cs="Courier New" w:eastAsia="Courier New" w:hAnsi="Courier New"/>
         </w:rPr>
-        <w:t xml:space="preserve">  SL · JAMIE</w:t>
+        <w:t xml:space="preserve">  SL · JAMIE · Lock screen</w:t>
       </w:r>
       <w:r>
         <w:rPr>
@@ -12098,7 +12020,7 @@
           <w:szCs w:val="19"/>
           <w:rFonts w:ascii="Georgia" w:cs="Georgia" w:eastAsia="Georgia" w:hAnsi="Georgia"/>
         </w:rPr>
-        <w:t xml:space="preserve">   —  FINAL CHORD — the last note of the song</w:t>
+        <w:t xml:space="preserve">   —  CATHY: “When finally you come home to me” — GO back to Jamie</w:t>
       </w:r>
     </w:p>
     <w:p>
@@ -12113,7 +12035,7 @@
           <w:szCs w:val="19"/>
           <w:rFonts w:ascii="Georgia" w:cs="Georgia" w:eastAsia="Georgia" w:hAnsi="Georgia"/>
         </w:rPr>
-        <w:t xml:space="preserve">The phone drops; OCTOBER · YEAR 4 holds center.</w:t>
+        <w:t xml:space="preserve">The calendar rolls FORWARD home — APRIL · YEAR 3 to OCTOBER · YEAR 4 — and docks; his phone comes back exactly as he left it, the whole stack still on the lock screen.</w:t>
       </w:r>
     </w:p>
     <w:p>
@@ -12147,16 +12069,42 @@
           <w:szCs w:val="18"/>
           <w:rFonts w:ascii="Courier New" w:cs="Courier New" w:eastAsia="Courier New" w:hAnsi="Courier New"/>
         </w:rPr>
-        <w:t xml:space="preserve">PHONE AWAY — </w:t>
-      </w:r>
-      <w:r>
-        <w:rPr>
-          <w:color w:val="1a1d26"/>
-          <w:sz w:val="18"/>
-          <w:szCs w:val="18"/>
-          <w:rFonts w:ascii="Courier New" w:cs="Courier New" w:eastAsia="Courier New" w:hAnsi="Courier New"/>
-        </w:rPr>
-        <w:t xml:space="preserve">the phone drops; the calendar returns to center-stage</w:t>
+        <w:t xml:space="preserve">TIME → </w:t>
+      </w:r>
+      <w:r>
+        <w:rPr>
+          <w:color w:val="1a1d26"/>
+          <w:sz w:val="18"/>
+          <w:szCs w:val="18"/>
+          <w:rFonts w:ascii="Courier New" w:cs="Courier New" w:eastAsia="Courier New" w:hAnsi="Courier New"/>
+        </w:rPr>
+        <w:t xml:space="preserve">11:31 · Friday, October 18, 2024 — the house reads OCTOBER · YEAR 4; the calendar pages roll to it under the TIME WARP music (forward tears, backward settles) before any device appears</w:t>
+      </w:r>
+    </w:p>
+    <w:p>
+      <w:pPr>
+        <w:spacing w:after="14"/>
+        <w:ind w:left="280"/>
+      </w:pPr>
+      <w:r>
+        <w:rPr>
+          <w:b/>
+          <w:bCs/>
+          <w:color w:val="1a1d26"/>
+          <w:sz w:val="18"/>
+          <w:szCs w:val="18"/>
+          <w:rFonts w:ascii="Courier New" w:cs="Courier New" w:eastAsia="Courier New" w:hAnsi="Courier New"/>
+        </w:rPr>
+        <w:t xml:space="preserve">ERA FOOT LINE → </w:t>
+      </w:r>
+      <w:r>
+        <w:rPr>
+          <w:color w:val="1a1d26"/>
+          <w:sz w:val="18"/>
+          <w:szCs w:val="18"/>
+          <w:rFonts w:ascii="Courier New" w:cs="Courier New" w:eastAsia="Courier New" w:hAnsi="Courier New"/>
+        </w:rPr>
+        <w:t xml:space="preserve">“five months married”</w:t>
       </w:r>
     </w:p>
     <w:p>
@@ -12188,13 +12136,12 @@
           <w:szCs w:val="18"/>
           <w:rFonts w:ascii="Georgia" w:cs="Georgia" w:eastAsia="Georgia" w:hAnsi="Georgia"/>
         </w:rPr>
-        <w:t xml:space="preserve">the device drops; the calendar takes center-stage (never black — true black is the curtain only)</w:t>
-      </w:r>
-    </w:p>
-    <w:p>
-      <w:pPr>
-        <w:keepNext/>
-        <w:spacing w:before="26" w:after="20"/>
+        <w:t xml:space="preserve">the iPhone shell appears — JAMIE’s screen</w:t>
+      </w:r>
+    </w:p>
+    <w:p>
+      <w:pPr>
+        <w:spacing w:before="30" w:after="14"/>
       </w:pPr>
       <w:r>
         <w:rPr>
@@ -12205,64 +12152,16 @@
           <w:szCs w:val="16"/>
           <w:rFonts w:ascii="Courier New" w:cs="Courier New" w:eastAsia="Courier New" w:hAnsi="Courier New"/>
         </w:rPr>
-        <w:t xml:space="preserve">SOUND</w:t>
-      </w:r>
-    </w:p>
-    <w:p>
-      <w:pPr>
-        <w:spacing w:after="14"/>
-        <w:ind w:left="280"/>
-      </w:pPr>
-      <w:r>
-        <w:rPr>
-          <w:color w:val="6a5a20"/>
-          <w:sz w:val="18"/>
-          <w:szCs w:val="18"/>
-          <w:rFonts w:ascii="Georgia" w:cs="Georgia" w:eastAsia="Georgia" w:hAnsi="Georgia"/>
-        </w:rPr>
-        <w:t xml:space="preserve">room tone out</w:t>
-      </w:r>
-    </w:p>
-    <w:p>
-      <w:pPr>
-        <w:pStyle w:val="Heading1"/>
-        <w:pageBreakBefore/>
-        <w:spacing w:before="200" w:after="60"/>
-      </w:pPr>
-      <w:r>
-        <w:rPr>
-          <w:b/>
-          <w:bCs/>
-          <w:color w:val="1a1d26"/>
-          <w:sz w:val="40"/>
-          <w:szCs w:val="40"/>
-          <w:rFonts w:ascii="Georgia" w:cs="Georgia" w:eastAsia="Georgia" w:hAnsi="Georgia"/>
-        </w:rPr>
-        <w:t xml:space="preserve">10 · Climbing Uphill</w:t>
-      </w:r>
-      <w:r>
-        <w:rPr>
-          <w:color w:val="c2447a"/>
-          <w:sz w:val="18"/>
-          <w:szCs w:val="18"/>
-          <w:rFonts w:ascii="Courier New" w:cs="Courier New" w:eastAsia="Courier New" w:hAnsi="Courier New"/>
-        </w:rPr>
-        <w:t xml:space="preserve">   CATHY SINGS · 7 FIRES</w:t>
-      </w:r>
-    </w:p>
-    <w:p>
-      <w:pPr>
-        <w:shd w:fill="eef0f4" w:val="clear"/>
-        <w:spacing w:after="200"/>
-      </w:pPr>
-      <w:r>
-        <w:rPr>
-          <w:color w:val="1a1d26"/>
-          <w:sz w:val="19"/>
-          <w:szCs w:val="19"/>
-          <w:rFonts w:ascii="Georgia" w:cs="Georgia" w:eastAsia="Georgia" w:hAnsi="Georgia"/>
-        </w:rPr>
-        <w:t xml:space="preserve">THE AUDITION SEQUENCE, AND WHAT HE IS DOING MEANWHILE. “break a leg” lands before her first note — lowercase, three seconds of effort — then a rejection over the lock screen. From there the calendar carries it: back to NOVEMBER · YEAR 3 and her audition prep, forward to JANUARY · YEAR 5 where she calls him and he picks up after two buzzes, home again, forward to FEBRUARY · YEAR 5 and his book reading, and home once more to hold to the end of the song.</w:t>
+        <w:t xml:space="preserve">PHONES  </w:t>
+      </w:r>
+      <w:r>
+        <w:rPr>
+          <w:color w:val="6b7280"/>
+          <w:sz w:val="17"/>
+          <w:szCs w:val="17"/>
+          <w:rFonts w:ascii="Courier New" w:cs="Courier New" w:eastAsia="Courier New" w:hAnsi="Courier New"/>
+        </w:rPr>
+        <w:t xml:space="preserve">SL = Lock screen  ·  stamp “five months married”  ·  clock 11:31</w:t>
       </w:r>
     </w:p>
     <w:p>
@@ -12282,7 +12181,7 @@
           <w:szCs w:val="22"/>
           <w:rFonts w:ascii="Courier New" w:cs="Courier New" w:eastAsia="Courier New" w:hAnsi="Courier New"/>
         </w:rPr>
-        <w:t xml:space="preserve">10.1</w:t>
+        <w:t xml:space="preserve">9.7</w:t>
       </w:r>
       <w:r>
         <w:rPr>
@@ -12291,7 +12190,7 @@
           <w:szCs w:val="17"/>
           <w:rFonts w:ascii="Courier New" w:cs="Courier New" w:eastAsia="Courier New" w:hAnsi="Courier New"/>
         </w:rPr>
-        <w:t xml:space="preserve">  SR · CATHY · Lock screen</w:t>
+        <w:t xml:space="preserve">  SL · JAMIE</w:t>
       </w:r>
       <w:r>
         <w:rPr>
@@ -12302,7 +12201,7 @@
           <w:szCs w:val="19"/>
           <w:rFonts w:ascii="Georgia" w:cs="Georgia" w:eastAsia="Georgia" w:hAnsi="Georgia"/>
         </w:rPr>
-        <w:t xml:space="preserve">   —  “I swear I will” — the last words of A Miracle Would Happen</w:t>
+        <w:t xml:space="preserve">   —  FINAL CHORD — the last note of the song</w:t>
       </w:r>
     </w:p>
     <w:p>
@@ -12317,7 +12216,7 @@
           <w:szCs w:val="19"/>
           <w:rFonts w:ascii="Georgia" w:cs="Georgia" w:eastAsia="Georgia" w:hAnsi="Georgia"/>
         </w:rPr>
-        <w:t xml:space="preserve">The calendar rolls BACK — OCTOBER · YEAR 4 → FEBRUARY · YEAR 3 — and docks; her phone rises, locked, in the audition hallway. A sign-in reminder sits on the lock screen; then his text lands on top: “break a leg” — lowercase, three seconds of effort.</w:t>
+        <w:t xml:space="preserve">The phone drops; OCTOBER · YEAR 4 holds center.</w:t>
       </w:r>
     </w:p>
     <w:p>
@@ -12351,146 +12250,16 @@
           <w:szCs w:val="18"/>
           <w:rFonts w:ascii="Courier New" w:cs="Courier New" w:eastAsia="Courier New" w:hAnsi="Courier New"/>
         </w:rPr>
-        <w:t xml:space="preserve">TIME → </w:t>
-      </w:r>
-      <w:r>
-        <w:rPr>
-          <w:color w:val="1a1d26"/>
-          <w:sz w:val="18"/>
-          <w:szCs w:val="18"/>
-          <w:rFonts w:ascii="Courier New" w:cs="Courier New" w:eastAsia="Courier New" w:hAnsi="Courier New"/>
-        </w:rPr>
-        <w:t xml:space="preserve">9:52 · Monday, February 5, 2024 — the house reads FEBRUARY · YEAR 3; the calendar pages roll to it under the TIME WARP music (forward tears, backward settles) before any device appears</w:t>
-      </w:r>
-    </w:p>
-    <w:p>
-      <w:pPr>
-        <w:spacing w:after="14"/>
-        <w:ind w:left="280"/>
-      </w:pPr>
-      <w:r>
-        <w:rPr>
-          <w:b/>
-          <w:bCs/>
-          <w:color w:val="1a1d26"/>
-          <w:sz w:val="18"/>
-          <w:szCs w:val="18"/>
-          <w:rFonts w:ascii="Courier New" w:cs="Courier New" w:eastAsia="Courier New" w:hAnsi="Courier New"/>
-        </w:rPr>
-        <w:t xml:space="preserve">ERA FOOT LINE → </w:t>
-      </w:r>
-      <w:r>
-        <w:rPr>
-          <w:color w:val="1a1d26"/>
-          <w:sz w:val="18"/>
-          <w:szCs w:val="18"/>
-          <w:rFonts w:ascii="Courier New" w:cs="Courier New" w:eastAsia="Courier New" w:hAnsi="Courier New"/>
-        </w:rPr>
-        <w:t xml:space="preserve">“audition season”</w:t>
-      </w:r>
-    </w:p>
-    <w:p>
-      <w:pPr>
-        <w:spacing w:after="14"/>
-        <w:ind w:left="280"/>
-      </w:pPr>
-      <w:r>
-        <w:rPr>
-          <w:b/>
-          <w:bCs/>
-          <w:color w:val="1a1d26"/>
-          <w:sz w:val="18"/>
-          <w:szCs w:val="18"/>
-          <w:rFonts w:ascii="Courier New" w:cs="Courier New" w:eastAsia="Courier New" w:hAnsi="Courier New"/>
-        </w:rPr>
-        <w:t xml:space="preserve">  … a beat (auto-timed, </w:t>
-      </w:r>
-      <w:r>
-        <w:rPr>
-          <w:color w:val="1a1d26"/>
-          <w:sz w:val="18"/>
-          <w:szCs w:val="18"/>
-          <w:rFonts w:ascii="Courier New" w:cs="Courier New" w:eastAsia="Courier New" w:hAnsi="Courier New"/>
-        </w:rPr>
-        <w:t xml:space="preserve">0.7 s)</w:t>
-      </w:r>
-    </w:p>
-    <w:p>
-      <w:pPr>
-        <w:spacing w:after="14"/>
-        <w:ind w:left="280"/>
-      </w:pPr>
-      <w:r>
-        <w:rPr>
-          <w:b/>
-          <w:bCs/>
-          <w:color w:val="1a1d26"/>
-          <w:sz w:val="18"/>
-          <w:szCs w:val="18"/>
-          <w:rFonts w:ascii="Courier New" w:cs="Courier New" w:eastAsia="Courier New" w:hAnsi="Courier New"/>
-        </w:rPr>
-        <w:t xml:space="preserve">NOTIFICATION — Mail · Casting Networks (now): </w:t>
-      </w:r>
-      <w:r>
-        <w:rPr>
-          <w:color w:val="1a1d26"/>
-          <w:sz w:val="18"/>
-          <w:szCs w:val="18"/>
-          <w:rFonts w:ascii="Courier New" w:cs="Courier New" w:eastAsia="Courier New" w:hAnsi="Courier New"/>
-        </w:rPr>
-        <w:t xml:space="preserve">“Reminder: sign-in opens 10:00 AM — Equity chorus call”</w:t>
-      </w:r>
-    </w:p>
-    <w:p>
-      <w:pPr>
-        <w:spacing w:after="14"/>
-        <w:ind w:left="280"/>
-      </w:pPr>
-      <w:r>
-        <w:rPr>
-          <w:b/>
-          <w:bCs/>
-          <w:color w:val="1a1d26"/>
-          <w:sz w:val="18"/>
-          <w:szCs w:val="18"/>
-          <w:rFonts w:ascii="Courier New" w:cs="Courier New" w:eastAsia="Courier New" w:hAnsi="Courier New"/>
-        </w:rPr>
-        <w:t xml:space="preserve">  … a beat (auto-timed, </w:t>
-      </w:r>
-      <w:r>
-        <w:rPr>
-          <w:color w:val="1a1d26"/>
-          <w:sz w:val="18"/>
-          <w:szCs w:val="18"/>
-          <w:rFonts w:ascii="Courier New" w:cs="Courier New" w:eastAsia="Courier New" w:hAnsi="Courier New"/>
-        </w:rPr>
-        <w:t xml:space="preserve">3.0 s)</w:t>
-      </w:r>
-    </w:p>
-    <w:p>
-      <w:pPr>
-        <w:spacing w:after="14"/>
-        <w:ind w:left="280"/>
-      </w:pPr>
-      <w:r>
-        <w:rPr>
-          <w:b/>
-          <w:bCs/>
-          <w:color w:val="1a1d26"/>
-          <w:sz w:val="18"/>
-          <w:szCs w:val="18"/>
-          <w:rFonts w:ascii="Courier New" w:cs="Courier New" w:eastAsia="Courier New" w:hAnsi="Courier New"/>
-        </w:rPr>
-        <w:t xml:space="preserve">NOTIFICATION — Messages · Jamie 💙 (now): </w:t>
-      </w:r>
-      <w:r>
-        <w:rPr>
-          <w:color w:val="1a1d26"/>
-          <w:sz w:val="18"/>
-          <w:szCs w:val="18"/>
-          <w:rFonts w:ascii="Courier New" w:cs="Courier New" w:eastAsia="Courier New" w:hAnsi="Courier New"/>
-        </w:rPr>
-        <w:t xml:space="preserve">“break a leg”</w:t>
+        <w:t xml:space="preserve">PHONE AWAY — </w:t>
+      </w:r>
+      <w:r>
+        <w:rPr>
+          <w:color w:val="1a1d26"/>
+          <w:sz w:val="18"/>
+          <w:szCs w:val="18"/>
+          <w:rFonts w:ascii="Courier New" w:cs="Courier New" w:eastAsia="Courier New" w:hAnsi="Courier New"/>
+        </w:rPr>
+        <w:t xml:space="preserve">the phone drops; the calendar returns to center-stage</w:t>
       </w:r>
     </w:p>
     <w:p>
@@ -12522,22 +12291,7 @@
           <w:szCs w:val="18"/>
           <w:rFonts w:ascii="Georgia" w:cs="Georgia" w:eastAsia="Georgia" w:hAnsi="Georgia"/>
         </w:rPr>
-        <w:t xml:space="preserve">the iPhone shell appears — CATHY’s screen</w:t>
-      </w:r>
-    </w:p>
-    <w:p>
-      <w:pPr>
-        <w:spacing w:after="14"/>
-        <w:ind w:left="280"/>
-      </w:pPr>
-      <w:r>
-        <w:rPr>
-          <w:color w:val="3a3f4d"/>
-          <w:sz w:val="18"/>
-          <w:szCs w:val="18"/>
-          <w:rFonts w:ascii="Georgia" w:cs="Georgia" w:eastAsia="Georgia" w:hAnsi="Georgia"/>
-        </w:rPr>
-        <w:t xml:space="preserve">sound: receive ding</w:t>
+        <w:t xml:space="preserve">the device drops; the calendar takes center-stage (never black — true black is the curtain only)</w:t>
       </w:r>
     </w:p>
     <w:p>
@@ -12569,32 +12323,49 @@
           <w:szCs w:val="18"/>
           <w:rFonts w:ascii="Georgia" w:cs="Georgia" w:eastAsia="Georgia" w:hAnsi="Georgia"/>
         </w:rPr>
-        <w:t xml:space="preserve">notification tri-tone (soft)</w:t>
-      </w:r>
-    </w:p>
-    <w:p>
-      <w:pPr>
-        <w:spacing w:before="30" w:after="14"/>
-      </w:pPr>
-      <w:r>
-        <w:rPr>
-          <w:b/>
-          <w:bCs/>
-          <w:color w:val="6b7280"/>
-          <w:sz w:val="16"/>
-          <w:szCs w:val="16"/>
-          <w:rFonts w:ascii="Courier New" w:cs="Courier New" w:eastAsia="Courier New" w:hAnsi="Courier New"/>
-        </w:rPr>
-        <w:t xml:space="preserve">PHONES  </w:t>
-      </w:r>
-      <w:r>
-        <w:rPr>
-          <w:color w:val="6b7280"/>
-          <w:sz w:val="17"/>
-          <w:szCs w:val="17"/>
-          <w:rFonts w:ascii="Courier New" w:cs="Courier New" w:eastAsia="Courier New" w:hAnsi="Courier New"/>
-        </w:rPr>
-        <w:t xml:space="preserve">SR = Lock screen  ·  stamp “audition season”  ·  clock 9:52</w:t>
+        <w:t xml:space="preserve">room tone out</w:t>
+      </w:r>
+    </w:p>
+    <w:p>
+      <w:pPr>
+        <w:pStyle w:val="Heading1"/>
+        <w:pageBreakBefore/>
+        <w:spacing w:before="200" w:after="60"/>
+      </w:pPr>
+      <w:r>
+        <w:rPr>
+          <w:b/>
+          <w:bCs/>
+          <w:color w:val="1a1d26"/>
+          <w:sz w:val="40"/>
+          <w:szCs w:val="40"/>
+          <w:rFonts w:ascii="Georgia" w:cs="Georgia" w:eastAsia="Georgia" w:hAnsi="Georgia"/>
+        </w:rPr>
+        <w:t xml:space="preserve">10 · Climbing Uphill</w:t>
+      </w:r>
+      <w:r>
+        <w:rPr>
+          <w:color w:val="c2447a"/>
+          <w:sz w:val="18"/>
+          <w:szCs w:val="18"/>
+          <w:rFonts w:ascii="Courier New" w:cs="Courier New" w:eastAsia="Courier New" w:hAnsi="Courier New"/>
+        </w:rPr>
+        <w:t xml:space="preserve">   CATHY SINGS · 6 FIRES</w:t>
+      </w:r>
+    </w:p>
+    <w:p>
+      <w:pPr>
+        <w:shd w:fill="eef0f4" w:val="clear"/>
+        <w:spacing w:after="200"/>
+      </w:pPr>
+      <w:r>
+        <w:rPr>
+          <w:color w:val="1a1d26"/>
+          <w:sz w:val="19"/>
+          <w:szCs w:val="19"/>
+          <w:rFonts w:ascii="Georgia" w:cs="Georgia" w:eastAsia="Georgia" w:hAnsi="Georgia"/>
+        </w:rPr>
+        <w:t xml:space="preserve">THE AUDITION SEQUENCE, AND WHAT HE IS DOING MEANWHILE. “break a leg” lands before her first note — lowercase, three seconds of effort — then a rejection over the lock screen. From there the calendar carries it: her phone drops and time jumps forward to JANUARY · YEAR 5, where she calls him and he picks up after two buzzes; back to FEBRUARY · YEAR 3, audition season, where we left her; forward to FEBRUARY · YEAR 5 and his book reading; and back to NOVEMBER · YEAR 3 — her audition prep, the first time the card says so — to hold to the end of the song.</w:t>
       </w:r>
     </w:p>
     <w:p>
@@ -12614,7 +12385,7 @@
           <w:szCs w:val="22"/>
           <w:rFonts w:ascii="Courier New" w:cs="Courier New" w:eastAsia="Courier New" w:hAnsi="Courier New"/>
         </w:rPr>
-        <w:t xml:space="preserve">10.2</w:t>
+        <w:t xml:space="preserve">10.1</w:t>
       </w:r>
       <w:r>
         <w:rPr>
@@ -12634,7 +12405,7 @@
           <w:szCs w:val="19"/>
           <w:rFonts w:ascii="Georgia" w:cs="Georgia" w:eastAsia="Georgia" w:hAnsi="Georgia"/>
         </w:rPr>
-        <w:t xml:space="preserve">   —  CATHY: “Okay, thank you. Thank you so much.” — her first spoken line</w:t>
+        <w:t xml:space="preserve">   —  “I swear I will” — the last words of A Miracle Would Happen</w:t>
       </w:r>
     </w:p>
     <w:p>
@@ -12649,7 +12420,7 @@
           <w:szCs w:val="19"/>
           <w:rFonts w:ascii="Georgia" w:cs="Georgia" w:eastAsia="Georgia" w:hAnsi="Georgia"/>
         </w:rPr>
-        <w:t xml:space="preserve">A rejection lands over the lock screen — last week’s audition, answered. Just enough to read: they are not moving forward.</w:t>
+        <w:t xml:space="preserve">The calendar rolls BACK — OCTOBER · YEAR 4 → FEBRUARY · YEAR 3 — and docks; her phone rises, locked, in the audition hallway. A sign-in reminder sits on the lock screen; then his text lands on top: “break a leg” — lowercase, three seconds of effort.</w:t>
       </w:r>
     </w:p>
     <w:p>
@@ -12683,16 +12454,146 @@
           <w:szCs w:val="18"/>
           <w:rFonts w:ascii="Courier New" w:cs="Courier New" w:eastAsia="Courier New" w:hAnsi="Courier New"/>
         </w:rPr>
-        <w:t xml:space="preserve">NOTIFICATION — Mail · Meridian Stage Company — Casting (now): </w:t>
-      </w:r>
-      <w:r>
-        <w:rPr>
-          <w:color w:val="1a1d26"/>
-          <w:sz w:val="18"/>
-          <w:szCs w:val="18"/>
-          <w:rFonts w:ascii="Courier New" w:cs="Courier New" w:eastAsia="Courier New" w:hAnsi="Courier New"/>
-        </w:rPr>
-        <w:t xml:space="preserve">“Thank you for auditioning. We will not be moving forward at this time, but we hope to see you…”</w:t>
+        <w:t xml:space="preserve">TIME → </w:t>
+      </w:r>
+      <w:r>
+        <w:rPr>
+          <w:color w:val="1a1d26"/>
+          <w:sz w:val="18"/>
+          <w:szCs w:val="18"/>
+          <w:rFonts w:ascii="Courier New" w:cs="Courier New" w:eastAsia="Courier New" w:hAnsi="Courier New"/>
+        </w:rPr>
+        <w:t xml:space="preserve">9:52 · Monday, February 5, 2024 — the house reads FEBRUARY · YEAR 3; the calendar pages roll to it under the TIME WARP music (forward tears, backward settles) before any device appears</w:t>
+      </w:r>
+    </w:p>
+    <w:p>
+      <w:pPr>
+        <w:spacing w:after="14"/>
+        <w:ind w:left="280"/>
+      </w:pPr>
+      <w:r>
+        <w:rPr>
+          <w:b/>
+          <w:bCs/>
+          <w:color w:val="1a1d26"/>
+          <w:sz w:val="18"/>
+          <w:szCs w:val="18"/>
+          <w:rFonts w:ascii="Courier New" w:cs="Courier New" w:eastAsia="Courier New" w:hAnsi="Courier New"/>
+        </w:rPr>
+        <w:t xml:space="preserve">ERA FOOT LINE → </w:t>
+      </w:r>
+      <w:r>
+        <w:rPr>
+          <w:color w:val="1a1d26"/>
+          <w:sz w:val="18"/>
+          <w:szCs w:val="18"/>
+          <w:rFonts w:ascii="Courier New" w:cs="Courier New" w:eastAsia="Courier New" w:hAnsi="Courier New"/>
+        </w:rPr>
+        <w:t xml:space="preserve">“audition season”</w:t>
+      </w:r>
+    </w:p>
+    <w:p>
+      <w:pPr>
+        <w:spacing w:after="14"/>
+        <w:ind w:left="280"/>
+      </w:pPr>
+      <w:r>
+        <w:rPr>
+          <w:b/>
+          <w:bCs/>
+          <w:color w:val="1a1d26"/>
+          <w:sz w:val="18"/>
+          <w:szCs w:val="18"/>
+          <w:rFonts w:ascii="Courier New" w:cs="Courier New" w:eastAsia="Courier New" w:hAnsi="Courier New"/>
+        </w:rPr>
+        <w:t xml:space="preserve">  … a beat (auto-timed, </w:t>
+      </w:r>
+      <w:r>
+        <w:rPr>
+          <w:color w:val="1a1d26"/>
+          <w:sz w:val="18"/>
+          <w:szCs w:val="18"/>
+          <w:rFonts w:ascii="Courier New" w:cs="Courier New" w:eastAsia="Courier New" w:hAnsi="Courier New"/>
+        </w:rPr>
+        <w:t xml:space="preserve">0.7 s)</w:t>
+      </w:r>
+    </w:p>
+    <w:p>
+      <w:pPr>
+        <w:spacing w:after="14"/>
+        <w:ind w:left="280"/>
+      </w:pPr>
+      <w:r>
+        <w:rPr>
+          <w:b/>
+          <w:bCs/>
+          <w:color w:val="1a1d26"/>
+          <w:sz w:val="18"/>
+          <w:szCs w:val="18"/>
+          <w:rFonts w:ascii="Courier New" w:cs="Courier New" w:eastAsia="Courier New" w:hAnsi="Courier New"/>
+        </w:rPr>
+        <w:t xml:space="preserve">NOTIFICATION — Mail · Casting Networks (now): </w:t>
+      </w:r>
+      <w:r>
+        <w:rPr>
+          <w:color w:val="1a1d26"/>
+          <w:sz w:val="18"/>
+          <w:szCs w:val="18"/>
+          <w:rFonts w:ascii="Courier New" w:cs="Courier New" w:eastAsia="Courier New" w:hAnsi="Courier New"/>
+        </w:rPr>
+        <w:t xml:space="preserve">“Reminder: sign-in opens 10:00 AM — Equity chorus call”</w:t>
+      </w:r>
+    </w:p>
+    <w:p>
+      <w:pPr>
+        <w:spacing w:after="14"/>
+        <w:ind w:left="280"/>
+      </w:pPr>
+      <w:r>
+        <w:rPr>
+          <w:b/>
+          <w:bCs/>
+          <w:color w:val="1a1d26"/>
+          <w:sz w:val="18"/>
+          <w:szCs w:val="18"/>
+          <w:rFonts w:ascii="Courier New" w:cs="Courier New" w:eastAsia="Courier New" w:hAnsi="Courier New"/>
+        </w:rPr>
+        <w:t xml:space="preserve">  … a beat (auto-timed, </w:t>
+      </w:r>
+      <w:r>
+        <w:rPr>
+          <w:color w:val="1a1d26"/>
+          <w:sz w:val="18"/>
+          <w:szCs w:val="18"/>
+          <w:rFonts w:ascii="Courier New" w:cs="Courier New" w:eastAsia="Courier New" w:hAnsi="Courier New"/>
+        </w:rPr>
+        <w:t xml:space="preserve">3.0 s)</w:t>
+      </w:r>
+    </w:p>
+    <w:p>
+      <w:pPr>
+        <w:spacing w:after="14"/>
+        <w:ind w:left="280"/>
+      </w:pPr>
+      <w:r>
+        <w:rPr>
+          <w:b/>
+          <w:bCs/>
+          <w:color w:val="1a1d26"/>
+          <w:sz w:val="18"/>
+          <w:szCs w:val="18"/>
+          <w:rFonts w:ascii="Courier New" w:cs="Courier New" w:eastAsia="Courier New" w:hAnsi="Courier New"/>
+        </w:rPr>
+        <w:t xml:space="preserve">NOTIFICATION — Messages · Jamie 💙 (now): </w:t>
+      </w:r>
+      <w:r>
+        <w:rPr>
+          <w:color w:val="1a1d26"/>
+          <w:sz w:val="18"/>
+          <w:szCs w:val="18"/>
+          <w:rFonts w:ascii="Courier New" w:cs="Courier New" w:eastAsia="Courier New" w:hAnsi="Courier New"/>
+        </w:rPr>
+        <w:t xml:space="preserve">“break a leg”</w:t>
       </w:r>
     </w:p>
     <w:p>
@@ -12724,6 +12625,21 @@
           <w:szCs w:val="18"/>
           <w:rFonts w:ascii="Georgia" w:cs="Georgia" w:eastAsia="Georgia" w:hAnsi="Georgia"/>
         </w:rPr>
+        <w:t xml:space="preserve">the iPhone shell appears — CATHY’s screen</w:t>
+      </w:r>
+    </w:p>
+    <w:p>
+      <w:pPr>
+        <w:spacing w:after="14"/>
+        <w:ind w:left="280"/>
+      </w:pPr>
+      <w:r>
+        <w:rPr>
+          <w:color w:val="3a3f4d"/>
+          <w:sz w:val="18"/>
+          <w:szCs w:val="18"/>
+          <w:rFonts w:ascii="Georgia" w:cs="Georgia" w:eastAsia="Georgia" w:hAnsi="Georgia"/>
+        </w:rPr>
         <w:t xml:space="preserve">sound: receive ding</w:t>
       </w:r>
     </w:p>
@@ -12757,6 +12673,31 @@
           <w:rFonts w:ascii="Georgia" w:cs="Georgia" w:eastAsia="Georgia" w:hAnsi="Georgia"/>
         </w:rPr>
         <w:t xml:space="preserve">notification tri-tone (soft)</w:t>
+      </w:r>
+    </w:p>
+    <w:p>
+      <w:pPr>
+        <w:spacing w:before="30" w:after="14"/>
+      </w:pPr>
+      <w:r>
+        <w:rPr>
+          <w:b/>
+          <w:bCs/>
+          <w:color w:val="6b7280"/>
+          <w:sz w:val="16"/>
+          <w:szCs w:val="16"/>
+          <w:rFonts w:ascii="Courier New" w:cs="Courier New" w:eastAsia="Courier New" w:hAnsi="Courier New"/>
+        </w:rPr>
+        <w:t xml:space="preserve">PHONES  </w:t>
+      </w:r>
+      <w:r>
+        <w:rPr>
+          <w:color w:val="6b7280"/>
+          <w:sz w:val="17"/>
+          <w:szCs w:val="17"/>
+          <w:rFonts w:ascii="Courier New" w:cs="Courier New" w:eastAsia="Courier New" w:hAnsi="Courier New"/>
+        </w:rPr>
+        <w:t xml:space="preserve">SR = Lock screen  ·  stamp “audition season”  ·  clock 9:52</w:t>
       </w:r>
     </w:p>
     <w:p>
@@ -12776,7 +12717,7 @@
           <w:szCs w:val="22"/>
           <w:rFonts w:ascii="Courier New" w:cs="Courier New" w:eastAsia="Courier New" w:hAnsi="Courier New"/>
         </w:rPr>
-        <w:t xml:space="preserve">10.3</w:t>
+        <w:t xml:space="preserve">10.2</w:t>
       </w:r>
       <w:r>
         <w:rPr>
@@ -12785,7 +12726,7 @@
           <w:szCs w:val="17"/>
           <w:rFonts w:ascii="Courier New" w:cs="Courier New" w:eastAsia="Courier New" w:hAnsi="Courier New"/>
         </w:rPr>
-        <w:t xml:space="preserve">  SR · CATHY</w:t>
+        <w:t xml:space="preserve">  SR · CATHY · Lock screen</w:t>
       </w:r>
       <w:r>
         <w:rPr>
@@ -12796,7 +12737,7 @@
           <w:szCs w:val="19"/>
           <w:rFonts w:ascii="Georgia" w:cs="Georgia" w:eastAsia="Georgia" w:hAnsi="Georgia"/>
         </w:rPr>
-        <w:t xml:space="preserve">   —  CATHY (spoken): “Okay, thank you.” — the *SECOND* one; GO right after</w:t>
+        <w:t xml:space="preserve">   —  CATHY: “Okay, thank you. Thank you so much.” — her first spoken line</w:t>
       </w:r>
     </w:p>
     <w:p>
@@ -12811,7 +12752,7 @@
           <w:szCs w:val="19"/>
           <w:rFonts w:ascii="Georgia" w:cs="Georgia" w:eastAsia="Georgia" w:hAnsi="Georgia"/>
         </w:rPr>
-        <w:t xml:space="preserve">The phone drops and the calendar goes BACK three months — FEBRUARY · YEAR 3 to NOVEMBER · YEAR 3 — and holds in the centre of the stage. The card is the whole beat; there is no phone and no text.</w:t>
+        <w:t xml:space="preserve">A rejection lands over the lock screen — last week’s audition, answered. Just enough to read: they are not moving forward.</w:t>
       </w:r>
     </w:p>
     <w:p>
@@ -12845,68 +12786,16 @@
           <w:szCs w:val="18"/>
           <w:rFonts w:ascii="Courier New" w:cs="Courier New" w:eastAsia="Courier New" w:hAnsi="Courier New"/>
         </w:rPr>
-        <w:t xml:space="preserve">PHONE AWAY — </w:t>
-      </w:r>
-      <w:r>
-        <w:rPr>
-          <w:color w:val="1a1d26"/>
-          <w:sz w:val="18"/>
-          <w:szCs w:val="18"/>
-          <w:rFonts w:ascii="Courier New" w:cs="Courier New" w:eastAsia="Courier New" w:hAnsi="Courier New"/>
-        </w:rPr>
-        <w:t xml:space="preserve">the phone drops; the calendar returns to center-stage</w:t>
-      </w:r>
-    </w:p>
-    <w:p>
-      <w:pPr>
-        <w:spacing w:after="14"/>
-        <w:ind w:left="280"/>
-      </w:pPr>
-      <w:r>
-        <w:rPr>
-          <w:b/>
-          <w:bCs/>
-          <w:color w:val="1a1d26"/>
-          <w:sz w:val="18"/>
-          <w:szCs w:val="18"/>
-          <w:rFonts w:ascii="Courier New" w:cs="Courier New" w:eastAsia="Courier New" w:hAnsi="Courier New"/>
-        </w:rPr>
-        <w:t xml:space="preserve">TIME → </w:t>
-      </w:r>
-      <w:r>
-        <w:rPr>
-          <w:color w:val="1a1d26"/>
-          <w:sz w:val="18"/>
-          <w:szCs w:val="18"/>
-          <w:rFonts w:ascii="Courier New" w:cs="Courier New" w:eastAsia="Courier New" w:hAnsi="Courier New"/>
-        </w:rPr>
-        <w:t xml:space="preserve">9:48 · Wednesday, November 8, 2023 — the house reads NOVEMBER · YEAR 3; the calendar pages roll to it under the TIME WARP music (forward tears, backward settles) before any device appears</w:t>
-      </w:r>
-    </w:p>
-    <w:p>
-      <w:pPr>
-        <w:spacing w:after="14"/>
-        <w:ind w:left="280"/>
-      </w:pPr>
-      <w:r>
-        <w:rPr>
-          <w:b/>
-          <w:bCs/>
-          <w:color w:val="1a1d26"/>
-          <w:sz w:val="18"/>
-          <w:szCs w:val="18"/>
-          <w:rFonts w:ascii="Courier New" w:cs="Courier New" w:eastAsia="Courier New" w:hAnsi="Courier New"/>
-        </w:rPr>
-        <w:t xml:space="preserve">ERA FOOT LINE → </w:t>
-      </w:r>
-      <w:r>
-        <w:rPr>
-          <w:color w:val="1a1d26"/>
-          <w:sz w:val="18"/>
-          <w:szCs w:val="18"/>
-          <w:rFonts w:ascii="Courier New" w:cs="Courier New" w:eastAsia="Courier New" w:hAnsi="Courier New"/>
-        </w:rPr>
-        <w:t xml:space="preserve">“Cathy’s audition prep”</w:t>
+        <w:t xml:space="preserve">NOTIFICATION — Mail · Meridian Stage Company — Casting (now): </w:t>
+      </w:r>
+      <w:r>
+        <w:rPr>
+          <w:color w:val="1a1d26"/>
+          <w:sz w:val="18"/>
+          <w:szCs w:val="18"/>
+          <w:rFonts w:ascii="Courier New" w:cs="Courier New" w:eastAsia="Courier New" w:hAnsi="Courier New"/>
+        </w:rPr>
+        <w:t xml:space="preserve">“Thank you for auditioning. We will not be moving forward at this time, but we hope to see you…”</w:t>
       </w:r>
     </w:p>
     <w:p>
@@ -12938,7 +12827,7 @@
           <w:szCs w:val="18"/>
           <w:rFonts w:ascii="Georgia" w:cs="Georgia" w:eastAsia="Georgia" w:hAnsi="Georgia"/>
         </w:rPr>
-        <w:t xml:space="preserve">the device drops; the calendar takes center-stage (never black — true black is the curtain only)</w:t>
+        <w:t xml:space="preserve">sound: receive ding</w:t>
       </w:r>
     </w:p>
     <w:p>
@@ -12970,35 +12859,7 @@
           <w:szCs w:val="18"/>
           <w:rFonts w:ascii="Georgia" w:cs="Georgia" w:eastAsia="Georgia" w:hAnsi="Georgia"/>
         </w:rPr>
-        <w:t xml:space="preserve">room tone out</w:t>
-      </w:r>
-    </w:p>
-    <w:p>
-      <w:pPr>
-        <w:shd w:fill="faf3dc" w:val="clear"/>
-        <w:spacing w:before="30" w:after="14"/>
-      </w:pPr>
-      <w:r>
-        <w:rPr>
-          <w:b/>
-          <w:bCs/>
-          <w:color w:val="8a6d10"/>
-          <w:sz w:val="17"/>
-          <w:szCs w:val="17"/>
-          <w:rFonts w:ascii="Courier New" w:cs="Courier New" w:eastAsia="Courier New" w:hAnsi="Courier New"/>
-        </w:rPr>
-        <w:t xml:space="preserve">HOLD · </w:t>
-      </w:r>
-      <w:r>
-        <w:rPr>
-          <w:i/>
-          <w:iCs/>
-          <w:color w:val="8a6d10"/>
-          <w:sz w:val="18"/>
-          <w:szCs w:val="18"/>
-          <w:rFonts w:ascii="Georgia" w:cs="Georgia" w:eastAsia="Georgia" w:hAnsi="Georgia"/>
-        </w:rPr>
-        <w:t xml:space="preserve">Hold on the card. Everything that follows returns to it.</w:t>
+        <w:t xml:space="preserve">notification tri-tone (soft)</w:t>
       </w:r>
     </w:p>
     <w:p>
@@ -13053,7 +12914,7 @@
           <w:szCs w:val="19"/>
           <w:rFonts w:ascii="Georgia" w:cs="Georgia" w:eastAsia="Georgia" w:hAnsi="Georgia"/>
         </w:rPr>
-        <w:t xml:space="preserve">Time jumps FORWARD to JANUARY · YEAR 5 and docks; HIS phone rises with her calling — “Cathy 💛” on the screen. Two buzzes and he picks up; the timer starts. No second GO: the answer is built in.</w:t>
+        <w:t xml:space="preserve">Her phone drops; time jumps FORWARD — FEBRUARY · YEAR 3 to JANUARY · YEAR 5 — and docks; HIS phone rises with her calling — “Cathy 💛” on the screen. Two buzzes and he picks up; the timer starts. No second GO: the answer is built in.</w:t>
       </w:r>
     </w:p>
     <w:p>
@@ -13087,6 +12948,32 @@
           <w:szCs w:val="18"/>
           <w:rFonts w:ascii="Courier New" w:cs="Courier New" w:eastAsia="Courier New" w:hAnsi="Courier New"/>
         </w:rPr>
+        <w:t xml:space="preserve">PHONE AWAY — </w:t>
+      </w:r>
+      <w:r>
+        <w:rPr>
+          <w:color w:val="1a1d26"/>
+          <w:sz w:val="18"/>
+          <w:szCs w:val="18"/>
+          <w:rFonts w:ascii="Courier New" w:cs="Courier New" w:eastAsia="Courier New" w:hAnsi="Courier New"/>
+        </w:rPr>
+        <w:t xml:space="preserve">the phone drops; the calendar returns to center-stage</w:t>
+      </w:r>
+    </w:p>
+    <w:p>
+      <w:pPr>
+        <w:spacing w:after="14"/>
+        <w:ind w:left="280"/>
+      </w:pPr>
+      <w:r>
+        <w:rPr>
+          <w:b/>
+          <w:bCs/>
+          <w:color w:val="1a1d26"/>
+          <w:sz w:val="18"/>
+          <w:szCs w:val="18"/>
+          <w:rFonts w:ascii="Courier New" w:cs="Courier New" w:eastAsia="Courier New" w:hAnsi="Courier New"/>
+        </w:rPr>
         <w:t xml:space="preserve">TIME → </w:t>
       </w:r>
       <w:r>
@@ -13180,6 +13067,21 @@
           <w:szCs w:val="18"/>
           <w:rFonts w:ascii="Georgia" w:cs="Georgia" w:eastAsia="Georgia" w:hAnsi="Georgia"/>
         </w:rPr>
+        <w:t xml:space="preserve">the device drops; the calendar takes center-stage (never black — true black is the curtain only)</w:t>
+      </w:r>
+    </w:p>
+    <w:p>
+      <w:pPr>
+        <w:spacing w:after="14"/>
+        <w:ind w:left="280"/>
+      </w:pPr>
+      <w:r>
+        <w:rPr>
+          <w:color w:val="3a3f4d"/>
+          <w:sz w:val="18"/>
+          <w:szCs w:val="18"/>
+          <w:rFonts w:ascii="Georgia" w:cs="Georgia" w:eastAsia="Georgia" w:hAnsi="Georgia"/>
+        </w:rPr>
         <w:t xml:space="preserve">the iPhone shell appears — JAMIE’s screen</w:t>
       </w:r>
     </w:p>
@@ -13213,6 +13115,21 @@
           <w:rFonts w:ascii="Georgia" w:cs="Georgia" w:eastAsia="Georgia" w:hAnsi="Georgia"/>
         </w:rPr>
         <w:t xml:space="preserve">ring — outgoing ringback, or the ringtone when dir is in</w:t>
+      </w:r>
+    </w:p>
+    <w:p>
+      <w:pPr>
+        <w:spacing w:after="14"/>
+        <w:ind w:left="280"/>
+      </w:pPr>
+      <w:r>
+        <w:rPr>
+          <w:color w:val="6a5a20"/>
+          <w:sz w:val="18"/>
+          <w:szCs w:val="18"/>
+          <w:rFonts w:ascii="Georgia" w:cs="Georgia" w:eastAsia="Georgia" w:hAnsi="Georgia"/>
+        </w:rPr>
+        <w:t xml:space="preserve">room tone out</w:t>
       </w:r>
     </w:p>
     <w:p>
@@ -13265,7 +13182,7 @@
           <w:szCs w:val="18"/>
           <w:rFonts w:ascii="Georgia" w:cs="Georgia" w:eastAsia="Georgia" w:hAnsi="Georgia"/>
         </w:rPr>
-        <w:t xml:space="preserve">Nothing to fire while they talk. The next GO ends the call and brings the calendar home.</w:t>
+        <w:t xml:space="preserve">Nothing to fire while they talk. The next GO ends the call and brings the calendar back to her.</w:t>
       </w:r>
     </w:p>
     <w:p>
@@ -13320,7 +13237,7 @@
           <w:szCs w:val="19"/>
           <w:rFonts w:ascii="Georgia" w:cs="Georgia" w:eastAsia="Georgia" w:hAnsi="Georgia"/>
         </w:rPr>
-        <w:t xml:space="preserve">Call Ended; the phone drops and the calendar goes BACK to NOVEMBER · YEAR 3, where we left her.</w:t>
+        <w:t xml:space="preserve">Call Ended; the phone drops and the calendar goes BACK to FEBRUARY · YEAR 3, audition season — where we left her.</w:t>
       </w:r>
     </w:p>
     <w:p>
@@ -13441,7 +13358,7 @@
           <w:szCs w:val="18"/>
           <w:rFonts w:ascii="Courier New" w:cs="Courier New" w:eastAsia="Courier New" w:hAnsi="Courier New"/>
         </w:rPr>
-        <w:t xml:space="preserve">9:48 · Wednesday, November 8, 2023 — the house reads NOVEMBER · YEAR 3; the calendar pages roll to it under the TIME WARP music (forward tears, backward settles) before any device appears</w:t>
+        <w:t xml:space="preserve">9:58 · Monday, February 5, 2024 — the house reads FEBRUARY · YEAR 3; the calendar pages roll to it under the TIME WARP music (forward tears, backward settles) before any device appears</w:t>
       </w:r>
     </w:p>
     <w:p>
@@ -13467,7 +13384,7 @@
           <w:szCs w:val="18"/>
           <w:rFonts w:ascii="Courier New" w:cs="Courier New" w:eastAsia="Courier New" w:hAnsi="Courier New"/>
         </w:rPr>
-        <w:t xml:space="preserve">“Cathy’s audition prep”</w:t>
+        <w:t xml:space="preserve">“audition season”</w:t>
       </w:r>
     </w:p>
     <w:p>
@@ -13586,7 +13503,7 @@
           <w:szCs w:val="19"/>
           <w:rFonts w:ascii="Georgia" w:cs="Georgia" w:eastAsia="Georgia" w:hAnsi="Georgia"/>
         </w:rPr>
-        <w:t xml:space="preserve">Time jumps FORWARD again — NOVEMBER · YEAR 3 to FEBRUARY · YEAR 5 — and holds: his book reading, the night she is not at.</w:t>
+        <w:t xml:space="preserve">Time jumps FORWARD again — FEBRUARY · YEAR 3 to FEBRUARY · YEAR 5 — and holds: his book reading, the night she is not at.</w:t>
       </w:r>
     </w:p>
     <w:p>
@@ -13710,7 +13627,7 @@
           <w:szCs w:val="19"/>
           <w:rFonts w:ascii="Georgia" w:cs="Georgia" w:eastAsia="Georgia" w:hAnsi="Georgia"/>
         </w:rPr>
-        <w:t xml:space="preserve">The calendar goes BACK to NOVEMBER · YEAR 3 and holds centre-stage until song 11 rolls it forward.</w:t>
+        <w:t xml:space="preserve">The calendar goes BACK to NOVEMBER · YEAR 3 — her audition prep, the first time the card says so — and holds centre-stage until song 11 rolls it forward.</w:t>
       </w:r>
     </w:p>
     <w:p>

--- a/L5Y-Cue-Bible.docx
+++ b/L5Y-Cue-Bible.docx
@@ -65,7 +65,7 @@
           <w:szCs w:val="19"/>
           <w:rFonts w:ascii="Georgia" w:cs="Georgia" w:eastAsia="Georgia" w:hAnsi="Georgia"/>
         </w:rPr>
-        <w:t xml:space="preserve">68 cues · 14 songs · generated from the live show build, so this document cannot drift from what the phones actually do</w:t>
+        <w:t xml:space="preserve">69 cues · 14 songs · generated from the live show build, so this document cannot drift from what the phones actually do</w:t>
       </w:r>
     </w:p>
     <w:p>
@@ -10572,7 +10572,7 @@
           <w:szCs w:val="18"/>
           <w:rFonts w:ascii="Courier New" w:cs="Courier New" w:eastAsia="Courier New" w:hAnsi="Courier New"/>
         </w:rPr>
-        <w:t xml:space="preserve">   JAMIE SINGS · 9 FIRES</w:t>
+        <w:t xml:space="preserve">   JAMIE SINGS · 10 FIRES</w:t>
       </w:r>
     </w:p>
     <w:p>
@@ -10587,7 +10587,7 @@
           <w:szCs w:val="19"/>
           <w:rFonts w:ascii="Georgia" w:cs="Georgia" w:eastAsia="Georgia" w:hAnsi="Georgia"/>
         </w:rPr>
-        <w:t xml:space="preserve">NOTIFICATIONS, AND HER AUDITION INSIDE HIS SONG. His married year arrives as a stack he never touches — readers, the growing book, Elise, front row — and he never once interacts with it. Then his phone goes and the stage becomes hers: APRIL · YEAR 3, the Ohio audition, the one she gets. On her line about coming home it rolls forward again and his phone returns exactly as he left it.</w:t>
+        <w:t xml:space="preserve">NOTIFICATIONS, AND HER AUDITION INSIDE HIS SONG. The Intermission page tears and the calendar rolls to OCTOBER · YEAR 4 on its own GO; his phone comes up on the next. His married year arrives as a stack he never touches — readers, the growing book, Elise, front row — and he never once interacts with it. Then his phone goes and the stage becomes hers: APRIL · YEAR 3, the Ohio audition, the one she gets. On her line about coming home it rolls forward again and his phone returns exactly as he left it.</w:t>
       </w:r>
     </w:p>
     <w:p>
@@ -10616,7 +10616,7 @@
           <w:szCs w:val="17"/>
           <w:rFonts w:ascii="Courier New" w:cs="Courier New" w:eastAsia="Courier New" w:hAnsi="Courier New"/>
         </w:rPr>
-        <w:t xml:space="preserve">  SL · JAMIE · Lock screen</w:t>
+        <w:t xml:space="preserve">  SL · JAMIE</w:t>
       </w:r>
       <w:r>
         <w:rPr>
@@ -10642,7 +10642,7 @@
           <w:szCs w:val="19"/>
           <w:rFonts w:ascii="Georgia" w:cs="Georgia" w:eastAsia="Georgia" w:hAnsi="Georgia"/>
         </w:rPr>
-        <w:t xml:space="preserve">The pages clear; the calendar lands and rolls FORWARD — JUNE · YEAR 2 → OCTOBER · YEAR 4 — then docks; his phone rises, locked. Married, at a party, and the phone will not stop. He never touches it; the attention just arrives.</w:t>
+        <w:t xml:space="preserve">The Intermission page tears off; the calendar rolls FORWARD — JUNE · YEAR 2 → OCTOBER · YEAR 4 — and holds in the centre. No phone yet: just the card, five months married.</w:t>
       </w:r>
     </w:p>
     <w:p>
@@ -10716,85 +10716,30 @@
     </w:p>
     <w:p>
       <w:pPr>
-        <w:spacing w:after="14"/>
-        <w:ind w:left="280"/>
-      </w:pPr>
-      <w:r>
-        <w:rPr>
-          <w:b/>
-          <w:bCs/>
-          <w:color w:val="1a1d26"/>
-          <w:sz w:val="18"/>
-          <w:szCs w:val="18"/>
-          <w:rFonts w:ascii="Courier New" w:cs="Courier New" w:eastAsia="Courier New" w:hAnsi="Courier New"/>
-        </w:rPr>
-        <w:t xml:space="preserve">WALLPAPER — </w:t>
-      </w:r>
-      <w:r>
-        <w:rPr>
-          <w:color w:val="1a1d26"/>
-          <w:sz w:val="18"/>
-          <w:szCs w:val="18"/>
-          <w:rFonts w:ascii="Courier New" w:cs="Courier New" w:eastAsia="Courier New" w:hAnsi="Courier New"/>
-        </w:rPr>
-        <w:t xml:space="preserve">M4 — the wedding portrait</w:t>
-      </w:r>
-    </w:p>
-    <w:p>
-      <w:pPr>
-        <w:keepNext/>
-        <w:spacing w:before="30" w:after="20"/>
-      </w:pPr>
-      <w:r>
-        <w:rPr>
-          <w:b/>
-          <w:bCs/>
-          <w:color w:val="6b7280"/>
-          <w:sz w:val="16"/>
-          <w:szCs w:val="16"/>
-          <w:rFonts w:ascii="Courier New" w:cs="Courier New" w:eastAsia="Courier New" w:hAnsi="Courier New"/>
-        </w:rPr>
-        <w:t xml:space="preserve">PLAYS</w:t>
-      </w:r>
-    </w:p>
-    <w:p>
-      <w:pPr>
-        <w:spacing w:after="14"/>
-        <w:ind w:left="280"/>
-      </w:pPr>
-      <w:r>
-        <w:rPr>
-          <w:color w:val="3a3f4d"/>
-          <w:sz w:val="18"/>
-          <w:szCs w:val="18"/>
-          <w:rFonts w:ascii="Georgia" w:cs="Georgia" w:eastAsia="Georgia" w:hAnsi="Georgia"/>
-        </w:rPr>
-        <w:t xml:space="preserve">the iPhone shell appears — JAMIE’s screen</w:t>
-      </w:r>
-    </w:p>
-    <w:p>
-      <w:pPr>
+        <w:shd w:fill="faf3dc" w:val="clear"/>
         <w:spacing w:before="30" w:after="14"/>
       </w:pPr>
       <w:r>
         <w:rPr>
           <w:b/>
           <w:bCs/>
-          <w:color w:val="6b7280"/>
-          <w:sz w:val="16"/>
-          <w:szCs w:val="16"/>
-          <w:rFonts w:ascii="Courier New" w:cs="Courier New" w:eastAsia="Courier New" w:hAnsi="Courier New"/>
-        </w:rPr>
-        <w:t xml:space="preserve">PHONES  </w:t>
-      </w:r>
-      <w:r>
-        <w:rPr>
-          <w:color w:val="6b7280"/>
+          <w:color w:val="8a6d10"/>
           <w:sz w:val="17"/>
           <w:szCs w:val="17"/>
           <w:rFonts w:ascii="Courier New" w:cs="Courier New" w:eastAsia="Courier New" w:hAnsi="Courier New"/>
         </w:rPr>
-        <w:t xml:space="preserve">SL = Lock screen  ·  stamp “five months married”  ·  clock 11:22</w:t>
+        <w:t xml:space="preserve">HOLD · </w:t>
+      </w:r>
+      <w:r>
+        <w:rPr>
+          <w:i/>
+          <w:iCs/>
+          <w:color w:val="8a6d10"/>
+          <w:sz w:val="18"/>
+          <w:szCs w:val="18"/>
+          <w:rFonts w:ascii="Georgia" w:cs="Georgia" w:eastAsia="Georgia" w:hAnsi="Georgia"/>
+        </w:rPr>
+        <w:t xml:space="preserve">Hold on the card. 9.1a brings his phone up.</w:t>
       </w:r>
     </w:p>
     <w:p>
@@ -10814,7 +10759,7 @@
           <w:szCs w:val="22"/>
           <w:rFonts w:ascii="Courier New" w:cs="Courier New" w:eastAsia="Courier New" w:hAnsi="Courier New"/>
         </w:rPr>
-        <w:t xml:space="preserve">9.2</w:t>
+        <w:t xml:space="preserve">9.1a</w:t>
       </w:r>
       <w:r>
         <w:rPr>
@@ -10834,7 +10779,7 @@
           <w:szCs w:val="19"/>
           <w:rFonts w:ascii="Georgia" w:cs="Georgia" w:eastAsia="Georgia" w:hAnsi="Georgia"/>
         </w:rPr>
-        <w:t xml:space="preserve">   —  “…suddenly finds you attractive”</w:t>
+        <w:t xml:space="preserve">   —  HIS PHONE COMES UP — GO (no specific line; before the first comment lands)</w:t>
       </w:r>
     </w:p>
     <w:p>
@@ -10849,7 +10794,7 @@
           <w:szCs w:val="19"/>
           <w:rFonts w:ascii="Georgia" w:cs="Georgia" w:eastAsia="Georgia" w:hAnsi="Georgia"/>
         </w:rPr>
-        <w:t xml:space="preserve">A reader.</w:t>
+        <w:t xml:space="preserve">The calendar docks; his phone rises, locked, the wedding portrait as his wallpaper. Married, at a party, and the phone will not stop. He never touches it; the attention just arrives.</w:t>
       </w:r>
     </w:p>
     <w:p>
@@ -10883,16 +10828,16 @@
           <w:szCs w:val="18"/>
           <w:rFonts w:ascii="Courier New" w:cs="Courier New" w:eastAsia="Courier New" w:hAnsi="Courier New"/>
         </w:rPr>
-        <w:t xml:space="preserve">NOTIFICATION — Instagram · a.reader.somewhere (now): </w:t>
-      </w:r>
-      <w:r>
-        <w:rPr>
-          <w:color w:val="1a1d26"/>
-          <w:sz w:val="18"/>
-          <w:szCs w:val="18"/>
-          <w:rFonts w:ascii="Courier New" w:cs="Courier New" w:eastAsia="Courier New" w:hAnsi="Courier New"/>
-        </w:rPr>
-        <w:t xml:space="preserve">“commented: okay the ending WRECKED me. how are you real”</w:t>
+        <w:t xml:space="preserve">WALLPAPER — </w:t>
+      </w:r>
+      <w:r>
+        <w:rPr>
+          <w:color w:val="1a1d26"/>
+          <w:sz w:val="18"/>
+          <w:szCs w:val="18"/>
+          <w:rFonts w:ascii="Courier New" w:cs="Courier New" w:eastAsia="Courier New" w:hAnsi="Courier New"/>
+        </w:rPr>
+        <w:t xml:space="preserve">M4 — the wedding portrait</w:t>
       </w:r>
     </w:p>
     <w:p>
@@ -10924,39 +10869,7 @@
           <w:szCs w:val="18"/>
           <w:rFonts w:ascii="Georgia" w:cs="Georgia" w:eastAsia="Georgia" w:hAnsi="Georgia"/>
         </w:rPr>
-        <w:t xml:space="preserve">sound: receive ding</w:t>
-      </w:r>
-    </w:p>
-    <w:p>
-      <w:pPr>
-        <w:keepNext/>
-        <w:spacing w:before="26" w:after="20"/>
-      </w:pPr>
-      <w:r>
-        <w:rPr>
-          <w:b/>
-          <w:bCs/>
-          <w:color w:val="6b7280"/>
-          <w:sz w:val="16"/>
-          <w:szCs w:val="16"/>
-          <w:rFonts w:ascii="Courier New" w:cs="Courier New" w:eastAsia="Courier New" w:hAnsi="Courier New"/>
-        </w:rPr>
-        <w:t xml:space="preserve">SOUND</w:t>
-      </w:r>
-    </w:p>
-    <w:p>
-      <w:pPr>
-        <w:spacing w:after="14"/>
-        <w:ind w:left="280"/>
-      </w:pPr>
-      <w:r>
-        <w:rPr>
-          <w:color w:val="6a5a20"/>
-          <w:sz w:val="18"/>
-          <w:szCs w:val="18"/>
-          <w:rFonts w:ascii="Georgia" w:cs="Georgia" w:eastAsia="Georgia" w:hAnsi="Georgia"/>
-        </w:rPr>
-        <w:t xml:space="preserve">notification tri-tone (soft)</w:t>
+        <w:t xml:space="preserve">the iPhone shell appears — JAMIE’s screen</w:t>
       </w:r>
     </w:p>
     <w:p>
@@ -10976,7 +10889,7 @@
           <w:szCs w:val="22"/>
           <w:rFonts w:ascii="Courier New" w:cs="Courier New" w:eastAsia="Courier New" w:hAnsi="Courier New"/>
         </w:rPr>
-        <w:t xml:space="preserve">9.2a</w:t>
+        <w:t xml:space="preserve">9.2</w:t>
       </w:r>
       <w:r>
         <w:rPr>
@@ -10996,7 +10909,7 @@
           <w:szCs w:val="19"/>
           <w:rFonts w:ascii="Georgia" w:cs="Georgia" w:eastAsia="Georgia" w:hAnsi="Georgia"/>
         </w:rPr>
-        <w:t xml:space="preserve">   —  ON THE NEXT PHRASE — GO (no specific line; the second card)</w:t>
+        <w:t xml:space="preserve">   —  “…suddenly finds you attractive”</w:t>
       </w:r>
     </w:p>
     <w:p>
@@ -11011,7 +10924,7 @@
           <w:szCs w:val="19"/>
           <w:rFonts w:ascii="Georgia" w:cs="Georgia" w:eastAsia="Georgia" w:hAnsi="Georgia"/>
         </w:rPr>
-        <w:t xml:space="preserve">A message request from a stranger. It says only that she wants to send one — a real iPhone shows no preview text for a request from someone he does not follow.</w:t>
+        <w:t xml:space="preserve">A reader.</w:t>
       </w:r>
     </w:p>
     <w:p>
@@ -11045,16 +10958,16 @@
           <w:szCs w:val="18"/>
           <w:rFonts w:ascii="Courier New" w:cs="Courier New" w:eastAsia="Courier New" w:hAnsi="Courier New"/>
         </w:rPr>
-        <w:t xml:space="preserve">NOTIFICATION — Instagram · lit.with.lena (now): </w:t>
-      </w:r>
-      <w:r>
-        <w:rPr>
-          <w:color w:val="1a1d26"/>
-          <w:sz w:val="18"/>
-          <w:szCs w:val="18"/>
-          <w:rFonts w:ascii="Courier New" w:cs="Courier New" w:eastAsia="Courier New" w:hAnsi="Courier New"/>
-        </w:rPr>
-        <w:t xml:space="preserve">“wants to send you a message”</w:t>
+        <w:t xml:space="preserve">NOTIFICATION — Instagram · a.reader.somewhere (now): </w:t>
+      </w:r>
+      <w:r>
+        <w:rPr>
+          <w:color w:val="1a1d26"/>
+          <w:sz w:val="18"/>
+          <w:szCs w:val="18"/>
+          <w:rFonts w:ascii="Courier New" w:cs="Courier New" w:eastAsia="Courier New" w:hAnsi="Courier New"/>
+        </w:rPr>
+        <w:t xml:space="preserve">“commented: okay the ending WRECKED me. how are you real”</w:t>
       </w:r>
     </w:p>
     <w:p>
@@ -11138,7 +11051,7 @@
           <w:szCs w:val="22"/>
           <w:rFonts w:ascii="Courier New" w:cs="Courier New" w:eastAsia="Courier New" w:hAnsi="Courier New"/>
         </w:rPr>
-        <w:t xml:space="preserve">9.3</w:t>
+        <w:t xml:space="preserve">9.2a</w:t>
       </w:r>
       <w:r>
         <w:rPr>
@@ -11158,7 +11071,7 @@
           <w:szCs w:val="19"/>
           <w:rFonts w:ascii="Georgia" w:cs="Georgia" w:eastAsia="Georgia" w:hAnsi="Georgia"/>
         </w:rPr>
-        <w:t xml:space="preserve">   —  “Every other woman in the world suddenly finds you attractive” — GO</w:t>
+        <w:t xml:space="preserve">   —  ON THE NEXT PHRASE — GO (no specific line; the second card)</w:t>
       </w:r>
     </w:p>
     <w:p>
@@ -11173,7 +11086,7 @@
           <w:szCs w:val="19"/>
           <w:rFonts w:ascii="Georgia" w:cs="Georgia" w:eastAsia="Georgia" w:hAnsi="Georgia"/>
         </w:rPr>
-        <w:t xml:space="preserve">And one who is not shy. Hers is a comment, so it carries its words; it lands on top.</w:t>
+        <w:t xml:space="preserve">A message request from a stranger. It says only that she wants to send one — a real iPhone shows no preview text for a request from someone he does not follow.</w:t>
       </w:r>
     </w:p>
     <w:p>
@@ -11207,16 +11120,16 @@
           <w:szCs w:val="18"/>
           <w:rFonts w:ascii="Courier New" w:cs="Courier New" w:eastAsia="Courier New" w:hAnsi="Courier New"/>
         </w:rPr>
-        <w:t xml:space="preserve">NOTIFICATION — Instagram · paige.turner (now): </w:t>
-      </w:r>
-      <w:r>
-        <w:rPr>
-          <w:color w:val="1a1d26"/>
-          <w:sz w:val="18"/>
-          <w:szCs w:val="18"/>
-          <w:rFonts w:ascii="Courier New" w:cs="Courier New" w:eastAsia="Courier New" w:hAnsi="Courier New"/>
-        </w:rPr>
-        <w:t xml:space="preserve">“commented: Hey handsome, didn’t know an author could be so handsome ;)”</w:t>
+        <w:t xml:space="preserve">NOTIFICATION — Instagram · lit.with.lena (now): </w:t>
+      </w:r>
+      <w:r>
+        <w:rPr>
+          <w:color w:val="1a1d26"/>
+          <w:sz w:val="18"/>
+          <w:szCs w:val="18"/>
+          <w:rFonts w:ascii="Courier New" w:cs="Courier New" w:eastAsia="Courier New" w:hAnsi="Courier New"/>
+        </w:rPr>
+        <w:t xml:space="preserve">“wants to send you a message”</w:t>
       </w:r>
     </w:p>
     <w:p>
@@ -11300,7 +11213,7 @@
           <w:szCs w:val="22"/>
           <w:rFonts w:ascii="Courier New" w:cs="Courier New" w:eastAsia="Courier New" w:hAnsi="Courier New"/>
         </w:rPr>
-        <w:t xml:space="preserve">9.4</w:t>
+        <w:t xml:space="preserve">9.3</w:t>
       </w:r>
       <w:r>
         <w:rPr>
@@ -11320,7 +11233,7 @@
           <w:szCs w:val="19"/>
           <w:rFonts w:ascii="Georgia" w:cs="Georgia" w:eastAsia="Georgia" w:hAnsi="Georgia"/>
         </w:rPr>
-        <w:t xml:space="preserve">   —  “And every other girl would fly away” — GO</w:t>
+        <w:t xml:space="preserve">   —  “Every other woman in the world suddenly finds you attractive” — GO</w:t>
       </w:r>
     </w:p>
     <w:p>
@@ -11335,7 +11248,7 @@
           <w:szCs w:val="19"/>
           <w:rFonts w:ascii="Georgia" w:cs="Georgia" w:eastAsia="Georgia" w:hAnsi="Georgia"/>
         </w:rPr>
-        <w:t xml:space="preserve">The book keeps growing without him — his agent, not a stranger, says so.</w:t>
+        <w:t xml:space="preserve">And one who is not shy. Hers is a comment, so it carries its words; it lands on top.</w:t>
       </w:r>
     </w:p>
     <w:p>
@@ -11369,42 +11282,16 @@
           <w:szCs w:val="18"/>
           <w:rFonts w:ascii="Courier New" w:cs="Courier New" w:eastAsia="Courier New" w:hAnsi="Courier New"/>
         </w:rPr>
-        <w:t xml:space="preserve">TIME → </w:t>
-      </w:r>
-      <w:r>
-        <w:rPr>
-          <w:color w:val="1a1d26"/>
-          <w:sz w:val="18"/>
-          <w:szCs w:val="18"/>
-          <w:rFonts w:ascii="Courier New" w:cs="Courier New" w:eastAsia="Courier New" w:hAnsi="Courier New"/>
-        </w:rPr>
-        <w:t xml:space="preserve">11:25</w:t>
-      </w:r>
-    </w:p>
-    <w:p>
-      <w:pPr>
-        <w:spacing w:after="14"/>
-        <w:ind w:left="280"/>
-      </w:pPr>
-      <w:r>
-        <w:rPr>
-          <w:b/>
-          <w:bCs/>
-          <w:color w:val="1a1d26"/>
-          <w:sz w:val="18"/>
-          <w:szCs w:val="18"/>
-          <w:rFonts w:ascii="Courier New" w:cs="Courier New" w:eastAsia="Courier New" w:hAnsi="Courier New"/>
-        </w:rPr>
-        <w:t xml:space="preserve">NOTIFICATION — Messages · Linda Whitfield (now): </w:t>
-      </w:r>
-      <w:r>
-        <w:rPr>
-          <w:color w:val="1a1d26"/>
-          <w:sz w:val="18"/>
-          <w:szCs w:val="18"/>
-          <w:rFonts w:ascii="Courier New" w:cs="Courier New" w:eastAsia="Courier New" w:hAnsi="Courier New"/>
-        </w:rPr>
-        <w:t xml:space="preserve">“third printing confirmed. do NOT post it yet 🍾”</w:t>
+        <w:t xml:space="preserve">NOTIFICATION — Instagram · paige.turner (now): </w:t>
+      </w:r>
+      <w:r>
+        <w:rPr>
+          <w:color w:val="1a1d26"/>
+          <w:sz w:val="18"/>
+          <w:szCs w:val="18"/>
+          <w:rFonts w:ascii="Courier New" w:cs="Courier New" w:eastAsia="Courier New" w:hAnsi="Courier New"/>
+        </w:rPr>
+        <w:t xml:space="preserve">“commented: Hey handsome, didn’t know an author could be so handsome ;)”</w:t>
       </w:r>
     </w:p>
     <w:p>
@@ -11488,7 +11375,7 @@
           <w:szCs w:val="22"/>
           <w:rFonts w:ascii="Courier New" w:cs="Courier New" w:eastAsia="Courier New" w:hAnsi="Courier New"/>
         </w:rPr>
-        <w:t xml:space="preserve">9.5</w:t>
+        <w:t xml:space="preserve">9.4</w:t>
       </w:r>
       <w:r>
         <w:rPr>
@@ -11508,7 +11395,7 @@
           <w:szCs w:val="19"/>
           <w:rFonts w:ascii="Georgia" w:cs="Georgia" w:eastAsia="Georgia" w:hAnsi="Georgia"/>
         </w:rPr>
-        <w:t xml:space="preserve">   —  “It’s not a problem, just a challenge, it’s a challenge to” — GO ON *resist temptation*</w:t>
+        <w:t xml:space="preserve">   —  “And every other girl would fly away” — GO</w:t>
       </w:r>
     </w:p>
     <w:p>
@@ -11523,7 +11410,7 @@
           <w:szCs w:val="19"/>
           <w:rFonts w:ascii="Georgia" w:cs="Georgia" w:eastAsia="Georgia" w:hAnsi="Georgia"/>
         </w:rPr>
-        <w:t xml:space="preserve">And Elise (the editor at Random House — the woman in this verse is unnamed in the score; the screen names her).</w:t>
+        <w:t xml:space="preserve">The book keeps growing without him — his agent, not a stranger, says so.</w:t>
       </w:r>
     </w:p>
     <w:p>
@@ -11557,16 +11444,42 @@
           <w:szCs w:val="18"/>
           <w:rFonts w:ascii="Courier New" w:cs="Courier New" w:eastAsia="Courier New" w:hAnsi="Courier New"/>
         </w:rPr>
-        <w:t xml:space="preserve">NOTIFICATION — Messages · Elise (Random House) (now): </w:t>
-      </w:r>
-      <w:r>
-        <w:rPr>
-          <w:color w:val="1a1d26"/>
-          <w:sz w:val="18"/>
-          <w:szCs w:val="18"/>
-          <w:rFonts w:ascii="Courier New" w:cs="Courier New" w:eastAsia="Courier New" w:hAnsi="Courier New"/>
-        </w:rPr>
-        <w:t xml:space="preserve">“paperback cover is in 🎉 celebratory drink sometime?”</w:t>
+        <w:t xml:space="preserve">TIME → </w:t>
+      </w:r>
+      <w:r>
+        <w:rPr>
+          <w:color w:val="1a1d26"/>
+          <w:sz w:val="18"/>
+          <w:szCs w:val="18"/>
+          <w:rFonts w:ascii="Courier New" w:cs="Courier New" w:eastAsia="Courier New" w:hAnsi="Courier New"/>
+        </w:rPr>
+        <w:t xml:space="preserve">11:25</w:t>
+      </w:r>
+    </w:p>
+    <w:p>
+      <w:pPr>
+        <w:spacing w:after="14"/>
+        <w:ind w:left="280"/>
+      </w:pPr>
+      <w:r>
+        <w:rPr>
+          <w:b/>
+          <w:bCs/>
+          <w:color w:val="1a1d26"/>
+          <w:sz w:val="18"/>
+          <w:szCs w:val="18"/>
+          <w:rFonts w:ascii="Courier New" w:cs="Courier New" w:eastAsia="Courier New" w:hAnsi="Courier New"/>
+        </w:rPr>
+        <w:t xml:space="preserve">NOTIFICATION — Messages · Linda Whitfield (now): </w:t>
+      </w:r>
+      <w:r>
+        <w:rPr>
+          <w:color w:val="1a1d26"/>
+          <w:sz w:val="18"/>
+          <w:szCs w:val="18"/>
+          <w:rFonts w:ascii="Courier New" w:cs="Courier New" w:eastAsia="Courier New" w:hAnsi="Courier New"/>
+        </w:rPr>
+        <w:t xml:space="preserve">“third printing confirmed. do NOT post it yet 🍾”</w:t>
       </w:r>
     </w:p>
     <w:p>
@@ -11650,7 +11563,7 @@
           <w:szCs w:val="22"/>
           <w:rFonts w:ascii="Courier New" w:cs="Courier New" w:eastAsia="Courier New" w:hAnsi="Courier New"/>
         </w:rPr>
-        <w:t xml:space="preserve">9.6</w:t>
+        <w:t xml:space="preserve">9.5</w:t>
       </w:r>
       <w:r>
         <w:rPr>
@@ -11659,7 +11572,7 @@
           <w:szCs w:val="17"/>
           <w:rFonts w:ascii="Courier New" w:cs="Courier New" w:eastAsia="Courier New" w:hAnsi="Courier New"/>
         </w:rPr>
-        <w:t xml:space="preserve">  SL · JAMIE</w:t>
+        <w:t xml:space="preserve">  SL · JAMIE · Lock screen</w:t>
       </w:r>
       <w:r>
         <w:rPr>
@@ -11670,7 +11583,7 @@
           <w:szCs w:val="19"/>
           <w:rFonts w:ascii="Georgia" w:cs="Georgia" w:eastAsia="Georgia" w:hAnsi="Georgia"/>
         </w:rPr>
-        <w:t xml:space="preserve">   —  “It’s not a problem, just a challenge, it’s a challenge to” — the *SECOND* time; GO ON *resist temptation*</w:t>
+        <w:t xml:space="preserve">   —  “It’s not a problem, just a challenge, it’s a challenge to” — GO ON *resist temptation*</w:t>
       </w:r>
     </w:p>
     <w:p>
@@ -11685,7 +11598,7 @@
           <w:szCs w:val="19"/>
           <w:rFonts w:ascii="Georgia" w:cs="Georgia" w:eastAsia="Georgia" w:hAnsi="Georgia"/>
         </w:rPr>
-        <w:t xml:space="preserve">ONE GO, two beats. The last comment lands — front row, a reader who will be in the room tonight — and the house gets a moment to read it. Then his phone goes and the stage becomes hers: the calendar rolls BACK, OCTOBER · YEAR 4 to APRIL · YEAR 3, and holds in the centre. This is the Ohio audition, the one she gets.</w:t>
+        <w:t xml:space="preserve">And Elise (the editor at Random House — the woman in this verse is unnamed in the score; the screen names her).</w:t>
       </w:r>
     </w:p>
     <w:p>
@@ -11719,146 +11632,16 @@
           <w:szCs w:val="18"/>
           <w:rFonts w:ascii="Courier New" w:cs="Courier New" w:eastAsia="Courier New" w:hAnsi="Courier New"/>
         </w:rPr>
-        <w:t xml:space="preserve">TIME → </w:t>
-      </w:r>
-      <w:r>
-        <w:rPr>
-          <w:color w:val="1a1d26"/>
-          <w:sz w:val="18"/>
-          <w:szCs w:val="18"/>
-          <w:rFonts w:ascii="Courier New" w:cs="Courier New" w:eastAsia="Courier New" w:hAnsi="Courier New"/>
-        </w:rPr>
-        <w:t xml:space="preserve">11:29</w:t>
-      </w:r>
-    </w:p>
-    <w:p>
-      <w:pPr>
-        <w:spacing w:after="14"/>
-        <w:ind w:left="280"/>
-      </w:pPr>
-      <w:r>
-        <w:rPr>
-          <w:b/>
-          <w:bCs/>
-          <w:color w:val="1a1d26"/>
-          <w:sz w:val="18"/>
-          <w:szCs w:val="18"/>
-          <w:rFonts w:ascii="Courier New" w:cs="Courier New" w:eastAsia="Courier New" w:hAnsi="Courier New"/>
-        </w:rPr>
-        <w:t xml:space="preserve">NOTIFICATION — Instagram · novel.annie (now): </w:t>
-      </w:r>
-      <w:r>
-        <w:rPr>
-          <w:color w:val="1a1d26"/>
-          <w:sz w:val="18"/>
-          <w:szCs w:val="18"/>
-          <w:rFonts w:ascii="Courier New" w:cs="Courier New" w:eastAsia="Courier New" w:hAnsi="Courier New"/>
-        </w:rPr>
-        <w:t xml:space="preserve">“commented: front row at your reading tonight 🙋‍♀️”</w:t>
-      </w:r>
-    </w:p>
-    <w:p>
-      <w:pPr>
-        <w:spacing w:after="14"/>
-        <w:ind w:left="280"/>
-      </w:pPr>
-      <w:r>
-        <w:rPr>
-          <w:b/>
-          <w:bCs/>
-          <w:color w:val="1a1d26"/>
-          <w:sz w:val="18"/>
-          <w:szCs w:val="18"/>
-          <w:rFonts w:ascii="Courier New" w:cs="Courier New" w:eastAsia="Courier New" w:hAnsi="Courier New"/>
-        </w:rPr>
-        <w:t xml:space="preserve">  … a beat (auto-timed, </w:t>
-      </w:r>
-      <w:r>
-        <w:rPr>
-          <w:color w:val="1a1d26"/>
-          <w:sz w:val="18"/>
-          <w:szCs w:val="18"/>
-          <w:rFonts w:ascii="Courier New" w:cs="Courier New" w:eastAsia="Courier New" w:hAnsi="Courier New"/>
-        </w:rPr>
-        <w:t xml:space="preserve">3.4 s)</w:t>
-      </w:r>
-    </w:p>
-    <w:p>
-      <w:pPr>
-        <w:spacing w:after="14"/>
-        <w:ind w:left="280"/>
-      </w:pPr>
-      <w:r>
-        <w:rPr>
-          <w:b/>
-          <w:bCs/>
-          <w:color w:val="1a1d26"/>
-          <w:sz w:val="18"/>
-          <w:szCs w:val="18"/>
-          <w:rFonts w:ascii="Courier New" w:cs="Courier New" w:eastAsia="Courier New" w:hAnsi="Courier New"/>
-        </w:rPr>
-        <w:t xml:space="preserve">PHONE AWAY — </w:t>
-      </w:r>
-      <w:r>
-        <w:rPr>
-          <w:color w:val="1a1d26"/>
-          <w:sz w:val="18"/>
-          <w:szCs w:val="18"/>
-          <w:rFonts w:ascii="Courier New" w:cs="Courier New" w:eastAsia="Courier New" w:hAnsi="Courier New"/>
-        </w:rPr>
-        <w:t xml:space="preserve">the phone drops; the calendar returns to center-stage</w:t>
-      </w:r>
-    </w:p>
-    <w:p>
-      <w:pPr>
-        <w:spacing w:after="14"/>
-        <w:ind w:left="280"/>
-      </w:pPr>
-      <w:r>
-        <w:rPr>
-          <w:b/>
-          <w:bCs/>
-          <w:color w:val="1a1d26"/>
-          <w:sz w:val="18"/>
-          <w:szCs w:val="18"/>
-          <w:rFonts w:ascii="Courier New" w:cs="Courier New" w:eastAsia="Courier New" w:hAnsi="Courier New"/>
-        </w:rPr>
-        <w:t xml:space="preserve">TIME → </w:t>
-      </w:r>
-      <w:r>
-        <w:rPr>
-          <w:color w:val="1a1d26"/>
-          <w:sz w:val="18"/>
-          <w:szCs w:val="18"/>
-          <w:rFonts w:ascii="Courier New" w:cs="Courier New" w:eastAsia="Courier New" w:hAnsi="Courier New"/>
-        </w:rPr>
-        <w:t xml:space="preserve">2:20 · Tuesday, April 16, 2024 — the house reads APRIL · YEAR 3; the calendar pages roll to it under the TIME WARP music (forward tears, backward settles) before any device appears</w:t>
-      </w:r>
-    </w:p>
-    <w:p>
-      <w:pPr>
-        <w:spacing w:after="14"/>
-        <w:ind w:left="280"/>
-      </w:pPr>
-      <w:r>
-        <w:rPr>
-          <w:b/>
-          <w:bCs/>
-          <w:color w:val="1a1d26"/>
-          <w:sz w:val="18"/>
-          <w:szCs w:val="18"/>
-          <w:rFonts w:ascii="Courier New" w:cs="Courier New" w:eastAsia="Courier New" w:hAnsi="Courier New"/>
-        </w:rPr>
-        <w:t xml:space="preserve">ERA FOOT LINE → </w:t>
-      </w:r>
-      <w:r>
-        <w:rPr>
-          <w:color w:val="1a1d26"/>
-          <w:sz w:val="18"/>
-          <w:szCs w:val="18"/>
-          <w:rFonts w:ascii="Courier New" w:cs="Courier New" w:eastAsia="Courier New" w:hAnsi="Courier New"/>
-        </w:rPr>
-        <w:t xml:space="preserve">“Cathy’s Ohio audition”</w:t>
+        <w:t xml:space="preserve">NOTIFICATION — Messages · Elise (Random House) (now): </w:t>
+      </w:r>
+      <w:r>
+        <w:rPr>
+          <w:color w:val="1a1d26"/>
+          <w:sz w:val="18"/>
+          <w:szCs w:val="18"/>
+          <w:rFonts w:ascii="Courier New" w:cs="Courier New" w:eastAsia="Courier New" w:hAnsi="Courier New"/>
+        </w:rPr>
+        <w:t xml:space="preserve">“paperback cover is in 🎉 celebratory drink sometime?”</w:t>
       </w:r>
     </w:p>
     <w:p>
@@ -11895,21 +11678,6 @@
     </w:p>
     <w:p>
       <w:pPr>
-        <w:spacing w:after="14"/>
-        <w:ind w:left="280"/>
-      </w:pPr>
-      <w:r>
-        <w:rPr>
-          <w:color w:val="3a3f4d"/>
-          <w:sz w:val="18"/>
-          <w:szCs w:val="18"/>
-          <w:rFonts w:ascii="Georgia" w:cs="Georgia" w:eastAsia="Georgia" w:hAnsi="Georgia"/>
-        </w:rPr>
-        <w:t xml:space="preserve">the device drops; the calendar takes center-stage (never black — true black is the curtain only)</w:t>
-      </w:r>
-    </w:p>
-    <w:p>
-      <w:pPr>
         <w:keepNext/>
         <w:spacing w:before="26" w:after="20"/>
       </w:pPr>
@@ -11938,49 +11706,6 @@
           <w:rFonts w:ascii="Georgia" w:cs="Georgia" w:eastAsia="Georgia" w:hAnsi="Georgia"/>
         </w:rPr>
         <w:t xml:space="preserve">notification tri-tone (soft)</w:t>
-      </w:r>
-    </w:p>
-    <w:p>
-      <w:pPr>
-        <w:spacing w:after="14"/>
-        <w:ind w:left="280"/>
-      </w:pPr>
-      <w:r>
-        <w:rPr>
-          <w:color w:val="6a5a20"/>
-          <w:sz w:val="18"/>
-          <w:szCs w:val="18"/>
-          <w:rFonts w:ascii="Georgia" w:cs="Georgia" w:eastAsia="Georgia" w:hAnsi="Georgia"/>
-        </w:rPr>
-        <w:t xml:space="preserve">room tone out</w:t>
-      </w:r>
-    </w:p>
-    <w:p>
-      <w:pPr>
-        <w:shd w:fill="faf3dc" w:val="clear"/>
-        <w:spacing w:before="30" w:after="14"/>
-      </w:pPr>
-      <w:r>
-        <w:rPr>
-          <w:b/>
-          <w:bCs/>
-          <w:color w:val="8a6d10"/>
-          <w:sz w:val="17"/>
-          <w:szCs w:val="17"/>
-          <w:rFonts w:ascii="Courier New" w:cs="Courier New" w:eastAsia="Courier New" w:hAnsi="Courier New"/>
-        </w:rPr>
-        <w:t xml:space="preserve">HOLD · </w:t>
-      </w:r>
-      <w:r>
-        <w:rPr>
-          <w:i/>
-          <w:iCs/>
-          <w:color w:val="8a6d10"/>
-          <w:sz w:val="18"/>
-          <w:szCs w:val="18"/>
-          <w:rFonts w:ascii="Georgia" w:cs="Georgia" w:eastAsia="Georgia" w:hAnsi="Georgia"/>
-        </w:rPr>
-        <w:t xml:space="preserve">Hold on the card through her audition. The next GO brings him back.</w:t>
       </w:r>
     </w:p>
     <w:p>
@@ -12000,7 +11725,7 @@
           <w:szCs w:val="22"/>
           <w:rFonts w:ascii="Courier New" w:cs="Courier New" w:eastAsia="Courier New" w:hAnsi="Courier New"/>
         </w:rPr>
-        <w:t xml:space="preserve">9.6a</w:t>
+        <w:t xml:space="preserve">9.6</w:t>
       </w:r>
       <w:r>
         <w:rPr>
@@ -12009,7 +11734,7 @@
           <w:szCs w:val="17"/>
           <w:rFonts w:ascii="Courier New" w:cs="Courier New" w:eastAsia="Courier New" w:hAnsi="Courier New"/>
         </w:rPr>
-        <w:t xml:space="preserve">  SL · JAMIE · Lock screen</w:t>
+        <w:t xml:space="preserve">  SL · JAMIE</w:t>
       </w:r>
       <w:r>
         <w:rPr>
@@ -12020,7 +11745,7 @@
           <w:szCs w:val="19"/>
           <w:rFonts w:ascii="Georgia" w:cs="Georgia" w:eastAsia="Georgia" w:hAnsi="Georgia"/>
         </w:rPr>
-        <w:t xml:space="preserve">   —  CATHY: “When finally you come home to me” — GO back to Jamie</w:t>
+        <w:t xml:space="preserve">   —  “It’s not a problem, just a challenge, it’s a challenge to” — the *SECOND* time; GO ON *resist temptation*</w:t>
       </w:r>
     </w:p>
     <w:p>
@@ -12035,7 +11760,7 @@
           <w:szCs w:val="19"/>
           <w:rFonts w:ascii="Georgia" w:cs="Georgia" w:eastAsia="Georgia" w:hAnsi="Georgia"/>
         </w:rPr>
-        <w:t xml:space="preserve">The calendar rolls FORWARD home — APRIL · YEAR 3 to OCTOBER · YEAR 4 — and docks; his phone comes back exactly as he left it, the whole stack still on the lock screen.</w:t>
+        <w:t xml:space="preserve">ONE GO, two beats. The last comment lands — front row, a reader who will be in the room tonight — and the house gets a moment to read it. Then his phone goes and the stage becomes hers: the calendar rolls BACK, OCTOBER · YEAR 4 to APRIL · YEAR 3, and holds in the centre. This is the Ohio audition, the one she gets.</w:t>
       </w:r>
     </w:p>
     <w:p>
@@ -12078,7 +11803,111 @@
           <w:szCs w:val="18"/>
           <w:rFonts w:ascii="Courier New" w:cs="Courier New" w:eastAsia="Courier New" w:hAnsi="Courier New"/>
         </w:rPr>
-        <w:t xml:space="preserve">11:31 · Friday, October 18, 2024 — the house reads OCTOBER · YEAR 4; the calendar pages roll to it under the TIME WARP music (forward tears, backward settles) before any device appears</w:t>
+        <w:t xml:space="preserve">11:29</w:t>
+      </w:r>
+    </w:p>
+    <w:p>
+      <w:pPr>
+        <w:spacing w:after="14"/>
+        <w:ind w:left="280"/>
+      </w:pPr>
+      <w:r>
+        <w:rPr>
+          <w:b/>
+          <w:bCs/>
+          <w:color w:val="1a1d26"/>
+          <w:sz w:val="18"/>
+          <w:szCs w:val="18"/>
+          <w:rFonts w:ascii="Courier New" w:cs="Courier New" w:eastAsia="Courier New" w:hAnsi="Courier New"/>
+        </w:rPr>
+        <w:t xml:space="preserve">NOTIFICATION — Instagram · novel.annie (now): </w:t>
+      </w:r>
+      <w:r>
+        <w:rPr>
+          <w:color w:val="1a1d26"/>
+          <w:sz w:val="18"/>
+          <w:szCs w:val="18"/>
+          <w:rFonts w:ascii="Courier New" w:cs="Courier New" w:eastAsia="Courier New" w:hAnsi="Courier New"/>
+        </w:rPr>
+        <w:t xml:space="preserve">“commented: front row at your reading tonight 🙋‍♀️”</w:t>
+      </w:r>
+    </w:p>
+    <w:p>
+      <w:pPr>
+        <w:spacing w:after="14"/>
+        <w:ind w:left="280"/>
+      </w:pPr>
+      <w:r>
+        <w:rPr>
+          <w:b/>
+          <w:bCs/>
+          <w:color w:val="1a1d26"/>
+          <w:sz w:val="18"/>
+          <w:szCs w:val="18"/>
+          <w:rFonts w:ascii="Courier New" w:cs="Courier New" w:eastAsia="Courier New" w:hAnsi="Courier New"/>
+        </w:rPr>
+        <w:t xml:space="preserve">  … a beat (auto-timed, </w:t>
+      </w:r>
+      <w:r>
+        <w:rPr>
+          <w:color w:val="1a1d26"/>
+          <w:sz w:val="18"/>
+          <w:szCs w:val="18"/>
+          <w:rFonts w:ascii="Courier New" w:cs="Courier New" w:eastAsia="Courier New" w:hAnsi="Courier New"/>
+        </w:rPr>
+        <w:t xml:space="preserve">3.4 s)</w:t>
+      </w:r>
+    </w:p>
+    <w:p>
+      <w:pPr>
+        <w:spacing w:after="14"/>
+        <w:ind w:left="280"/>
+      </w:pPr>
+      <w:r>
+        <w:rPr>
+          <w:b/>
+          <w:bCs/>
+          <w:color w:val="1a1d26"/>
+          <w:sz w:val="18"/>
+          <w:szCs w:val="18"/>
+          <w:rFonts w:ascii="Courier New" w:cs="Courier New" w:eastAsia="Courier New" w:hAnsi="Courier New"/>
+        </w:rPr>
+        <w:t xml:space="preserve">PHONE AWAY — </w:t>
+      </w:r>
+      <w:r>
+        <w:rPr>
+          <w:color w:val="1a1d26"/>
+          <w:sz w:val="18"/>
+          <w:szCs w:val="18"/>
+          <w:rFonts w:ascii="Courier New" w:cs="Courier New" w:eastAsia="Courier New" w:hAnsi="Courier New"/>
+        </w:rPr>
+        <w:t xml:space="preserve">the phone drops; the calendar returns to center-stage</w:t>
+      </w:r>
+    </w:p>
+    <w:p>
+      <w:pPr>
+        <w:spacing w:after="14"/>
+        <w:ind w:left="280"/>
+      </w:pPr>
+      <w:r>
+        <w:rPr>
+          <w:b/>
+          <w:bCs/>
+          <w:color w:val="1a1d26"/>
+          <w:sz w:val="18"/>
+          <w:szCs w:val="18"/>
+          <w:rFonts w:ascii="Courier New" w:cs="Courier New" w:eastAsia="Courier New" w:hAnsi="Courier New"/>
+        </w:rPr>
+        <w:t xml:space="preserve">TIME → </w:t>
+      </w:r>
+      <w:r>
+        <w:rPr>
+          <w:color w:val="1a1d26"/>
+          <w:sz w:val="18"/>
+          <w:szCs w:val="18"/>
+          <w:rFonts w:ascii="Courier New" w:cs="Courier New" w:eastAsia="Courier New" w:hAnsi="Courier New"/>
+        </w:rPr>
+        <w:t xml:space="preserve">2:20 · Tuesday, April 16, 2024 — the house reads APRIL · YEAR 3; the calendar pages roll to it under the TIME WARP music (forward tears, backward settles) before any device appears</w:t>
       </w:r>
     </w:p>
     <w:p>
@@ -12104,7 +11933,7 @@
           <w:szCs w:val="18"/>
           <w:rFonts w:ascii="Courier New" w:cs="Courier New" w:eastAsia="Courier New" w:hAnsi="Courier New"/>
         </w:rPr>
-        <w:t xml:space="preserve">“five months married”</w:t>
+        <w:t xml:space="preserve">“Cathy’s Ohio audition”</w:t>
       </w:r>
     </w:p>
     <w:p>
@@ -12136,12 +11965,28 @@
           <w:szCs w:val="18"/>
           <w:rFonts w:ascii="Georgia" w:cs="Georgia" w:eastAsia="Georgia" w:hAnsi="Georgia"/>
         </w:rPr>
-        <w:t xml:space="preserve">the iPhone shell appears — JAMIE’s screen</w:t>
-      </w:r>
-    </w:p>
-    <w:p>
-      <w:pPr>
-        <w:spacing w:before="30" w:after="14"/>
+        <w:t xml:space="preserve">sound: receive ding</w:t>
+      </w:r>
+    </w:p>
+    <w:p>
+      <w:pPr>
+        <w:spacing w:after="14"/>
+        <w:ind w:left="280"/>
+      </w:pPr>
+      <w:r>
+        <w:rPr>
+          <w:color w:val="3a3f4d"/>
+          <w:sz w:val="18"/>
+          <w:szCs w:val="18"/>
+          <w:rFonts w:ascii="Georgia" w:cs="Georgia" w:eastAsia="Georgia" w:hAnsi="Georgia"/>
+        </w:rPr>
+        <w:t xml:space="preserve">the device drops; the calendar takes center-stage (never black — true black is the curtain only)</w:t>
+      </w:r>
+    </w:p>
+    <w:p>
+      <w:pPr>
+        <w:keepNext/>
+        <w:spacing w:before="26" w:after="20"/>
       </w:pPr>
       <w:r>
         <w:rPr>
@@ -12152,16 +11997,65 @@
           <w:szCs w:val="16"/>
           <w:rFonts w:ascii="Courier New" w:cs="Courier New" w:eastAsia="Courier New" w:hAnsi="Courier New"/>
         </w:rPr>
-        <w:t xml:space="preserve">PHONES  </w:t>
-      </w:r>
-      <w:r>
-        <w:rPr>
-          <w:color w:val="6b7280"/>
+        <w:t xml:space="preserve">SOUND</w:t>
+      </w:r>
+    </w:p>
+    <w:p>
+      <w:pPr>
+        <w:spacing w:after="14"/>
+        <w:ind w:left="280"/>
+      </w:pPr>
+      <w:r>
+        <w:rPr>
+          <w:color w:val="6a5a20"/>
+          <w:sz w:val="18"/>
+          <w:szCs w:val="18"/>
+          <w:rFonts w:ascii="Georgia" w:cs="Georgia" w:eastAsia="Georgia" w:hAnsi="Georgia"/>
+        </w:rPr>
+        <w:t xml:space="preserve">notification tri-tone (soft)</w:t>
+      </w:r>
+    </w:p>
+    <w:p>
+      <w:pPr>
+        <w:spacing w:after="14"/>
+        <w:ind w:left="280"/>
+      </w:pPr>
+      <w:r>
+        <w:rPr>
+          <w:color w:val="6a5a20"/>
+          <w:sz w:val="18"/>
+          <w:szCs w:val="18"/>
+          <w:rFonts w:ascii="Georgia" w:cs="Georgia" w:eastAsia="Georgia" w:hAnsi="Georgia"/>
+        </w:rPr>
+        <w:t xml:space="preserve">room tone out</w:t>
+      </w:r>
+    </w:p>
+    <w:p>
+      <w:pPr>
+        <w:shd w:fill="faf3dc" w:val="clear"/>
+        <w:spacing w:before="30" w:after="14"/>
+      </w:pPr>
+      <w:r>
+        <w:rPr>
+          <w:b/>
+          <w:bCs/>
+          <w:color w:val="8a6d10"/>
           <w:sz w:val="17"/>
           <w:szCs w:val="17"/>
           <w:rFonts w:ascii="Courier New" w:cs="Courier New" w:eastAsia="Courier New" w:hAnsi="Courier New"/>
         </w:rPr>
-        <w:t xml:space="preserve">SL = Lock screen  ·  stamp “five months married”  ·  clock 11:31</w:t>
+        <w:t xml:space="preserve">HOLD · </w:t>
+      </w:r>
+      <w:r>
+        <w:rPr>
+          <w:i/>
+          <w:iCs/>
+          <w:color w:val="8a6d10"/>
+          <w:sz w:val="18"/>
+          <w:szCs w:val="18"/>
+          <w:rFonts w:ascii="Georgia" w:cs="Georgia" w:eastAsia="Georgia" w:hAnsi="Georgia"/>
+        </w:rPr>
+        <w:t xml:space="preserve">Hold on the card through her audition. The next GO brings him back.</w:t>
       </w:r>
     </w:p>
     <w:p>
@@ -12181,7 +12075,7 @@
           <w:szCs w:val="22"/>
           <w:rFonts w:ascii="Courier New" w:cs="Courier New" w:eastAsia="Courier New" w:hAnsi="Courier New"/>
         </w:rPr>
-        <w:t xml:space="preserve">9.7</w:t>
+        <w:t xml:space="preserve">9.6a</w:t>
       </w:r>
       <w:r>
         <w:rPr>
@@ -12190,7 +12084,7 @@
           <w:szCs w:val="17"/>
           <w:rFonts w:ascii="Courier New" w:cs="Courier New" w:eastAsia="Courier New" w:hAnsi="Courier New"/>
         </w:rPr>
-        <w:t xml:space="preserve">  SL · JAMIE</w:t>
+        <w:t xml:space="preserve">  SL · JAMIE · Lock screen</w:t>
       </w:r>
       <w:r>
         <w:rPr>
@@ -12201,7 +12095,7 @@
           <w:szCs w:val="19"/>
           <w:rFonts w:ascii="Georgia" w:cs="Georgia" w:eastAsia="Georgia" w:hAnsi="Georgia"/>
         </w:rPr>
-        <w:t xml:space="preserve">   —  FINAL CHORD — the last note of the song</w:t>
+        <w:t xml:space="preserve">   —  CATHY: “When finally you come home to me” — GO back to Jamie</w:t>
       </w:r>
     </w:p>
     <w:p>
@@ -12216,7 +12110,7 @@
           <w:szCs w:val="19"/>
           <w:rFonts w:ascii="Georgia" w:cs="Georgia" w:eastAsia="Georgia" w:hAnsi="Georgia"/>
         </w:rPr>
-        <w:t xml:space="preserve">The phone drops; OCTOBER · YEAR 4 holds center.</w:t>
+        <w:t xml:space="preserve">The calendar rolls FORWARD home — APRIL · YEAR 3 to OCTOBER · YEAR 4 — and docks; his phone comes back exactly as he left it, the whole stack still on the lock screen.</w:t>
       </w:r>
     </w:p>
     <w:p>
@@ -12250,16 +12144,42 @@
           <w:szCs w:val="18"/>
           <w:rFonts w:ascii="Courier New" w:cs="Courier New" w:eastAsia="Courier New" w:hAnsi="Courier New"/>
         </w:rPr>
-        <w:t xml:space="preserve">PHONE AWAY — </w:t>
-      </w:r>
-      <w:r>
-        <w:rPr>
-          <w:color w:val="1a1d26"/>
-          <w:sz w:val="18"/>
-          <w:szCs w:val="18"/>
-          <w:rFonts w:ascii="Courier New" w:cs="Courier New" w:eastAsia="Courier New" w:hAnsi="Courier New"/>
-        </w:rPr>
-        <w:t xml:space="preserve">the phone drops; the calendar returns to center-stage</w:t>
+        <w:t xml:space="preserve">TIME → </w:t>
+      </w:r>
+      <w:r>
+        <w:rPr>
+          <w:color w:val="1a1d26"/>
+          <w:sz w:val="18"/>
+          <w:szCs w:val="18"/>
+          <w:rFonts w:ascii="Courier New" w:cs="Courier New" w:eastAsia="Courier New" w:hAnsi="Courier New"/>
+        </w:rPr>
+        <w:t xml:space="preserve">11:31 · Friday, October 18, 2024 — the house reads OCTOBER · YEAR 4; the calendar pages roll to it under the TIME WARP music (forward tears, backward settles) before any device appears</w:t>
+      </w:r>
+    </w:p>
+    <w:p>
+      <w:pPr>
+        <w:spacing w:after="14"/>
+        <w:ind w:left="280"/>
+      </w:pPr>
+      <w:r>
+        <w:rPr>
+          <w:b/>
+          <w:bCs/>
+          <w:color w:val="1a1d26"/>
+          <w:sz w:val="18"/>
+          <w:szCs w:val="18"/>
+          <w:rFonts w:ascii="Courier New" w:cs="Courier New" w:eastAsia="Courier New" w:hAnsi="Courier New"/>
+        </w:rPr>
+        <w:t xml:space="preserve">ERA FOOT LINE → </w:t>
+      </w:r>
+      <w:r>
+        <w:rPr>
+          <w:color w:val="1a1d26"/>
+          <w:sz w:val="18"/>
+          <w:szCs w:val="18"/>
+          <w:rFonts w:ascii="Courier New" w:cs="Courier New" w:eastAsia="Courier New" w:hAnsi="Courier New"/>
+        </w:rPr>
+        <w:t xml:space="preserve">“five months married”</w:t>
       </w:r>
     </w:p>
     <w:p>
@@ -12291,13 +12211,12 @@
           <w:szCs w:val="18"/>
           <w:rFonts w:ascii="Georgia" w:cs="Georgia" w:eastAsia="Georgia" w:hAnsi="Georgia"/>
         </w:rPr>
-        <w:t xml:space="preserve">the device drops; the calendar takes center-stage (never black — true black is the curtain only)</w:t>
-      </w:r>
-    </w:p>
-    <w:p>
-      <w:pPr>
-        <w:keepNext/>
-        <w:spacing w:before="26" w:after="20"/>
+        <w:t xml:space="preserve">the iPhone shell appears — JAMIE’s screen</w:t>
+      </w:r>
+    </w:p>
+    <w:p>
+      <w:pPr>
+        <w:spacing w:before="30" w:after="14"/>
       </w:pPr>
       <w:r>
         <w:rPr>
@@ -12308,64 +12227,16 @@
           <w:szCs w:val="16"/>
           <w:rFonts w:ascii="Courier New" w:cs="Courier New" w:eastAsia="Courier New" w:hAnsi="Courier New"/>
         </w:rPr>
-        <w:t xml:space="preserve">SOUND</w:t>
-      </w:r>
-    </w:p>
-    <w:p>
-      <w:pPr>
-        <w:spacing w:after="14"/>
-        <w:ind w:left="280"/>
-      </w:pPr>
-      <w:r>
-        <w:rPr>
-          <w:color w:val="6a5a20"/>
-          <w:sz w:val="18"/>
-          <w:szCs w:val="18"/>
-          <w:rFonts w:ascii="Georgia" w:cs="Georgia" w:eastAsia="Georgia" w:hAnsi="Georgia"/>
-        </w:rPr>
-        <w:t xml:space="preserve">room tone out</w:t>
-      </w:r>
-    </w:p>
-    <w:p>
-      <w:pPr>
-        <w:pStyle w:val="Heading1"/>
-        <w:pageBreakBefore/>
-        <w:spacing w:before="200" w:after="60"/>
-      </w:pPr>
-      <w:r>
-        <w:rPr>
-          <w:b/>
-          <w:bCs/>
-          <w:color w:val="1a1d26"/>
-          <w:sz w:val="40"/>
-          <w:szCs w:val="40"/>
-          <w:rFonts w:ascii="Georgia" w:cs="Georgia" w:eastAsia="Georgia" w:hAnsi="Georgia"/>
-        </w:rPr>
-        <w:t xml:space="preserve">10 · Climbing Uphill</w:t>
-      </w:r>
-      <w:r>
-        <w:rPr>
-          <w:color w:val="c2447a"/>
-          <w:sz w:val="18"/>
-          <w:szCs w:val="18"/>
-          <w:rFonts w:ascii="Courier New" w:cs="Courier New" w:eastAsia="Courier New" w:hAnsi="Courier New"/>
-        </w:rPr>
-        <w:t xml:space="preserve">   CATHY SINGS · 6 FIRES</w:t>
-      </w:r>
-    </w:p>
-    <w:p>
-      <w:pPr>
-        <w:shd w:fill="eef0f4" w:val="clear"/>
-        <w:spacing w:after="200"/>
-      </w:pPr>
-      <w:r>
-        <w:rPr>
-          <w:color w:val="1a1d26"/>
-          <w:sz w:val="19"/>
-          <w:szCs w:val="19"/>
-          <w:rFonts w:ascii="Georgia" w:cs="Georgia" w:eastAsia="Georgia" w:hAnsi="Georgia"/>
-        </w:rPr>
-        <w:t xml:space="preserve">THE AUDITION SEQUENCE, AND WHAT HE IS DOING MEANWHILE. “break a leg” lands before her first note — lowercase, three seconds of effort — then a rejection over the lock screen. From there the calendar carries it: her phone drops and time jumps forward to JANUARY · YEAR 5, where she calls him and he picks up after two buzzes; back to FEBRUARY · YEAR 3, audition season, where we left her; forward to FEBRUARY · YEAR 5 and his book reading; and back to NOVEMBER · YEAR 3 — her audition prep, the first time the card says so — to hold to the end of the song.</w:t>
+        <w:t xml:space="preserve">PHONES  </w:t>
+      </w:r>
+      <w:r>
+        <w:rPr>
+          <w:color w:val="6b7280"/>
+          <w:sz w:val="17"/>
+          <w:szCs w:val="17"/>
+          <w:rFonts w:ascii="Courier New" w:cs="Courier New" w:eastAsia="Courier New" w:hAnsi="Courier New"/>
+        </w:rPr>
+        <w:t xml:space="preserve">SL = Lock screen  ·  stamp “five months married”  ·  clock 11:31</w:t>
       </w:r>
     </w:p>
     <w:p>
@@ -12385,7 +12256,7 @@
           <w:szCs w:val="22"/>
           <w:rFonts w:ascii="Courier New" w:cs="Courier New" w:eastAsia="Courier New" w:hAnsi="Courier New"/>
         </w:rPr>
-        <w:t xml:space="preserve">10.1</w:t>
+        <w:t xml:space="preserve">9.7</w:t>
       </w:r>
       <w:r>
         <w:rPr>
@@ -12394,7 +12265,7 @@
           <w:szCs w:val="17"/>
           <w:rFonts w:ascii="Courier New" w:cs="Courier New" w:eastAsia="Courier New" w:hAnsi="Courier New"/>
         </w:rPr>
-        <w:t xml:space="preserve">  SR · CATHY · Lock screen</w:t>
+        <w:t xml:space="preserve">  SL · JAMIE</w:t>
       </w:r>
       <w:r>
         <w:rPr>
@@ -12405,7 +12276,7 @@
           <w:szCs w:val="19"/>
           <w:rFonts w:ascii="Georgia" w:cs="Georgia" w:eastAsia="Georgia" w:hAnsi="Georgia"/>
         </w:rPr>
-        <w:t xml:space="preserve">   —  “I swear I will” — the last words of A Miracle Would Happen</w:t>
+        <w:t xml:space="preserve">   —  FINAL CHORD — the last note of the song</w:t>
       </w:r>
     </w:p>
     <w:p>
@@ -12420,7 +12291,7 @@
           <w:szCs w:val="19"/>
           <w:rFonts w:ascii="Georgia" w:cs="Georgia" w:eastAsia="Georgia" w:hAnsi="Georgia"/>
         </w:rPr>
-        <w:t xml:space="preserve">The calendar rolls BACK — OCTOBER · YEAR 4 → FEBRUARY · YEAR 3 — and docks; her phone rises, locked, in the audition hallway. A sign-in reminder sits on the lock screen; then his text lands on top: “break a leg” — lowercase, three seconds of effort.</w:t>
+        <w:t xml:space="preserve">The phone drops; OCTOBER · YEAR 4 holds center.</w:t>
       </w:r>
     </w:p>
     <w:p>
@@ -12454,146 +12325,16 @@
           <w:szCs w:val="18"/>
           <w:rFonts w:ascii="Courier New" w:cs="Courier New" w:eastAsia="Courier New" w:hAnsi="Courier New"/>
         </w:rPr>
-        <w:t xml:space="preserve">TIME → </w:t>
-      </w:r>
-      <w:r>
-        <w:rPr>
-          <w:color w:val="1a1d26"/>
-          <w:sz w:val="18"/>
-          <w:szCs w:val="18"/>
-          <w:rFonts w:ascii="Courier New" w:cs="Courier New" w:eastAsia="Courier New" w:hAnsi="Courier New"/>
-        </w:rPr>
-        <w:t xml:space="preserve">9:52 · Monday, February 5, 2024 — the house reads FEBRUARY · YEAR 3; the calendar pages roll to it under the TIME WARP music (forward tears, backward settles) before any device appears</w:t>
-      </w:r>
-    </w:p>
-    <w:p>
-      <w:pPr>
-        <w:spacing w:after="14"/>
-        <w:ind w:left="280"/>
-      </w:pPr>
-      <w:r>
-        <w:rPr>
-          <w:b/>
-          <w:bCs/>
-          <w:color w:val="1a1d26"/>
-          <w:sz w:val="18"/>
-          <w:szCs w:val="18"/>
-          <w:rFonts w:ascii="Courier New" w:cs="Courier New" w:eastAsia="Courier New" w:hAnsi="Courier New"/>
-        </w:rPr>
-        <w:t xml:space="preserve">ERA FOOT LINE → </w:t>
-      </w:r>
-      <w:r>
-        <w:rPr>
-          <w:color w:val="1a1d26"/>
-          <w:sz w:val="18"/>
-          <w:szCs w:val="18"/>
-          <w:rFonts w:ascii="Courier New" w:cs="Courier New" w:eastAsia="Courier New" w:hAnsi="Courier New"/>
-        </w:rPr>
-        <w:t xml:space="preserve">“audition season”</w:t>
-      </w:r>
-    </w:p>
-    <w:p>
-      <w:pPr>
-        <w:spacing w:after="14"/>
-        <w:ind w:left="280"/>
-      </w:pPr>
-      <w:r>
-        <w:rPr>
-          <w:b/>
-          <w:bCs/>
-          <w:color w:val="1a1d26"/>
-          <w:sz w:val="18"/>
-          <w:szCs w:val="18"/>
-          <w:rFonts w:ascii="Courier New" w:cs="Courier New" w:eastAsia="Courier New" w:hAnsi="Courier New"/>
-        </w:rPr>
-        <w:t xml:space="preserve">  … a beat (auto-timed, </w:t>
-      </w:r>
-      <w:r>
-        <w:rPr>
-          <w:color w:val="1a1d26"/>
-          <w:sz w:val="18"/>
-          <w:szCs w:val="18"/>
-          <w:rFonts w:ascii="Courier New" w:cs="Courier New" w:eastAsia="Courier New" w:hAnsi="Courier New"/>
-        </w:rPr>
-        <w:t xml:space="preserve">0.7 s)</w:t>
-      </w:r>
-    </w:p>
-    <w:p>
-      <w:pPr>
-        <w:spacing w:after="14"/>
-        <w:ind w:left="280"/>
-      </w:pPr>
-      <w:r>
-        <w:rPr>
-          <w:b/>
-          <w:bCs/>
-          <w:color w:val="1a1d26"/>
-          <w:sz w:val="18"/>
-          <w:szCs w:val="18"/>
-          <w:rFonts w:ascii="Courier New" w:cs="Courier New" w:eastAsia="Courier New" w:hAnsi="Courier New"/>
-        </w:rPr>
-        <w:t xml:space="preserve">NOTIFICATION — Mail · Casting Networks (now): </w:t>
-      </w:r>
-      <w:r>
-        <w:rPr>
-          <w:color w:val="1a1d26"/>
-          <w:sz w:val="18"/>
-          <w:szCs w:val="18"/>
-          <w:rFonts w:ascii="Courier New" w:cs="Courier New" w:eastAsia="Courier New" w:hAnsi="Courier New"/>
-        </w:rPr>
-        <w:t xml:space="preserve">“Reminder: sign-in opens 10:00 AM — Equity chorus call”</w:t>
-      </w:r>
-    </w:p>
-    <w:p>
-      <w:pPr>
-        <w:spacing w:after="14"/>
-        <w:ind w:left="280"/>
-      </w:pPr>
-      <w:r>
-        <w:rPr>
-          <w:b/>
-          <w:bCs/>
-          <w:color w:val="1a1d26"/>
-          <w:sz w:val="18"/>
-          <w:szCs w:val="18"/>
-          <w:rFonts w:ascii="Courier New" w:cs="Courier New" w:eastAsia="Courier New" w:hAnsi="Courier New"/>
-        </w:rPr>
-        <w:t xml:space="preserve">  … a beat (auto-timed, </w:t>
-      </w:r>
-      <w:r>
-        <w:rPr>
-          <w:color w:val="1a1d26"/>
-          <w:sz w:val="18"/>
-          <w:szCs w:val="18"/>
-          <w:rFonts w:ascii="Courier New" w:cs="Courier New" w:eastAsia="Courier New" w:hAnsi="Courier New"/>
-        </w:rPr>
-        <w:t xml:space="preserve">3.0 s)</w:t>
-      </w:r>
-    </w:p>
-    <w:p>
-      <w:pPr>
-        <w:spacing w:after="14"/>
-        <w:ind w:left="280"/>
-      </w:pPr>
-      <w:r>
-        <w:rPr>
-          <w:b/>
-          <w:bCs/>
-          <w:color w:val="1a1d26"/>
-          <w:sz w:val="18"/>
-          <w:szCs w:val="18"/>
-          <w:rFonts w:ascii="Courier New" w:cs="Courier New" w:eastAsia="Courier New" w:hAnsi="Courier New"/>
-        </w:rPr>
-        <w:t xml:space="preserve">NOTIFICATION — Messages · Jamie 💙 (now): </w:t>
-      </w:r>
-      <w:r>
-        <w:rPr>
-          <w:color w:val="1a1d26"/>
-          <w:sz w:val="18"/>
-          <w:szCs w:val="18"/>
-          <w:rFonts w:ascii="Courier New" w:cs="Courier New" w:eastAsia="Courier New" w:hAnsi="Courier New"/>
-        </w:rPr>
-        <w:t xml:space="preserve">“break a leg”</w:t>
+        <w:t xml:space="preserve">PHONE AWAY — </w:t>
+      </w:r>
+      <w:r>
+        <w:rPr>
+          <w:color w:val="1a1d26"/>
+          <w:sz w:val="18"/>
+          <w:szCs w:val="18"/>
+          <w:rFonts w:ascii="Courier New" w:cs="Courier New" w:eastAsia="Courier New" w:hAnsi="Courier New"/>
+        </w:rPr>
+        <w:t xml:space="preserve">the phone drops; the calendar returns to center-stage</w:t>
       </w:r>
     </w:p>
     <w:p>
@@ -12625,22 +12366,7 @@
           <w:szCs w:val="18"/>
           <w:rFonts w:ascii="Georgia" w:cs="Georgia" w:eastAsia="Georgia" w:hAnsi="Georgia"/>
         </w:rPr>
-        <w:t xml:space="preserve">the iPhone shell appears — CATHY’s screen</w:t>
-      </w:r>
-    </w:p>
-    <w:p>
-      <w:pPr>
-        <w:spacing w:after="14"/>
-        <w:ind w:left="280"/>
-      </w:pPr>
-      <w:r>
-        <w:rPr>
-          <w:color w:val="3a3f4d"/>
-          <w:sz w:val="18"/>
-          <w:szCs w:val="18"/>
-          <w:rFonts w:ascii="Georgia" w:cs="Georgia" w:eastAsia="Georgia" w:hAnsi="Georgia"/>
-        </w:rPr>
-        <w:t xml:space="preserve">sound: receive ding</w:t>
+        <w:t xml:space="preserve">the device drops; the calendar takes center-stage (never black — true black is the curtain only)</w:t>
       </w:r>
     </w:p>
     <w:p>
@@ -12672,32 +12398,49 @@
           <w:szCs w:val="18"/>
           <w:rFonts w:ascii="Georgia" w:cs="Georgia" w:eastAsia="Georgia" w:hAnsi="Georgia"/>
         </w:rPr>
-        <w:t xml:space="preserve">notification tri-tone (soft)</w:t>
-      </w:r>
-    </w:p>
-    <w:p>
-      <w:pPr>
-        <w:spacing w:before="30" w:after="14"/>
-      </w:pPr>
-      <w:r>
-        <w:rPr>
-          <w:b/>
-          <w:bCs/>
-          <w:color w:val="6b7280"/>
-          <w:sz w:val="16"/>
-          <w:szCs w:val="16"/>
-          <w:rFonts w:ascii="Courier New" w:cs="Courier New" w:eastAsia="Courier New" w:hAnsi="Courier New"/>
-        </w:rPr>
-        <w:t xml:space="preserve">PHONES  </w:t>
-      </w:r>
-      <w:r>
-        <w:rPr>
-          <w:color w:val="6b7280"/>
-          <w:sz w:val="17"/>
-          <w:szCs w:val="17"/>
-          <w:rFonts w:ascii="Courier New" w:cs="Courier New" w:eastAsia="Courier New" w:hAnsi="Courier New"/>
-        </w:rPr>
-        <w:t xml:space="preserve">SR = Lock screen  ·  stamp “audition season”  ·  clock 9:52</w:t>
+        <w:t xml:space="preserve">room tone out</w:t>
+      </w:r>
+    </w:p>
+    <w:p>
+      <w:pPr>
+        <w:pStyle w:val="Heading1"/>
+        <w:pageBreakBefore/>
+        <w:spacing w:before="200" w:after="60"/>
+      </w:pPr>
+      <w:r>
+        <w:rPr>
+          <w:b/>
+          <w:bCs/>
+          <w:color w:val="1a1d26"/>
+          <w:sz w:val="40"/>
+          <w:szCs w:val="40"/>
+          <w:rFonts w:ascii="Georgia" w:cs="Georgia" w:eastAsia="Georgia" w:hAnsi="Georgia"/>
+        </w:rPr>
+        <w:t xml:space="preserve">10 · Climbing Uphill</w:t>
+      </w:r>
+      <w:r>
+        <w:rPr>
+          <w:color w:val="c2447a"/>
+          <w:sz w:val="18"/>
+          <w:szCs w:val="18"/>
+          <w:rFonts w:ascii="Courier New" w:cs="Courier New" w:eastAsia="Courier New" w:hAnsi="Courier New"/>
+        </w:rPr>
+        <w:t xml:space="preserve">   CATHY SINGS · 6 FIRES</w:t>
+      </w:r>
+    </w:p>
+    <w:p>
+      <w:pPr>
+        <w:shd w:fill="eef0f4" w:val="clear"/>
+        <w:spacing w:after="200"/>
+      </w:pPr>
+      <w:r>
+        <w:rPr>
+          <w:color w:val="1a1d26"/>
+          <w:sz w:val="19"/>
+          <w:szCs w:val="19"/>
+          <w:rFonts w:ascii="Georgia" w:cs="Georgia" w:eastAsia="Georgia" w:hAnsi="Georgia"/>
+        </w:rPr>
+        <w:t xml:space="preserve">THE AUDITION SEQUENCE, AND WHAT HE IS DOING MEANWHILE. “break a leg” lands before her first note — lowercase, three seconds of effort — then a rejection over the lock screen. From there the calendar carries it: her phone drops and time jumps forward to JANUARY · YEAR 5, where his phone rises already on the call with her, the timer running from 0:10; back to FEBRUARY · YEAR 3, audition season, where we left her; forward to FEBRUARY · YEAR 5 and his book reading; and back to NOVEMBER · YEAR 3 — her audition prep, the first time the card says so — to hold to the end of the song.</w:t>
       </w:r>
     </w:p>
     <w:p>
@@ -12717,7 +12460,7 @@
           <w:szCs w:val="22"/>
           <w:rFonts w:ascii="Courier New" w:cs="Courier New" w:eastAsia="Courier New" w:hAnsi="Courier New"/>
         </w:rPr>
-        <w:t xml:space="preserve">10.2</w:t>
+        <w:t xml:space="preserve">10.1</w:t>
       </w:r>
       <w:r>
         <w:rPr>
@@ -12737,7 +12480,7 @@
           <w:szCs w:val="19"/>
           <w:rFonts w:ascii="Georgia" w:cs="Georgia" w:eastAsia="Georgia" w:hAnsi="Georgia"/>
         </w:rPr>
-        <w:t xml:space="preserve">   —  CATHY: “Okay, thank you. Thank you so much.” — her first spoken line</w:t>
+        <w:t xml:space="preserve">   —  “I swear I will” — the last words of A Miracle Would Happen</w:t>
       </w:r>
     </w:p>
     <w:p>
@@ -12752,7 +12495,7 @@
           <w:szCs w:val="19"/>
           <w:rFonts w:ascii="Georgia" w:cs="Georgia" w:eastAsia="Georgia" w:hAnsi="Georgia"/>
         </w:rPr>
-        <w:t xml:space="preserve">A rejection lands over the lock screen — last week’s audition, answered. Just enough to read: they are not moving forward.</w:t>
+        <w:t xml:space="preserve">The calendar rolls BACK — OCTOBER · YEAR 4 → FEBRUARY · YEAR 3 — and docks; her phone rises, locked, in the audition hallway. A sign-in reminder sits on the lock screen; then his text lands on top: “break a leg” — lowercase, three seconds of effort.</w:t>
       </w:r>
     </w:p>
     <w:p>
@@ -12786,16 +12529,146 @@
           <w:szCs w:val="18"/>
           <w:rFonts w:ascii="Courier New" w:cs="Courier New" w:eastAsia="Courier New" w:hAnsi="Courier New"/>
         </w:rPr>
-        <w:t xml:space="preserve">NOTIFICATION — Mail · Meridian Stage Company — Casting (now): </w:t>
-      </w:r>
-      <w:r>
-        <w:rPr>
-          <w:color w:val="1a1d26"/>
-          <w:sz w:val="18"/>
-          <w:szCs w:val="18"/>
-          <w:rFonts w:ascii="Courier New" w:cs="Courier New" w:eastAsia="Courier New" w:hAnsi="Courier New"/>
-        </w:rPr>
-        <w:t xml:space="preserve">“Thank you for auditioning. We will not be moving forward at this time, but we hope to see you…”</w:t>
+        <w:t xml:space="preserve">TIME → </w:t>
+      </w:r>
+      <w:r>
+        <w:rPr>
+          <w:color w:val="1a1d26"/>
+          <w:sz w:val="18"/>
+          <w:szCs w:val="18"/>
+          <w:rFonts w:ascii="Courier New" w:cs="Courier New" w:eastAsia="Courier New" w:hAnsi="Courier New"/>
+        </w:rPr>
+        <w:t xml:space="preserve">9:52 · Monday, February 5, 2024 — the house reads FEBRUARY · YEAR 3; the calendar pages roll to it under the TIME WARP music (forward tears, backward settles) before any device appears</w:t>
+      </w:r>
+    </w:p>
+    <w:p>
+      <w:pPr>
+        <w:spacing w:after="14"/>
+        <w:ind w:left="280"/>
+      </w:pPr>
+      <w:r>
+        <w:rPr>
+          <w:b/>
+          <w:bCs/>
+          <w:color w:val="1a1d26"/>
+          <w:sz w:val="18"/>
+          <w:szCs w:val="18"/>
+          <w:rFonts w:ascii="Courier New" w:cs="Courier New" w:eastAsia="Courier New" w:hAnsi="Courier New"/>
+        </w:rPr>
+        <w:t xml:space="preserve">ERA FOOT LINE → </w:t>
+      </w:r>
+      <w:r>
+        <w:rPr>
+          <w:color w:val="1a1d26"/>
+          <w:sz w:val="18"/>
+          <w:szCs w:val="18"/>
+          <w:rFonts w:ascii="Courier New" w:cs="Courier New" w:eastAsia="Courier New" w:hAnsi="Courier New"/>
+        </w:rPr>
+        <w:t xml:space="preserve">“audition season”</w:t>
+      </w:r>
+    </w:p>
+    <w:p>
+      <w:pPr>
+        <w:spacing w:after="14"/>
+        <w:ind w:left="280"/>
+      </w:pPr>
+      <w:r>
+        <w:rPr>
+          <w:b/>
+          <w:bCs/>
+          <w:color w:val="1a1d26"/>
+          <w:sz w:val="18"/>
+          <w:szCs w:val="18"/>
+          <w:rFonts w:ascii="Courier New" w:cs="Courier New" w:eastAsia="Courier New" w:hAnsi="Courier New"/>
+        </w:rPr>
+        <w:t xml:space="preserve">  … a beat (auto-timed, </w:t>
+      </w:r>
+      <w:r>
+        <w:rPr>
+          <w:color w:val="1a1d26"/>
+          <w:sz w:val="18"/>
+          <w:szCs w:val="18"/>
+          <w:rFonts w:ascii="Courier New" w:cs="Courier New" w:eastAsia="Courier New" w:hAnsi="Courier New"/>
+        </w:rPr>
+        <w:t xml:space="preserve">0.7 s)</w:t>
+      </w:r>
+    </w:p>
+    <w:p>
+      <w:pPr>
+        <w:spacing w:after="14"/>
+        <w:ind w:left="280"/>
+      </w:pPr>
+      <w:r>
+        <w:rPr>
+          <w:b/>
+          <w:bCs/>
+          <w:color w:val="1a1d26"/>
+          <w:sz w:val="18"/>
+          <w:szCs w:val="18"/>
+          <w:rFonts w:ascii="Courier New" w:cs="Courier New" w:eastAsia="Courier New" w:hAnsi="Courier New"/>
+        </w:rPr>
+        <w:t xml:space="preserve">NOTIFICATION — Mail · Casting Networks (now): </w:t>
+      </w:r>
+      <w:r>
+        <w:rPr>
+          <w:color w:val="1a1d26"/>
+          <w:sz w:val="18"/>
+          <w:szCs w:val="18"/>
+          <w:rFonts w:ascii="Courier New" w:cs="Courier New" w:eastAsia="Courier New" w:hAnsi="Courier New"/>
+        </w:rPr>
+        <w:t xml:space="preserve">“Reminder: sign-in opens 10:00 AM — Equity chorus call”</w:t>
+      </w:r>
+    </w:p>
+    <w:p>
+      <w:pPr>
+        <w:spacing w:after="14"/>
+        <w:ind w:left="280"/>
+      </w:pPr>
+      <w:r>
+        <w:rPr>
+          <w:b/>
+          <w:bCs/>
+          <w:color w:val="1a1d26"/>
+          <w:sz w:val="18"/>
+          <w:szCs w:val="18"/>
+          <w:rFonts w:ascii="Courier New" w:cs="Courier New" w:eastAsia="Courier New" w:hAnsi="Courier New"/>
+        </w:rPr>
+        <w:t xml:space="preserve">  … a beat (auto-timed, </w:t>
+      </w:r>
+      <w:r>
+        <w:rPr>
+          <w:color w:val="1a1d26"/>
+          <w:sz w:val="18"/>
+          <w:szCs w:val="18"/>
+          <w:rFonts w:ascii="Courier New" w:cs="Courier New" w:eastAsia="Courier New" w:hAnsi="Courier New"/>
+        </w:rPr>
+        <w:t xml:space="preserve">3.0 s)</w:t>
+      </w:r>
+    </w:p>
+    <w:p>
+      <w:pPr>
+        <w:spacing w:after="14"/>
+        <w:ind w:left="280"/>
+      </w:pPr>
+      <w:r>
+        <w:rPr>
+          <w:b/>
+          <w:bCs/>
+          <w:color w:val="1a1d26"/>
+          <w:sz w:val="18"/>
+          <w:szCs w:val="18"/>
+          <w:rFonts w:ascii="Courier New" w:cs="Courier New" w:eastAsia="Courier New" w:hAnsi="Courier New"/>
+        </w:rPr>
+        <w:t xml:space="preserve">NOTIFICATION — Messages · Jamie 💙 (now): </w:t>
+      </w:r>
+      <w:r>
+        <w:rPr>
+          <w:color w:val="1a1d26"/>
+          <w:sz w:val="18"/>
+          <w:szCs w:val="18"/>
+          <w:rFonts w:ascii="Courier New" w:cs="Courier New" w:eastAsia="Courier New" w:hAnsi="Courier New"/>
+        </w:rPr>
+        <w:t xml:space="preserve">“break a leg”</w:t>
       </w:r>
     </w:p>
     <w:p>
@@ -12827,6 +12700,21 @@
           <w:szCs w:val="18"/>
           <w:rFonts w:ascii="Georgia" w:cs="Georgia" w:eastAsia="Georgia" w:hAnsi="Georgia"/>
         </w:rPr>
+        <w:t xml:space="preserve">the iPhone shell appears — CATHY’s screen</w:t>
+      </w:r>
+    </w:p>
+    <w:p>
+      <w:pPr>
+        <w:spacing w:after="14"/>
+        <w:ind w:left="280"/>
+      </w:pPr>
+      <w:r>
+        <w:rPr>
+          <w:color w:val="3a3f4d"/>
+          <w:sz w:val="18"/>
+          <w:szCs w:val="18"/>
+          <w:rFonts w:ascii="Georgia" w:cs="Georgia" w:eastAsia="Georgia" w:hAnsi="Georgia"/>
+        </w:rPr>
         <w:t xml:space="preserve">sound: receive ding</w:t>
       </w:r>
     </w:p>
@@ -12860,6 +12748,31 @@
           <w:rFonts w:ascii="Georgia" w:cs="Georgia" w:eastAsia="Georgia" w:hAnsi="Georgia"/>
         </w:rPr>
         <w:t xml:space="preserve">notification tri-tone (soft)</w:t>
+      </w:r>
+    </w:p>
+    <w:p>
+      <w:pPr>
+        <w:spacing w:before="30" w:after="14"/>
+      </w:pPr>
+      <w:r>
+        <w:rPr>
+          <w:b/>
+          <w:bCs/>
+          <w:color w:val="6b7280"/>
+          <w:sz w:val="16"/>
+          <w:szCs w:val="16"/>
+          <w:rFonts w:ascii="Courier New" w:cs="Courier New" w:eastAsia="Courier New" w:hAnsi="Courier New"/>
+        </w:rPr>
+        <w:t xml:space="preserve">PHONES  </w:t>
+      </w:r>
+      <w:r>
+        <w:rPr>
+          <w:color w:val="6b7280"/>
+          <w:sz w:val="17"/>
+          <w:szCs w:val="17"/>
+          <w:rFonts w:ascii="Courier New" w:cs="Courier New" w:eastAsia="Courier New" w:hAnsi="Courier New"/>
+        </w:rPr>
+        <w:t xml:space="preserve">SR = Lock screen  ·  stamp “audition season”  ·  clock 9:52</w:t>
       </w:r>
     </w:p>
     <w:p>
@@ -12879,7 +12792,7 @@
           <w:szCs w:val="22"/>
           <w:rFonts w:ascii="Courier New" w:cs="Courier New" w:eastAsia="Courier New" w:hAnsi="Courier New"/>
         </w:rPr>
-        <w:t xml:space="preserve">10.4</w:t>
+        <w:t xml:space="preserve">10.2</w:t>
       </w:r>
       <w:r>
         <w:rPr>
@@ -12888,7 +12801,7 @@
           <w:szCs w:val="17"/>
           <w:rFonts w:ascii="Courier New" w:cs="Courier New" w:eastAsia="Courier New" w:hAnsi="Courier New"/>
         </w:rPr>
-        <w:t xml:space="preserve">  SL · JAMIE · Phone</w:t>
+        <w:t xml:space="preserve">  SR · CATHY · Lock screen</w:t>
       </w:r>
       <w:r>
         <w:rPr>
@@ -12899,7 +12812,7 @@
           <w:szCs w:val="19"/>
           <w:rFonts w:ascii="Georgia" w:cs="Georgia" w:eastAsia="Georgia" w:hAnsi="Georgia"/>
         </w:rPr>
-        <w:t xml:space="preserve">   —  “christ I suck I suck when finally you come home to” — GO</w:t>
+        <w:t xml:space="preserve">   —  CATHY: “Okay. Thank you” — *her first spoken word*</w:t>
       </w:r>
     </w:p>
     <w:p>
@@ -12914,7 +12827,7 @@
           <w:szCs w:val="19"/>
           <w:rFonts w:ascii="Georgia" w:cs="Georgia" w:eastAsia="Georgia" w:hAnsi="Georgia"/>
         </w:rPr>
-        <w:t xml:space="preserve">Her phone drops; time jumps FORWARD — FEBRUARY · YEAR 3 to JANUARY · YEAR 5 — and docks; HIS phone rises with her calling — “Cathy 💛” on the screen. Two buzzes and he picks up; the timer starts. No second GO: the answer is built in.</w:t>
+        <w:t xml:space="preserve">A rejection lands over the lock screen — last week’s audition, answered. Just enough to read: they are not moving forward.</w:t>
       </w:r>
     </w:p>
     <w:p>
@@ -12948,94 +12861,16 @@
           <w:szCs w:val="18"/>
           <w:rFonts w:ascii="Courier New" w:cs="Courier New" w:eastAsia="Courier New" w:hAnsi="Courier New"/>
         </w:rPr>
-        <w:t xml:space="preserve">PHONE AWAY — </w:t>
-      </w:r>
-      <w:r>
-        <w:rPr>
-          <w:color w:val="1a1d26"/>
-          <w:sz w:val="18"/>
-          <w:szCs w:val="18"/>
-          <w:rFonts w:ascii="Courier New" w:cs="Courier New" w:eastAsia="Courier New" w:hAnsi="Courier New"/>
-        </w:rPr>
-        <w:t xml:space="preserve">the phone drops; the calendar returns to center-stage</w:t>
-      </w:r>
-    </w:p>
-    <w:p>
-      <w:pPr>
-        <w:spacing w:after="14"/>
-        <w:ind w:left="280"/>
-      </w:pPr>
-      <w:r>
-        <w:rPr>
-          <w:b/>
-          <w:bCs/>
-          <w:color w:val="1a1d26"/>
-          <w:sz w:val="18"/>
-          <w:szCs w:val="18"/>
-          <w:rFonts w:ascii="Courier New" w:cs="Courier New" w:eastAsia="Courier New" w:hAnsi="Courier New"/>
-        </w:rPr>
-        <w:t xml:space="preserve">TIME → </w:t>
-      </w:r>
-      <w:r>
-        <w:rPr>
-          <w:color w:val="1a1d26"/>
-          <w:sz w:val="18"/>
-          <w:szCs w:val="18"/>
-          <w:rFonts w:ascii="Courier New" w:cs="Courier New" w:eastAsia="Courier New" w:hAnsi="Courier New"/>
-        </w:rPr>
-        <w:t xml:space="preserve">9:12 · Thursday, January 15, 2026 — the house reads JANUARY · YEAR 5; the calendar pages roll to it under the TIME WARP music (forward tears, backward settles) before any device appears</w:t>
-      </w:r>
-    </w:p>
-    <w:p>
-      <w:pPr>
-        <w:spacing w:after="14"/>
-        <w:ind w:left="280"/>
-      </w:pPr>
-      <w:r>
-        <w:rPr>
-          <w:b/>
-          <w:bCs/>
-          <w:color w:val="1a1d26"/>
-          <w:sz w:val="18"/>
-          <w:szCs w:val="18"/>
-          <w:rFonts w:ascii="Courier New" w:cs="Courier New" w:eastAsia="Courier New" w:hAnsi="Courier New"/>
-        </w:rPr>
-        <w:t xml:space="preserve">ERA FOOT LINE → </w:t>
-      </w:r>
-      <w:r>
-        <w:rPr>
-          <w:color w:val="1a1d26"/>
-          <w:sz w:val="18"/>
-          <w:szCs w:val="18"/>
-          <w:rFonts w:ascii="Courier New" w:cs="Courier New" w:eastAsia="Courier New" w:hAnsi="Courier New"/>
-        </w:rPr>
-        <w:t xml:space="preserve">“she calls him”</w:t>
-      </w:r>
-    </w:p>
-    <w:p>
-      <w:pPr>
-        <w:spacing w:after="14"/>
-        <w:ind w:left="280"/>
-      </w:pPr>
-      <w:r>
-        <w:rPr>
-          <w:b/>
-          <w:bCs/>
-          <w:color w:val="1a1d26"/>
-          <w:sz w:val="18"/>
-          <w:szCs w:val="18"/>
-          <w:rFonts w:ascii="Courier New" w:cs="Courier New" w:eastAsia="Courier New" w:hAnsi="Courier New"/>
-        </w:rPr>
-        <w:t xml:space="preserve">CALL SCREEN — </w:t>
-      </w:r>
-      <w:r>
-        <w:rPr>
-          <w:color w:val="1a1d26"/>
-          <w:sz w:val="18"/>
-          <w:szCs w:val="18"/>
-          <w:rFonts w:ascii="Courier New" w:cs="Courier New" w:eastAsia="Courier New" w:hAnsi="Courier New"/>
-        </w:rPr>
-        <w:t xml:space="preserve">Cathy 💛 · incoming call · incoming</w:t>
+        <w:t xml:space="preserve">NOTIFICATION — Mail · Meridian Stage Company — Casting (now): </w:t>
+      </w:r>
+      <w:r>
+        <w:rPr>
+          <w:color w:val="1a1d26"/>
+          <w:sz w:val="18"/>
+          <w:szCs w:val="18"/>
+          <w:rFonts w:ascii="Courier New" w:cs="Courier New" w:eastAsia="Courier New" w:hAnsi="Courier New"/>
+        </w:rPr>
+        <w:t xml:space="preserve">“Thank you for auditioning. We will not be moving forward at this time, but we hope to see you…”</w:t>
       </w:r>
     </w:p>
     <w:p>
@@ -13067,22 +12902,7 @@
           <w:szCs w:val="18"/>
           <w:rFonts w:ascii="Georgia" w:cs="Georgia" w:eastAsia="Georgia" w:hAnsi="Georgia"/>
         </w:rPr>
-        <w:t xml:space="preserve">the device drops; the calendar takes center-stage (never black — true black is the curtain only)</w:t>
-      </w:r>
-    </w:p>
-    <w:p>
-      <w:pPr>
-        <w:spacing w:after="14"/>
-        <w:ind w:left="280"/>
-      </w:pPr>
-      <w:r>
-        <w:rPr>
-          <w:color w:val="3a3f4d"/>
-          <w:sz w:val="18"/>
-          <w:szCs w:val="18"/>
-          <w:rFonts w:ascii="Georgia" w:cs="Georgia" w:eastAsia="Georgia" w:hAnsi="Georgia"/>
-        </w:rPr>
-        <w:t xml:space="preserve">the iPhone shell appears — JAMIE’s screen</w:t>
+        <w:t xml:space="preserve">sound: receive ding</w:t>
       </w:r>
     </w:p>
     <w:p>
@@ -13114,75 +12934,7 @@
           <w:szCs w:val="18"/>
           <w:rFonts w:ascii="Georgia" w:cs="Georgia" w:eastAsia="Georgia" w:hAnsi="Georgia"/>
         </w:rPr>
-        <w:t xml:space="preserve">ring — outgoing ringback, or the ringtone when dir is in</w:t>
-      </w:r>
-    </w:p>
-    <w:p>
-      <w:pPr>
-        <w:spacing w:after="14"/>
-        <w:ind w:left="280"/>
-      </w:pPr>
-      <w:r>
-        <w:rPr>
-          <w:color w:val="6a5a20"/>
-          <w:sz w:val="18"/>
-          <w:szCs w:val="18"/>
-          <w:rFonts w:ascii="Georgia" w:cs="Georgia" w:eastAsia="Georgia" w:hAnsi="Georgia"/>
-        </w:rPr>
-        <w:t xml:space="preserve">room tone out</w:t>
-      </w:r>
-    </w:p>
-    <w:p>
-      <w:pPr>
-        <w:spacing w:before="30" w:after="14"/>
-      </w:pPr>
-      <w:r>
-        <w:rPr>
-          <w:b/>
-          <w:bCs/>
-          <w:color w:val="6b7280"/>
-          <w:sz w:val="16"/>
-          <w:szCs w:val="16"/>
-          <w:rFonts w:ascii="Courier New" w:cs="Courier New" w:eastAsia="Courier New" w:hAnsi="Courier New"/>
-        </w:rPr>
-        <w:t xml:space="preserve">PHONES  </w:t>
-      </w:r>
-      <w:r>
-        <w:rPr>
-          <w:color w:val="6b7280"/>
-          <w:sz w:val="17"/>
-          <w:szCs w:val="17"/>
-          <w:rFonts w:ascii="Courier New" w:cs="Courier New" w:eastAsia="Courier New" w:hAnsi="Courier New"/>
-        </w:rPr>
-        <w:t xml:space="preserve">SL = Phone  ·  stamp “she calls him”  ·  clock 9:12</w:t>
-      </w:r>
-    </w:p>
-    <w:p>
-      <w:pPr>
-        <w:shd w:fill="faf3dc" w:val="clear"/>
-        <w:spacing w:before="30" w:after="14"/>
-      </w:pPr>
-      <w:r>
-        <w:rPr>
-          <w:b/>
-          <w:bCs/>
-          <w:color w:val="8a6d10"/>
-          <w:sz w:val="17"/>
-          <w:szCs w:val="17"/>
-          <w:rFonts w:ascii="Courier New" w:cs="Courier New" w:eastAsia="Courier New" w:hAnsi="Courier New"/>
-        </w:rPr>
-        <w:t xml:space="preserve">HOLD · </w:t>
-      </w:r>
-      <w:r>
-        <w:rPr>
-          <w:i/>
-          <w:iCs/>
-          <w:color w:val="8a6d10"/>
-          <w:sz w:val="18"/>
-          <w:szCs w:val="18"/>
-          <w:rFonts w:ascii="Georgia" w:cs="Georgia" w:eastAsia="Georgia" w:hAnsi="Georgia"/>
-        </w:rPr>
-        <w:t xml:space="preserve">Nothing to fire while they talk. The next GO ends the call and brings the calendar back to her.</w:t>
+        <w:t xml:space="preserve">notification tri-tone (soft)</w:t>
       </w:r>
     </w:p>
     <w:p>
@@ -13202,7 +12954,7 @@
           <w:szCs w:val="22"/>
           <w:rFonts w:ascii="Courier New" w:cs="Courier New" w:eastAsia="Courier New" w:hAnsi="Courier New"/>
         </w:rPr>
-        <w:t xml:space="preserve">10.5</w:t>
+        <w:t xml:space="preserve">10.4</w:t>
       </w:r>
       <w:r>
         <w:rPr>
@@ -13211,7 +12963,7 @@
           <w:szCs w:val="17"/>
           <w:rFonts w:ascii="Courier New" w:cs="Courier New" w:eastAsia="Courier New" w:hAnsi="Courier New"/>
         </w:rPr>
-        <w:t xml:space="preserve">  SL · JAMIE</w:t>
+        <w:t xml:space="preserve">  SL · JAMIE · Phone</w:t>
       </w:r>
       <w:r>
         <w:rPr>
@@ -13222,7 +12974,7 @@
           <w:szCs w:val="19"/>
           <w:rFonts w:ascii="Georgia" w:cs="Georgia" w:eastAsia="Georgia" w:hAnsi="Georgia"/>
         </w:rPr>
-        <w:t xml:space="preserve">   —  “I love you too. I’ll be right home.” — GO to end the call</w:t>
+        <w:t xml:space="preserve">   —  “christ I suck I suck when finally you come home to” — GO</w:t>
       </w:r>
     </w:p>
     <w:p>
@@ -13237,7 +12989,7 @@
           <w:szCs w:val="19"/>
           <w:rFonts w:ascii="Georgia" w:cs="Georgia" w:eastAsia="Georgia" w:hAnsi="Georgia"/>
         </w:rPr>
-        <w:t xml:space="preserve">Call Ended; the phone drops and the calendar goes BACK to FEBRUARY · YEAR 3, audition season — where we left her.</w:t>
+        <w:t xml:space="preserve">Her phone drops; time jumps FORWARD — FEBRUARY · YEAR 3 to JANUARY · YEAR 5 — and docks; HIS phone rises ALREADY ON THE CALL — “Cathy 💛”, connected, the timer running from 0:10. He walks in mid-conversation: no buzz, no Answer, just mute · end · speaker and the seconds counting.</w:t>
       </w:r>
     </w:p>
     <w:p>
@@ -13271,58 +13023,6 @@
           <w:szCs w:val="18"/>
           <w:rFonts w:ascii="Courier New" w:cs="Courier New" w:eastAsia="Courier New" w:hAnsi="Courier New"/>
         </w:rPr>
-        <w:t xml:space="preserve">call state → </w:t>
-      </w:r>
-      <w:r>
-        <w:rPr>
-          <w:color w:val="1a1d26"/>
-          <w:sz w:val="18"/>
-          <w:szCs w:val="18"/>
-          <w:rFonts w:ascii="Courier New" w:cs="Courier New" w:eastAsia="Courier New" w:hAnsi="Courier New"/>
-        </w:rPr>
-        <w:t xml:space="preserve">Call Ended</w:t>
-      </w:r>
-    </w:p>
-    <w:p>
-      <w:pPr>
-        <w:spacing w:after="14"/>
-        <w:ind w:left="280"/>
-      </w:pPr>
-      <w:r>
-        <w:rPr>
-          <w:b/>
-          <w:bCs/>
-          <w:color w:val="1a1d26"/>
-          <w:sz w:val="18"/>
-          <w:szCs w:val="18"/>
-          <w:rFonts w:ascii="Courier New" w:cs="Courier New" w:eastAsia="Courier New" w:hAnsi="Courier New"/>
-        </w:rPr>
-        <w:t xml:space="preserve">  … a beat (auto-timed, </w:t>
-      </w:r>
-      <w:r>
-        <w:rPr>
-          <w:color w:val="1a1d26"/>
-          <w:sz w:val="18"/>
-          <w:szCs w:val="18"/>
-          <w:rFonts w:ascii="Courier New" w:cs="Courier New" w:eastAsia="Courier New" w:hAnsi="Courier New"/>
-        </w:rPr>
-        <w:t xml:space="preserve">1.5 s)</w:t>
-      </w:r>
-    </w:p>
-    <w:p>
-      <w:pPr>
-        <w:spacing w:after="14"/>
-        <w:ind w:left="280"/>
-      </w:pPr>
-      <w:r>
-        <w:rPr>
-          <w:b/>
-          <w:bCs/>
-          <w:color w:val="1a1d26"/>
-          <w:sz w:val="18"/>
-          <w:szCs w:val="18"/>
-          <w:rFonts w:ascii="Courier New" w:cs="Courier New" w:eastAsia="Courier New" w:hAnsi="Courier New"/>
-        </w:rPr>
         <w:t xml:space="preserve">PHONE AWAY — </w:t>
       </w:r>
       <w:r>
@@ -13358,7 +13058,7 @@
           <w:szCs w:val="18"/>
           <w:rFonts w:ascii="Courier New" w:cs="Courier New" w:eastAsia="Courier New" w:hAnsi="Courier New"/>
         </w:rPr>
-        <w:t xml:space="preserve">9:58 · Monday, February 5, 2024 — the house reads FEBRUARY · YEAR 3; the calendar pages roll to it under the TIME WARP music (forward tears, backward settles) before any device appears</w:t>
+        <w:t xml:space="preserve">9:12 · Thursday, January 15, 2026 — the house reads JANUARY · YEAR 5; the calendar pages roll to it under the TIME WARP music (forward tears, backward settles) before any device appears</w:t>
       </w:r>
     </w:p>
     <w:p>
@@ -13384,7 +13084,33 @@
           <w:szCs w:val="18"/>
           <w:rFonts w:ascii="Courier New" w:cs="Courier New" w:eastAsia="Courier New" w:hAnsi="Courier New"/>
         </w:rPr>
-        <w:t xml:space="preserve">“audition season”</w:t>
+        <w:t xml:space="preserve">“she calls him”</w:t>
+      </w:r>
+    </w:p>
+    <w:p>
+      <w:pPr>
+        <w:spacing w:after="14"/>
+        <w:ind w:left="280"/>
+      </w:pPr>
+      <w:r>
+        <w:rPr>
+          <w:b/>
+          <w:bCs/>
+          <w:color w:val="1a1d26"/>
+          <w:sz w:val="18"/>
+          <w:szCs w:val="18"/>
+          <w:rFonts w:ascii="Courier New" w:cs="Courier New" w:eastAsia="Courier New" w:hAnsi="Courier New"/>
+        </w:rPr>
+        <w:t xml:space="preserve">CALL SCREEN — </w:t>
+      </w:r>
+      <w:r>
+        <w:rPr>
+          <w:color w:val="1a1d26"/>
+          <w:sz w:val="18"/>
+          <w:szCs w:val="18"/>
+          <w:rFonts w:ascii="Courier New" w:cs="Courier New" w:eastAsia="Courier New" w:hAnsi="Courier New"/>
+        </w:rPr>
+        <w:t xml:space="preserve">Cathy 💛 · connected · 0:10 · incoming</w:t>
       </w:r>
     </w:p>
     <w:p>
@@ -13421,6 +13147,21 @@
     </w:p>
     <w:p>
       <w:pPr>
+        <w:spacing w:after="14"/>
+        <w:ind w:left="280"/>
+      </w:pPr>
+      <w:r>
+        <w:rPr>
+          <w:color w:val="3a3f4d"/>
+          <w:sz w:val="18"/>
+          <w:szCs w:val="18"/>
+          <w:rFonts w:ascii="Georgia" w:cs="Georgia" w:eastAsia="Georgia" w:hAnsi="Georgia"/>
+        </w:rPr>
+        <w:t xml:space="preserve">the iPhone shell appears — JAMIE’s screen</w:t>
+      </w:r>
+    </w:p>
+    <w:p>
+      <w:pPr>
         <w:keepNext/>
         <w:spacing w:before="26" w:after="20"/>
       </w:pPr>
@@ -13448,7 +13189,75 @@
           <w:szCs w:val="18"/>
           <w:rFonts w:ascii="Georgia" w:cs="Georgia" w:eastAsia="Georgia" w:hAnsi="Georgia"/>
         </w:rPr>
+        <w:t xml:space="preserve">ring — outgoing ringback, or the ringtone when dir is in</w:t>
+      </w:r>
+    </w:p>
+    <w:p>
+      <w:pPr>
+        <w:spacing w:after="14"/>
+        <w:ind w:left="280"/>
+      </w:pPr>
+      <w:r>
+        <w:rPr>
+          <w:color w:val="6a5a20"/>
+          <w:sz w:val="18"/>
+          <w:szCs w:val="18"/>
+          <w:rFonts w:ascii="Georgia" w:cs="Georgia" w:eastAsia="Georgia" w:hAnsi="Georgia"/>
+        </w:rPr>
         <w:t xml:space="preserve">room tone out</w:t>
+      </w:r>
+    </w:p>
+    <w:p>
+      <w:pPr>
+        <w:spacing w:before="30" w:after="14"/>
+      </w:pPr>
+      <w:r>
+        <w:rPr>
+          <w:b/>
+          <w:bCs/>
+          <w:color w:val="6b7280"/>
+          <w:sz w:val="16"/>
+          <w:szCs w:val="16"/>
+          <w:rFonts w:ascii="Courier New" w:cs="Courier New" w:eastAsia="Courier New" w:hAnsi="Courier New"/>
+        </w:rPr>
+        <w:t xml:space="preserve">PHONES  </w:t>
+      </w:r>
+      <w:r>
+        <w:rPr>
+          <w:color w:val="6b7280"/>
+          <w:sz w:val="17"/>
+          <w:szCs w:val="17"/>
+          <w:rFonts w:ascii="Courier New" w:cs="Courier New" w:eastAsia="Courier New" w:hAnsi="Courier New"/>
+        </w:rPr>
+        <w:t xml:space="preserve">SL = Phone  ·  stamp “she calls him”  ·  clock 9:12</w:t>
+      </w:r>
+    </w:p>
+    <w:p>
+      <w:pPr>
+        <w:shd w:fill="faf3dc" w:val="clear"/>
+        <w:spacing w:before="30" w:after="14"/>
+      </w:pPr>
+      <w:r>
+        <w:rPr>
+          <w:b/>
+          <w:bCs/>
+          <w:color w:val="8a6d10"/>
+          <w:sz w:val="17"/>
+          <w:szCs w:val="17"/>
+          <w:rFonts w:ascii="Courier New" w:cs="Courier New" w:eastAsia="Courier New" w:hAnsi="Courier New"/>
+        </w:rPr>
+        <w:t xml:space="preserve">HOLD · </w:t>
+      </w:r>
+      <w:r>
+        <w:rPr>
+          <w:i/>
+          <w:iCs/>
+          <w:color w:val="8a6d10"/>
+          <w:sz w:val="18"/>
+          <w:szCs w:val="18"/>
+          <w:rFonts w:ascii="Georgia" w:cs="Georgia" w:eastAsia="Georgia" w:hAnsi="Georgia"/>
+        </w:rPr>
+        <w:t xml:space="preserve">Nothing to fire while they talk. The next GO ends the call and brings the calendar back to her.</w:t>
       </w:r>
     </w:p>
     <w:p>
@@ -13468,7 +13277,7 @@
           <w:szCs w:val="22"/>
           <w:rFonts w:ascii="Courier New" w:cs="Courier New" w:eastAsia="Courier New" w:hAnsi="Courier New"/>
         </w:rPr>
-        <w:t xml:space="preserve">10.6</w:t>
+        <w:t xml:space="preserve">10.5</w:t>
       </w:r>
       <w:r>
         <w:rPr>
@@ -13488,7 +13297,7 @@
           <w:szCs w:val="19"/>
           <w:rFonts w:ascii="Georgia" w:cs="Georgia" w:eastAsia="Georgia" w:hAnsi="Georgia"/>
         </w:rPr>
-        <w:t xml:space="preserve">   —  “I will not be the girl who requires a man to get by and I, when you come home” — GO</w:t>
+        <w:t xml:space="preserve">   —  “I love you too. I’ll be right home.” — GO to end the call</w:t>
       </w:r>
     </w:p>
     <w:p>
@@ -13503,7 +13312,7 @@
           <w:szCs w:val="19"/>
           <w:rFonts w:ascii="Georgia" w:cs="Georgia" w:eastAsia="Georgia" w:hAnsi="Georgia"/>
         </w:rPr>
-        <w:t xml:space="preserve">Time jumps FORWARD again — FEBRUARY · YEAR 3 to FEBRUARY · YEAR 5 — and holds: his book reading, the night she is not at.</w:t>
+        <w:t xml:space="preserve">Call Ended; the phone drops and the calendar goes BACK to FEBRUARY · YEAR 3, audition season — where we left her.</w:t>
       </w:r>
     </w:p>
     <w:p>
@@ -13537,6 +13346,84 @@
           <w:szCs w:val="18"/>
           <w:rFonts w:ascii="Courier New" w:cs="Courier New" w:eastAsia="Courier New" w:hAnsi="Courier New"/>
         </w:rPr>
+        <w:t xml:space="preserve">call state → </w:t>
+      </w:r>
+      <w:r>
+        <w:rPr>
+          <w:color w:val="1a1d26"/>
+          <w:sz w:val="18"/>
+          <w:szCs w:val="18"/>
+          <w:rFonts w:ascii="Courier New" w:cs="Courier New" w:eastAsia="Courier New" w:hAnsi="Courier New"/>
+        </w:rPr>
+        <w:t xml:space="preserve">Call Ended</w:t>
+      </w:r>
+    </w:p>
+    <w:p>
+      <w:pPr>
+        <w:spacing w:after="14"/>
+        <w:ind w:left="280"/>
+      </w:pPr>
+      <w:r>
+        <w:rPr>
+          <w:b/>
+          <w:bCs/>
+          <w:color w:val="1a1d26"/>
+          <w:sz w:val="18"/>
+          <w:szCs w:val="18"/>
+          <w:rFonts w:ascii="Courier New" w:cs="Courier New" w:eastAsia="Courier New" w:hAnsi="Courier New"/>
+        </w:rPr>
+        <w:t xml:space="preserve">  … a beat (auto-timed, </w:t>
+      </w:r>
+      <w:r>
+        <w:rPr>
+          <w:color w:val="1a1d26"/>
+          <w:sz w:val="18"/>
+          <w:szCs w:val="18"/>
+          <w:rFonts w:ascii="Courier New" w:cs="Courier New" w:eastAsia="Courier New" w:hAnsi="Courier New"/>
+        </w:rPr>
+        <w:t xml:space="preserve">1.5 s)</w:t>
+      </w:r>
+    </w:p>
+    <w:p>
+      <w:pPr>
+        <w:spacing w:after="14"/>
+        <w:ind w:left="280"/>
+      </w:pPr>
+      <w:r>
+        <w:rPr>
+          <w:b/>
+          <w:bCs/>
+          <w:color w:val="1a1d26"/>
+          <w:sz w:val="18"/>
+          <w:szCs w:val="18"/>
+          <w:rFonts w:ascii="Courier New" w:cs="Courier New" w:eastAsia="Courier New" w:hAnsi="Courier New"/>
+        </w:rPr>
+        <w:t xml:space="preserve">PHONE AWAY — </w:t>
+      </w:r>
+      <w:r>
+        <w:rPr>
+          <w:color w:val="1a1d26"/>
+          <w:sz w:val="18"/>
+          <w:szCs w:val="18"/>
+          <w:rFonts w:ascii="Courier New" w:cs="Courier New" w:eastAsia="Courier New" w:hAnsi="Courier New"/>
+        </w:rPr>
+        <w:t xml:space="preserve">the phone drops; the calendar returns to center-stage</w:t>
+      </w:r>
+    </w:p>
+    <w:p>
+      <w:pPr>
+        <w:spacing w:after="14"/>
+        <w:ind w:left="280"/>
+      </w:pPr>
+      <w:r>
+        <w:rPr>
+          <w:b/>
+          <w:bCs/>
+          <w:color w:val="1a1d26"/>
+          <w:sz w:val="18"/>
+          <w:szCs w:val="18"/>
+          <w:rFonts w:ascii="Courier New" w:cs="Courier New" w:eastAsia="Courier New" w:hAnsi="Courier New"/>
+        </w:rPr>
         <w:t xml:space="preserve">TIME → </w:t>
       </w:r>
       <w:r>
@@ -13546,7 +13433,7 @@
           <w:szCs w:val="18"/>
           <w:rFonts w:ascii="Courier New" w:cs="Courier New" w:eastAsia="Courier New" w:hAnsi="Courier New"/>
         </w:rPr>
-        <w:t xml:space="preserve">7:30 · Thursday, February 12, 2026 — the house reads FEBRUARY · YEAR 5; the calendar pages roll to it under the TIME WARP music (forward tears, backward settles) before any device appears</w:t>
+        <w:t xml:space="preserve">9:58 · Monday, February 5, 2024 — the house reads FEBRUARY · YEAR 3; the calendar pages roll to it under the TIME WARP music (forward tears, backward settles) before any device appears</w:t>
       </w:r>
     </w:p>
     <w:p>
@@ -13572,7 +13459,71 @@
           <w:szCs w:val="18"/>
           <w:rFonts w:ascii="Courier New" w:cs="Courier New" w:eastAsia="Courier New" w:hAnsi="Courier New"/>
         </w:rPr>
-        <w:t xml:space="preserve">“Jamie’s book reading”</w:t>
+        <w:t xml:space="preserve">“audition season”</w:t>
+      </w:r>
+    </w:p>
+    <w:p>
+      <w:pPr>
+        <w:keepNext/>
+        <w:spacing w:before="30" w:after="20"/>
+      </w:pPr>
+      <w:r>
+        <w:rPr>
+          <w:b/>
+          <w:bCs/>
+          <w:color w:val="6b7280"/>
+          <w:sz w:val="16"/>
+          <w:szCs w:val="16"/>
+          <w:rFonts w:ascii="Courier New" w:cs="Courier New" w:eastAsia="Courier New" w:hAnsi="Courier New"/>
+        </w:rPr>
+        <w:t xml:space="preserve">PLAYS</w:t>
+      </w:r>
+    </w:p>
+    <w:p>
+      <w:pPr>
+        <w:spacing w:after="14"/>
+        <w:ind w:left="280"/>
+      </w:pPr>
+      <w:r>
+        <w:rPr>
+          <w:color w:val="3a3f4d"/>
+          <w:sz w:val="18"/>
+          <w:szCs w:val="18"/>
+          <w:rFonts w:ascii="Georgia" w:cs="Georgia" w:eastAsia="Georgia" w:hAnsi="Georgia"/>
+        </w:rPr>
+        <w:t xml:space="preserve">the device drops; the calendar takes center-stage (never black — true black is the curtain only)</w:t>
+      </w:r>
+    </w:p>
+    <w:p>
+      <w:pPr>
+        <w:keepNext/>
+        <w:spacing w:before="26" w:after="20"/>
+      </w:pPr>
+      <w:r>
+        <w:rPr>
+          <w:b/>
+          <w:bCs/>
+          <w:color w:val="6b7280"/>
+          <w:sz w:val="16"/>
+          <w:szCs w:val="16"/>
+          <w:rFonts w:ascii="Courier New" w:cs="Courier New" w:eastAsia="Courier New" w:hAnsi="Courier New"/>
+        </w:rPr>
+        <w:t xml:space="preserve">SOUND</w:t>
+      </w:r>
+    </w:p>
+    <w:p>
+      <w:pPr>
+        <w:spacing w:after="14"/>
+        <w:ind w:left="280"/>
+      </w:pPr>
+      <w:r>
+        <w:rPr>
+          <w:color w:val="6a5a20"/>
+          <w:sz w:val="18"/>
+          <w:szCs w:val="18"/>
+          <w:rFonts w:ascii="Georgia" w:cs="Georgia" w:eastAsia="Georgia" w:hAnsi="Georgia"/>
+        </w:rPr>
+        <w:t xml:space="preserve">room tone out</w:t>
       </w:r>
     </w:p>
     <w:p>
@@ -13592,7 +13543,7 @@
           <w:szCs w:val="22"/>
           <w:rFonts w:ascii="Courier New" w:cs="Courier New" w:eastAsia="Courier New" w:hAnsi="Courier New"/>
         </w:rPr>
-        <w:t xml:space="preserve">10.7</w:t>
+        <w:t xml:space="preserve">10.6</w:t>
       </w:r>
       <w:r>
         <w:rPr>
@@ -13612,7 +13563,7 @@
           <w:szCs w:val="19"/>
           <w:rFonts w:ascii="Georgia" w:cs="Georgia" w:eastAsia="Georgia" w:hAnsi="Georgia"/>
         </w:rPr>
-        <w:t xml:space="preserve">   —  “But he couldn’t hear it at all” — GO back to her audition prep</w:t>
+        <w:t xml:space="preserve">   —  “I will not be the girl who requires a man to get by and I, when you come home” — GO</w:t>
       </w:r>
     </w:p>
     <w:p>
@@ -13627,7 +13578,7 @@
           <w:szCs w:val="19"/>
           <w:rFonts w:ascii="Georgia" w:cs="Georgia" w:eastAsia="Georgia" w:hAnsi="Georgia"/>
         </w:rPr>
-        <w:t xml:space="preserve">The calendar goes BACK to NOVEMBER · YEAR 3 — her audition prep, the first time the card says so — and holds centre-stage until song 11 rolls it forward.</w:t>
+        <w:t xml:space="preserve">Time jumps FORWARD again — FEBRUARY · YEAR 3 to FEBRUARY · YEAR 5 — and holds: his book reading, the night she is not at.</w:t>
       </w:r>
     </w:p>
     <w:p>
@@ -13670,7 +13621,7 @@
           <w:szCs w:val="18"/>
           <w:rFonts w:ascii="Courier New" w:cs="Courier New" w:eastAsia="Courier New" w:hAnsi="Courier New"/>
         </w:rPr>
-        <w:t xml:space="preserve">9:48 · Wednesday, November 8, 2023 — the house reads NOVEMBER · YEAR 3; the calendar pages roll to it under the TIME WARP music (forward tears, backward settles) before any device appears</w:t>
+        <w:t xml:space="preserve">7:30 · Thursday, February 12, 2026 — the house reads FEBRUARY · YEAR 5; the calendar pages roll to it under the TIME WARP music (forward tears, backward settles) before any device appears</w:t>
       </w:r>
     </w:p>
     <w:p>
@@ -13696,49 +13647,7 @@
           <w:szCs w:val="18"/>
           <w:rFonts w:ascii="Courier New" w:cs="Courier New" w:eastAsia="Courier New" w:hAnsi="Courier New"/>
         </w:rPr>
-        <w:t xml:space="preserve">“Cathy’s audition prep”</w:t>
-      </w:r>
-    </w:p>
-    <w:p>
-      <w:pPr>
-        <w:pStyle w:val="Heading1"/>
-        <w:pageBreakBefore/>
-        <w:spacing w:before="200" w:after="60"/>
-      </w:pPr>
-      <w:r>
-        <w:rPr>
-          <w:b/>
-          <w:bCs/>
-          <w:color w:val="1a1d26"/>
-          <w:sz w:val="40"/>
-          <w:szCs w:val="40"/>
-          <w:rFonts w:ascii="Georgia" w:cs="Georgia" w:eastAsia="Georgia" w:hAnsi="Georgia"/>
-        </w:rPr>
-        <w:t xml:space="preserve">11 · If I Didn’t Believe In You</w:t>
-      </w:r>
-      <w:r>
-        <w:rPr>
-          <w:color w:val="c2447a"/>
-          <w:sz w:val="18"/>
-          <w:szCs w:val="18"/>
-          <w:rFonts w:ascii="Courier New" w:cs="Courier New" w:eastAsia="Courier New" w:hAnsi="Courier New"/>
-        </w:rPr>
-        <w:t xml:space="preserve">   JAMIE SINGS · 1 FIRES</w:t>
-      </w:r>
-    </w:p>
-    <w:p>
-      <w:pPr>
-        <w:shd w:fill="eef0f4" w:val="clear"/>
-        <w:spacing w:after="200"/>
-      </w:pPr>
-      <w:r>
-        <w:rPr>
-          <w:color w:val="1a1d26"/>
-          <w:sz w:val="19"/>
-          <w:szCs w:val="19"/>
-          <w:rFonts w:ascii="Georgia" w:cs="Georgia" w:eastAsia="Georgia" w:hAnsi="Georgia"/>
-        </w:rPr>
-        <w:t xml:space="preserve">TIMELINE ONLY. One GO: time rolls forward to MARCH · YEAR 5, the night of the party, and holds center-stage for the whole fight. Nothing on a phone — the argument is the screen.</w:t>
+        <w:t xml:space="preserve">“Jamie’s book reading”</w:t>
       </w:r>
     </w:p>
     <w:p>
@@ -13758,7 +13667,7 @@
           <w:szCs w:val="22"/>
           <w:rFonts w:ascii="Courier New" w:cs="Courier New" w:eastAsia="Courier New" w:hAnsi="Courier New"/>
         </w:rPr>
-        <w:t xml:space="preserve">11.1</w:t>
+        <w:t xml:space="preserve">10.7</w:t>
       </w:r>
       <w:r>
         <w:rPr>
@@ -13778,7 +13687,7 @@
           <w:szCs w:val="19"/>
           <w:rFonts w:ascii="Georgia" w:cs="Georgia" w:eastAsia="Georgia" w:hAnsi="Georgia"/>
         </w:rPr>
-        <w:t xml:space="preserve">   —  JAMIE: “Okay, stop. Cathy, stop.” — his first words</w:t>
+        <w:t xml:space="preserve">   —  “But he couldn’t hear it at all” — GO back to her audition prep</w:t>
       </w:r>
     </w:p>
     <w:p>
@@ -13793,7 +13702,7 @@
           <w:szCs w:val="19"/>
           <w:rFonts w:ascii="Georgia" w:cs="Georgia" w:eastAsia="Georgia" w:hAnsi="Georgia"/>
         </w:rPr>
-        <w:t xml:space="preserve">Calendar only. The pages tear FORWARD — FEBRUARY · YEAR 3 → MARCH · YEAR 5, the night of the party — and hold for the whole fight.</w:t>
+        <w:t xml:space="preserve">The calendar goes BACK to NOVEMBER · YEAR 3 — her audition prep, the first time the card says so — and holds centre-stage until song 11 rolls it forward.</w:t>
       </w:r>
     </w:p>
     <w:p>
@@ -13827,32 +13736,6 @@
           <w:szCs w:val="18"/>
           <w:rFonts w:ascii="Courier New" w:cs="Courier New" w:eastAsia="Courier New" w:hAnsi="Courier New"/>
         </w:rPr>
-        <w:t xml:space="preserve">PHONE AWAY — </w:t>
-      </w:r>
-      <w:r>
-        <w:rPr>
-          <w:color w:val="1a1d26"/>
-          <w:sz w:val="18"/>
-          <w:szCs w:val="18"/>
-          <w:rFonts w:ascii="Courier New" w:cs="Courier New" w:eastAsia="Courier New" w:hAnsi="Courier New"/>
-        </w:rPr>
-        <w:t xml:space="preserve">the phone drops; the calendar returns to center-stage</w:t>
-      </w:r>
-    </w:p>
-    <w:p>
-      <w:pPr>
-        <w:spacing w:after="14"/>
-        <w:ind w:left="280"/>
-      </w:pPr>
-      <w:r>
-        <w:rPr>
-          <w:b/>
-          <w:bCs/>
-          <w:color w:val="1a1d26"/>
-          <w:sz w:val="18"/>
-          <w:szCs w:val="18"/>
-          <w:rFonts w:ascii="Courier New" w:cs="Courier New" w:eastAsia="Courier New" w:hAnsi="Courier New"/>
-        </w:rPr>
         <w:t xml:space="preserve">TIME → </w:t>
       </w:r>
       <w:r>
@@ -13862,7 +13745,7 @@
           <w:szCs w:val="18"/>
           <w:rFonts w:ascii="Courier New" w:cs="Courier New" w:eastAsia="Courier New" w:hAnsi="Courier New"/>
         </w:rPr>
-        <w:t xml:space="preserve">7:41 · Friday, March 6, 2026 — the house reads MARCH · YEAR 5; the calendar pages roll to it under the TIME WARP music (forward tears, backward settles) before any device appears</w:t>
+        <w:t xml:space="preserve">9:48 · Wednesday, November 8, 2023 — the house reads NOVEMBER · YEAR 3; the calendar pages roll to it under the TIME WARP music (forward tears, backward settles) before any device appears</w:t>
       </w:r>
     </w:p>
     <w:p>
@@ -13888,71 +13771,7 @@
           <w:szCs w:val="18"/>
           <w:rFonts w:ascii="Courier New" w:cs="Courier New" w:eastAsia="Courier New" w:hAnsi="Courier New"/>
         </w:rPr>
-        <w:t xml:space="preserve">“the night of the party”</w:t>
-      </w:r>
-    </w:p>
-    <w:p>
-      <w:pPr>
-        <w:keepNext/>
-        <w:spacing w:before="30" w:after="20"/>
-      </w:pPr>
-      <w:r>
-        <w:rPr>
-          <w:b/>
-          <w:bCs/>
-          <w:color w:val="6b7280"/>
-          <w:sz w:val="16"/>
-          <w:szCs w:val="16"/>
-          <w:rFonts w:ascii="Courier New" w:cs="Courier New" w:eastAsia="Courier New" w:hAnsi="Courier New"/>
-        </w:rPr>
-        <w:t xml:space="preserve">PLAYS</w:t>
-      </w:r>
-    </w:p>
-    <w:p>
-      <w:pPr>
-        <w:spacing w:after="14"/>
-        <w:ind w:left="280"/>
-      </w:pPr>
-      <w:r>
-        <w:rPr>
-          <w:color w:val="3a3f4d"/>
-          <w:sz w:val="18"/>
-          <w:szCs w:val="18"/>
-          <w:rFonts w:ascii="Georgia" w:cs="Georgia" w:eastAsia="Georgia" w:hAnsi="Georgia"/>
-        </w:rPr>
-        <w:t xml:space="preserve">the device drops; the calendar takes center-stage (never black — true black is the curtain only)</w:t>
-      </w:r>
-    </w:p>
-    <w:p>
-      <w:pPr>
-        <w:keepNext/>
-        <w:spacing w:before="26" w:after="20"/>
-      </w:pPr>
-      <w:r>
-        <w:rPr>
-          <w:b/>
-          <w:bCs/>
-          <w:color w:val="6b7280"/>
-          <w:sz w:val="16"/>
-          <w:szCs w:val="16"/>
-          <w:rFonts w:ascii="Courier New" w:cs="Courier New" w:eastAsia="Courier New" w:hAnsi="Courier New"/>
-        </w:rPr>
-        <w:t xml:space="preserve">SOUND</w:t>
-      </w:r>
-    </w:p>
-    <w:p>
-      <w:pPr>
-        <w:spacing w:after="14"/>
-        <w:ind w:left="280"/>
-      </w:pPr>
-      <w:r>
-        <w:rPr>
-          <w:color w:val="6a5a20"/>
-          <w:sz w:val="18"/>
-          <w:szCs w:val="18"/>
-          <w:rFonts w:ascii="Georgia" w:cs="Georgia" w:eastAsia="Georgia" w:hAnsi="Georgia"/>
-        </w:rPr>
-        <w:t xml:space="preserve">room tone out</w:t>
+        <w:t xml:space="preserve">“Cathy’s audition prep”</w:t>
       </w:r>
     </w:p>
     <w:p>
@@ -13970,7 +13789,7 @@
           <w:szCs w:val="40"/>
           <w:rFonts w:ascii="Georgia" w:cs="Georgia" w:eastAsia="Georgia" w:hAnsi="Georgia"/>
         </w:rPr>
-        <w:t xml:space="preserve">12 · I Can Do Better Than That</w:t>
+        <w:t xml:space="preserve">11 · If I Didn’t Believe In You</w:t>
       </w:r>
       <w:r>
         <w:rPr>
@@ -13979,7 +13798,7 @@
           <w:szCs w:val="18"/>
           <w:rFonts w:ascii="Courier New" w:cs="Courier New" w:eastAsia="Courier New" w:hAnsi="Courier New"/>
         </w:rPr>
-        <w:t xml:space="preserve">   CATHY SINGS · 3 FIRES</w:t>
+        <w:t xml:space="preserve">   JAMIE SINGS · 1 FIRES</w:t>
       </w:r>
     </w:p>
     <w:p>
@@ -13994,7 +13813,7 @@
           <w:szCs w:val="19"/>
           <w:rFonts w:ascii="Georgia" w:cs="Georgia" w:eastAsia="Georgia" w:hAnsi="Georgia"/>
         </w:rPr>
-        <w:t xml:space="preserve">THE DRIVE, ON THE DASH. The calendar rolls back and holds; then it docks and CarPlay takes the frame for the rest of the song: Apple Maps, the puck riding the route from New York to the Eastern Shore, the miles and minutes falling, each maneuver counting down, the drive in real time. The exit for the Delaware Memorial Bridge comes mid-song and she never arrives before the last chord (tune `rate`/`startAt` in tech). On the final chord the dash goes dark and NOVEMBER · YEAR 1 holds.</w:t>
+        <w:t xml:space="preserve">TIMELINE ONLY. One GO: time rolls forward to MARCH · YEAR 5, the night of the party, and holds center-stage for the whole fight. Nothing on a phone — the argument is the screen.</w:t>
       </w:r>
     </w:p>
     <w:p>
@@ -14014,7 +13833,7 @@
           <w:szCs w:val="22"/>
           <w:rFonts w:ascii="Courier New" w:cs="Courier New" w:eastAsia="Courier New" w:hAnsi="Courier New"/>
         </w:rPr>
-        <w:t xml:space="preserve">12.1</w:t>
+        <w:t xml:space="preserve">11.1</w:t>
       </w:r>
       <w:r>
         <w:rPr>
@@ -14023,7 +13842,7 @@
           <w:szCs w:val="17"/>
           <w:rFonts w:ascii="Courier New" w:cs="Courier New" w:eastAsia="Courier New" w:hAnsi="Courier New"/>
         </w:rPr>
-        <w:t xml:space="preserve">  SR · CATHY</w:t>
+        <w:t xml:space="preserve">  SL · JAMIE</w:t>
       </w:r>
       <w:r>
         <w:rPr>
@@ -14034,7 +13853,7 @@
           <w:szCs w:val="19"/>
           <w:rFonts w:ascii="Georgia" w:cs="Georgia" w:eastAsia="Georgia" w:hAnsi="Georgia"/>
         </w:rPr>
-        <w:t xml:space="preserve">   —  TOP OF I CAN DO BETTER THAN THAT — the first note of the vamp</w:t>
+        <w:t xml:space="preserve">   —  JAMIE: “Okay, stop. Cathy, stop.” — his first words</w:t>
       </w:r>
     </w:p>
     <w:p>
@@ -14049,7 +13868,7 @@
           <w:szCs w:val="19"/>
           <w:rFonts w:ascii="Georgia" w:cs="Georgia" w:eastAsia="Georgia" w:hAnsi="Georgia"/>
         </w:rPr>
-        <w:t xml:space="preserve">The calendar rolls BACK — MARCH · YEAR 5 to NOVEMBER · YEAR 1 — and holds in the centre of the stage. No dash yet.</w:t>
+        <w:t xml:space="preserve">Calendar only. The pages tear FORWARD — FEBRUARY · YEAR 3 → MARCH · YEAR 5, the night of the party — and hold for the whole fight.</w:t>
       </w:r>
     </w:p>
     <w:p>
@@ -14083,6 +13902,32 @@
           <w:szCs w:val="18"/>
           <w:rFonts w:ascii="Courier New" w:cs="Courier New" w:eastAsia="Courier New" w:hAnsi="Courier New"/>
         </w:rPr>
+        <w:t xml:space="preserve">PHONE AWAY — </w:t>
+      </w:r>
+      <w:r>
+        <w:rPr>
+          <w:color w:val="1a1d26"/>
+          <w:sz w:val="18"/>
+          <w:szCs w:val="18"/>
+          <w:rFonts w:ascii="Courier New" w:cs="Courier New" w:eastAsia="Courier New" w:hAnsi="Courier New"/>
+        </w:rPr>
+        <w:t xml:space="preserve">the phone drops; the calendar returns to center-stage</w:t>
+      </w:r>
+    </w:p>
+    <w:p>
+      <w:pPr>
+        <w:spacing w:after="14"/>
+        <w:ind w:left="280"/>
+      </w:pPr>
+      <w:r>
+        <w:rPr>
+          <w:b/>
+          <w:bCs/>
+          <w:color w:val="1a1d26"/>
+          <w:sz w:val="18"/>
+          <w:szCs w:val="18"/>
+          <w:rFonts w:ascii="Courier New" w:cs="Courier New" w:eastAsia="Courier New" w:hAnsi="Courier New"/>
+        </w:rPr>
         <w:t xml:space="preserve">TIME → </w:t>
       </w:r>
       <w:r>
@@ -14092,7 +13937,7 @@
           <w:szCs w:val="18"/>
           <w:rFonts w:ascii="Courier New" w:cs="Courier New" w:eastAsia="Courier New" w:hAnsi="Courier New"/>
         </w:rPr>
-        <w:t xml:space="preserve">5:53 · Saturday, November 6, 2021 — the house reads NOVEMBER · YEAR 1; the calendar pages roll to it under the TIME WARP music (forward tears, backward settles) before any device appears</w:t>
+        <w:t xml:space="preserve">7:41 · Friday, March 6, 2026 — the house reads MARCH · YEAR 5; the calendar pages roll to it under the TIME WARP music (forward tears, backward settles) before any device appears</w:t>
       </w:r>
     </w:p>
     <w:p>
@@ -14118,35 +13963,113 @@
           <w:szCs w:val="18"/>
           <w:rFonts w:ascii="Courier New" w:cs="Courier New" w:eastAsia="Courier New" w:hAnsi="Courier New"/>
         </w:rPr>
-        <w:t xml:space="preserve">“the drive”</w:t>
-      </w:r>
-    </w:p>
-    <w:p>
-      <w:pPr>
-        <w:shd w:fill="faf3dc" w:val="clear"/>
-        <w:spacing w:before="30" w:after="14"/>
-      </w:pPr>
-      <w:r>
-        <w:rPr>
-          <w:b/>
-          <w:bCs/>
-          <w:color w:val="8a6d10"/>
-          <w:sz w:val="17"/>
-          <w:szCs w:val="17"/>
-          <w:rFonts w:ascii="Courier New" w:cs="Courier New" w:eastAsia="Courier New" w:hAnsi="Courier New"/>
-        </w:rPr>
-        <w:t xml:space="preserve">HOLD · </w:t>
-      </w:r>
-      <w:r>
-        <w:rPr>
-          <w:i/>
-          <w:iCs/>
-          <w:color w:val="8a6d10"/>
-          <w:sz w:val="18"/>
-          <w:szCs w:val="18"/>
-          <w:rFonts w:ascii="Georgia" w:cs="Georgia" w:eastAsia="Georgia" w:hAnsi="Georgia"/>
-        </w:rPr>
-        <w:t xml:space="preserve">Hold on the card until she is in the car.</w:t>
+        <w:t xml:space="preserve">“the night of the party”</w:t>
+      </w:r>
+    </w:p>
+    <w:p>
+      <w:pPr>
+        <w:keepNext/>
+        <w:spacing w:before="30" w:after="20"/>
+      </w:pPr>
+      <w:r>
+        <w:rPr>
+          <w:b/>
+          <w:bCs/>
+          <w:color w:val="6b7280"/>
+          <w:sz w:val="16"/>
+          <w:szCs w:val="16"/>
+          <w:rFonts w:ascii="Courier New" w:cs="Courier New" w:eastAsia="Courier New" w:hAnsi="Courier New"/>
+        </w:rPr>
+        <w:t xml:space="preserve">PLAYS</w:t>
+      </w:r>
+    </w:p>
+    <w:p>
+      <w:pPr>
+        <w:spacing w:after="14"/>
+        <w:ind w:left="280"/>
+      </w:pPr>
+      <w:r>
+        <w:rPr>
+          <w:color w:val="3a3f4d"/>
+          <w:sz w:val="18"/>
+          <w:szCs w:val="18"/>
+          <w:rFonts w:ascii="Georgia" w:cs="Georgia" w:eastAsia="Georgia" w:hAnsi="Georgia"/>
+        </w:rPr>
+        <w:t xml:space="preserve">the device drops; the calendar takes center-stage (never black — true black is the curtain only)</w:t>
+      </w:r>
+    </w:p>
+    <w:p>
+      <w:pPr>
+        <w:keepNext/>
+        <w:spacing w:before="26" w:after="20"/>
+      </w:pPr>
+      <w:r>
+        <w:rPr>
+          <w:b/>
+          <w:bCs/>
+          <w:color w:val="6b7280"/>
+          <w:sz w:val="16"/>
+          <w:szCs w:val="16"/>
+          <w:rFonts w:ascii="Courier New" w:cs="Courier New" w:eastAsia="Courier New" w:hAnsi="Courier New"/>
+        </w:rPr>
+        <w:t xml:space="preserve">SOUND</w:t>
+      </w:r>
+    </w:p>
+    <w:p>
+      <w:pPr>
+        <w:spacing w:after="14"/>
+        <w:ind w:left="280"/>
+      </w:pPr>
+      <w:r>
+        <w:rPr>
+          <w:color w:val="6a5a20"/>
+          <w:sz w:val="18"/>
+          <w:szCs w:val="18"/>
+          <w:rFonts w:ascii="Georgia" w:cs="Georgia" w:eastAsia="Georgia" w:hAnsi="Georgia"/>
+        </w:rPr>
+        <w:t xml:space="preserve">room tone out</w:t>
+      </w:r>
+    </w:p>
+    <w:p>
+      <w:pPr>
+        <w:pStyle w:val="Heading1"/>
+        <w:pageBreakBefore/>
+        <w:spacing w:before="200" w:after="60"/>
+      </w:pPr>
+      <w:r>
+        <w:rPr>
+          <w:b/>
+          <w:bCs/>
+          <w:color w:val="1a1d26"/>
+          <w:sz w:val="40"/>
+          <w:szCs w:val="40"/>
+          <w:rFonts w:ascii="Georgia" w:cs="Georgia" w:eastAsia="Georgia" w:hAnsi="Georgia"/>
+        </w:rPr>
+        <w:t xml:space="preserve">12 · I Can Do Better Than That</w:t>
+      </w:r>
+      <w:r>
+        <w:rPr>
+          <w:color w:val="c2447a"/>
+          <w:sz w:val="18"/>
+          <w:szCs w:val="18"/>
+          <w:rFonts w:ascii="Courier New" w:cs="Courier New" w:eastAsia="Courier New" w:hAnsi="Courier New"/>
+        </w:rPr>
+        <w:t xml:space="preserve">   CATHY SINGS · 3 FIRES</w:t>
+      </w:r>
+    </w:p>
+    <w:p>
+      <w:pPr>
+        <w:shd w:fill="eef0f4" w:val="clear"/>
+        <w:spacing w:after="200"/>
+      </w:pPr>
+      <w:r>
+        <w:rPr>
+          <w:color w:val="1a1d26"/>
+          <w:sz w:val="19"/>
+          <w:szCs w:val="19"/>
+          <w:rFonts w:ascii="Georgia" w:cs="Georgia" w:eastAsia="Georgia" w:hAnsi="Georgia"/>
+        </w:rPr>
+        <w:t xml:space="preserve">THE DRIVE, ON THE DASH. The calendar rolls back and holds; then it docks and CarPlay takes the frame for the rest of the song: Apple Maps, the puck riding the route from New York to the Eastern Shore, the miles and minutes falling, each maneuver counting down, the drive in real time. The exit for the Delaware Memorial Bridge comes mid-song and she never arrives before the last chord (tune `rate`/`startAt` in tech). On the final chord the dash goes dark and NOVEMBER · YEAR 1 holds.</w:t>
       </w:r>
     </w:p>
     <w:p>
@@ -14166,7 +14089,7 @@
           <w:szCs w:val="22"/>
           <w:rFonts w:ascii="Courier New" w:cs="Courier New" w:eastAsia="Courier New" w:hAnsi="Courier New"/>
         </w:rPr>
-        <w:t xml:space="preserve">12.2</w:t>
+        <w:t xml:space="preserve">12.1</w:t>
       </w:r>
       <w:r>
         <w:rPr>
@@ -14175,7 +14098,7 @@
           <w:szCs w:val="17"/>
           <w:rFonts w:ascii="Courier New" w:cs="Courier New" w:eastAsia="Courier New" w:hAnsi="Courier New"/>
         </w:rPr>
-        <w:t xml:space="preserve">  SR · CATHY · Maps — navigating</w:t>
+        <w:t xml:space="preserve">  SR · CATHY</w:t>
       </w:r>
       <w:r>
         <w:rPr>
@@ -14186,7 +14109,7 @@
           <w:szCs w:val="19"/>
           <w:rFonts w:ascii="Georgia" w:cs="Georgia" w:eastAsia="Georgia" w:hAnsi="Georgia"/>
         </w:rPr>
-        <w:t xml:space="preserve">   —  LIGHTS UP — GO</w:t>
+        <w:t xml:space="preserve">   —  TOP OF I CAN DO BETTER THAN THAT — the first note of the vamp</w:t>
       </w:r>
     </w:p>
     <w:p>
@@ -14201,7 +14124,7 @@
           <w:szCs w:val="19"/>
           <w:rFonts w:ascii="Georgia" w:cs="Georgia" w:eastAsia="Georgia" w:hAnsi="Georgia"/>
         </w:rPr>
-        <w:t xml:space="preserve">The calendar docks to the right and the dash lights up — CarPlay, already navigating: Apple Maps, New York to the Eastern Shore, the head unit filling the frame. The drive runs in REAL TIME for the rest of the song: the puck rides the route, the miles and the minutes fall, and the Delaware Memorial Bridge exit arrives mid-song. She never gets there before the last chord; that is the point.</w:t>
+        <w:t xml:space="preserve">The calendar rolls BACK — MARCH · YEAR 5 to NOVEMBER · YEAR 1 — and holds in the centre of the stage. No dash yet.</w:t>
       </w:r>
     </w:p>
     <w:p>
@@ -14235,99 +14158,42 @@
           <w:szCs w:val="18"/>
           <w:rFonts w:ascii="Courier New" w:cs="Courier New" w:eastAsia="Courier New" w:hAnsi="Courier New"/>
         </w:rPr>
-        <w:t xml:space="preserve">MAPS — THE DRIVE (live, time-based from this GO): </w:t>
-      </w:r>
-      <w:r>
-        <w:rPr>
-          <w:color w:val="1a1d26"/>
-          <w:sz w:val="18"/>
-          <w:szCs w:val="18"/>
-          <w:rFonts w:ascii="Courier New" w:cs="Courier New" w:eastAsia="Courier New" w:hAnsi="Courier New"/>
-        </w:rPr>
-        <w:t xml:space="preserve">St. Michaels — the Eastern Shore · arrival in 5 min of stage time</w:t>
-      </w:r>
-    </w:p>
-    <w:p>
-      <w:pPr>
-        <w:spacing w:after="14"/>
-        <w:ind w:left="280"/>
-      </w:pPr>
-      <w:r>
-        <w:rPr>
-          <w:b/>
-          <w:bCs/>
-          <w:color w:val="1a1d26"/>
-          <w:sz w:val="18"/>
-          <w:szCs w:val="18"/>
-          <w:rFonts w:ascii="Courier New" w:cs="Courier New" w:eastAsia="Courier New" w:hAnsi="Courier New"/>
-        </w:rPr>
-        <w:t xml:space="preserve">  compressed trip: </w:t>
-      </w:r>
-      <w:r>
-        <w:rPr>
-          <w:color w:val="1a1d26"/>
-          <w:sz w:val="18"/>
-          <w:szCs w:val="18"/>
-          <w:rFonts w:ascii="Courier New" w:cs="Courier New" w:eastAsia="Courier New" w:hAnsi="Courier New"/>
-        </w:rPr>
-        <w:t xml:space="preserve">220 min / 214 mi · the puck rides the route, maneuvers count down, the phone clock runs with it</w:t>
-      </w:r>
-    </w:p>
-    <w:p>
-      <w:pPr>
-        <w:keepNext/>
-        <w:spacing w:before="30" w:after="20"/>
-      </w:pPr>
-      <w:r>
-        <w:rPr>
-          <w:b/>
-          <w:bCs/>
-          <w:color w:val="6b7280"/>
-          <w:sz w:val="16"/>
-          <w:szCs w:val="16"/>
-          <w:rFonts w:ascii="Courier New" w:cs="Courier New" w:eastAsia="Courier New" w:hAnsi="Courier New"/>
-        </w:rPr>
-        <w:t xml:space="preserve">PLAYS</w:t>
-      </w:r>
-    </w:p>
-    <w:p>
-      <w:pPr>
-        <w:spacing w:after="14"/>
-        <w:ind w:left="280"/>
-      </w:pPr>
-      <w:r>
-        <w:rPr>
-          <w:color w:val="3a3f4d"/>
-          <w:sz w:val="18"/>
-          <w:szCs w:val="18"/>
-          <w:rFonts w:ascii="Georgia" w:cs="Georgia" w:eastAsia="Georgia" w:hAnsi="Georgia"/>
-        </w:rPr>
-        <w:t xml:space="preserve">the CarPlay (the dash) shell appears — CATHY’s screen</w:t>
-      </w:r>
-    </w:p>
-    <w:p>
-      <w:pPr>
-        <w:spacing w:before="30" w:after="14"/>
-      </w:pPr>
-      <w:r>
-        <w:rPr>
-          <w:b/>
-          <w:bCs/>
-          <w:color w:val="6b7280"/>
-          <w:sz w:val="16"/>
-          <w:szCs w:val="16"/>
-          <w:rFonts w:ascii="Courier New" w:cs="Courier New" w:eastAsia="Courier New" w:hAnsi="Courier New"/>
-        </w:rPr>
-        <w:t xml:space="preserve">PHONES  </w:t>
-      </w:r>
-      <w:r>
-        <w:rPr>
-          <w:color w:val="6b7280"/>
-          <w:sz w:val="17"/>
-          <w:szCs w:val="17"/>
-          <w:rFonts w:ascii="Courier New" w:cs="Courier New" w:eastAsia="Courier New" w:hAnsi="Courier New"/>
-        </w:rPr>
-        <w:t xml:space="preserve">SR = Maps — navigating  ·  stamp “the drive”  ·  clock 5:53</w:t>
+        <w:t xml:space="preserve">TIME → </w:t>
+      </w:r>
+      <w:r>
+        <w:rPr>
+          <w:color w:val="1a1d26"/>
+          <w:sz w:val="18"/>
+          <w:szCs w:val="18"/>
+          <w:rFonts w:ascii="Courier New" w:cs="Courier New" w:eastAsia="Courier New" w:hAnsi="Courier New"/>
+        </w:rPr>
+        <w:t xml:space="preserve">5:53 · Saturday, November 6, 2021 — the house reads NOVEMBER · YEAR 1; the calendar pages roll to it under the TIME WARP music (forward tears, backward settles) before any device appears</w:t>
+      </w:r>
+    </w:p>
+    <w:p>
+      <w:pPr>
+        <w:spacing w:after="14"/>
+        <w:ind w:left="280"/>
+      </w:pPr>
+      <w:r>
+        <w:rPr>
+          <w:b/>
+          <w:bCs/>
+          <w:color w:val="1a1d26"/>
+          <w:sz w:val="18"/>
+          <w:szCs w:val="18"/>
+          <w:rFonts w:ascii="Courier New" w:cs="Courier New" w:eastAsia="Courier New" w:hAnsi="Courier New"/>
+        </w:rPr>
+        <w:t xml:space="preserve">ERA FOOT LINE → </w:t>
+      </w:r>
+      <w:r>
+        <w:rPr>
+          <w:color w:val="1a1d26"/>
+          <w:sz w:val="18"/>
+          <w:szCs w:val="18"/>
+          <w:rFonts w:ascii="Courier New" w:cs="Courier New" w:eastAsia="Courier New" w:hAnsi="Courier New"/>
+        </w:rPr>
+        <w:t xml:space="preserve">“the drive”</w:t>
       </w:r>
     </w:p>
     <w:p>
@@ -14355,7 +14221,7 @@
           <w:szCs w:val="18"/>
           <w:rFonts w:ascii="Georgia" w:cs="Georgia" w:eastAsia="Georgia" w:hAnsi="Georgia"/>
         </w:rPr>
-        <w:t xml:space="preserve">`rate` (trip minutes per real minute; 1 = real time) and `startAt` (fraction of the trip at GO) live on this cue — tune in tech.</w:t>
+        <w:t xml:space="preserve">Hold on the card until she is in the car.</w:t>
       </w:r>
     </w:p>
     <w:p>
@@ -14375,7 +14241,7 @@
           <w:szCs w:val="22"/>
           <w:rFonts w:ascii="Courier New" w:cs="Courier New" w:eastAsia="Courier New" w:hAnsi="Courier New"/>
         </w:rPr>
-        <w:t xml:space="preserve">12.3</w:t>
+        <w:t xml:space="preserve">12.2</w:t>
       </w:r>
       <w:r>
         <w:rPr>
@@ -14384,7 +14250,7 @@
           <w:szCs w:val="17"/>
           <w:rFonts w:ascii="Courier New" w:cs="Courier New" w:eastAsia="Courier New" w:hAnsi="Courier New"/>
         </w:rPr>
-        <w:t xml:space="preserve">  SR · CATHY</w:t>
+        <w:t xml:space="preserve">  SR · CATHY · Maps — navigating</w:t>
       </w:r>
       <w:r>
         <w:rPr>
@@ -14395,7 +14261,7 @@
           <w:szCs w:val="19"/>
           <w:rFonts w:ascii="Georgia" w:cs="Georgia" w:eastAsia="Georgia" w:hAnsi="Georgia"/>
         </w:rPr>
-        <w:t xml:space="preserve">   —  FINAL CHORD — the last note of the song</w:t>
+        <w:t xml:space="preserve">   —  LIGHTS UP — GO</w:t>
       </w:r>
     </w:p>
     <w:p>
@@ -14410,7 +14276,7 @@
           <w:szCs w:val="19"/>
           <w:rFonts w:ascii="Georgia" w:cs="Georgia" w:eastAsia="Georgia" w:hAnsi="Georgia"/>
         </w:rPr>
-        <w:t xml:space="preserve">The dash goes dark; NOVEMBER · YEAR 1 holds center.</w:t>
+        <w:t xml:space="preserve">The calendar docks to the right and the dash lights up — CarPlay, already navigating: Apple Maps, New York to the Eastern Shore, the head unit filling the frame. The drive runs in REAL TIME for the rest of the song: the puck rides the route, the miles and the minutes fall, and the Delaware Memorial Bridge exit arrives mid-song. She never gets there before the last chord; that is the point.</w:t>
       </w:r>
     </w:p>
     <w:p>
@@ -14444,16 +14310,42 @@
           <w:szCs w:val="18"/>
           <w:rFonts w:ascii="Courier New" w:cs="Courier New" w:eastAsia="Courier New" w:hAnsi="Courier New"/>
         </w:rPr>
-        <w:t xml:space="preserve">PHONE AWAY — </w:t>
-      </w:r>
-      <w:r>
-        <w:rPr>
-          <w:color w:val="1a1d26"/>
-          <w:sz w:val="18"/>
-          <w:szCs w:val="18"/>
-          <w:rFonts w:ascii="Courier New" w:cs="Courier New" w:eastAsia="Courier New" w:hAnsi="Courier New"/>
-        </w:rPr>
-        <w:t xml:space="preserve">the phone drops; the calendar returns to center-stage</w:t>
+        <w:t xml:space="preserve">MAPS — THE DRIVE (live, time-based from this GO): </w:t>
+      </w:r>
+      <w:r>
+        <w:rPr>
+          <w:color w:val="1a1d26"/>
+          <w:sz w:val="18"/>
+          <w:szCs w:val="18"/>
+          <w:rFonts w:ascii="Courier New" w:cs="Courier New" w:eastAsia="Courier New" w:hAnsi="Courier New"/>
+        </w:rPr>
+        <w:t xml:space="preserve">St. Michaels — the Eastern Shore · arrival in 5 min of stage time</w:t>
+      </w:r>
+    </w:p>
+    <w:p>
+      <w:pPr>
+        <w:spacing w:after="14"/>
+        <w:ind w:left="280"/>
+      </w:pPr>
+      <w:r>
+        <w:rPr>
+          <w:b/>
+          <w:bCs/>
+          <w:color w:val="1a1d26"/>
+          <w:sz w:val="18"/>
+          <w:szCs w:val="18"/>
+          <w:rFonts w:ascii="Courier New" w:cs="Courier New" w:eastAsia="Courier New" w:hAnsi="Courier New"/>
+        </w:rPr>
+        <w:t xml:space="preserve">  compressed trip: </w:t>
+      </w:r>
+      <w:r>
+        <w:rPr>
+          <w:color w:val="1a1d26"/>
+          <w:sz w:val="18"/>
+          <w:szCs w:val="18"/>
+          <w:rFonts w:ascii="Courier New" w:cs="Courier New" w:eastAsia="Courier New" w:hAnsi="Courier New"/>
+        </w:rPr>
+        <w:t xml:space="preserve">220 min / 214 mi · the puck rides the route, maneuvers count down, the phone clock runs with it</w:t>
       </w:r>
     </w:p>
     <w:p>
@@ -14485,13 +14377,12 @@
           <w:szCs w:val="18"/>
           <w:rFonts w:ascii="Georgia" w:cs="Georgia" w:eastAsia="Georgia" w:hAnsi="Georgia"/>
         </w:rPr>
-        <w:t xml:space="preserve">the device drops; the calendar takes center-stage (never black — true black is the curtain only)</w:t>
-      </w:r>
-    </w:p>
-    <w:p>
-      <w:pPr>
-        <w:keepNext/>
-        <w:spacing w:before="26" w:after="20"/>
+        <w:t xml:space="preserve">the CarPlay (the dash) shell appears — CATHY’s screen</w:t>
+      </w:r>
+    </w:p>
+    <w:p>
+      <w:pPr>
+        <w:spacing w:before="30" w:after="14"/>
       </w:pPr>
       <w:r>
         <w:rPr>
@@ -14502,64 +14393,44 @@
           <w:szCs w:val="16"/>
           <w:rFonts w:ascii="Courier New" w:cs="Courier New" w:eastAsia="Courier New" w:hAnsi="Courier New"/>
         </w:rPr>
-        <w:t xml:space="preserve">SOUND</w:t>
-      </w:r>
-    </w:p>
-    <w:p>
-      <w:pPr>
-        <w:spacing w:after="14"/>
-        <w:ind w:left="280"/>
-      </w:pPr>
-      <w:r>
-        <w:rPr>
-          <w:color w:val="6a5a20"/>
-          <w:sz w:val="18"/>
-          <w:szCs w:val="18"/>
-          <w:rFonts w:ascii="Georgia" w:cs="Georgia" w:eastAsia="Georgia" w:hAnsi="Georgia"/>
-        </w:rPr>
-        <w:t xml:space="preserve">room tone out</w:t>
-      </w:r>
-    </w:p>
-    <w:p>
-      <w:pPr>
-        <w:pStyle w:val="Heading1"/>
-        <w:pageBreakBefore/>
-        <w:spacing w:before="200" w:after="60"/>
-      </w:pPr>
-      <w:r>
-        <w:rPr>
-          <w:b/>
-          <w:bCs/>
-          <w:color w:val="1a1d26"/>
-          <w:sz w:val="40"/>
-          <w:szCs w:val="40"/>
-          <w:rFonts w:ascii="Georgia" w:cs="Georgia" w:eastAsia="Georgia" w:hAnsi="Georgia"/>
-        </w:rPr>
-        <w:t xml:space="preserve">13 · Nobody Needs to Know</w:t>
-      </w:r>
-      <w:r>
-        <w:rPr>
-          <w:color w:val="c2447a"/>
-          <w:sz w:val="18"/>
-          <w:szCs w:val="18"/>
-          <w:rFonts w:ascii="Courier New" w:cs="Courier New" w:eastAsia="Courier New" w:hAnsi="Courier New"/>
-        </w:rPr>
-        <w:t xml:space="preserve">   JAMIE SINGS · 3 FIRES</w:t>
-      </w:r>
-    </w:p>
-    <w:p>
-      <w:pPr>
-        <w:shd w:fill="eef0f4" w:val="clear"/>
-        <w:spacing w:after="200"/>
-      </w:pPr>
-      <w:r>
-        <w:rPr>
-          <w:color w:val="1a1d26"/>
-          <w:sz w:val="19"/>
-          <w:szCs w:val="19"/>
-          <w:rFonts w:ascii="Georgia" w:cs="Georgia" w:eastAsia="Georgia" w:hAnsi="Georgia"/>
-        </w:rPr>
-        <w:t xml:space="preserve">TWO BEATS. Her good-morning text lights his phone before dawn; it holds long enough to read and then he swipes it LEFT, off its own Clear button, and it is gone. On his last line the whole phone is on stage: he unlocks it, opens Find My, and changes which DEVICE reports his location — iPad to iPhone. The sharing was always on and stays on; only the source moves. The cover-up filed as devotion.</w:t>
+        <w:t xml:space="preserve">PHONES  </w:t>
+      </w:r>
+      <w:r>
+        <w:rPr>
+          <w:color w:val="6b7280"/>
+          <w:sz w:val="17"/>
+          <w:szCs w:val="17"/>
+          <w:rFonts w:ascii="Courier New" w:cs="Courier New" w:eastAsia="Courier New" w:hAnsi="Courier New"/>
+        </w:rPr>
+        <w:t xml:space="preserve">SR = Maps — navigating  ·  stamp “the drive”  ·  clock 5:53</w:t>
+      </w:r>
+    </w:p>
+    <w:p>
+      <w:pPr>
+        <w:shd w:fill="faf3dc" w:val="clear"/>
+        <w:spacing w:before="30" w:after="14"/>
+      </w:pPr>
+      <w:r>
+        <w:rPr>
+          <w:b/>
+          <w:bCs/>
+          <w:color w:val="8a6d10"/>
+          <w:sz w:val="17"/>
+          <w:szCs w:val="17"/>
+          <w:rFonts w:ascii="Courier New" w:cs="Courier New" w:eastAsia="Courier New" w:hAnsi="Courier New"/>
+        </w:rPr>
+        <w:t xml:space="preserve">HOLD · </w:t>
+      </w:r>
+      <w:r>
+        <w:rPr>
+          <w:i/>
+          <w:iCs/>
+          <w:color w:val="8a6d10"/>
+          <w:sz w:val="18"/>
+          <w:szCs w:val="18"/>
+          <w:rFonts w:ascii="Georgia" w:cs="Georgia" w:eastAsia="Georgia" w:hAnsi="Georgia"/>
+        </w:rPr>
+        <w:t xml:space="preserve">`rate` (trip minutes per real minute; 1 = real time) and `startAt` (fraction of the trip at GO) live on this cue — tune in tech.</w:t>
       </w:r>
     </w:p>
     <w:p>
@@ -14579,7 +14450,7 @@
           <w:szCs w:val="22"/>
           <w:rFonts w:ascii="Courier New" w:cs="Courier New" w:eastAsia="Courier New" w:hAnsi="Courier New"/>
         </w:rPr>
-        <w:t xml:space="preserve">13.1</w:t>
+        <w:t xml:space="preserve">12.3</w:t>
       </w:r>
       <w:r>
         <w:rPr>
@@ -14588,7 +14459,7 @@
           <w:szCs w:val="17"/>
           <w:rFonts w:ascii="Courier New" w:cs="Courier New" w:eastAsia="Courier New" w:hAnsi="Courier New"/>
         </w:rPr>
-        <w:t xml:space="preserve">  SL · JAMIE</w:t>
+        <w:t xml:space="preserve">  SR · CATHY</w:t>
       </w:r>
       <w:r>
         <w:rPr>
@@ -14599,7 +14470,7 @@
           <w:szCs w:val="19"/>
           <w:rFonts w:ascii="Georgia" w:cs="Georgia" w:eastAsia="Georgia" w:hAnsi="Georgia"/>
         </w:rPr>
-        <w:t xml:space="preserve">   —  TOP OF NOBODY NEEDS TO KNOW — the first note, before he sings</w:t>
+        <w:t xml:space="preserve">   —  FINAL CHORD — the last note of the song</w:t>
       </w:r>
     </w:p>
     <w:p>
@@ -14614,7 +14485,7 @@
           <w:szCs w:val="19"/>
           <w:rFonts w:ascii="Georgia" w:cs="Georgia" w:eastAsia="Georgia" w:hAnsi="Georgia"/>
         </w:rPr>
-        <w:t xml:space="preserve">The pages tear FORWARD — NOVEMBER · YEAR 1 → JUNE · YEAR 5, before dawn — and hold. His phone is face-down somewhere it should not be.</w:t>
+        <w:t xml:space="preserve">The dash goes dark; NOVEMBER · YEAR 1 holds center.</w:t>
       </w:r>
     </w:p>
     <w:p>
@@ -14662,84 +14533,6 @@
     </w:p>
     <w:p>
       <w:pPr>
-        <w:spacing w:after="14"/>
-        <w:ind w:left="280"/>
-      </w:pPr>
-      <w:r>
-        <w:rPr>
-          <w:b/>
-          <w:bCs/>
-          <w:color w:val="1a1d26"/>
-          <w:sz w:val="18"/>
-          <w:szCs w:val="18"/>
-          <w:rFonts w:ascii="Courier New" w:cs="Courier New" w:eastAsia="Courier New" w:hAnsi="Courier New"/>
-        </w:rPr>
-        <w:t xml:space="preserve">BATTERY → </w:t>
-      </w:r>
-      <w:r>
-        <w:rPr>
-          <w:color w:val="1a1d26"/>
-          <w:sz w:val="18"/>
-          <w:szCs w:val="18"/>
-          <w:rFonts w:ascii="Courier New" w:cs="Courier New" w:eastAsia="Courier New" w:hAnsi="Courier New"/>
-        </w:rPr>
-        <w:t xml:space="preserve">9%</w:t>
-      </w:r>
-    </w:p>
-    <w:p>
-      <w:pPr>
-        <w:spacing w:after="14"/>
-        <w:ind w:left="280"/>
-      </w:pPr>
-      <w:r>
-        <w:rPr>
-          <w:b/>
-          <w:bCs/>
-          <w:color w:val="1a1d26"/>
-          <w:sz w:val="18"/>
-          <w:szCs w:val="18"/>
-          <w:rFonts w:ascii="Courier New" w:cs="Courier New" w:eastAsia="Courier New" w:hAnsi="Courier New"/>
-        </w:rPr>
-        <w:t xml:space="preserve">TIME → </w:t>
-      </w:r>
-      <w:r>
-        <w:rPr>
-          <w:color w:val="1a1d26"/>
-          <w:sz w:val="18"/>
-          <w:szCs w:val="18"/>
-          <w:rFonts w:ascii="Courier New" w:cs="Courier New" w:eastAsia="Courier New" w:hAnsi="Courier New"/>
-        </w:rPr>
-        <w:t xml:space="preserve">5:05 · Thursday, June 11, 2026 — the house reads JUNE · YEAR 5; the calendar pages roll to it under the TIME WARP music (forward tears, backward settles) before any device appears</w:t>
-      </w:r>
-    </w:p>
-    <w:p>
-      <w:pPr>
-        <w:spacing w:after="14"/>
-        <w:ind w:left="280"/>
-      </w:pPr>
-      <w:r>
-        <w:rPr>
-          <w:b/>
-          <w:bCs/>
-          <w:color w:val="1a1d26"/>
-          <w:sz w:val="18"/>
-          <w:szCs w:val="18"/>
-          <w:rFonts w:ascii="Courier New" w:cs="Courier New" w:eastAsia="Courier New" w:hAnsi="Courier New"/>
-        </w:rPr>
-        <w:t xml:space="preserve">ERA FOOT LINE → </w:t>
-      </w:r>
-      <w:r>
-        <w:rPr>
-          <w:color w:val="1a1d26"/>
-          <w:sz w:val="18"/>
-          <w:szCs w:val="18"/>
-          <w:rFonts w:ascii="Courier New" w:cs="Courier New" w:eastAsia="Courier New" w:hAnsi="Courier New"/>
-        </w:rPr>
-        <w:t xml:space="preserve">“before dawn”</w:t>
-      </w:r>
-    </w:p>
-    <w:p>
-      <w:pPr>
         <w:keepNext/>
         <w:spacing w:before="30" w:after="20"/>
       </w:pPr>
@@ -14800,6 +14593,48 @@
           <w:rFonts w:ascii="Georgia" w:cs="Georgia" w:eastAsia="Georgia" w:hAnsi="Georgia"/>
         </w:rPr>
         <w:t xml:space="preserve">room tone out</w:t>
+      </w:r>
+    </w:p>
+    <w:p>
+      <w:pPr>
+        <w:pStyle w:val="Heading1"/>
+        <w:pageBreakBefore/>
+        <w:spacing w:before="200" w:after="60"/>
+      </w:pPr>
+      <w:r>
+        <w:rPr>
+          <w:b/>
+          <w:bCs/>
+          <w:color w:val="1a1d26"/>
+          <w:sz w:val="40"/>
+          <w:szCs w:val="40"/>
+          <w:rFonts w:ascii="Georgia" w:cs="Georgia" w:eastAsia="Georgia" w:hAnsi="Georgia"/>
+        </w:rPr>
+        <w:t xml:space="preserve">13 · Nobody Needs to Know</w:t>
+      </w:r>
+      <w:r>
+        <w:rPr>
+          <w:color w:val="c2447a"/>
+          <w:sz w:val="18"/>
+          <w:szCs w:val="18"/>
+          <w:rFonts w:ascii="Courier New" w:cs="Courier New" w:eastAsia="Courier New" w:hAnsi="Courier New"/>
+        </w:rPr>
+        <w:t xml:space="preserve">   JAMIE SINGS · 3 FIRES</w:t>
+      </w:r>
+    </w:p>
+    <w:p>
+      <w:pPr>
+        <w:shd w:fill="eef0f4" w:val="clear"/>
+        <w:spacing w:after="200"/>
+      </w:pPr>
+      <w:r>
+        <w:rPr>
+          <w:color w:val="1a1d26"/>
+          <w:sz w:val="19"/>
+          <w:szCs w:val="19"/>
+          <w:rFonts w:ascii="Georgia" w:cs="Georgia" w:eastAsia="Georgia" w:hAnsi="Georgia"/>
+        </w:rPr>
+        <w:t xml:space="preserve">TWO BEATS. Her good-morning text lights his phone before dawn; it holds long enough to read and then he swipes it LEFT, off its own Clear button, and it is gone. On his last line the whole phone is on stage: he unlocks it, opens Find My, and changes which DEVICE reports his location — iPad to iPhone. The map tells the house what the row cannot: his dot sits at HOME, the Home pin beside it on W 73rd, while the iPad is reporting; the moment he makes this iPhone the source the map jumps to another block of the city and the Home pin is gone. The sharing was always on and stays on; only the source moves. The cover-up filed as devotion.</w:t>
       </w:r>
     </w:p>
     <w:p>
@@ -14819,7 +14654,7 @@
           <w:szCs w:val="22"/>
           <w:rFonts w:ascii="Courier New" w:cs="Courier New" w:eastAsia="Courier New" w:hAnsi="Courier New"/>
         </w:rPr>
-        <w:t xml:space="preserve">13.2</w:t>
+        <w:t xml:space="preserve">13.1</w:t>
       </w:r>
       <w:r>
         <w:rPr>
@@ -14839,7 +14674,7 @@
           <w:szCs w:val="19"/>
           <w:rFonts w:ascii="Georgia" w:cs="Georgia" w:eastAsia="Georgia" w:hAnsi="Georgia"/>
         </w:rPr>
-        <w:t xml:space="preserve">   —  “Cathy is waiting” — her text lands</w:t>
+        <w:t xml:space="preserve">   —  TOP OF NOBODY NEEDS TO KNOW — the first note, before he sings</w:t>
       </w:r>
     </w:p>
     <w:p>
@@ -14854,7 +14689,7 @@
           <w:szCs w:val="19"/>
           <w:rFonts w:ascii="Georgia" w:cs="Georgia" w:eastAsia="Georgia" w:hAnsi="Georgia"/>
         </w:rPr>
-        <w:t xml:space="preserve">AUTO-PLAYS from this GO. The calendar docks; his phone lights on the nightstand — 9% battery — with her good-morning text. It sits there, readable, for four seconds. Then he pushes it off the screen — slowly, the whole width of the glass, a deliberate erasure and not a flick — unread, and the phone drops again. JUNE · YEAR 5 holds.</w:t>
+        <w:t xml:space="preserve">The pages tear FORWARD — NOVEMBER · YEAR 1 → JUNE · YEAR 5, before dawn — and hold. His phone is face-down somewhere it should not be.</w:t>
       </w:r>
     </w:p>
     <w:p>
@@ -14888,110 +14723,6 @@
           <w:szCs w:val="18"/>
           <w:rFonts w:ascii="Courier New" w:cs="Courier New" w:eastAsia="Courier New" w:hAnsi="Courier New"/>
         </w:rPr>
-        <w:t xml:space="preserve">NOTIFICATION — Messages · Cathy 💛 (now): </w:t>
-      </w:r>
-      <w:r>
-        <w:rPr>
-          <w:color w:val="1a1d26"/>
-          <w:sz w:val="18"/>
-          <w:szCs w:val="18"/>
-          <w:rFonts w:ascii="Courier New" w:cs="Courier New" w:eastAsia="Courier New" w:hAnsi="Courier New"/>
-        </w:rPr>
-        <w:t xml:space="preserve">“good morning. can’t wait to see you — what time does your flight land?”</w:t>
-      </w:r>
-    </w:p>
-    <w:p>
-      <w:pPr>
-        <w:spacing w:after="14"/>
-        <w:ind w:left="280"/>
-      </w:pPr>
-      <w:r>
-        <w:rPr>
-          <w:b/>
-          <w:bCs/>
-          <w:color w:val="1a1d26"/>
-          <w:sz w:val="18"/>
-          <w:szCs w:val="18"/>
-          <w:rFonts w:ascii="Courier New" w:cs="Courier New" w:eastAsia="Courier New" w:hAnsi="Courier New"/>
-        </w:rPr>
-        <w:t xml:space="preserve">  … a beat (auto-timed, </w:t>
-      </w:r>
-      <w:r>
-        <w:rPr>
-          <w:color w:val="1a1d26"/>
-          <w:sz w:val="18"/>
-          <w:szCs w:val="18"/>
-          <w:rFonts w:ascii="Courier New" w:cs="Courier New" w:eastAsia="Courier New" w:hAnsi="Courier New"/>
-        </w:rPr>
-        <w:t xml:space="preserve">3.5 s)</w:t>
-      </w:r>
-    </w:p>
-    <w:p>
-      <w:pPr>
-        <w:spacing w:after="14"/>
-        <w:ind w:left="280"/>
-      </w:pPr>
-      <w:r>
-        <w:rPr>
-          <w:b/>
-          <w:bCs/>
-          <w:color w:val="1a1d26"/>
-          <w:sz w:val="18"/>
-          <w:szCs w:val="18"/>
-          <w:rFonts w:ascii="Courier New" w:cs="Courier New" w:eastAsia="Courier New" w:hAnsi="Courier New"/>
-        </w:rPr>
-        <w:t xml:space="preserve">notification SWIPED AWAY — </w:t>
-      </w:r>
-      <w:r>
-        <w:rPr>
-          <w:color w:val="1a1d26"/>
-          <w:sz w:val="18"/>
-          <w:szCs w:val="18"/>
-          <w:rFonts w:ascii="Courier New" w:cs="Courier New" w:eastAsia="Courier New" w:hAnsi="Courier New"/>
-        </w:rPr>
-        <w:t xml:space="preserve">it travels the whole width of the glass over 1.88 s and is gone (a deliberate erasure, not a flick)</w:t>
-      </w:r>
-    </w:p>
-    <w:p>
-      <w:pPr>
-        <w:spacing w:after="14"/>
-        <w:ind w:left="280"/>
-      </w:pPr>
-      <w:r>
-        <w:rPr>
-          <w:b/>
-          <w:bCs/>
-          <w:color w:val="1a1d26"/>
-          <w:sz w:val="18"/>
-          <w:szCs w:val="18"/>
-          <w:rFonts w:ascii="Courier New" w:cs="Courier New" w:eastAsia="Courier New" w:hAnsi="Courier New"/>
-        </w:rPr>
-        <w:t xml:space="preserve">  … a beat (auto-timed, </w:t>
-      </w:r>
-      <w:r>
-        <w:rPr>
-          <w:color w:val="1a1d26"/>
-          <w:sz w:val="18"/>
-          <w:szCs w:val="18"/>
-          <w:rFonts w:ascii="Courier New" w:cs="Courier New" w:eastAsia="Courier New" w:hAnsi="Courier New"/>
-        </w:rPr>
-        <w:t xml:space="preserve">0.9 s)</w:t>
-      </w:r>
-    </w:p>
-    <w:p>
-      <w:pPr>
-        <w:spacing w:after="14"/>
-        <w:ind w:left="280"/>
-      </w:pPr>
-      <w:r>
-        <w:rPr>
-          <w:b/>
-          <w:bCs/>
-          <w:color w:val="1a1d26"/>
-          <w:sz w:val="18"/>
-          <w:szCs w:val="18"/>
-          <w:rFonts w:ascii="Courier New" w:cs="Courier New" w:eastAsia="Courier New" w:hAnsi="Courier New"/>
-        </w:rPr>
         <w:t xml:space="preserve">PHONE AWAY — </w:t>
       </w:r>
       <w:r>
@@ -15002,6 +14733,84 @@
           <w:rFonts w:ascii="Courier New" w:cs="Courier New" w:eastAsia="Courier New" w:hAnsi="Courier New"/>
         </w:rPr>
         <w:t xml:space="preserve">the phone drops; the calendar returns to center-stage</w:t>
+      </w:r>
+    </w:p>
+    <w:p>
+      <w:pPr>
+        <w:spacing w:after="14"/>
+        <w:ind w:left="280"/>
+      </w:pPr>
+      <w:r>
+        <w:rPr>
+          <w:b/>
+          <w:bCs/>
+          <w:color w:val="1a1d26"/>
+          <w:sz w:val="18"/>
+          <w:szCs w:val="18"/>
+          <w:rFonts w:ascii="Courier New" w:cs="Courier New" w:eastAsia="Courier New" w:hAnsi="Courier New"/>
+        </w:rPr>
+        <w:t xml:space="preserve">BATTERY → </w:t>
+      </w:r>
+      <w:r>
+        <w:rPr>
+          <w:color w:val="1a1d26"/>
+          <w:sz w:val="18"/>
+          <w:szCs w:val="18"/>
+          <w:rFonts w:ascii="Courier New" w:cs="Courier New" w:eastAsia="Courier New" w:hAnsi="Courier New"/>
+        </w:rPr>
+        <w:t xml:space="preserve">9%</w:t>
+      </w:r>
+    </w:p>
+    <w:p>
+      <w:pPr>
+        <w:spacing w:after="14"/>
+        <w:ind w:left="280"/>
+      </w:pPr>
+      <w:r>
+        <w:rPr>
+          <w:b/>
+          <w:bCs/>
+          <w:color w:val="1a1d26"/>
+          <w:sz w:val="18"/>
+          <w:szCs w:val="18"/>
+          <w:rFonts w:ascii="Courier New" w:cs="Courier New" w:eastAsia="Courier New" w:hAnsi="Courier New"/>
+        </w:rPr>
+        <w:t xml:space="preserve">TIME → </w:t>
+      </w:r>
+      <w:r>
+        <w:rPr>
+          <w:color w:val="1a1d26"/>
+          <w:sz w:val="18"/>
+          <w:szCs w:val="18"/>
+          <w:rFonts w:ascii="Courier New" w:cs="Courier New" w:eastAsia="Courier New" w:hAnsi="Courier New"/>
+        </w:rPr>
+        <w:t xml:space="preserve">5:05 · Thursday, June 11, 2026 — the house reads JUNE · YEAR 5; the calendar pages roll to it under the TIME WARP music (forward tears, backward settles) before any device appears</w:t>
+      </w:r>
+    </w:p>
+    <w:p>
+      <w:pPr>
+        <w:spacing w:after="14"/>
+        <w:ind w:left="280"/>
+      </w:pPr>
+      <w:r>
+        <w:rPr>
+          <w:b/>
+          <w:bCs/>
+          <w:color w:val="1a1d26"/>
+          <w:sz w:val="18"/>
+          <w:szCs w:val="18"/>
+          <w:rFonts w:ascii="Courier New" w:cs="Courier New" w:eastAsia="Courier New" w:hAnsi="Courier New"/>
+        </w:rPr>
+        <w:t xml:space="preserve">ERA FOOT LINE → </w:t>
+      </w:r>
+      <w:r>
+        <w:rPr>
+          <w:color w:val="1a1d26"/>
+          <w:sz w:val="18"/>
+          <w:szCs w:val="18"/>
+          <w:rFonts w:ascii="Courier New" w:cs="Courier New" w:eastAsia="Courier New" w:hAnsi="Courier New"/>
+        </w:rPr>
+        <w:t xml:space="preserve">“before dawn”</w:t>
       </w:r>
     </w:p>
     <w:p>
@@ -15033,36 +14842,6 @@
           <w:szCs w:val="18"/>
           <w:rFonts w:ascii="Georgia" w:cs="Georgia" w:eastAsia="Georgia" w:hAnsi="Georgia"/>
         </w:rPr>
-        <w:t xml:space="preserve">the iPhone shell appears — JAMIE’s screen</w:t>
-      </w:r>
-    </w:p>
-    <w:p>
-      <w:pPr>
-        <w:spacing w:after="14"/>
-        <w:ind w:left="280"/>
-      </w:pPr>
-      <w:r>
-        <w:rPr>
-          <w:color w:val="3a3f4d"/>
-          <w:sz w:val="18"/>
-          <w:szCs w:val="18"/>
-          <w:rFonts w:ascii="Georgia" w:cs="Georgia" w:eastAsia="Georgia" w:hAnsi="Georgia"/>
-        </w:rPr>
-        <w:t xml:space="preserve">sound: receive ding</w:t>
-      </w:r>
-    </w:p>
-    <w:p>
-      <w:pPr>
-        <w:spacing w:after="14"/>
-        <w:ind w:left="280"/>
-      </w:pPr>
-      <w:r>
-        <w:rPr>
-          <w:color w:val="3a3f4d"/>
-          <w:sz w:val="18"/>
-          <w:szCs w:val="18"/>
-          <w:rFonts w:ascii="Georgia" w:cs="Georgia" w:eastAsia="Georgia" w:hAnsi="Georgia"/>
-        </w:rPr>
         <w:t xml:space="preserve">the device drops; the calendar takes center-stage (never black — true black is the curtain only)</w:t>
       </w:r>
     </w:p>
@@ -15095,50 +14874,7 @@
           <w:szCs w:val="18"/>
           <w:rFonts w:ascii="Georgia" w:cs="Georgia" w:eastAsia="Georgia" w:hAnsi="Georgia"/>
         </w:rPr>
-        <w:t xml:space="preserve">notification tri-tone (soft)</w:t>
-      </w:r>
-    </w:p>
-    <w:p>
-      <w:pPr>
-        <w:spacing w:after="14"/>
-        <w:ind w:left="280"/>
-      </w:pPr>
-      <w:r>
-        <w:rPr>
-          <w:color w:val="6a5a20"/>
-          <w:sz w:val="18"/>
-          <w:szCs w:val="18"/>
-          <w:rFonts w:ascii="Georgia" w:cs="Georgia" w:eastAsia="Georgia" w:hAnsi="Georgia"/>
-        </w:rPr>
         <w:t xml:space="preserve">room tone out</w:t>
-      </w:r>
-    </w:p>
-    <w:p>
-      <w:pPr>
-        <w:shd w:fill="faf3dc" w:val="clear"/>
-        <w:spacing w:before="30" w:after="14"/>
-      </w:pPr>
-      <w:r>
-        <w:rPr>
-          <w:b/>
-          <w:bCs/>
-          <w:color w:val="8a6d10"/>
-          <w:sz w:val="17"/>
-          <w:szCs w:val="17"/>
-          <w:rFonts w:ascii="Courier New" w:cs="Courier New" w:eastAsia="Courier New" w:hAnsi="Courier New"/>
-        </w:rPr>
-        <w:t xml:space="preserve">HOLD · </w:t>
-      </w:r>
-      <w:r>
-        <w:rPr>
-          <w:i/>
-          <w:iCs/>
-          <w:color w:val="8a6d10"/>
-          <w:sz w:val="18"/>
-          <w:szCs w:val="18"/>
-          <w:rFonts w:ascii="Georgia" w:cs="Georgia" w:eastAsia="Georgia" w:hAnsi="Georgia"/>
-        </w:rPr>
-        <w:t xml:space="preserve">He does not open it — he CLEARS it. The card is pulled LEFT off its own Clear button, the word is held long enough to read, and only then does the card go. The tuning knobs are the two pauses (3500 before, 900 after) and `ms` on notifDismiss, which is the whole gesture — it splits into the pull, the hold on Clear, and the card leaving.</w:t>
       </w:r>
     </w:p>
     <w:p>
@@ -15158,7 +14894,7 @@
           <w:szCs w:val="22"/>
           <w:rFonts w:ascii="Courier New" w:cs="Courier New" w:eastAsia="Courier New" w:hAnsi="Courier New"/>
         </w:rPr>
-        <w:t xml:space="preserve">13.3</w:t>
+        <w:t xml:space="preserve">13.2</w:t>
       </w:r>
       <w:r>
         <w:rPr>
@@ -15167,7 +14903,7 @@
           <w:szCs w:val="17"/>
           <w:rFonts w:ascii="Courier New" w:cs="Courier New" w:eastAsia="Courier New" w:hAnsi="Courier New"/>
         </w:rPr>
-        <w:t xml:space="preserve">  SL · JAMIE · Find My</w:t>
+        <w:t xml:space="preserve">  SL · JAMIE</w:t>
       </w:r>
       <w:r>
         <w:rPr>
@@ -15178,7 +14914,7 @@
           <w:szCs w:val="19"/>
           <w:rFonts w:ascii="Georgia" w:cs="Georgia" w:eastAsia="Georgia" w:hAnsi="Georgia"/>
         </w:rPr>
-        <w:t xml:space="preserve">   —  “…in love with someone like you” — his last line; Find My, the location device swapped</w:t>
+        <w:t xml:space="preserve">   —  “Cathy is waiting” — her text lands</w:t>
       </w:r>
     </w:p>
     <w:p>
@@ -15193,7 +14929,7 @@
           <w:szCs w:val="19"/>
           <w:rFonts w:ascii="Georgia" w:cs="Georgia" w:eastAsia="Georgia" w:hAnsi="Georgia"/>
         </w:rPr>
-        <w:t xml:space="preserve">THE WHOLE PHONE, so the house watches him unlock it. Find My opens on People: Cathy, Mount Orab, OH — she is exactly where she says she is. He taps ME. His own card reads Share My Location ON, Sharing From: Jamie’s iPad — the iPad on the desk at home, where she thinks HE is. One blue row: “Use This iPhone as My Location.” He taps it, and Sharing From becomes Jamie’s iPhone. The map now follows his body. Nothing turns on, nothing turns off — he just moves the dot into his pocket.</w:t>
+        <w:t xml:space="preserve">AUTO-PLAYS from this GO. The calendar docks; his phone lights on the nightstand — 9% battery — with her good-morning text. It sits there, readable, for four seconds. Then he pushes it off the screen — slowly, the whole width of the glass, a deliberate erasure and not a flick — unread, and the phone drops again. JUNE · YEAR 5 holds.</w:t>
       </w:r>
     </w:p>
     <w:p>
@@ -15227,16 +14963,16 @@
           <w:szCs w:val="18"/>
           <w:rFonts w:ascii="Courier New" w:cs="Courier New" w:eastAsia="Courier New" w:hAnsi="Courier New"/>
         </w:rPr>
-        <w:t xml:space="preserve">TIME → </w:t>
-      </w:r>
-      <w:r>
-        <w:rPr>
-          <w:color w:val="1a1d26"/>
-          <w:sz w:val="18"/>
-          <w:szCs w:val="18"/>
-          <w:rFonts w:ascii="Courier New" w:cs="Courier New" w:eastAsia="Courier New" w:hAnsi="Courier New"/>
-        </w:rPr>
-        <w:t xml:space="preserve">5:24</w:t>
+        <w:t xml:space="preserve">NOTIFICATION — Messages · Cathy 💛 (now): </w:t>
+      </w:r>
+      <w:r>
+        <w:rPr>
+          <w:color w:val="1a1d26"/>
+          <w:sz w:val="18"/>
+          <w:szCs w:val="18"/>
+          <w:rFonts w:ascii="Courier New" w:cs="Courier New" w:eastAsia="Courier New" w:hAnsi="Courier New"/>
+        </w:rPr>
+        <w:t xml:space="preserve">“good morning. can’t wait to see you — what time does your flight land?”</w:t>
       </w:r>
     </w:p>
     <w:p>
@@ -15262,6 +14998,58 @@
           <w:szCs w:val="18"/>
           <w:rFonts w:ascii="Courier New" w:cs="Courier New" w:eastAsia="Courier New" w:hAnsi="Courier New"/>
         </w:rPr>
+        <w:t xml:space="preserve">3.5 s)</w:t>
+      </w:r>
+    </w:p>
+    <w:p>
+      <w:pPr>
+        <w:spacing w:after="14"/>
+        <w:ind w:left="280"/>
+      </w:pPr>
+      <w:r>
+        <w:rPr>
+          <w:b/>
+          <w:bCs/>
+          <w:color w:val="1a1d26"/>
+          <w:sz w:val="18"/>
+          <w:szCs w:val="18"/>
+          <w:rFonts w:ascii="Courier New" w:cs="Courier New" w:eastAsia="Courier New" w:hAnsi="Courier New"/>
+        </w:rPr>
+        <w:t xml:space="preserve">notification SWIPED AWAY — </w:t>
+      </w:r>
+      <w:r>
+        <w:rPr>
+          <w:color w:val="1a1d26"/>
+          <w:sz w:val="18"/>
+          <w:szCs w:val="18"/>
+          <w:rFonts w:ascii="Courier New" w:cs="Courier New" w:eastAsia="Courier New" w:hAnsi="Courier New"/>
+        </w:rPr>
+        <w:t xml:space="preserve">it travels the whole width of the glass over 1.88 s and is gone (a deliberate erasure, not a flick)</w:t>
+      </w:r>
+    </w:p>
+    <w:p>
+      <w:pPr>
+        <w:spacing w:after="14"/>
+        <w:ind w:left="280"/>
+      </w:pPr>
+      <w:r>
+        <w:rPr>
+          <w:b/>
+          <w:bCs/>
+          <w:color w:val="1a1d26"/>
+          <w:sz w:val="18"/>
+          <w:szCs w:val="18"/>
+          <w:rFonts w:ascii="Courier New" w:cs="Courier New" w:eastAsia="Courier New" w:hAnsi="Courier New"/>
+        </w:rPr>
+        <w:t xml:space="preserve">  … a beat (auto-timed, </w:t>
+      </w:r>
+      <w:r>
+        <w:rPr>
+          <w:color w:val="1a1d26"/>
+          <w:sz w:val="18"/>
+          <w:szCs w:val="18"/>
+          <w:rFonts w:ascii="Courier New" w:cs="Courier New" w:eastAsia="Courier New" w:hAnsi="Courier New"/>
+        </w:rPr>
         <w:t xml:space="preserve">0.9 s)</w:t>
       </w:r>
     </w:p>
@@ -15279,380 +15067,16 @@
           <w:szCs w:val="18"/>
           <w:rFonts w:ascii="Courier New" w:cs="Courier New" w:eastAsia="Courier New" w:hAnsi="Courier New"/>
         </w:rPr>
-        <w:t xml:space="preserve">FIND MY — People: </w:t>
-      </w:r>
-      <w:r>
-        <w:rPr>
-          <w:color w:val="1a1d26"/>
-          <w:sz w:val="18"/>
-          <w:szCs w:val="18"/>
-          <w:rFonts w:ascii="Courier New" w:cs="Courier New" w:eastAsia="Courier New" w:hAnsi="Courier New"/>
-        </w:rPr>
-        <w:t xml:space="preserve">Cathy 💛: Mount Orab, OH · now</w:t>
-      </w:r>
-    </w:p>
-    <w:p>
-      <w:pPr>
-        <w:spacing w:after="14"/>
-        <w:ind w:left="280"/>
-      </w:pPr>
-      <w:r>
-        <w:rPr>
-          <w:b/>
-          <w:bCs/>
-          <w:color w:val="1a1d26"/>
-          <w:sz w:val="18"/>
-          <w:szCs w:val="18"/>
-          <w:rFonts w:ascii="Courier New" w:cs="Courier New" w:eastAsia="Courier New" w:hAnsi="Courier New"/>
-        </w:rPr>
-        <w:t xml:space="preserve">  … a beat (auto-timed, </w:t>
-      </w:r>
-      <w:r>
-        <w:rPr>
-          <w:color w:val="1a1d26"/>
-          <w:sz w:val="18"/>
-          <w:szCs w:val="18"/>
-          <w:rFonts w:ascii="Courier New" w:cs="Courier New" w:eastAsia="Courier New" w:hAnsi="Courier New"/>
-        </w:rPr>
-        <w:t xml:space="preserve">1.8 s)</w:t>
-      </w:r>
-    </w:p>
-    <w:p>
-      <w:pPr>
-        <w:spacing w:after="14"/>
-        <w:ind w:left="280"/>
-      </w:pPr>
-      <w:r>
-        <w:rPr>
-          <w:b/>
-          <w:bCs/>
-          <w:color w:val="1a1d26"/>
-          <w:sz w:val="18"/>
-          <w:szCs w:val="18"/>
-          <w:rFonts w:ascii="Courier New" w:cs="Courier New" w:eastAsia="Courier New" w:hAnsi="Courier New"/>
-        </w:rPr>
-        <w:t xml:space="preserve">FINGER RESTS ON </w:t>
-      </w:r>
-      <w:r>
-        <w:rPr>
-          <w:color w:val="1a1d26"/>
-          <w:sz w:val="18"/>
-          <w:szCs w:val="18"/>
-          <w:rFonts w:ascii="Courier New" w:cs="Courier New" w:eastAsia="Courier New" w:hAnsi="Courier New"/>
-        </w:rPr>
-        <w:t xml:space="preserve">[Me] — the button holds its pressed shade. Not pressing.</w:t>
-      </w:r>
-    </w:p>
-    <w:p>
-      <w:pPr>
-        <w:spacing w:after="14"/>
-        <w:ind w:left="280"/>
-      </w:pPr>
-      <w:r>
-        <w:rPr>
-          <w:b/>
-          <w:bCs/>
-          <w:color w:val="1a1d26"/>
-          <w:sz w:val="18"/>
-          <w:szCs w:val="18"/>
-          <w:rFonts w:ascii="Courier New" w:cs="Courier New" w:eastAsia="Courier New" w:hAnsi="Courier New"/>
-        </w:rPr>
-        <w:t xml:space="preserve">PRESSES </w:t>
-      </w:r>
-      <w:r>
-        <w:rPr>
-          <w:color w:val="1a1d26"/>
-          <w:sz w:val="18"/>
-          <w:szCs w:val="18"/>
-          <w:rFonts w:ascii="Courier New" w:cs="Courier New" w:eastAsia="Courier New" w:hAnsi="Courier New"/>
-        </w:rPr>
-        <w:t xml:space="preserve">[Me]</w:t>
-      </w:r>
-    </w:p>
-    <w:p>
-      <w:pPr>
-        <w:spacing w:after="14"/>
-        <w:ind w:left="280"/>
-      </w:pPr>
-      <w:r>
-        <w:rPr>
-          <w:b/>
-          <w:bCs/>
-          <w:color w:val="1a1d26"/>
-          <w:sz w:val="18"/>
-          <w:szCs w:val="18"/>
-          <w:rFonts w:ascii="Courier New" w:cs="Courier New" w:eastAsia="Courier New" w:hAnsi="Courier New"/>
-        </w:rPr>
-        <w:t xml:space="preserve">FIND MY — the ME tab: </w:t>
-      </w:r>
-      <w:r>
-        <w:rPr>
-          <w:color w:val="1a1d26"/>
-          <w:sz w:val="18"/>
-          <w:szCs w:val="18"/>
-          <w:rFonts w:ascii="Courier New" w:cs="Courier New" w:eastAsia="Courier New" w:hAnsi="Courier New"/>
-        </w:rPr>
-        <w:t xml:space="preserve">Jamie Wellerstein · Share My Location ON · Sharing From: Jamie’s iPad</w:t>
-      </w:r>
-    </w:p>
-    <w:p>
-      <w:pPr>
-        <w:spacing w:after="14"/>
-        <w:ind w:left="280"/>
-      </w:pPr>
-      <w:r>
-        <w:rPr>
-          <w:b/>
-          <w:bCs/>
-          <w:color w:val="1a1d26"/>
-          <w:sz w:val="18"/>
-          <w:szCs w:val="18"/>
-          <w:rFonts w:ascii="Courier New" w:cs="Courier New" w:eastAsia="Courier New" w:hAnsi="Courier New"/>
-        </w:rPr>
-        <w:t xml:space="preserve">  blue row: </w:t>
-      </w:r>
-      <w:r>
-        <w:rPr>
-          <w:color w:val="1a1d26"/>
-          <w:sz w:val="18"/>
-          <w:szCs w:val="18"/>
-          <w:rFonts w:ascii="Courier New" w:cs="Courier New" w:eastAsia="Courier New" w:hAnsi="Courier New"/>
-        </w:rPr>
-        <w:t xml:space="preserve">[Use This iPhone as My Location] — tapping it makes THIS iPhone the device that reports his location</w:t>
-      </w:r>
-    </w:p>
-    <w:p>
-      <w:pPr>
-        <w:spacing w:after="14"/>
-        <w:ind w:left="280"/>
-      </w:pPr>
-      <w:r>
-        <w:rPr>
-          <w:b/>
-          <w:bCs/>
-          <w:color w:val="1a1d26"/>
-          <w:sz w:val="18"/>
-          <w:szCs w:val="18"/>
-          <w:rFonts w:ascii="Courier New" w:cs="Courier New" w:eastAsia="Courier New" w:hAnsi="Courier New"/>
-        </w:rPr>
-        <w:t xml:space="preserve">  · </w:t>
-      </w:r>
-      <w:r>
-        <w:rPr>
-          <w:color w:val="1a1d26"/>
-          <w:sz w:val="18"/>
-          <w:szCs w:val="18"/>
-          <w:rFonts w:ascii="Courier New" w:cs="Courier New" w:eastAsia="Courier New" w:hAnsi="Courier New"/>
-        </w:rPr>
-        <w:t xml:space="preserve">Receive Location Updates — People You Share With</w:t>
-      </w:r>
-    </w:p>
-    <w:p>
-      <w:pPr>
-        <w:spacing w:after="14"/>
-        <w:ind w:left="280"/>
-      </w:pPr>
-      <w:r>
-        <w:rPr>
-          <w:b/>
-          <w:bCs/>
-          <w:color w:val="1a1d26"/>
-          <w:sz w:val="18"/>
-          <w:szCs w:val="18"/>
-          <w:rFonts w:ascii="Courier New" w:cs="Courier New" w:eastAsia="Courier New" w:hAnsi="Courier New"/>
-        </w:rPr>
-        <w:t xml:space="preserve">  … a beat (auto-timed, </w:t>
-      </w:r>
-      <w:r>
-        <w:rPr>
-          <w:color w:val="1a1d26"/>
-          <w:sz w:val="18"/>
-          <w:szCs w:val="18"/>
-          <w:rFonts w:ascii="Courier New" w:cs="Courier New" w:eastAsia="Courier New" w:hAnsi="Courier New"/>
-        </w:rPr>
-        <w:t xml:space="preserve">4.6 s)</w:t>
-      </w:r>
-    </w:p>
-    <w:p>
-      <w:pPr>
-        <w:spacing w:after="14"/>
-        <w:ind w:left="280"/>
-      </w:pPr>
-      <w:r>
-        <w:rPr>
-          <w:b/>
-          <w:bCs/>
-          <w:color w:val="1a1d26"/>
-          <w:sz w:val="18"/>
-          <w:szCs w:val="18"/>
-          <w:rFonts w:ascii="Courier New" w:cs="Courier New" w:eastAsia="Courier New" w:hAnsi="Courier New"/>
-        </w:rPr>
-        <w:t xml:space="preserve">FINGER RESTS ON </w:t>
-      </w:r>
-      <w:r>
-        <w:rPr>
-          <w:color w:val="1a1d26"/>
-          <w:sz w:val="18"/>
-          <w:szCs w:val="18"/>
-          <w:rFonts w:ascii="Courier New" w:cs="Courier New" w:eastAsia="Courier New" w:hAnsi="Courier New"/>
-        </w:rPr>
-        <w:t xml:space="preserve">[Use This iPhone as My Location] — the button holds its pressed shade. Not pressing.</w:t>
-      </w:r>
-    </w:p>
-    <w:p>
-      <w:pPr>
-        <w:spacing w:after="14"/>
-        <w:ind w:left="280"/>
-      </w:pPr>
-      <w:r>
-        <w:rPr>
-          <w:b/>
-          <w:bCs/>
-          <w:color w:val="1a1d26"/>
-          <w:sz w:val="18"/>
-          <w:szCs w:val="18"/>
-          <w:rFonts w:ascii="Courier New" w:cs="Courier New" w:eastAsia="Courier New" w:hAnsi="Courier New"/>
-        </w:rPr>
-        <w:t xml:space="preserve">  … a beat (auto-timed, </w:t>
-      </w:r>
-      <w:r>
-        <w:rPr>
-          <w:color w:val="1a1d26"/>
-          <w:sz w:val="18"/>
-          <w:szCs w:val="18"/>
-          <w:rFonts w:ascii="Courier New" w:cs="Courier New" w:eastAsia="Courier New" w:hAnsi="Courier New"/>
-        </w:rPr>
-        <w:t xml:space="preserve">0.8 s)</w:t>
-      </w:r>
-    </w:p>
-    <w:p>
-      <w:pPr>
-        <w:spacing w:after="14"/>
-        <w:ind w:left="280"/>
-      </w:pPr>
-      <w:r>
-        <w:rPr>
-          <w:b/>
-          <w:bCs/>
-          <w:color w:val="1a1d26"/>
-          <w:sz w:val="18"/>
-          <w:szCs w:val="18"/>
-          <w:rFonts w:ascii="Courier New" w:cs="Courier New" w:eastAsia="Courier New" w:hAnsi="Courier New"/>
-        </w:rPr>
-        <w:t xml:space="preserve">PRESSES </w:t>
-      </w:r>
-      <w:r>
-        <w:rPr>
-          <w:color w:val="1a1d26"/>
-          <w:sz w:val="18"/>
-          <w:szCs w:val="18"/>
-          <w:rFonts w:ascii="Courier New" w:cs="Courier New" w:eastAsia="Courier New" w:hAnsi="Courier New"/>
-        </w:rPr>
-        <w:t xml:space="preserve">[Use This iPhone as My Location]</w:t>
-      </w:r>
-    </w:p>
-    <w:p>
-      <w:pPr>
-        <w:spacing w:after="14"/>
-        <w:ind w:left="280"/>
-      </w:pPr>
-      <w:r>
-        <w:rPr>
-          <w:b/>
-          <w:bCs/>
-          <w:color w:val="1a1d26"/>
-          <w:sz w:val="18"/>
-          <w:szCs w:val="18"/>
-          <w:rFonts w:ascii="Courier New" w:cs="Courier New" w:eastAsia="Courier New" w:hAnsi="Courier New"/>
-        </w:rPr>
-        <w:t xml:space="preserve">FIND MY — the ME tab: </w:t>
-      </w:r>
-      <w:r>
-        <w:rPr>
-          <w:color w:val="1a1d26"/>
-          <w:sz w:val="18"/>
-          <w:szCs w:val="18"/>
-          <w:rFonts w:ascii="Courier New" w:cs="Courier New" w:eastAsia="Courier New" w:hAnsi="Courier New"/>
-        </w:rPr>
-        <w:t xml:space="preserve">Jamie Wellerstein · Share My Location ON · Sharing From: Jamie’s iPhone</w:t>
-      </w:r>
-    </w:p>
-    <w:p>
-      <w:pPr>
-        <w:spacing w:after="14"/>
-        <w:ind w:left="280"/>
-      </w:pPr>
-      <w:r>
-        <w:rPr>
-          <w:b/>
-          <w:bCs/>
-          <w:color w:val="1a1d26"/>
-          <w:sz w:val="18"/>
-          <w:szCs w:val="18"/>
-          <w:rFonts w:ascii="Courier New" w:cs="Courier New" w:eastAsia="Courier New" w:hAnsi="Courier New"/>
-        </w:rPr>
-        <w:t xml:space="preserve">  </w:t>
-      </w:r>
-      <w:r>
-        <w:rPr>
-          <w:color w:val="1a1d26"/>
-          <w:sz w:val="18"/>
-          <w:szCs w:val="18"/>
-          <w:rFonts w:ascii="Courier New" w:cs="Courier New" w:eastAsia="Courier New" w:hAnsi="Courier New"/>
-        </w:rPr>
-        <w:t xml:space="preserve">no “Use This iPhone as My Location” row — this iPhone IS the location now</w:t>
-      </w:r>
-    </w:p>
-    <w:p>
-      <w:pPr>
-        <w:spacing w:after="14"/>
-        <w:ind w:left="280"/>
-      </w:pPr>
-      <w:r>
-        <w:rPr>
-          <w:b/>
-          <w:bCs/>
-          <w:color w:val="1a1d26"/>
-          <w:sz w:val="18"/>
-          <w:szCs w:val="18"/>
-          <w:rFonts w:ascii="Courier New" w:cs="Courier New" w:eastAsia="Courier New" w:hAnsi="Courier New"/>
-        </w:rPr>
-        <w:t xml:space="preserve">  · </w:t>
-      </w:r>
-      <w:r>
-        <w:rPr>
-          <w:color w:val="1a1d26"/>
-          <w:sz w:val="18"/>
-          <w:szCs w:val="18"/>
-          <w:rFonts w:ascii="Courier New" w:cs="Courier New" w:eastAsia="Courier New" w:hAnsi="Courier New"/>
-        </w:rPr>
-        <w:t xml:space="preserve">Receive Location Updates — People You Share With</w:t>
-      </w:r>
-    </w:p>
-    <w:p>
-      <w:pPr>
-        <w:spacing w:after="14"/>
-        <w:ind w:left="280"/>
-      </w:pPr>
-      <w:r>
-        <w:rPr>
-          <w:b/>
-          <w:bCs/>
-          <w:color w:val="1a1d26"/>
-          <w:sz w:val="18"/>
-          <w:szCs w:val="18"/>
-          <w:rFonts w:ascii="Courier New" w:cs="Courier New" w:eastAsia="Courier New" w:hAnsi="Courier New"/>
-        </w:rPr>
-        <w:t xml:space="preserve">  … a beat (auto-timed, </w:t>
-      </w:r>
-      <w:r>
-        <w:rPr>
-          <w:color w:val="1a1d26"/>
-          <w:sz w:val="18"/>
-          <w:szCs w:val="18"/>
-          <w:rFonts w:ascii="Courier New" w:cs="Courier New" w:eastAsia="Courier New" w:hAnsi="Courier New"/>
-        </w:rPr>
-        <w:t xml:space="preserve">4.2 s)</w:t>
+        <w:t xml:space="preserve">PHONE AWAY — </w:t>
+      </w:r>
+      <w:r>
+        <w:rPr>
+          <w:color w:val="1a1d26"/>
+          <w:sz w:val="18"/>
+          <w:szCs w:val="18"/>
+          <w:rFonts w:ascii="Courier New" w:cs="Courier New" w:eastAsia="Courier New" w:hAnsi="Courier New"/>
+        </w:rPr>
+        <w:t xml:space="preserve">the phone drops; the calendar returns to center-stage</w:t>
       </w:r>
     </w:p>
     <w:p>
@@ -15684,7 +15108,7 @@
           <w:szCs w:val="18"/>
           <w:rFonts w:ascii="Georgia" w:cs="Georgia" w:eastAsia="Georgia" w:hAnsi="Georgia"/>
         </w:rPr>
-        <w:t xml:space="preserve">the iPhone shell appears — JAMIE’s screen · THE WHOLE PHONE IS IN FRAME (nothing cropped) so the house watches him unlock it</w:t>
+        <w:t xml:space="preserve">the iPhone shell appears — JAMIE’s screen</w:t>
       </w:r>
     </w:p>
     <w:p>
@@ -15699,7 +15123,7 @@
           <w:szCs w:val="18"/>
           <w:rFonts w:ascii="Georgia" w:cs="Georgia" w:eastAsia="Georgia" w:hAnsi="Georgia"/>
         </w:rPr>
-        <w:t xml:space="preserve">UNLOCK — the lock slides up and away → home screen · sound: unlock swish</w:t>
+        <w:t xml:space="preserve">sound: receive ding</w:t>
       </w:r>
     </w:p>
     <w:p>
@@ -15714,7 +15138,7 @@
           <w:szCs w:val="18"/>
           <w:rFonts w:ascii="Georgia" w:cs="Georgia" w:eastAsia="Georgia" w:hAnsi="Georgia"/>
         </w:rPr>
-        <w:t xml:space="preserve">OPENS FindMy — closes the current app if one is open, a beat on the home screen, then the icon itself presses (its real tap animation) and the app opens · sound: tap</w:t>
+        <w:t xml:space="preserve">the device drops; the calendar takes center-stage (never black — true black is the curtain only)</w:t>
       </w:r>
     </w:p>
     <w:p>
@@ -15746,32 +15170,22 @@
           <w:szCs w:val="18"/>
           <w:rFonts w:ascii="Georgia" w:cs="Georgia" w:eastAsia="Georgia" w:hAnsi="Georgia"/>
         </w:rPr>
-        <w:t xml:space="preserve">unlock swish</w:t>
-      </w:r>
-    </w:p>
-    <w:p>
-      <w:pPr>
-        <w:spacing w:before="30" w:after="14"/>
-      </w:pPr>
-      <w:r>
-        <w:rPr>
-          <w:b/>
-          <w:bCs/>
-          <w:color w:val="6b7280"/>
-          <w:sz w:val="16"/>
-          <w:szCs w:val="16"/>
-          <w:rFonts w:ascii="Courier New" w:cs="Courier New" w:eastAsia="Courier New" w:hAnsi="Courier New"/>
-        </w:rPr>
-        <w:t xml:space="preserve">PHONES  </w:t>
-      </w:r>
-      <w:r>
-        <w:rPr>
-          <w:color w:val="6b7280"/>
-          <w:sz w:val="17"/>
-          <w:szCs w:val="17"/>
-          <w:rFonts w:ascii="Courier New" w:cs="Courier New" w:eastAsia="Courier New" w:hAnsi="Courier New"/>
-        </w:rPr>
-        <w:t xml:space="preserve">SL = Find My  ·  stamp “before dawn”  ·  clock 5:24</w:t>
+        <w:t xml:space="preserve">notification tri-tone (soft)</w:t>
+      </w:r>
+    </w:p>
+    <w:p>
+      <w:pPr>
+        <w:spacing w:after="14"/>
+        <w:ind w:left="280"/>
+      </w:pPr>
+      <w:r>
+        <w:rPr>
+          <w:color w:val="6a5a20"/>
+          <w:sz w:val="18"/>
+          <w:szCs w:val="18"/>
+          <w:rFonts w:ascii="Georgia" w:cs="Georgia" w:eastAsia="Georgia" w:hAnsi="Georgia"/>
+        </w:rPr>
+        <w:t xml:space="preserve">room tone out</w:t>
       </w:r>
     </w:p>
     <w:p>
@@ -15799,7 +15213,668 @@
           <w:szCs w:val="18"/>
           <w:rFonts w:ascii="Georgia" w:cs="Georgia" w:eastAsia="Georgia" w:hAnsi="Georgia"/>
         </w:rPr>
-        <w:t xml:space="preserve">He has been “sharing” with her all along; only the DEVICE changes. This iPhone was never the source and we never see him make the iPad one. Every step inside Find My is held long enough to READ: 1.8 s on Cathy in Mount Orab, then the camera goes to the SHARING FROM row itself and holds it 4.6 s on “Jamie’s iPad” and 4.2 s on “Jamie’s iPhone”. The camera does not move between the two: the row is already in frame, so the house watches the word change in place. The hesitation is the house’s, not his: he still presses without pausing (the 0.8 s between the press and the tap is the finger on the row, not doubt). Hold on the settled card through the final chord; 14.1 takes it away.</w:t>
+        <w:t xml:space="preserve">He does not open it — he CLEARS it. The card is pulled LEFT off its own Clear button, the word is held long enough to read, and only then does the card go. The tuning knobs are the two pauses (3500 before, 900 after) and `ms` on notifDismiss, which is the whole gesture — it splits into the pull, the hold on Clear, and the card leaving.</w:t>
+      </w:r>
+    </w:p>
+    <w:p>
+      <w:pPr>
+        <w:keepNext/>
+        <w:pBdr>
+          <w:top w:val="single" w:color="d8d2c2" w:sz="4"/>
+        </w:pBdr>
+        <w:spacing w:before="200" w:after="40"/>
+      </w:pPr>
+      <w:r>
+        <w:rPr>
+          <w:b/>
+          <w:bCs/>
+          <w:color w:val="1a1d26"/>
+          <w:sz w:val="22"/>
+          <w:szCs w:val="22"/>
+          <w:rFonts w:ascii="Courier New" w:cs="Courier New" w:eastAsia="Courier New" w:hAnsi="Courier New"/>
+        </w:rPr>
+        <w:t xml:space="preserve">13.3</w:t>
+      </w:r>
+      <w:r>
+        <w:rPr>
+          <w:color w:val="2a5db0"/>
+          <w:sz w:val="17"/>
+          <w:szCs w:val="17"/>
+          <w:rFonts w:ascii="Courier New" w:cs="Courier New" w:eastAsia="Courier New" w:hAnsi="Courier New"/>
+        </w:rPr>
+        <w:t xml:space="preserve">  SL · JAMIE · Find My</w:t>
+      </w:r>
+      <w:r>
+        <w:rPr>
+          <w:i/>
+          <w:iCs/>
+          <w:color w:val="1a1d26"/>
+          <w:sz w:val="19"/>
+          <w:szCs w:val="19"/>
+          <w:rFonts w:ascii="Georgia" w:cs="Georgia" w:eastAsia="Georgia" w:hAnsi="Georgia"/>
+        </w:rPr>
+        <w:t xml:space="preserve">   —  “…in love with someone like you” — his last line; Find My, the location device swapped</w:t>
+      </w:r>
+    </w:p>
+    <w:p>
+      <w:pPr>
+        <w:keepNext/>
+        <w:spacing w:after="60"/>
+      </w:pPr>
+      <w:r>
+        <w:rPr>
+          <w:color w:val="3a3f4d"/>
+          <w:sz w:val="19"/>
+          <w:szCs w:val="19"/>
+          <w:rFonts w:ascii="Georgia" w:cs="Georgia" w:eastAsia="Georgia" w:hAnsi="Georgia"/>
+        </w:rPr>
+        <w:t xml:space="preserve">THE WHOLE PHONE, so the house watches him unlock it. Find My opens on People: Cathy, Mount Orab, OH — she is exactly where she says she is. He taps ME. The map shows his dot at HOME — the Home pin beside it on W 73rd, because the iPad on the desk at the apartment is what has been reporting — and the card beneath reads Share My Location ON, Sharing From: Jamie’s iPad. One blue row: “Use This iPhone as My Location.” He taps it: the map jumps to another block of the city, the Home pin is gone, and Sharing From becomes Jamie’s iPhone. Nothing turns on, nothing turns off — he just moves the dot into his pocket.</w:t>
+      </w:r>
+    </w:p>
+    <w:p>
+      <w:pPr>
+        <w:keepNext/>
+        <w:spacing w:after="20"/>
+      </w:pPr>
+      <w:r>
+        <w:rPr>
+          <w:b/>
+          <w:bCs/>
+          <w:color w:val="6b7280"/>
+          <w:sz w:val="16"/>
+          <w:szCs w:val="16"/>
+          <w:rFonts w:ascii="Courier New" w:cs="Courier New" w:eastAsia="Courier New" w:hAnsi="Courier New"/>
+        </w:rPr>
+        <w:t xml:space="preserve">ON SCREEN</w:t>
+      </w:r>
+    </w:p>
+    <w:p>
+      <w:pPr>
+        <w:spacing w:after="14"/>
+        <w:ind w:left="280"/>
+      </w:pPr>
+      <w:r>
+        <w:rPr>
+          <w:b/>
+          <w:bCs/>
+          <w:color w:val="1a1d26"/>
+          <w:sz w:val="18"/>
+          <w:szCs w:val="18"/>
+          <w:rFonts w:ascii="Courier New" w:cs="Courier New" w:eastAsia="Courier New" w:hAnsi="Courier New"/>
+        </w:rPr>
+        <w:t xml:space="preserve">TIME → </w:t>
+      </w:r>
+      <w:r>
+        <w:rPr>
+          <w:color w:val="1a1d26"/>
+          <w:sz w:val="18"/>
+          <w:szCs w:val="18"/>
+          <w:rFonts w:ascii="Courier New" w:cs="Courier New" w:eastAsia="Courier New" w:hAnsi="Courier New"/>
+        </w:rPr>
+        <w:t xml:space="preserve">5:24</w:t>
+      </w:r>
+    </w:p>
+    <w:p>
+      <w:pPr>
+        <w:spacing w:after="14"/>
+        <w:ind w:left="280"/>
+      </w:pPr>
+      <w:r>
+        <w:rPr>
+          <w:b/>
+          <w:bCs/>
+          <w:color w:val="1a1d26"/>
+          <w:sz w:val="18"/>
+          <w:szCs w:val="18"/>
+          <w:rFonts w:ascii="Courier New" w:cs="Courier New" w:eastAsia="Courier New" w:hAnsi="Courier New"/>
+        </w:rPr>
+        <w:t xml:space="preserve">  … a beat (auto-timed, </w:t>
+      </w:r>
+      <w:r>
+        <w:rPr>
+          <w:color w:val="1a1d26"/>
+          <w:sz w:val="18"/>
+          <w:szCs w:val="18"/>
+          <w:rFonts w:ascii="Courier New" w:cs="Courier New" w:eastAsia="Courier New" w:hAnsi="Courier New"/>
+        </w:rPr>
+        <w:t xml:space="preserve">0.9 s)</w:t>
+      </w:r>
+    </w:p>
+    <w:p>
+      <w:pPr>
+        <w:spacing w:after="14"/>
+        <w:ind w:left="280"/>
+      </w:pPr>
+      <w:r>
+        <w:rPr>
+          <w:b/>
+          <w:bCs/>
+          <w:color w:val="1a1d26"/>
+          <w:sz w:val="18"/>
+          <w:szCs w:val="18"/>
+          <w:rFonts w:ascii="Courier New" w:cs="Courier New" w:eastAsia="Courier New" w:hAnsi="Courier New"/>
+        </w:rPr>
+        <w:t xml:space="preserve">FIND MY — People: </w:t>
+      </w:r>
+      <w:r>
+        <w:rPr>
+          <w:color w:val="1a1d26"/>
+          <w:sz w:val="18"/>
+          <w:szCs w:val="18"/>
+          <w:rFonts w:ascii="Courier New" w:cs="Courier New" w:eastAsia="Courier New" w:hAnsi="Courier New"/>
+        </w:rPr>
+        <w:t xml:space="preserve">Cathy 💛: Mount Orab, OH · now</w:t>
+      </w:r>
+    </w:p>
+    <w:p>
+      <w:pPr>
+        <w:spacing w:after="14"/>
+        <w:ind w:left="280"/>
+      </w:pPr>
+      <w:r>
+        <w:rPr>
+          <w:b/>
+          <w:bCs/>
+          <w:color w:val="1a1d26"/>
+          <w:sz w:val="18"/>
+          <w:szCs w:val="18"/>
+          <w:rFonts w:ascii="Courier New" w:cs="Courier New" w:eastAsia="Courier New" w:hAnsi="Courier New"/>
+        </w:rPr>
+        <w:t xml:space="preserve">  … a beat (auto-timed, </w:t>
+      </w:r>
+      <w:r>
+        <w:rPr>
+          <w:color w:val="1a1d26"/>
+          <w:sz w:val="18"/>
+          <w:szCs w:val="18"/>
+          <w:rFonts w:ascii="Courier New" w:cs="Courier New" w:eastAsia="Courier New" w:hAnsi="Courier New"/>
+        </w:rPr>
+        <w:t xml:space="preserve">1.8 s)</w:t>
+      </w:r>
+    </w:p>
+    <w:p>
+      <w:pPr>
+        <w:spacing w:after="14"/>
+        <w:ind w:left="280"/>
+      </w:pPr>
+      <w:r>
+        <w:rPr>
+          <w:b/>
+          <w:bCs/>
+          <w:color w:val="1a1d26"/>
+          <w:sz w:val="18"/>
+          <w:szCs w:val="18"/>
+          <w:rFonts w:ascii="Courier New" w:cs="Courier New" w:eastAsia="Courier New" w:hAnsi="Courier New"/>
+        </w:rPr>
+        <w:t xml:space="preserve">FINGER RESTS ON </w:t>
+      </w:r>
+      <w:r>
+        <w:rPr>
+          <w:color w:val="1a1d26"/>
+          <w:sz w:val="18"/>
+          <w:szCs w:val="18"/>
+          <w:rFonts w:ascii="Courier New" w:cs="Courier New" w:eastAsia="Courier New" w:hAnsi="Courier New"/>
+        </w:rPr>
+        <w:t xml:space="preserve">[Me] — the button holds its pressed shade. Not pressing.</w:t>
+      </w:r>
+    </w:p>
+    <w:p>
+      <w:pPr>
+        <w:spacing w:after="14"/>
+        <w:ind w:left="280"/>
+      </w:pPr>
+      <w:r>
+        <w:rPr>
+          <w:b/>
+          <w:bCs/>
+          <w:color w:val="1a1d26"/>
+          <w:sz w:val="18"/>
+          <w:szCs w:val="18"/>
+          <w:rFonts w:ascii="Courier New" w:cs="Courier New" w:eastAsia="Courier New" w:hAnsi="Courier New"/>
+        </w:rPr>
+        <w:t xml:space="preserve">PRESSES </w:t>
+      </w:r>
+      <w:r>
+        <w:rPr>
+          <w:color w:val="1a1d26"/>
+          <w:sz w:val="18"/>
+          <w:szCs w:val="18"/>
+          <w:rFonts w:ascii="Courier New" w:cs="Courier New" w:eastAsia="Courier New" w:hAnsi="Courier New"/>
+        </w:rPr>
+        <w:t xml:space="preserve">[Me]</w:t>
+      </w:r>
+    </w:p>
+    <w:p>
+      <w:pPr>
+        <w:spacing w:after="14"/>
+        <w:ind w:left="280"/>
+      </w:pPr>
+      <w:r>
+        <w:rPr>
+          <w:b/>
+          <w:bCs/>
+          <w:color w:val="1a1d26"/>
+          <w:sz w:val="18"/>
+          <w:szCs w:val="18"/>
+          <w:rFonts w:ascii="Courier New" w:cs="Courier New" w:eastAsia="Courier New" w:hAnsi="Courier New"/>
+        </w:rPr>
+        <w:t xml:space="preserve">FIND MY — the ME tab: </w:t>
+      </w:r>
+      <w:r>
+        <w:rPr>
+          <w:color w:val="1a1d26"/>
+          <w:sz w:val="18"/>
+          <w:szCs w:val="18"/>
+          <w:rFonts w:ascii="Courier New" w:cs="Courier New" w:eastAsia="Courier New" w:hAnsi="Courier New"/>
+        </w:rPr>
+        <w:t xml:space="preserve">Jamie Wellerstein · Share My Location ON · Sharing From: Jamie’s iPad</w:t>
+      </w:r>
+    </w:p>
+    <w:p>
+      <w:pPr>
+        <w:spacing w:after="14"/>
+        <w:ind w:left="280"/>
+      </w:pPr>
+      <w:r>
+        <w:rPr>
+          <w:b/>
+          <w:bCs/>
+          <w:color w:val="1a1d26"/>
+          <w:sz w:val="18"/>
+          <w:szCs w:val="18"/>
+          <w:rFonts w:ascii="Courier New" w:cs="Courier New" w:eastAsia="Courier New" w:hAnsi="Courier New"/>
+        </w:rPr>
+        <w:t xml:space="preserve">  blue row: </w:t>
+      </w:r>
+      <w:r>
+        <w:rPr>
+          <w:color w:val="1a1d26"/>
+          <w:sz w:val="18"/>
+          <w:szCs w:val="18"/>
+          <w:rFonts w:ascii="Courier New" w:cs="Courier New" w:eastAsia="Courier New" w:hAnsi="Courier New"/>
+        </w:rPr>
+        <w:t xml:space="preserve">[Use This iPhone as My Location] — tapping it makes THIS iPhone the device that reports his location</w:t>
+      </w:r>
+    </w:p>
+    <w:p>
+      <w:pPr>
+        <w:spacing w:after="14"/>
+        <w:ind w:left="280"/>
+      </w:pPr>
+      <w:r>
+        <w:rPr>
+          <w:b/>
+          <w:bCs/>
+          <w:color w:val="1a1d26"/>
+          <w:sz w:val="18"/>
+          <w:szCs w:val="18"/>
+          <w:rFonts w:ascii="Courier New" w:cs="Courier New" w:eastAsia="Courier New" w:hAnsi="Courier New"/>
+        </w:rPr>
+        <w:t xml:space="preserve">  · </w:t>
+      </w:r>
+      <w:r>
+        <w:rPr>
+          <w:color w:val="1a1d26"/>
+          <w:sz w:val="18"/>
+          <w:szCs w:val="18"/>
+          <w:rFonts w:ascii="Courier New" w:cs="Courier New" w:eastAsia="Courier New" w:hAnsi="Courier New"/>
+        </w:rPr>
+        <w:t xml:space="preserve">Receive Location Updates — People You Share With</w:t>
+      </w:r>
+    </w:p>
+    <w:p>
+      <w:pPr>
+        <w:spacing w:after="14"/>
+        <w:ind w:left="280"/>
+      </w:pPr>
+      <w:r>
+        <w:rPr>
+          <w:b/>
+          <w:bCs/>
+          <w:color w:val="1a1d26"/>
+          <w:sz w:val="18"/>
+          <w:szCs w:val="18"/>
+          <w:rFonts w:ascii="Courier New" w:cs="Courier New" w:eastAsia="Courier New" w:hAnsi="Courier New"/>
+        </w:rPr>
+        <w:t xml:space="preserve">  … a beat (auto-timed, </w:t>
+      </w:r>
+      <w:r>
+        <w:rPr>
+          <w:color w:val="1a1d26"/>
+          <w:sz w:val="18"/>
+          <w:szCs w:val="18"/>
+          <w:rFonts w:ascii="Courier New" w:cs="Courier New" w:eastAsia="Courier New" w:hAnsi="Courier New"/>
+        </w:rPr>
+        <w:t xml:space="preserve">4.6 s)</w:t>
+      </w:r>
+    </w:p>
+    <w:p>
+      <w:pPr>
+        <w:spacing w:after="14"/>
+        <w:ind w:left="280"/>
+      </w:pPr>
+      <w:r>
+        <w:rPr>
+          <w:b/>
+          <w:bCs/>
+          <w:color w:val="1a1d26"/>
+          <w:sz w:val="18"/>
+          <w:szCs w:val="18"/>
+          <w:rFonts w:ascii="Courier New" w:cs="Courier New" w:eastAsia="Courier New" w:hAnsi="Courier New"/>
+        </w:rPr>
+        <w:t xml:space="preserve">FINGER RESTS ON </w:t>
+      </w:r>
+      <w:r>
+        <w:rPr>
+          <w:color w:val="1a1d26"/>
+          <w:sz w:val="18"/>
+          <w:szCs w:val="18"/>
+          <w:rFonts w:ascii="Courier New" w:cs="Courier New" w:eastAsia="Courier New" w:hAnsi="Courier New"/>
+        </w:rPr>
+        <w:t xml:space="preserve">[Use This iPhone as My Location] — the button holds its pressed shade. Not pressing.</w:t>
+      </w:r>
+    </w:p>
+    <w:p>
+      <w:pPr>
+        <w:spacing w:after="14"/>
+        <w:ind w:left="280"/>
+      </w:pPr>
+      <w:r>
+        <w:rPr>
+          <w:b/>
+          <w:bCs/>
+          <w:color w:val="1a1d26"/>
+          <w:sz w:val="18"/>
+          <w:szCs w:val="18"/>
+          <w:rFonts w:ascii="Courier New" w:cs="Courier New" w:eastAsia="Courier New" w:hAnsi="Courier New"/>
+        </w:rPr>
+        <w:t xml:space="preserve">  … a beat (auto-timed, </w:t>
+      </w:r>
+      <w:r>
+        <w:rPr>
+          <w:color w:val="1a1d26"/>
+          <w:sz w:val="18"/>
+          <w:szCs w:val="18"/>
+          <w:rFonts w:ascii="Courier New" w:cs="Courier New" w:eastAsia="Courier New" w:hAnsi="Courier New"/>
+        </w:rPr>
+        <w:t xml:space="preserve">0.8 s)</w:t>
+      </w:r>
+    </w:p>
+    <w:p>
+      <w:pPr>
+        <w:spacing w:after="14"/>
+        <w:ind w:left="280"/>
+      </w:pPr>
+      <w:r>
+        <w:rPr>
+          <w:b/>
+          <w:bCs/>
+          <w:color w:val="1a1d26"/>
+          <w:sz w:val="18"/>
+          <w:szCs w:val="18"/>
+          <w:rFonts w:ascii="Courier New" w:cs="Courier New" w:eastAsia="Courier New" w:hAnsi="Courier New"/>
+        </w:rPr>
+        <w:t xml:space="preserve">PRESSES </w:t>
+      </w:r>
+      <w:r>
+        <w:rPr>
+          <w:color w:val="1a1d26"/>
+          <w:sz w:val="18"/>
+          <w:szCs w:val="18"/>
+          <w:rFonts w:ascii="Courier New" w:cs="Courier New" w:eastAsia="Courier New" w:hAnsi="Courier New"/>
+        </w:rPr>
+        <w:t xml:space="preserve">[Use This iPhone as My Location]</w:t>
+      </w:r>
+    </w:p>
+    <w:p>
+      <w:pPr>
+        <w:spacing w:after="14"/>
+        <w:ind w:left="280"/>
+      </w:pPr>
+      <w:r>
+        <w:rPr>
+          <w:b/>
+          <w:bCs/>
+          <w:color w:val="1a1d26"/>
+          <w:sz w:val="18"/>
+          <w:szCs w:val="18"/>
+          <w:rFonts w:ascii="Courier New" w:cs="Courier New" w:eastAsia="Courier New" w:hAnsi="Courier New"/>
+        </w:rPr>
+        <w:t xml:space="preserve">FIND MY — the ME tab: </w:t>
+      </w:r>
+      <w:r>
+        <w:rPr>
+          <w:color w:val="1a1d26"/>
+          <w:sz w:val="18"/>
+          <w:szCs w:val="18"/>
+          <w:rFonts w:ascii="Courier New" w:cs="Courier New" w:eastAsia="Courier New" w:hAnsi="Courier New"/>
+        </w:rPr>
+        <w:t xml:space="preserve">Jamie Wellerstein · Share My Location ON · Sharing From: Jamie’s iPhone</w:t>
+      </w:r>
+    </w:p>
+    <w:p>
+      <w:pPr>
+        <w:spacing w:after="14"/>
+        <w:ind w:left="280"/>
+      </w:pPr>
+      <w:r>
+        <w:rPr>
+          <w:b/>
+          <w:bCs/>
+          <w:color w:val="1a1d26"/>
+          <w:sz w:val="18"/>
+          <w:szCs w:val="18"/>
+          <w:rFonts w:ascii="Courier New" w:cs="Courier New" w:eastAsia="Courier New" w:hAnsi="Courier New"/>
+        </w:rPr>
+        <w:t xml:space="preserve">  </w:t>
+      </w:r>
+      <w:r>
+        <w:rPr>
+          <w:color w:val="1a1d26"/>
+          <w:sz w:val="18"/>
+          <w:szCs w:val="18"/>
+          <w:rFonts w:ascii="Courier New" w:cs="Courier New" w:eastAsia="Courier New" w:hAnsi="Courier New"/>
+        </w:rPr>
+        <w:t xml:space="preserve">no “Use This iPhone as My Location” row — this iPhone IS the location now</w:t>
+      </w:r>
+    </w:p>
+    <w:p>
+      <w:pPr>
+        <w:spacing w:after="14"/>
+        <w:ind w:left="280"/>
+      </w:pPr>
+      <w:r>
+        <w:rPr>
+          <w:b/>
+          <w:bCs/>
+          <w:color w:val="1a1d26"/>
+          <w:sz w:val="18"/>
+          <w:szCs w:val="18"/>
+          <w:rFonts w:ascii="Courier New" w:cs="Courier New" w:eastAsia="Courier New" w:hAnsi="Courier New"/>
+        </w:rPr>
+        <w:t xml:space="preserve">  · </w:t>
+      </w:r>
+      <w:r>
+        <w:rPr>
+          <w:color w:val="1a1d26"/>
+          <w:sz w:val="18"/>
+          <w:szCs w:val="18"/>
+          <w:rFonts w:ascii="Courier New" w:cs="Courier New" w:eastAsia="Courier New" w:hAnsi="Courier New"/>
+        </w:rPr>
+        <w:t xml:space="preserve">Receive Location Updates — People You Share With</w:t>
+      </w:r>
+    </w:p>
+    <w:p>
+      <w:pPr>
+        <w:spacing w:after="14"/>
+        <w:ind w:left="280"/>
+      </w:pPr>
+      <w:r>
+        <w:rPr>
+          <w:b/>
+          <w:bCs/>
+          <w:color w:val="1a1d26"/>
+          <w:sz w:val="18"/>
+          <w:szCs w:val="18"/>
+          <w:rFonts w:ascii="Courier New" w:cs="Courier New" w:eastAsia="Courier New" w:hAnsi="Courier New"/>
+        </w:rPr>
+        <w:t xml:space="preserve">  … a beat (auto-timed, </w:t>
+      </w:r>
+      <w:r>
+        <w:rPr>
+          <w:color w:val="1a1d26"/>
+          <w:sz w:val="18"/>
+          <w:szCs w:val="18"/>
+          <w:rFonts w:ascii="Courier New" w:cs="Courier New" w:eastAsia="Courier New" w:hAnsi="Courier New"/>
+        </w:rPr>
+        <w:t xml:space="preserve">4.2 s)</w:t>
+      </w:r>
+    </w:p>
+    <w:p>
+      <w:pPr>
+        <w:keepNext/>
+        <w:spacing w:before="30" w:after="20"/>
+      </w:pPr>
+      <w:r>
+        <w:rPr>
+          <w:b/>
+          <w:bCs/>
+          <w:color w:val="6b7280"/>
+          <w:sz w:val="16"/>
+          <w:szCs w:val="16"/>
+          <w:rFonts w:ascii="Courier New" w:cs="Courier New" w:eastAsia="Courier New" w:hAnsi="Courier New"/>
+        </w:rPr>
+        <w:t xml:space="preserve">PLAYS</w:t>
+      </w:r>
+    </w:p>
+    <w:p>
+      <w:pPr>
+        <w:spacing w:after="14"/>
+        <w:ind w:left="280"/>
+      </w:pPr>
+      <w:r>
+        <w:rPr>
+          <w:color w:val="3a3f4d"/>
+          <w:sz w:val="18"/>
+          <w:szCs w:val="18"/>
+          <w:rFonts w:ascii="Georgia" w:cs="Georgia" w:eastAsia="Georgia" w:hAnsi="Georgia"/>
+        </w:rPr>
+        <w:t xml:space="preserve">the iPhone shell appears — JAMIE’s screen · THE WHOLE PHONE IS IN FRAME (nothing cropped) so the house watches him unlock it</w:t>
+      </w:r>
+    </w:p>
+    <w:p>
+      <w:pPr>
+        <w:spacing w:after="14"/>
+        <w:ind w:left="280"/>
+      </w:pPr>
+      <w:r>
+        <w:rPr>
+          <w:color w:val="3a3f4d"/>
+          <w:sz w:val="18"/>
+          <w:szCs w:val="18"/>
+          <w:rFonts w:ascii="Georgia" w:cs="Georgia" w:eastAsia="Georgia" w:hAnsi="Georgia"/>
+        </w:rPr>
+        <w:t xml:space="preserve">UNLOCK — the lock slides up and away → home screen · sound: unlock swish</w:t>
+      </w:r>
+    </w:p>
+    <w:p>
+      <w:pPr>
+        <w:spacing w:after="14"/>
+        <w:ind w:left="280"/>
+      </w:pPr>
+      <w:r>
+        <w:rPr>
+          <w:color w:val="3a3f4d"/>
+          <w:sz w:val="18"/>
+          <w:szCs w:val="18"/>
+          <w:rFonts w:ascii="Georgia" w:cs="Georgia" w:eastAsia="Georgia" w:hAnsi="Georgia"/>
+        </w:rPr>
+        <w:t xml:space="preserve">OPENS FindMy — closes the current app if one is open, a beat on the home screen, then the icon itself presses (its real tap animation) and the app opens · sound: tap</w:t>
+      </w:r>
+    </w:p>
+    <w:p>
+      <w:pPr>
+        <w:keepNext/>
+        <w:spacing w:before="26" w:after="20"/>
+      </w:pPr>
+      <w:r>
+        <w:rPr>
+          <w:b/>
+          <w:bCs/>
+          <w:color w:val="6b7280"/>
+          <w:sz w:val="16"/>
+          <w:szCs w:val="16"/>
+          <w:rFonts w:ascii="Courier New" w:cs="Courier New" w:eastAsia="Courier New" w:hAnsi="Courier New"/>
+        </w:rPr>
+        <w:t xml:space="preserve">SOUND</w:t>
+      </w:r>
+    </w:p>
+    <w:p>
+      <w:pPr>
+        <w:spacing w:after="14"/>
+        <w:ind w:left="280"/>
+      </w:pPr>
+      <w:r>
+        <w:rPr>
+          <w:color w:val="6a5a20"/>
+          <w:sz w:val="18"/>
+          <w:szCs w:val="18"/>
+          <w:rFonts w:ascii="Georgia" w:cs="Georgia" w:eastAsia="Georgia" w:hAnsi="Georgia"/>
+        </w:rPr>
+        <w:t xml:space="preserve">unlock swish</w:t>
+      </w:r>
+    </w:p>
+    <w:p>
+      <w:pPr>
+        <w:spacing w:before="30" w:after="14"/>
+      </w:pPr>
+      <w:r>
+        <w:rPr>
+          <w:b/>
+          <w:bCs/>
+          <w:color w:val="6b7280"/>
+          <w:sz w:val="16"/>
+          <w:szCs w:val="16"/>
+          <w:rFonts w:ascii="Courier New" w:cs="Courier New" w:eastAsia="Courier New" w:hAnsi="Courier New"/>
+        </w:rPr>
+        <w:t xml:space="preserve">PHONES  </w:t>
+      </w:r>
+      <w:r>
+        <w:rPr>
+          <w:color w:val="6b7280"/>
+          <w:sz w:val="17"/>
+          <w:szCs w:val="17"/>
+          <w:rFonts w:ascii="Courier New" w:cs="Courier New" w:eastAsia="Courier New" w:hAnsi="Courier New"/>
+        </w:rPr>
+        <w:t xml:space="preserve">SL = Find My  ·  stamp “before dawn”  ·  clock 5:24</w:t>
+      </w:r>
+    </w:p>
+    <w:p>
+      <w:pPr>
+        <w:shd w:fill="faf3dc" w:val="clear"/>
+        <w:spacing w:before="30" w:after="14"/>
+      </w:pPr>
+      <w:r>
+        <w:rPr>
+          <w:b/>
+          <w:bCs/>
+          <w:color w:val="8a6d10"/>
+          <w:sz w:val="17"/>
+          <w:szCs w:val="17"/>
+          <w:rFonts w:ascii="Courier New" w:cs="Courier New" w:eastAsia="Courier New" w:hAnsi="Courier New"/>
+        </w:rPr>
+        <w:t xml:space="preserve">HOLD · </w:t>
+      </w:r>
+      <w:r>
+        <w:rPr>
+          <w:i/>
+          <w:iCs/>
+          <w:color w:val="8a6d10"/>
+          <w:sz w:val="18"/>
+          <w:szCs w:val="18"/>
+          <w:rFonts w:ascii="Georgia" w:cs="Georgia" w:eastAsia="Georgia" w:hAnsi="Georgia"/>
+        </w:rPr>
+        <w:t xml:space="preserve">He has been “sharing” with her all along; only the DEVICE changes. This iPhone was never the source and we never see him make the iPad one. Every step inside Find My is held long enough to READ: 1.8 s on Cathy in Mount Orab, then the camera frames the strip of map with his dot and the Home pin over the sharing group, and holds it 4.6 s on “Jamie’s iPad” and 4.2 s on “Jamie’s iPhone”. The camera does not move between the two: the house watches the map jump and the word change in place. The hesitation is the house’s, not his: he still presses without pausing (the 0.8 s between the press and the tap is the finger on the row, not doubt). Hold on the settled card through the final chord; 14.1 takes it away.</w:t>
       </w:r>
     </w:p>
     <w:p>

--- a/L5Y-Cue-Bible.docx
+++ b/L5Y-Cue-Bible.docx
@@ -14069,7 +14069,7 @@
           <w:szCs w:val="19"/>
           <w:rFonts w:ascii="Georgia" w:cs="Georgia" w:eastAsia="Georgia" w:hAnsi="Georgia"/>
         </w:rPr>
-        <w:t xml:space="preserve">THE DRIVE, ON THE DASH. The calendar rolls back and holds; then it docks and CarPlay takes the frame for the rest of the song: Apple Maps, the puck riding the route from New York to the Eastern Shore, the miles and minutes falling, each maneuver counting down, the drive in real time. The exit for the Delaware Memorial Bridge comes mid-song and she never arrives before the last chord (tune `rate`/`startAt` in tech). On the final chord the dash goes dark and NOVEMBER · YEAR 1 holds.</w:t>
+        <w:t xml:space="preserve">THE DRIVE, ON THE DASH, IN REAL TIME. CarPlay, Apple Maps, New York to the Eastern Shore, an exit less than a mile ahead. The banner counts it down for about fifty seconds and she sails past it: Maps reroutes, the blue line drops out for a beat, and the trip card jumps — forty-five minutes and thirty-three miles more, the arrival later. Nothing is highlighted; the numbers just change. The drive keeps running to the last chord and she never gets there.</w:t>
       </w:r>
     </w:p>
     <w:p>
@@ -14276,7 +14276,7 @@
           <w:szCs w:val="19"/>
           <w:rFonts w:ascii="Georgia" w:cs="Georgia" w:eastAsia="Georgia" w:hAnsi="Georgia"/>
         </w:rPr>
-        <w:t xml:space="preserve">The calendar docks to the right and the dash lights up — CarPlay, already navigating: Apple Maps, New York to the Eastern Shore, the head unit filling the frame. The drive runs in REAL TIME for the rest of the song: the puck rides the route, the miles and the minutes fall, and the Delaware Memorial Bridge exit arrives mid-song. She never gets there before the last chord; that is the point.</w:t>
+        <w:t xml:space="preserve">The calendar docks to the right and the dash lights up — CarPlay, already navigating: Apple Maps, New York to the Eastern Shore, the head unit filling the frame, an exit less than a mile ahead. The drive runs in REAL TIME: the banner counts the exit down for about fifty seconds and she sails past it. Maps goes to “Rerouting…”, the blue line drops out for a beat, then the next maneuver comes up and the trip card jumps — 45 minutes and 33 miles more, the arrival later. Nothing is highlighted; the numbers just change. The drive keeps running to the last chord and she never gets there; that is the point.</w:t>
       </w:r>
     </w:p>
     <w:p>
@@ -14430,7 +14430,7 @@
           <w:szCs w:val="18"/>
           <w:rFonts w:ascii="Georgia" w:cs="Georgia" w:eastAsia="Georgia" w:hAnsi="Georgia"/>
         </w:rPr>
-        <w:t xml:space="preserve">`rate` (trip minutes per real minute; 1 = real time) and `startAt` (fraction of the trip at GO) live on this cue — tune in tech.</w:t>
+        <w:t xml:space="preserve">`rate` (trip minutes per real minute; 1 = real time) and `startAt` (fraction of the trip at GO) live on this cue; the missed exit is `exit` — `secs` after GO it is missed, `reroute` seconds of thinking, `addMins` / `addMiles` the price. Tune in tech.</w:t>
       </w:r>
     </w:p>
     <w:p>

--- a/L5Y-Cue-Bible.docx
+++ b/L5Y-Cue-Bible.docx
@@ -5436,7 +5436,7 @@
           <w:szCs w:val="18"/>
           <w:rFonts w:ascii="Courier New" w:cs="Courier New" w:eastAsia="Courier New" w:hAnsi="Courier New"/>
         </w:rPr>
-        <w:t xml:space="preserve">“Ohio · her birthday”</w:t>
+        <w:t xml:space="preserve">“River in Ohio · her birthday”</w:t>
       </w:r>
     </w:p>
     <w:p>
@@ -5941,7 +5941,7 @@
           <w:szCs w:val="18"/>
           <w:rFonts w:ascii="Courier New" w:cs="Courier New" w:eastAsia="Courier New" w:hAnsi="Courier New"/>
         </w:rPr>
-        <w:t xml:space="preserve">“Ohio · her birthday”</w:t>
+        <w:t xml:space="preserve">“River in Ohio · her birthday”</w:t>
       </w:r>
     </w:p>
     <w:p>
@@ -6446,7 +6446,7 @@
           <w:szCs w:val="18"/>
           <w:rFonts w:ascii="Courier New" w:cs="Courier New" w:eastAsia="Courier New" w:hAnsi="Courier New"/>
         </w:rPr>
-        <w:t xml:space="preserve">“Ohio · her birthday”</w:t>
+        <w:t xml:space="preserve">“River in Ohio · her birthday”</w:t>
       </w:r>
     </w:p>
     <w:p>

--- a/L5Y-Cue-Bible.docx
+++ b/L5Y-Cue-Bible.docx
@@ -492,7 +492,7 @@
           <w:szCs w:val="18"/>
           <w:rFonts w:ascii="Georgia" w:cs="Georgia" w:eastAsia="Georgia" w:hAnsi="Georgia"/>
         </w:rPr>
-        <w:t xml:space="preserve">`ms` on this cue delays the tear after GO (0 = on the GO). Nothing else moves until her verse-two line.</w:t>
+        <w:t xml:space="preserve">The tear happens on the GO. Nothing else moves until her verse-two line.</w:t>
       </w:r>
     </w:p>
     <w:p>
@@ -4242,7 +4242,7 @@
           <w:szCs w:val="18"/>
           <w:rFonts w:ascii="Courier New" w:cs="Courier New" w:eastAsia="Courier New" w:hAnsi="Courier New"/>
         </w:rPr>
-        <w:t xml:space="preserve"> · 11:48 PM</w:t>
+        <w:t xml:space="preserve">Today · 11:48 PM</w:t>
       </w:r>
     </w:p>
     <w:p>
@@ -8213,7 +8213,7 @@
           <w:szCs w:val="18"/>
           <w:rFonts w:ascii="Courier New" w:cs="Courier New" w:eastAsia="Courier New" w:hAnsi="Courier New"/>
         </w:rPr>
-        <w:t xml:space="preserve">“Withdrawal processed — Fall term ✓”</w:t>
+        <w:t xml:space="preserve">“Withdrawal processed — Fall term ✓”</w:t>
       </w:r>
     </w:p>
     <w:p>
@@ -8698,7 +8698,7 @@
           <w:szCs w:val="19"/>
           <w:rFonts w:ascii="Georgia" w:cs="Georgia" w:eastAsia="Georgia" w:hAnsi="Georgia"/>
         </w:rPr>
-        <w:t xml:space="preserve">Calendar only. The pages roll FORWARD — OCTOBER · YEAR 1 to MARCH · YEAR 4, the night before his book party — and hold for the whole song.</w:t>
+        <w:t xml:space="preserve">Calendar only. The pages roll FORWARD — SEPTEMBER · YEAR 1 to MARCH · YEAR 4, the night before his book party — and hold for the whole song.</w:t>
       </w:r>
     </w:p>
     <w:p>
@@ -9238,7 +9238,7 @@
           <w:szCs w:val="19"/>
           <w:rFonts w:ascii="Georgia" w:cs="Georgia" w:eastAsia="Georgia" w:hAnsi="Georgia"/>
         </w:rPr>
-        <w:t xml:space="preserve">The calendar rolls FORWARD — DECEMBER · YEAR 2 → JUNE · YEAR 3 — and docks; her laptop rises and she places the FaceTime call: the RINGING screen, his initial pulsing, the FaceTime ring under it.</w:t>
+        <w:t xml:space="preserve">The calendar rolls FORWARD — DECEMBER · YEAR 2 → JUNE · YEAR 3 — and docks; her laptop rises and she places the FaceTime call: the RINGING screen, his photo pulsing, the FaceTime ring under it.</w:t>
       </w:r>
     </w:p>
     <w:p>
@@ -9603,7 +9603,7 @@
           <w:szCs w:val="19"/>
           <w:rFonts w:ascii="Georgia" w:cs="Georgia" w:eastAsia="Georgia" w:hAnsi="Georgia"/>
         </w:rPr>
-        <w:t xml:space="preserve">Call Ended (his initial dimmed, the end tone), a breath, then the laptop drops — JUNE · YEAR 3 holds center until the wedding rolls it.</w:t>
+        <w:t xml:space="preserve">Call Ended (his photo dimmed, the end tone), a breath, then the laptop drops — JUNE · YEAR 3 holds center until the wedding rolls it.</w:t>
       </w:r>
     </w:p>
     <w:p>
@@ -12861,7 +12861,7 @@
           <w:szCs w:val="18"/>
           <w:rFonts w:ascii="Courier New" w:cs="Courier New" w:eastAsia="Courier New" w:hAnsi="Courier New"/>
         </w:rPr>
-        <w:t xml:space="preserve">NOTIFICATION — Mail · Meridian Stage Company — Casting (now): </w:t>
+        <w:t xml:space="preserve">NOTIFICATION — Mail · Meridian Stage Company (now): </w:t>
       </w:r>
       <w:r>
         <w:rPr>
@@ -12989,7 +12989,7 @@
           <w:szCs w:val="19"/>
           <w:rFonts w:ascii="Georgia" w:cs="Georgia" w:eastAsia="Georgia" w:hAnsi="Georgia"/>
         </w:rPr>
-        <w:t xml:space="preserve">Her phone drops; time jumps FORWARD — FEBRUARY · YEAR 3 to JANUARY · YEAR 5 — and docks; HIS phone rises ALREADY ON THE CALL — “Cathy 💛”, connected, the timer running from 0:10. He walks in mid-conversation: no buzz, no Answer, just mute · end · speaker and the seconds counting.</w:t>
+        <w:t xml:space="preserve">Her phone drops; time jumps FORWARD — FEBRUARY · YEAR 3 to JANUARY · YEAR 5 — and docks; HIS phone rises ALREADY ON THE CALL: her photo, “Cathy 💛”, and the timer running from 0:10. He walks in mid-conversation: no buzz, no Answer.</w:t>
       </w:r>
     </w:p>
     <w:p>
@@ -13868,7 +13868,7 @@
           <w:szCs w:val="19"/>
           <w:rFonts w:ascii="Georgia" w:cs="Georgia" w:eastAsia="Georgia" w:hAnsi="Georgia"/>
         </w:rPr>
-        <w:t xml:space="preserve">Calendar only. The pages tear FORWARD — FEBRUARY · YEAR 3 → MARCH · YEAR 5, the night of the party — and hold for the whole fight.</w:t>
+        <w:t xml:space="preserve">Calendar only. The pages tear FORWARD — NOVEMBER · YEAR 3 → MARCH · YEAR 5, the night of the party — and hold for the whole fight.</w:t>
       </w:r>
     </w:p>
     <w:p>
@@ -14430,7 +14430,7 @@
           <w:szCs w:val="18"/>
           <w:rFonts w:ascii="Georgia" w:cs="Georgia" w:eastAsia="Georgia" w:hAnsi="Georgia"/>
         </w:rPr>
-        <w:t xml:space="preserve">`rate` (trip minutes per real minute; 1 = real time) and `startAt` (fraction of the trip at GO) live on this cue; the missed exit is `exit` — `secs` after GO it is missed, `reroute` seconds of thinking, `addMins` / `addMiles` the price. Tune in tech.</w:t>
+        <w:t xml:space="preserve">Nothing to fire. The exit is missed about fifty seconds after this GO; “Rerouting…”, the new route and the later arrival follow on their own. The next GO is the final chord.</w:t>
       </w:r>
     </w:p>
     <w:p>
@@ -15213,7 +15213,7 @@
           <w:szCs w:val="18"/>
           <w:rFonts w:ascii="Georgia" w:cs="Georgia" w:eastAsia="Georgia" w:hAnsi="Georgia"/>
         </w:rPr>
-        <w:t xml:space="preserve">He does not open it — he CLEARS it. The card is pulled LEFT off its own Clear button, the word is held long enough to read, and only then does the card go. The tuning knobs are the two pauses (3500 before, 900 after) and `ms` on notifDismiss, which is the whole gesture — it splits into the pull, the hold on Clear, and the card leaving.</w:t>
+        <w:t xml:space="preserve">He does not open it — he CLEARS it. The card is pulled LEFT off its own Clear button, the word is held long enough to read, and only then does the card go. It all runs from this one GO.</w:t>
       </w:r>
     </w:p>
     <w:p>
@@ -17187,7 +17187,7 @@
           <w:szCs w:val="18"/>
           <w:rFonts w:ascii="Georgia" w:cs="Georgia" w:eastAsia="Georgia" w:hAnsi="Georgia"/>
         </w:rPr>
-        <w:t xml:space="preserve">A SLOW blackout to true black — `fade` is the knob. Nothing drops and nothing cuts: an ordinary curtain takes the phone away first, which would lose her text before the black did. His last verse has no cue — her text is on screen for all of it.</w:t>
+        <w:t xml:space="preserve">A SLOW blackout to true black over three and a half seconds. Nothing drops and nothing cuts: an ordinary curtain takes the phone away first, which would lose her text before the black did. His last verse has no cue — her text is on screen for all of it.</w:t>
       </w:r>
     </w:p>
     <w:p>

--- a/L5Y-Cue-Bible.docx
+++ b/L5Y-Cue-Bible.docx
@@ -7718,7 +7718,7 @@
           <w:szCs w:val="18"/>
           <w:rFonts w:ascii="Courier New" w:cs="Courier New" w:eastAsia="Courier New" w:hAnsi="Courier New"/>
         </w:rPr>
-        <w:t xml:space="preserve">NOTIFICATION — Calendar · Invitation: MOVE-IN DAY 🚚 — W 73rd St (now): </w:t>
+        <w:t xml:space="preserve">NOTIFICATION — Calendar · MOVE-IN DAY 🚚 — W 73rd St (now): </w:t>
       </w:r>
       <w:r>
         <w:rPr>

--- a/L5Y-Cue-Bible.docx
+++ b/L5Y-Cue-Bible.docx
@@ -65,7 +65,7 @@
           <w:szCs w:val="19"/>
           <w:rFonts w:ascii="Georgia" w:cs="Georgia" w:eastAsia="Georgia" w:hAnsi="Georgia"/>
         </w:rPr>
-        <w:t xml:space="preserve">69 cues · 14 songs · generated from the live show build, so this document cannot drift from what the phones actually do</w:t>
+        <w:t xml:space="preserve">68 cues · 14 songs · generated from the live show build, so this document cannot drift from what the phones actually do</w:t>
       </w:r>
     </w:p>
     <w:p>
@@ -10572,7 +10572,7 @@
           <w:szCs w:val="18"/>
           <w:rFonts w:ascii="Courier New" w:cs="Courier New" w:eastAsia="Courier New" w:hAnsi="Courier New"/>
         </w:rPr>
-        <w:t xml:space="preserve">   JAMIE SINGS · 10 FIRES</w:t>
+        <w:t xml:space="preserve">   JAMIE SINGS · 9 FIRES</w:t>
       </w:r>
     </w:p>
     <w:p>
@@ -10587,7 +10587,7 @@
           <w:szCs w:val="19"/>
           <w:rFonts w:ascii="Georgia" w:cs="Georgia" w:eastAsia="Georgia" w:hAnsi="Georgia"/>
         </w:rPr>
-        <w:t xml:space="preserve">NOTIFICATIONS, AND HER AUDITION INSIDE HIS SONG. The Intermission page tears and the calendar rolls to OCTOBER · YEAR 4 on its own GO; his phone comes up on the next. His married year arrives as a stack he never touches — readers, the growing book, Elise, front row — and he never once interacts with it. Then his phone goes and the stage becomes hers: APRIL · YEAR 3, the Ohio audition, the one she gets. On her line about coming home it rolls forward again and his phone returns exactly as he left it.</w:t>
+        <w:t xml:space="preserve">NOTIFICATIONS, AND HER AUDITION INSIDE HIS SONG. The Intermission page tears and the calendar rolls to OCTOBER · YEAR 4 on its own GO; his phone comes up on the next. His married year arrives as a stack he never touches — readers, the growing book, Elise, front row — and he never once interacts with it. Then his phone goes and the stage becomes hers: APRIL · YEAR 3, the Ohio audition, the one she gets. On her line about coming home it rolls forward again to OCTOBER · YEAR 4 and holds there, the card alone, to the final chord.</w:t>
       </w:r>
     </w:p>
     <w:p>
@@ -12084,7 +12084,7 @@
           <w:szCs w:val="17"/>
           <w:rFonts w:ascii="Courier New" w:cs="Courier New" w:eastAsia="Courier New" w:hAnsi="Courier New"/>
         </w:rPr>
-        <w:t xml:space="preserve">  SL · JAMIE · Lock screen</w:t>
+        <w:t xml:space="preserve">  SL · JAMIE</w:t>
       </w:r>
       <w:r>
         <w:rPr>
@@ -12110,7 +12110,7 @@
           <w:szCs w:val="19"/>
           <w:rFonts w:ascii="Georgia" w:cs="Georgia" w:eastAsia="Georgia" w:hAnsi="Georgia"/>
         </w:rPr>
-        <w:t xml:space="preserve">The calendar rolls FORWARD home — APRIL · YEAR 3 to OCTOBER · YEAR 4 — and docks; his phone comes back exactly as he left it, the whole stack still on the lock screen.</w:t>
+        <w:t xml:space="preserve">The calendar rolls FORWARD home — APRIL · YEAR 3 to OCTOBER · YEAR 4 — and holds in the centre. No phone: the card alone, to the end of the song.</w:t>
       </w:r>
     </w:p>
     <w:p>
@@ -12184,59 +12184,72 @@
     </w:p>
     <w:p>
       <w:pPr>
-        <w:keepNext/>
-        <w:spacing w:before="30" w:after="20"/>
-      </w:pPr>
-      <w:r>
-        <w:rPr>
-          <w:b/>
-          <w:bCs/>
-          <w:color w:val="6b7280"/>
-          <w:sz w:val="16"/>
-          <w:szCs w:val="16"/>
-          <w:rFonts w:ascii="Courier New" w:cs="Courier New" w:eastAsia="Courier New" w:hAnsi="Courier New"/>
-        </w:rPr>
-        <w:t xml:space="preserve">PLAYS</w:t>
-      </w:r>
-    </w:p>
-    <w:p>
-      <w:pPr>
-        <w:spacing w:after="14"/>
-        <w:ind w:left="280"/>
-      </w:pPr>
-      <w:r>
-        <w:rPr>
-          <w:color w:val="3a3f4d"/>
-          <w:sz w:val="18"/>
-          <w:szCs w:val="18"/>
-          <w:rFonts w:ascii="Georgia" w:cs="Georgia" w:eastAsia="Georgia" w:hAnsi="Georgia"/>
-        </w:rPr>
-        <w:t xml:space="preserve">the iPhone shell appears — JAMIE’s screen</w:t>
-      </w:r>
-    </w:p>
-    <w:p>
-      <w:pPr>
+        <w:shd w:fill="faf3dc" w:val="clear"/>
         <w:spacing w:before="30" w:after="14"/>
       </w:pPr>
       <w:r>
         <w:rPr>
           <w:b/>
           <w:bCs/>
-          <w:color w:val="6b7280"/>
-          <w:sz w:val="16"/>
-          <w:szCs w:val="16"/>
-          <w:rFonts w:ascii="Courier New" w:cs="Courier New" w:eastAsia="Courier New" w:hAnsi="Courier New"/>
-        </w:rPr>
-        <w:t xml:space="preserve">PHONES  </w:t>
-      </w:r>
-      <w:r>
-        <w:rPr>
-          <w:color w:val="6b7280"/>
+          <w:color w:val="8a6d10"/>
           <w:sz w:val="17"/>
           <w:szCs w:val="17"/>
           <w:rFonts w:ascii="Courier New" w:cs="Courier New" w:eastAsia="Courier New" w:hAnsi="Courier New"/>
         </w:rPr>
-        <w:t xml:space="preserve">SL = Lock screen  ·  stamp “five months married”  ·  clock 11:31</w:t>
+        <w:t xml:space="preserve">HOLD · </w:t>
+      </w:r>
+      <w:r>
+        <w:rPr>
+          <w:i/>
+          <w:iCs/>
+          <w:color w:val="8a6d10"/>
+          <w:sz w:val="18"/>
+          <w:szCs w:val="18"/>
+          <w:rFonts w:ascii="Georgia" w:cs="Georgia" w:eastAsia="Georgia" w:hAnsi="Georgia"/>
+        </w:rPr>
+        <w:t xml:space="preserve">Hold on the card through the final chord. The next GO is the top of Climbing Uphill.</w:t>
+      </w:r>
+    </w:p>
+    <w:p>
+      <w:pPr>
+        <w:pStyle w:val="Heading1"/>
+        <w:pageBreakBefore/>
+        <w:spacing w:before="200" w:after="60"/>
+      </w:pPr>
+      <w:r>
+        <w:rPr>
+          <w:b/>
+          <w:bCs/>
+          <w:color w:val="1a1d26"/>
+          <w:sz w:val="40"/>
+          <w:szCs w:val="40"/>
+          <w:rFonts w:ascii="Georgia" w:cs="Georgia" w:eastAsia="Georgia" w:hAnsi="Georgia"/>
+        </w:rPr>
+        <w:t xml:space="preserve">10 · Climbing Uphill</w:t>
+      </w:r>
+      <w:r>
+        <w:rPr>
+          <w:color w:val="c2447a"/>
+          <w:sz w:val="18"/>
+          <w:szCs w:val="18"/>
+          <w:rFonts w:ascii="Courier New" w:cs="Courier New" w:eastAsia="Courier New" w:hAnsi="Courier New"/>
+        </w:rPr>
+        <w:t xml:space="preserve">   CATHY SINGS · 6 FIRES</w:t>
+      </w:r>
+    </w:p>
+    <w:p>
+      <w:pPr>
+        <w:shd w:fill="eef0f4" w:val="clear"/>
+        <w:spacing w:after="200"/>
+      </w:pPr>
+      <w:r>
+        <w:rPr>
+          <w:color w:val="1a1d26"/>
+          <w:sz w:val="19"/>
+          <w:szCs w:val="19"/>
+          <w:rFonts w:ascii="Georgia" w:cs="Georgia" w:eastAsia="Georgia" w:hAnsi="Georgia"/>
+        </w:rPr>
+        <w:t xml:space="preserve">THE AUDITION SEQUENCE, AND WHAT HE IS DOING MEANWHILE. “break a leg” lands before her first note — lowercase, three seconds of effort — then a rejection over the lock screen. From there the calendar carries it: her phone drops and time jumps forward to JANUARY · YEAR 5, where his phone rises already on the call with her, the timer running from 0:10; back to FEBRUARY · YEAR 3, audition season, where we left her; forward to FEBRUARY · YEAR 5 and his book reading; and back to NOVEMBER · YEAR 3 — her audition prep, the first time the card says so — to hold to the end of the song.</w:t>
       </w:r>
     </w:p>
     <w:p>
@@ -12256,7 +12269,7 @@
           <w:szCs w:val="22"/>
           <w:rFonts w:ascii="Courier New" w:cs="Courier New" w:eastAsia="Courier New" w:hAnsi="Courier New"/>
         </w:rPr>
-        <w:t xml:space="preserve">9.7</w:t>
+        <w:t xml:space="preserve">10.1</w:t>
       </w:r>
       <w:r>
         <w:rPr>
@@ -12265,7 +12278,7 @@
           <w:szCs w:val="17"/>
           <w:rFonts w:ascii="Courier New" w:cs="Courier New" w:eastAsia="Courier New" w:hAnsi="Courier New"/>
         </w:rPr>
-        <w:t xml:space="preserve">  SL · JAMIE</w:t>
+        <w:t xml:space="preserve">  SR · CATHY · Lock screen</w:t>
       </w:r>
       <w:r>
         <w:rPr>
@@ -12276,7 +12289,7 @@
           <w:szCs w:val="19"/>
           <w:rFonts w:ascii="Georgia" w:cs="Georgia" w:eastAsia="Georgia" w:hAnsi="Georgia"/>
         </w:rPr>
-        <w:t xml:space="preserve">   —  FINAL CHORD — the last note of the song</w:t>
+        <w:t xml:space="preserve">   —  “I swear I will” — the last words of A Miracle Would Happen</w:t>
       </w:r>
     </w:p>
     <w:p>
@@ -12291,7 +12304,7 @@
           <w:szCs w:val="19"/>
           <w:rFonts w:ascii="Georgia" w:cs="Georgia" w:eastAsia="Georgia" w:hAnsi="Georgia"/>
         </w:rPr>
-        <w:t xml:space="preserve">The phone drops; OCTOBER · YEAR 4 holds center.</w:t>
+        <w:t xml:space="preserve">The calendar rolls BACK — OCTOBER · YEAR 4 → FEBRUARY · YEAR 3 — and docks; her phone rises, locked, in the audition hallway. A sign-in reminder sits on the lock screen; then his text lands on top: “break a leg” — lowercase, three seconds of effort.</w:t>
       </w:r>
     </w:p>
     <w:p>
@@ -12325,210 +12338,6 @@
           <w:szCs w:val="18"/>
           <w:rFonts w:ascii="Courier New" w:cs="Courier New" w:eastAsia="Courier New" w:hAnsi="Courier New"/>
         </w:rPr>
-        <w:t xml:space="preserve">PHONE AWAY — </w:t>
-      </w:r>
-      <w:r>
-        <w:rPr>
-          <w:color w:val="1a1d26"/>
-          <w:sz w:val="18"/>
-          <w:szCs w:val="18"/>
-          <w:rFonts w:ascii="Courier New" w:cs="Courier New" w:eastAsia="Courier New" w:hAnsi="Courier New"/>
-        </w:rPr>
-        <w:t xml:space="preserve">the phone drops; the calendar returns to center-stage</w:t>
-      </w:r>
-    </w:p>
-    <w:p>
-      <w:pPr>
-        <w:keepNext/>
-        <w:spacing w:before="30" w:after="20"/>
-      </w:pPr>
-      <w:r>
-        <w:rPr>
-          <w:b/>
-          <w:bCs/>
-          <w:color w:val="6b7280"/>
-          <w:sz w:val="16"/>
-          <w:szCs w:val="16"/>
-          <w:rFonts w:ascii="Courier New" w:cs="Courier New" w:eastAsia="Courier New" w:hAnsi="Courier New"/>
-        </w:rPr>
-        <w:t xml:space="preserve">PLAYS</w:t>
-      </w:r>
-    </w:p>
-    <w:p>
-      <w:pPr>
-        <w:spacing w:after="14"/>
-        <w:ind w:left="280"/>
-      </w:pPr>
-      <w:r>
-        <w:rPr>
-          <w:color w:val="3a3f4d"/>
-          <w:sz w:val="18"/>
-          <w:szCs w:val="18"/>
-          <w:rFonts w:ascii="Georgia" w:cs="Georgia" w:eastAsia="Georgia" w:hAnsi="Georgia"/>
-        </w:rPr>
-        <w:t xml:space="preserve">the device drops; the calendar takes center-stage (never black — true black is the curtain only)</w:t>
-      </w:r>
-    </w:p>
-    <w:p>
-      <w:pPr>
-        <w:keepNext/>
-        <w:spacing w:before="26" w:after="20"/>
-      </w:pPr>
-      <w:r>
-        <w:rPr>
-          <w:b/>
-          <w:bCs/>
-          <w:color w:val="6b7280"/>
-          <w:sz w:val="16"/>
-          <w:szCs w:val="16"/>
-          <w:rFonts w:ascii="Courier New" w:cs="Courier New" w:eastAsia="Courier New" w:hAnsi="Courier New"/>
-        </w:rPr>
-        <w:t xml:space="preserve">SOUND</w:t>
-      </w:r>
-    </w:p>
-    <w:p>
-      <w:pPr>
-        <w:spacing w:after="14"/>
-        <w:ind w:left="280"/>
-      </w:pPr>
-      <w:r>
-        <w:rPr>
-          <w:color w:val="6a5a20"/>
-          <w:sz w:val="18"/>
-          <w:szCs w:val="18"/>
-          <w:rFonts w:ascii="Georgia" w:cs="Georgia" w:eastAsia="Georgia" w:hAnsi="Georgia"/>
-        </w:rPr>
-        <w:t xml:space="preserve">room tone out</w:t>
-      </w:r>
-    </w:p>
-    <w:p>
-      <w:pPr>
-        <w:pStyle w:val="Heading1"/>
-        <w:pageBreakBefore/>
-        <w:spacing w:before="200" w:after="60"/>
-      </w:pPr>
-      <w:r>
-        <w:rPr>
-          <w:b/>
-          <w:bCs/>
-          <w:color w:val="1a1d26"/>
-          <w:sz w:val="40"/>
-          <w:szCs w:val="40"/>
-          <w:rFonts w:ascii="Georgia" w:cs="Georgia" w:eastAsia="Georgia" w:hAnsi="Georgia"/>
-        </w:rPr>
-        <w:t xml:space="preserve">10 · Climbing Uphill</w:t>
-      </w:r>
-      <w:r>
-        <w:rPr>
-          <w:color w:val="c2447a"/>
-          <w:sz w:val="18"/>
-          <w:szCs w:val="18"/>
-          <w:rFonts w:ascii="Courier New" w:cs="Courier New" w:eastAsia="Courier New" w:hAnsi="Courier New"/>
-        </w:rPr>
-        <w:t xml:space="preserve">   CATHY SINGS · 6 FIRES</w:t>
-      </w:r>
-    </w:p>
-    <w:p>
-      <w:pPr>
-        <w:shd w:fill="eef0f4" w:val="clear"/>
-        <w:spacing w:after="200"/>
-      </w:pPr>
-      <w:r>
-        <w:rPr>
-          <w:color w:val="1a1d26"/>
-          <w:sz w:val="19"/>
-          <w:szCs w:val="19"/>
-          <w:rFonts w:ascii="Georgia" w:cs="Georgia" w:eastAsia="Georgia" w:hAnsi="Georgia"/>
-        </w:rPr>
-        <w:t xml:space="preserve">THE AUDITION SEQUENCE, AND WHAT HE IS DOING MEANWHILE. “break a leg” lands before her first note — lowercase, three seconds of effort — then a rejection over the lock screen. From there the calendar carries it: her phone drops and time jumps forward to JANUARY · YEAR 5, where his phone rises already on the call with her, the timer running from 0:10; back to FEBRUARY · YEAR 3, audition season, where we left her; forward to FEBRUARY · YEAR 5 and his book reading; and back to NOVEMBER · YEAR 3 — her audition prep, the first time the card says so — to hold to the end of the song.</w:t>
-      </w:r>
-    </w:p>
-    <w:p>
-      <w:pPr>
-        <w:keepNext/>
-        <w:pBdr>
-          <w:top w:val="single" w:color="d8d2c2" w:sz="4"/>
-        </w:pBdr>
-        <w:spacing w:before="200" w:after="40"/>
-      </w:pPr>
-      <w:r>
-        <w:rPr>
-          <w:b/>
-          <w:bCs/>
-          <w:color w:val="1a1d26"/>
-          <w:sz w:val="22"/>
-          <w:szCs w:val="22"/>
-          <w:rFonts w:ascii="Courier New" w:cs="Courier New" w:eastAsia="Courier New" w:hAnsi="Courier New"/>
-        </w:rPr>
-        <w:t xml:space="preserve">10.1</w:t>
-      </w:r>
-      <w:r>
-        <w:rPr>
-          <w:color w:val="2a5db0"/>
-          <w:sz w:val="17"/>
-          <w:szCs w:val="17"/>
-          <w:rFonts w:ascii="Courier New" w:cs="Courier New" w:eastAsia="Courier New" w:hAnsi="Courier New"/>
-        </w:rPr>
-        <w:t xml:space="preserve">  SR · CATHY · Lock screen</w:t>
-      </w:r>
-      <w:r>
-        <w:rPr>
-          <w:i/>
-          <w:iCs/>
-          <w:color w:val="1a1d26"/>
-          <w:sz w:val="19"/>
-          <w:szCs w:val="19"/>
-          <w:rFonts w:ascii="Georgia" w:cs="Georgia" w:eastAsia="Georgia" w:hAnsi="Georgia"/>
-        </w:rPr>
-        <w:t xml:space="preserve">   —  “I swear I will” — the last words of A Miracle Would Happen</w:t>
-      </w:r>
-    </w:p>
-    <w:p>
-      <w:pPr>
-        <w:keepNext/>
-        <w:spacing w:after="60"/>
-      </w:pPr>
-      <w:r>
-        <w:rPr>
-          <w:color w:val="3a3f4d"/>
-          <w:sz w:val="19"/>
-          <w:szCs w:val="19"/>
-          <w:rFonts w:ascii="Georgia" w:cs="Georgia" w:eastAsia="Georgia" w:hAnsi="Georgia"/>
-        </w:rPr>
-        <w:t xml:space="preserve">The calendar rolls BACK — OCTOBER · YEAR 4 → FEBRUARY · YEAR 3 — and docks; her phone rises, locked, in the audition hallway. A sign-in reminder sits on the lock screen; then his text lands on top: “break a leg” — lowercase, three seconds of effort.</w:t>
-      </w:r>
-    </w:p>
-    <w:p>
-      <w:pPr>
-        <w:keepNext/>
-        <w:spacing w:after="20"/>
-      </w:pPr>
-      <w:r>
-        <w:rPr>
-          <w:b/>
-          <w:bCs/>
-          <w:color w:val="6b7280"/>
-          <w:sz w:val="16"/>
-          <w:szCs w:val="16"/>
-          <w:rFonts w:ascii="Courier New" w:cs="Courier New" w:eastAsia="Courier New" w:hAnsi="Courier New"/>
-        </w:rPr>
-        <w:t xml:space="preserve">ON SCREEN</w:t>
-      </w:r>
-    </w:p>
-    <w:p>
-      <w:pPr>
-        <w:spacing w:after="14"/>
-        <w:ind w:left="280"/>
-      </w:pPr>
-      <w:r>
-        <w:rPr>
-          <w:b/>
-          <w:bCs/>
-          <w:color w:val="1a1d26"/>
-          <w:sz w:val="18"/>
-          <w:szCs w:val="18"/>
-          <w:rFonts w:ascii="Courier New" w:cs="Courier New" w:eastAsia="Courier New" w:hAnsi="Courier New"/>
-        </w:rPr>
         <w:t xml:space="preserve">TIME → </w:t>
       </w:r>
       <w:r>
@@ -12590,7 +12399,7 @@
           <w:szCs w:val="18"/>
           <w:rFonts w:ascii="Courier New" w:cs="Courier New" w:eastAsia="Courier New" w:hAnsi="Courier New"/>
         </w:rPr>
-        <w:t xml:space="preserve">0.7 s)</w:t>
+        <w:t xml:space="preserve">0.2 s)</w:t>
       </w:r>
     </w:p>
     <w:p>
@@ -12642,7 +12451,7 @@
           <w:szCs w:val="18"/>
           <w:rFonts w:ascii="Courier New" w:cs="Courier New" w:eastAsia="Courier New" w:hAnsi="Courier New"/>
         </w:rPr>
-        <w:t xml:space="preserve">3.0 s)</w:t>
+        <w:t xml:space="preserve">0.9 s)</w:t>
       </w:r>
     </w:p>
     <w:p>
